--- a/Readme - Notebooks - Validation phase.docx
+++ b/Readme - Notebooks - Validation phase.docx
@@ -1,6 +1,6 @@
 
 <file path=word/document.xml><?xml version="1.0" encoding="utf-8"?>
-<w:document xmlns:wpc="http://schemas.microsoft.com/office/word/2010/wordprocessingCanvas" xmlns:cx="http://schemas.microsoft.com/office/drawing/2014/chartex" xmlns:cx1="http://schemas.microsoft.com/office/drawing/2015/9/8/chartex" xmlns:cx2="http://schemas.microsoft.com/office/drawing/2015/10/21/chartex" xmlns:cx3="http://schemas.microsoft.com/office/drawing/2016/5/9/chartex" xmlns:cx4="http://schemas.microsoft.com/office/drawing/2016/5/10/chartex" xmlns:cx5="http://schemas.microsoft.com/office/drawing/2016/5/11/chartex" xmlns:cx6="http://schemas.microsoft.com/office/drawing/2016/5/12/chartex" xmlns:cx7="http://schemas.microsoft.com/office/drawing/2016/5/13/chartex" xmlns:cx8="http://schemas.microsoft.com/office/drawing/2016/5/14/chartex" xmlns:mc="http://schemas.openxmlformats.org/markup-compatibility/2006" xmlns:aink="http://schemas.microsoft.com/office/drawing/2016/ink" xmlns:am3d="http://schemas.microsoft.com/office/drawing/2017/model3d" xmlns:o="urn:schemas-microsoft-com:office:office" xmlns:oel="http://schemas.microsoft.com/office/2019/extlst" xmlns:r="http://schemas.openxmlformats.org/officeDocument/2006/relationships" xmlns:m="http://schemas.openxmlformats.org/officeDocument/2006/math" xmlns:v="urn:schemas-microsoft-com:vml" xmlns:wp14="http://schemas.microsoft.com/office/word/2010/wordprocessingDrawing" xmlns:wp="http://schemas.openxmlformats.org/drawingml/2006/wordprocessingDrawing" xmlns:w10="urn:schemas-microsoft-com:office:word" xmlns:w="http://schemas.openxmlformats.org/wordprocessingml/2006/main" xmlns:w14="http://schemas.microsoft.com/office/word/2010/wordml" xmlns:w15="http://schemas.microsoft.com/office/word/2012/wordml" xmlns:w16cei="http://schemas.microsoft.com/office/word/2026/wordml/cei" xmlns:w16cex="http://schemas.microsoft.com/office/word/2018/wordml/cex" xmlns:w16cid="http://schemas.microsoft.com/office/word/2016/wordml/cid" xmlns:w16="http://schemas.microsoft.com/office/word/2018/wordml" xmlns:w16du="http://schemas.microsoft.com/office/word/2023/wordml/word16du" xmlns:w16sdtdh="http://schemas.microsoft.com/office/word/2020/wordml/sdtdatahash" xmlns:w16sdtfl="http://schemas.microsoft.com/office/word/2024/wordml/sdtformatlock" xmlns:w16se="http://schemas.microsoft.com/office/word/2015/wordml/symex" xmlns:wpg="http://schemas.microsoft.com/office/word/2010/wordprocessingGroup" xmlns:wpi="http://schemas.microsoft.com/office/word/2010/wordprocessingInk" xmlns:wne="http://schemas.microsoft.com/office/word/2006/wordml" xmlns:wps="http://schemas.microsoft.com/office/word/2010/wordprocessingShape" mc:Ignorable="w14 w15 w16se w16cid w16 w16cex w16sdtdh w16sdtfl w16du wp14">
+<w:document xmlns:wpc="http://schemas.microsoft.com/office/word/2010/wordprocessingCanvas" xmlns:cx="http://schemas.microsoft.com/office/drawing/2014/chartex" xmlns:cx1="http://schemas.microsoft.com/office/drawing/2015/9/8/chartex" xmlns:cx2="http://schemas.microsoft.com/office/drawing/2015/10/21/chartex" xmlns:cx3="http://schemas.microsoft.com/office/drawing/2016/5/9/chartex" xmlns:cx4="http://schemas.microsoft.com/office/drawing/2016/5/10/chartex" xmlns:cx5="http://schemas.microsoft.com/office/drawing/2016/5/11/chartex" xmlns:cx6="http://schemas.microsoft.com/office/drawing/2016/5/12/chartex" xmlns:cx7="http://schemas.microsoft.com/office/drawing/2016/5/13/chartex" xmlns:cx8="http://schemas.microsoft.com/office/drawing/2016/5/14/chartex" xmlns:mc="http://schemas.openxmlformats.org/markup-compatibility/2006" xmlns:aink="http://schemas.microsoft.com/office/drawing/2016/ink" xmlns:am3d="http://schemas.microsoft.com/office/drawing/2017/model3d" xmlns:o="urn:schemas-microsoft-com:office:office" xmlns:oel="http://schemas.microsoft.com/office/2019/extlst" xmlns:r="http://schemas.openxmlformats.org/officeDocument/2006/relationships" xmlns:m="http://schemas.openxmlformats.org/officeDocument/2006/math" xmlns:v="urn:schemas-microsoft-com:vml" xmlns:wp14="http://schemas.microsoft.com/office/word/2010/wordprocessingDrawing" xmlns:wp="http://schemas.openxmlformats.org/drawingml/2006/wordprocessingDrawing" xmlns:w10="urn:schemas-microsoft-com:office:word" xmlns:w="http://schemas.openxmlformats.org/wordprocessingml/2006/main" xmlns:w14="http://schemas.microsoft.com/office/word/2010/wordml" xmlns:w15="http://schemas.microsoft.com/office/word/2012/wordml" xmlns:w16cex="http://schemas.microsoft.com/office/word/2018/wordml/cex" xmlns:w16cid="http://schemas.microsoft.com/office/word/2016/wordml/cid" xmlns:w16="http://schemas.microsoft.com/office/word/2018/wordml" xmlns:w16du="http://schemas.microsoft.com/office/word/2023/wordml/word16du" xmlns:w16sdtdh="http://schemas.microsoft.com/office/word/2020/wordml/sdtdatahash" xmlns:w16sdtfl="http://schemas.microsoft.com/office/word/2024/wordml/sdtformatlock" xmlns:w16se="http://schemas.microsoft.com/office/word/2015/wordml/symex" xmlns:wpg="http://schemas.microsoft.com/office/word/2010/wordprocessingGroup" xmlns:wpi="http://schemas.microsoft.com/office/word/2010/wordprocessingInk" xmlns:wne="http://schemas.microsoft.com/office/word/2006/wordml" xmlns:wps="http://schemas.microsoft.com/office/word/2010/wordprocessingShape" mc:Ignorable="w14 w15 w16se w16cid w16 w16cex w16sdtdh w16sdtfl w16du wp14">
   <w:body>
     <w:p>
       <w:pPr>
@@ -2154,24 +2154,50 @@
           <w:w w:val="90"/>
           <w:lang w:val="pt-BR"/>
         </w:rPr>
-        <w:t>Val_1_Gold_standard_</w:t>
-      </w:r>
-      <w:proofErr w:type="gramStart"/>
-      <w:r>
-        <w:rPr>
-          <w:w w:val="90"/>
-          <w:lang w:val="pt-BR"/>
-        </w:rPr>
-        <w:t>reliability</w:t>
-      </w:r>
-      <w:r>
-        <w:rPr>
-          <w:w w:val="90"/>
-          <w:lang w:val="pt-BR"/>
-        </w:rPr>
-        <w:t>.Rmd</w:t>
-      </w:r>
-      <w:proofErr w:type="gramEnd"/>
+        <w:t xml:space="preserve">Reproduce0 - </w:t>
+      </w:r>
+      <w:r>
+        <w:rPr>
+          <w:w w:val="90"/>
+          <w:lang w:val="pt-BR"/>
+        </w:rPr>
+        <w:t>Colapse</w:t>
+      </w:r>
+      <w:r>
+        <w:rPr>
+          <w:w w:val="90"/>
+          <w:lang w:val="pt-BR"/>
+        </w:rPr>
+        <w:t xml:space="preserve"> input data</w:t>
+      </w:r>
+      <w:r>
+        <w:rPr>
+          <w:w w:val="90"/>
+          <w:lang w:val="pt-BR"/>
+        </w:rPr>
+        <w:t>/</w:t>
+      </w:r>
+      <w:r>
+        <w:rPr>
+          <w:w w:val="90"/>
+          <w:lang w:val="pt-BR"/>
+        </w:rPr>
+        <w:t>Val_0_Colapsing_Low-Frequency_Categories-toMoreFrequent</w:t>
+      </w:r>
+    </w:p>
+    <w:p>
+      <w:pPr>
+        <w:pStyle w:val="Heading1"/>
+        <w:numPr>
+          <w:ilvl w:val="0"/>
+          <w:numId w:val="0"/>
+        </w:numPr>
+        <w:ind w:left="862" w:hanging="360"/>
+        <w:rPr>
+          <w:w w:val="90"/>
+          <w:lang w:val="pt-BR"/>
+        </w:rPr>
+      </w:pPr>
     </w:p>
     <w:p>
       <w:pPr>
@@ -2182,32 +2208,728 @@
           <w:lang w:val="pt-BR"/>
         </w:rPr>
       </w:pPr>
+      <w:proofErr w:type="spellStart"/>
+      <w:r>
+        <w:rPr>
+          <w:w w:val="90"/>
+          <w:lang w:val="pt-BR"/>
+        </w:rPr>
+        <w:t>Description</w:t>
+      </w:r>
+      <w:proofErr w:type="spellEnd"/>
+      <w:r>
+        <w:rPr>
+          <w:w w:val="90"/>
+          <w:lang w:val="pt-BR"/>
+        </w:rPr>
+        <w:t xml:space="preserve">: </w:t>
+      </w:r>
+    </w:p>
+    <w:p>
+      <w:pPr>
+        <w:pStyle w:val="Heading1"/>
+        <w:numPr>
+          <w:ilvl w:val="0"/>
+          <w:numId w:val="0"/>
+        </w:numPr>
+        <w:ind w:left="862" w:hanging="360"/>
+        <w:rPr>
+          <w:w w:val="90"/>
+          <w:lang w:val="pt-BR"/>
+        </w:rPr>
+      </w:pPr>
+    </w:p>
+    <w:p>
+      <w:pPr>
+        <w:pStyle w:val="Heading3"/>
+        <w:rPr>
+          <w:b w:val="0"/>
+          <w:bCs w:val="0"/>
+          <w:w w:val="90"/>
+          <w:lang w:val="pt-BR"/>
+        </w:rPr>
+      </w:pPr>
+      <w:proofErr w:type="spellStart"/>
+      <w:r>
+        <w:rPr>
+          <w:b w:val="0"/>
+          <w:bCs w:val="0"/>
+          <w:w w:val="90"/>
+          <w:lang w:val="pt-BR"/>
+        </w:rPr>
+        <w:t>This</w:t>
+      </w:r>
+      <w:proofErr w:type="spellEnd"/>
+      <w:r>
+        <w:rPr>
+          <w:b w:val="0"/>
+          <w:bCs w:val="0"/>
+          <w:w w:val="90"/>
+          <w:lang w:val="pt-BR"/>
+        </w:rPr>
+        <w:t xml:space="preserve"> R script </w:t>
+      </w:r>
+      <w:proofErr w:type="spellStart"/>
+      <w:r>
+        <w:rPr>
+          <w:b w:val="0"/>
+          <w:bCs w:val="0"/>
+          <w:w w:val="90"/>
+          <w:lang w:val="pt-BR"/>
+        </w:rPr>
+        <w:t>iteratively</w:t>
+      </w:r>
+      <w:proofErr w:type="spellEnd"/>
+      <w:r>
+        <w:rPr>
+          <w:b w:val="0"/>
+          <w:bCs w:val="0"/>
+          <w:w w:val="90"/>
+          <w:lang w:val="pt-BR"/>
+        </w:rPr>
+        <w:t xml:space="preserve"> </w:t>
+      </w:r>
+      <w:proofErr w:type="spellStart"/>
+      <w:r>
+        <w:rPr>
+          <w:b w:val="0"/>
+          <w:bCs w:val="0"/>
+          <w:w w:val="90"/>
+          <w:lang w:val="pt-BR"/>
+        </w:rPr>
+        <w:t>collapses</w:t>
+      </w:r>
+      <w:proofErr w:type="spellEnd"/>
+      <w:r>
+        <w:rPr>
+          <w:b w:val="0"/>
+          <w:bCs w:val="0"/>
+          <w:w w:val="90"/>
+          <w:lang w:val="pt-BR"/>
+        </w:rPr>
+        <w:t xml:space="preserve"> </w:t>
+      </w:r>
+      <w:proofErr w:type="spellStart"/>
+      <w:r>
+        <w:rPr>
+          <w:b w:val="0"/>
+          <w:bCs w:val="0"/>
+          <w:w w:val="90"/>
+          <w:lang w:val="pt-BR"/>
+        </w:rPr>
+        <w:t>sparse</w:t>
+      </w:r>
+      <w:proofErr w:type="spellEnd"/>
+      <w:r>
+        <w:rPr>
+          <w:b w:val="0"/>
+          <w:bCs w:val="0"/>
+          <w:w w:val="90"/>
+          <w:lang w:val="pt-BR"/>
+        </w:rPr>
+        <w:t xml:space="preserve"> </w:t>
+      </w:r>
+      <w:proofErr w:type="spellStart"/>
+      <w:r>
+        <w:rPr>
+          <w:b w:val="0"/>
+          <w:bCs w:val="0"/>
+          <w:w w:val="90"/>
+          <w:lang w:val="pt-BR"/>
+        </w:rPr>
+        <w:t>Likert</w:t>
+      </w:r>
+      <w:proofErr w:type="spellEnd"/>
+      <w:r>
+        <w:rPr>
+          <w:b w:val="0"/>
+          <w:bCs w:val="0"/>
+          <w:w w:val="90"/>
+          <w:lang w:val="pt-BR"/>
+        </w:rPr>
+        <w:t xml:space="preserve"> </w:t>
+      </w:r>
+      <w:proofErr w:type="spellStart"/>
+      <w:r>
+        <w:rPr>
+          <w:b w:val="0"/>
+          <w:bCs w:val="0"/>
+          <w:w w:val="90"/>
+          <w:lang w:val="pt-BR"/>
+        </w:rPr>
+        <w:t>scale</w:t>
+      </w:r>
+      <w:proofErr w:type="spellEnd"/>
+      <w:r>
+        <w:rPr>
+          <w:b w:val="0"/>
+          <w:bCs w:val="0"/>
+          <w:w w:val="90"/>
+          <w:lang w:val="pt-BR"/>
+        </w:rPr>
+        <w:t xml:space="preserve"> </w:t>
+      </w:r>
+      <w:proofErr w:type="spellStart"/>
+      <w:r>
+        <w:rPr>
+          <w:b w:val="0"/>
+          <w:bCs w:val="0"/>
+          <w:w w:val="90"/>
+          <w:lang w:val="pt-BR"/>
+        </w:rPr>
+        <w:t>categories</w:t>
+      </w:r>
+      <w:proofErr w:type="spellEnd"/>
+      <w:r>
+        <w:rPr>
+          <w:b w:val="0"/>
+          <w:bCs w:val="0"/>
+          <w:w w:val="90"/>
+          <w:lang w:val="pt-BR"/>
+        </w:rPr>
+        <w:t xml:space="preserve"> (</w:t>
+      </w:r>
+      <m:oMath>
+        <m:r>
+          <m:rPr>
+            <m:sty m:val="p"/>
+          </m:rPr>
+          <w:rPr>
+            <w:rFonts w:ascii="Cambria Math" w:hAnsi="Cambria Math"/>
+            <w:w w:val="90"/>
+            <w:lang w:val="pt-BR"/>
+          </w:rPr>
+          <m:t>≤</m:t>
+        </m:r>
+        <m:r>
+          <m:rPr>
+            <m:nor/>
+          </m:rPr>
+          <w:rPr>
+            <w:b w:val="0"/>
+            <w:bCs w:val="0"/>
+            <w:w w:val="90"/>
+            <w:lang w:val="pt-BR"/>
+          </w:rPr>
+          <m:t>threshold</m:t>
+        </m:r>
+      </m:oMath>
+      <w:r>
+        <w:rPr>
+          <w:b w:val="0"/>
+          <w:bCs w:val="0"/>
+          <w:w w:val="90"/>
+          <w:lang w:val="pt-BR"/>
+        </w:rPr>
+        <w:t xml:space="preserve">) </w:t>
+      </w:r>
+      <w:proofErr w:type="spellStart"/>
+      <w:r>
+        <w:rPr>
+          <w:b w:val="0"/>
+          <w:bCs w:val="0"/>
+          <w:w w:val="90"/>
+          <w:lang w:val="pt-BR"/>
+        </w:rPr>
+        <w:t>into</w:t>
+      </w:r>
+      <w:proofErr w:type="spellEnd"/>
+      <w:r>
+        <w:rPr>
+          <w:b w:val="0"/>
+          <w:bCs w:val="0"/>
+          <w:w w:val="90"/>
+          <w:lang w:val="pt-BR"/>
+        </w:rPr>
+        <w:t xml:space="preserve"> </w:t>
+      </w:r>
+      <w:proofErr w:type="spellStart"/>
+      <w:r>
+        <w:rPr>
+          <w:b w:val="0"/>
+          <w:bCs w:val="0"/>
+          <w:w w:val="90"/>
+          <w:lang w:val="pt-BR"/>
+        </w:rPr>
+        <w:t>their</w:t>
+      </w:r>
+      <w:proofErr w:type="spellEnd"/>
+      <w:r>
+        <w:rPr>
+          <w:b w:val="0"/>
+          <w:bCs w:val="0"/>
+          <w:w w:val="90"/>
+          <w:lang w:val="pt-BR"/>
+        </w:rPr>
+        <w:t xml:space="preserve"> </w:t>
+      </w:r>
+      <w:proofErr w:type="spellStart"/>
+      <w:r>
+        <w:rPr>
+          <w:b w:val="0"/>
+          <w:bCs w:val="0"/>
+          <w:w w:val="90"/>
+          <w:lang w:val="pt-BR"/>
+        </w:rPr>
+        <w:t>most</w:t>
+      </w:r>
+      <w:proofErr w:type="spellEnd"/>
+      <w:r>
+        <w:rPr>
+          <w:b w:val="0"/>
+          <w:bCs w:val="0"/>
+          <w:w w:val="90"/>
+          <w:lang w:val="pt-BR"/>
+        </w:rPr>
+        <w:t xml:space="preserve"> </w:t>
+      </w:r>
+      <w:proofErr w:type="spellStart"/>
+      <w:r>
+        <w:rPr>
+          <w:b w:val="0"/>
+          <w:bCs w:val="0"/>
+          <w:w w:val="90"/>
+          <w:lang w:val="pt-BR"/>
+        </w:rPr>
+        <w:t>frequent</w:t>
+      </w:r>
+      <w:proofErr w:type="spellEnd"/>
+      <w:r>
+        <w:rPr>
+          <w:b w:val="0"/>
+          <w:bCs w:val="0"/>
+          <w:w w:val="90"/>
+          <w:lang w:val="pt-BR"/>
+        </w:rPr>
+        <w:t xml:space="preserve"> </w:t>
+      </w:r>
+      <w:proofErr w:type="spellStart"/>
+      <w:r>
+        <w:rPr>
+          <w:b w:val="0"/>
+          <w:bCs w:val="0"/>
+          <w:w w:val="90"/>
+          <w:lang w:val="pt-BR"/>
+        </w:rPr>
+        <w:t>adjacent</w:t>
+      </w:r>
+      <w:proofErr w:type="spellEnd"/>
+      <w:r>
+        <w:rPr>
+          <w:b w:val="0"/>
+          <w:bCs w:val="0"/>
+          <w:w w:val="90"/>
+          <w:lang w:val="pt-BR"/>
+        </w:rPr>
+        <w:t xml:space="preserve"> response </w:t>
+      </w:r>
+      <w:proofErr w:type="spellStart"/>
+      <w:r>
+        <w:rPr>
+          <w:b w:val="0"/>
+          <w:bCs w:val="0"/>
+          <w:w w:val="90"/>
+          <w:lang w:val="pt-BR"/>
+        </w:rPr>
+        <w:t>options</w:t>
+      </w:r>
+      <w:proofErr w:type="spellEnd"/>
+      <w:r>
+        <w:rPr>
+          <w:b w:val="0"/>
+          <w:bCs w:val="0"/>
+          <w:w w:val="90"/>
+          <w:lang w:val="pt-BR"/>
+        </w:rPr>
+        <w:t xml:space="preserve">, </w:t>
+      </w:r>
+      <w:proofErr w:type="spellStart"/>
+      <w:r>
+        <w:rPr>
+          <w:b w:val="0"/>
+          <w:bCs w:val="0"/>
+          <w:w w:val="90"/>
+          <w:lang w:val="pt-BR"/>
+        </w:rPr>
+        <w:t>excluding</w:t>
+      </w:r>
+      <w:proofErr w:type="spellEnd"/>
+      <w:r>
+        <w:rPr>
+          <w:b w:val="0"/>
+          <w:bCs w:val="0"/>
+          <w:w w:val="90"/>
+          <w:lang w:val="pt-BR"/>
+        </w:rPr>
+        <w:t xml:space="preserve"> </w:t>
+      </w:r>
+      <w:proofErr w:type="spellStart"/>
+      <w:r>
+        <w:rPr>
+          <w:b w:val="0"/>
+          <w:bCs w:val="0"/>
+          <w:w w:val="90"/>
+          <w:lang w:val="pt-BR"/>
+        </w:rPr>
+        <w:t>metadata</w:t>
+      </w:r>
+      <w:proofErr w:type="spellEnd"/>
+      <w:r>
+        <w:rPr>
+          <w:b w:val="0"/>
+          <w:bCs w:val="0"/>
+          <w:w w:val="90"/>
+          <w:lang w:val="pt-BR"/>
+        </w:rPr>
+        <w:t xml:space="preserve"> </w:t>
+      </w:r>
+      <w:proofErr w:type="spellStart"/>
+      <w:r>
+        <w:rPr>
+          <w:b w:val="0"/>
+          <w:bCs w:val="0"/>
+          <w:w w:val="90"/>
+          <w:lang w:val="pt-BR"/>
+        </w:rPr>
+        <w:t>and</w:t>
+      </w:r>
+      <w:proofErr w:type="spellEnd"/>
+      <w:r>
+        <w:rPr>
+          <w:b w:val="0"/>
+          <w:bCs w:val="0"/>
+          <w:w w:val="90"/>
+          <w:lang w:val="pt-BR"/>
+        </w:rPr>
+        <w:t xml:space="preserve"> </w:t>
+      </w:r>
+      <w:proofErr w:type="spellStart"/>
+      <w:r>
+        <w:rPr>
+          <w:b w:val="0"/>
+          <w:bCs w:val="0"/>
+          <w:w w:val="90"/>
+          <w:lang w:val="pt-BR"/>
+        </w:rPr>
+        <w:t>external</w:t>
+      </w:r>
+      <w:proofErr w:type="spellEnd"/>
+      <w:r>
+        <w:rPr>
+          <w:b w:val="0"/>
+          <w:bCs w:val="0"/>
+          <w:w w:val="90"/>
+          <w:lang w:val="pt-BR"/>
+        </w:rPr>
+        <w:t xml:space="preserve"> </w:t>
+      </w:r>
+      <w:proofErr w:type="spellStart"/>
+      <w:r>
+        <w:rPr>
+          <w:b w:val="0"/>
+          <w:bCs w:val="0"/>
+          <w:w w:val="90"/>
+          <w:lang w:val="pt-BR"/>
+        </w:rPr>
+        <w:t>instruments</w:t>
+      </w:r>
+      <w:proofErr w:type="spellEnd"/>
+      <w:r>
+        <w:rPr>
+          <w:b w:val="0"/>
+          <w:bCs w:val="0"/>
+          <w:w w:val="90"/>
+          <w:lang w:val="pt-BR"/>
+        </w:rPr>
+        <w:t xml:space="preserve"> (SUS/UEQ), </w:t>
+      </w:r>
+      <w:proofErr w:type="spellStart"/>
+      <w:r>
+        <w:rPr>
+          <w:b w:val="0"/>
+          <w:bCs w:val="0"/>
+          <w:w w:val="90"/>
+          <w:lang w:val="pt-BR"/>
+        </w:rPr>
+        <w:t>while</w:t>
+      </w:r>
+      <w:proofErr w:type="spellEnd"/>
+      <w:r>
+        <w:rPr>
+          <w:b w:val="0"/>
+          <w:bCs w:val="0"/>
+          <w:w w:val="90"/>
+          <w:lang w:val="pt-BR"/>
+        </w:rPr>
+        <w:t xml:space="preserve"> </w:t>
+      </w:r>
+      <w:proofErr w:type="spellStart"/>
+      <w:r>
+        <w:rPr>
+          <w:b w:val="0"/>
+          <w:bCs w:val="0"/>
+          <w:w w:val="90"/>
+          <w:lang w:val="pt-BR"/>
+        </w:rPr>
+        <w:t>logging</w:t>
+      </w:r>
+      <w:proofErr w:type="spellEnd"/>
+      <w:r>
+        <w:rPr>
+          <w:b w:val="0"/>
+          <w:bCs w:val="0"/>
+          <w:w w:val="90"/>
+          <w:lang w:val="pt-BR"/>
+        </w:rPr>
+        <w:t xml:space="preserve"> </w:t>
+      </w:r>
+      <w:proofErr w:type="spellStart"/>
+      <w:r>
+        <w:rPr>
+          <w:b w:val="0"/>
+          <w:bCs w:val="0"/>
+          <w:w w:val="90"/>
+          <w:lang w:val="pt-BR"/>
+        </w:rPr>
+        <w:t>all</w:t>
+      </w:r>
+      <w:proofErr w:type="spellEnd"/>
+      <w:r>
+        <w:rPr>
+          <w:b w:val="0"/>
+          <w:bCs w:val="0"/>
+          <w:w w:val="90"/>
+          <w:lang w:val="pt-BR"/>
+        </w:rPr>
+        <w:t xml:space="preserve"> </w:t>
+      </w:r>
+      <w:proofErr w:type="spellStart"/>
+      <w:r>
+        <w:rPr>
+          <w:b w:val="0"/>
+          <w:bCs w:val="0"/>
+          <w:w w:val="90"/>
+          <w:lang w:val="pt-BR"/>
+        </w:rPr>
+        <w:t>category</w:t>
+      </w:r>
+      <w:proofErr w:type="spellEnd"/>
+      <w:r>
+        <w:rPr>
+          <w:b w:val="0"/>
+          <w:bCs w:val="0"/>
+          <w:w w:val="90"/>
+          <w:lang w:val="pt-BR"/>
+        </w:rPr>
+        <w:t xml:space="preserve"> </w:t>
+      </w:r>
+      <w:proofErr w:type="spellStart"/>
+      <w:r>
+        <w:rPr>
+          <w:b w:val="0"/>
+          <w:bCs w:val="0"/>
+          <w:w w:val="90"/>
+          <w:lang w:val="pt-BR"/>
+        </w:rPr>
+        <w:t>mergers</w:t>
+      </w:r>
+      <w:proofErr w:type="spellEnd"/>
+      <w:r>
+        <w:rPr>
+          <w:b w:val="0"/>
+          <w:bCs w:val="0"/>
+          <w:w w:val="90"/>
+          <w:lang w:val="pt-BR"/>
+        </w:rPr>
+        <w:t xml:space="preserve"> </w:t>
+      </w:r>
+      <w:proofErr w:type="spellStart"/>
+      <w:r>
+        <w:rPr>
+          <w:b w:val="0"/>
+          <w:bCs w:val="0"/>
+          <w:w w:val="90"/>
+          <w:lang w:val="pt-BR"/>
+        </w:rPr>
+        <w:t>and</w:t>
+      </w:r>
+      <w:proofErr w:type="spellEnd"/>
+      <w:r>
+        <w:rPr>
+          <w:b w:val="0"/>
+          <w:bCs w:val="0"/>
+          <w:w w:val="90"/>
+          <w:lang w:val="pt-BR"/>
+        </w:rPr>
+        <w:t xml:space="preserve"> </w:t>
+      </w:r>
+      <w:proofErr w:type="spellStart"/>
+      <w:r>
+        <w:rPr>
+          <w:b w:val="0"/>
+          <w:bCs w:val="0"/>
+          <w:w w:val="90"/>
+          <w:lang w:val="pt-BR"/>
+        </w:rPr>
+        <w:t>exporting</w:t>
+      </w:r>
+      <w:proofErr w:type="spellEnd"/>
+      <w:r>
+        <w:rPr>
+          <w:b w:val="0"/>
+          <w:bCs w:val="0"/>
+          <w:w w:val="90"/>
+          <w:lang w:val="pt-BR"/>
+        </w:rPr>
+        <w:t xml:space="preserve"> </w:t>
+      </w:r>
+      <w:proofErr w:type="spellStart"/>
+      <w:r>
+        <w:rPr>
+          <w:b w:val="0"/>
+          <w:bCs w:val="0"/>
+          <w:w w:val="90"/>
+          <w:lang w:val="pt-BR"/>
+        </w:rPr>
+        <w:t>the</w:t>
+      </w:r>
+      <w:proofErr w:type="spellEnd"/>
+      <w:r>
+        <w:rPr>
+          <w:b w:val="0"/>
+          <w:bCs w:val="0"/>
+          <w:w w:val="90"/>
+          <w:lang w:val="pt-BR"/>
+        </w:rPr>
+        <w:t xml:space="preserve"> </w:t>
+      </w:r>
+      <w:proofErr w:type="spellStart"/>
+      <w:r>
+        <w:rPr>
+          <w:b w:val="0"/>
+          <w:bCs w:val="0"/>
+          <w:w w:val="90"/>
+          <w:lang w:val="pt-BR"/>
+        </w:rPr>
+        <w:t>modified</w:t>
+      </w:r>
+      <w:proofErr w:type="spellEnd"/>
+      <w:r>
+        <w:rPr>
+          <w:b w:val="0"/>
+          <w:bCs w:val="0"/>
+          <w:w w:val="90"/>
+          <w:lang w:val="pt-BR"/>
+        </w:rPr>
+        <w:t xml:space="preserve"> </w:t>
+      </w:r>
+      <w:proofErr w:type="spellStart"/>
+      <w:r>
+        <w:rPr>
+          <w:b w:val="0"/>
+          <w:bCs w:val="0"/>
+          <w:w w:val="90"/>
+          <w:lang w:val="pt-BR"/>
+        </w:rPr>
+        <w:t>dataset</w:t>
+      </w:r>
+      <w:proofErr w:type="spellEnd"/>
+      <w:r>
+        <w:rPr>
+          <w:b w:val="0"/>
+          <w:bCs w:val="0"/>
+          <w:w w:val="90"/>
+          <w:lang w:val="pt-BR"/>
+        </w:rPr>
+        <w:t>.</w:t>
+      </w:r>
+    </w:p>
+    <w:p>
+      <w:pPr>
+        <w:pStyle w:val="Heading3"/>
+        <w:rPr>
+          <w:b w:val="0"/>
+          <w:bCs w:val="0"/>
+          <w:w w:val="90"/>
+          <w:lang w:val="pt-BR"/>
+        </w:rPr>
+      </w:pPr>
+    </w:p>
+    <w:p>
+      <w:pPr>
+        <w:pStyle w:val="Heading3"/>
+        <w:rPr>
+          <w:b w:val="0"/>
+          <w:bCs w:val="0"/>
+          <w:w w:val="90"/>
+          <w:lang w:val="pt-BR"/>
+        </w:rPr>
+      </w:pPr>
     </w:p>
     <w:p>
       <w:pPr>
         <w:pStyle w:val="Heading3"/>
         <w:ind w:left="0" w:firstLine="0"/>
         <w:rPr>
-          <w:w w:val="90"/>
-          <w:lang w:val="pt-BR"/>
-        </w:rPr>
-      </w:pPr>
-      <w:proofErr w:type="spellStart"/>
-      <w:r>
-        <w:rPr>
-          <w:w w:val="90"/>
-          <w:lang w:val="pt-BR"/>
-        </w:rPr>
-        <w:t>Description</w:t>
-      </w:r>
-      <w:proofErr w:type="spellEnd"/>
-      <w:r>
-        <w:rPr>
-          <w:w w:val="90"/>
-          <w:lang w:val="pt-BR"/>
-        </w:rPr>
-        <w:t xml:space="preserve">: </w:t>
-      </w:r>
+          <w:rFonts w:ascii="Arial" w:hAnsi="Arial" w:cs="Arial"/>
+          <w:spacing w:val="-2"/>
+          <w:w w:val="90"/>
+          <w:lang w:val="pt-BR"/>
+        </w:rPr>
+      </w:pPr>
+      <w:r>
+        <w:rPr>
+          <w:w w:val="90"/>
+          <w:lang w:val="pt-BR"/>
+        </w:rPr>
+        <w:t xml:space="preserve">INPUT file </w:t>
+      </w:r>
+      <w:proofErr w:type="spellStart"/>
+      <w:r>
+        <w:rPr>
+          <w:w w:val="90"/>
+          <w:lang w:val="pt-BR"/>
+        </w:rPr>
+        <w:t>on</w:t>
+      </w:r>
+      <w:proofErr w:type="spellEnd"/>
+      <w:r>
+        <w:t xml:space="preserve"> </w:t>
+      </w:r>
+      <w:r>
+        <w:t>/</w:t>
+      </w:r>
+      <w:r>
+        <w:t>Data</w:t>
+      </w:r>
+      <w:r>
+        <w:t>/</w:t>
+      </w:r>
+      <w:r>
+        <w:t xml:space="preserve"> directory</w:t>
+      </w:r>
+    </w:p>
+    <w:p>
+      <w:pPr>
+        <w:pStyle w:val="Heading3"/>
+        <w:rPr>
+          <w:b w:val="0"/>
+          <w:bCs w:val="0"/>
+          <w:w w:val="90"/>
+          <w:lang w:val="pt-BR"/>
+        </w:rPr>
+      </w:pPr>
+    </w:p>
+    <w:p>
+      <w:pPr>
+        <w:pStyle w:val="Heading3"/>
+        <w:rPr>
+          <w:b w:val="0"/>
+          <w:bCs w:val="0"/>
+          <w:w w:val="90"/>
+          <w:lang w:val="pt-BR"/>
+        </w:rPr>
+      </w:pPr>
     </w:p>
     <w:p>
       <w:pPr>
@@ -2218,6 +2940,89 @@
           <w:lang w:val="pt-BR"/>
         </w:rPr>
       </w:pPr>
+      <w:r>
+        <w:rPr>
+          <w:w w:val="90"/>
+          <w:lang w:val="pt-BR"/>
+        </w:rPr>
+        <w:t>O</w:t>
+      </w:r>
+      <w:r>
+        <w:rPr>
+          <w:w w:val="90"/>
+          <w:lang w:val="pt-BR"/>
+        </w:rPr>
+        <w:t>UTPUT</w:t>
+      </w:r>
+      <w:r>
+        <w:rPr>
+          <w:w w:val="90"/>
+          <w:lang w:val="pt-BR"/>
+        </w:rPr>
+        <w:t xml:space="preserve"> Files </w:t>
+      </w:r>
+      <w:proofErr w:type="spellStart"/>
+      <w:r>
+        <w:rPr>
+          <w:w w:val="90"/>
+          <w:lang w:val="pt-BR"/>
+        </w:rPr>
+        <w:t>on</w:t>
+      </w:r>
+      <w:proofErr w:type="spellEnd"/>
+      <w:r>
+        <w:rPr>
+          <w:w w:val="90"/>
+          <w:lang w:val="pt-BR"/>
+        </w:rPr>
+        <w:t xml:space="preserve"> </w:t>
+      </w:r>
+      <w:r>
+        <w:rPr>
+          <w:w w:val="90"/>
+          <w:lang w:val="pt-BR"/>
+        </w:rPr>
+        <w:t>/</w:t>
+      </w:r>
+      <w:proofErr w:type="spellStart"/>
+      <w:r>
+        <w:rPr>
+          <w:w w:val="90"/>
+          <w:lang w:val="pt-BR"/>
+        </w:rPr>
+        <w:t>Data_Analysis</w:t>
+      </w:r>
+      <w:proofErr w:type="spellEnd"/>
+      <w:r>
+        <w:rPr>
+          <w:w w:val="90"/>
+          <w:lang w:val="pt-BR"/>
+        </w:rPr>
+        <w:t>/</w:t>
+      </w:r>
+      <w:r>
+        <w:rPr>
+          <w:w w:val="90"/>
+          <w:lang w:val="pt-BR"/>
+        </w:rPr>
+        <w:t xml:space="preserve"> </w:t>
+      </w:r>
+      <w:proofErr w:type="spellStart"/>
+      <w:r>
+        <w:rPr>
+          <w:w w:val="90"/>
+          <w:lang w:val="pt-BR"/>
+        </w:rPr>
+        <w:t>directory</w:t>
+      </w:r>
+      <w:proofErr w:type="spellEnd"/>
+      <w:r>
+        <w:rPr>
+          <w:w w:val="90"/>
+          <w:lang w:val="pt-BR"/>
+        </w:rPr>
+        <w:t>:</w:t>
+      </w:r>
     </w:p>
     <w:p>
       <w:pPr>
@@ -2229,986 +3034,41 @@
           <w:lang w:val="pt-BR"/>
         </w:rPr>
       </w:pPr>
+    </w:p>
+    <w:p>
+      <w:pPr>
+        <w:pStyle w:val="Heading3"/>
+        <w:rPr>
+          <w:b w:val="0"/>
+          <w:bCs w:val="0"/>
+          <w:w w:val="90"/>
+          <w:lang w:val="pt-BR"/>
+        </w:rPr>
+      </w:pPr>
+    </w:p>
+    <w:p>
+      <w:pPr>
+        <w:pStyle w:val="Heading3"/>
+        <w:rPr>
+          <w:w w:val="90"/>
+          <w:lang w:val="pt-BR"/>
+        </w:rPr>
+      </w:pPr>
       <w:proofErr w:type="gramStart"/>
       <w:r>
         <w:rPr>
-          <w:b w:val="0"/>
-          <w:bCs w:val="0"/>
-          <w:w w:val="90"/>
-          <w:lang w:val="pt-BR"/>
-        </w:rPr>
-        <w:t xml:space="preserve">  </w:t>
-      </w:r>
-      <w:proofErr w:type="spellStart"/>
-      <w:r>
-        <w:rPr>
-          <w:b w:val="0"/>
-          <w:bCs w:val="0"/>
-          <w:w w:val="90"/>
-          <w:lang w:val="pt-BR"/>
-        </w:rPr>
-        <w:t>Loads</w:t>
-      </w:r>
-      <w:proofErr w:type="spellEnd"/>
+          <w:w w:val="90"/>
+          <w:lang w:val="pt-BR"/>
+        </w:rPr>
+        <w:t>  Input</w:t>
+      </w:r>
       <w:proofErr w:type="gramEnd"/>
       <w:r>
         <w:rPr>
-          <w:b w:val="0"/>
-          <w:bCs w:val="0"/>
-          <w:w w:val="90"/>
-          <w:lang w:val="pt-BR"/>
-        </w:rPr>
-        <w:t xml:space="preserve"> </w:t>
-      </w:r>
-      <w:r>
-        <w:rPr>
-          <w:b w:val="0"/>
-          <w:bCs w:val="0"/>
-          <w:w w:val="90"/>
-          <w:lang w:val="pt-BR"/>
-        </w:rPr>
-        <w:t xml:space="preserve">SUS </w:t>
-      </w:r>
-      <w:proofErr w:type="spellStart"/>
-      <w:r>
-        <w:rPr>
-          <w:b w:val="0"/>
-          <w:bCs w:val="0"/>
-          <w:w w:val="90"/>
-          <w:lang w:val="pt-BR"/>
-        </w:rPr>
-        <w:t>and</w:t>
-      </w:r>
-      <w:proofErr w:type="spellEnd"/>
-      <w:r>
-        <w:rPr>
-          <w:b w:val="0"/>
-          <w:bCs w:val="0"/>
-          <w:w w:val="90"/>
-          <w:lang w:val="pt-BR"/>
-        </w:rPr>
-        <w:t xml:space="preserve"> UEQ-S </w:t>
-      </w:r>
-      <w:r>
-        <w:rPr>
-          <w:b w:val="0"/>
-          <w:bCs w:val="0"/>
-          <w:w w:val="90"/>
-          <w:lang w:val="pt-BR"/>
-        </w:rPr>
-        <w:t xml:space="preserve">responses </w:t>
-      </w:r>
-      <w:proofErr w:type="spellStart"/>
-      <w:r>
-        <w:rPr>
-          <w:b w:val="0"/>
-          <w:bCs w:val="0"/>
-          <w:w w:val="90"/>
-          <w:lang w:val="pt-BR"/>
-        </w:rPr>
-        <w:t>from</w:t>
-      </w:r>
-      <w:proofErr w:type="spellEnd"/>
-      <w:r>
-        <w:rPr>
-          <w:b w:val="0"/>
-          <w:bCs w:val="0"/>
-          <w:w w:val="90"/>
-          <w:lang w:val="pt-BR"/>
-        </w:rPr>
-        <w:t xml:space="preserve"> CSV files, </w:t>
-      </w:r>
-      <w:proofErr w:type="spellStart"/>
-      <w:r>
-        <w:rPr>
-          <w:b w:val="0"/>
-          <w:bCs w:val="0"/>
-          <w:w w:val="90"/>
-          <w:lang w:val="pt-BR"/>
-        </w:rPr>
-        <w:t>standardizes</w:t>
-      </w:r>
-      <w:proofErr w:type="spellEnd"/>
-      <w:r>
-        <w:rPr>
-          <w:b w:val="0"/>
-          <w:bCs w:val="0"/>
-          <w:w w:val="90"/>
-          <w:lang w:val="pt-BR"/>
-        </w:rPr>
-        <w:t xml:space="preserve"> </w:t>
-      </w:r>
-      <w:proofErr w:type="spellStart"/>
-      <w:r>
-        <w:rPr>
-          <w:b w:val="0"/>
-          <w:bCs w:val="0"/>
-          <w:w w:val="90"/>
-          <w:lang w:val="pt-BR"/>
-        </w:rPr>
-        <w:t>column</w:t>
-      </w:r>
-      <w:proofErr w:type="spellEnd"/>
-      <w:r>
-        <w:rPr>
-          <w:b w:val="0"/>
-          <w:bCs w:val="0"/>
-          <w:w w:val="90"/>
-          <w:lang w:val="pt-BR"/>
-        </w:rPr>
-        <w:t xml:space="preserve"> </w:t>
-      </w:r>
-      <w:proofErr w:type="spellStart"/>
-      <w:r>
-        <w:rPr>
-          <w:b w:val="0"/>
-          <w:bCs w:val="0"/>
-          <w:w w:val="90"/>
-          <w:lang w:val="pt-BR"/>
-        </w:rPr>
-        <w:t>names</w:t>
-      </w:r>
-      <w:proofErr w:type="spellEnd"/>
-      <w:r>
-        <w:rPr>
-          <w:b w:val="0"/>
-          <w:bCs w:val="0"/>
-          <w:w w:val="90"/>
-          <w:lang w:val="pt-BR"/>
-        </w:rPr>
-        <w:t xml:space="preserve">, </w:t>
-      </w:r>
-      <w:proofErr w:type="spellStart"/>
-      <w:r>
-        <w:rPr>
-          <w:b w:val="0"/>
-          <w:bCs w:val="0"/>
-          <w:w w:val="90"/>
-          <w:lang w:val="pt-BR"/>
-        </w:rPr>
-        <w:t>and</w:t>
-      </w:r>
-      <w:proofErr w:type="spellEnd"/>
-      <w:r>
-        <w:rPr>
-          <w:b w:val="0"/>
-          <w:bCs w:val="0"/>
-          <w:w w:val="90"/>
-          <w:lang w:val="pt-BR"/>
-        </w:rPr>
-        <w:t xml:space="preserve"> </w:t>
-      </w:r>
-      <w:proofErr w:type="spellStart"/>
-      <w:r>
-        <w:rPr>
-          <w:b w:val="0"/>
-          <w:bCs w:val="0"/>
-          <w:w w:val="90"/>
-          <w:lang w:val="pt-BR"/>
-        </w:rPr>
-        <w:t>applies</w:t>
-      </w:r>
-      <w:proofErr w:type="spellEnd"/>
-      <w:r>
-        <w:rPr>
-          <w:b w:val="0"/>
-          <w:bCs w:val="0"/>
-          <w:w w:val="90"/>
-          <w:lang w:val="pt-BR"/>
-        </w:rPr>
-        <w:t xml:space="preserve"> reverse </w:t>
-      </w:r>
-      <w:proofErr w:type="spellStart"/>
-      <w:r>
-        <w:rPr>
-          <w:b w:val="0"/>
-          <w:bCs w:val="0"/>
-          <w:w w:val="90"/>
-          <w:lang w:val="pt-BR"/>
-        </w:rPr>
-        <w:t>scoring</w:t>
-      </w:r>
-      <w:proofErr w:type="spellEnd"/>
-      <w:r>
-        <w:rPr>
-          <w:b w:val="0"/>
-          <w:bCs w:val="0"/>
-          <w:w w:val="90"/>
-          <w:lang w:val="pt-BR"/>
-        </w:rPr>
-        <w:t xml:space="preserve"> </w:t>
-      </w:r>
-      <w:proofErr w:type="spellStart"/>
-      <w:r>
-        <w:rPr>
-          <w:b w:val="0"/>
-          <w:bCs w:val="0"/>
-          <w:w w:val="90"/>
-          <w:lang w:val="pt-BR"/>
-        </w:rPr>
-        <w:t>to</w:t>
-      </w:r>
-      <w:proofErr w:type="spellEnd"/>
-      <w:r>
-        <w:rPr>
-          <w:b w:val="0"/>
-          <w:bCs w:val="0"/>
-          <w:w w:val="90"/>
-          <w:lang w:val="pt-BR"/>
-        </w:rPr>
-        <w:t xml:space="preserve"> negative SUS </w:t>
-      </w:r>
-      <w:proofErr w:type="spellStart"/>
-      <w:r>
-        <w:rPr>
-          <w:b w:val="0"/>
-          <w:bCs w:val="0"/>
-          <w:w w:val="90"/>
-          <w:lang w:val="pt-BR"/>
-        </w:rPr>
-        <w:t>items</w:t>
-      </w:r>
-      <w:proofErr w:type="spellEnd"/>
-      <w:r>
-        <w:rPr>
-          <w:b w:val="0"/>
-          <w:bCs w:val="0"/>
-          <w:w w:val="90"/>
-          <w:lang w:val="pt-BR"/>
-        </w:rPr>
-        <w:t>.</w:t>
-      </w:r>
-      <w:r>
-        <w:rPr>
-          <w:b w:val="0"/>
-          <w:bCs w:val="0"/>
-          <w:w w:val="90"/>
-          <w:lang w:val="pt-BR"/>
-        </w:rPr>
-        <w:t xml:space="preserve"> </w:t>
-      </w:r>
-      <w:proofErr w:type="spellStart"/>
-      <w:r>
-        <w:rPr>
-          <w:b w:val="0"/>
-          <w:bCs w:val="0"/>
-          <w:w w:val="90"/>
-          <w:lang w:val="pt-BR"/>
-        </w:rPr>
-        <w:t>Calculates</w:t>
-      </w:r>
-      <w:proofErr w:type="spellEnd"/>
-      <w:r>
-        <w:rPr>
-          <w:b w:val="0"/>
-          <w:bCs w:val="0"/>
-          <w:w w:val="90"/>
-          <w:lang w:val="pt-BR"/>
-        </w:rPr>
-        <w:t xml:space="preserve"> </w:t>
-      </w:r>
-      <w:proofErr w:type="spellStart"/>
-      <w:r>
-        <w:rPr>
-          <w:b w:val="0"/>
-          <w:bCs w:val="0"/>
-          <w:w w:val="90"/>
-          <w:lang w:val="pt-BR"/>
-        </w:rPr>
-        <w:t>reliability</w:t>
-      </w:r>
-      <w:proofErr w:type="spellEnd"/>
-      <w:r>
-        <w:rPr>
-          <w:b w:val="0"/>
-          <w:bCs w:val="0"/>
-          <w:w w:val="90"/>
-          <w:lang w:val="pt-BR"/>
-        </w:rPr>
-        <w:t xml:space="preserve"> </w:t>
-      </w:r>
-      <w:proofErr w:type="spellStart"/>
-      <w:r>
-        <w:rPr>
-          <w:b w:val="0"/>
-          <w:bCs w:val="0"/>
-          <w:w w:val="90"/>
-          <w:lang w:val="pt-BR"/>
-        </w:rPr>
-        <w:t>metrics</w:t>
-      </w:r>
-      <w:proofErr w:type="spellEnd"/>
-      <w:r>
-        <w:rPr>
-          <w:b w:val="0"/>
-          <w:bCs w:val="0"/>
-          <w:w w:val="90"/>
-          <w:lang w:val="pt-BR"/>
-        </w:rPr>
-        <w:t>:</w:t>
-      </w:r>
-    </w:p>
-    <w:p>
-      <w:pPr>
-        <w:pStyle w:val="Heading3"/>
-        <w:numPr>
-          <w:ilvl w:val="0"/>
-          <w:numId w:val="2"/>
-        </w:numPr>
-        <w:rPr>
-          <w:b w:val="0"/>
-          <w:bCs w:val="0"/>
-          <w:w w:val="90"/>
-          <w:lang w:val="pt-BR"/>
-        </w:rPr>
-      </w:pPr>
-      <w:proofErr w:type="spellStart"/>
-      <w:r>
-        <w:rPr>
-          <w:b w:val="0"/>
-          <w:bCs w:val="0"/>
-          <w:w w:val="90"/>
-          <w:lang w:val="pt-BR"/>
-        </w:rPr>
-        <w:t>Cronbach's</w:t>
-      </w:r>
-      <w:proofErr w:type="spellEnd"/>
-      <w:r>
-        <w:rPr>
-          <w:b w:val="0"/>
-          <w:bCs w:val="0"/>
-          <w:w w:val="90"/>
-          <w:lang w:val="pt-BR"/>
-        </w:rPr>
-        <w:t xml:space="preserve"> alpha (</w:t>
-      </w:r>
-      <w:proofErr w:type="spellStart"/>
-      <w:r>
-        <w:rPr>
-          <w:b w:val="0"/>
-          <w:bCs w:val="0"/>
-          <w:w w:val="90"/>
-          <w:lang w:val="pt-BR"/>
-        </w:rPr>
-        <w:t>raw</w:t>
-      </w:r>
-      <w:proofErr w:type="spellEnd"/>
-      <w:r>
-        <w:rPr>
-          <w:b w:val="0"/>
-          <w:bCs w:val="0"/>
-          <w:w w:val="90"/>
-          <w:lang w:val="pt-BR"/>
-        </w:rPr>
-        <w:t xml:space="preserve"> </w:t>
-      </w:r>
-      <w:proofErr w:type="spellStart"/>
-      <w:r>
-        <w:rPr>
-          <w:b w:val="0"/>
-          <w:bCs w:val="0"/>
-          <w:w w:val="90"/>
-          <w:lang w:val="pt-BR"/>
-        </w:rPr>
-        <w:t>and</w:t>
-      </w:r>
-      <w:proofErr w:type="spellEnd"/>
-      <w:r>
-        <w:rPr>
-          <w:b w:val="0"/>
-          <w:bCs w:val="0"/>
-          <w:w w:val="90"/>
-          <w:lang w:val="pt-BR"/>
-        </w:rPr>
-        <w:t xml:space="preserve"> </w:t>
-      </w:r>
-      <w:proofErr w:type="spellStart"/>
-      <w:r>
-        <w:rPr>
-          <w:b w:val="0"/>
-          <w:bCs w:val="0"/>
-          <w:w w:val="90"/>
-          <w:lang w:val="pt-BR"/>
-        </w:rPr>
-        <w:t>standardized</w:t>
-      </w:r>
-      <w:proofErr w:type="spellEnd"/>
-      <w:r>
-        <w:rPr>
-          <w:b w:val="0"/>
-          <w:bCs w:val="0"/>
-          <w:w w:val="90"/>
-          <w:lang w:val="pt-BR"/>
-        </w:rPr>
-        <w:t xml:space="preserve">). </w:t>
-      </w:r>
-    </w:p>
-    <w:p>
-      <w:pPr>
-        <w:pStyle w:val="Heading3"/>
-        <w:numPr>
-          <w:ilvl w:val="0"/>
-          <w:numId w:val="2"/>
-        </w:numPr>
-        <w:rPr>
-          <w:b w:val="0"/>
-          <w:bCs w:val="0"/>
-          <w:w w:val="90"/>
-          <w:lang w:val="pt-BR"/>
-        </w:rPr>
-      </w:pPr>
-      <w:r>
-        <w:rPr>
-          <w:b w:val="0"/>
-          <w:bCs w:val="0"/>
-          <w:w w:val="90"/>
-          <w:lang w:val="pt-BR"/>
-        </w:rPr>
-        <w:t xml:space="preserve">McDonald's </w:t>
-      </w:r>
-      <w:proofErr w:type="spellStart"/>
-      <w:r>
-        <w:rPr>
-          <w:b w:val="0"/>
-          <w:bCs w:val="0"/>
-          <w:w w:val="90"/>
-          <w:lang w:val="pt-BR"/>
-        </w:rPr>
-        <w:t>omega</w:t>
-      </w:r>
-      <w:proofErr w:type="spellEnd"/>
-      <w:r>
-        <w:rPr>
-          <w:b w:val="0"/>
-          <w:bCs w:val="0"/>
-          <w:w w:val="90"/>
-          <w:lang w:val="pt-BR"/>
-        </w:rPr>
-        <w:t xml:space="preserve"> (</w:t>
-      </w:r>
-      <w:proofErr w:type="spellStart"/>
-      <w:r>
-        <w:rPr>
-          <w:b w:val="0"/>
-          <w:bCs w:val="0"/>
-          <w:w w:val="90"/>
-          <w:lang w:val="pt-BR"/>
-        </w:rPr>
-        <w:t>ω_total</w:t>
-      </w:r>
-      <w:proofErr w:type="spellEnd"/>
-      <w:r>
-        <w:rPr>
-          <w:b w:val="0"/>
-          <w:bCs w:val="0"/>
-          <w:w w:val="90"/>
-          <w:lang w:val="pt-BR"/>
-        </w:rPr>
-        <w:t xml:space="preserve">). </w:t>
-      </w:r>
-    </w:p>
-    <w:p>
-      <w:pPr>
-        <w:pStyle w:val="Heading3"/>
-        <w:numPr>
-          <w:ilvl w:val="0"/>
-          <w:numId w:val="2"/>
-        </w:numPr>
-        <w:rPr>
-          <w:b w:val="0"/>
-          <w:bCs w:val="0"/>
-          <w:w w:val="90"/>
-          <w:lang w:val="pt-BR"/>
-        </w:rPr>
-      </w:pPr>
-      <w:r>
-        <w:rPr>
-          <w:b w:val="0"/>
-          <w:bCs w:val="0"/>
-          <w:w w:val="90"/>
-          <w:lang w:val="pt-BR"/>
-        </w:rPr>
-        <w:t xml:space="preserve">SUS </w:t>
-      </w:r>
-      <w:proofErr w:type="spellStart"/>
-      <w:r>
-        <w:rPr>
-          <w:b w:val="0"/>
-          <w:bCs w:val="0"/>
-          <w:w w:val="90"/>
-          <w:lang w:val="pt-BR"/>
-        </w:rPr>
-        <w:t>scale</w:t>
-      </w:r>
-      <w:proofErr w:type="spellEnd"/>
-      <w:r>
-        <w:rPr>
-          <w:b w:val="0"/>
-          <w:bCs w:val="0"/>
-          <w:w w:val="90"/>
-          <w:lang w:val="pt-BR"/>
-        </w:rPr>
-        <w:t xml:space="preserve"> (unidimensional),</w:t>
-      </w:r>
-    </w:p>
-    <w:p>
-      <w:pPr>
-        <w:pStyle w:val="Heading3"/>
-        <w:numPr>
-          <w:ilvl w:val="0"/>
-          <w:numId w:val="2"/>
-        </w:numPr>
-        <w:rPr>
-          <w:b w:val="0"/>
-          <w:bCs w:val="0"/>
-          <w:w w:val="90"/>
-          <w:lang w:val="pt-BR"/>
-        </w:rPr>
-      </w:pPr>
-      <w:r>
-        <w:rPr>
-          <w:b w:val="0"/>
-          <w:bCs w:val="0"/>
-          <w:w w:val="90"/>
-          <w:lang w:val="pt-BR"/>
-        </w:rPr>
-        <w:t xml:space="preserve">UEQ-S </w:t>
-      </w:r>
-      <w:proofErr w:type="spellStart"/>
-      <w:r>
-        <w:rPr>
-          <w:b w:val="0"/>
-          <w:bCs w:val="0"/>
-          <w:w w:val="90"/>
-          <w:lang w:val="pt-BR"/>
-        </w:rPr>
-        <w:t>dimensions</w:t>
-      </w:r>
-      <w:proofErr w:type="spellEnd"/>
-      <w:r>
-        <w:rPr>
-          <w:b w:val="0"/>
-          <w:bCs w:val="0"/>
-          <w:w w:val="90"/>
-          <w:lang w:val="pt-BR"/>
-        </w:rPr>
-        <w:t xml:space="preserve"> (</w:t>
-      </w:r>
-      <w:proofErr w:type="spellStart"/>
-      <w:r>
-        <w:rPr>
-          <w:b w:val="0"/>
-          <w:bCs w:val="0"/>
-          <w:w w:val="90"/>
-          <w:lang w:val="pt-BR"/>
-        </w:rPr>
-        <w:t>Pragmatic</w:t>
-      </w:r>
-      <w:proofErr w:type="spellEnd"/>
-      <w:r>
-        <w:rPr>
-          <w:b w:val="0"/>
-          <w:bCs w:val="0"/>
-          <w:w w:val="90"/>
-          <w:lang w:val="pt-BR"/>
-        </w:rPr>
-        <w:t xml:space="preserve"> </w:t>
-      </w:r>
-      <w:proofErr w:type="spellStart"/>
-      <w:r>
-        <w:rPr>
-          <w:b w:val="0"/>
-          <w:bCs w:val="0"/>
-          <w:w w:val="90"/>
-          <w:lang w:val="pt-BR"/>
-        </w:rPr>
-        <w:t>Quality</w:t>
-      </w:r>
-      <w:proofErr w:type="spellEnd"/>
-      <w:r>
-        <w:rPr>
-          <w:b w:val="0"/>
-          <w:bCs w:val="0"/>
-          <w:w w:val="90"/>
-          <w:lang w:val="pt-BR"/>
-        </w:rPr>
-        <w:t xml:space="preserve"> </w:t>
-      </w:r>
-      <w:proofErr w:type="spellStart"/>
-      <w:r>
-        <w:rPr>
-          <w:b w:val="0"/>
-          <w:bCs w:val="0"/>
-          <w:w w:val="90"/>
-          <w:lang w:val="pt-BR"/>
-        </w:rPr>
-        <w:t>and</w:t>
-      </w:r>
-      <w:proofErr w:type="spellEnd"/>
-      <w:r>
-        <w:rPr>
-          <w:b w:val="0"/>
-          <w:bCs w:val="0"/>
-          <w:w w:val="90"/>
-          <w:lang w:val="pt-BR"/>
-        </w:rPr>
-        <w:t xml:space="preserve"> </w:t>
-      </w:r>
-      <w:proofErr w:type="spellStart"/>
-      <w:r>
-        <w:rPr>
-          <w:b w:val="0"/>
-          <w:bCs w:val="0"/>
-          <w:w w:val="90"/>
-          <w:lang w:val="pt-BR"/>
-        </w:rPr>
-        <w:t>Hedonic</w:t>
-      </w:r>
-      <w:proofErr w:type="spellEnd"/>
-      <w:r>
-        <w:rPr>
-          <w:b w:val="0"/>
-          <w:bCs w:val="0"/>
-          <w:w w:val="90"/>
-          <w:lang w:val="pt-BR"/>
-        </w:rPr>
-        <w:t xml:space="preserve"> </w:t>
-      </w:r>
-      <w:proofErr w:type="spellStart"/>
-      <w:r>
-        <w:rPr>
-          <w:b w:val="0"/>
-          <w:bCs w:val="0"/>
-          <w:w w:val="90"/>
-          <w:lang w:val="pt-BR"/>
-        </w:rPr>
-        <w:t>Quality</w:t>
-      </w:r>
-      <w:proofErr w:type="spellEnd"/>
-      <w:r>
-        <w:rPr>
-          <w:b w:val="0"/>
-          <w:bCs w:val="0"/>
-          <w:w w:val="90"/>
-          <w:lang w:val="pt-BR"/>
-        </w:rPr>
-        <w:t xml:space="preserve">), </w:t>
-      </w:r>
-      <w:proofErr w:type="spellStart"/>
-      <w:r>
-        <w:rPr>
-          <w:b w:val="0"/>
-          <w:bCs w:val="0"/>
-          <w:w w:val="90"/>
-          <w:lang w:val="pt-BR"/>
-        </w:rPr>
-        <w:t>and</w:t>
-      </w:r>
-      <w:proofErr w:type="spellEnd"/>
-      <w:r>
-        <w:rPr>
-          <w:b w:val="0"/>
-          <w:bCs w:val="0"/>
-          <w:w w:val="90"/>
-          <w:lang w:val="pt-BR"/>
-        </w:rPr>
-        <w:t xml:space="preserve"> </w:t>
-      </w:r>
-      <w:proofErr w:type="spellStart"/>
-      <w:r>
-        <w:rPr>
-          <w:b w:val="0"/>
-          <w:bCs w:val="0"/>
-          <w:w w:val="90"/>
-          <w:lang w:val="pt-BR"/>
-        </w:rPr>
-        <w:t>the</w:t>
-      </w:r>
-      <w:proofErr w:type="spellEnd"/>
-      <w:r>
-        <w:rPr>
-          <w:b w:val="0"/>
-          <w:bCs w:val="0"/>
-          <w:w w:val="90"/>
-          <w:lang w:val="pt-BR"/>
-        </w:rPr>
-        <w:t xml:space="preserve"> overall UEQ-S.</w:t>
-      </w:r>
-    </w:p>
-    <w:p>
-      <w:pPr>
-        <w:pStyle w:val="Heading3"/>
-        <w:numPr>
-          <w:ilvl w:val="0"/>
-          <w:numId w:val="2"/>
-        </w:numPr>
-        <w:rPr>
-          <w:b w:val="0"/>
-          <w:bCs w:val="0"/>
-          <w:w w:val="90"/>
-          <w:lang w:val="pt-BR"/>
-        </w:rPr>
-      </w:pPr>
-      <w:r>
-        <w:rPr>
-          <w:b w:val="0"/>
-          <w:bCs w:val="0"/>
-          <w:w w:val="90"/>
-          <w:lang w:val="pt-BR"/>
-        </w:rPr>
-        <w:t>T</w:t>
-      </w:r>
-      <w:r>
-        <w:rPr>
-          <w:b w:val="0"/>
-          <w:bCs w:val="0"/>
-          <w:w w:val="90"/>
-          <w:lang w:val="pt-BR"/>
-        </w:rPr>
-        <w:t xml:space="preserve">he </w:t>
-      </w:r>
-      <w:proofErr w:type="spellStart"/>
-      <w:r>
-        <w:rPr>
-          <w:b w:val="0"/>
-          <w:bCs w:val="0"/>
-          <w:w w:val="90"/>
-          <w:lang w:val="pt-BR"/>
-        </w:rPr>
-        <w:t>impact</w:t>
-      </w:r>
-      <w:proofErr w:type="spellEnd"/>
-      <w:r>
-        <w:rPr>
-          <w:b w:val="0"/>
-          <w:bCs w:val="0"/>
-          <w:w w:val="90"/>
-          <w:lang w:val="pt-BR"/>
-        </w:rPr>
-        <w:t xml:space="preserve"> </w:t>
-      </w:r>
-      <w:proofErr w:type="spellStart"/>
-      <w:r>
-        <w:rPr>
-          <w:b w:val="0"/>
-          <w:bCs w:val="0"/>
-          <w:w w:val="90"/>
-          <w:lang w:val="pt-BR"/>
-        </w:rPr>
-        <w:t>on</w:t>
-      </w:r>
-      <w:proofErr w:type="spellEnd"/>
-      <w:r>
-        <w:rPr>
-          <w:b w:val="0"/>
-          <w:bCs w:val="0"/>
-          <w:w w:val="90"/>
-          <w:lang w:val="pt-BR"/>
-        </w:rPr>
-        <w:t xml:space="preserve"> </w:t>
-      </w:r>
-      <w:proofErr w:type="spellStart"/>
-      <w:r>
-        <w:rPr>
-          <w:b w:val="0"/>
-          <w:bCs w:val="0"/>
-          <w:w w:val="90"/>
-          <w:lang w:val="pt-BR"/>
-        </w:rPr>
-        <w:t>reliability</w:t>
-      </w:r>
-      <w:proofErr w:type="spellEnd"/>
-      <w:r>
-        <w:rPr>
-          <w:b w:val="0"/>
-          <w:bCs w:val="0"/>
-          <w:w w:val="90"/>
-          <w:lang w:val="pt-BR"/>
-        </w:rPr>
-        <w:t xml:space="preserve"> </w:t>
-      </w:r>
-      <w:proofErr w:type="spellStart"/>
-      <w:r>
-        <w:rPr>
-          <w:b w:val="0"/>
-          <w:bCs w:val="0"/>
-          <w:w w:val="90"/>
-          <w:lang w:val="pt-BR"/>
-        </w:rPr>
-        <w:t>if</w:t>
-      </w:r>
-      <w:proofErr w:type="spellEnd"/>
-      <w:r>
-        <w:rPr>
-          <w:b w:val="0"/>
-          <w:bCs w:val="0"/>
-          <w:w w:val="90"/>
-          <w:lang w:val="pt-BR"/>
-        </w:rPr>
-        <w:t xml:space="preserve"> </w:t>
-      </w:r>
-      <w:proofErr w:type="spellStart"/>
-      <w:r>
-        <w:rPr>
-          <w:b w:val="0"/>
-          <w:bCs w:val="0"/>
-          <w:w w:val="90"/>
-          <w:lang w:val="pt-BR"/>
-        </w:rPr>
-        <w:t>each</w:t>
-      </w:r>
-      <w:proofErr w:type="spellEnd"/>
-      <w:r>
-        <w:rPr>
-          <w:b w:val="0"/>
-          <w:bCs w:val="0"/>
-          <w:w w:val="90"/>
-          <w:lang w:val="pt-BR"/>
-        </w:rPr>
-        <w:t xml:space="preserve"> item </w:t>
-      </w:r>
-      <w:proofErr w:type="spellStart"/>
-      <w:r>
-        <w:rPr>
-          <w:b w:val="0"/>
-          <w:bCs w:val="0"/>
-          <w:w w:val="90"/>
-          <w:lang w:val="pt-BR"/>
-        </w:rPr>
-        <w:t>is</w:t>
-      </w:r>
-      <w:proofErr w:type="spellEnd"/>
-      <w:r>
-        <w:rPr>
-          <w:b w:val="0"/>
-          <w:bCs w:val="0"/>
-          <w:w w:val="90"/>
-          <w:lang w:val="pt-BR"/>
-        </w:rPr>
-        <w:t xml:space="preserve"> </w:t>
-      </w:r>
-      <w:proofErr w:type="spellStart"/>
-      <w:r>
-        <w:rPr>
-          <w:b w:val="0"/>
-          <w:bCs w:val="0"/>
-          <w:w w:val="90"/>
-          <w:lang w:val="pt-BR"/>
-        </w:rPr>
-        <w:t>removed</w:t>
-      </w:r>
-      <w:proofErr w:type="spellEnd"/>
-      <w:r>
-        <w:rPr>
-          <w:b w:val="0"/>
-          <w:bCs w:val="0"/>
-          <w:w w:val="90"/>
-          <w:lang w:val="pt-BR"/>
-        </w:rPr>
-        <w:t xml:space="preserve"> (alpha </w:t>
-      </w:r>
-      <w:proofErr w:type="spellStart"/>
-      <w:r>
-        <w:rPr>
-          <w:b w:val="0"/>
-          <w:bCs w:val="0"/>
-          <w:w w:val="90"/>
-          <w:lang w:val="pt-BR"/>
-        </w:rPr>
-        <w:t>if</w:t>
-      </w:r>
-      <w:proofErr w:type="spellEnd"/>
-      <w:r>
-        <w:rPr>
-          <w:b w:val="0"/>
-          <w:bCs w:val="0"/>
-          <w:w w:val="90"/>
-          <w:lang w:val="pt-BR"/>
-        </w:rPr>
-        <w:t xml:space="preserve"> </w:t>
-      </w:r>
-      <w:proofErr w:type="spellStart"/>
-      <w:r>
-        <w:rPr>
-          <w:b w:val="0"/>
-          <w:bCs w:val="0"/>
-          <w:w w:val="90"/>
-          <w:lang w:val="pt-BR"/>
-        </w:rPr>
-        <w:t>dropped</w:t>
-      </w:r>
-      <w:proofErr w:type="spellEnd"/>
-      <w:r>
-        <w:rPr>
-          <w:b w:val="0"/>
-          <w:bCs w:val="0"/>
-          <w:w w:val="90"/>
-          <w:lang w:val="pt-BR"/>
-        </w:rPr>
-        <w:t>).</w:t>
-      </w:r>
-    </w:p>
-    <w:p>
-      <w:pPr>
-        <w:pStyle w:val="Heading3"/>
-        <w:ind w:left="0" w:firstLine="0"/>
-        <w:rPr>
-          <w:w w:val="90"/>
-          <w:lang w:val="pt-BR"/>
-        </w:rPr>
-      </w:pPr>
-    </w:p>
-    <w:p>
-      <w:pPr>
-        <w:pStyle w:val="Heading3"/>
-        <w:ind w:left="0" w:firstLine="0"/>
-        <w:rPr>
-          <w:w w:val="90"/>
-          <w:lang w:val="pt-BR"/>
-        </w:rPr>
-      </w:pPr>
-    </w:p>
-    <w:p>
-      <w:pPr>
-        <w:pStyle w:val="Heading3"/>
-        <w:ind w:left="0" w:firstLine="0"/>
-        <w:rPr>
-          <w:rFonts w:ascii="Arial" w:hAnsi="Arial" w:cs="Arial"/>
-          <w:spacing w:val="-2"/>
-          <w:w w:val="90"/>
-          <w:lang w:val="pt-BR"/>
-        </w:rPr>
-      </w:pPr>
-      <w:r>
-        <w:rPr>
-          <w:w w:val="90"/>
-          <w:lang w:val="pt-BR"/>
-        </w:rPr>
-        <w:t xml:space="preserve">INPUT file </w:t>
-      </w:r>
-      <w:proofErr w:type="spellStart"/>
-      <w:r>
-        <w:rPr>
-          <w:w w:val="90"/>
-          <w:lang w:val="pt-BR"/>
-        </w:rPr>
-        <w:t>on</w:t>
-      </w:r>
-      <w:proofErr w:type="spellEnd"/>
-      <w:r>
-        <w:t xml:space="preserve"> </w:t>
-      </w:r>
-      <w:r>
-        <w:t>/</w:t>
-      </w:r>
-      <w:r>
-        <w:t>Data</w:t>
-      </w:r>
-      <w:r>
-        <w:t>/</w:t>
-      </w:r>
-      <w:r>
-        <w:t xml:space="preserve"> directory</w:t>
+          <w:w w:val="90"/>
+          <w:lang w:val="pt-BR"/>
+        </w:rPr>
+        <w:t xml:space="preserve"> File:</w:t>
       </w:r>
     </w:p>
     <w:p>
@@ -3219,237 +3079,30 @@
         <w:spacing w:before="216" w:line="304" w:lineRule="auto"/>
         <w:ind w:left="511" w:right="106"/>
         <w:jc w:val="both"/>
-        <w:rPr>
-          <w:rFonts w:ascii="Arial" w:hAnsi="Arial" w:cs="Arial"/>
-          <w:spacing w:val="-2"/>
-          <w:w w:val="90"/>
-          <w:lang w:val="pt-BR"/>
-        </w:rPr>
-      </w:pPr>
-      <w:proofErr w:type="spellStart"/>
-      <w:r>
-        <w:t>ueqs_ratings</w:t>
-      </w:r>
-      <w:proofErr w:type="spellEnd"/>
-      <w:r>
-        <w:t xml:space="preserve"> and </w:t>
-      </w:r>
-      <w:proofErr w:type="spellStart"/>
-      <w:r>
-        <w:t>sus_ratings</w:t>
-      </w:r>
-      <w:proofErr w:type="spellEnd"/>
-      <w:r>
-        <w:t xml:space="preserve"> </w:t>
-      </w:r>
-      <w:r>
-        <w:rPr>
-          <w:rFonts w:ascii="Arial" w:hAnsi="Arial" w:cs="Arial"/>
-          <w:spacing w:val="-2"/>
-          <w:w w:val="90"/>
-          <w:lang w:val="pt-BR"/>
-        </w:rPr>
-        <w:t xml:space="preserve">- </w:t>
-      </w:r>
-      <w:proofErr w:type="spellStart"/>
-      <w:r>
-        <w:rPr>
-          <w:rFonts w:ascii="Arial" w:hAnsi="Arial" w:cs="Arial"/>
-          <w:spacing w:val="-2"/>
-          <w:w w:val="90"/>
-          <w:lang w:val="pt-BR"/>
-        </w:rPr>
-        <w:t>Comma-separated</w:t>
-      </w:r>
-      <w:proofErr w:type="spellEnd"/>
-      <w:r>
-        <w:rPr>
-          <w:rFonts w:ascii="Arial" w:hAnsi="Arial" w:cs="Arial"/>
-          <w:spacing w:val="-2"/>
-          <w:w w:val="90"/>
-          <w:lang w:val="pt-BR"/>
-        </w:rPr>
-        <w:t xml:space="preserve"> files </w:t>
-      </w:r>
-      <w:proofErr w:type="spellStart"/>
-      <w:r>
-        <w:rPr>
-          <w:rFonts w:ascii="Arial" w:hAnsi="Arial" w:cs="Arial"/>
-          <w:spacing w:val="-2"/>
-          <w:w w:val="90"/>
-          <w:lang w:val="pt-BR"/>
-        </w:rPr>
-        <w:t>consisting</w:t>
-      </w:r>
-      <w:proofErr w:type="spellEnd"/>
-      <w:r>
-        <w:rPr>
-          <w:rFonts w:ascii="Arial" w:hAnsi="Arial" w:cs="Arial"/>
-          <w:spacing w:val="-2"/>
-          <w:w w:val="90"/>
-          <w:lang w:val="pt-BR"/>
-        </w:rPr>
-        <w:t xml:space="preserve"> </w:t>
-      </w:r>
-      <w:proofErr w:type="spellStart"/>
-      <w:r>
-        <w:rPr>
-          <w:rFonts w:ascii="Arial" w:hAnsi="Arial" w:cs="Arial"/>
-          <w:spacing w:val="-2"/>
-          <w:w w:val="90"/>
-          <w:lang w:val="pt-BR"/>
-        </w:rPr>
-        <w:t>of</w:t>
-      </w:r>
-      <w:proofErr w:type="spellEnd"/>
-      <w:r>
-        <w:rPr>
-          <w:rFonts w:ascii="Arial" w:hAnsi="Arial" w:cs="Arial"/>
-          <w:spacing w:val="-2"/>
-          <w:w w:val="90"/>
-          <w:lang w:val="pt-BR"/>
-        </w:rPr>
-        <w:t xml:space="preserve"> responses </w:t>
-      </w:r>
-      <w:proofErr w:type="spellStart"/>
-      <w:r>
-        <w:rPr>
-          <w:rFonts w:ascii="Arial" w:hAnsi="Arial" w:cs="Arial"/>
-          <w:spacing w:val="-2"/>
-          <w:w w:val="90"/>
-          <w:lang w:val="pt-BR"/>
-        </w:rPr>
-        <w:t>to</w:t>
-      </w:r>
-      <w:proofErr w:type="spellEnd"/>
-      <w:r>
-        <w:rPr>
-          <w:rFonts w:ascii="Arial" w:hAnsi="Arial" w:cs="Arial"/>
-          <w:spacing w:val="-2"/>
-          <w:w w:val="90"/>
-          <w:lang w:val="pt-BR"/>
-        </w:rPr>
-        <w:t xml:space="preserve"> </w:t>
-      </w:r>
-      <w:proofErr w:type="spellStart"/>
-      <w:r>
-        <w:rPr>
-          <w:rFonts w:ascii="Arial" w:hAnsi="Arial" w:cs="Arial"/>
-          <w:spacing w:val="-2"/>
-          <w:w w:val="90"/>
-          <w:lang w:val="pt-BR"/>
-        </w:rPr>
-        <w:t>the</w:t>
-      </w:r>
-      <w:proofErr w:type="spellEnd"/>
-      <w:r>
-        <w:rPr>
-          <w:rFonts w:ascii="Arial" w:hAnsi="Arial" w:cs="Arial"/>
-          <w:spacing w:val="-2"/>
-          <w:w w:val="90"/>
-          <w:lang w:val="pt-BR"/>
-        </w:rPr>
-        <w:t xml:space="preserve"> </w:t>
-      </w:r>
-      <w:proofErr w:type="spellStart"/>
-      <w:r>
-        <w:rPr>
-          <w:rFonts w:ascii="Arial" w:hAnsi="Arial" w:cs="Arial"/>
-          <w:spacing w:val="-2"/>
-          <w:w w:val="90"/>
-          <w:lang w:val="pt-BR"/>
-        </w:rPr>
-        <w:t>items</w:t>
-      </w:r>
-      <w:proofErr w:type="spellEnd"/>
-      <w:r>
-        <w:rPr>
-          <w:rFonts w:ascii="Arial" w:hAnsi="Arial" w:cs="Arial"/>
-          <w:spacing w:val="-2"/>
-          <w:w w:val="90"/>
-          <w:lang w:val="pt-BR"/>
-        </w:rPr>
-        <w:t xml:space="preserve"> </w:t>
-      </w:r>
-      <w:proofErr w:type="spellStart"/>
-      <w:r>
-        <w:rPr>
-          <w:rFonts w:ascii="Arial" w:hAnsi="Arial" w:cs="Arial"/>
-          <w:spacing w:val="-2"/>
-          <w:w w:val="90"/>
-          <w:lang w:val="pt-BR"/>
-        </w:rPr>
-        <w:t>of</w:t>
-      </w:r>
-      <w:proofErr w:type="spellEnd"/>
-      <w:r>
-        <w:rPr>
-          <w:rFonts w:ascii="Arial" w:hAnsi="Arial" w:cs="Arial"/>
-          <w:spacing w:val="-2"/>
-          <w:w w:val="90"/>
-          <w:lang w:val="pt-BR"/>
-        </w:rPr>
-        <w:t xml:space="preserve"> </w:t>
-      </w:r>
-      <w:proofErr w:type="spellStart"/>
-      <w:r>
-        <w:rPr>
-          <w:rFonts w:ascii="Arial" w:hAnsi="Arial" w:cs="Arial"/>
-          <w:spacing w:val="-2"/>
-          <w:w w:val="90"/>
-          <w:lang w:val="pt-BR"/>
-        </w:rPr>
-        <w:t>each</w:t>
-      </w:r>
-      <w:proofErr w:type="spellEnd"/>
-      <w:r>
-        <w:rPr>
-          <w:rFonts w:ascii="Arial" w:hAnsi="Arial" w:cs="Arial"/>
-          <w:spacing w:val="-2"/>
-          <w:w w:val="90"/>
-          <w:lang w:val="pt-BR"/>
-        </w:rPr>
-        <w:t xml:space="preserve"> </w:t>
-      </w:r>
-      <w:proofErr w:type="spellStart"/>
-      <w:r>
-        <w:rPr>
-          <w:rFonts w:ascii="Arial" w:hAnsi="Arial" w:cs="Arial"/>
-          <w:spacing w:val="-2"/>
-          <w:w w:val="90"/>
-          <w:lang w:val="pt-BR"/>
-        </w:rPr>
-        <w:t>gold</w:t>
-      </w:r>
-      <w:proofErr w:type="spellEnd"/>
-      <w:r>
-        <w:rPr>
-          <w:rFonts w:ascii="Arial" w:hAnsi="Arial" w:cs="Arial"/>
-          <w:spacing w:val="-2"/>
-          <w:w w:val="90"/>
-          <w:lang w:val="pt-BR"/>
-        </w:rPr>
-        <w:t xml:space="preserve"> standard </w:t>
-      </w:r>
-      <w:proofErr w:type="spellStart"/>
-      <w:r>
-        <w:rPr>
-          <w:rFonts w:ascii="Arial" w:hAnsi="Arial" w:cs="Arial"/>
-          <w:spacing w:val="-2"/>
-          <w:w w:val="90"/>
-          <w:lang w:val="pt-BR"/>
-        </w:rPr>
-        <w:t>questionnaire</w:t>
-      </w:r>
-      <w:proofErr w:type="spellEnd"/>
-      <w:r>
-        <w:rPr>
-          <w:rFonts w:ascii="Arial" w:hAnsi="Arial" w:cs="Arial"/>
-          <w:spacing w:val="-2"/>
-          <w:w w:val="90"/>
-          <w:lang w:val="pt-BR"/>
-        </w:rPr>
-        <w:t xml:space="preserve">. </w:t>
+      </w:pPr>
+      <w:proofErr w:type="spellStart"/>
+      <w:r>
+        <w:t>Name</w:t>
+      </w:r>
+      <w:proofErr w:type="spellEnd"/>
+      <w:r>
+        <w:t>: multigroup_ratings-withNAs-withoutAttFails.csv (</w:t>
+      </w:r>
+      <w:proofErr w:type="spellStart"/>
+      <w:r>
+        <w:t>located</w:t>
+      </w:r>
+      <w:proofErr w:type="spellEnd"/>
+      <w:r>
+        <w:t xml:space="preserve"> in Reproduce0 - </w:t>
+      </w:r>
+      <w:proofErr w:type="spellStart"/>
+      <w:r>
+        <w:t>Collapse</w:t>
+      </w:r>
+      <w:proofErr w:type="spellEnd"/>
+      <w:r>
+        <w:t xml:space="preserve"> input data/Data).</w:t>
       </w:r>
     </w:p>
     <w:p>
@@ -3460,6 +3113,1845 @@
         <w:spacing w:before="216" w:line="304" w:lineRule="auto"/>
         <w:ind w:left="511" w:right="106"/>
         <w:jc w:val="both"/>
+      </w:pPr>
+      <w:proofErr w:type="spellStart"/>
+      <w:r>
+        <w:t>Content</w:t>
+      </w:r>
+      <w:proofErr w:type="spellEnd"/>
+      <w:r>
+        <w:t xml:space="preserve">: </w:t>
+      </w:r>
+      <w:proofErr w:type="spellStart"/>
+      <w:r>
+        <w:t>Raw</w:t>
+      </w:r>
+      <w:proofErr w:type="spellEnd"/>
+      <w:r>
+        <w:t xml:space="preserve"> </w:t>
+      </w:r>
+      <w:proofErr w:type="spellStart"/>
+      <w:r>
+        <w:t>dataset</w:t>
+      </w:r>
+      <w:proofErr w:type="spellEnd"/>
+      <w:r>
+        <w:t xml:space="preserve"> </w:t>
+      </w:r>
+      <w:proofErr w:type="spellStart"/>
+      <w:r>
+        <w:t>containing</w:t>
+      </w:r>
+      <w:proofErr w:type="spellEnd"/>
+      <w:r>
+        <w:t xml:space="preserve"> </w:t>
+      </w:r>
+      <w:proofErr w:type="spellStart"/>
+      <w:r>
+        <w:t>main</w:t>
+      </w:r>
+      <w:proofErr w:type="spellEnd"/>
+      <w:r>
+        <w:t xml:space="preserve"> </w:t>
+      </w:r>
+      <w:proofErr w:type="spellStart"/>
+      <w:r>
+        <w:t>scale</w:t>
+      </w:r>
+      <w:proofErr w:type="spellEnd"/>
+      <w:r>
+        <w:t xml:space="preserve"> responses, </w:t>
+      </w:r>
+      <w:proofErr w:type="spellStart"/>
+      <w:r>
+        <w:t>metadata</w:t>
+      </w:r>
+      <w:proofErr w:type="spellEnd"/>
+      <w:r>
+        <w:t xml:space="preserve"> (id, </w:t>
+      </w:r>
+      <w:proofErr w:type="spellStart"/>
+      <w:r>
+        <w:t>seed</w:t>
+      </w:r>
+      <w:proofErr w:type="spellEnd"/>
+      <w:r>
+        <w:t xml:space="preserve">, </w:t>
+      </w:r>
+      <w:proofErr w:type="spellStart"/>
+      <w:r>
+        <w:t>stimulus</w:t>
+      </w:r>
+      <w:proofErr w:type="spellEnd"/>
+      <w:r>
+        <w:t xml:space="preserve">), </w:t>
+      </w:r>
+      <w:proofErr w:type="spellStart"/>
+      <w:r>
+        <w:t>and</w:t>
+      </w:r>
+      <w:proofErr w:type="spellEnd"/>
+      <w:r>
+        <w:t xml:space="preserve"> </w:t>
+      </w:r>
+      <w:proofErr w:type="spellStart"/>
+      <w:r>
+        <w:t>external</w:t>
+      </w:r>
+      <w:proofErr w:type="spellEnd"/>
+      <w:r>
+        <w:t xml:space="preserve"> </w:t>
+      </w:r>
+      <w:proofErr w:type="spellStart"/>
+      <w:r>
+        <w:t>instrument</w:t>
+      </w:r>
+      <w:proofErr w:type="spellEnd"/>
+      <w:r>
+        <w:t xml:space="preserve"> </w:t>
+      </w:r>
+      <w:proofErr w:type="spellStart"/>
+      <w:r>
+        <w:t>items</w:t>
+      </w:r>
+      <w:proofErr w:type="spellEnd"/>
+      <w:r>
+        <w:t xml:space="preserve"> (sus, </w:t>
+      </w:r>
+      <w:proofErr w:type="spellStart"/>
+      <w:r>
+        <w:t>ueq</w:t>
+      </w:r>
+      <w:proofErr w:type="spellEnd"/>
+      <w:r>
+        <w:t>).</w:t>
+      </w:r>
+    </w:p>
+    <w:p>
+      <w:pPr>
+        <w:pStyle w:val="Heading3"/>
+        <w:rPr>
+          <w:w w:val="90"/>
+          <w:lang w:val="pt-BR"/>
+        </w:rPr>
+      </w:pPr>
+      <w:proofErr w:type="gramStart"/>
+      <w:r>
+        <w:rPr>
+          <w:w w:val="90"/>
+          <w:lang w:val="pt-BR"/>
+        </w:rPr>
+        <w:lastRenderedPageBreak/>
+        <w:t>  Output</w:t>
+      </w:r>
+      <w:proofErr w:type="gramEnd"/>
+      <w:r>
+        <w:rPr>
+          <w:w w:val="90"/>
+          <w:lang w:val="pt-BR"/>
+        </w:rPr>
+        <w:t xml:space="preserve"> Files (</w:t>
+      </w:r>
+      <w:proofErr w:type="spellStart"/>
+      <w:r>
+        <w:rPr>
+          <w:w w:val="90"/>
+          <w:lang w:val="pt-BR"/>
+        </w:rPr>
+        <w:t>saved</w:t>
+      </w:r>
+      <w:proofErr w:type="spellEnd"/>
+      <w:r>
+        <w:rPr>
+          <w:w w:val="90"/>
+          <w:lang w:val="pt-BR"/>
+        </w:rPr>
+        <w:t xml:space="preserve"> </w:t>
+      </w:r>
+      <w:proofErr w:type="spellStart"/>
+      <w:r>
+        <w:rPr>
+          <w:w w:val="90"/>
+          <w:lang w:val="pt-BR"/>
+        </w:rPr>
+        <w:t>to</w:t>
+      </w:r>
+      <w:proofErr w:type="spellEnd"/>
+      <w:r>
+        <w:rPr>
+          <w:w w:val="90"/>
+          <w:lang w:val="pt-BR"/>
+        </w:rPr>
+        <w:t xml:space="preserve"> Reproduce0 - </w:t>
+      </w:r>
+      <w:proofErr w:type="spellStart"/>
+      <w:r>
+        <w:rPr>
+          <w:w w:val="90"/>
+          <w:lang w:val="pt-BR"/>
+        </w:rPr>
+        <w:t>Collapse</w:t>
+      </w:r>
+      <w:proofErr w:type="spellEnd"/>
+      <w:r>
+        <w:rPr>
+          <w:w w:val="90"/>
+          <w:lang w:val="pt-BR"/>
+        </w:rPr>
+        <w:t xml:space="preserve"> input data/</w:t>
+      </w:r>
+      <w:proofErr w:type="spellStart"/>
+      <w:r>
+        <w:rPr>
+          <w:w w:val="90"/>
+          <w:lang w:val="pt-BR"/>
+        </w:rPr>
+        <w:t>Data_Analysis</w:t>
+      </w:r>
+      <w:proofErr w:type="spellEnd"/>
+      <w:r>
+        <w:rPr>
+          <w:w w:val="90"/>
+          <w:lang w:val="pt-BR"/>
+        </w:rPr>
+        <w:t>):</w:t>
+      </w:r>
+    </w:p>
+    <w:p>
+      <w:pPr>
+        <w:tabs>
+          <w:tab w:val="left" w:pos="687"/>
+        </w:tabs>
+        <w:spacing w:before="216" w:line="304" w:lineRule="auto"/>
+        <w:ind w:left="511" w:right="106"/>
+        <w:jc w:val="both"/>
+      </w:pPr>
+      <w:r>
+        <w:t>multigroup_ratings-withNAs-withoutAttFails_lowfreqcollapsed.csv</w:t>
+      </w:r>
+    </w:p>
+    <w:p>
+      <w:pPr>
+        <w:tabs>
+          <w:tab w:val="left" w:pos="687"/>
+        </w:tabs>
+        <w:spacing w:before="216" w:line="304" w:lineRule="auto"/>
+        <w:ind w:left="511" w:right="106"/>
+        <w:jc w:val="both"/>
+      </w:pPr>
+      <w:proofErr w:type="spellStart"/>
+      <w:r>
+        <w:t>Content</w:t>
+      </w:r>
+      <w:proofErr w:type="spellEnd"/>
+      <w:r>
+        <w:t xml:space="preserve">: Complete </w:t>
+      </w:r>
+      <w:proofErr w:type="spellStart"/>
+      <w:r>
+        <w:t>dataset</w:t>
+      </w:r>
+      <w:proofErr w:type="spellEnd"/>
+      <w:r>
+        <w:t xml:space="preserve"> </w:t>
+      </w:r>
+      <w:proofErr w:type="spellStart"/>
+      <w:r>
+        <w:t>with</w:t>
+      </w:r>
+      <w:proofErr w:type="spellEnd"/>
+      <w:r>
+        <w:t xml:space="preserve"> </w:t>
+      </w:r>
+      <w:proofErr w:type="spellStart"/>
+      <w:r>
+        <w:t>sparse</w:t>
+      </w:r>
+      <w:proofErr w:type="spellEnd"/>
+      <w:r>
+        <w:t xml:space="preserve"> </w:t>
+      </w:r>
+      <w:proofErr w:type="spellStart"/>
+      <w:r>
+        <w:t>categories</w:t>
+      </w:r>
+      <w:proofErr w:type="spellEnd"/>
+      <w:r>
+        <w:t xml:space="preserve"> </w:t>
+      </w:r>
+      <w:proofErr w:type="spellStart"/>
+      <w:r>
+        <w:t>merged</w:t>
+      </w:r>
+      <w:proofErr w:type="spellEnd"/>
+      <w:r>
+        <w:t xml:space="preserve"> for </w:t>
+      </w:r>
+      <w:proofErr w:type="spellStart"/>
+      <w:r>
+        <w:t>the</w:t>
+      </w:r>
+      <w:proofErr w:type="spellEnd"/>
+      <w:r>
+        <w:t xml:space="preserve"> </w:t>
+      </w:r>
+      <w:proofErr w:type="spellStart"/>
+      <w:r>
+        <w:t>main</w:t>
+      </w:r>
+      <w:proofErr w:type="spellEnd"/>
+      <w:r>
+        <w:t xml:space="preserve"> </w:t>
+      </w:r>
+      <w:proofErr w:type="spellStart"/>
+      <w:r>
+        <w:t>scale</w:t>
+      </w:r>
+      <w:proofErr w:type="spellEnd"/>
+      <w:r>
+        <w:t xml:space="preserve"> </w:t>
+      </w:r>
+      <w:proofErr w:type="spellStart"/>
+      <w:r>
+        <w:t>items</w:t>
+      </w:r>
+      <w:proofErr w:type="spellEnd"/>
+      <w:r>
+        <w:t xml:space="preserve">, </w:t>
+      </w:r>
+      <w:proofErr w:type="spellStart"/>
+      <w:r>
+        <w:t>keeping</w:t>
+      </w:r>
+      <w:proofErr w:type="spellEnd"/>
+      <w:r>
+        <w:t xml:space="preserve"> </w:t>
+      </w:r>
+      <w:proofErr w:type="spellStart"/>
+      <w:r>
+        <w:t>all</w:t>
+      </w:r>
+      <w:proofErr w:type="spellEnd"/>
+      <w:r>
+        <w:t xml:space="preserve"> </w:t>
+      </w:r>
+      <w:proofErr w:type="spellStart"/>
+      <w:r>
+        <w:t>other</w:t>
+      </w:r>
+      <w:proofErr w:type="spellEnd"/>
+      <w:r>
+        <w:t xml:space="preserve"> </w:t>
+      </w:r>
+      <w:proofErr w:type="spellStart"/>
+      <w:r>
+        <w:t>variables</w:t>
+      </w:r>
+      <w:proofErr w:type="spellEnd"/>
+      <w:r>
+        <w:t xml:space="preserve"> </w:t>
+      </w:r>
+      <w:proofErr w:type="spellStart"/>
+      <w:r>
+        <w:t>intact</w:t>
+      </w:r>
+      <w:proofErr w:type="spellEnd"/>
+      <w:r>
+        <w:t>.</w:t>
+      </w:r>
+    </w:p>
+    <w:p>
+      <w:pPr>
+        <w:tabs>
+          <w:tab w:val="left" w:pos="687"/>
+        </w:tabs>
+        <w:spacing w:before="216" w:line="304" w:lineRule="auto"/>
+        <w:ind w:left="511" w:right="106"/>
+        <w:jc w:val="both"/>
+      </w:pPr>
+      <w:r>
+        <w:t>multigroup_ratings-withNAs-withoutAttFails_changes_made.csv</w:t>
+      </w:r>
+    </w:p>
+    <w:p>
+      <w:pPr>
+        <w:tabs>
+          <w:tab w:val="left" w:pos="687"/>
+        </w:tabs>
+        <w:spacing w:before="216" w:line="304" w:lineRule="auto"/>
+        <w:ind w:left="511" w:right="106"/>
+        <w:jc w:val="both"/>
+      </w:pPr>
+      <w:proofErr w:type="spellStart"/>
+      <w:r>
+        <w:t>Content</w:t>
+      </w:r>
+      <w:proofErr w:type="spellEnd"/>
+      <w:r>
+        <w:t xml:space="preserve">: </w:t>
+      </w:r>
+      <w:proofErr w:type="spellStart"/>
+      <w:r>
+        <w:t>Merger</w:t>
+      </w:r>
+      <w:proofErr w:type="spellEnd"/>
+      <w:r>
+        <w:t xml:space="preserve"> log </w:t>
+      </w:r>
+      <w:proofErr w:type="spellStart"/>
+      <w:r>
+        <w:t>recording</w:t>
+      </w:r>
+      <w:proofErr w:type="spellEnd"/>
+      <w:r>
+        <w:t xml:space="preserve"> </w:t>
+      </w:r>
+      <w:proofErr w:type="spellStart"/>
+      <w:r>
+        <w:t>each</w:t>
+      </w:r>
+      <w:proofErr w:type="spellEnd"/>
+      <w:r>
+        <w:t xml:space="preserve"> </w:t>
+      </w:r>
+      <w:proofErr w:type="spellStart"/>
+      <w:r>
+        <w:t>change</w:t>
+      </w:r>
+      <w:proofErr w:type="spellEnd"/>
+      <w:r>
+        <w:t xml:space="preserve"> (item, origem [</w:t>
+      </w:r>
+      <w:proofErr w:type="spellStart"/>
+      <w:r>
+        <w:t>source</w:t>
+      </w:r>
+      <w:proofErr w:type="spellEnd"/>
+      <w:r>
+        <w:t xml:space="preserve">], destino [target], </w:t>
+      </w:r>
+      <w:proofErr w:type="spellStart"/>
+      <w:r>
+        <w:t>prop_original</w:t>
+      </w:r>
+      <w:proofErr w:type="spellEnd"/>
+      <w:r>
+        <w:t xml:space="preserve"> [</w:t>
+      </w:r>
+      <w:proofErr w:type="spellStart"/>
+      <w:r>
+        <w:t>initial</w:t>
+      </w:r>
+      <w:proofErr w:type="spellEnd"/>
+      <w:r>
+        <w:t xml:space="preserve"> </w:t>
+      </w:r>
+      <w:proofErr w:type="spellStart"/>
+      <w:r>
+        <w:t>proportion</w:t>
+      </w:r>
+      <w:proofErr w:type="spellEnd"/>
+      <w:r>
+        <w:t xml:space="preserve">], </w:t>
+      </w:r>
+      <w:proofErr w:type="spellStart"/>
+      <w:r>
+        <w:t>and</w:t>
+      </w:r>
+      <w:proofErr w:type="spellEnd"/>
+      <w:r>
+        <w:t xml:space="preserve"> </w:t>
+      </w:r>
+      <w:proofErr w:type="spellStart"/>
+      <w:r>
+        <w:t>n_casos</w:t>
+      </w:r>
+      <w:proofErr w:type="spellEnd"/>
+      <w:r>
+        <w:t xml:space="preserve"> [</w:t>
+      </w:r>
+      <w:proofErr w:type="spellStart"/>
+      <w:r>
+        <w:t>number</w:t>
+      </w:r>
+      <w:proofErr w:type="spellEnd"/>
+      <w:r>
+        <w:t xml:space="preserve"> </w:t>
+      </w:r>
+      <w:proofErr w:type="spellStart"/>
+      <w:r>
+        <w:t>of</w:t>
+      </w:r>
+      <w:proofErr w:type="spellEnd"/>
+      <w:r>
+        <w:t xml:space="preserve"> cases </w:t>
+      </w:r>
+      <w:proofErr w:type="spellStart"/>
+      <w:r>
+        <w:t>affected</w:t>
+      </w:r>
+      <w:proofErr w:type="spellEnd"/>
+      <w:r>
+        <w:t>]).</w:t>
+      </w:r>
+    </w:p>
+    <w:p>
+      <w:pPr>
+        <w:pStyle w:val="Heading3"/>
+        <w:rPr>
+          <w:b w:val="0"/>
+          <w:bCs w:val="0"/>
+          <w:w w:val="90"/>
+          <w:lang w:val="pt-BR"/>
+        </w:rPr>
+      </w:pPr>
+    </w:p>
+    <w:p>
+      <w:pPr>
+        <w:pStyle w:val="Heading1"/>
+        <w:numPr>
+          <w:ilvl w:val="0"/>
+          <w:numId w:val="0"/>
+        </w:numPr>
+        <w:rPr>
+          <w:w w:val="90"/>
+          <w:lang w:val="pt-BR"/>
+        </w:rPr>
+      </w:pPr>
+    </w:p>
+    <w:p>
+      <w:pPr>
+        <w:pStyle w:val="Heading1"/>
+        <w:numPr>
+          <w:ilvl w:val="0"/>
+          <w:numId w:val="0"/>
+        </w:numPr>
+        <w:ind w:left="862"/>
+        <w:rPr>
+          <w:w w:val="90"/>
+          <w:lang w:val="pt-BR"/>
+        </w:rPr>
+      </w:pPr>
+    </w:p>
+    <w:p>
+      <w:pPr>
+        <w:pStyle w:val="Heading1"/>
+        <w:rPr>
+          <w:w w:val="90"/>
+          <w:lang w:val="pt-BR"/>
+        </w:rPr>
+      </w:pPr>
+      <w:r>
+        <w:rPr>
+          <w:w w:val="90"/>
+          <w:lang w:val="pt-BR"/>
+        </w:rPr>
+        <w:t>Val_1_Gold_standard_</w:t>
+      </w:r>
+      <w:proofErr w:type="gramStart"/>
+      <w:r>
+        <w:rPr>
+          <w:w w:val="90"/>
+          <w:lang w:val="pt-BR"/>
+        </w:rPr>
+        <w:t>reliability</w:t>
+      </w:r>
+      <w:r>
+        <w:rPr>
+          <w:w w:val="90"/>
+          <w:lang w:val="pt-BR"/>
+        </w:rPr>
+        <w:t>.Rmd</w:t>
+      </w:r>
+      <w:proofErr w:type="gramEnd"/>
+    </w:p>
+    <w:p>
+      <w:pPr>
+        <w:pStyle w:val="Heading3"/>
+        <w:ind w:left="0" w:firstLine="0"/>
+        <w:rPr>
+          <w:w w:val="90"/>
+          <w:lang w:val="pt-BR"/>
+        </w:rPr>
+      </w:pPr>
+    </w:p>
+    <w:p>
+      <w:pPr>
+        <w:pStyle w:val="Heading3"/>
+        <w:ind w:left="0" w:firstLine="0"/>
+        <w:rPr>
+          <w:w w:val="90"/>
+          <w:lang w:val="pt-BR"/>
+        </w:rPr>
+      </w:pPr>
+      <w:proofErr w:type="spellStart"/>
+      <w:r>
+        <w:rPr>
+          <w:w w:val="90"/>
+          <w:lang w:val="pt-BR"/>
+        </w:rPr>
+        <w:t>Description</w:t>
+      </w:r>
+      <w:proofErr w:type="spellEnd"/>
+      <w:r>
+        <w:rPr>
+          <w:w w:val="90"/>
+          <w:lang w:val="pt-BR"/>
+        </w:rPr>
+        <w:t xml:space="preserve">: </w:t>
+      </w:r>
+    </w:p>
+    <w:p>
+      <w:pPr>
+        <w:pStyle w:val="Heading3"/>
+        <w:ind w:left="0" w:firstLine="0"/>
+        <w:rPr>
+          <w:w w:val="90"/>
+          <w:lang w:val="pt-BR"/>
+        </w:rPr>
+      </w:pPr>
+    </w:p>
+    <w:p>
+      <w:pPr>
+        <w:pStyle w:val="Heading3"/>
+        <w:rPr>
+          <w:b w:val="0"/>
+          <w:bCs w:val="0"/>
+          <w:w w:val="90"/>
+          <w:lang w:val="pt-BR"/>
+        </w:rPr>
+      </w:pPr>
+      <w:proofErr w:type="gramStart"/>
+      <w:r>
+        <w:rPr>
+          <w:b w:val="0"/>
+          <w:bCs w:val="0"/>
+          <w:w w:val="90"/>
+          <w:lang w:val="pt-BR"/>
+        </w:rPr>
+        <w:t xml:space="preserve">  </w:t>
+      </w:r>
+      <w:proofErr w:type="spellStart"/>
+      <w:r>
+        <w:rPr>
+          <w:b w:val="0"/>
+          <w:bCs w:val="0"/>
+          <w:w w:val="90"/>
+          <w:lang w:val="pt-BR"/>
+        </w:rPr>
+        <w:t>Loads</w:t>
+      </w:r>
+      <w:proofErr w:type="spellEnd"/>
+      <w:proofErr w:type="gramEnd"/>
+      <w:r>
+        <w:rPr>
+          <w:b w:val="0"/>
+          <w:bCs w:val="0"/>
+          <w:w w:val="90"/>
+          <w:lang w:val="pt-BR"/>
+        </w:rPr>
+        <w:t xml:space="preserve"> </w:t>
+      </w:r>
+      <w:r>
+        <w:rPr>
+          <w:b w:val="0"/>
+          <w:bCs w:val="0"/>
+          <w:w w:val="90"/>
+          <w:lang w:val="pt-BR"/>
+        </w:rPr>
+        <w:t xml:space="preserve">SUS </w:t>
+      </w:r>
+      <w:proofErr w:type="spellStart"/>
+      <w:r>
+        <w:rPr>
+          <w:b w:val="0"/>
+          <w:bCs w:val="0"/>
+          <w:w w:val="90"/>
+          <w:lang w:val="pt-BR"/>
+        </w:rPr>
+        <w:t>and</w:t>
+      </w:r>
+      <w:proofErr w:type="spellEnd"/>
+      <w:r>
+        <w:rPr>
+          <w:b w:val="0"/>
+          <w:bCs w:val="0"/>
+          <w:w w:val="90"/>
+          <w:lang w:val="pt-BR"/>
+        </w:rPr>
+        <w:t xml:space="preserve"> UEQ-S </w:t>
+      </w:r>
+      <w:r>
+        <w:rPr>
+          <w:b w:val="0"/>
+          <w:bCs w:val="0"/>
+          <w:w w:val="90"/>
+          <w:lang w:val="pt-BR"/>
+        </w:rPr>
+        <w:t xml:space="preserve">responses </w:t>
+      </w:r>
+      <w:proofErr w:type="spellStart"/>
+      <w:r>
+        <w:rPr>
+          <w:b w:val="0"/>
+          <w:bCs w:val="0"/>
+          <w:w w:val="90"/>
+          <w:lang w:val="pt-BR"/>
+        </w:rPr>
+        <w:t>from</w:t>
+      </w:r>
+      <w:proofErr w:type="spellEnd"/>
+      <w:r>
+        <w:rPr>
+          <w:b w:val="0"/>
+          <w:bCs w:val="0"/>
+          <w:w w:val="90"/>
+          <w:lang w:val="pt-BR"/>
+        </w:rPr>
+        <w:t xml:space="preserve"> CSV files, </w:t>
+      </w:r>
+      <w:proofErr w:type="spellStart"/>
+      <w:r>
+        <w:rPr>
+          <w:b w:val="0"/>
+          <w:bCs w:val="0"/>
+          <w:w w:val="90"/>
+          <w:lang w:val="pt-BR"/>
+        </w:rPr>
+        <w:t>standardizes</w:t>
+      </w:r>
+      <w:proofErr w:type="spellEnd"/>
+      <w:r>
+        <w:rPr>
+          <w:b w:val="0"/>
+          <w:bCs w:val="0"/>
+          <w:w w:val="90"/>
+          <w:lang w:val="pt-BR"/>
+        </w:rPr>
+        <w:t xml:space="preserve"> </w:t>
+      </w:r>
+      <w:proofErr w:type="spellStart"/>
+      <w:r>
+        <w:rPr>
+          <w:b w:val="0"/>
+          <w:bCs w:val="0"/>
+          <w:w w:val="90"/>
+          <w:lang w:val="pt-BR"/>
+        </w:rPr>
+        <w:t>column</w:t>
+      </w:r>
+      <w:proofErr w:type="spellEnd"/>
+      <w:r>
+        <w:rPr>
+          <w:b w:val="0"/>
+          <w:bCs w:val="0"/>
+          <w:w w:val="90"/>
+          <w:lang w:val="pt-BR"/>
+        </w:rPr>
+        <w:t xml:space="preserve"> </w:t>
+      </w:r>
+      <w:proofErr w:type="spellStart"/>
+      <w:r>
+        <w:rPr>
+          <w:b w:val="0"/>
+          <w:bCs w:val="0"/>
+          <w:w w:val="90"/>
+          <w:lang w:val="pt-BR"/>
+        </w:rPr>
+        <w:t>names</w:t>
+      </w:r>
+      <w:proofErr w:type="spellEnd"/>
+      <w:r>
+        <w:rPr>
+          <w:b w:val="0"/>
+          <w:bCs w:val="0"/>
+          <w:w w:val="90"/>
+          <w:lang w:val="pt-BR"/>
+        </w:rPr>
+        <w:t xml:space="preserve">, </w:t>
+      </w:r>
+      <w:proofErr w:type="spellStart"/>
+      <w:r>
+        <w:rPr>
+          <w:b w:val="0"/>
+          <w:bCs w:val="0"/>
+          <w:w w:val="90"/>
+          <w:lang w:val="pt-BR"/>
+        </w:rPr>
+        <w:t>and</w:t>
+      </w:r>
+      <w:proofErr w:type="spellEnd"/>
+      <w:r>
+        <w:rPr>
+          <w:b w:val="0"/>
+          <w:bCs w:val="0"/>
+          <w:w w:val="90"/>
+          <w:lang w:val="pt-BR"/>
+        </w:rPr>
+        <w:t xml:space="preserve"> </w:t>
+      </w:r>
+      <w:proofErr w:type="spellStart"/>
+      <w:r>
+        <w:rPr>
+          <w:b w:val="0"/>
+          <w:bCs w:val="0"/>
+          <w:w w:val="90"/>
+          <w:lang w:val="pt-BR"/>
+        </w:rPr>
+        <w:t>applies</w:t>
+      </w:r>
+      <w:proofErr w:type="spellEnd"/>
+      <w:r>
+        <w:rPr>
+          <w:b w:val="0"/>
+          <w:bCs w:val="0"/>
+          <w:w w:val="90"/>
+          <w:lang w:val="pt-BR"/>
+        </w:rPr>
+        <w:t xml:space="preserve"> reverse </w:t>
+      </w:r>
+      <w:proofErr w:type="spellStart"/>
+      <w:r>
+        <w:rPr>
+          <w:b w:val="0"/>
+          <w:bCs w:val="0"/>
+          <w:w w:val="90"/>
+          <w:lang w:val="pt-BR"/>
+        </w:rPr>
+        <w:t>scoring</w:t>
+      </w:r>
+      <w:proofErr w:type="spellEnd"/>
+      <w:r>
+        <w:rPr>
+          <w:b w:val="0"/>
+          <w:bCs w:val="0"/>
+          <w:w w:val="90"/>
+          <w:lang w:val="pt-BR"/>
+        </w:rPr>
+        <w:t xml:space="preserve"> </w:t>
+      </w:r>
+      <w:proofErr w:type="spellStart"/>
+      <w:r>
+        <w:rPr>
+          <w:b w:val="0"/>
+          <w:bCs w:val="0"/>
+          <w:w w:val="90"/>
+          <w:lang w:val="pt-BR"/>
+        </w:rPr>
+        <w:t>to</w:t>
+      </w:r>
+      <w:proofErr w:type="spellEnd"/>
+      <w:r>
+        <w:rPr>
+          <w:b w:val="0"/>
+          <w:bCs w:val="0"/>
+          <w:w w:val="90"/>
+          <w:lang w:val="pt-BR"/>
+        </w:rPr>
+        <w:t xml:space="preserve"> negative SUS </w:t>
+      </w:r>
+      <w:proofErr w:type="spellStart"/>
+      <w:r>
+        <w:rPr>
+          <w:b w:val="0"/>
+          <w:bCs w:val="0"/>
+          <w:w w:val="90"/>
+          <w:lang w:val="pt-BR"/>
+        </w:rPr>
+        <w:t>items</w:t>
+      </w:r>
+      <w:proofErr w:type="spellEnd"/>
+      <w:r>
+        <w:rPr>
+          <w:b w:val="0"/>
+          <w:bCs w:val="0"/>
+          <w:w w:val="90"/>
+          <w:lang w:val="pt-BR"/>
+        </w:rPr>
+        <w:t>.</w:t>
+      </w:r>
+      <w:r>
+        <w:rPr>
+          <w:b w:val="0"/>
+          <w:bCs w:val="0"/>
+          <w:w w:val="90"/>
+          <w:lang w:val="pt-BR"/>
+        </w:rPr>
+        <w:t xml:space="preserve"> </w:t>
+      </w:r>
+      <w:proofErr w:type="spellStart"/>
+      <w:r>
+        <w:rPr>
+          <w:b w:val="0"/>
+          <w:bCs w:val="0"/>
+          <w:w w:val="90"/>
+          <w:lang w:val="pt-BR"/>
+        </w:rPr>
+        <w:t>Calculates</w:t>
+      </w:r>
+      <w:proofErr w:type="spellEnd"/>
+      <w:r>
+        <w:rPr>
+          <w:b w:val="0"/>
+          <w:bCs w:val="0"/>
+          <w:w w:val="90"/>
+          <w:lang w:val="pt-BR"/>
+        </w:rPr>
+        <w:t xml:space="preserve"> </w:t>
+      </w:r>
+      <w:proofErr w:type="spellStart"/>
+      <w:r>
+        <w:rPr>
+          <w:b w:val="0"/>
+          <w:bCs w:val="0"/>
+          <w:w w:val="90"/>
+          <w:lang w:val="pt-BR"/>
+        </w:rPr>
+        <w:t>reliability</w:t>
+      </w:r>
+      <w:proofErr w:type="spellEnd"/>
+      <w:r>
+        <w:rPr>
+          <w:b w:val="0"/>
+          <w:bCs w:val="0"/>
+          <w:w w:val="90"/>
+          <w:lang w:val="pt-BR"/>
+        </w:rPr>
+        <w:t xml:space="preserve"> </w:t>
+      </w:r>
+      <w:proofErr w:type="spellStart"/>
+      <w:r>
+        <w:rPr>
+          <w:b w:val="0"/>
+          <w:bCs w:val="0"/>
+          <w:w w:val="90"/>
+          <w:lang w:val="pt-BR"/>
+        </w:rPr>
+        <w:t>metrics</w:t>
+      </w:r>
+      <w:proofErr w:type="spellEnd"/>
+      <w:r>
+        <w:rPr>
+          <w:b w:val="0"/>
+          <w:bCs w:val="0"/>
+          <w:w w:val="90"/>
+          <w:lang w:val="pt-BR"/>
+        </w:rPr>
+        <w:t>:</w:t>
+      </w:r>
+    </w:p>
+    <w:p>
+      <w:pPr>
+        <w:pStyle w:val="Heading3"/>
+        <w:numPr>
+          <w:ilvl w:val="0"/>
+          <w:numId w:val="2"/>
+        </w:numPr>
+        <w:rPr>
+          <w:b w:val="0"/>
+          <w:bCs w:val="0"/>
+          <w:w w:val="90"/>
+          <w:lang w:val="pt-BR"/>
+        </w:rPr>
+      </w:pPr>
+      <w:proofErr w:type="spellStart"/>
+      <w:r>
+        <w:rPr>
+          <w:b w:val="0"/>
+          <w:bCs w:val="0"/>
+          <w:w w:val="90"/>
+          <w:lang w:val="pt-BR"/>
+        </w:rPr>
+        <w:t>Cronbach's</w:t>
+      </w:r>
+      <w:proofErr w:type="spellEnd"/>
+      <w:r>
+        <w:rPr>
+          <w:b w:val="0"/>
+          <w:bCs w:val="0"/>
+          <w:w w:val="90"/>
+          <w:lang w:val="pt-BR"/>
+        </w:rPr>
+        <w:t xml:space="preserve"> alpha (</w:t>
+      </w:r>
+      <w:proofErr w:type="spellStart"/>
+      <w:r>
+        <w:rPr>
+          <w:b w:val="0"/>
+          <w:bCs w:val="0"/>
+          <w:w w:val="90"/>
+          <w:lang w:val="pt-BR"/>
+        </w:rPr>
+        <w:t>raw</w:t>
+      </w:r>
+      <w:proofErr w:type="spellEnd"/>
+      <w:r>
+        <w:rPr>
+          <w:b w:val="0"/>
+          <w:bCs w:val="0"/>
+          <w:w w:val="90"/>
+          <w:lang w:val="pt-BR"/>
+        </w:rPr>
+        <w:t xml:space="preserve"> </w:t>
+      </w:r>
+      <w:proofErr w:type="spellStart"/>
+      <w:r>
+        <w:rPr>
+          <w:b w:val="0"/>
+          <w:bCs w:val="0"/>
+          <w:w w:val="90"/>
+          <w:lang w:val="pt-BR"/>
+        </w:rPr>
+        <w:t>and</w:t>
+      </w:r>
+      <w:proofErr w:type="spellEnd"/>
+      <w:r>
+        <w:rPr>
+          <w:b w:val="0"/>
+          <w:bCs w:val="0"/>
+          <w:w w:val="90"/>
+          <w:lang w:val="pt-BR"/>
+        </w:rPr>
+        <w:t xml:space="preserve"> </w:t>
+      </w:r>
+      <w:proofErr w:type="spellStart"/>
+      <w:r>
+        <w:rPr>
+          <w:b w:val="0"/>
+          <w:bCs w:val="0"/>
+          <w:w w:val="90"/>
+          <w:lang w:val="pt-BR"/>
+        </w:rPr>
+        <w:t>standardized</w:t>
+      </w:r>
+      <w:proofErr w:type="spellEnd"/>
+      <w:r>
+        <w:rPr>
+          <w:b w:val="0"/>
+          <w:bCs w:val="0"/>
+          <w:w w:val="90"/>
+          <w:lang w:val="pt-BR"/>
+        </w:rPr>
+        <w:t xml:space="preserve">). </w:t>
+      </w:r>
+    </w:p>
+    <w:p>
+      <w:pPr>
+        <w:pStyle w:val="Heading3"/>
+        <w:numPr>
+          <w:ilvl w:val="0"/>
+          <w:numId w:val="2"/>
+        </w:numPr>
+        <w:rPr>
+          <w:b w:val="0"/>
+          <w:bCs w:val="0"/>
+          <w:w w:val="90"/>
+          <w:lang w:val="pt-BR"/>
+        </w:rPr>
+      </w:pPr>
+      <w:r>
+        <w:rPr>
+          <w:b w:val="0"/>
+          <w:bCs w:val="0"/>
+          <w:w w:val="90"/>
+          <w:lang w:val="pt-BR"/>
+        </w:rPr>
+        <w:t xml:space="preserve">McDonald's </w:t>
+      </w:r>
+      <w:proofErr w:type="spellStart"/>
+      <w:r>
+        <w:rPr>
+          <w:b w:val="0"/>
+          <w:bCs w:val="0"/>
+          <w:w w:val="90"/>
+          <w:lang w:val="pt-BR"/>
+        </w:rPr>
+        <w:t>omega</w:t>
+      </w:r>
+      <w:proofErr w:type="spellEnd"/>
+      <w:r>
+        <w:rPr>
+          <w:b w:val="0"/>
+          <w:bCs w:val="0"/>
+          <w:w w:val="90"/>
+          <w:lang w:val="pt-BR"/>
+        </w:rPr>
+        <w:t xml:space="preserve"> (</w:t>
+      </w:r>
+      <w:proofErr w:type="spellStart"/>
+      <w:r>
+        <w:rPr>
+          <w:b w:val="0"/>
+          <w:bCs w:val="0"/>
+          <w:w w:val="90"/>
+          <w:lang w:val="pt-BR"/>
+        </w:rPr>
+        <w:t>ω_total</w:t>
+      </w:r>
+      <w:proofErr w:type="spellEnd"/>
+      <w:r>
+        <w:rPr>
+          <w:b w:val="0"/>
+          <w:bCs w:val="0"/>
+          <w:w w:val="90"/>
+          <w:lang w:val="pt-BR"/>
+        </w:rPr>
+        <w:t xml:space="preserve">). </w:t>
+      </w:r>
+    </w:p>
+    <w:p>
+      <w:pPr>
+        <w:pStyle w:val="Heading3"/>
+        <w:numPr>
+          <w:ilvl w:val="0"/>
+          <w:numId w:val="2"/>
+        </w:numPr>
+        <w:rPr>
+          <w:b w:val="0"/>
+          <w:bCs w:val="0"/>
+          <w:w w:val="90"/>
+          <w:lang w:val="pt-BR"/>
+        </w:rPr>
+      </w:pPr>
+      <w:r>
+        <w:rPr>
+          <w:b w:val="0"/>
+          <w:bCs w:val="0"/>
+          <w:w w:val="90"/>
+          <w:lang w:val="pt-BR"/>
+        </w:rPr>
+        <w:t xml:space="preserve">SUS </w:t>
+      </w:r>
+      <w:proofErr w:type="spellStart"/>
+      <w:r>
+        <w:rPr>
+          <w:b w:val="0"/>
+          <w:bCs w:val="0"/>
+          <w:w w:val="90"/>
+          <w:lang w:val="pt-BR"/>
+        </w:rPr>
+        <w:t>scale</w:t>
+      </w:r>
+      <w:proofErr w:type="spellEnd"/>
+      <w:r>
+        <w:rPr>
+          <w:b w:val="0"/>
+          <w:bCs w:val="0"/>
+          <w:w w:val="90"/>
+          <w:lang w:val="pt-BR"/>
+        </w:rPr>
+        <w:t xml:space="preserve"> (unidimensional),</w:t>
+      </w:r>
+    </w:p>
+    <w:p>
+      <w:pPr>
+        <w:pStyle w:val="Heading3"/>
+        <w:numPr>
+          <w:ilvl w:val="0"/>
+          <w:numId w:val="2"/>
+        </w:numPr>
+        <w:rPr>
+          <w:b w:val="0"/>
+          <w:bCs w:val="0"/>
+          <w:w w:val="90"/>
+          <w:lang w:val="pt-BR"/>
+        </w:rPr>
+      </w:pPr>
+      <w:r>
+        <w:rPr>
+          <w:b w:val="0"/>
+          <w:bCs w:val="0"/>
+          <w:w w:val="90"/>
+          <w:lang w:val="pt-BR"/>
+        </w:rPr>
+        <w:t xml:space="preserve">UEQ-S </w:t>
+      </w:r>
+      <w:proofErr w:type="spellStart"/>
+      <w:r>
+        <w:rPr>
+          <w:b w:val="0"/>
+          <w:bCs w:val="0"/>
+          <w:w w:val="90"/>
+          <w:lang w:val="pt-BR"/>
+        </w:rPr>
+        <w:t>dimensions</w:t>
+      </w:r>
+      <w:proofErr w:type="spellEnd"/>
+      <w:r>
+        <w:rPr>
+          <w:b w:val="0"/>
+          <w:bCs w:val="0"/>
+          <w:w w:val="90"/>
+          <w:lang w:val="pt-BR"/>
+        </w:rPr>
+        <w:t xml:space="preserve"> (</w:t>
+      </w:r>
+      <w:proofErr w:type="spellStart"/>
+      <w:r>
+        <w:rPr>
+          <w:b w:val="0"/>
+          <w:bCs w:val="0"/>
+          <w:w w:val="90"/>
+          <w:lang w:val="pt-BR"/>
+        </w:rPr>
+        <w:t>Pragmatic</w:t>
+      </w:r>
+      <w:proofErr w:type="spellEnd"/>
+      <w:r>
+        <w:rPr>
+          <w:b w:val="0"/>
+          <w:bCs w:val="0"/>
+          <w:w w:val="90"/>
+          <w:lang w:val="pt-BR"/>
+        </w:rPr>
+        <w:t xml:space="preserve"> </w:t>
+      </w:r>
+      <w:proofErr w:type="spellStart"/>
+      <w:r>
+        <w:rPr>
+          <w:b w:val="0"/>
+          <w:bCs w:val="0"/>
+          <w:w w:val="90"/>
+          <w:lang w:val="pt-BR"/>
+        </w:rPr>
+        <w:t>Quality</w:t>
+      </w:r>
+      <w:proofErr w:type="spellEnd"/>
+      <w:r>
+        <w:rPr>
+          <w:b w:val="0"/>
+          <w:bCs w:val="0"/>
+          <w:w w:val="90"/>
+          <w:lang w:val="pt-BR"/>
+        </w:rPr>
+        <w:t xml:space="preserve"> </w:t>
+      </w:r>
+      <w:proofErr w:type="spellStart"/>
+      <w:r>
+        <w:rPr>
+          <w:b w:val="0"/>
+          <w:bCs w:val="0"/>
+          <w:w w:val="90"/>
+          <w:lang w:val="pt-BR"/>
+        </w:rPr>
+        <w:t>and</w:t>
+      </w:r>
+      <w:proofErr w:type="spellEnd"/>
+      <w:r>
+        <w:rPr>
+          <w:b w:val="0"/>
+          <w:bCs w:val="0"/>
+          <w:w w:val="90"/>
+          <w:lang w:val="pt-BR"/>
+        </w:rPr>
+        <w:t xml:space="preserve"> </w:t>
+      </w:r>
+      <w:proofErr w:type="spellStart"/>
+      <w:r>
+        <w:rPr>
+          <w:b w:val="0"/>
+          <w:bCs w:val="0"/>
+          <w:w w:val="90"/>
+          <w:lang w:val="pt-BR"/>
+        </w:rPr>
+        <w:t>Hedonic</w:t>
+      </w:r>
+      <w:proofErr w:type="spellEnd"/>
+      <w:r>
+        <w:rPr>
+          <w:b w:val="0"/>
+          <w:bCs w:val="0"/>
+          <w:w w:val="90"/>
+          <w:lang w:val="pt-BR"/>
+        </w:rPr>
+        <w:t xml:space="preserve"> </w:t>
+      </w:r>
+      <w:proofErr w:type="spellStart"/>
+      <w:r>
+        <w:rPr>
+          <w:b w:val="0"/>
+          <w:bCs w:val="0"/>
+          <w:w w:val="90"/>
+          <w:lang w:val="pt-BR"/>
+        </w:rPr>
+        <w:t>Quality</w:t>
+      </w:r>
+      <w:proofErr w:type="spellEnd"/>
+      <w:r>
+        <w:rPr>
+          <w:b w:val="0"/>
+          <w:bCs w:val="0"/>
+          <w:w w:val="90"/>
+          <w:lang w:val="pt-BR"/>
+        </w:rPr>
+        <w:t xml:space="preserve">), </w:t>
+      </w:r>
+      <w:proofErr w:type="spellStart"/>
+      <w:r>
+        <w:rPr>
+          <w:b w:val="0"/>
+          <w:bCs w:val="0"/>
+          <w:w w:val="90"/>
+          <w:lang w:val="pt-BR"/>
+        </w:rPr>
+        <w:t>and</w:t>
+      </w:r>
+      <w:proofErr w:type="spellEnd"/>
+      <w:r>
+        <w:rPr>
+          <w:b w:val="0"/>
+          <w:bCs w:val="0"/>
+          <w:w w:val="90"/>
+          <w:lang w:val="pt-BR"/>
+        </w:rPr>
+        <w:t xml:space="preserve"> </w:t>
+      </w:r>
+      <w:proofErr w:type="spellStart"/>
+      <w:r>
+        <w:rPr>
+          <w:b w:val="0"/>
+          <w:bCs w:val="0"/>
+          <w:w w:val="90"/>
+          <w:lang w:val="pt-BR"/>
+        </w:rPr>
+        <w:t>the</w:t>
+      </w:r>
+      <w:proofErr w:type="spellEnd"/>
+      <w:r>
+        <w:rPr>
+          <w:b w:val="0"/>
+          <w:bCs w:val="0"/>
+          <w:w w:val="90"/>
+          <w:lang w:val="pt-BR"/>
+        </w:rPr>
+        <w:t xml:space="preserve"> overall UEQ-S.</w:t>
+      </w:r>
+    </w:p>
+    <w:p>
+      <w:pPr>
+        <w:pStyle w:val="Heading3"/>
+        <w:numPr>
+          <w:ilvl w:val="0"/>
+          <w:numId w:val="2"/>
+        </w:numPr>
+        <w:rPr>
+          <w:b w:val="0"/>
+          <w:bCs w:val="0"/>
+          <w:w w:val="90"/>
+          <w:lang w:val="pt-BR"/>
+        </w:rPr>
+      </w:pPr>
+      <w:r>
+        <w:rPr>
+          <w:b w:val="0"/>
+          <w:bCs w:val="0"/>
+          <w:w w:val="90"/>
+          <w:lang w:val="pt-BR"/>
+        </w:rPr>
+        <w:t>T</w:t>
+      </w:r>
+      <w:r>
+        <w:rPr>
+          <w:b w:val="0"/>
+          <w:bCs w:val="0"/>
+          <w:w w:val="90"/>
+          <w:lang w:val="pt-BR"/>
+        </w:rPr>
+        <w:t xml:space="preserve">he </w:t>
+      </w:r>
+      <w:proofErr w:type="spellStart"/>
+      <w:r>
+        <w:rPr>
+          <w:b w:val="0"/>
+          <w:bCs w:val="0"/>
+          <w:w w:val="90"/>
+          <w:lang w:val="pt-BR"/>
+        </w:rPr>
+        <w:t>impact</w:t>
+      </w:r>
+      <w:proofErr w:type="spellEnd"/>
+      <w:r>
+        <w:rPr>
+          <w:b w:val="0"/>
+          <w:bCs w:val="0"/>
+          <w:w w:val="90"/>
+          <w:lang w:val="pt-BR"/>
+        </w:rPr>
+        <w:t xml:space="preserve"> </w:t>
+      </w:r>
+      <w:proofErr w:type="spellStart"/>
+      <w:r>
+        <w:rPr>
+          <w:b w:val="0"/>
+          <w:bCs w:val="0"/>
+          <w:w w:val="90"/>
+          <w:lang w:val="pt-BR"/>
+        </w:rPr>
+        <w:t>on</w:t>
+      </w:r>
+      <w:proofErr w:type="spellEnd"/>
+      <w:r>
+        <w:rPr>
+          <w:b w:val="0"/>
+          <w:bCs w:val="0"/>
+          <w:w w:val="90"/>
+          <w:lang w:val="pt-BR"/>
+        </w:rPr>
+        <w:t xml:space="preserve"> </w:t>
+      </w:r>
+      <w:proofErr w:type="spellStart"/>
+      <w:r>
+        <w:rPr>
+          <w:b w:val="0"/>
+          <w:bCs w:val="0"/>
+          <w:w w:val="90"/>
+          <w:lang w:val="pt-BR"/>
+        </w:rPr>
+        <w:t>reliability</w:t>
+      </w:r>
+      <w:proofErr w:type="spellEnd"/>
+      <w:r>
+        <w:rPr>
+          <w:b w:val="0"/>
+          <w:bCs w:val="0"/>
+          <w:w w:val="90"/>
+          <w:lang w:val="pt-BR"/>
+        </w:rPr>
+        <w:t xml:space="preserve"> </w:t>
+      </w:r>
+      <w:proofErr w:type="spellStart"/>
+      <w:r>
+        <w:rPr>
+          <w:b w:val="0"/>
+          <w:bCs w:val="0"/>
+          <w:w w:val="90"/>
+          <w:lang w:val="pt-BR"/>
+        </w:rPr>
+        <w:t>if</w:t>
+      </w:r>
+      <w:proofErr w:type="spellEnd"/>
+      <w:r>
+        <w:rPr>
+          <w:b w:val="0"/>
+          <w:bCs w:val="0"/>
+          <w:w w:val="90"/>
+          <w:lang w:val="pt-BR"/>
+        </w:rPr>
+        <w:t xml:space="preserve"> </w:t>
+      </w:r>
+      <w:proofErr w:type="spellStart"/>
+      <w:r>
+        <w:rPr>
+          <w:b w:val="0"/>
+          <w:bCs w:val="0"/>
+          <w:w w:val="90"/>
+          <w:lang w:val="pt-BR"/>
+        </w:rPr>
+        <w:t>each</w:t>
+      </w:r>
+      <w:proofErr w:type="spellEnd"/>
+      <w:r>
+        <w:rPr>
+          <w:b w:val="0"/>
+          <w:bCs w:val="0"/>
+          <w:w w:val="90"/>
+          <w:lang w:val="pt-BR"/>
+        </w:rPr>
+        <w:t xml:space="preserve"> item </w:t>
+      </w:r>
+      <w:proofErr w:type="spellStart"/>
+      <w:r>
+        <w:rPr>
+          <w:b w:val="0"/>
+          <w:bCs w:val="0"/>
+          <w:w w:val="90"/>
+          <w:lang w:val="pt-BR"/>
+        </w:rPr>
+        <w:t>is</w:t>
+      </w:r>
+      <w:proofErr w:type="spellEnd"/>
+      <w:r>
+        <w:rPr>
+          <w:b w:val="0"/>
+          <w:bCs w:val="0"/>
+          <w:w w:val="90"/>
+          <w:lang w:val="pt-BR"/>
+        </w:rPr>
+        <w:t xml:space="preserve"> </w:t>
+      </w:r>
+      <w:proofErr w:type="spellStart"/>
+      <w:r>
+        <w:rPr>
+          <w:b w:val="0"/>
+          <w:bCs w:val="0"/>
+          <w:w w:val="90"/>
+          <w:lang w:val="pt-BR"/>
+        </w:rPr>
+        <w:t>removed</w:t>
+      </w:r>
+      <w:proofErr w:type="spellEnd"/>
+      <w:r>
+        <w:rPr>
+          <w:b w:val="0"/>
+          <w:bCs w:val="0"/>
+          <w:w w:val="90"/>
+          <w:lang w:val="pt-BR"/>
+        </w:rPr>
+        <w:t xml:space="preserve"> (alpha </w:t>
+      </w:r>
+      <w:proofErr w:type="spellStart"/>
+      <w:r>
+        <w:rPr>
+          <w:b w:val="0"/>
+          <w:bCs w:val="0"/>
+          <w:w w:val="90"/>
+          <w:lang w:val="pt-BR"/>
+        </w:rPr>
+        <w:t>if</w:t>
+      </w:r>
+      <w:proofErr w:type="spellEnd"/>
+      <w:r>
+        <w:rPr>
+          <w:b w:val="0"/>
+          <w:bCs w:val="0"/>
+          <w:w w:val="90"/>
+          <w:lang w:val="pt-BR"/>
+        </w:rPr>
+        <w:t xml:space="preserve"> </w:t>
+      </w:r>
+      <w:proofErr w:type="spellStart"/>
+      <w:r>
+        <w:rPr>
+          <w:b w:val="0"/>
+          <w:bCs w:val="0"/>
+          <w:w w:val="90"/>
+          <w:lang w:val="pt-BR"/>
+        </w:rPr>
+        <w:t>dropped</w:t>
+      </w:r>
+      <w:proofErr w:type="spellEnd"/>
+      <w:r>
+        <w:rPr>
+          <w:b w:val="0"/>
+          <w:bCs w:val="0"/>
+          <w:w w:val="90"/>
+          <w:lang w:val="pt-BR"/>
+        </w:rPr>
+        <w:t>).</w:t>
+      </w:r>
+    </w:p>
+    <w:p>
+      <w:pPr>
+        <w:pStyle w:val="Heading3"/>
+        <w:ind w:left="0" w:firstLine="0"/>
+        <w:rPr>
+          <w:w w:val="90"/>
+          <w:lang w:val="pt-BR"/>
+        </w:rPr>
+      </w:pPr>
+    </w:p>
+    <w:p>
+      <w:pPr>
+        <w:pStyle w:val="Heading3"/>
+        <w:ind w:left="0" w:firstLine="0"/>
+        <w:rPr>
+          <w:w w:val="90"/>
+          <w:lang w:val="pt-BR"/>
+        </w:rPr>
+      </w:pPr>
+    </w:p>
+    <w:p>
+      <w:pPr>
+        <w:pStyle w:val="Heading3"/>
+        <w:ind w:left="0" w:firstLine="0"/>
+        <w:rPr>
+          <w:rFonts w:ascii="Arial" w:hAnsi="Arial" w:cs="Arial"/>
+          <w:spacing w:val="-2"/>
+          <w:w w:val="90"/>
+          <w:lang w:val="pt-BR"/>
+        </w:rPr>
+      </w:pPr>
+      <w:r>
+        <w:rPr>
+          <w:w w:val="90"/>
+          <w:lang w:val="pt-BR"/>
+        </w:rPr>
+        <w:t xml:space="preserve">INPUT file </w:t>
+      </w:r>
+      <w:proofErr w:type="spellStart"/>
+      <w:r>
+        <w:rPr>
+          <w:w w:val="90"/>
+          <w:lang w:val="pt-BR"/>
+        </w:rPr>
+        <w:t>on</w:t>
+      </w:r>
+      <w:proofErr w:type="spellEnd"/>
+      <w:r>
+        <w:t xml:space="preserve"> </w:t>
+      </w:r>
+      <w:r>
+        <w:t>/</w:t>
+      </w:r>
+      <w:r>
+        <w:t>Data</w:t>
+      </w:r>
+      <w:r>
+        <w:t>/</w:t>
+      </w:r>
+      <w:r>
+        <w:t xml:space="preserve"> directory</w:t>
+      </w:r>
+    </w:p>
+    <w:p>
+      <w:pPr>
+        <w:tabs>
+          <w:tab w:val="left" w:pos="687"/>
+        </w:tabs>
+        <w:spacing w:before="216" w:line="304" w:lineRule="auto"/>
+        <w:ind w:left="511" w:right="106"/>
+        <w:jc w:val="both"/>
+        <w:rPr>
+          <w:rFonts w:ascii="Arial" w:hAnsi="Arial" w:cs="Arial"/>
+          <w:spacing w:val="-2"/>
+          <w:w w:val="90"/>
+          <w:lang w:val="pt-BR"/>
+        </w:rPr>
+      </w:pPr>
+      <w:proofErr w:type="spellStart"/>
+      <w:r>
+        <w:t>ueqs_ratings</w:t>
+      </w:r>
+      <w:proofErr w:type="spellEnd"/>
+      <w:r>
+        <w:t xml:space="preserve"> and </w:t>
+      </w:r>
+      <w:proofErr w:type="spellStart"/>
+      <w:r>
+        <w:t>sus_ratings</w:t>
+      </w:r>
+      <w:proofErr w:type="spellEnd"/>
+      <w:r>
+        <w:t xml:space="preserve"> </w:t>
+      </w:r>
+      <w:r>
+        <w:rPr>
+          <w:rFonts w:ascii="Arial" w:hAnsi="Arial" w:cs="Arial"/>
+          <w:spacing w:val="-2"/>
+          <w:w w:val="90"/>
+          <w:lang w:val="pt-BR"/>
+        </w:rPr>
+        <w:t xml:space="preserve">- </w:t>
+      </w:r>
+      <w:proofErr w:type="spellStart"/>
+      <w:r>
+        <w:rPr>
+          <w:rFonts w:ascii="Arial" w:hAnsi="Arial" w:cs="Arial"/>
+          <w:spacing w:val="-2"/>
+          <w:w w:val="90"/>
+          <w:lang w:val="pt-BR"/>
+        </w:rPr>
+        <w:t>Comma-separated</w:t>
+      </w:r>
+      <w:proofErr w:type="spellEnd"/>
+      <w:r>
+        <w:rPr>
+          <w:rFonts w:ascii="Arial" w:hAnsi="Arial" w:cs="Arial"/>
+          <w:spacing w:val="-2"/>
+          <w:w w:val="90"/>
+          <w:lang w:val="pt-BR"/>
+        </w:rPr>
+        <w:t xml:space="preserve"> files </w:t>
+      </w:r>
+      <w:proofErr w:type="spellStart"/>
+      <w:r>
+        <w:rPr>
+          <w:rFonts w:ascii="Arial" w:hAnsi="Arial" w:cs="Arial"/>
+          <w:spacing w:val="-2"/>
+          <w:w w:val="90"/>
+          <w:lang w:val="pt-BR"/>
+        </w:rPr>
+        <w:t>consisting</w:t>
+      </w:r>
+      <w:proofErr w:type="spellEnd"/>
+      <w:r>
+        <w:rPr>
+          <w:rFonts w:ascii="Arial" w:hAnsi="Arial" w:cs="Arial"/>
+          <w:spacing w:val="-2"/>
+          <w:w w:val="90"/>
+          <w:lang w:val="pt-BR"/>
+        </w:rPr>
+        <w:t xml:space="preserve"> </w:t>
+      </w:r>
+      <w:proofErr w:type="spellStart"/>
+      <w:r>
+        <w:rPr>
+          <w:rFonts w:ascii="Arial" w:hAnsi="Arial" w:cs="Arial"/>
+          <w:spacing w:val="-2"/>
+          <w:w w:val="90"/>
+          <w:lang w:val="pt-BR"/>
+        </w:rPr>
+        <w:t>of</w:t>
+      </w:r>
+      <w:proofErr w:type="spellEnd"/>
+      <w:r>
+        <w:rPr>
+          <w:rFonts w:ascii="Arial" w:hAnsi="Arial" w:cs="Arial"/>
+          <w:spacing w:val="-2"/>
+          <w:w w:val="90"/>
+          <w:lang w:val="pt-BR"/>
+        </w:rPr>
+        <w:t xml:space="preserve"> responses </w:t>
+      </w:r>
+      <w:proofErr w:type="spellStart"/>
+      <w:r>
+        <w:rPr>
+          <w:rFonts w:ascii="Arial" w:hAnsi="Arial" w:cs="Arial"/>
+          <w:spacing w:val="-2"/>
+          <w:w w:val="90"/>
+          <w:lang w:val="pt-BR"/>
+        </w:rPr>
+        <w:t>to</w:t>
+      </w:r>
+      <w:proofErr w:type="spellEnd"/>
+      <w:r>
+        <w:rPr>
+          <w:rFonts w:ascii="Arial" w:hAnsi="Arial" w:cs="Arial"/>
+          <w:spacing w:val="-2"/>
+          <w:w w:val="90"/>
+          <w:lang w:val="pt-BR"/>
+        </w:rPr>
+        <w:t xml:space="preserve"> </w:t>
+      </w:r>
+      <w:proofErr w:type="spellStart"/>
+      <w:r>
+        <w:rPr>
+          <w:rFonts w:ascii="Arial" w:hAnsi="Arial" w:cs="Arial"/>
+          <w:spacing w:val="-2"/>
+          <w:w w:val="90"/>
+          <w:lang w:val="pt-BR"/>
+        </w:rPr>
+        <w:t>the</w:t>
+      </w:r>
+      <w:proofErr w:type="spellEnd"/>
+      <w:r>
+        <w:rPr>
+          <w:rFonts w:ascii="Arial" w:hAnsi="Arial" w:cs="Arial"/>
+          <w:spacing w:val="-2"/>
+          <w:w w:val="90"/>
+          <w:lang w:val="pt-BR"/>
+        </w:rPr>
+        <w:t xml:space="preserve"> </w:t>
+      </w:r>
+      <w:proofErr w:type="spellStart"/>
+      <w:r>
+        <w:rPr>
+          <w:rFonts w:ascii="Arial" w:hAnsi="Arial" w:cs="Arial"/>
+          <w:spacing w:val="-2"/>
+          <w:w w:val="90"/>
+          <w:lang w:val="pt-BR"/>
+        </w:rPr>
+        <w:t>items</w:t>
+      </w:r>
+      <w:proofErr w:type="spellEnd"/>
+      <w:r>
+        <w:rPr>
+          <w:rFonts w:ascii="Arial" w:hAnsi="Arial" w:cs="Arial"/>
+          <w:spacing w:val="-2"/>
+          <w:w w:val="90"/>
+          <w:lang w:val="pt-BR"/>
+        </w:rPr>
+        <w:t xml:space="preserve"> </w:t>
+      </w:r>
+      <w:proofErr w:type="spellStart"/>
+      <w:r>
+        <w:rPr>
+          <w:rFonts w:ascii="Arial" w:hAnsi="Arial" w:cs="Arial"/>
+          <w:spacing w:val="-2"/>
+          <w:w w:val="90"/>
+          <w:lang w:val="pt-BR"/>
+        </w:rPr>
+        <w:t>of</w:t>
+      </w:r>
+      <w:proofErr w:type="spellEnd"/>
+      <w:r>
+        <w:rPr>
+          <w:rFonts w:ascii="Arial" w:hAnsi="Arial" w:cs="Arial"/>
+          <w:spacing w:val="-2"/>
+          <w:w w:val="90"/>
+          <w:lang w:val="pt-BR"/>
+        </w:rPr>
+        <w:t xml:space="preserve"> </w:t>
+      </w:r>
+      <w:proofErr w:type="spellStart"/>
+      <w:r>
+        <w:rPr>
+          <w:rFonts w:ascii="Arial" w:hAnsi="Arial" w:cs="Arial"/>
+          <w:spacing w:val="-2"/>
+          <w:w w:val="90"/>
+          <w:lang w:val="pt-BR"/>
+        </w:rPr>
+        <w:t>each</w:t>
+      </w:r>
+      <w:proofErr w:type="spellEnd"/>
+      <w:r>
+        <w:rPr>
+          <w:rFonts w:ascii="Arial" w:hAnsi="Arial" w:cs="Arial"/>
+          <w:spacing w:val="-2"/>
+          <w:w w:val="90"/>
+          <w:lang w:val="pt-BR"/>
+        </w:rPr>
+        <w:t xml:space="preserve"> </w:t>
+      </w:r>
+      <w:proofErr w:type="spellStart"/>
+      <w:r>
+        <w:rPr>
+          <w:rFonts w:ascii="Arial" w:hAnsi="Arial" w:cs="Arial"/>
+          <w:spacing w:val="-2"/>
+          <w:w w:val="90"/>
+          <w:lang w:val="pt-BR"/>
+        </w:rPr>
+        <w:t>gold</w:t>
+      </w:r>
+      <w:proofErr w:type="spellEnd"/>
+      <w:r>
+        <w:rPr>
+          <w:rFonts w:ascii="Arial" w:hAnsi="Arial" w:cs="Arial"/>
+          <w:spacing w:val="-2"/>
+          <w:w w:val="90"/>
+          <w:lang w:val="pt-BR"/>
+        </w:rPr>
+        <w:t xml:space="preserve"> standard </w:t>
+      </w:r>
+      <w:proofErr w:type="spellStart"/>
+      <w:r>
+        <w:rPr>
+          <w:rFonts w:ascii="Arial" w:hAnsi="Arial" w:cs="Arial"/>
+          <w:spacing w:val="-2"/>
+          <w:w w:val="90"/>
+          <w:lang w:val="pt-BR"/>
+        </w:rPr>
+        <w:t>questionnaire</w:t>
+      </w:r>
+      <w:proofErr w:type="spellEnd"/>
+      <w:r>
+        <w:rPr>
+          <w:rFonts w:ascii="Arial" w:hAnsi="Arial" w:cs="Arial"/>
+          <w:spacing w:val="-2"/>
+          <w:w w:val="90"/>
+          <w:lang w:val="pt-BR"/>
+        </w:rPr>
+        <w:t xml:space="preserve">. </w:t>
+      </w:r>
+    </w:p>
+    <w:p>
+      <w:pPr>
+        <w:tabs>
+          <w:tab w:val="left" w:pos="687"/>
+        </w:tabs>
+        <w:spacing w:before="216" w:line="304" w:lineRule="auto"/>
+        <w:ind w:left="511" w:right="106"/>
+        <w:jc w:val="both"/>
         <w:rPr>
           <w:rFonts w:ascii="Arial" w:hAnsi="Arial" w:cs="Arial"/>
           <w:spacing w:val="-2"/>
@@ -3791,7 +5283,6 @@
           <w:spacing w:val="-2"/>
           <w:w w:val="90"/>
         </w:rPr>
-        <w:lastRenderedPageBreak/>
         <w:t>the</w:t>
       </w:r>
       <w:proofErr w:type="gramEnd"/>
@@ -4661,6 +6152,7 @@
           <w:w w:val="90"/>
           <w:lang w:val="pt-BR"/>
         </w:rPr>
+        <w:lastRenderedPageBreak/>
         <w:t>Cognitive</w:t>
       </w:r>
       <w:proofErr w:type="spellEnd"/>
@@ -7300,7 +8792,7 @@
 </file>
 
 <file path=word/endnotes.xml><?xml version="1.0" encoding="utf-8"?>
-<w:endnotes xmlns:wpc="http://schemas.microsoft.com/office/word/2010/wordprocessingCanvas" xmlns:cx="http://schemas.microsoft.com/office/drawing/2014/chartex" xmlns:cx1="http://schemas.microsoft.com/office/drawing/2015/9/8/chartex" xmlns:cx2="http://schemas.microsoft.com/office/drawing/2015/10/21/chartex" xmlns:cx3="http://schemas.microsoft.com/office/drawing/2016/5/9/chartex" xmlns:cx4="http://schemas.microsoft.com/office/drawing/2016/5/10/chartex" xmlns:cx5="http://schemas.microsoft.com/office/drawing/2016/5/11/chartex" xmlns:cx6="http://schemas.microsoft.com/office/drawing/2016/5/12/chartex" xmlns:cx7="http://schemas.microsoft.com/office/drawing/2016/5/13/chartex" xmlns:cx8="http://schemas.microsoft.com/office/drawing/2016/5/14/chartex" xmlns:mc="http://schemas.openxmlformats.org/markup-compatibility/2006" xmlns:aink="http://schemas.microsoft.com/office/drawing/2016/ink" xmlns:am3d="http://schemas.microsoft.com/office/drawing/2017/model3d" xmlns:o="urn:schemas-microsoft-com:office:office" xmlns:oel="http://schemas.microsoft.com/office/2019/extlst" xmlns:r="http://schemas.openxmlformats.org/officeDocument/2006/relationships" xmlns:m="http://schemas.openxmlformats.org/officeDocument/2006/math" xmlns:v="urn:schemas-microsoft-com:vml" xmlns:wp14="http://schemas.microsoft.com/office/word/2010/wordprocessingDrawing" xmlns:wp="http://schemas.openxmlformats.org/drawingml/2006/wordprocessingDrawing" xmlns:w10="urn:schemas-microsoft-com:office:word" xmlns:w="http://schemas.openxmlformats.org/wordprocessingml/2006/main" xmlns:w14="http://schemas.microsoft.com/office/word/2010/wordml" xmlns:w15="http://schemas.microsoft.com/office/word/2012/wordml" xmlns:w16cei="http://schemas.microsoft.com/office/word/2026/wordml/cei" xmlns:w16cex="http://schemas.microsoft.com/office/word/2018/wordml/cex" xmlns:w16cid="http://schemas.microsoft.com/office/word/2016/wordml/cid" xmlns:w16="http://schemas.microsoft.com/office/word/2018/wordml" xmlns:w16du="http://schemas.microsoft.com/office/word/2023/wordml/word16du" xmlns:w16sdtdh="http://schemas.microsoft.com/office/word/2020/wordml/sdtdatahash" xmlns:w16sdtfl="http://schemas.microsoft.com/office/word/2024/wordml/sdtformatlock" xmlns:w16se="http://schemas.microsoft.com/office/word/2015/wordml/symex" xmlns:wpg="http://schemas.microsoft.com/office/word/2010/wordprocessingGroup" xmlns:wpi="http://schemas.microsoft.com/office/word/2010/wordprocessingInk" xmlns:wne="http://schemas.microsoft.com/office/word/2006/wordml" xmlns:wps="http://schemas.microsoft.com/office/word/2010/wordprocessingShape" mc:Ignorable="w14 w15 w16se w16cid w16 w16cex w16sdtdh w16sdtfl w16du wp14">
+<w:endnotes xmlns:wpc="http://schemas.microsoft.com/office/word/2010/wordprocessingCanvas" xmlns:cx="http://schemas.microsoft.com/office/drawing/2014/chartex" xmlns:cx1="http://schemas.microsoft.com/office/drawing/2015/9/8/chartex" xmlns:cx2="http://schemas.microsoft.com/office/drawing/2015/10/21/chartex" xmlns:cx3="http://schemas.microsoft.com/office/drawing/2016/5/9/chartex" xmlns:cx4="http://schemas.microsoft.com/office/drawing/2016/5/10/chartex" xmlns:cx5="http://schemas.microsoft.com/office/drawing/2016/5/11/chartex" xmlns:cx6="http://schemas.microsoft.com/office/drawing/2016/5/12/chartex" xmlns:cx7="http://schemas.microsoft.com/office/drawing/2016/5/13/chartex" xmlns:cx8="http://schemas.microsoft.com/office/drawing/2016/5/14/chartex" xmlns:mc="http://schemas.openxmlformats.org/markup-compatibility/2006" xmlns:aink="http://schemas.microsoft.com/office/drawing/2016/ink" xmlns:am3d="http://schemas.microsoft.com/office/drawing/2017/model3d" xmlns:o="urn:schemas-microsoft-com:office:office" xmlns:oel="http://schemas.microsoft.com/office/2019/extlst" xmlns:r="http://schemas.openxmlformats.org/officeDocument/2006/relationships" xmlns:m="http://schemas.openxmlformats.org/officeDocument/2006/math" xmlns:v="urn:schemas-microsoft-com:vml" xmlns:wp14="http://schemas.microsoft.com/office/word/2010/wordprocessingDrawing" xmlns:wp="http://schemas.openxmlformats.org/drawingml/2006/wordprocessingDrawing" xmlns:w10="urn:schemas-microsoft-com:office:word" xmlns:w="http://schemas.openxmlformats.org/wordprocessingml/2006/main" xmlns:w14="http://schemas.microsoft.com/office/word/2010/wordml" xmlns:w15="http://schemas.microsoft.com/office/word/2012/wordml" xmlns:w16cex="http://schemas.microsoft.com/office/word/2018/wordml/cex" xmlns:w16cid="http://schemas.microsoft.com/office/word/2016/wordml/cid" xmlns:w16="http://schemas.microsoft.com/office/word/2018/wordml" xmlns:w16du="http://schemas.microsoft.com/office/word/2023/wordml/word16du" xmlns:w16sdtdh="http://schemas.microsoft.com/office/word/2020/wordml/sdtdatahash" xmlns:w16sdtfl="http://schemas.microsoft.com/office/word/2024/wordml/sdtformatlock" xmlns:w16se="http://schemas.microsoft.com/office/word/2015/wordml/symex" xmlns:wpg="http://schemas.microsoft.com/office/word/2010/wordprocessingGroup" xmlns:wpi="http://schemas.microsoft.com/office/word/2010/wordprocessingInk" xmlns:wne="http://schemas.microsoft.com/office/word/2006/wordml" xmlns:wps="http://schemas.microsoft.com/office/word/2010/wordprocessingShape" mc:Ignorable="w14 w15 w16se w16cid w16 w16cex w16sdtdh w16sdtfl w16du wp14">
   <w:endnote w:type="separator" w:id="-1">
     <w:p>
       <w:r>
@@ -7319,7 +8811,7 @@
 </file>
 
 <file path=word/footer1.xml><?xml version="1.0" encoding="utf-8"?>
-<w:ftr xmlns:wpc="http://schemas.microsoft.com/office/word/2010/wordprocessingCanvas" xmlns:cx="http://schemas.microsoft.com/office/drawing/2014/chartex" xmlns:cx1="http://schemas.microsoft.com/office/drawing/2015/9/8/chartex" xmlns:cx2="http://schemas.microsoft.com/office/drawing/2015/10/21/chartex" xmlns:cx3="http://schemas.microsoft.com/office/drawing/2016/5/9/chartex" xmlns:cx4="http://schemas.microsoft.com/office/drawing/2016/5/10/chartex" xmlns:cx5="http://schemas.microsoft.com/office/drawing/2016/5/11/chartex" xmlns:cx6="http://schemas.microsoft.com/office/drawing/2016/5/12/chartex" xmlns:cx7="http://schemas.microsoft.com/office/drawing/2016/5/13/chartex" xmlns:cx8="http://schemas.microsoft.com/office/drawing/2016/5/14/chartex" xmlns:mc="http://schemas.openxmlformats.org/markup-compatibility/2006" xmlns:aink="http://schemas.microsoft.com/office/drawing/2016/ink" xmlns:am3d="http://schemas.microsoft.com/office/drawing/2017/model3d" xmlns:o="urn:schemas-microsoft-com:office:office" xmlns:oel="http://schemas.microsoft.com/office/2019/extlst" xmlns:r="http://schemas.openxmlformats.org/officeDocument/2006/relationships" xmlns:m="http://schemas.openxmlformats.org/officeDocument/2006/math" xmlns:v="urn:schemas-microsoft-com:vml" xmlns:wp14="http://schemas.microsoft.com/office/word/2010/wordprocessingDrawing" xmlns:wp="http://schemas.openxmlformats.org/drawingml/2006/wordprocessingDrawing" xmlns:w10="urn:schemas-microsoft-com:office:word" xmlns:w="http://schemas.openxmlformats.org/wordprocessingml/2006/main" xmlns:w14="http://schemas.microsoft.com/office/word/2010/wordml" xmlns:w15="http://schemas.microsoft.com/office/word/2012/wordml" xmlns:w16cei="http://schemas.microsoft.com/office/word/2026/wordml/cei" xmlns:w16cex="http://schemas.microsoft.com/office/word/2018/wordml/cex" xmlns:w16cid="http://schemas.microsoft.com/office/word/2016/wordml/cid" xmlns:w16="http://schemas.microsoft.com/office/word/2018/wordml" xmlns:w16du="http://schemas.microsoft.com/office/word/2023/wordml/word16du" xmlns:w16sdtdh="http://schemas.microsoft.com/office/word/2020/wordml/sdtdatahash" xmlns:w16sdtfl="http://schemas.microsoft.com/office/word/2024/wordml/sdtformatlock" xmlns:w16se="http://schemas.microsoft.com/office/word/2015/wordml/symex" xmlns:wpg="http://schemas.microsoft.com/office/word/2010/wordprocessingGroup" xmlns:wpi="http://schemas.microsoft.com/office/word/2010/wordprocessingInk" xmlns:wne="http://schemas.microsoft.com/office/word/2006/wordml" xmlns:wps="http://schemas.microsoft.com/office/word/2010/wordprocessingShape" mc:Ignorable="w14 w15 w16se w16cid w16 w16cex w16sdtdh w16sdtfl w16du wp14">
+<w:ftr xmlns:wpc="http://schemas.microsoft.com/office/word/2010/wordprocessingCanvas" xmlns:cx="http://schemas.microsoft.com/office/drawing/2014/chartex" xmlns:cx1="http://schemas.microsoft.com/office/drawing/2015/9/8/chartex" xmlns:cx2="http://schemas.microsoft.com/office/drawing/2015/10/21/chartex" xmlns:cx3="http://schemas.microsoft.com/office/drawing/2016/5/9/chartex" xmlns:cx4="http://schemas.microsoft.com/office/drawing/2016/5/10/chartex" xmlns:cx5="http://schemas.microsoft.com/office/drawing/2016/5/11/chartex" xmlns:cx6="http://schemas.microsoft.com/office/drawing/2016/5/12/chartex" xmlns:cx7="http://schemas.microsoft.com/office/drawing/2016/5/13/chartex" xmlns:cx8="http://schemas.microsoft.com/office/drawing/2016/5/14/chartex" xmlns:mc="http://schemas.openxmlformats.org/markup-compatibility/2006" xmlns:aink="http://schemas.microsoft.com/office/drawing/2016/ink" xmlns:am3d="http://schemas.microsoft.com/office/drawing/2017/model3d" xmlns:o="urn:schemas-microsoft-com:office:office" xmlns:oel="http://schemas.microsoft.com/office/2019/extlst" xmlns:r="http://schemas.openxmlformats.org/officeDocument/2006/relationships" xmlns:m="http://schemas.openxmlformats.org/officeDocument/2006/math" xmlns:v="urn:schemas-microsoft-com:vml" xmlns:wp14="http://schemas.microsoft.com/office/word/2010/wordprocessingDrawing" xmlns:wp="http://schemas.openxmlformats.org/drawingml/2006/wordprocessingDrawing" xmlns:w10="urn:schemas-microsoft-com:office:word" xmlns:w="http://schemas.openxmlformats.org/wordprocessingml/2006/main" xmlns:w14="http://schemas.microsoft.com/office/word/2010/wordml" xmlns:w15="http://schemas.microsoft.com/office/word/2012/wordml" xmlns:w16cex="http://schemas.microsoft.com/office/word/2018/wordml/cex" xmlns:w16cid="http://schemas.microsoft.com/office/word/2016/wordml/cid" xmlns:w16="http://schemas.microsoft.com/office/word/2018/wordml" xmlns:w16du="http://schemas.microsoft.com/office/word/2023/wordml/word16du" xmlns:w16sdtdh="http://schemas.microsoft.com/office/word/2020/wordml/sdtdatahash" xmlns:w16sdtfl="http://schemas.microsoft.com/office/word/2024/wordml/sdtformatlock" xmlns:w16se="http://schemas.microsoft.com/office/word/2015/wordml/symex" xmlns:wpg="http://schemas.microsoft.com/office/word/2010/wordprocessingGroup" xmlns:wpi="http://schemas.microsoft.com/office/word/2010/wordprocessingInk" xmlns:wne="http://schemas.microsoft.com/office/word/2006/wordml" xmlns:wps="http://schemas.microsoft.com/office/word/2010/wordprocessingShape" mc:Ignorable="w14 w15 w16se w16cid w16 w16cex w16sdtdh w16sdtfl w16du wp14">
   <w:p>
     <w:pPr>
       <w:pStyle w:val="BodyText"/>
@@ -7398,7 +8890,7 @@
             </wp:anchor>
           </w:drawing>
         </mc:Choice>
-        <mc:Fallback>
+        <mc:Fallback xmlns:w16cei="http://schemas.microsoft.com/office/word/2026/wordml/cei">
           <w:pict>
             <v:shape w14:anchorId="7109D05F" id="Graphic 2" o:spid="_x0000_s1026" style="position:absolute;margin-left:70.85pt;margin-top:758.75pt;width:453.55pt;height:.1pt;z-index:-251657728;visibility:visible;mso-wrap-style:square;mso-wrap-distance-left:0;mso-wrap-distance-top:0;mso-wrap-distance-right:0;mso-wrap-distance-bottom:0;mso-position-horizontal:absolute;mso-position-horizontal-relative:page;mso-position-vertical:absolute;mso-position-vertical-relative:page;v-text-anchor:top" coordsize="5760085,1270" o:gfxdata="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" path="m,l5759996,e" filled="f" strokeweight=".14039mm">
               <v:path arrowok="t"/>
@@ -7555,7 +9047,7 @@
 </file>
 
 <file path=word/footnotes.xml><?xml version="1.0" encoding="utf-8"?>
-<w:footnotes xmlns:wpc="http://schemas.microsoft.com/office/word/2010/wordprocessingCanvas" xmlns:cx="http://schemas.microsoft.com/office/drawing/2014/chartex" xmlns:cx1="http://schemas.microsoft.com/office/drawing/2015/9/8/chartex" xmlns:cx2="http://schemas.microsoft.com/office/drawing/2015/10/21/chartex" xmlns:cx3="http://schemas.microsoft.com/office/drawing/2016/5/9/chartex" xmlns:cx4="http://schemas.microsoft.com/office/drawing/2016/5/10/chartex" xmlns:cx5="http://schemas.microsoft.com/office/drawing/2016/5/11/chartex" xmlns:cx6="http://schemas.microsoft.com/office/drawing/2016/5/12/chartex" xmlns:cx7="http://schemas.microsoft.com/office/drawing/2016/5/13/chartex" xmlns:cx8="http://schemas.microsoft.com/office/drawing/2016/5/14/chartex" xmlns:mc="http://schemas.openxmlformats.org/markup-compatibility/2006" xmlns:aink="http://schemas.microsoft.com/office/drawing/2016/ink" xmlns:am3d="http://schemas.microsoft.com/office/drawing/2017/model3d" xmlns:o="urn:schemas-microsoft-com:office:office" xmlns:oel="http://schemas.microsoft.com/office/2019/extlst" xmlns:r="http://schemas.openxmlformats.org/officeDocument/2006/relationships" xmlns:m="http://schemas.openxmlformats.org/officeDocument/2006/math" xmlns:v="urn:schemas-microsoft-com:vml" xmlns:wp14="http://schemas.microsoft.com/office/word/2010/wordprocessingDrawing" xmlns:wp="http://schemas.openxmlformats.org/drawingml/2006/wordprocessingDrawing" xmlns:w10="urn:schemas-microsoft-com:office:word" xmlns:w="http://schemas.openxmlformats.org/wordprocessingml/2006/main" xmlns:w14="http://schemas.microsoft.com/office/word/2010/wordml" xmlns:w15="http://schemas.microsoft.com/office/word/2012/wordml" xmlns:w16cei="http://schemas.microsoft.com/office/word/2026/wordml/cei" xmlns:w16cex="http://schemas.microsoft.com/office/word/2018/wordml/cex" xmlns:w16cid="http://schemas.microsoft.com/office/word/2016/wordml/cid" xmlns:w16="http://schemas.microsoft.com/office/word/2018/wordml" xmlns:w16du="http://schemas.microsoft.com/office/word/2023/wordml/word16du" xmlns:w16sdtdh="http://schemas.microsoft.com/office/word/2020/wordml/sdtdatahash" xmlns:w16sdtfl="http://schemas.microsoft.com/office/word/2024/wordml/sdtformatlock" xmlns:w16se="http://schemas.microsoft.com/office/word/2015/wordml/symex" xmlns:wpg="http://schemas.microsoft.com/office/word/2010/wordprocessingGroup" xmlns:wpi="http://schemas.microsoft.com/office/word/2010/wordprocessingInk" xmlns:wne="http://schemas.microsoft.com/office/word/2006/wordml" xmlns:wps="http://schemas.microsoft.com/office/word/2010/wordprocessingShape" mc:Ignorable="w14 w15 w16se w16cid w16 w16cex w16sdtdh w16sdtfl w16du wp14">
+<w:footnotes xmlns:wpc="http://schemas.microsoft.com/office/word/2010/wordprocessingCanvas" xmlns:cx="http://schemas.microsoft.com/office/drawing/2014/chartex" xmlns:cx1="http://schemas.microsoft.com/office/drawing/2015/9/8/chartex" xmlns:cx2="http://schemas.microsoft.com/office/drawing/2015/10/21/chartex" xmlns:cx3="http://schemas.microsoft.com/office/drawing/2016/5/9/chartex" xmlns:cx4="http://schemas.microsoft.com/office/drawing/2016/5/10/chartex" xmlns:cx5="http://schemas.microsoft.com/office/drawing/2016/5/11/chartex" xmlns:cx6="http://schemas.microsoft.com/office/drawing/2016/5/12/chartex" xmlns:cx7="http://schemas.microsoft.com/office/drawing/2016/5/13/chartex" xmlns:cx8="http://schemas.microsoft.com/office/drawing/2016/5/14/chartex" xmlns:mc="http://schemas.openxmlformats.org/markup-compatibility/2006" xmlns:aink="http://schemas.microsoft.com/office/drawing/2016/ink" xmlns:am3d="http://schemas.microsoft.com/office/drawing/2017/model3d" xmlns:o="urn:schemas-microsoft-com:office:office" xmlns:oel="http://schemas.microsoft.com/office/2019/extlst" xmlns:r="http://schemas.openxmlformats.org/officeDocument/2006/relationships" xmlns:m="http://schemas.openxmlformats.org/officeDocument/2006/math" xmlns:v="urn:schemas-microsoft-com:vml" xmlns:wp14="http://schemas.microsoft.com/office/word/2010/wordprocessingDrawing" xmlns:wp="http://schemas.openxmlformats.org/drawingml/2006/wordprocessingDrawing" xmlns:w10="urn:schemas-microsoft-com:office:word" xmlns:w="http://schemas.openxmlformats.org/wordprocessingml/2006/main" xmlns:w14="http://schemas.microsoft.com/office/word/2010/wordml" xmlns:w15="http://schemas.microsoft.com/office/word/2012/wordml" xmlns:w16cex="http://schemas.microsoft.com/office/word/2018/wordml/cex" xmlns:w16cid="http://schemas.microsoft.com/office/word/2016/wordml/cid" xmlns:w16="http://schemas.microsoft.com/office/word/2018/wordml" xmlns:w16du="http://schemas.microsoft.com/office/word/2023/wordml/word16du" xmlns:w16sdtdh="http://schemas.microsoft.com/office/word/2020/wordml/sdtdatahash" xmlns:w16sdtfl="http://schemas.microsoft.com/office/word/2024/wordml/sdtformatlock" xmlns:w16se="http://schemas.microsoft.com/office/word/2015/wordml/symex" xmlns:wpg="http://schemas.microsoft.com/office/word/2010/wordprocessingGroup" xmlns:wpi="http://schemas.microsoft.com/office/word/2010/wordprocessingInk" xmlns:wne="http://schemas.microsoft.com/office/word/2006/wordml" xmlns:wps="http://schemas.microsoft.com/office/word/2010/wordprocessingShape" mc:Ignorable="w14 w15 w16se w16cid w16 w16cex w16sdtdh w16sdtfl w16du wp14">
   <w:footnote w:type="separator" w:id="-1">
     <w:p>
       <w:r>
@@ -7574,7 +9066,7 @@
 </file>
 
 <file path=word/header1.xml><?xml version="1.0" encoding="utf-8"?>
-<w:hdr xmlns:wpc="http://schemas.microsoft.com/office/word/2010/wordprocessingCanvas" xmlns:cx="http://schemas.microsoft.com/office/drawing/2014/chartex" xmlns:cx1="http://schemas.microsoft.com/office/drawing/2015/9/8/chartex" xmlns:cx2="http://schemas.microsoft.com/office/drawing/2015/10/21/chartex" xmlns:cx3="http://schemas.microsoft.com/office/drawing/2016/5/9/chartex" xmlns:cx4="http://schemas.microsoft.com/office/drawing/2016/5/10/chartex" xmlns:cx5="http://schemas.microsoft.com/office/drawing/2016/5/11/chartex" xmlns:cx6="http://schemas.microsoft.com/office/drawing/2016/5/12/chartex" xmlns:cx7="http://schemas.microsoft.com/office/drawing/2016/5/13/chartex" xmlns:cx8="http://schemas.microsoft.com/office/drawing/2016/5/14/chartex" xmlns:mc="http://schemas.openxmlformats.org/markup-compatibility/2006" xmlns:aink="http://schemas.microsoft.com/office/drawing/2016/ink" xmlns:am3d="http://schemas.microsoft.com/office/drawing/2017/model3d" xmlns:o="urn:schemas-microsoft-com:office:office" xmlns:oel="http://schemas.microsoft.com/office/2019/extlst" xmlns:r="http://schemas.openxmlformats.org/officeDocument/2006/relationships" xmlns:m="http://schemas.openxmlformats.org/officeDocument/2006/math" xmlns:v="urn:schemas-microsoft-com:vml" xmlns:wp14="http://schemas.microsoft.com/office/word/2010/wordprocessingDrawing" xmlns:wp="http://schemas.openxmlformats.org/drawingml/2006/wordprocessingDrawing" xmlns:w10="urn:schemas-microsoft-com:office:word" xmlns:w="http://schemas.openxmlformats.org/wordprocessingml/2006/main" xmlns:w14="http://schemas.microsoft.com/office/word/2010/wordml" xmlns:w15="http://schemas.microsoft.com/office/word/2012/wordml" xmlns:w16cei="http://schemas.microsoft.com/office/word/2026/wordml/cei" xmlns:w16cex="http://schemas.microsoft.com/office/word/2018/wordml/cex" xmlns:w16cid="http://schemas.microsoft.com/office/word/2016/wordml/cid" xmlns:w16="http://schemas.microsoft.com/office/word/2018/wordml" xmlns:w16du="http://schemas.microsoft.com/office/word/2023/wordml/word16du" xmlns:w16sdtdh="http://schemas.microsoft.com/office/word/2020/wordml/sdtdatahash" xmlns:w16sdtfl="http://schemas.microsoft.com/office/word/2024/wordml/sdtformatlock" xmlns:w16se="http://schemas.microsoft.com/office/word/2015/wordml/symex" xmlns:wpg="http://schemas.microsoft.com/office/word/2010/wordprocessingGroup" xmlns:wpi="http://schemas.microsoft.com/office/word/2010/wordprocessingInk" xmlns:wne="http://schemas.microsoft.com/office/word/2006/wordml" xmlns:wps="http://schemas.microsoft.com/office/word/2010/wordprocessingShape" mc:Ignorable="w14 w15 w16se w16cid w16 w16cex w16sdtdh w16sdtfl w16du wp14">
+<w:hdr xmlns:wpc="http://schemas.microsoft.com/office/word/2010/wordprocessingCanvas" xmlns:cx="http://schemas.microsoft.com/office/drawing/2014/chartex" xmlns:cx1="http://schemas.microsoft.com/office/drawing/2015/9/8/chartex" xmlns:cx2="http://schemas.microsoft.com/office/drawing/2015/10/21/chartex" xmlns:cx3="http://schemas.microsoft.com/office/drawing/2016/5/9/chartex" xmlns:cx4="http://schemas.microsoft.com/office/drawing/2016/5/10/chartex" xmlns:cx5="http://schemas.microsoft.com/office/drawing/2016/5/11/chartex" xmlns:cx6="http://schemas.microsoft.com/office/drawing/2016/5/12/chartex" xmlns:cx7="http://schemas.microsoft.com/office/drawing/2016/5/13/chartex" xmlns:cx8="http://schemas.microsoft.com/office/drawing/2016/5/14/chartex" xmlns:mc="http://schemas.openxmlformats.org/markup-compatibility/2006" xmlns:aink="http://schemas.microsoft.com/office/drawing/2016/ink" xmlns:am3d="http://schemas.microsoft.com/office/drawing/2017/model3d" xmlns:o="urn:schemas-microsoft-com:office:office" xmlns:oel="http://schemas.microsoft.com/office/2019/extlst" xmlns:r="http://schemas.openxmlformats.org/officeDocument/2006/relationships" xmlns:m="http://schemas.openxmlformats.org/officeDocument/2006/math" xmlns:v="urn:schemas-microsoft-com:vml" xmlns:wp14="http://schemas.microsoft.com/office/word/2010/wordprocessingDrawing" xmlns:wp="http://schemas.openxmlformats.org/drawingml/2006/wordprocessingDrawing" xmlns:w10="urn:schemas-microsoft-com:office:word" xmlns:w="http://schemas.openxmlformats.org/wordprocessingml/2006/main" xmlns:w14="http://schemas.microsoft.com/office/word/2010/wordml" xmlns:w15="http://schemas.microsoft.com/office/word/2012/wordml" xmlns:w16cex="http://schemas.microsoft.com/office/word/2018/wordml/cex" xmlns:w16cid="http://schemas.microsoft.com/office/word/2016/wordml/cid" xmlns:w16="http://schemas.microsoft.com/office/word/2018/wordml" xmlns:w16du="http://schemas.microsoft.com/office/word/2023/wordml/word16du" xmlns:w16sdtdh="http://schemas.microsoft.com/office/word/2020/wordml/sdtdatahash" xmlns:w16sdtfl="http://schemas.microsoft.com/office/word/2024/wordml/sdtformatlock" xmlns:w16se="http://schemas.microsoft.com/office/word/2015/wordml/symex" xmlns:wpg="http://schemas.microsoft.com/office/word/2010/wordprocessingGroup" xmlns:wpi="http://schemas.microsoft.com/office/word/2010/wordprocessingInk" xmlns:wne="http://schemas.microsoft.com/office/word/2006/wordml" xmlns:wps="http://schemas.microsoft.com/office/word/2010/wordprocessingShape" mc:Ignorable="w14 w15 w16se w16cid w16 w16cex w16sdtdh w16sdtfl w16du wp14">
   <w:p>
     <w:pPr>
       <w:pStyle w:val="BodyText"/>
@@ -7653,7 +9145,7 @@
             </wp:anchor>
           </w:drawing>
         </mc:Choice>
-        <mc:Fallback>
+        <mc:Fallback xmlns:w16cei="http://schemas.microsoft.com/office/word/2026/wordml/cei">
           <w:pict>
             <v:shape w14:anchorId="002C8FB4" id="Graphic 1" o:spid="_x0000_s1026" style="position:absolute;margin-left:70.85pt;margin-top:88pt;width:453.55pt;height:.1pt;z-index:-251660800;visibility:visible;mso-wrap-style:square;mso-wrap-distance-left:0;mso-wrap-distance-top:0;mso-wrap-distance-right:0;mso-wrap-distance-bottom:0;mso-position-horizontal:absolute;mso-position-horizontal-relative:page;mso-position-vertical:absolute;mso-position-vertical-relative:page;v-text-anchor:top" coordsize="5760085,1270" o:gfxdata="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" path="m,l5759996,e" filled="f" strokeweight=".14039mm">
               <v:path arrowok="t"/>
@@ -7668,7 +9160,7 @@
 </file>
 
 <file path=word/numbering.xml><?xml version="1.0" encoding="utf-8"?>
-<w:numbering xmlns:wpc="http://schemas.microsoft.com/office/word/2010/wordprocessingCanvas" xmlns:cx="http://schemas.microsoft.com/office/drawing/2014/chartex" xmlns:cx1="http://schemas.microsoft.com/office/drawing/2015/9/8/chartex" xmlns:cx2="http://schemas.microsoft.com/office/drawing/2015/10/21/chartex" xmlns:cx3="http://schemas.microsoft.com/office/drawing/2016/5/9/chartex" xmlns:cx4="http://schemas.microsoft.com/office/drawing/2016/5/10/chartex" xmlns:cx5="http://schemas.microsoft.com/office/drawing/2016/5/11/chartex" xmlns:cx6="http://schemas.microsoft.com/office/drawing/2016/5/12/chartex" xmlns:cx7="http://schemas.microsoft.com/office/drawing/2016/5/13/chartex" xmlns:cx8="http://schemas.microsoft.com/office/drawing/2016/5/14/chartex" xmlns:mc="http://schemas.openxmlformats.org/markup-compatibility/2006" xmlns:aink="http://schemas.microsoft.com/office/drawing/2016/ink" xmlns:am3d="http://schemas.microsoft.com/office/drawing/2017/model3d" xmlns:o="urn:schemas-microsoft-com:office:office" xmlns:oel="http://schemas.microsoft.com/office/2019/extlst" xmlns:r="http://schemas.openxmlformats.org/officeDocument/2006/relationships" xmlns:m="http://schemas.openxmlformats.org/officeDocument/2006/math" xmlns:v="urn:schemas-microsoft-com:vml" xmlns:wp14="http://schemas.microsoft.com/office/word/2010/wordprocessingDrawing" xmlns:wp="http://schemas.openxmlformats.org/drawingml/2006/wordprocessingDrawing" xmlns:w10="urn:schemas-microsoft-com:office:word" xmlns:w="http://schemas.openxmlformats.org/wordprocessingml/2006/main" xmlns:w14="http://schemas.microsoft.com/office/word/2010/wordml" xmlns:w15="http://schemas.microsoft.com/office/word/2012/wordml" xmlns:w16cei="http://schemas.microsoft.com/office/word/2026/wordml/cei" xmlns:w16cex="http://schemas.microsoft.com/office/word/2018/wordml/cex" xmlns:w16cid="http://schemas.microsoft.com/office/word/2016/wordml/cid" xmlns:w16="http://schemas.microsoft.com/office/word/2018/wordml" xmlns:w16du="http://schemas.microsoft.com/office/word/2023/wordml/word16du" xmlns:w16sdtdh="http://schemas.microsoft.com/office/word/2020/wordml/sdtdatahash" xmlns:w16sdtfl="http://schemas.microsoft.com/office/word/2024/wordml/sdtformatlock" xmlns:w16se="http://schemas.microsoft.com/office/word/2015/wordml/symex" xmlns:wpg="http://schemas.microsoft.com/office/word/2010/wordprocessingGroup" xmlns:wpi="http://schemas.microsoft.com/office/word/2010/wordprocessingInk" xmlns:wne="http://schemas.microsoft.com/office/word/2006/wordml" xmlns:wps="http://schemas.microsoft.com/office/word/2010/wordprocessingShape" mc:Ignorable="w14 w15 w16se w16cid w16 w16cex w16sdtdh w16sdtfl w16du wp14">
+<w:numbering xmlns:wpc="http://schemas.microsoft.com/office/word/2010/wordprocessingCanvas" xmlns:cx="http://schemas.microsoft.com/office/drawing/2014/chartex" xmlns:cx1="http://schemas.microsoft.com/office/drawing/2015/9/8/chartex" xmlns:cx2="http://schemas.microsoft.com/office/drawing/2015/10/21/chartex" xmlns:cx3="http://schemas.microsoft.com/office/drawing/2016/5/9/chartex" xmlns:cx4="http://schemas.microsoft.com/office/drawing/2016/5/10/chartex" xmlns:cx5="http://schemas.microsoft.com/office/drawing/2016/5/11/chartex" xmlns:cx6="http://schemas.microsoft.com/office/drawing/2016/5/12/chartex" xmlns:cx7="http://schemas.microsoft.com/office/drawing/2016/5/13/chartex" xmlns:cx8="http://schemas.microsoft.com/office/drawing/2016/5/14/chartex" xmlns:mc="http://schemas.openxmlformats.org/markup-compatibility/2006" xmlns:aink="http://schemas.microsoft.com/office/drawing/2016/ink" xmlns:am3d="http://schemas.microsoft.com/office/drawing/2017/model3d" xmlns:o="urn:schemas-microsoft-com:office:office" xmlns:oel="http://schemas.microsoft.com/office/2019/extlst" xmlns:r="http://schemas.openxmlformats.org/officeDocument/2006/relationships" xmlns:m="http://schemas.openxmlformats.org/officeDocument/2006/math" xmlns:v="urn:schemas-microsoft-com:vml" xmlns:wp14="http://schemas.microsoft.com/office/word/2010/wordprocessingDrawing" xmlns:wp="http://schemas.openxmlformats.org/drawingml/2006/wordprocessingDrawing" xmlns:w10="urn:schemas-microsoft-com:office:word" xmlns:w="http://schemas.openxmlformats.org/wordprocessingml/2006/main" xmlns:w14="http://schemas.microsoft.com/office/word/2010/wordml" xmlns:w15="http://schemas.microsoft.com/office/word/2012/wordml" xmlns:w16cex="http://schemas.microsoft.com/office/word/2018/wordml/cex" xmlns:w16cid="http://schemas.microsoft.com/office/word/2016/wordml/cid" xmlns:w16="http://schemas.microsoft.com/office/word/2018/wordml" xmlns:w16du="http://schemas.microsoft.com/office/word/2023/wordml/word16du" xmlns:w16sdtdh="http://schemas.microsoft.com/office/word/2020/wordml/sdtdatahash" xmlns:w16sdtfl="http://schemas.microsoft.com/office/word/2024/wordml/sdtformatlock" xmlns:w16se="http://schemas.microsoft.com/office/word/2015/wordml/symex" xmlns:wpg="http://schemas.microsoft.com/office/word/2010/wordprocessingGroup" xmlns:wpi="http://schemas.microsoft.com/office/word/2010/wordprocessingInk" xmlns:wne="http://schemas.microsoft.com/office/word/2006/wordml" xmlns:wps="http://schemas.microsoft.com/office/word/2010/wordprocessingShape" mc:Ignorable="w14 w15 w16se w16cid w16 w16cex w16sdtdh w16sdtfl w16du wp14">
   <w:abstractNum w:abstractNumId="0" w15:restartNumberingAfterBreak="0">
     <w:nsid w:val="178208EB"/>
     <w:multiLevelType w:val="multilevel"/>
@@ -7819,6 +9311,123 @@
     </w:lvl>
   </w:abstractNum>
   <w:abstractNum w:abstractNumId="1" w15:restartNumberingAfterBreak="0">
+    <w:nsid w:val="38AB2CD5"/>
+    <w:multiLevelType w:val="multilevel"/>
+    <w:tmpl w:val="3500B7AA"/>
+    <w:lvl w:ilvl="0">
+      <w:start w:val="1"/>
+      <w:numFmt w:val="decimal"/>
+      <w:lvlText w:val="%1."/>
+      <w:lvlJc w:val="left"/>
+      <w:pPr>
+        <w:tabs>
+          <w:tab w:val="num" w:pos="720"/>
+        </w:tabs>
+        <w:ind w:left="720" w:hanging="360"/>
+      </w:pPr>
+    </w:lvl>
+    <w:lvl w:ilvl="1">
+      <w:start w:val="1"/>
+      <w:numFmt w:val="bullet"/>
+      <w:lvlText w:val="o"/>
+      <w:lvlJc w:val="left"/>
+      <w:pPr>
+        <w:tabs>
+          <w:tab w:val="num" w:pos="1440"/>
+        </w:tabs>
+        <w:ind w:left="1440" w:hanging="360"/>
+      </w:pPr>
+      <w:rPr>
+        <w:rFonts w:ascii="Courier New" w:hAnsi="Courier New" w:hint="default"/>
+        <w:sz w:val="20"/>
+      </w:rPr>
+    </w:lvl>
+    <w:lvl w:ilvl="2" w:tentative="1">
+      <w:start w:val="1"/>
+      <w:numFmt w:val="decimal"/>
+      <w:lvlText w:val="%3."/>
+      <w:lvlJc w:val="left"/>
+      <w:pPr>
+        <w:tabs>
+          <w:tab w:val="num" w:pos="2160"/>
+        </w:tabs>
+        <w:ind w:left="2160" w:hanging="360"/>
+      </w:pPr>
+    </w:lvl>
+    <w:lvl w:ilvl="3" w:tentative="1">
+      <w:start w:val="1"/>
+      <w:numFmt w:val="decimal"/>
+      <w:lvlText w:val="%4."/>
+      <w:lvlJc w:val="left"/>
+      <w:pPr>
+        <w:tabs>
+          <w:tab w:val="num" w:pos="2880"/>
+        </w:tabs>
+        <w:ind w:left="2880" w:hanging="360"/>
+      </w:pPr>
+    </w:lvl>
+    <w:lvl w:ilvl="4" w:tentative="1">
+      <w:start w:val="1"/>
+      <w:numFmt w:val="decimal"/>
+      <w:lvlText w:val="%5."/>
+      <w:lvlJc w:val="left"/>
+      <w:pPr>
+        <w:tabs>
+          <w:tab w:val="num" w:pos="3600"/>
+        </w:tabs>
+        <w:ind w:left="3600" w:hanging="360"/>
+      </w:pPr>
+    </w:lvl>
+    <w:lvl w:ilvl="5" w:tentative="1">
+      <w:start w:val="1"/>
+      <w:numFmt w:val="decimal"/>
+      <w:lvlText w:val="%6."/>
+      <w:lvlJc w:val="left"/>
+      <w:pPr>
+        <w:tabs>
+          <w:tab w:val="num" w:pos="4320"/>
+        </w:tabs>
+        <w:ind w:left="4320" w:hanging="360"/>
+      </w:pPr>
+    </w:lvl>
+    <w:lvl w:ilvl="6" w:tentative="1">
+      <w:start w:val="1"/>
+      <w:numFmt w:val="decimal"/>
+      <w:lvlText w:val="%7."/>
+      <w:lvlJc w:val="left"/>
+      <w:pPr>
+        <w:tabs>
+          <w:tab w:val="num" w:pos="5040"/>
+        </w:tabs>
+        <w:ind w:left="5040" w:hanging="360"/>
+      </w:pPr>
+    </w:lvl>
+    <w:lvl w:ilvl="7" w:tentative="1">
+      <w:start w:val="1"/>
+      <w:numFmt w:val="decimal"/>
+      <w:lvlText w:val="%8."/>
+      <w:lvlJc w:val="left"/>
+      <w:pPr>
+        <w:tabs>
+          <w:tab w:val="num" w:pos="5760"/>
+        </w:tabs>
+        <w:ind w:left="5760" w:hanging="360"/>
+      </w:pPr>
+    </w:lvl>
+    <w:lvl w:ilvl="8" w:tentative="1">
+      <w:start w:val="1"/>
+      <w:numFmt w:val="decimal"/>
+      <w:lvlText w:val="%9."/>
+      <w:lvlJc w:val="left"/>
+      <w:pPr>
+        <w:tabs>
+          <w:tab w:val="num" w:pos="6480"/>
+        </w:tabs>
+        <w:ind w:left="6480" w:hanging="360"/>
+      </w:pPr>
+    </w:lvl>
+  </w:abstractNum>
+  <w:abstractNum w:abstractNumId="2" w15:restartNumberingAfterBreak="0">
     <w:nsid w:val="46A74210"/>
     <w:multiLevelType w:val="multilevel"/>
     <w:tmpl w:val="53D234C8"/>
@@ -7967,7 +9576,156 @@
       </w:rPr>
     </w:lvl>
   </w:abstractNum>
-  <w:abstractNum w:abstractNumId="2" w15:restartNumberingAfterBreak="0">
+  <w:abstractNum w:abstractNumId="3" w15:restartNumberingAfterBreak="0">
+    <w:nsid w:val="48D12E70"/>
+    <w:multiLevelType w:val="multilevel"/>
+    <w:tmpl w:val="95D80154"/>
+    <w:lvl w:ilvl="0">
+      <w:start w:val="1"/>
+      <w:numFmt w:val="bullet"/>
+      <w:lvlText w:val=""/>
+      <w:lvlJc w:val="left"/>
+      <w:pPr>
+        <w:tabs>
+          <w:tab w:val="num" w:pos="720"/>
+        </w:tabs>
+        <w:ind w:left="720" w:hanging="360"/>
+      </w:pPr>
+      <w:rPr>
+        <w:rFonts w:ascii="Symbol" w:hAnsi="Symbol" w:hint="default"/>
+        <w:sz w:val="20"/>
+      </w:rPr>
+    </w:lvl>
+    <w:lvl w:ilvl="1" w:tentative="1">
+      <w:start w:val="1"/>
+      <w:numFmt w:val="bullet"/>
+      <w:lvlText w:val="o"/>
+      <w:lvlJc w:val="left"/>
+      <w:pPr>
+        <w:tabs>
+          <w:tab w:val="num" w:pos="1440"/>
+        </w:tabs>
+        <w:ind w:left="1440" w:hanging="360"/>
+      </w:pPr>
+      <w:rPr>
+        <w:rFonts w:ascii="Courier New" w:hAnsi="Courier New" w:hint="default"/>
+        <w:sz w:val="20"/>
+      </w:rPr>
+    </w:lvl>
+    <w:lvl w:ilvl="2" w:tentative="1">
+      <w:start w:val="1"/>
+      <w:numFmt w:val="bullet"/>
+      <w:lvlText w:val=""/>
+      <w:lvlJc w:val="left"/>
+      <w:pPr>
+        <w:tabs>
+          <w:tab w:val="num" w:pos="2160"/>
+        </w:tabs>
+        <w:ind w:left="2160" w:hanging="360"/>
+      </w:pPr>
+      <w:rPr>
+        <w:rFonts w:ascii="Wingdings" w:hAnsi="Wingdings" w:hint="default"/>
+        <w:sz w:val="20"/>
+      </w:rPr>
+    </w:lvl>
+    <w:lvl w:ilvl="3" w:tentative="1">
+      <w:start w:val="1"/>
+      <w:numFmt w:val="bullet"/>
+      <w:lvlText w:val=""/>
+      <w:lvlJc w:val="left"/>
+      <w:pPr>
+        <w:tabs>
+          <w:tab w:val="num" w:pos="2880"/>
+        </w:tabs>
+        <w:ind w:left="2880" w:hanging="360"/>
+      </w:pPr>
+      <w:rPr>
+        <w:rFonts w:ascii="Wingdings" w:hAnsi="Wingdings" w:hint="default"/>
+        <w:sz w:val="20"/>
+      </w:rPr>
+    </w:lvl>
+    <w:lvl w:ilvl="4" w:tentative="1">
+      <w:start w:val="1"/>
+      <w:numFmt w:val="bullet"/>
+      <w:lvlText w:val=""/>
+      <w:lvlJc w:val="left"/>
+      <w:pPr>
+        <w:tabs>
+          <w:tab w:val="num" w:pos="3600"/>
+        </w:tabs>
+        <w:ind w:left="3600" w:hanging="360"/>
+      </w:pPr>
+      <w:rPr>
+        <w:rFonts w:ascii="Wingdings" w:hAnsi="Wingdings" w:hint="default"/>
+        <w:sz w:val="20"/>
+      </w:rPr>
+    </w:lvl>
+    <w:lvl w:ilvl="5" w:tentative="1">
+      <w:start w:val="1"/>
+      <w:numFmt w:val="bullet"/>
+      <w:lvlText w:val=""/>
+      <w:lvlJc w:val="left"/>
+      <w:pPr>
+        <w:tabs>
+          <w:tab w:val="num" w:pos="4320"/>
+        </w:tabs>
+        <w:ind w:left="4320" w:hanging="360"/>
+      </w:pPr>
+      <w:rPr>
+        <w:rFonts w:ascii="Wingdings" w:hAnsi="Wingdings" w:hint="default"/>
+        <w:sz w:val="20"/>
+      </w:rPr>
+    </w:lvl>
+    <w:lvl w:ilvl="6" w:tentative="1">
+      <w:start w:val="1"/>
+      <w:numFmt w:val="bullet"/>
+      <w:lvlText w:val=""/>
+      <w:lvlJc w:val="left"/>
+      <w:pPr>
+        <w:tabs>
+          <w:tab w:val="num" w:pos="5040"/>
+        </w:tabs>
+        <w:ind w:left="5040" w:hanging="360"/>
+      </w:pPr>
+      <w:rPr>
+        <w:rFonts w:ascii="Wingdings" w:hAnsi="Wingdings" w:hint="default"/>
+        <w:sz w:val="20"/>
+      </w:rPr>
+    </w:lvl>
+    <w:lvl w:ilvl="7" w:tentative="1">
+      <w:start w:val="1"/>
+      <w:numFmt w:val="bullet"/>
+      <w:lvlText w:val=""/>
+      <w:lvlJc w:val="left"/>
+      <w:pPr>
+        <w:tabs>
+          <w:tab w:val="num" w:pos="5760"/>
+        </w:tabs>
+        <w:ind w:left="5760" w:hanging="360"/>
+      </w:pPr>
+      <w:rPr>
+        <w:rFonts w:ascii="Wingdings" w:hAnsi="Wingdings" w:hint="default"/>
+        <w:sz w:val="20"/>
+      </w:rPr>
+    </w:lvl>
+    <w:lvl w:ilvl="8" w:tentative="1">
+      <w:start w:val="1"/>
+      <w:numFmt w:val="bullet"/>
+      <w:lvlText w:val=""/>
+      <w:lvlJc w:val="left"/>
+      <w:pPr>
+        <w:tabs>
+          <w:tab w:val="num" w:pos="6480"/>
+        </w:tabs>
+        <w:ind w:left="6480" w:hanging="360"/>
+      </w:pPr>
+      <w:rPr>
+        <w:rFonts w:ascii="Wingdings" w:hAnsi="Wingdings" w:hint="default"/>
+        <w:sz w:val="20"/>
+      </w:rPr>
+    </w:lvl>
+  </w:abstractNum>
+  <w:abstractNum w:abstractNumId="4" w15:restartNumberingAfterBreak="0">
     <w:nsid w:val="52722A4C"/>
     <w:multiLevelType w:val="multilevel"/>
     <w:tmpl w:val="6E54F87E"/>
@@ -8079,7 +9837,7 @@
       </w:pPr>
     </w:lvl>
   </w:abstractNum>
-  <w:abstractNum w:abstractNumId="3" w15:restartNumberingAfterBreak="0">
+  <w:abstractNum w:abstractNumId="5" w15:restartNumberingAfterBreak="0">
     <w:nsid w:val="6AD002F4"/>
     <w:multiLevelType w:val="hybridMultilevel"/>
     <w:tmpl w:val="17DA8B20"/>
@@ -8192,7 +9950,7 @@
       </w:rPr>
     </w:lvl>
   </w:abstractNum>
-  <w:abstractNum w:abstractNumId="4" w15:restartNumberingAfterBreak="0">
+  <w:abstractNum w:abstractNumId="6" w15:restartNumberingAfterBreak="0">
     <w:nsid w:val="73BF2FDB"/>
     <w:multiLevelType w:val="hybridMultilevel"/>
     <w:tmpl w:val="4C249776"/>
@@ -8279,7 +10037,7 @@
       </w:pPr>
     </w:lvl>
   </w:abstractNum>
-  <w:abstractNum w:abstractNumId="5" w15:restartNumberingAfterBreak="0">
+  <w:abstractNum w:abstractNumId="7" w15:restartNumberingAfterBreak="0">
     <w:nsid w:val="7B925688"/>
     <w:multiLevelType w:val="multilevel"/>
     <w:tmpl w:val="CC383196"/>
@@ -8428,7 +10186,7 @@
       </w:rPr>
     </w:lvl>
   </w:abstractNum>
-  <w:abstractNum w:abstractNumId="6" w15:restartNumberingAfterBreak="0">
+  <w:abstractNum w:abstractNumId="8" w15:restartNumberingAfterBreak="0">
     <w:nsid w:val="7D8B003B"/>
     <w:multiLevelType w:val="multilevel"/>
     <w:tmpl w:val="155A8E60"/>
@@ -8581,22 +10339,28 @@
     <w:abstractNumId w:val="0"/>
   </w:num>
   <w:num w:numId="2" w16cid:durableId="1008020004">
+    <w:abstractNumId w:val="5"/>
+  </w:num>
+  <w:num w:numId="3" w16cid:durableId="2058430444">
+    <w:abstractNumId w:val="4"/>
+  </w:num>
+  <w:num w:numId="4" w16cid:durableId="1045637779">
+    <w:abstractNumId w:val="6"/>
+  </w:num>
+  <w:num w:numId="5" w16cid:durableId="1758211369">
+    <w:abstractNumId w:val="7"/>
+  </w:num>
+  <w:num w:numId="6" w16cid:durableId="851988434">
+    <w:abstractNumId w:val="2"/>
+  </w:num>
+  <w:num w:numId="7" w16cid:durableId="848449241">
+    <w:abstractNumId w:val="8"/>
+  </w:num>
+  <w:num w:numId="8" w16cid:durableId="768429706">
     <w:abstractNumId w:val="3"/>
   </w:num>
-  <w:num w:numId="3" w16cid:durableId="2058430444">
-    <w:abstractNumId w:val="2"/>
-  </w:num>
-  <w:num w:numId="4" w16cid:durableId="1045637779">
-    <w:abstractNumId w:val="4"/>
-  </w:num>
-  <w:num w:numId="5" w16cid:durableId="1758211369">
-    <w:abstractNumId w:val="5"/>
-  </w:num>
-  <w:num w:numId="6" w16cid:durableId="851988434">
+  <w:num w:numId="9" w16cid:durableId="1052776161">
     <w:abstractNumId w:val="1"/>
-  </w:num>
-  <w:num w:numId="7" w16cid:durableId="848449241">
-    <w:abstractNumId w:val="6"/>
   </w:num>
   <w:numIdMacAtCleanup w:val="7"/>
 </w:numbering>

--- a/Readme - Notebooks - Validation phase.docx
+++ b/Readme - Notebooks - Validation phase.docx
@@ -75,10 +75,259 @@
     </w:p>
     <w:p>
       <w:pPr>
-        <w:rPr>
-          <w:lang w:val="pt-BR"/>
-        </w:rPr>
-      </w:pPr>
+        <w:pStyle w:val="Heading1"/>
+        <w:rPr>
+          <w:w w:val="90"/>
+          <w:lang w:val="pt-BR"/>
+        </w:rPr>
+      </w:pPr>
+      <w:r>
+        <w:t xml:space="preserve">Base folder: </w:t>
+      </w:r>
+    </w:p>
+    <w:p>
+      <w:pPr>
+        <w:pStyle w:val="Heading1"/>
+        <w:numPr>
+          <w:ilvl w:val="0"/>
+          <w:numId w:val="0"/>
+        </w:numPr>
+        <w:ind w:left="502"/>
+      </w:pPr>
+    </w:p>
+    <w:p>
+      <w:pPr>
+        <w:rPr>
+          <w:lang w:val="pt-BR"/>
+        </w:rPr>
+      </w:pPr>
+      <w:r>
+        <w:rPr>
+          <w:lang w:val="pt-BR"/>
+        </w:rPr>
+        <w:t xml:space="preserve">Phase 3 - </w:t>
+      </w:r>
+      <w:proofErr w:type="spellStart"/>
+      <w:r>
+        <w:rPr>
+          <w:lang w:val="pt-BR"/>
+        </w:rPr>
+        <w:t>Scale</w:t>
+      </w:r>
+      <w:proofErr w:type="spellEnd"/>
+      <w:r>
+        <w:rPr>
+          <w:lang w:val="pt-BR"/>
+        </w:rPr>
+        <w:t xml:space="preserve"> </w:t>
+      </w:r>
+      <w:proofErr w:type="spellStart"/>
+      <w:r>
+        <w:rPr>
+          <w:lang w:val="pt-BR"/>
+        </w:rPr>
+        <w:t>Validation</w:t>
+      </w:r>
+      <w:proofErr w:type="spellEnd"/>
+      <w:r>
+        <w:rPr>
+          <w:lang w:val="pt-BR"/>
+        </w:rPr>
+        <w:t xml:space="preserve">: </w:t>
+      </w:r>
+      <w:proofErr w:type="spellStart"/>
+      <w:r>
+        <w:rPr>
+          <w:lang w:val="pt-BR"/>
+        </w:rPr>
+        <w:t>this</w:t>
+      </w:r>
+      <w:proofErr w:type="spellEnd"/>
+      <w:r>
+        <w:rPr>
+          <w:lang w:val="pt-BR"/>
+        </w:rPr>
+        <w:t xml:space="preserve"> folder </w:t>
+      </w:r>
+      <w:proofErr w:type="spellStart"/>
+      <w:r>
+        <w:rPr>
+          <w:lang w:val="pt-BR"/>
+        </w:rPr>
+        <w:t>was</w:t>
+      </w:r>
+      <w:proofErr w:type="spellEnd"/>
+      <w:r>
+        <w:rPr>
+          <w:lang w:val="pt-BR"/>
+        </w:rPr>
+        <w:t xml:space="preserve"> </w:t>
+      </w:r>
+      <w:proofErr w:type="spellStart"/>
+      <w:r>
+        <w:rPr>
+          <w:lang w:val="pt-BR"/>
+        </w:rPr>
+        <w:t>used</w:t>
+      </w:r>
+      <w:proofErr w:type="spellEnd"/>
+      <w:r>
+        <w:rPr>
+          <w:lang w:val="pt-BR"/>
+        </w:rPr>
+        <w:t xml:space="preserve"> </w:t>
+      </w:r>
+      <w:proofErr w:type="spellStart"/>
+      <w:r>
+        <w:rPr>
+          <w:lang w:val="pt-BR"/>
+        </w:rPr>
+        <w:t>to</w:t>
+      </w:r>
+      <w:proofErr w:type="spellEnd"/>
+      <w:r>
+        <w:rPr>
+          <w:lang w:val="pt-BR"/>
+        </w:rPr>
+        <w:t xml:space="preserve"> </w:t>
+      </w:r>
+      <w:r>
+        <w:rPr>
+          <w:lang w:val="pt-BR"/>
+        </w:rPr>
+        <w:t>store</w:t>
+      </w:r>
+      <w:r>
+        <w:rPr>
+          <w:lang w:val="pt-BR"/>
+        </w:rPr>
+        <w:t xml:space="preserve"> </w:t>
+      </w:r>
+      <w:proofErr w:type="spellStart"/>
+      <w:r>
+        <w:rPr>
+          <w:lang w:val="pt-BR"/>
+        </w:rPr>
+        <w:t>the</w:t>
+      </w:r>
+      <w:proofErr w:type="spellEnd"/>
+      <w:r>
+        <w:rPr>
+          <w:lang w:val="pt-BR"/>
+        </w:rPr>
+        <w:t xml:space="preserve"> </w:t>
+      </w:r>
+      <w:proofErr w:type="spellStart"/>
+      <w:r>
+        <w:rPr>
+          <w:lang w:val="pt-BR"/>
+        </w:rPr>
+        <w:t>validation</w:t>
+      </w:r>
+      <w:proofErr w:type="spellEnd"/>
+      <w:r>
+        <w:rPr>
+          <w:lang w:val="pt-BR"/>
+        </w:rPr>
+        <w:t xml:space="preserve"> scripts</w:t>
+      </w:r>
+      <w:r>
+        <w:rPr>
+          <w:lang w:val="pt-BR"/>
+        </w:rPr>
+        <w:t xml:space="preserve"> </w:t>
+      </w:r>
+      <w:proofErr w:type="spellStart"/>
+      <w:r>
+        <w:rPr>
+          <w:lang w:val="pt-BR"/>
+        </w:rPr>
+        <w:t>subfolders</w:t>
+      </w:r>
+      <w:proofErr w:type="spellEnd"/>
+      <w:r>
+        <w:rPr>
+          <w:lang w:val="pt-BR"/>
+        </w:rPr>
+        <w:t>.</w:t>
+      </w:r>
+    </w:p>
+    <w:p>
+      <w:pPr>
+        <w:pStyle w:val="Heading1"/>
+        <w:numPr>
+          <w:ilvl w:val="0"/>
+          <w:numId w:val="0"/>
+        </w:numPr>
+        <w:ind w:left="862"/>
+        <w:rPr>
+          <w:w w:val="90"/>
+          <w:lang w:val="pt-BR"/>
+        </w:rPr>
+      </w:pPr>
+    </w:p>
+    <w:p>
+      <w:pPr>
+        <w:pStyle w:val="Heading1"/>
+        <w:rPr>
+          <w:w w:val="90"/>
+          <w:lang w:val="pt-BR"/>
+        </w:rPr>
+      </w:pPr>
+      <w:r>
+        <w:rPr>
+          <w:w w:val="90"/>
+          <w:lang w:val="pt-BR"/>
+        </w:rPr>
+        <w:t xml:space="preserve">Data </w:t>
+      </w:r>
+      <w:proofErr w:type="spellStart"/>
+      <w:r>
+        <w:rPr>
+          <w:w w:val="90"/>
+          <w:lang w:val="pt-BR"/>
+        </w:rPr>
+        <w:t>preparation</w:t>
+      </w:r>
+      <w:proofErr w:type="spellEnd"/>
+    </w:p>
+    <w:p>
+      <w:pPr>
+        <w:pStyle w:val="Heading3"/>
+        <w:ind w:left="0" w:firstLine="0"/>
+        <w:rPr>
+          <w:w w:val="90"/>
+          <w:lang w:val="pt-BR"/>
+        </w:rPr>
+      </w:pPr>
+    </w:p>
+    <w:p>
+      <w:pPr>
+        <w:pStyle w:val="Heading3"/>
+        <w:ind w:left="0" w:firstLine="0"/>
+        <w:rPr>
+          <w:w w:val="90"/>
+          <w:lang w:val="pt-BR"/>
+        </w:rPr>
+      </w:pPr>
+      <w:proofErr w:type="spellStart"/>
+      <w:r>
+        <w:rPr>
+          <w:w w:val="90"/>
+          <w:lang w:val="pt-BR"/>
+        </w:rPr>
+        <w:t>Description</w:t>
+      </w:r>
+      <w:proofErr w:type="spellEnd"/>
+      <w:r>
+        <w:rPr>
+          <w:w w:val="90"/>
+          <w:lang w:val="pt-BR"/>
+        </w:rPr>
+        <w:t xml:space="preserve">: </w:t>
+      </w:r>
+    </w:p>
+    <w:p>
       <w:proofErr w:type="spellStart"/>
       <w:r>
         <w:rPr>
@@ -93,25 +342,25 @@
         </w:rPr>
         <w:t xml:space="preserve"> Data</w:t>
       </w:r>
-    </w:p>
-    <w:p>
-      <w:pPr>
-        <w:rPr>
-          <w:lang w:val="pt-BR"/>
-        </w:rPr>
-      </w:pPr>
-    </w:p>
-    <w:p>
-      <w:pPr>
-        <w:rPr>
-          <w:lang w:val="pt-BR"/>
-        </w:rPr>
-      </w:pPr>
-      <w:r>
-        <w:rPr>
-          <w:lang w:val="pt-BR"/>
-        </w:rPr>
-        <w:t xml:space="preserve">Data </w:t>
+      <w:r>
+        <w:rPr>
+          <w:lang w:val="pt-BR"/>
+        </w:rPr>
+        <w:t xml:space="preserve"> </w:t>
+      </w:r>
+      <w:proofErr w:type="spellStart"/>
+      <w:r>
+        <w:rPr>
+          <w:lang w:val="pt-BR"/>
+        </w:rPr>
+        <w:t>was</w:t>
+      </w:r>
+      <w:proofErr w:type="spellEnd"/>
+      <w:r>
+        <w:rPr>
+          <w:lang w:val="pt-BR"/>
+        </w:rPr>
+        <w:t xml:space="preserve"> </w:t>
       </w:r>
       <w:proofErr w:type="spellStart"/>
       <w:r>
@@ -153,21 +402,203 @@
         <w:rPr>
           <w:lang w:val="pt-BR"/>
         </w:rPr>
-        <w:t xml:space="preserve"> </w:t>
-      </w:r>
-    </w:p>
-    <w:p>
-      <w:pPr>
-        <w:rPr>
-          <w:lang w:val="pt-BR"/>
-        </w:rPr>
-      </w:pPr>
-      <w:r>
-        <w:rPr>
-          <w:lang w:val="pt-BR"/>
-        </w:rPr>
-        <w:t xml:space="preserve">- Options: </w:t>
-      </w:r>
+        <w:t xml:space="preserve">, </w:t>
+      </w:r>
+      <w:proofErr w:type="spellStart"/>
+      <w:r>
+        <w:rPr>
+          <w:lang w:val="pt-BR"/>
+        </w:rPr>
+        <w:t>transformed</w:t>
+      </w:r>
+      <w:proofErr w:type="spellEnd"/>
+      <w:r>
+        <w:rPr>
+          <w:lang w:val="pt-BR"/>
+        </w:rPr>
+        <w:t xml:space="preserve">, </w:t>
+      </w:r>
+      <w:proofErr w:type="spellStart"/>
+      <w:r>
+        <w:rPr>
+          <w:lang w:val="pt-BR"/>
+        </w:rPr>
+        <w:t>and</w:t>
+      </w:r>
+      <w:proofErr w:type="spellEnd"/>
+      <w:r>
+        <w:rPr>
+          <w:lang w:val="pt-BR"/>
+        </w:rPr>
+        <w:t xml:space="preserve"> </w:t>
+      </w:r>
+      <w:proofErr w:type="spellStart"/>
+      <w:r>
+        <w:rPr>
+          <w:lang w:val="pt-BR"/>
+        </w:rPr>
+        <w:t>consolidated</w:t>
+      </w:r>
+      <w:proofErr w:type="spellEnd"/>
+      <w:r>
+        <w:rPr>
+          <w:lang w:val="pt-BR"/>
+        </w:rPr>
+        <w:t xml:space="preserve"> </w:t>
+      </w:r>
+      <w:proofErr w:type="spellStart"/>
+      <w:r>
+        <w:rPr>
+          <w:lang w:val="pt-BR"/>
+        </w:rPr>
+        <w:t>generating</w:t>
+      </w:r>
+      <w:proofErr w:type="spellEnd"/>
+      <w:r>
+        <w:rPr>
+          <w:lang w:val="pt-BR"/>
+        </w:rPr>
+        <w:t xml:space="preserve"> </w:t>
+      </w:r>
+      <w:proofErr w:type="spellStart"/>
+      <w:r>
+        <w:rPr>
+          <w:lang w:val="pt-BR"/>
+        </w:rPr>
+        <w:t>the</w:t>
+      </w:r>
+      <w:proofErr w:type="spellEnd"/>
+      <w:r>
+        <w:rPr>
+          <w:lang w:val="pt-BR"/>
+        </w:rPr>
+        <w:t xml:space="preserve"> input files for </w:t>
+      </w:r>
+      <w:proofErr w:type="spellStart"/>
+      <w:r>
+        <w:rPr>
+          <w:lang w:val="pt-BR"/>
+        </w:rPr>
+        <w:t>the</w:t>
+      </w:r>
+      <w:proofErr w:type="spellEnd"/>
+      <w:r>
+        <w:rPr>
+          <w:lang w:val="pt-BR"/>
+        </w:rPr>
+        <w:t xml:space="preserve"> </w:t>
+      </w:r>
+      <w:proofErr w:type="spellStart"/>
+      <w:r>
+        <w:rPr>
+          <w:lang w:val="pt-BR"/>
+        </w:rPr>
+        <w:t>validation</w:t>
+      </w:r>
+      <w:proofErr w:type="spellEnd"/>
+      <w:r>
+        <w:rPr>
+          <w:lang w:val="pt-BR"/>
+        </w:rPr>
+        <w:t xml:space="preserve"> scripts.</w:t>
+      </w:r>
+      <w:r>
+        <w:t xml:space="preserve"> </w:t>
+      </w:r>
+    </w:p>
+    <w:p/>
+    <w:p>
+      <w:pPr>
+        <w:pStyle w:val="Heading3"/>
+        <w:rPr>
+          <w:w w:val="90"/>
+          <w:lang w:val="pt-BR"/>
+        </w:rPr>
+      </w:pPr>
+      <w:proofErr w:type="gramStart"/>
+      <w:r>
+        <w:rPr>
+          <w:w w:val="90"/>
+          <w:lang w:val="pt-BR"/>
+        </w:rPr>
+        <w:t>  Input</w:t>
+      </w:r>
+      <w:proofErr w:type="gramEnd"/>
+      <w:r>
+        <w:rPr>
+          <w:w w:val="90"/>
+          <w:lang w:val="pt-BR"/>
+        </w:rPr>
+        <w:t xml:space="preserve"> File:</w:t>
+      </w:r>
+      <w:r>
+        <w:rPr>
+          <w:w w:val="90"/>
+          <w:lang w:val="pt-BR"/>
+        </w:rPr>
+        <w:t xml:space="preserve"> (</w:t>
+      </w:r>
+      <w:proofErr w:type="spellStart"/>
+      <w:r>
+        <w:rPr>
+          <w:w w:val="90"/>
+          <w:lang w:val="pt-BR"/>
+        </w:rPr>
+        <w:t>stored</w:t>
+      </w:r>
+      <w:proofErr w:type="spellEnd"/>
+      <w:r>
+        <w:rPr>
+          <w:w w:val="90"/>
+          <w:lang w:val="pt-BR"/>
+        </w:rPr>
+        <w:t xml:space="preserve"> in:</w:t>
+      </w:r>
+      <w:r>
+        <w:t xml:space="preserve"> </w:t>
+      </w:r>
+      <w:r>
+        <w:t>\</w:t>
+      </w:r>
+      <w:proofErr w:type="spellStart"/>
+      <w:r>
+        <w:t>RawData</w:t>
+      </w:r>
+      <w:proofErr w:type="spellEnd"/>
+      <w:r>
+        <w:t>\Data)</w:t>
+      </w:r>
+    </w:p>
+    <w:p>
+      <w:pPr>
+        <w:tabs>
+          <w:tab w:val="left" w:pos="687"/>
+        </w:tabs>
+        <w:spacing w:before="216" w:line="304" w:lineRule="auto"/>
+        <w:ind w:left="511" w:right="106"/>
+        <w:jc w:val="both"/>
+      </w:pPr>
+      <w:r>
+        <w:t xml:space="preserve">Content: Raw dataset containing main scale responses, metadata (id, seed, stimulus), and external instrument items (sus, </w:t>
+      </w:r>
+      <w:proofErr w:type="spellStart"/>
+      <w:r>
+        <w:t>ueq</w:t>
+      </w:r>
+      <w:proofErr w:type="spellEnd"/>
+      <w:r>
+        <w:t>)</w:t>
+      </w:r>
+    </w:p>
+    <w:p>
+      <w:pPr>
+        <w:tabs>
+          <w:tab w:val="left" w:pos="687"/>
+        </w:tabs>
+        <w:spacing w:before="216" w:line="304" w:lineRule="auto"/>
+        <w:ind w:left="511" w:right="106"/>
+        <w:jc w:val="both"/>
+      </w:pPr>
     </w:p>
     <w:p>
       <w:pPr>
@@ -187,6 +618,383 @@
         <w:rPr>
           <w:lang w:val="pt-BR"/>
         </w:rPr>
+        <w:t xml:space="preserve"> data </w:t>
+      </w:r>
+      <w:proofErr w:type="spellStart"/>
+      <w:r>
+        <w:rPr>
+          <w:lang w:val="pt-BR"/>
+        </w:rPr>
+        <w:t>from</w:t>
+      </w:r>
+      <w:proofErr w:type="spellEnd"/>
+      <w:r>
+        <w:rPr>
+          <w:lang w:val="pt-BR"/>
+        </w:rPr>
+        <w:t xml:space="preserve"> </w:t>
+      </w:r>
+      <w:proofErr w:type="spellStart"/>
+      <w:r>
+        <w:rPr>
+          <w:lang w:val="pt-BR"/>
+        </w:rPr>
+        <w:t>Limesurvey</w:t>
+      </w:r>
+      <w:proofErr w:type="spellEnd"/>
+      <w:r>
+        <w:rPr>
+          <w:lang w:val="pt-BR"/>
+        </w:rPr>
+        <w:t xml:space="preserve"> </w:t>
+      </w:r>
+      <w:proofErr w:type="spellStart"/>
+      <w:r>
+        <w:rPr>
+          <w:lang w:val="pt-BR"/>
+        </w:rPr>
+        <w:t>using</w:t>
+      </w:r>
+      <w:proofErr w:type="spellEnd"/>
+      <w:r>
+        <w:rPr>
+          <w:lang w:val="pt-BR"/>
+        </w:rPr>
+        <w:t xml:space="preserve"> </w:t>
+      </w:r>
+      <w:proofErr w:type="spellStart"/>
+      <w:r>
+        <w:rPr>
+          <w:lang w:val="pt-BR"/>
+        </w:rPr>
+        <w:t>the</w:t>
+      </w:r>
+      <w:proofErr w:type="spellEnd"/>
+      <w:r>
+        <w:rPr>
+          <w:lang w:val="pt-BR"/>
+        </w:rPr>
+        <w:t xml:space="preserve"> </w:t>
+      </w:r>
+      <w:proofErr w:type="spellStart"/>
+      <w:r>
+        <w:rPr>
+          <w:lang w:val="pt-BR"/>
+        </w:rPr>
+        <w:t>following</w:t>
+      </w:r>
+      <w:proofErr w:type="spellEnd"/>
+      <w:r>
+        <w:rPr>
+          <w:lang w:val="pt-BR"/>
+        </w:rPr>
+        <w:t xml:space="preserve"> </w:t>
+      </w:r>
+      <w:proofErr w:type="spellStart"/>
+      <w:r>
+        <w:rPr>
+          <w:lang w:val="pt-BR"/>
+        </w:rPr>
+        <w:t>options</w:t>
+      </w:r>
+      <w:proofErr w:type="spellEnd"/>
+      <w:r>
+        <w:rPr>
+          <w:lang w:val="pt-BR"/>
+        </w:rPr>
+        <w:t xml:space="preserve">: </w:t>
+      </w:r>
+    </w:p>
+    <w:p>
+      <w:pPr>
+        <w:rPr>
+          <w:lang w:val="pt-BR"/>
+        </w:rPr>
+      </w:pPr>
+      <w:proofErr w:type="spellStart"/>
+      <w:r>
+        <w:rPr>
+          <w:lang w:val="pt-BR"/>
+        </w:rPr>
+        <w:t>Survey</w:t>
+      </w:r>
+      <w:proofErr w:type="spellEnd"/>
+      <w:r>
+        <w:rPr>
+          <w:lang w:val="pt-BR"/>
+        </w:rPr>
+        <w:t xml:space="preserve"> </w:t>
+      </w:r>
+      <w:proofErr w:type="spellStart"/>
+      <w:r>
+        <w:rPr>
+          <w:lang w:val="pt-BR"/>
+        </w:rPr>
+        <w:t>names</w:t>
+      </w:r>
+      <w:proofErr w:type="spellEnd"/>
+      <w:r>
+        <w:rPr>
+          <w:lang w:val="pt-BR"/>
+        </w:rPr>
+        <w:t xml:space="preserve">: </w:t>
+      </w:r>
+      <w:proofErr w:type="spellStart"/>
+      <w:r>
+        <w:rPr>
+          <w:lang w:val="pt-BR"/>
+        </w:rPr>
+        <w:t>User</w:t>
+      </w:r>
+      <w:proofErr w:type="spellEnd"/>
+      <w:r>
+        <w:rPr>
+          <w:lang w:val="pt-BR"/>
+        </w:rPr>
+        <w:t xml:space="preserve"> Experience </w:t>
+      </w:r>
+      <w:proofErr w:type="spellStart"/>
+      <w:r>
+        <w:rPr>
+          <w:lang w:val="pt-BR"/>
+        </w:rPr>
+        <w:t>with</w:t>
+      </w:r>
+      <w:proofErr w:type="spellEnd"/>
+      <w:r>
+        <w:rPr>
+          <w:lang w:val="pt-BR"/>
+        </w:rPr>
+        <w:t xml:space="preserve"> Visual </w:t>
+      </w:r>
+      <w:proofErr w:type="spellStart"/>
+      <w:r>
+        <w:rPr>
+          <w:lang w:val="pt-BR"/>
+        </w:rPr>
+        <w:t>Analytics</w:t>
+      </w:r>
+      <w:proofErr w:type="spellEnd"/>
+      <w:r>
+        <w:rPr>
+          <w:lang w:val="pt-BR"/>
+        </w:rPr>
+        <w:t xml:space="preserve"> - </w:t>
+      </w:r>
+      <w:proofErr w:type="spellStart"/>
+      <w:r>
+        <w:rPr>
+          <w:lang w:val="pt-BR"/>
+        </w:rPr>
+        <w:t>Validation</w:t>
+      </w:r>
+      <w:proofErr w:type="spellEnd"/>
+      <w:r>
+        <w:rPr>
+          <w:lang w:val="pt-BR"/>
+        </w:rPr>
+        <w:t xml:space="preserve"> </w:t>
+      </w:r>
+      <w:proofErr w:type="spellStart"/>
+      <w:r>
+        <w:rPr>
+          <w:lang w:val="pt-BR"/>
+        </w:rPr>
+        <w:t>Survey</w:t>
+      </w:r>
+      <w:proofErr w:type="spellEnd"/>
+      <w:r>
+        <w:rPr>
+          <w:lang w:val="pt-BR"/>
+        </w:rPr>
+        <w:t xml:space="preserve">, </w:t>
+      </w:r>
+      <w:proofErr w:type="spellStart"/>
+      <w:r>
+        <w:rPr>
+          <w:lang w:val="pt-BR"/>
+        </w:rPr>
+        <w:t>User</w:t>
+      </w:r>
+      <w:proofErr w:type="spellEnd"/>
+      <w:r>
+        <w:rPr>
+          <w:lang w:val="pt-BR"/>
+        </w:rPr>
+        <w:t xml:space="preserve"> Experience </w:t>
+      </w:r>
+      <w:proofErr w:type="spellStart"/>
+      <w:r>
+        <w:rPr>
+          <w:lang w:val="pt-BR"/>
+        </w:rPr>
+        <w:t>with</w:t>
+      </w:r>
+      <w:proofErr w:type="spellEnd"/>
+      <w:r>
+        <w:rPr>
+          <w:lang w:val="pt-BR"/>
+        </w:rPr>
+        <w:t xml:space="preserve"> Visual </w:t>
+      </w:r>
+      <w:proofErr w:type="spellStart"/>
+      <w:r>
+        <w:rPr>
+          <w:lang w:val="pt-BR"/>
+        </w:rPr>
+        <w:t>Analytics</w:t>
+      </w:r>
+      <w:proofErr w:type="spellEnd"/>
+      <w:r>
+        <w:rPr>
+          <w:lang w:val="pt-BR"/>
+        </w:rPr>
+        <w:t xml:space="preserve"> - </w:t>
+      </w:r>
+      <w:proofErr w:type="spellStart"/>
+      <w:r>
+        <w:rPr>
+          <w:lang w:val="pt-BR"/>
+        </w:rPr>
+        <w:t>Validation</w:t>
+      </w:r>
+      <w:proofErr w:type="spellEnd"/>
+      <w:r>
+        <w:rPr>
+          <w:lang w:val="pt-BR"/>
+        </w:rPr>
+        <w:t xml:space="preserve"> </w:t>
+      </w:r>
+      <w:proofErr w:type="spellStart"/>
+      <w:r>
+        <w:rPr>
+          <w:lang w:val="pt-BR"/>
+        </w:rPr>
+        <w:t>Survey</w:t>
+      </w:r>
+      <w:proofErr w:type="spellEnd"/>
+      <w:r>
+        <w:rPr>
+          <w:lang w:val="pt-BR"/>
+        </w:rPr>
+        <w:t xml:space="preserve"> (</w:t>
+      </w:r>
+      <w:proofErr w:type="spellStart"/>
+      <w:r>
+        <w:rPr>
+          <w:lang w:val="pt-BR"/>
+        </w:rPr>
+        <w:t>User</w:t>
+      </w:r>
+      <w:proofErr w:type="spellEnd"/>
+      <w:r>
+        <w:rPr>
+          <w:lang w:val="pt-BR"/>
+        </w:rPr>
+        <w:t xml:space="preserve"> </w:t>
+      </w:r>
+      <w:proofErr w:type="spellStart"/>
+      <w:r>
+        <w:rPr>
+          <w:lang w:val="pt-BR"/>
+        </w:rPr>
+        <w:t>Forums</w:t>
+      </w:r>
+      <w:proofErr w:type="spellEnd"/>
+      <w:r>
+        <w:rPr>
+          <w:lang w:val="pt-BR"/>
+        </w:rPr>
+        <w:t xml:space="preserve">), </w:t>
+      </w:r>
+      <w:proofErr w:type="spellStart"/>
+      <w:r>
+        <w:rPr>
+          <w:lang w:val="pt-BR"/>
+        </w:rPr>
+        <w:t>User</w:t>
+      </w:r>
+      <w:proofErr w:type="spellEnd"/>
+      <w:r>
+        <w:rPr>
+          <w:lang w:val="pt-BR"/>
+        </w:rPr>
+        <w:t xml:space="preserve"> Experience </w:t>
+      </w:r>
+      <w:proofErr w:type="spellStart"/>
+      <w:r>
+        <w:rPr>
+          <w:lang w:val="pt-BR"/>
+        </w:rPr>
+        <w:t>with</w:t>
+      </w:r>
+      <w:proofErr w:type="spellEnd"/>
+      <w:r>
+        <w:rPr>
+          <w:lang w:val="pt-BR"/>
+        </w:rPr>
+        <w:t xml:space="preserve"> Visual Data </w:t>
+      </w:r>
+      <w:proofErr w:type="spellStart"/>
+      <w:r>
+        <w:rPr>
+          <w:lang w:val="pt-BR"/>
+        </w:rPr>
+        <w:t>Analysis</w:t>
+      </w:r>
+      <w:proofErr w:type="spellEnd"/>
+      <w:r>
+        <w:rPr>
+          <w:lang w:val="pt-BR"/>
+        </w:rPr>
+        <w:t xml:space="preserve"> Tools</w:t>
+      </w:r>
+      <w:r>
+        <w:rPr>
+          <w:lang w:val="pt-BR"/>
+        </w:rPr>
+        <w:t xml:space="preserve"> (</w:t>
+      </w:r>
+      <w:proofErr w:type="spellStart"/>
+      <w:r>
+        <w:rPr>
+          <w:lang w:val="pt-BR"/>
+        </w:rPr>
+        <w:t>Prolific</w:t>
+      </w:r>
+      <w:proofErr w:type="spellEnd"/>
+      <w:r>
+        <w:rPr>
+          <w:lang w:val="pt-BR"/>
+        </w:rPr>
+        <w:t>)</w:t>
+      </w:r>
+    </w:p>
+    <w:p>
+      <w:pPr>
+        <w:rPr>
+          <w:lang w:val="pt-BR"/>
+        </w:rPr>
+      </w:pPr>
+    </w:p>
+    <w:p>
+      <w:pPr>
+        <w:rPr>
+          <w:lang w:val="pt-BR"/>
+        </w:rPr>
+      </w:pPr>
+      <w:proofErr w:type="spellStart"/>
+      <w:r>
+        <w:rPr>
+          <w:lang w:val="pt-BR"/>
+        </w:rPr>
+        <w:t>Export</w:t>
+      </w:r>
+      <w:proofErr w:type="spellEnd"/>
+      <w:r>
+        <w:rPr>
+          <w:lang w:val="pt-BR"/>
+        </w:rPr>
         <w:t xml:space="preserve"> </w:t>
       </w:r>
       <w:proofErr w:type="spellStart"/>
@@ -256,144 +1064,291 @@
       </w:r>
     </w:p>
     <w:p/>
-    <w:p>
-      <w:r>
-        <w:t xml:space="preserve">Base folder: </w:t>
-      </w:r>
-      <w:r>
-        <w:t>Phase 3 - Scale Validation\</w:t>
-      </w:r>
-      <w:proofErr w:type="spellStart"/>
-      <w:r>
+    <w:p/>
+    <w:p>
+      <w:r>
+        <w:t>Dataset files:</w:t>
+      </w:r>
+    </w:p>
+    <w:p>
+      <w:r>
+        <w:rPr>
+          <w:lang w:val="pt-BR"/>
+        </w:rPr>
+        <w:t>results-survey349675</w:t>
+      </w:r>
+      <w:r>
+        <w:t xml:space="preserve"> </w:t>
+      </w:r>
+    </w:p>
+    <w:p>
+      <w:pPr>
+        <w:rPr>
+          <w:lang w:val="pt-BR"/>
+        </w:rPr>
+      </w:pPr>
+      <w:r>
+        <w:rPr>
+          <w:lang w:val="pt-BR"/>
+        </w:rPr>
+        <w:t>results-survey372164</w:t>
+      </w:r>
+    </w:p>
+    <w:p>
+      <w:pPr>
+        <w:rPr>
+          <w:lang w:val="pt-BR"/>
+        </w:rPr>
+      </w:pPr>
+      <w:r>
+        <w:rPr>
+          <w:lang w:val="pt-BR"/>
+        </w:rPr>
+        <w:t>results-survey127653</w:t>
+      </w:r>
+    </w:p>
+    <w:p>
+      <w:pPr>
+        <w:tabs>
+          <w:tab w:val="left" w:pos="687"/>
+        </w:tabs>
+        <w:spacing w:before="216" w:line="304" w:lineRule="auto"/>
+        <w:ind w:left="511" w:right="106"/>
+        <w:jc w:val="both"/>
+      </w:pPr>
+    </w:p>
+    <w:p>
+      <w:pPr>
+        <w:pStyle w:val="Heading3"/>
+        <w:rPr>
+          <w:w w:val="90"/>
+          <w:lang w:val="pt-BR"/>
+        </w:rPr>
+      </w:pPr>
+      <w:r>
+        <w:rPr>
+          <w:w w:val="90"/>
+          <w:lang w:val="pt-BR"/>
+        </w:rPr>
+        <w:t>Output Files (</w:t>
+      </w:r>
+      <w:proofErr w:type="spellStart"/>
+      <w:r>
+        <w:rPr>
+          <w:w w:val="90"/>
+          <w:lang w:val="pt-BR"/>
+        </w:rPr>
+        <w:t>stored</w:t>
+      </w:r>
+      <w:proofErr w:type="spellEnd"/>
+      <w:r>
+        <w:rPr>
+          <w:w w:val="90"/>
+          <w:lang w:val="pt-BR"/>
+        </w:rPr>
+        <w:t xml:space="preserve"> in </w:t>
+      </w:r>
+      <w:proofErr w:type="spellStart"/>
+      <w:r>
+        <w:rPr>
+          <w:w w:val="90"/>
+          <w:lang w:val="pt-BR"/>
+        </w:rPr>
         <w:t>RawData</w:t>
       </w:r>
       <w:proofErr w:type="spellEnd"/>
+      <w:r>
+        <w:rPr>
+          <w:w w:val="90"/>
+          <w:lang w:val="pt-BR"/>
+        </w:rPr>
+        <w:t>/</w:t>
+      </w:r>
+      <w:proofErr w:type="spellStart"/>
+      <w:r>
+        <w:rPr>
+          <w:w w:val="90"/>
+          <w:lang w:val="pt-BR"/>
+        </w:rPr>
+        <w:t>PreparedData</w:t>
+      </w:r>
+      <w:proofErr w:type="spellEnd"/>
+      <w:r>
+        <w:rPr>
+          <w:w w:val="90"/>
+          <w:lang w:val="pt-BR"/>
+        </w:rPr>
+        <w:t>):</w:t>
+      </w:r>
     </w:p>
     <w:p/>
     <w:p>
-      <w:r>
-        <w:t>Dataset files:</w:t>
-      </w:r>
-    </w:p>
-    <w:p>
-      <w:r>
-        <w:rPr>
-          <w:lang w:val="pt-BR"/>
-        </w:rPr>
-        <w:t>results-survey349675</w:t>
-      </w:r>
-      <w:r>
-        <w:t xml:space="preserve"> </w:t>
-      </w:r>
-    </w:p>
-    <w:p>
-      <w:pPr>
-        <w:rPr>
-          <w:lang w:val="pt-BR"/>
-        </w:rPr>
-      </w:pPr>
-      <w:r>
-        <w:rPr>
-          <w:lang w:val="pt-BR"/>
-        </w:rPr>
-        <w:t>results-survey372164</w:t>
-      </w:r>
-    </w:p>
-    <w:p>
-      <w:pPr>
-        <w:rPr>
-          <w:lang w:val="pt-BR"/>
-        </w:rPr>
-      </w:pPr>
-      <w:r>
-        <w:rPr>
-          <w:lang w:val="pt-BR"/>
-        </w:rPr>
-        <w:t>results-survey127653</w:t>
-      </w:r>
-    </w:p>
-    <w:p>
-      <w:pPr>
-        <w:rPr>
-          <w:lang w:val="pt-BR"/>
-        </w:rPr>
-      </w:pPr>
-    </w:p>
-    <w:p>
-      <w:pPr>
-        <w:rPr>
-          <w:lang w:val="pt-BR"/>
-        </w:rPr>
-      </w:pPr>
-    </w:p>
-    <w:p>
-      <w:pPr>
-        <w:rPr>
-          <w:lang w:val="pt-BR"/>
-        </w:rPr>
-      </w:pPr>
-      <w:r>
-        <w:rPr>
-          <w:lang w:val="pt-BR"/>
-        </w:rPr>
-        <w:t xml:space="preserve">Data </w:t>
-      </w:r>
-      <w:proofErr w:type="spellStart"/>
-      <w:r>
-        <w:rPr>
-          <w:lang w:val="pt-BR"/>
-        </w:rPr>
-        <w:t>preparation</w:t>
-      </w:r>
-      <w:proofErr w:type="spellEnd"/>
-      <w:r>
-        <w:rPr>
-          <w:lang w:val="pt-BR"/>
-        </w:rPr>
-        <w:t>:</w:t>
-      </w:r>
-    </w:p>
-    <w:p>
-      <w:pPr>
-        <w:rPr>
-          <w:lang w:val="pt-BR"/>
-        </w:rPr>
-      </w:pPr>
-    </w:p>
-    <w:p>
-      <w:pPr>
-        <w:rPr>
-          <w:lang w:val="pt-BR"/>
-        </w:rPr>
-      </w:pPr>
-    </w:p>
-    <w:p>
-      <w:pPr>
-        <w:rPr>
-          <w:lang w:val="pt-BR"/>
-        </w:rPr>
-      </w:pPr>
-      <w:proofErr w:type="spellStart"/>
-      <w:r>
-        <w:rPr>
-          <w:lang w:val="pt-BR"/>
-        </w:rPr>
-        <w:t>Cleaning</w:t>
-      </w:r>
-      <w:proofErr w:type="spellEnd"/>
-      <w:r>
-        <w:rPr>
-          <w:lang w:val="pt-BR"/>
-        </w:rPr>
-        <w:t xml:space="preserve"> Procedures:</w:t>
-      </w:r>
-    </w:p>
-    <w:p>
-      <w:pPr>
-        <w:rPr>
-          <w:lang w:val="pt-BR"/>
-        </w:rPr>
-      </w:pPr>
+      <w:pPr>
+        <w:rPr>
+          <w:lang w:val="pt-BR"/>
+        </w:rPr>
+      </w:pPr>
+      <w:r>
+        <w:rPr>
+          <w:lang w:val="pt-BR"/>
+        </w:rPr>
+        <w:t xml:space="preserve">ratings – complete.csv </w:t>
+      </w:r>
+    </w:p>
+    <w:p>
+      <w:pPr>
+        <w:rPr>
+          <w:lang w:val="pt-BR"/>
+        </w:rPr>
+      </w:pPr>
+      <w:r>
+        <w:rPr>
+          <w:lang w:val="pt-BR"/>
+        </w:rPr>
+        <w:t>ratings – grades.csv</w:t>
+      </w:r>
+    </w:p>
+    <w:p>
+      <w:pPr>
+        <w:widowControl/>
+        <w:autoSpaceDE/>
+        <w:autoSpaceDN/>
+        <w:rPr>
+          <w:rFonts w:ascii="Arial" w:eastAsia="Times New Roman" w:hAnsi="Arial" w:cs="Arial"/>
+          <w:sz w:val="20"/>
+          <w:szCs w:val="20"/>
+          <w:lang w:val="pt-BR" w:eastAsia="pt-BR"/>
+        </w:rPr>
+      </w:pPr>
+      <w:r>
+        <w:rPr>
+          <w:rFonts w:ascii="Arial" w:eastAsia="Times New Roman" w:hAnsi="Arial" w:cs="Arial"/>
+          <w:sz w:val="20"/>
+          <w:szCs w:val="20"/>
+          <w:lang w:val="pt-BR" w:eastAsia="pt-BR"/>
+        </w:rPr>
+        <w:t>sus_ratings.csv</w:t>
+      </w:r>
+    </w:p>
+    <w:p>
+      <w:pPr>
+        <w:rPr>
+          <w:rFonts w:ascii="Arial" w:eastAsia="Times New Roman" w:hAnsi="Arial" w:cs="Arial"/>
+          <w:sz w:val="20"/>
+          <w:szCs w:val="20"/>
+          <w:lang w:val="pt-BR" w:eastAsia="pt-BR"/>
+        </w:rPr>
+      </w:pPr>
+      <w:r>
+        <w:rPr>
+          <w:rFonts w:ascii="Arial" w:eastAsia="Times New Roman" w:hAnsi="Arial" w:cs="Arial"/>
+          <w:sz w:val="20"/>
+          <w:szCs w:val="20"/>
+          <w:lang w:val="pt-BR" w:eastAsia="pt-BR"/>
+        </w:rPr>
+        <w:t>ueqs_ratings.csv</w:t>
+      </w:r>
+    </w:p>
+    <w:p>
+      <w:pPr>
+        <w:rPr>
+          <w:lang w:val="pt-BR"/>
+        </w:rPr>
+      </w:pPr>
+      <w:r>
+        <w:rPr>
+          <w:rFonts w:ascii="Arial" w:eastAsia="Times New Roman" w:hAnsi="Arial" w:cs="Arial"/>
+          <w:sz w:val="20"/>
+          <w:szCs w:val="20"/>
+          <w:lang w:val="pt-BR" w:eastAsia="pt-BR"/>
+        </w:rPr>
+        <w:t>ux_ratings.csv</w:t>
+      </w:r>
+    </w:p>
+    <w:p>
+      <w:pPr>
+        <w:rPr>
+          <w:lang w:val="pt-BR"/>
+        </w:rPr>
+      </w:pPr>
+    </w:p>
+    <w:p>
+      <w:pPr>
+        <w:tabs>
+          <w:tab w:val="left" w:pos="687"/>
+        </w:tabs>
+        <w:spacing w:before="216" w:line="304" w:lineRule="auto"/>
+        <w:ind w:left="511" w:right="106"/>
+        <w:jc w:val="both"/>
+      </w:pPr>
+    </w:p>
+    <w:p>
+      <w:pPr>
+        <w:tabs>
+          <w:tab w:val="left" w:pos="687"/>
+        </w:tabs>
+        <w:spacing w:before="216" w:line="304" w:lineRule="auto"/>
+        <w:ind w:left="511" w:right="106"/>
+        <w:jc w:val="both"/>
+      </w:pPr>
+    </w:p>
+    <w:p>
+      <w:pPr>
+        <w:tabs>
+          <w:tab w:val="left" w:pos="687"/>
+        </w:tabs>
+        <w:spacing w:before="216" w:line="304" w:lineRule="auto"/>
+        <w:ind w:left="511" w:right="106"/>
+        <w:jc w:val="both"/>
+      </w:pPr>
+    </w:p>
+    <w:p>
+      <w:pPr>
+        <w:pStyle w:val="Heading3"/>
+        <w:rPr>
+          <w:w w:val="90"/>
+          <w:lang w:val="pt-BR"/>
+        </w:rPr>
+      </w:pPr>
+      <w:proofErr w:type="gramStart"/>
+      <w:r>
+        <w:rPr>
+          <w:w w:val="90"/>
+          <w:lang w:val="pt-BR"/>
+        </w:rPr>
+        <w:t xml:space="preserve">  </w:t>
+      </w:r>
+      <w:r>
+        <w:rPr>
+          <w:w w:val="90"/>
+          <w:lang w:val="pt-BR"/>
+        </w:rPr>
+        <w:t>Data</w:t>
+      </w:r>
+      <w:proofErr w:type="gramEnd"/>
+      <w:r>
+        <w:rPr>
+          <w:w w:val="90"/>
+          <w:lang w:val="pt-BR"/>
+        </w:rPr>
+        <w:t xml:space="preserve"> </w:t>
+      </w:r>
+      <w:proofErr w:type="spellStart"/>
+      <w:r>
+        <w:rPr>
+          <w:w w:val="90"/>
+          <w:lang w:val="pt-BR"/>
+        </w:rPr>
+        <w:t>Preparation</w:t>
+      </w:r>
+      <w:proofErr w:type="spellEnd"/>
+      <w:r>
+        <w:rPr>
+          <w:w w:val="90"/>
+          <w:lang w:val="pt-BR"/>
+        </w:rPr>
+        <w:t xml:space="preserve"> Procedures</w:t>
+      </w:r>
     </w:p>
     <w:p>
       <w:pPr>
@@ -786,13 +1741,7 @@
         <w:rPr>
           <w:lang w:val="pt-BR"/>
         </w:rPr>
-        <w:t>C1LYP9HZ</w:t>
-      </w:r>
-      <w:r>
-        <w:rPr>
-          <w:lang w:val="pt-BR"/>
-        </w:rPr>
-        <w:t xml:space="preserve"> </w:t>
+        <w:t xml:space="preserve">C1LYP9HZ </w:t>
       </w:r>
       <w:proofErr w:type="spellStart"/>
       <w:r>
@@ -806,13 +1755,7 @@
         <w:rPr>
           <w:lang w:val="pt-BR"/>
         </w:rPr>
-        <w:t xml:space="preserve"> </w:t>
-      </w:r>
-      <w:r>
-        <w:rPr>
-          <w:lang w:val="pt-BR"/>
-        </w:rPr>
-        <w:t>C15VDVOL</w:t>
+        <w:t xml:space="preserve"> C15VDVOL</w:t>
       </w:r>
     </w:p>
     <w:p>
@@ -1225,13 +2168,7 @@
         <w:rPr>
           <w:lang w:val="pt-BR"/>
         </w:rPr>
-        <w:t xml:space="preserve"> id = </w:t>
-      </w:r>
-      <w:r>
-        <w:rPr>
-          <w:lang w:val="pt-BR"/>
-        </w:rPr>
-        <w:t xml:space="preserve">352 </w:t>
+        <w:t xml:space="preserve"> id = 352 </w:t>
       </w:r>
       <w:proofErr w:type="spellStart"/>
       <w:r>
@@ -1331,19 +2268,7 @@
         <w:rPr>
           <w:lang w:val="pt-BR"/>
         </w:rPr>
-        <w:t xml:space="preserve">: </w:t>
-      </w:r>
-      <w:r>
-        <w:rPr>
-          <w:lang w:val="pt-BR"/>
-        </w:rPr>
-        <w:t>S10</w:t>
-      </w:r>
-      <w:r>
-        <w:rPr>
-          <w:lang w:val="pt-BR"/>
-        </w:rPr>
-        <w:t xml:space="preserve"> </w:t>
+        <w:t xml:space="preserve">: S10 </w:t>
       </w:r>
       <w:proofErr w:type="spellStart"/>
       <w:r>
@@ -1357,13 +2282,7 @@
         <w:rPr>
           <w:lang w:val="pt-BR"/>
         </w:rPr>
-        <w:t xml:space="preserve"> </w:t>
-      </w:r>
-      <w:r>
-        <w:rPr>
-          <w:lang w:val="pt-BR"/>
-        </w:rPr>
-        <w:t>-</w:t>
+        <w:t xml:space="preserve"> -</w:t>
       </w:r>
       <w:proofErr w:type="spellStart"/>
       <w:r>
@@ -1625,7 +2544,6 @@
         <w:rPr>
           <w:lang w:val="pt-BR"/>
         </w:rPr>
-        <w:lastRenderedPageBreak/>
         <w:t>Select</w:t>
       </w:r>
       <w:proofErr w:type="spellEnd"/>
@@ -2351,13 +3269,235 @@
         <w:rPr>
           <w:lang w:val="pt-BR"/>
         </w:rPr>
+        <w:t xml:space="preserve">: “S09”, </w:t>
+      </w:r>
+      <w:proofErr w:type="spellStart"/>
+      <w:r>
+        <w:rPr>
+          <w:rFonts w:ascii="Arial" w:eastAsia="Times New Roman" w:hAnsi="Arial" w:cs="Arial"/>
+          <w:sz w:val="20"/>
+          <w:szCs w:val="20"/>
+          <w:lang w:val="pt-BR" w:eastAsia="pt-BR"/>
+        </w:rPr>
+        <w:t>VASys</w:t>
+      </w:r>
+      <w:proofErr w:type="spellEnd"/>
+      <w:r>
+        <w:rPr>
+          <w:rFonts w:ascii="Arial" w:eastAsia="Times New Roman" w:hAnsi="Arial" w:cs="Arial"/>
+          <w:sz w:val="20"/>
+          <w:szCs w:val="20"/>
+          <w:lang w:val="pt-BR" w:eastAsia="pt-BR"/>
+        </w:rPr>
+        <w:t>[</w:t>
+      </w:r>
+      <w:proofErr w:type="spellStart"/>
+      <w:r>
+        <w:rPr>
+          <w:rFonts w:ascii="Arial" w:eastAsia="Times New Roman" w:hAnsi="Arial" w:cs="Arial"/>
+          <w:sz w:val="20"/>
+          <w:szCs w:val="20"/>
+          <w:lang w:val="pt-BR" w:eastAsia="pt-BR"/>
+        </w:rPr>
+        <w:t>other</w:t>
+      </w:r>
+      <w:proofErr w:type="spellEnd"/>
+      <w:r>
+        <w:rPr>
+          <w:rFonts w:ascii="Arial" w:eastAsia="Times New Roman" w:hAnsi="Arial" w:cs="Arial"/>
+          <w:sz w:val="20"/>
+          <w:szCs w:val="20"/>
+          <w:lang w:val="pt-BR" w:eastAsia="pt-BR"/>
+        </w:rPr>
+        <w:t>]</w:t>
+      </w:r>
+      <w:r>
+        <w:rPr>
+          <w:rFonts w:ascii="Arial" w:eastAsia="Times New Roman" w:hAnsi="Arial" w:cs="Arial"/>
+          <w:sz w:val="20"/>
+          <w:szCs w:val="20"/>
+          <w:lang w:val="pt-BR" w:eastAsia="pt-BR"/>
+        </w:rPr>
+        <w:t xml:space="preserve">: “”, </w:t>
+      </w:r>
+      <w:proofErr w:type="spellStart"/>
+      <w:r>
+        <w:rPr>
+          <w:rFonts w:ascii="Arial" w:eastAsia="Times New Roman" w:hAnsi="Arial" w:cs="Arial"/>
+          <w:sz w:val="20"/>
+          <w:szCs w:val="20"/>
+          <w:lang w:val="pt-BR" w:eastAsia="pt-BR"/>
+        </w:rPr>
+        <w:t>and</w:t>
+      </w:r>
+      <w:proofErr w:type="spellEnd"/>
+      <w:r>
+        <w:rPr>
+          <w:rFonts w:ascii="Arial" w:eastAsia="Times New Roman" w:hAnsi="Arial" w:cs="Arial"/>
+          <w:sz w:val="20"/>
+          <w:szCs w:val="20"/>
+          <w:lang w:val="pt-BR" w:eastAsia="pt-BR"/>
+        </w:rPr>
+        <w:t xml:space="preserve"> SYSTEM: “</w:t>
+      </w:r>
+      <w:proofErr w:type="spellStart"/>
+      <w:r>
+        <w:rPr>
+          <w:lang w:val="pt-BR"/>
+        </w:rPr>
+        <w:t>QuickSight</w:t>
+      </w:r>
+      <w:proofErr w:type="spellEnd"/>
+      <w:r>
+        <w:rPr>
+          <w:lang w:val="pt-BR"/>
+        </w:rPr>
+        <w:t>”</w:t>
+      </w:r>
+    </w:p>
+    <w:p>
+      <w:pPr>
+        <w:rPr>
+          <w:lang w:val="pt-BR"/>
+        </w:rPr>
+      </w:pPr>
+    </w:p>
+    <w:p>
+      <w:pPr>
+        <w:rPr>
+          <w:lang w:val="pt-BR"/>
+        </w:rPr>
+      </w:pPr>
+      <w:r>
+        <w:rPr>
+          <w:lang w:val="pt-BR"/>
+        </w:rPr>
+        <w:t xml:space="preserve">In file </w:t>
+      </w:r>
+      <w:r>
+        <w:rPr>
+          <w:lang w:val="pt-BR"/>
+        </w:rPr>
+        <w:t>Results-survey</w:t>
+      </w:r>
+      <w:r>
+        <w:rPr>
+          <w:lang w:val="pt-BR"/>
+        </w:rPr>
+        <w:t>127653</w:t>
+      </w:r>
+    </w:p>
+    <w:p>
+      <w:pPr>
+        <w:rPr>
+          <w:lang w:val="pt-BR"/>
+        </w:rPr>
+      </w:pPr>
+      <w:r>
+        <w:rPr>
+          <w:lang w:val="pt-BR"/>
+        </w:rPr>
+        <w:t>SYSTEM</w:t>
+      </w:r>
+      <w:r>
+        <w:rPr>
+          <w:lang w:val="pt-BR"/>
+        </w:rPr>
+        <w:t xml:space="preserve"> </w:t>
+      </w:r>
+      <w:proofErr w:type="spellStart"/>
+      <w:r>
+        <w:rPr>
+          <w:lang w:val="pt-BR"/>
+        </w:rPr>
+        <w:t>equal</w:t>
+      </w:r>
+      <w:proofErr w:type="spellEnd"/>
+      <w:r>
+        <w:rPr>
+          <w:lang w:val="pt-BR"/>
+        </w:rPr>
+        <w:t xml:space="preserve"> </w:t>
+      </w:r>
+      <w:proofErr w:type="spellStart"/>
+      <w:r>
+        <w:rPr>
+          <w:lang w:val="pt-BR"/>
+        </w:rPr>
+        <w:t>to</w:t>
+      </w:r>
+      <w:proofErr w:type="spellEnd"/>
+      <w:r>
+        <w:rPr>
+          <w:lang w:val="pt-BR"/>
+        </w:rPr>
         <w:t>:</w:t>
       </w:r>
-      <w:r>
-        <w:rPr>
-          <w:lang w:val="pt-BR"/>
-        </w:rPr>
-        <w:t xml:space="preserve"> “S09</w:t>
+    </w:p>
+    <w:p>
+      <w:pPr>
+        <w:rPr>
+          <w:lang w:val="pt-BR"/>
+        </w:rPr>
+      </w:pPr>
+      <w:r>
+        <w:rPr>
+          <w:lang w:val="pt-BR"/>
+        </w:rPr>
+        <w:t>- “</w:t>
+      </w:r>
+      <w:proofErr w:type="spellStart"/>
+      <w:r>
+        <w:rPr>
+          <w:lang w:val="pt-BR"/>
+        </w:rPr>
+        <w:t>Looker</w:t>
+      </w:r>
+      <w:proofErr w:type="spellEnd"/>
+      <w:r>
+        <w:rPr>
+          <w:lang w:val="pt-BR"/>
+        </w:rPr>
+        <w:t>”</w:t>
+      </w:r>
+      <w:r>
+        <w:rPr>
+          <w:lang w:val="pt-BR"/>
+        </w:rPr>
+        <w:t xml:space="preserve">: </w:t>
+      </w:r>
+    </w:p>
+    <w:p>
+      <w:pPr>
+        <w:rPr>
+          <w:lang w:val="pt-BR"/>
+        </w:rPr>
+      </w:pPr>
+      <w:r>
+        <w:rPr>
+          <w:lang w:val="pt-BR"/>
+        </w:rPr>
+        <w:t xml:space="preserve">update </w:t>
+      </w:r>
+      <w:proofErr w:type="spellStart"/>
+      <w:r>
+        <w:rPr>
+          <w:lang w:val="pt-BR"/>
+        </w:rPr>
+        <w:t>VASys</w:t>
+      </w:r>
+      <w:proofErr w:type="spellEnd"/>
+      <w:r>
+        <w:rPr>
+          <w:lang w:val="pt-BR"/>
+        </w:rPr>
+        <w:t>: “S0</w:t>
+      </w:r>
+      <w:r>
+        <w:rPr>
+          <w:lang w:val="pt-BR"/>
+        </w:rPr>
+        <w:t>8</w:t>
       </w:r>
       <w:r>
         <w:rPr>
@@ -2432,25 +3572,14 @@
           <w:szCs w:val="20"/>
           <w:lang w:val="pt-BR" w:eastAsia="pt-BR"/>
         </w:rPr>
-        <w:t xml:space="preserve"> SYSTEM</w:t>
-      </w:r>
-      <w:r>
-        <w:rPr>
-          <w:rFonts w:ascii="Arial" w:eastAsia="Times New Roman" w:hAnsi="Arial" w:cs="Arial"/>
-          <w:sz w:val="20"/>
-          <w:szCs w:val="20"/>
-          <w:lang w:val="pt-BR" w:eastAsia="pt-BR"/>
-        </w:rPr>
-        <w:t>: “</w:t>
-      </w:r>
-      <w:proofErr w:type="spellStart"/>
-      <w:r>
-        <w:rPr>
-          <w:lang w:val="pt-BR"/>
-        </w:rPr>
-        <w:t>QuickSight</w:t>
-      </w:r>
-      <w:proofErr w:type="spellEnd"/>
+        <w:t xml:space="preserve"> SYSTEM: “</w:t>
+      </w:r>
+      <w:r>
+        <w:rPr>
+          <w:lang w:val="pt-BR"/>
+        </w:rPr>
+        <w:t>Data Studio</w:t>
+      </w:r>
       <w:r>
         <w:rPr>
           <w:lang w:val="pt-BR"/>
@@ -2481,26 +3610,98 @@
         <w:rPr>
           <w:lang w:val="pt-BR"/>
         </w:rPr>
-        <w:t>Results-survey</w:t>
-      </w:r>
-      <w:r>
-        <w:rPr>
-          <w:lang w:val="pt-BR"/>
-        </w:rPr>
-        <w:t>127653</w:t>
-      </w:r>
-    </w:p>
-    <w:p>
-      <w:pPr>
-        <w:rPr>
-          <w:lang w:val="pt-BR"/>
-        </w:rPr>
-      </w:pPr>
-      <w:r>
-        <w:rPr>
-          <w:lang w:val="pt-BR"/>
-        </w:rPr>
-        <w:t>SYSTEM</w:t>
+        <w:t>Results-survey372164</w:t>
+      </w:r>
+    </w:p>
+    <w:p>
+      <w:pPr>
+        <w:rPr>
+          <w:lang w:val="pt-BR"/>
+        </w:rPr>
+      </w:pPr>
+      <w:proofErr w:type="spellStart"/>
+      <w:r>
+        <w:rPr>
+          <w:lang w:val="pt-BR"/>
+        </w:rPr>
+        <w:t>Select</w:t>
+      </w:r>
+      <w:proofErr w:type="spellEnd"/>
+      <w:r>
+        <w:rPr>
+          <w:lang w:val="pt-BR"/>
+        </w:rPr>
+        <w:t xml:space="preserve"> </w:t>
+      </w:r>
+      <w:proofErr w:type="spellStart"/>
+      <w:r>
+        <w:rPr>
+          <w:lang w:val="pt-BR"/>
+        </w:rPr>
+        <w:t>entries</w:t>
+      </w:r>
+      <w:proofErr w:type="spellEnd"/>
+      <w:r>
+        <w:rPr>
+          <w:lang w:val="pt-BR"/>
+        </w:rPr>
+        <w:t xml:space="preserve"> </w:t>
+      </w:r>
+      <w:proofErr w:type="spellStart"/>
+      <w:r>
+        <w:rPr>
+          <w:lang w:val="pt-BR"/>
+        </w:rPr>
+        <w:t>with</w:t>
+      </w:r>
+      <w:proofErr w:type="spellEnd"/>
+      <w:r>
+        <w:rPr>
+          <w:lang w:val="pt-BR"/>
+        </w:rPr>
+        <w:t xml:space="preserve"> </w:t>
+      </w:r>
+      <w:proofErr w:type="spellStart"/>
+      <w:r>
+        <w:rPr>
+          <w:lang w:val="pt-BR"/>
+        </w:rPr>
+        <w:t>column</w:t>
+      </w:r>
+      <w:proofErr w:type="spellEnd"/>
+      <w:r>
+        <w:rPr>
+          <w:lang w:val="pt-BR"/>
+        </w:rPr>
+        <w:t xml:space="preserve"> </w:t>
+      </w:r>
+      <w:proofErr w:type="spellStart"/>
+      <w:r>
+        <w:rPr>
+          <w:lang w:val="pt-BR"/>
+        </w:rPr>
+        <w:t>VASys</w:t>
+      </w:r>
+      <w:proofErr w:type="spellEnd"/>
+      <w:r>
+        <w:rPr>
+          <w:lang w:val="pt-BR"/>
+        </w:rPr>
+        <w:t>[</w:t>
+      </w:r>
+      <w:proofErr w:type="spellStart"/>
+      <w:r>
+        <w:rPr>
+          <w:lang w:val="pt-BR"/>
+        </w:rPr>
+        <w:t>other</w:t>
+      </w:r>
+      <w:proofErr w:type="spellEnd"/>
+      <w:r>
+        <w:rPr>
+          <w:lang w:val="pt-BR"/>
+        </w:rPr>
+        <w:t>]</w:t>
       </w:r>
       <w:r>
         <w:rPr>
@@ -2520,34 +3721,26 @@
         <w:rPr>
           <w:lang w:val="pt-BR"/>
         </w:rPr>
-        <w:t xml:space="preserve"> </w:t>
-      </w:r>
-      <w:proofErr w:type="spellStart"/>
-      <w:r>
-        <w:rPr>
-          <w:lang w:val="pt-BR"/>
-        </w:rPr>
-        <w:t>to</w:t>
-      </w:r>
-      <w:proofErr w:type="spellEnd"/>
-      <w:r>
-        <w:rPr>
-          <w:lang w:val="pt-BR"/>
-        </w:rPr>
-        <w:t>:</w:t>
-      </w:r>
-    </w:p>
-    <w:p>
-      <w:pPr>
-        <w:rPr>
-          <w:lang w:val="pt-BR"/>
-        </w:rPr>
-      </w:pPr>
-      <w:r>
-        <w:rPr>
-          <w:lang w:val="pt-BR"/>
-        </w:rPr>
-        <w:t>- “</w:t>
+        <w:t xml:space="preserve">: </w:t>
+      </w:r>
+    </w:p>
+    <w:p>
+      <w:pPr>
+        <w:rPr>
+          <w:lang w:val="pt-BR"/>
+        </w:rPr>
+      </w:pPr>
+      <w:r>
+        <w:rPr>
+          <w:lang w:val="pt-BR"/>
+        </w:rPr>
+        <w:t xml:space="preserve">- </w:t>
+      </w:r>
+      <w:r>
+        <w:rPr>
+          <w:lang w:val="pt-BR"/>
+        </w:rPr>
+        <w:t>Data Studio (</w:t>
       </w:r>
       <w:proofErr w:type="spellStart"/>
       <w:r>
@@ -2561,8 +3754,241 @@
         <w:rPr>
           <w:lang w:val="pt-BR"/>
         </w:rPr>
-        <w:t>”</w:t>
-      </w:r>
+        <w:t>)</w:t>
+      </w:r>
+    </w:p>
+    <w:p>
+      <w:pPr>
+        <w:rPr>
+          <w:lang w:val="pt-BR"/>
+        </w:rPr>
+      </w:pPr>
+      <w:r>
+        <w:rPr>
+          <w:lang w:val="pt-BR"/>
+        </w:rPr>
+        <w:t xml:space="preserve">update </w:t>
+      </w:r>
+      <w:proofErr w:type="spellStart"/>
+      <w:r>
+        <w:rPr>
+          <w:lang w:val="pt-BR"/>
+        </w:rPr>
+        <w:t>VASys</w:t>
+      </w:r>
+      <w:proofErr w:type="spellEnd"/>
+      <w:r>
+        <w:rPr>
+          <w:lang w:val="pt-BR"/>
+        </w:rPr>
+        <w:t xml:space="preserve">: “S08”, </w:t>
+      </w:r>
+      <w:proofErr w:type="spellStart"/>
+      <w:r>
+        <w:rPr>
+          <w:rFonts w:ascii="Arial" w:eastAsia="Times New Roman" w:hAnsi="Arial" w:cs="Arial"/>
+          <w:sz w:val="20"/>
+          <w:szCs w:val="20"/>
+          <w:lang w:val="pt-BR" w:eastAsia="pt-BR"/>
+        </w:rPr>
+        <w:t>VASys</w:t>
+      </w:r>
+      <w:proofErr w:type="spellEnd"/>
+      <w:r>
+        <w:rPr>
+          <w:rFonts w:ascii="Arial" w:eastAsia="Times New Roman" w:hAnsi="Arial" w:cs="Arial"/>
+          <w:sz w:val="20"/>
+          <w:szCs w:val="20"/>
+          <w:lang w:val="pt-BR" w:eastAsia="pt-BR"/>
+        </w:rPr>
+        <w:t>[</w:t>
+      </w:r>
+      <w:proofErr w:type="spellStart"/>
+      <w:r>
+        <w:rPr>
+          <w:rFonts w:ascii="Arial" w:eastAsia="Times New Roman" w:hAnsi="Arial" w:cs="Arial"/>
+          <w:sz w:val="20"/>
+          <w:szCs w:val="20"/>
+          <w:lang w:val="pt-BR" w:eastAsia="pt-BR"/>
+        </w:rPr>
+        <w:t>other</w:t>
+      </w:r>
+      <w:proofErr w:type="spellEnd"/>
+      <w:r>
+        <w:rPr>
+          <w:rFonts w:ascii="Arial" w:eastAsia="Times New Roman" w:hAnsi="Arial" w:cs="Arial"/>
+          <w:sz w:val="20"/>
+          <w:szCs w:val="20"/>
+          <w:lang w:val="pt-BR" w:eastAsia="pt-BR"/>
+        </w:rPr>
+        <w:t>]</w:t>
+      </w:r>
+      <w:r>
+        <w:rPr>
+          <w:rFonts w:ascii="Arial" w:eastAsia="Times New Roman" w:hAnsi="Arial" w:cs="Arial"/>
+          <w:sz w:val="20"/>
+          <w:szCs w:val="20"/>
+          <w:lang w:val="pt-BR" w:eastAsia="pt-BR"/>
+        </w:rPr>
+        <w:t xml:space="preserve">: “”, </w:t>
+      </w:r>
+      <w:proofErr w:type="spellStart"/>
+      <w:r>
+        <w:rPr>
+          <w:rFonts w:ascii="Arial" w:eastAsia="Times New Roman" w:hAnsi="Arial" w:cs="Arial"/>
+          <w:sz w:val="20"/>
+          <w:szCs w:val="20"/>
+          <w:lang w:val="pt-BR" w:eastAsia="pt-BR"/>
+        </w:rPr>
+        <w:t>and</w:t>
+      </w:r>
+      <w:proofErr w:type="spellEnd"/>
+      <w:r>
+        <w:rPr>
+          <w:rFonts w:ascii="Arial" w:eastAsia="Times New Roman" w:hAnsi="Arial" w:cs="Arial"/>
+          <w:sz w:val="20"/>
+          <w:szCs w:val="20"/>
+          <w:lang w:val="pt-BR" w:eastAsia="pt-BR"/>
+        </w:rPr>
+        <w:t xml:space="preserve"> SYSTEM: “</w:t>
+      </w:r>
+      <w:r>
+        <w:rPr>
+          <w:lang w:val="pt-BR"/>
+        </w:rPr>
+        <w:t>Data Studio”</w:t>
+      </w:r>
+    </w:p>
+    <w:p>
+      <w:pPr>
+        <w:rPr>
+          <w:lang w:val="pt-BR"/>
+        </w:rPr>
+      </w:pPr>
+    </w:p>
+    <w:p>
+      <w:pPr>
+        <w:rPr>
+          <w:lang w:val="pt-BR"/>
+        </w:rPr>
+      </w:pPr>
+      <w:r>
+        <w:rPr>
+          <w:lang w:val="pt-BR"/>
+        </w:rPr>
+        <w:t xml:space="preserve">In file: </w:t>
+      </w:r>
+      <w:r>
+        <w:rPr>
+          <w:lang w:val="pt-BR"/>
+        </w:rPr>
+        <w:t>results-survey127653</w:t>
+      </w:r>
+    </w:p>
+    <w:p>
+      <w:pPr>
+        <w:rPr>
+          <w:lang w:val="pt-BR"/>
+        </w:rPr>
+      </w:pPr>
+      <w:proofErr w:type="spellStart"/>
+      <w:r>
+        <w:rPr>
+          <w:lang w:val="pt-BR"/>
+        </w:rPr>
+        <w:t>Select</w:t>
+      </w:r>
+      <w:proofErr w:type="spellEnd"/>
+      <w:r>
+        <w:rPr>
+          <w:lang w:val="pt-BR"/>
+        </w:rPr>
+        <w:t xml:space="preserve"> </w:t>
+      </w:r>
+      <w:proofErr w:type="spellStart"/>
+      <w:r>
+        <w:rPr>
+          <w:lang w:val="pt-BR"/>
+        </w:rPr>
+        <w:t>entries</w:t>
+      </w:r>
+      <w:proofErr w:type="spellEnd"/>
+      <w:r>
+        <w:rPr>
+          <w:lang w:val="pt-BR"/>
+        </w:rPr>
+        <w:t xml:space="preserve"> </w:t>
+      </w:r>
+      <w:proofErr w:type="spellStart"/>
+      <w:r>
+        <w:rPr>
+          <w:lang w:val="pt-BR"/>
+        </w:rPr>
+        <w:t>with</w:t>
+      </w:r>
+      <w:proofErr w:type="spellEnd"/>
+      <w:r>
+        <w:rPr>
+          <w:lang w:val="pt-BR"/>
+        </w:rPr>
+        <w:t xml:space="preserve"> </w:t>
+      </w:r>
+      <w:proofErr w:type="spellStart"/>
+      <w:r>
+        <w:rPr>
+          <w:lang w:val="pt-BR"/>
+        </w:rPr>
+        <w:t>column</w:t>
+      </w:r>
+      <w:proofErr w:type="spellEnd"/>
+      <w:r>
+        <w:rPr>
+          <w:lang w:val="pt-BR"/>
+        </w:rPr>
+        <w:t xml:space="preserve"> </w:t>
+      </w:r>
+      <w:proofErr w:type="spellStart"/>
+      <w:r>
+        <w:rPr>
+          <w:lang w:val="pt-BR"/>
+        </w:rPr>
+        <w:t>VASys</w:t>
+      </w:r>
+      <w:proofErr w:type="spellEnd"/>
+      <w:r>
+        <w:rPr>
+          <w:lang w:val="pt-BR"/>
+        </w:rPr>
+        <w:t>[</w:t>
+      </w:r>
+      <w:proofErr w:type="spellStart"/>
+      <w:r>
+        <w:rPr>
+          <w:lang w:val="pt-BR"/>
+        </w:rPr>
+        <w:t>other</w:t>
+      </w:r>
+      <w:proofErr w:type="spellEnd"/>
+      <w:r>
+        <w:rPr>
+          <w:lang w:val="pt-BR"/>
+        </w:rPr>
+        <w:t>]</w:t>
+      </w:r>
+      <w:r>
+        <w:rPr>
+          <w:lang w:val="pt-BR"/>
+        </w:rPr>
+        <w:t xml:space="preserve"> </w:t>
+      </w:r>
+      <w:proofErr w:type="spellStart"/>
+      <w:r>
+        <w:rPr>
+          <w:lang w:val="pt-BR"/>
+        </w:rPr>
+        <w:t>equal</w:t>
+      </w:r>
+      <w:proofErr w:type="spellEnd"/>
       <w:r>
         <w:rPr>
           <w:lang w:val="pt-BR"/>
@@ -2576,6 +4002,35 @@
           <w:lang w:val="pt-BR"/>
         </w:rPr>
       </w:pPr>
+      <w:proofErr w:type="spellStart"/>
+      <w:r>
+        <w:rPr>
+          <w:lang w:val="pt-BR"/>
+        </w:rPr>
+        <w:t>PowerBI</w:t>
+      </w:r>
+      <w:proofErr w:type="spellEnd"/>
+      <w:r>
+        <w:rPr>
+          <w:lang w:val="pt-BR"/>
+        </w:rPr>
+        <w:t xml:space="preserve">, </w:t>
+      </w:r>
+      <w:proofErr w:type="spellStart"/>
+      <w:r>
+        <w:rPr>
+          <w:lang w:val="pt-BR"/>
+        </w:rPr>
+        <w:t>QlikView</w:t>
+      </w:r>
+      <w:proofErr w:type="spellEnd"/>
+    </w:p>
+    <w:p>
+      <w:pPr>
+        <w:rPr>
+          <w:lang w:val="pt-BR"/>
+        </w:rPr>
+      </w:pPr>
       <w:r>
         <w:rPr>
           <w:lang w:val="pt-BR"/>
@@ -2594,19 +4049,7 @@
         <w:rPr>
           <w:lang w:val="pt-BR"/>
         </w:rPr>
-        <w:t>: “S0</w:t>
-      </w:r>
-      <w:r>
-        <w:rPr>
-          <w:lang w:val="pt-BR"/>
-        </w:rPr>
-        <w:t>8</w:t>
-      </w:r>
-      <w:r>
-        <w:rPr>
-          <w:lang w:val="pt-BR"/>
-        </w:rPr>
-        <w:t xml:space="preserve">”, </w:t>
+        <w:t xml:space="preserve">: “S01”, </w:t>
       </w:r>
       <w:proofErr w:type="spellStart"/>
       <w:r>
@@ -2681,583 +4124,7 @@
         <w:rPr>
           <w:lang w:val="pt-BR"/>
         </w:rPr>
-        <w:t>Data Studio</w:t>
-      </w:r>
-      <w:r>
-        <w:rPr>
-          <w:lang w:val="pt-BR"/>
-        </w:rPr>
-        <w:t>”</w:t>
-      </w:r>
-    </w:p>
-    <w:p>
-      <w:pPr>
-        <w:rPr>
-          <w:lang w:val="pt-BR"/>
-        </w:rPr>
-      </w:pPr>
-    </w:p>
-    <w:p>
-      <w:pPr>
-        <w:rPr>
-          <w:lang w:val="pt-BR"/>
-        </w:rPr>
-      </w:pPr>
-      <w:r>
-        <w:rPr>
-          <w:lang w:val="pt-BR"/>
-        </w:rPr>
-        <w:t xml:space="preserve">In file </w:t>
-      </w:r>
-      <w:r>
-        <w:rPr>
-          <w:lang w:val="pt-BR"/>
-        </w:rPr>
-        <w:t>Re</w:t>
-      </w:r>
-      <w:r>
-        <w:rPr>
-          <w:lang w:val="pt-BR"/>
-        </w:rPr>
-        <w:t>s</w:t>
-      </w:r>
-      <w:r>
-        <w:rPr>
-          <w:lang w:val="pt-BR"/>
-        </w:rPr>
-        <w:t>ults-survey372164</w:t>
-      </w:r>
-    </w:p>
-    <w:p>
-      <w:pPr>
-        <w:rPr>
-          <w:lang w:val="pt-BR"/>
-        </w:rPr>
-      </w:pPr>
-      <w:proofErr w:type="spellStart"/>
-      <w:r>
-        <w:rPr>
-          <w:lang w:val="pt-BR"/>
-        </w:rPr>
-        <w:t>Select</w:t>
-      </w:r>
-      <w:proofErr w:type="spellEnd"/>
-      <w:r>
-        <w:rPr>
-          <w:lang w:val="pt-BR"/>
-        </w:rPr>
-        <w:t xml:space="preserve"> </w:t>
-      </w:r>
-      <w:proofErr w:type="spellStart"/>
-      <w:r>
-        <w:rPr>
-          <w:lang w:val="pt-BR"/>
-        </w:rPr>
-        <w:t>entries</w:t>
-      </w:r>
-      <w:proofErr w:type="spellEnd"/>
-      <w:r>
-        <w:rPr>
-          <w:lang w:val="pt-BR"/>
-        </w:rPr>
-        <w:t xml:space="preserve"> </w:t>
-      </w:r>
-      <w:proofErr w:type="spellStart"/>
-      <w:r>
-        <w:rPr>
-          <w:lang w:val="pt-BR"/>
-        </w:rPr>
-        <w:t>with</w:t>
-      </w:r>
-      <w:proofErr w:type="spellEnd"/>
-      <w:r>
-        <w:rPr>
-          <w:lang w:val="pt-BR"/>
-        </w:rPr>
-        <w:t xml:space="preserve"> </w:t>
-      </w:r>
-      <w:proofErr w:type="spellStart"/>
-      <w:r>
-        <w:rPr>
-          <w:lang w:val="pt-BR"/>
-        </w:rPr>
-        <w:t>column</w:t>
-      </w:r>
-      <w:proofErr w:type="spellEnd"/>
-      <w:r>
-        <w:rPr>
-          <w:lang w:val="pt-BR"/>
-        </w:rPr>
-        <w:t xml:space="preserve"> </w:t>
-      </w:r>
-      <w:proofErr w:type="spellStart"/>
-      <w:r>
-        <w:rPr>
-          <w:lang w:val="pt-BR"/>
-        </w:rPr>
-        <w:t>VASys</w:t>
-      </w:r>
-      <w:proofErr w:type="spellEnd"/>
-      <w:r>
-        <w:rPr>
-          <w:lang w:val="pt-BR"/>
-        </w:rPr>
-        <w:t>[</w:t>
-      </w:r>
-      <w:proofErr w:type="spellStart"/>
-      <w:r>
-        <w:rPr>
-          <w:lang w:val="pt-BR"/>
-        </w:rPr>
-        <w:t>other</w:t>
-      </w:r>
-      <w:proofErr w:type="spellEnd"/>
-      <w:r>
-        <w:rPr>
-          <w:lang w:val="pt-BR"/>
-        </w:rPr>
-        <w:t>]</w:t>
-      </w:r>
-      <w:r>
-        <w:rPr>
-          <w:lang w:val="pt-BR"/>
-        </w:rPr>
-        <w:t xml:space="preserve"> </w:t>
-      </w:r>
-      <w:proofErr w:type="spellStart"/>
-      <w:r>
-        <w:rPr>
-          <w:lang w:val="pt-BR"/>
-        </w:rPr>
-        <w:t>equal</w:t>
-      </w:r>
-      <w:proofErr w:type="spellEnd"/>
-      <w:r>
-        <w:rPr>
-          <w:lang w:val="pt-BR"/>
-        </w:rPr>
-        <w:t xml:space="preserve">: </w:t>
-      </w:r>
-    </w:p>
-    <w:p>
-      <w:pPr>
-        <w:rPr>
-          <w:lang w:val="pt-BR"/>
-        </w:rPr>
-      </w:pPr>
-      <w:r>
-        <w:rPr>
-          <w:lang w:val="pt-BR"/>
-        </w:rPr>
-        <w:t xml:space="preserve">- </w:t>
-      </w:r>
-      <w:r>
-        <w:rPr>
-          <w:lang w:val="pt-BR"/>
-        </w:rPr>
-        <w:t>Data Studio (</w:t>
-      </w:r>
-      <w:proofErr w:type="spellStart"/>
-      <w:r>
-        <w:rPr>
-          <w:lang w:val="pt-BR"/>
-        </w:rPr>
-        <w:t>Looker</w:t>
-      </w:r>
-      <w:proofErr w:type="spellEnd"/>
-      <w:r>
-        <w:rPr>
-          <w:lang w:val="pt-BR"/>
-        </w:rPr>
-        <w:t>)</w:t>
-      </w:r>
-    </w:p>
-    <w:p>
-      <w:pPr>
-        <w:rPr>
-          <w:lang w:val="pt-BR"/>
-        </w:rPr>
-      </w:pPr>
-      <w:r>
-        <w:rPr>
-          <w:lang w:val="pt-BR"/>
-        </w:rPr>
-        <w:t xml:space="preserve">update </w:t>
-      </w:r>
-      <w:proofErr w:type="spellStart"/>
-      <w:r>
-        <w:rPr>
-          <w:lang w:val="pt-BR"/>
-        </w:rPr>
-        <w:t>VASys</w:t>
-      </w:r>
-      <w:proofErr w:type="spellEnd"/>
-      <w:r>
-        <w:rPr>
-          <w:lang w:val="pt-BR"/>
-        </w:rPr>
-        <w:t xml:space="preserve">: “S08”, </w:t>
-      </w:r>
-      <w:proofErr w:type="spellStart"/>
-      <w:r>
-        <w:rPr>
-          <w:rFonts w:ascii="Arial" w:eastAsia="Times New Roman" w:hAnsi="Arial" w:cs="Arial"/>
-          <w:sz w:val="20"/>
-          <w:szCs w:val="20"/>
-          <w:lang w:val="pt-BR" w:eastAsia="pt-BR"/>
-        </w:rPr>
-        <w:t>VASys</w:t>
-      </w:r>
-      <w:proofErr w:type="spellEnd"/>
-      <w:r>
-        <w:rPr>
-          <w:rFonts w:ascii="Arial" w:eastAsia="Times New Roman" w:hAnsi="Arial" w:cs="Arial"/>
-          <w:sz w:val="20"/>
-          <w:szCs w:val="20"/>
-          <w:lang w:val="pt-BR" w:eastAsia="pt-BR"/>
-        </w:rPr>
-        <w:t>[</w:t>
-      </w:r>
-      <w:proofErr w:type="spellStart"/>
-      <w:r>
-        <w:rPr>
-          <w:rFonts w:ascii="Arial" w:eastAsia="Times New Roman" w:hAnsi="Arial" w:cs="Arial"/>
-          <w:sz w:val="20"/>
-          <w:szCs w:val="20"/>
-          <w:lang w:val="pt-BR" w:eastAsia="pt-BR"/>
-        </w:rPr>
-        <w:t>other</w:t>
-      </w:r>
-      <w:proofErr w:type="spellEnd"/>
-      <w:r>
-        <w:rPr>
-          <w:rFonts w:ascii="Arial" w:eastAsia="Times New Roman" w:hAnsi="Arial" w:cs="Arial"/>
-          <w:sz w:val="20"/>
-          <w:szCs w:val="20"/>
-          <w:lang w:val="pt-BR" w:eastAsia="pt-BR"/>
-        </w:rPr>
-        <w:t>]</w:t>
-      </w:r>
-      <w:r>
-        <w:rPr>
-          <w:rFonts w:ascii="Arial" w:eastAsia="Times New Roman" w:hAnsi="Arial" w:cs="Arial"/>
-          <w:sz w:val="20"/>
-          <w:szCs w:val="20"/>
-          <w:lang w:val="pt-BR" w:eastAsia="pt-BR"/>
-        </w:rPr>
-        <w:t xml:space="preserve">: “”, </w:t>
-      </w:r>
-      <w:proofErr w:type="spellStart"/>
-      <w:r>
-        <w:rPr>
-          <w:rFonts w:ascii="Arial" w:eastAsia="Times New Roman" w:hAnsi="Arial" w:cs="Arial"/>
-          <w:sz w:val="20"/>
-          <w:szCs w:val="20"/>
-          <w:lang w:val="pt-BR" w:eastAsia="pt-BR"/>
-        </w:rPr>
-        <w:t>and</w:t>
-      </w:r>
-      <w:proofErr w:type="spellEnd"/>
-      <w:r>
-        <w:rPr>
-          <w:rFonts w:ascii="Arial" w:eastAsia="Times New Roman" w:hAnsi="Arial" w:cs="Arial"/>
-          <w:sz w:val="20"/>
-          <w:szCs w:val="20"/>
-          <w:lang w:val="pt-BR" w:eastAsia="pt-BR"/>
-        </w:rPr>
-        <w:t xml:space="preserve"> SYSTEM: “</w:t>
-      </w:r>
-      <w:r>
-        <w:rPr>
-          <w:lang w:val="pt-BR"/>
-        </w:rPr>
-        <w:t>Data Studio”</w:t>
-      </w:r>
-    </w:p>
-    <w:p>
-      <w:pPr>
-        <w:rPr>
-          <w:lang w:val="pt-BR"/>
-        </w:rPr>
-      </w:pPr>
-    </w:p>
-    <w:p>
-      <w:pPr>
-        <w:rPr>
-          <w:lang w:val="pt-BR"/>
-        </w:rPr>
-      </w:pPr>
-      <w:r>
-        <w:rPr>
-          <w:lang w:val="pt-BR"/>
-        </w:rPr>
-        <w:t xml:space="preserve">In file: </w:t>
-      </w:r>
-      <w:r>
-        <w:rPr>
-          <w:lang w:val="pt-BR"/>
-        </w:rPr>
-        <w:t>results-survey127653</w:t>
-      </w:r>
-    </w:p>
-    <w:p>
-      <w:pPr>
-        <w:rPr>
-          <w:lang w:val="pt-BR"/>
-        </w:rPr>
-      </w:pPr>
-      <w:proofErr w:type="spellStart"/>
-      <w:r>
-        <w:rPr>
-          <w:lang w:val="pt-BR"/>
-        </w:rPr>
-        <w:t>Select</w:t>
-      </w:r>
-      <w:proofErr w:type="spellEnd"/>
-      <w:r>
-        <w:rPr>
-          <w:lang w:val="pt-BR"/>
-        </w:rPr>
-        <w:t xml:space="preserve"> </w:t>
-      </w:r>
-      <w:proofErr w:type="spellStart"/>
-      <w:r>
-        <w:rPr>
-          <w:lang w:val="pt-BR"/>
-        </w:rPr>
-        <w:t>entries</w:t>
-      </w:r>
-      <w:proofErr w:type="spellEnd"/>
-      <w:r>
-        <w:rPr>
-          <w:lang w:val="pt-BR"/>
-        </w:rPr>
-        <w:t xml:space="preserve"> </w:t>
-      </w:r>
-      <w:proofErr w:type="spellStart"/>
-      <w:r>
-        <w:rPr>
-          <w:lang w:val="pt-BR"/>
-        </w:rPr>
-        <w:t>with</w:t>
-      </w:r>
-      <w:proofErr w:type="spellEnd"/>
-      <w:r>
-        <w:rPr>
-          <w:lang w:val="pt-BR"/>
-        </w:rPr>
-        <w:t xml:space="preserve"> </w:t>
-      </w:r>
-      <w:proofErr w:type="spellStart"/>
-      <w:r>
-        <w:rPr>
-          <w:lang w:val="pt-BR"/>
-        </w:rPr>
-        <w:t>column</w:t>
-      </w:r>
-      <w:proofErr w:type="spellEnd"/>
-      <w:r>
-        <w:rPr>
-          <w:lang w:val="pt-BR"/>
-        </w:rPr>
-        <w:t xml:space="preserve"> </w:t>
-      </w:r>
-      <w:proofErr w:type="spellStart"/>
-      <w:r>
-        <w:rPr>
-          <w:lang w:val="pt-BR"/>
-        </w:rPr>
-        <w:t>VASys</w:t>
-      </w:r>
-      <w:proofErr w:type="spellEnd"/>
-      <w:r>
-        <w:rPr>
-          <w:lang w:val="pt-BR"/>
-        </w:rPr>
-        <w:t>[</w:t>
-      </w:r>
-      <w:proofErr w:type="spellStart"/>
-      <w:r>
-        <w:rPr>
-          <w:lang w:val="pt-BR"/>
-        </w:rPr>
-        <w:t>other</w:t>
-      </w:r>
-      <w:proofErr w:type="spellEnd"/>
-      <w:r>
-        <w:rPr>
-          <w:lang w:val="pt-BR"/>
-        </w:rPr>
-        <w:t>]</w:t>
-      </w:r>
-      <w:r>
-        <w:rPr>
-          <w:lang w:val="pt-BR"/>
-        </w:rPr>
-        <w:t xml:space="preserve"> </w:t>
-      </w:r>
-      <w:proofErr w:type="spellStart"/>
-      <w:r>
-        <w:rPr>
-          <w:lang w:val="pt-BR"/>
-        </w:rPr>
-        <w:t>equal</w:t>
-      </w:r>
-      <w:proofErr w:type="spellEnd"/>
-      <w:r>
-        <w:rPr>
-          <w:lang w:val="pt-BR"/>
-        </w:rPr>
-        <w:t xml:space="preserve">: </w:t>
-      </w:r>
-    </w:p>
-    <w:p>
-      <w:pPr>
-        <w:rPr>
-          <w:lang w:val="pt-BR"/>
-        </w:rPr>
-      </w:pPr>
-      <w:proofErr w:type="spellStart"/>
-      <w:r>
-        <w:rPr>
-          <w:lang w:val="pt-BR"/>
-        </w:rPr>
-        <w:t>PowerBI</w:t>
-      </w:r>
-      <w:proofErr w:type="spellEnd"/>
-      <w:r>
-        <w:rPr>
-          <w:lang w:val="pt-BR"/>
-        </w:rPr>
-        <w:t xml:space="preserve">, </w:t>
-      </w:r>
-      <w:proofErr w:type="spellStart"/>
-      <w:r>
-        <w:rPr>
-          <w:lang w:val="pt-BR"/>
-        </w:rPr>
-        <w:t>QlikView</w:t>
-      </w:r>
-      <w:proofErr w:type="spellEnd"/>
-    </w:p>
-    <w:p>
-      <w:pPr>
-        <w:rPr>
-          <w:lang w:val="pt-BR"/>
-        </w:rPr>
-      </w:pPr>
-      <w:r>
-        <w:rPr>
-          <w:lang w:val="pt-BR"/>
-        </w:rPr>
-        <w:t xml:space="preserve">update </w:t>
-      </w:r>
-      <w:proofErr w:type="spellStart"/>
-      <w:r>
-        <w:rPr>
-          <w:lang w:val="pt-BR"/>
-        </w:rPr>
-        <w:t>VASys</w:t>
-      </w:r>
-      <w:proofErr w:type="spellEnd"/>
-      <w:r>
-        <w:rPr>
-          <w:lang w:val="pt-BR"/>
-        </w:rPr>
-        <w:t>: “S0</w:t>
-      </w:r>
-      <w:r>
-        <w:rPr>
-          <w:lang w:val="pt-BR"/>
-        </w:rPr>
-        <w:t>1</w:t>
-      </w:r>
-      <w:r>
-        <w:rPr>
-          <w:lang w:val="pt-BR"/>
-        </w:rPr>
-        <w:t xml:space="preserve">”, </w:t>
-      </w:r>
-      <w:proofErr w:type="spellStart"/>
-      <w:r>
-        <w:rPr>
-          <w:rFonts w:ascii="Arial" w:eastAsia="Times New Roman" w:hAnsi="Arial" w:cs="Arial"/>
-          <w:sz w:val="20"/>
-          <w:szCs w:val="20"/>
-          <w:lang w:val="pt-BR" w:eastAsia="pt-BR"/>
-        </w:rPr>
-        <w:t>VASys</w:t>
-      </w:r>
-      <w:proofErr w:type="spellEnd"/>
-      <w:r>
-        <w:rPr>
-          <w:rFonts w:ascii="Arial" w:eastAsia="Times New Roman" w:hAnsi="Arial" w:cs="Arial"/>
-          <w:sz w:val="20"/>
-          <w:szCs w:val="20"/>
-          <w:lang w:val="pt-BR" w:eastAsia="pt-BR"/>
-        </w:rPr>
-        <w:t>[</w:t>
-      </w:r>
-      <w:proofErr w:type="spellStart"/>
-      <w:r>
-        <w:rPr>
-          <w:rFonts w:ascii="Arial" w:eastAsia="Times New Roman" w:hAnsi="Arial" w:cs="Arial"/>
-          <w:sz w:val="20"/>
-          <w:szCs w:val="20"/>
-          <w:lang w:val="pt-BR" w:eastAsia="pt-BR"/>
-        </w:rPr>
-        <w:t>other</w:t>
-      </w:r>
-      <w:proofErr w:type="spellEnd"/>
-      <w:r>
-        <w:rPr>
-          <w:rFonts w:ascii="Arial" w:eastAsia="Times New Roman" w:hAnsi="Arial" w:cs="Arial"/>
-          <w:sz w:val="20"/>
-          <w:szCs w:val="20"/>
-          <w:lang w:val="pt-BR" w:eastAsia="pt-BR"/>
-        </w:rPr>
-        <w:t>]</w:t>
-      </w:r>
-      <w:r>
-        <w:rPr>
-          <w:rFonts w:ascii="Arial" w:eastAsia="Times New Roman" w:hAnsi="Arial" w:cs="Arial"/>
-          <w:sz w:val="20"/>
-          <w:szCs w:val="20"/>
-          <w:lang w:val="pt-BR" w:eastAsia="pt-BR"/>
-        </w:rPr>
-        <w:t xml:space="preserve">: “”, </w:t>
-      </w:r>
-      <w:proofErr w:type="spellStart"/>
-      <w:r>
-        <w:rPr>
-          <w:rFonts w:ascii="Arial" w:eastAsia="Times New Roman" w:hAnsi="Arial" w:cs="Arial"/>
-          <w:sz w:val="20"/>
-          <w:szCs w:val="20"/>
-          <w:lang w:val="pt-BR" w:eastAsia="pt-BR"/>
-        </w:rPr>
-        <w:t>and</w:t>
-      </w:r>
-      <w:proofErr w:type="spellEnd"/>
-      <w:r>
-        <w:rPr>
-          <w:rFonts w:ascii="Arial" w:eastAsia="Times New Roman" w:hAnsi="Arial" w:cs="Arial"/>
-          <w:sz w:val="20"/>
-          <w:szCs w:val="20"/>
-          <w:lang w:val="pt-BR" w:eastAsia="pt-BR"/>
-        </w:rPr>
-        <w:t xml:space="preserve"> SYSTEM: “</w:t>
-      </w:r>
-      <w:r>
-        <w:rPr>
-          <w:lang w:val="pt-BR"/>
-        </w:rPr>
-        <w:t>Power BI</w:t>
-      </w:r>
-      <w:r>
-        <w:rPr>
-          <w:lang w:val="pt-BR"/>
-        </w:rPr>
-        <w:t>”</w:t>
+        <w:t>Power BI”</w:t>
       </w:r>
     </w:p>
     <w:p>
@@ -3594,13 +4461,7 @@
         <w:rPr>
           <w:lang w:val="pt-BR"/>
         </w:rPr>
-        <w:t xml:space="preserve"> </w:t>
-      </w:r>
-      <w:r>
-        <w:rPr>
-          <w:lang w:val="pt-BR"/>
-        </w:rPr>
-        <w:t>UEQS1[SQ004]</w:t>
+        <w:t xml:space="preserve"> UEQS1[SQ004]</w:t>
       </w:r>
       <w:r>
         <w:rPr>
@@ -3723,19 +4584,7 @@
         <w:rPr>
           <w:lang w:val="pt-BR"/>
         </w:rPr>
-        <w:t>: AO0</w:t>
-      </w:r>
-      <w:r>
-        <w:rPr>
-          <w:lang w:val="pt-BR"/>
-        </w:rPr>
-        <w:t>2</w:t>
-      </w:r>
-      <w:r>
-        <w:rPr>
-          <w:lang w:val="pt-BR"/>
-        </w:rPr>
-        <w:t xml:space="preserve"> </w:t>
+        <w:t xml:space="preserve">: AO02 </w:t>
       </w:r>
       <w:proofErr w:type="spellStart"/>
       <w:r>
@@ -3761,13 +4610,7 @@
         <w:rPr>
           <w:lang w:val="pt-BR"/>
         </w:rPr>
-        <w:t>O0</w:t>
-      </w:r>
-      <w:r>
-        <w:rPr>
-          <w:lang w:val="pt-BR"/>
-        </w:rPr>
-        <w:t>2</w:t>
+        <w:t>O02</w:t>
       </w:r>
     </w:p>
     <w:p>
@@ -3788,19 +4631,7 @@
         <w:rPr>
           <w:lang w:val="pt-BR"/>
         </w:rPr>
-        <w:t>: AO0</w:t>
-      </w:r>
-      <w:r>
-        <w:rPr>
-          <w:lang w:val="pt-BR"/>
-        </w:rPr>
-        <w:t>3</w:t>
-      </w:r>
-      <w:r>
-        <w:rPr>
-          <w:lang w:val="pt-BR"/>
-        </w:rPr>
-        <w:t xml:space="preserve"> </w:t>
+        <w:t xml:space="preserve">: AO03 </w:t>
       </w:r>
       <w:proofErr w:type="spellStart"/>
       <w:r>
@@ -3826,13 +4657,7 @@
         <w:rPr>
           <w:lang w:val="pt-BR"/>
         </w:rPr>
-        <w:t>O0</w:t>
-      </w:r>
-      <w:r>
-        <w:rPr>
-          <w:lang w:val="pt-BR"/>
-        </w:rPr>
-        <w:t>3</w:t>
+        <w:t>O03</w:t>
       </w:r>
     </w:p>
     <w:p>
@@ -3860,19 +4685,7 @@
         <w:rPr>
           <w:lang w:val="pt-BR"/>
         </w:rPr>
-        <w:t>: AO0</w:t>
-      </w:r>
-      <w:r>
-        <w:rPr>
-          <w:lang w:val="pt-BR"/>
-        </w:rPr>
-        <w:t>5</w:t>
-      </w:r>
-      <w:r>
-        <w:rPr>
-          <w:lang w:val="pt-BR"/>
-        </w:rPr>
-        <w:t xml:space="preserve"> </w:t>
+        <w:t xml:space="preserve">: AO05 </w:t>
       </w:r>
       <w:proofErr w:type="spellStart"/>
       <w:r>
@@ -3886,13 +4699,7 @@
         <w:rPr>
           <w:lang w:val="pt-BR"/>
         </w:rPr>
-        <w:t>: AO0</w:t>
-      </w:r>
-      <w:r>
-        <w:rPr>
-          <w:lang w:val="pt-BR"/>
-        </w:rPr>
-        <w:t>3</w:t>
+        <w:t>: AO03</w:t>
       </w:r>
     </w:p>
     <w:p>
@@ -3913,19 +4720,7 @@
         <w:rPr>
           <w:lang w:val="pt-BR"/>
         </w:rPr>
-        <w:t>: AO0</w:t>
-      </w:r>
-      <w:r>
-        <w:rPr>
-          <w:lang w:val="pt-BR"/>
-        </w:rPr>
-        <w:t>6</w:t>
-      </w:r>
-      <w:r>
-        <w:rPr>
-          <w:lang w:val="pt-BR"/>
-        </w:rPr>
-        <w:t xml:space="preserve"> </w:t>
+        <w:t xml:space="preserve">: AO06 </w:t>
       </w:r>
       <w:proofErr w:type="spellStart"/>
       <w:r>
@@ -3939,13 +4734,7 @@
         <w:rPr>
           <w:lang w:val="pt-BR"/>
         </w:rPr>
-        <w:t>: AO0</w:t>
-      </w:r>
-      <w:r>
-        <w:rPr>
-          <w:lang w:val="pt-BR"/>
-        </w:rPr>
-        <w:t>2</w:t>
+        <w:t>: AO02</w:t>
       </w:r>
     </w:p>
     <w:p>
@@ -3966,19 +4755,7 @@
         <w:rPr>
           <w:lang w:val="pt-BR"/>
         </w:rPr>
-        <w:t>: AO0</w:t>
-      </w:r>
-      <w:r>
-        <w:rPr>
-          <w:lang w:val="pt-BR"/>
-        </w:rPr>
-        <w:t>7</w:t>
-      </w:r>
-      <w:r>
-        <w:rPr>
-          <w:lang w:val="pt-BR"/>
-        </w:rPr>
-        <w:t xml:space="preserve"> </w:t>
+        <w:t xml:space="preserve">: AO07 </w:t>
       </w:r>
       <w:proofErr w:type="spellStart"/>
       <w:r>
@@ -4066,13 +4843,7 @@
         <w:rPr>
           <w:lang w:val="pt-BR"/>
         </w:rPr>
-        <w:t>BO0</w:t>
-      </w:r>
-      <w:r>
-        <w:rPr>
-          <w:lang w:val="pt-BR"/>
-        </w:rPr>
-        <w:t>2</w:t>
+        <w:t>BO02</w:t>
       </w:r>
       <w:r>
         <w:rPr>
@@ -4119,19 +4890,27 @@
         <w:rPr>
           <w:lang w:val="pt-BR"/>
         </w:rPr>
-        <w:t>BO0</w:t>
-      </w:r>
-      <w:r>
-        <w:rPr>
-          <w:lang w:val="pt-BR"/>
-        </w:rPr>
-        <w:t>3</w:t>
-      </w:r>
-      <w:r>
-        <w:rPr>
-          <w:lang w:val="pt-BR"/>
-        </w:rPr>
-        <w:t xml:space="preserve"> To: AO05</w:t>
+        <w:t>BO03</w:t>
+      </w:r>
+      <w:r>
+        <w:rPr>
+          <w:lang w:val="pt-BR"/>
+        </w:rPr>
+        <w:t xml:space="preserve"> </w:t>
+      </w:r>
+      <w:proofErr w:type="spellStart"/>
+      <w:r>
+        <w:rPr>
+          <w:lang w:val="pt-BR"/>
+        </w:rPr>
+        <w:t>To</w:t>
+      </w:r>
+      <w:proofErr w:type="spellEnd"/>
+      <w:r>
+        <w:rPr>
+          <w:lang w:val="pt-BR"/>
+        </w:rPr>
+        <w:t>: AO05</w:t>
       </w:r>
     </w:p>
     <w:p>
@@ -4748,19 +5527,7 @@
         <w:rPr>
           <w:lang w:val="pt-BR"/>
         </w:rPr>
-        <w:t xml:space="preserve"> </w:t>
-      </w:r>
-      <w:r>
-        <w:rPr>
-          <w:lang w:val="pt-BR"/>
-        </w:rPr>
-        <w:t>2nd</w:t>
-      </w:r>
-      <w:r>
-        <w:rPr>
-          <w:lang w:val="pt-BR"/>
-        </w:rPr>
-        <w:t xml:space="preserve"> </w:t>
+        <w:t xml:space="preserve"> 2nd </w:t>
       </w:r>
       <w:proofErr w:type="spellStart"/>
       <w:r>
@@ -5189,6 +5956,7 @@
         <w:rPr>
           <w:lang w:val="pt-BR"/>
         </w:rPr>
+        <w:lastRenderedPageBreak/>
         <w:t>EVisualization</w:t>
       </w:r>
       <w:proofErr w:type="spellEnd"/>
@@ -6712,7 +7480,6 @@
         <w:rPr>
           <w:lang w:val="pt-BR"/>
         </w:rPr>
-        <w:lastRenderedPageBreak/>
         <w:t>results-survey372164</w:t>
       </w:r>
       <w:r>
@@ -6748,13 +7515,7 @@
         <w:rPr>
           <w:lang w:val="pt-BR"/>
         </w:rPr>
-        <w:t>ratings – complete.csv</w:t>
-      </w:r>
-      <w:r>
-        <w:rPr>
-          <w:lang w:val="pt-BR"/>
-        </w:rPr>
-        <w:t xml:space="preserve"> </w:t>
+        <w:t xml:space="preserve">ratings – complete.csv </w:t>
       </w:r>
       <w:proofErr w:type="spellStart"/>
       <w:r>
@@ -6969,16 +7730,7 @@
           <w:szCs w:val="20"/>
           <w:lang w:val="pt-BR" w:eastAsia="pt-BR"/>
         </w:rPr>
-        <w:t>w</w:t>
-      </w:r>
-      <w:r>
-        <w:rPr>
-          <w:rFonts w:ascii="Arial" w:eastAsia="Times New Roman" w:hAnsi="Arial" w:cs="Arial"/>
-          <w:sz w:val="20"/>
-          <w:szCs w:val="20"/>
-          <w:lang w:val="pt-BR" w:eastAsia="pt-BR"/>
-        </w:rPr>
-        <w:t>here</w:t>
+        <w:t>where</w:t>
       </w:r>
       <w:proofErr w:type="spellEnd"/>
       <w:r>
@@ -7792,25 +8544,7 @@
           <w:szCs w:val="20"/>
           <w:lang w:val="pt-BR" w:eastAsia="pt-BR"/>
         </w:rPr>
-        <w:t xml:space="preserve">2 </w:t>
-      </w:r>
-      <w:r>
-        <w:rPr>
-          <w:rFonts w:ascii="Arial" w:eastAsia="Times New Roman" w:hAnsi="Arial" w:cs="Arial"/>
-          <w:sz w:val="20"/>
-          <w:szCs w:val="20"/>
-          <w:lang w:val="pt-BR" w:eastAsia="pt-BR"/>
-        </w:rPr>
-        <w:t xml:space="preserve">=&gt; </w:t>
-      </w:r>
-      <w:r>
-        <w:rPr>
-          <w:rFonts w:ascii="Arial" w:eastAsia="Times New Roman" w:hAnsi="Arial" w:cs="Arial"/>
-          <w:sz w:val="20"/>
-          <w:szCs w:val="20"/>
-          <w:lang w:val="pt-BR" w:eastAsia="pt-BR"/>
-        </w:rPr>
-        <w:t>2</w:t>
+        <w:t>2 =&gt; 2</w:t>
       </w:r>
     </w:p>
     <w:p>
@@ -7841,25 +8575,7 @@
           <w:szCs w:val="20"/>
           <w:lang w:val="pt-BR" w:eastAsia="pt-BR"/>
         </w:rPr>
-        <w:t>3</w:t>
-      </w:r>
-      <w:r>
-        <w:rPr>
-          <w:rFonts w:ascii="Arial" w:eastAsia="Times New Roman" w:hAnsi="Arial" w:cs="Arial"/>
-          <w:sz w:val="20"/>
-          <w:szCs w:val="20"/>
-          <w:lang w:val="pt-BR" w:eastAsia="pt-BR"/>
-        </w:rPr>
-        <w:t xml:space="preserve"> =&gt; </w:t>
-      </w:r>
-      <w:r>
-        <w:rPr>
-          <w:rFonts w:ascii="Arial" w:eastAsia="Times New Roman" w:hAnsi="Arial" w:cs="Arial"/>
-          <w:sz w:val="20"/>
-          <w:szCs w:val="20"/>
-          <w:lang w:val="pt-BR" w:eastAsia="pt-BR"/>
-        </w:rPr>
-        <w:t>3</w:t>
+        <w:t>3 =&gt; 3</w:t>
       </w:r>
     </w:p>
     <w:p>
@@ -7890,25 +8606,7 @@
           <w:szCs w:val="20"/>
           <w:lang w:val="pt-BR" w:eastAsia="pt-BR"/>
         </w:rPr>
-        <w:t>4</w:t>
-      </w:r>
-      <w:r>
-        <w:rPr>
-          <w:rFonts w:ascii="Arial" w:eastAsia="Times New Roman" w:hAnsi="Arial" w:cs="Arial"/>
-          <w:sz w:val="20"/>
-          <w:szCs w:val="20"/>
-          <w:lang w:val="pt-BR" w:eastAsia="pt-BR"/>
-        </w:rPr>
-        <w:t xml:space="preserve"> =&gt; </w:t>
-      </w:r>
-      <w:r>
-        <w:rPr>
-          <w:rFonts w:ascii="Arial" w:eastAsia="Times New Roman" w:hAnsi="Arial" w:cs="Arial"/>
-          <w:sz w:val="20"/>
-          <w:szCs w:val="20"/>
-          <w:lang w:val="pt-BR" w:eastAsia="pt-BR"/>
-        </w:rPr>
-        <w:t>4</w:t>
+        <w:t>4 =&gt; 4</w:t>
       </w:r>
     </w:p>
     <w:p>
@@ -7939,25 +8637,7 @@
           <w:szCs w:val="20"/>
           <w:lang w:val="pt-BR" w:eastAsia="pt-BR"/>
         </w:rPr>
-        <w:t>5</w:t>
-      </w:r>
-      <w:r>
-        <w:rPr>
-          <w:rFonts w:ascii="Arial" w:eastAsia="Times New Roman" w:hAnsi="Arial" w:cs="Arial"/>
-          <w:sz w:val="20"/>
-          <w:szCs w:val="20"/>
-          <w:lang w:val="pt-BR" w:eastAsia="pt-BR"/>
-        </w:rPr>
-        <w:t xml:space="preserve"> =&gt; </w:t>
-      </w:r>
-      <w:r>
-        <w:rPr>
-          <w:rFonts w:ascii="Arial" w:eastAsia="Times New Roman" w:hAnsi="Arial" w:cs="Arial"/>
-          <w:sz w:val="20"/>
-          <w:szCs w:val="20"/>
-          <w:lang w:val="pt-BR" w:eastAsia="pt-BR"/>
-        </w:rPr>
-        <w:t>5</w:t>
+        <w:t>5 =&gt; 5</w:t>
       </w:r>
     </w:p>
     <w:p>
@@ -7988,25 +8668,7 @@
           <w:szCs w:val="20"/>
           <w:lang w:val="pt-BR" w:eastAsia="pt-BR"/>
         </w:rPr>
-        <w:t xml:space="preserve">6 </w:t>
-      </w:r>
-      <w:r>
-        <w:rPr>
-          <w:rFonts w:ascii="Arial" w:eastAsia="Times New Roman" w:hAnsi="Arial" w:cs="Arial"/>
-          <w:sz w:val="20"/>
-          <w:szCs w:val="20"/>
-          <w:lang w:val="pt-BR" w:eastAsia="pt-BR"/>
-        </w:rPr>
-        <w:t xml:space="preserve">=&gt; </w:t>
-      </w:r>
-      <w:r>
-        <w:rPr>
-          <w:rFonts w:ascii="Arial" w:eastAsia="Times New Roman" w:hAnsi="Arial" w:cs="Arial"/>
-          <w:sz w:val="20"/>
-          <w:szCs w:val="20"/>
-          <w:lang w:val="pt-BR" w:eastAsia="pt-BR"/>
-        </w:rPr>
-        <w:t>6</w:t>
+        <w:t>6 =&gt; 6</w:t>
       </w:r>
     </w:p>
     <w:p>
@@ -8028,6 +8690,7 @@
           <w:szCs w:val="20"/>
           <w:lang w:val="pt-BR" w:eastAsia="pt-BR"/>
         </w:rPr>
+        <w:lastRenderedPageBreak/>
         <w:t>AO0</w:t>
       </w:r>
       <w:r>
@@ -8037,25 +8700,7 @@
           <w:szCs w:val="20"/>
           <w:lang w:val="pt-BR" w:eastAsia="pt-BR"/>
         </w:rPr>
-        <w:t xml:space="preserve">7 </w:t>
-      </w:r>
-      <w:r>
-        <w:rPr>
-          <w:rFonts w:ascii="Arial" w:eastAsia="Times New Roman" w:hAnsi="Arial" w:cs="Arial"/>
-          <w:sz w:val="20"/>
-          <w:szCs w:val="20"/>
-          <w:lang w:val="pt-BR" w:eastAsia="pt-BR"/>
-        </w:rPr>
-        <w:t xml:space="preserve">=&gt; </w:t>
-      </w:r>
-      <w:r>
-        <w:rPr>
-          <w:rFonts w:ascii="Arial" w:eastAsia="Times New Roman" w:hAnsi="Arial" w:cs="Arial"/>
-          <w:sz w:val="20"/>
-          <w:szCs w:val="20"/>
-          <w:lang w:val="pt-BR" w:eastAsia="pt-BR"/>
-        </w:rPr>
-        <w:t>7</w:t>
+        <w:t>7 =&gt; 7</w:t>
       </w:r>
     </w:p>
     <w:p>
@@ -8179,25 +8824,7 @@
           <w:szCs w:val="20"/>
           <w:lang w:val="pt-BR" w:eastAsia="pt-BR"/>
         </w:rPr>
-        <w:t xml:space="preserve">8 </w:t>
-      </w:r>
-      <w:r>
-        <w:rPr>
-          <w:rFonts w:ascii="Arial" w:eastAsia="Times New Roman" w:hAnsi="Arial" w:cs="Arial"/>
-          <w:sz w:val="20"/>
-          <w:szCs w:val="20"/>
-          <w:lang w:val="pt-BR" w:eastAsia="pt-BR"/>
-        </w:rPr>
-        <w:t xml:space="preserve">=&gt; </w:t>
-      </w:r>
-      <w:r>
-        <w:rPr>
-          <w:rFonts w:ascii="Arial" w:eastAsia="Times New Roman" w:hAnsi="Arial" w:cs="Arial"/>
-          <w:sz w:val="20"/>
-          <w:szCs w:val="20"/>
-          <w:lang w:val="pt-BR" w:eastAsia="pt-BR"/>
-        </w:rPr>
-        <w:t>NA</w:t>
+        <w:t>8 =&gt; NA</w:t>
       </w:r>
     </w:p>
     <w:p>
@@ -8226,31 +8853,97 @@
           <w:lang w:val="pt-BR"/>
         </w:rPr>
       </w:pPr>
-      <w:proofErr w:type="spellStart"/>
-      <w:r>
-        <w:rPr>
-          <w:lang w:val="pt-BR"/>
-        </w:rPr>
-        <w:t>Create</w:t>
-      </w:r>
-      <w:proofErr w:type="spellEnd"/>
-      <w:r>
-        <w:rPr>
-          <w:lang w:val="pt-BR"/>
-        </w:rPr>
-        <w:t xml:space="preserve"> </w:t>
-      </w:r>
-      <w:r>
-        <w:rPr>
-          <w:lang w:val="pt-BR"/>
-        </w:rPr>
-        <w:t>2</w:t>
-      </w:r>
-      <w:r>
-        <w:rPr>
-          <w:lang w:val="pt-BR"/>
-        </w:rPr>
-        <w:t xml:space="preserve"> files </w:t>
+      <w:r>
+        <w:rPr>
+          <w:lang w:val="pt-BR"/>
+        </w:rPr>
+        <w:t xml:space="preserve">Copy </w:t>
+      </w:r>
+      <w:proofErr w:type="spellStart"/>
+      <w:r>
+        <w:rPr>
+          <w:lang w:val="pt-BR"/>
+        </w:rPr>
+        <w:t>PreparedData</w:t>
+      </w:r>
+      <w:proofErr w:type="spellEnd"/>
+      <w:r>
+        <w:rPr>
+          <w:lang w:val="pt-BR"/>
+        </w:rPr>
+        <w:t>/</w:t>
+      </w:r>
+      <w:r>
+        <w:rPr>
+          <w:lang w:val="pt-BR"/>
+        </w:rPr>
+        <w:t xml:space="preserve">ratings – </w:t>
+      </w:r>
+      <w:r>
+        <w:rPr>
+          <w:lang w:val="pt-BR"/>
+        </w:rPr>
+        <w:t xml:space="preserve">grades.csv </w:t>
+      </w:r>
+      <w:proofErr w:type="spellStart"/>
+      <w:r>
+        <w:rPr>
+          <w:lang w:val="pt-BR"/>
+        </w:rPr>
+        <w:t>and</w:t>
+      </w:r>
+      <w:proofErr w:type="spellEnd"/>
+      <w:r>
+        <w:rPr>
+          <w:lang w:val="pt-BR"/>
+        </w:rPr>
+        <w:t xml:space="preserve"> </w:t>
+      </w:r>
+      <w:proofErr w:type="spellStart"/>
+      <w:r>
+        <w:rPr>
+          <w:lang w:val="pt-BR"/>
+        </w:rPr>
+        <w:t>create</w:t>
+      </w:r>
+      <w:proofErr w:type="spellEnd"/>
+      <w:r>
+        <w:rPr>
+          <w:lang w:val="pt-BR"/>
+        </w:rPr>
+        <w:t xml:space="preserve"> </w:t>
+      </w:r>
+      <w:r>
+        <w:rPr>
+          <w:lang w:val="pt-BR"/>
+        </w:rPr>
+        <w:t>3</w:t>
+      </w:r>
+      <w:r>
+        <w:rPr>
+          <w:lang w:val="pt-BR"/>
+        </w:rPr>
+        <w:t xml:space="preserve"> </w:t>
+      </w:r>
+      <w:proofErr w:type="spellStart"/>
+      <w:r>
+        <w:rPr>
+          <w:lang w:val="pt-BR"/>
+        </w:rPr>
+        <w:t>separed</w:t>
+      </w:r>
+      <w:proofErr w:type="spellEnd"/>
+      <w:r>
+        <w:rPr>
+          <w:lang w:val="pt-BR"/>
+        </w:rPr>
+        <w:t xml:space="preserve"> </w:t>
+      </w:r>
+      <w:r>
+        <w:rPr>
+          <w:lang w:val="pt-BR"/>
+        </w:rPr>
+        <w:t xml:space="preserve">files </w:t>
       </w:r>
       <w:proofErr w:type="spellStart"/>
       <w:r>
@@ -8288,6 +8981,40 @@
         <w:t>of</w:t>
       </w:r>
       <w:proofErr w:type="spellEnd"/>
+      <w:r>
+        <w:rPr>
+          <w:lang w:val="pt-BR"/>
+        </w:rPr>
+        <w:t xml:space="preserve">: </w:t>
+      </w:r>
+      <w:proofErr w:type="spellStart"/>
+      <w:r>
+        <w:rPr>
+          <w:lang w:val="pt-BR"/>
+        </w:rPr>
+        <w:t>main</w:t>
+      </w:r>
+      <w:proofErr w:type="spellEnd"/>
+      <w:r>
+        <w:rPr>
+          <w:lang w:val="pt-BR"/>
+        </w:rPr>
+        <w:t xml:space="preserve"> </w:t>
+      </w:r>
+      <w:proofErr w:type="spellStart"/>
+      <w:r>
+        <w:rPr>
+          <w:lang w:val="pt-BR"/>
+        </w:rPr>
+        <w:t>scale</w:t>
+      </w:r>
+      <w:proofErr w:type="spellEnd"/>
+      <w:r>
+        <w:rPr>
+          <w:lang w:val="pt-BR"/>
+        </w:rPr>
+        <w:t>,</w:t>
+      </w:r>
       <w:r>
         <w:rPr>
           <w:lang w:val="pt-BR"/>
@@ -8339,6 +9066,23 @@
       <w:proofErr w:type="spellStart"/>
       <w:r>
         <w:rPr>
+          <w:lang w:val="pt-BR"/>
+        </w:rPr>
+        <w:t>PreparedData</w:t>
+      </w:r>
+      <w:proofErr w:type="spellEnd"/>
+      <w:r>
+        <w:rPr>
+          <w:rFonts w:ascii="Arial" w:eastAsia="Times New Roman" w:hAnsi="Arial" w:cs="Arial"/>
+          <w:sz w:val="20"/>
+          <w:szCs w:val="20"/>
+          <w:lang w:val="pt-BR" w:eastAsia="pt-BR"/>
+        </w:rPr>
+        <w:t>/</w:t>
+      </w:r>
+      <w:proofErr w:type="spellStart"/>
+      <w:r>
+        <w:rPr>
           <w:rFonts w:ascii="Arial" w:eastAsia="Times New Roman" w:hAnsi="Arial" w:cs="Arial"/>
           <w:sz w:val="20"/>
           <w:szCs w:val="20"/>
@@ -8354,25 +9098,7 @@
           <w:szCs w:val="20"/>
           <w:lang w:val="pt-BR" w:eastAsia="pt-BR"/>
         </w:rPr>
-        <w:t xml:space="preserve"> </w:t>
-      </w:r>
-      <w:r>
-        <w:rPr>
-          <w:rFonts w:ascii="Arial" w:eastAsia="Times New Roman" w:hAnsi="Arial" w:cs="Arial"/>
-          <w:sz w:val="20"/>
-          <w:szCs w:val="20"/>
-          <w:lang w:val="pt-BR" w:eastAsia="pt-BR"/>
-        </w:rPr>
-        <w:t xml:space="preserve">=&gt; </w:t>
-      </w:r>
-      <w:r>
-        <w:rPr>
-          <w:rFonts w:ascii="Arial" w:eastAsia="Times New Roman" w:hAnsi="Arial" w:cs="Arial"/>
-          <w:sz w:val="20"/>
-          <w:szCs w:val="20"/>
-          <w:lang w:val="pt-BR" w:eastAsia="pt-BR"/>
-        </w:rPr>
-        <w:t xml:space="preserve">Only </w:t>
+        <w:t xml:space="preserve"> =&gt; Only </w:t>
       </w:r>
       <w:proofErr w:type="spellStart"/>
       <w:r>
@@ -8392,25 +9118,7 @@
           <w:szCs w:val="20"/>
           <w:lang w:val="pt-BR" w:eastAsia="pt-BR"/>
         </w:rPr>
-        <w:t xml:space="preserve"> SUS_</w:t>
-      </w:r>
-      <w:r>
-        <w:rPr>
-          <w:rFonts w:ascii="Arial" w:eastAsia="Times New Roman" w:hAnsi="Arial" w:cs="Arial"/>
-          <w:sz w:val="20"/>
-          <w:szCs w:val="20"/>
-          <w:lang w:val="pt-BR" w:eastAsia="pt-BR"/>
-        </w:rPr>
-        <w:t>1</w:t>
-      </w:r>
-      <w:r>
-        <w:rPr>
-          <w:rFonts w:ascii="Arial" w:eastAsia="Times New Roman" w:hAnsi="Arial" w:cs="Arial"/>
-          <w:sz w:val="20"/>
-          <w:szCs w:val="20"/>
-          <w:lang w:val="pt-BR" w:eastAsia="pt-BR"/>
-        </w:rPr>
-        <w:t xml:space="preserve"> </w:t>
+        <w:t xml:space="preserve"> SUS_1 </w:t>
       </w:r>
       <w:proofErr w:type="spellStart"/>
       <w:r>
@@ -8449,6 +9157,23 @@
       <w:proofErr w:type="spellStart"/>
       <w:r>
         <w:rPr>
+          <w:lang w:val="pt-BR"/>
+        </w:rPr>
+        <w:t>PreparedData</w:t>
+      </w:r>
+      <w:proofErr w:type="spellEnd"/>
+      <w:r>
+        <w:rPr>
+          <w:rFonts w:ascii="Arial" w:eastAsia="Times New Roman" w:hAnsi="Arial" w:cs="Arial"/>
+          <w:sz w:val="20"/>
+          <w:szCs w:val="20"/>
+          <w:lang w:val="pt-BR" w:eastAsia="pt-BR"/>
+        </w:rPr>
+        <w:t>/</w:t>
+      </w:r>
+      <w:proofErr w:type="spellStart"/>
+      <w:r>
+        <w:rPr>
           <w:rFonts w:ascii="Arial" w:eastAsia="Times New Roman" w:hAnsi="Arial" w:cs="Arial"/>
           <w:sz w:val="20"/>
           <w:szCs w:val="20"/>
@@ -8464,25 +9189,7 @@
           <w:szCs w:val="20"/>
           <w:lang w:val="pt-BR" w:eastAsia="pt-BR"/>
         </w:rPr>
-        <w:t xml:space="preserve"> </w:t>
-      </w:r>
-      <w:r>
-        <w:rPr>
-          <w:rFonts w:ascii="Arial" w:eastAsia="Times New Roman" w:hAnsi="Arial" w:cs="Arial"/>
-          <w:sz w:val="20"/>
-          <w:szCs w:val="20"/>
-          <w:lang w:val="pt-BR" w:eastAsia="pt-BR"/>
-        </w:rPr>
-        <w:t xml:space="preserve">=&gt; </w:t>
-      </w:r>
-      <w:r>
-        <w:rPr>
-          <w:rFonts w:ascii="Arial" w:eastAsia="Times New Roman" w:hAnsi="Arial" w:cs="Arial"/>
-          <w:sz w:val="20"/>
-          <w:szCs w:val="20"/>
-          <w:lang w:val="pt-BR" w:eastAsia="pt-BR"/>
-        </w:rPr>
-        <w:t xml:space="preserve">Only </w:t>
+        <w:t xml:space="preserve"> =&gt; Only </w:t>
       </w:r>
       <w:proofErr w:type="spellStart"/>
       <w:r>
@@ -8502,16 +9209,7 @@
           <w:szCs w:val="20"/>
           <w:lang w:val="pt-BR" w:eastAsia="pt-BR"/>
         </w:rPr>
-        <w:t xml:space="preserve"> UEQ_1</w:t>
-      </w:r>
-      <w:r>
-        <w:rPr>
-          <w:rFonts w:ascii="Arial" w:eastAsia="Times New Roman" w:hAnsi="Arial" w:cs="Arial"/>
-          <w:sz w:val="20"/>
-          <w:szCs w:val="20"/>
-          <w:lang w:val="pt-BR" w:eastAsia="pt-BR"/>
-        </w:rPr>
-        <w:t xml:space="preserve"> </w:t>
+        <w:t xml:space="preserve"> UEQ_1 </w:t>
       </w:r>
       <w:proofErr w:type="spellStart"/>
       <w:r>
@@ -8536,82 +9234,205 @@
     </w:p>
     <w:p>
       <w:pPr>
-        <w:rPr>
-          <w:lang w:val="pt-BR"/>
-        </w:rPr>
-      </w:pPr>
-      <w:r>
-        <w:rPr>
-          <w:lang w:val="pt-BR"/>
-        </w:rPr>
-        <w:t xml:space="preserve">... </w:t>
-      </w:r>
-    </w:p>
-    <w:p>
-      <w:pPr>
-        <w:rPr>
-          <w:lang w:val="pt-BR"/>
-        </w:rPr>
-      </w:pPr>
-    </w:p>
-    <w:p>
-      <w:pPr>
-        <w:rPr>
-          <w:lang w:val="pt-BR"/>
-        </w:rPr>
-      </w:pPr>
-    </w:p>
-    <w:p>
-      <w:pPr>
-        <w:rPr>
-          <w:lang w:val="pt-BR"/>
-        </w:rPr>
-      </w:pPr>
-    </w:p>
-    <w:p>
-      <w:pPr>
-        <w:rPr>
-          <w:lang w:val="pt-BR"/>
-        </w:rPr>
-      </w:pPr>
-    </w:p>
-    <w:p>
-      <w:pPr>
-        <w:pStyle w:val="Heading4"/>
-        <w:rPr>
-          <w:w w:val="90"/>
-          <w:lang w:val="pt-BR"/>
-        </w:rPr>
-      </w:pPr>
-    </w:p>
-    <w:p>
-      <w:pPr>
-        <w:pStyle w:val="Heading1"/>
-        <w:rPr>
-          <w:w w:val="90"/>
-          <w:lang w:val="pt-BR"/>
-        </w:rPr>
-      </w:pPr>
-      <w:r>
-        <w:rPr>
-          <w:w w:val="90"/>
-          <w:lang w:val="pt-BR"/>
-        </w:rPr>
-        <w:t>Reproduce0 - Colapse input data</w:t>
-      </w:r>
-      <w:r>
-        <w:rPr>
-          <w:w w:val="90"/>
-          <w:lang w:val="pt-BR"/>
-        </w:rPr>
-        <w:t>/</w:t>
-      </w:r>
-      <w:r>
-        <w:rPr>
-          <w:w w:val="90"/>
-          <w:lang w:val="pt-BR"/>
-        </w:rPr>
-        <w:t>Val_0_Colapsing_Low-Frequency_Categories-toMoreFrequent</w:t>
+        <w:widowControl/>
+        <w:autoSpaceDE/>
+        <w:autoSpaceDN/>
+        <w:rPr>
+          <w:rFonts w:ascii="Arial" w:eastAsia="Times New Roman" w:hAnsi="Arial" w:cs="Arial"/>
+          <w:sz w:val="20"/>
+          <w:szCs w:val="20"/>
+          <w:lang w:val="pt-BR" w:eastAsia="pt-BR"/>
+        </w:rPr>
+      </w:pPr>
+      <w:proofErr w:type="spellStart"/>
+      <w:r>
+        <w:rPr>
+          <w:rFonts w:ascii="Arial" w:eastAsia="Times New Roman" w:hAnsi="Arial" w:cs="Arial"/>
+          <w:sz w:val="20"/>
+          <w:szCs w:val="20"/>
+          <w:lang w:val="pt-BR" w:eastAsia="pt-BR"/>
+        </w:rPr>
+        <w:t>ux_ratings</w:t>
+      </w:r>
+      <w:proofErr w:type="spellEnd"/>
+      <w:r>
+        <w:rPr>
+          <w:rFonts w:ascii="Arial" w:eastAsia="Times New Roman" w:hAnsi="Arial" w:cs="Arial"/>
+          <w:sz w:val="20"/>
+          <w:szCs w:val="20"/>
+          <w:lang w:val="pt-BR" w:eastAsia="pt-BR"/>
+        </w:rPr>
+        <w:t xml:space="preserve"> =&gt; id</w:t>
+      </w:r>
+      <w:r>
+        <w:rPr>
+          <w:rFonts w:ascii="Arial" w:eastAsia="Times New Roman" w:hAnsi="Arial" w:cs="Arial"/>
+          <w:sz w:val="20"/>
+          <w:szCs w:val="20"/>
+          <w:lang w:val="pt-BR" w:eastAsia="pt-BR"/>
+        </w:rPr>
+        <w:tab/>
+        <w:t xml:space="preserve">, </w:t>
+      </w:r>
+      <w:proofErr w:type="spellStart"/>
+      <w:r>
+        <w:rPr>
+          <w:rFonts w:ascii="Arial" w:eastAsia="Times New Roman" w:hAnsi="Arial" w:cs="Arial"/>
+          <w:sz w:val="20"/>
+          <w:szCs w:val="20"/>
+          <w:lang w:val="pt-BR" w:eastAsia="pt-BR"/>
+        </w:rPr>
+        <w:t>seed</w:t>
+      </w:r>
+      <w:proofErr w:type="spellEnd"/>
+      <w:r>
+        <w:rPr>
+          <w:rFonts w:ascii="Arial" w:eastAsia="Times New Roman" w:hAnsi="Arial" w:cs="Arial"/>
+          <w:sz w:val="20"/>
+          <w:szCs w:val="20"/>
+          <w:lang w:val="pt-BR" w:eastAsia="pt-BR"/>
+        </w:rPr>
+        <w:t xml:space="preserve">, </w:t>
+      </w:r>
+      <w:proofErr w:type="spellStart"/>
+      <w:r>
+        <w:rPr>
+          <w:rFonts w:ascii="Arial" w:eastAsia="Times New Roman" w:hAnsi="Arial" w:cs="Arial"/>
+          <w:sz w:val="20"/>
+          <w:szCs w:val="20"/>
+          <w:lang w:val="pt-BR" w:eastAsia="pt-BR"/>
+        </w:rPr>
+        <w:t>stimulus</w:t>
+      </w:r>
+      <w:proofErr w:type="spellEnd"/>
+      <w:r>
+        <w:rPr>
+          <w:rFonts w:ascii="Arial" w:eastAsia="Times New Roman" w:hAnsi="Arial" w:cs="Arial"/>
+          <w:sz w:val="20"/>
+          <w:szCs w:val="20"/>
+          <w:lang w:val="pt-BR" w:eastAsia="pt-BR"/>
+        </w:rPr>
+        <w:t xml:space="preserve"> </w:t>
+      </w:r>
+      <w:proofErr w:type="spellStart"/>
+      <w:r>
+        <w:rPr>
+          <w:rFonts w:ascii="Arial" w:eastAsia="Times New Roman" w:hAnsi="Arial" w:cs="Arial"/>
+          <w:sz w:val="20"/>
+          <w:szCs w:val="20"/>
+          <w:lang w:val="pt-BR" w:eastAsia="pt-BR"/>
+        </w:rPr>
+        <w:t>and</w:t>
+      </w:r>
+      <w:proofErr w:type="spellEnd"/>
+      <w:r>
+        <w:rPr>
+          <w:rFonts w:ascii="Arial" w:eastAsia="Times New Roman" w:hAnsi="Arial" w:cs="Arial"/>
+          <w:sz w:val="20"/>
+          <w:szCs w:val="20"/>
+          <w:lang w:val="pt-BR" w:eastAsia="pt-BR"/>
+        </w:rPr>
+        <w:t xml:space="preserve"> </w:t>
+      </w:r>
+      <w:proofErr w:type="spellStart"/>
+      <w:r>
+        <w:rPr>
+          <w:rFonts w:ascii="Arial" w:eastAsia="Times New Roman" w:hAnsi="Arial" w:cs="Arial"/>
+          <w:sz w:val="20"/>
+          <w:szCs w:val="20"/>
+          <w:lang w:val="pt-BR" w:eastAsia="pt-BR"/>
+        </w:rPr>
+        <w:t>columns</w:t>
+      </w:r>
+      <w:proofErr w:type="spellEnd"/>
+      <w:r>
+        <w:rPr>
+          <w:rFonts w:ascii="Arial" w:eastAsia="Times New Roman" w:hAnsi="Arial" w:cs="Arial"/>
+          <w:sz w:val="20"/>
+          <w:szCs w:val="20"/>
+          <w:lang w:val="pt-BR" w:eastAsia="pt-BR"/>
+        </w:rPr>
+        <w:t xml:space="preserve"> </w:t>
+      </w:r>
+      <w:proofErr w:type="spellStart"/>
+      <w:r>
+        <w:rPr>
+          <w:rFonts w:ascii="Arial" w:eastAsia="Times New Roman" w:hAnsi="Arial" w:cs="Arial"/>
+          <w:sz w:val="20"/>
+          <w:szCs w:val="20"/>
+          <w:lang w:val="pt-BR" w:eastAsia="pt-BR"/>
+        </w:rPr>
+        <w:t>with</w:t>
+      </w:r>
+      <w:proofErr w:type="spellEnd"/>
+      <w:r>
+        <w:rPr>
+          <w:rFonts w:ascii="Arial" w:eastAsia="Times New Roman" w:hAnsi="Arial" w:cs="Arial"/>
+          <w:sz w:val="20"/>
+          <w:szCs w:val="20"/>
+          <w:lang w:val="pt-BR" w:eastAsia="pt-BR"/>
+        </w:rPr>
+        <w:t xml:space="preserve"> </w:t>
+      </w:r>
+      <w:proofErr w:type="spellStart"/>
+      <w:r>
+        <w:rPr>
+          <w:rFonts w:ascii="Arial" w:eastAsia="Times New Roman" w:hAnsi="Arial" w:cs="Arial"/>
+          <w:sz w:val="20"/>
+          <w:szCs w:val="20"/>
+          <w:lang w:val="pt-BR" w:eastAsia="pt-BR"/>
+        </w:rPr>
+        <w:t>names</w:t>
+      </w:r>
+      <w:proofErr w:type="spellEnd"/>
+      <w:r>
+        <w:rPr>
+          <w:rFonts w:ascii="Arial" w:eastAsia="Times New Roman" w:hAnsi="Arial" w:cs="Arial"/>
+          <w:sz w:val="20"/>
+          <w:szCs w:val="20"/>
+          <w:lang w:val="pt-BR" w:eastAsia="pt-BR"/>
+        </w:rPr>
+        <w:t xml:space="preserve"> </w:t>
+      </w:r>
+      <w:proofErr w:type="spellStart"/>
+      <w:r>
+        <w:rPr>
+          <w:rFonts w:ascii="Arial" w:eastAsia="Times New Roman" w:hAnsi="Arial" w:cs="Arial"/>
+          <w:sz w:val="20"/>
+          <w:szCs w:val="20"/>
+          <w:lang w:val="pt-BR" w:eastAsia="pt-BR"/>
+        </w:rPr>
+        <w:t>starting</w:t>
+      </w:r>
+      <w:proofErr w:type="spellEnd"/>
+      <w:r>
+        <w:rPr>
+          <w:rFonts w:ascii="Arial" w:eastAsia="Times New Roman" w:hAnsi="Arial" w:cs="Arial"/>
+          <w:sz w:val="20"/>
+          <w:szCs w:val="20"/>
+          <w:lang w:val="pt-BR" w:eastAsia="pt-BR"/>
+        </w:rPr>
+        <w:t xml:space="preserve"> </w:t>
+      </w:r>
+      <w:proofErr w:type="spellStart"/>
+      <w:r>
+        <w:rPr>
+          <w:rFonts w:ascii="Arial" w:eastAsia="Times New Roman" w:hAnsi="Arial" w:cs="Arial"/>
+          <w:sz w:val="20"/>
+          <w:szCs w:val="20"/>
+          <w:lang w:val="pt-BR" w:eastAsia="pt-BR"/>
+        </w:rPr>
+        <w:t>with</w:t>
+      </w:r>
+      <w:proofErr w:type="spellEnd"/>
+      <w:r>
+        <w:rPr>
+          <w:rFonts w:ascii="Arial" w:eastAsia="Times New Roman" w:hAnsi="Arial" w:cs="Arial"/>
+          <w:sz w:val="20"/>
+          <w:szCs w:val="20"/>
+          <w:lang w:val="pt-BR" w:eastAsia="pt-BR"/>
+        </w:rPr>
+        <w:t xml:space="preserve"> P</w:t>
       </w:r>
     </w:p>
     <w:p>
@@ -8621,37 +9442,43 @@
           <w:ilvl w:val="0"/>
           <w:numId w:val="0"/>
         </w:numPr>
-        <w:ind w:left="862" w:hanging="360"/>
-        <w:rPr>
-          <w:w w:val="90"/>
-          <w:lang w:val="pt-BR"/>
-        </w:rPr>
-      </w:pPr>
-    </w:p>
-    <w:p>
-      <w:pPr>
-        <w:pStyle w:val="Heading3"/>
-        <w:ind w:left="0" w:firstLine="0"/>
-        <w:rPr>
-          <w:w w:val="90"/>
-          <w:lang w:val="pt-BR"/>
-        </w:rPr>
-      </w:pPr>
-      <w:proofErr w:type="spellStart"/>
-      <w:r>
-        <w:rPr>
-          <w:w w:val="90"/>
-          <w:lang w:val="pt-BR"/>
-        </w:rPr>
-        <w:t>Description</w:t>
-      </w:r>
-      <w:proofErr w:type="spellEnd"/>
-      <w:r>
-        <w:rPr>
-          <w:w w:val="90"/>
-          <w:lang w:val="pt-BR"/>
-        </w:rPr>
-        <w:t xml:space="preserve">: </w:t>
+        <w:rPr>
+          <w:w w:val="90"/>
+          <w:lang w:val="pt-BR"/>
+        </w:rPr>
+      </w:pPr>
+    </w:p>
+    <w:p>
+      <w:pPr>
+        <w:rPr>
+          <w:lang w:val="pt-BR"/>
+        </w:rPr>
+      </w:pPr>
+    </w:p>
+    <w:p>
+      <w:pPr>
+        <w:pStyle w:val="Heading4"/>
+        <w:rPr>
+          <w:w w:val="90"/>
+          <w:lang w:val="pt-BR"/>
+        </w:rPr>
+      </w:pPr>
+    </w:p>
+    <w:p>
+      <w:pPr>
+        <w:pStyle w:val="Heading1"/>
+        <w:ind w:left="862"/>
+        <w:rPr>
+          <w:w w:val="90"/>
+          <w:lang w:val="pt-BR"/>
+        </w:rPr>
+      </w:pPr>
+      <w:r>
+        <w:rPr>
+          <w:w w:val="90"/>
+          <w:lang w:val="pt-BR"/>
+        </w:rPr>
+        <w:t>Reproduce0 - Colapse input data</w:t>
       </w:r>
     </w:p>
     <w:p>
@@ -8661,7 +9488,47 @@
           <w:ilvl w:val="0"/>
           <w:numId w:val="0"/>
         </w:numPr>
-        <w:ind w:left="862" w:hanging="360"/>
+        <w:ind w:left="862"/>
+        <w:rPr>
+          <w:w w:val="90"/>
+          <w:lang w:val="pt-BR"/>
+        </w:rPr>
+      </w:pPr>
+    </w:p>
+    <w:p>
+      <w:pPr>
+        <w:pStyle w:val="Heading3"/>
+        <w:ind w:left="0" w:firstLine="0"/>
+        <w:rPr>
+          <w:w w:val="90"/>
+          <w:lang w:val="pt-BR"/>
+        </w:rPr>
+      </w:pPr>
+      <w:proofErr w:type="spellStart"/>
+      <w:r>
+        <w:rPr>
+          <w:w w:val="90"/>
+          <w:lang w:val="pt-BR"/>
+        </w:rPr>
+        <w:t>Description</w:t>
+      </w:r>
+      <w:proofErr w:type="spellEnd"/>
+      <w:r>
+        <w:rPr>
+          <w:w w:val="90"/>
+          <w:lang w:val="pt-BR"/>
+        </w:rPr>
+        <w:t xml:space="preserve">: </w:t>
+      </w:r>
+    </w:p>
+    <w:p>
+      <w:pPr>
+        <w:pStyle w:val="Heading1"/>
+        <w:numPr>
+          <w:ilvl w:val="0"/>
+          <w:numId w:val="0"/>
+        </w:numPr>
+        <w:ind w:left="862"/>
         <w:rPr>
           <w:w w:val="90"/>
           <w:lang w:val="pt-BR"/>
@@ -9352,7 +10219,21 @@
           <w:w w:val="90"/>
           <w:lang w:val="pt-BR"/>
         </w:rPr>
-        <w:t xml:space="preserve"> File:</w:t>
+        <w:t xml:space="preserve"> File</w:t>
+      </w:r>
+      <w:r>
+        <w:rPr>
+          <w:w w:val="90"/>
+          <w:lang w:val="pt-BR"/>
+        </w:rPr>
+        <w:t xml:space="preserve"> (folder Data)</w:t>
+      </w:r>
+      <w:r>
+        <w:rPr>
+          <w:w w:val="90"/>
+          <w:lang w:val="pt-BR"/>
+        </w:rPr>
+        <w:t>:</w:t>
       </w:r>
     </w:p>
     <w:p>
@@ -9365,14 +10246,13 @@
         <w:jc w:val="both"/>
       </w:pPr>
       <w:r>
-        <w:lastRenderedPageBreak/>
         <w:t xml:space="preserve">Name: </w:t>
       </w:r>
       <w:r>
-        <w:t>Data/</w:t>
-      </w:r>
-      <w:r>
-        <w:t>multigroup_ratings-withNAs-withoutAttFails.csv</w:t>
+        <w:t>ux_ratings</w:t>
+      </w:r>
+      <w:r>
+        <w:t>.csv</w:t>
       </w:r>
     </w:p>
     <w:p>
@@ -9385,15 +10265,13 @@
         <w:jc w:val="both"/>
       </w:pPr>
       <w:r>
-        <w:t xml:space="preserve">Content: Raw dataset containing main scale responses, metadata (id, seed, stimulus), and external instrument items (sus, </w:t>
-      </w:r>
-      <w:proofErr w:type="spellStart"/>
-      <w:r>
-        <w:t>ueq</w:t>
-      </w:r>
-      <w:proofErr w:type="spellEnd"/>
-      <w:r>
-        <w:t>).</w:t>
+        <w:t xml:space="preserve">Content: Raw dataset containing main scale </w:t>
+      </w:r>
+      <w:r>
+        <w:t>grades and</w:t>
+      </w:r>
+      <w:r>
+        <w:t xml:space="preserve"> metadata (id, seed, stimulus).</w:t>
       </w:r>
     </w:p>
     <w:p>
@@ -9420,53 +10298,12 @@
         </w:rPr>
         <w:t xml:space="preserve"> Files (</w:t>
       </w:r>
-      <w:proofErr w:type="spellStart"/>
-      <w:r>
-        <w:rPr>
-          <w:w w:val="90"/>
-          <w:lang w:val="pt-BR"/>
-        </w:rPr>
-        <w:t>saved</w:t>
-      </w:r>
-      <w:proofErr w:type="spellEnd"/>
-      <w:r>
-        <w:rPr>
-          <w:w w:val="90"/>
-          <w:lang w:val="pt-BR"/>
-        </w:rPr>
-        <w:t xml:space="preserve"> </w:t>
-      </w:r>
-      <w:proofErr w:type="spellStart"/>
-      <w:r>
-        <w:rPr>
-          <w:w w:val="90"/>
-          <w:lang w:val="pt-BR"/>
-        </w:rPr>
-        <w:t>to</w:t>
-      </w:r>
-      <w:proofErr w:type="spellEnd"/>
-      <w:r>
-        <w:rPr>
-          <w:w w:val="90"/>
-          <w:lang w:val="pt-BR"/>
-        </w:rPr>
-        <w:t xml:space="preserve"> Reproduce0 - </w:t>
-      </w:r>
-      <w:proofErr w:type="spellStart"/>
-      <w:r>
-        <w:rPr>
-          <w:w w:val="90"/>
-          <w:lang w:val="pt-BR"/>
-        </w:rPr>
-        <w:t>Collapse</w:t>
-      </w:r>
-      <w:proofErr w:type="spellEnd"/>
-      <w:r>
-        <w:rPr>
-          <w:w w:val="90"/>
-          <w:lang w:val="pt-BR"/>
-        </w:rPr>
-        <w:t xml:space="preserve"> input data/</w:t>
+      <w:r>
+        <w:rPr>
+          <w:w w:val="90"/>
+          <w:lang w:val="pt-BR"/>
+        </w:rPr>
+        <w:t xml:space="preserve">folder </w:t>
       </w:r>
       <w:proofErr w:type="spellStart"/>
       <w:r>
@@ -9495,7 +10332,15 @@
         <w:jc w:val="both"/>
       </w:pPr>
       <w:r>
-        <w:t>multigroup_ratings-withNAs-withoutAttFails_lowfreqcollapsed.csv</w:t>
+        <w:t xml:space="preserve">Name: </w:t>
+      </w:r>
+      <w:proofErr w:type="spellStart"/>
+      <w:r>
+        <w:t>ux_ratings</w:t>
+      </w:r>
+      <w:proofErr w:type="spellEnd"/>
+      <w:r>
+        <w:t xml:space="preserve"> _lowfreqcollapsed.csv</w:t>
       </w:r>
     </w:p>
     <w:p>
@@ -9508,7 +10353,15 @@
         <w:jc w:val="both"/>
       </w:pPr>
       <w:r>
-        <w:t>Content: Complete dataset with sparse categories merged for the main scale items, keeping all other variables intact.</w:t>
+        <w:t xml:space="preserve">Content: Complete dataset with sparse categories merged </w:t>
+      </w:r>
+      <w:proofErr w:type="gramStart"/>
+      <w:r>
+        <w:t>for</w:t>
+      </w:r>
+      <w:proofErr w:type="gramEnd"/>
+      <w:r>
+        <w:t xml:space="preserve"> the main scale items.</w:t>
       </w:r>
     </w:p>
     <w:p>
@@ -9521,7 +10374,15 @@
         <w:jc w:val="both"/>
       </w:pPr>
       <w:r>
-        <w:t>multigroup_ratings-withNAs-withoutAttFails_changes_made.csv</w:t>
+        <w:t xml:space="preserve">Name: </w:t>
+      </w:r>
+      <w:proofErr w:type="spellStart"/>
+      <w:r>
+        <w:t>ux_ratings</w:t>
+      </w:r>
+      <w:proofErr w:type="spellEnd"/>
+      <w:r>
+        <w:t xml:space="preserve"> _changes_made.csv</w:t>
       </w:r>
     </w:p>
     <w:p>
@@ -9534,64 +10395,34 @@
         <w:jc w:val="both"/>
       </w:pPr>
       <w:r>
-        <w:t xml:space="preserve">Content: Merger log recording each change (item, </w:t>
-      </w:r>
-      <w:proofErr w:type="spellStart"/>
-      <w:r>
-        <w:t>origem</w:t>
-      </w:r>
-      <w:proofErr w:type="spellEnd"/>
-      <w:r>
-        <w:t xml:space="preserve"> [source], </w:t>
-      </w:r>
-      <w:proofErr w:type="spellStart"/>
-      <w:r>
-        <w:t>destino</w:t>
-      </w:r>
-      <w:proofErr w:type="spellEnd"/>
-      <w:r>
-        <w:t xml:space="preserve"> [target], </w:t>
-      </w:r>
-      <w:proofErr w:type="spellStart"/>
-      <w:r>
-        <w:t>prop_original</w:t>
-      </w:r>
-      <w:proofErr w:type="spellEnd"/>
-      <w:r>
-        <w:t xml:space="preserve"> [initial proportion], and </w:t>
-      </w:r>
-      <w:proofErr w:type="spellStart"/>
-      <w:r>
-        <w:t>n_casos</w:t>
-      </w:r>
-      <w:proofErr w:type="spellEnd"/>
-      <w:r>
-        <w:t xml:space="preserve"> [number of cases affected]).</w:t>
-      </w:r>
-    </w:p>
-    <w:p>
-      <w:pPr>
-        <w:pStyle w:val="Heading3"/>
-        <w:rPr>
-          <w:b w:val="0"/>
-          <w:bCs w:val="0"/>
-          <w:w w:val="90"/>
-          <w:lang w:val="pt-BR"/>
-        </w:rPr>
-      </w:pPr>
-    </w:p>
-    <w:p>
-      <w:pPr>
-        <w:pStyle w:val="Heading1"/>
-        <w:numPr>
-          <w:ilvl w:val="0"/>
-          <w:numId w:val="0"/>
-        </w:numPr>
-        <w:rPr>
-          <w:w w:val="90"/>
-          <w:lang w:val="pt-BR"/>
-        </w:rPr>
-      </w:pPr>
+        <w:t>Content: Merger log recording each change (</w:t>
+      </w:r>
+      <w:r>
+        <w:t>item</w:t>
+      </w:r>
+      <w:r>
+        <w:tab/>
+        <w:t>from</w:t>
+      </w:r>
+      <w:r>
+        <w:tab/>
+        <w:t>to</w:t>
+      </w:r>
+      <w:r>
+        <w:tab/>
+        <w:t>prop</w:t>
+      </w:r>
+      <w:r>
+        <w:tab/>
+      </w:r>
+      <w:proofErr w:type="spellStart"/>
+      <w:r>
+        <w:t>num_cases</w:t>
+      </w:r>
+      <w:proofErr w:type="spellEnd"/>
+      <w:r>
+        <w:t>.</w:t>
+      </w:r>
     </w:p>
     <w:p>
       <w:pPr>
@@ -10422,6 +11253,7 @@
           <w:w w:val="90"/>
           <w:lang w:val="pt-BR"/>
         </w:rPr>
+        <w:lastRenderedPageBreak/>
         <w:t>T</w:t>
       </w:r>
       <w:r>
@@ -11799,7 +12631,6 @@
           <w:w w:val="90"/>
           <w:lang w:val="pt-BR"/>
         </w:rPr>
-        <w:lastRenderedPageBreak/>
         <w:t>1. Inputs</w:t>
       </w:r>
     </w:p>
@@ -14407,6 +15238,7 @@
           <w:w w:val="90"/>
           <w:lang w:val="pt-BR"/>
         </w:rPr>
+        <w:lastRenderedPageBreak/>
         <w:t>../</w:t>
       </w:r>
       <w:proofErr w:type="spellStart"/>
@@ -16016,15 +16848,15 @@
   <w:abstractNum w:abstractNumId="7" w15:restartNumberingAfterBreak="0">
     <w:nsid w:val="73BF2FDB"/>
     <w:multiLevelType w:val="hybridMultilevel"/>
-    <w:tmpl w:val="4C249776"/>
-    <w:lvl w:ilvl="0" w:tplc="D9C28CA0">
+    <w:tmpl w:val="00DA15F6"/>
+    <w:lvl w:ilvl="0" w:tplc="D2F249B6">
       <w:start w:val="1"/>
       <w:numFmt w:val="decimal"/>
       <w:pStyle w:val="Heading1"/>
       <w:lvlText w:val="%1."/>
       <w:lvlJc w:val="left"/>
       <w:pPr>
-        <w:ind w:left="862" w:hanging="360"/>
+        <w:ind w:left="360" w:hanging="360"/>
       </w:pPr>
     </w:lvl>
     <w:lvl w:ilvl="1" w:tplc="04160019" w:tentative="1">
@@ -16427,6 +17259,15 @@
   </w:num>
   <w:num w:numId="10" w16cid:durableId="570964917">
     <w:abstractNumId w:val="2"/>
+  </w:num>
+  <w:num w:numId="11" w16cid:durableId="718283920">
+    <w:abstractNumId w:val="7"/>
+    <w:lvlOverride w:ilvl="0">
+      <w:startOverride w:val="1"/>
+    </w:lvlOverride>
+  </w:num>
+  <w:num w:numId="12" w16cid:durableId="1614552364">
+    <w:abstractNumId w:val="7"/>
   </w:num>
   <w:numIdMacAtCleanup w:val="7"/>
 </w:numbering>
@@ -16832,7 +17673,7 @@
   <w:style w:type="paragraph" w:default="1" w:styleId="Normal">
     <w:name w:val="Normal"/>
     <w:qFormat/>
-    <w:rsid w:val="00C37672"/>
+    <w:rsid w:val="00EC320C"/>
     <w:rPr>
       <w:rFonts w:ascii="Trebuchet MS" w:eastAsia="Trebuchet MS" w:hAnsi="Trebuchet MS" w:cs="Trebuchet MS"/>
     </w:rPr>
@@ -16840,9 +17681,11 @@
   <w:style w:type="paragraph" w:styleId="Heading1">
     <w:name w:val="heading 1"/>
     <w:basedOn w:val="Normal"/>
+    <w:link w:val="Heading1Char"/>
     <w:autoRedefine/>
     <w:uiPriority w:val="9"/>
     <w:qFormat/>
+    <w:rsid w:val="005D3B38"/>
     <w:pPr>
       <w:numPr>
         <w:numId w:val="4"/>
@@ -16915,6 +17758,7 @@
   <w:style w:type="character" w:default="1" w:styleId="DefaultParagraphFont">
     <w:name w:val="Default Paragraph Font"/>
     <w:uiPriority w:val="1"/>
+    <w:semiHidden/>
     <w:unhideWhenUsed/>
   </w:style>
   <w:style w:type="table" w:default="1" w:styleId="TableNormal">
@@ -17077,6 +17921,20 @@
       <w:rFonts w:ascii="Trebuchet MS" w:eastAsia="Trebuchet MS" w:hAnsi="Trebuchet MS" w:cs="Trebuchet MS"/>
       <w:b/>
       <w:bCs/>
+    </w:rPr>
+  </w:style>
+  <w:style w:type="character" w:customStyle="1" w:styleId="Heading1Char">
+    <w:name w:val="Heading 1 Char"/>
+    <w:basedOn w:val="DefaultParagraphFont"/>
+    <w:link w:val="Heading1"/>
+    <w:uiPriority w:val="9"/>
+    <w:rsid w:val="005D3B38"/>
+    <w:rPr>
+      <w:rFonts w:ascii="Trebuchet MS" w:eastAsia="Trebuchet MS" w:hAnsi="Trebuchet MS" w:cs="Trebuchet MS"/>
+      <w:b/>
+      <w:bCs/>
+      <w:sz w:val="28"/>
+      <w:szCs w:val="28"/>
     </w:rPr>
   </w:style>
 </w:styles>

--- a/Readme - Notebooks - Validation phase.docx
+++ b/Readme - Notebooks - Validation phase.docx
@@ -82,8 +82,21 @@
         </w:rPr>
       </w:pPr>
       <w:r>
-        <w:t xml:space="preserve">Base folder: </w:t>
-      </w:r>
+        <w:rPr>
+          <w:w w:val="90"/>
+          <w:lang w:val="pt-BR"/>
+        </w:rPr>
+        <w:t xml:space="preserve">General </w:t>
+      </w:r>
+      <w:proofErr w:type="spellStart"/>
+      <w:r>
+        <w:rPr>
+          <w:w w:val="90"/>
+          <w:lang w:val="pt-BR"/>
+        </w:rPr>
+        <w:t>Information</w:t>
+      </w:r>
+      <w:proofErr w:type="spellEnd"/>
     </w:p>
     <w:p>
       <w:pPr>
@@ -92,15 +105,42 @@
           <w:ilvl w:val="0"/>
           <w:numId w:val="0"/>
         </w:numPr>
-        <w:ind w:left="502"/>
-      </w:pPr>
-    </w:p>
-    <w:p>
-      <w:pPr>
-        <w:rPr>
-          <w:lang w:val="pt-BR"/>
-        </w:rPr>
-      </w:pPr>
+        <w:ind w:left="360" w:hanging="360"/>
+        <w:rPr>
+          <w:w w:val="90"/>
+          <w:lang w:val="pt-BR"/>
+        </w:rPr>
+      </w:pPr>
+    </w:p>
+    <w:p>
+      <w:pPr>
+        <w:pStyle w:val="Heading1"/>
+        <w:numPr>
+          <w:ilvl w:val="0"/>
+          <w:numId w:val="0"/>
+        </w:numPr>
+        <w:ind w:left="360" w:hanging="360"/>
+        <w:rPr>
+          <w:w w:val="90"/>
+          <w:lang w:val="pt-BR"/>
+        </w:rPr>
+      </w:pPr>
+    </w:p>
+    <w:p>
+      <w:pPr>
+        <w:rPr>
+          <w:lang w:val="pt-BR"/>
+        </w:rPr>
+      </w:pPr>
+      <w:r>
+        <w:rPr>
+          <w:lang w:val="pt-BR"/>
+        </w:rPr>
+        <w:t>Base</w:t>
+      </w:r>
+      <w:r>
+        <w:t xml:space="preserve"> folder: </w:t>
+      </w:r>
       <w:r>
         <w:rPr>
           <w:lang w:val="pt-BR"/>
@@ -189,19 +229,7 @@
         <w:rPr>
           <w:lang w:val="pt-BR"/>
         </w:rPr>
-        <w:t xml:space="preserve"> </w:t>
-      </w:r>
-      <w:r>
-        <w:rPr>
-          <w:lang w:val="pt-BR"/>
-        </w:rPr>
-        <w:t>store</w:t>
-      </w:r>
-      <w:r>
-        <w:rPr>
-          <w:lang w:val="pt-BR"/>
-        </w:rPr>
-        <w:t xml:space="preserve"> </w:t>
+        <w:t xml:space="preserve"> store </w:t>
       </w:r>
       <w:proofErr w:type="spellStart"/>
       <w:r>
@@ -229,13 +257,7 @@
         <w:rPr>
           <w:lang w:val="pt-BR"/>
         </w:rPr>
-        <w:t xml:space="preserve"> scripts</w:t>
-      </w:r>
-      <w:r>
-        <w:rPr>
-          <w:lang w:val="pt-BR"/>
-        </w:rPr>
-        <w:t xml:space="preserve"> </w:t>
+        <w:t xml:space="preserve"> scripts </w:t>
       </w:r>
       <w:proofErr w:type="spellStart"/>
       <w:r>
@@ -251,6 +273,190 @@
         </w:rPr>
         <w:t>.</w:t>
       </w:r>
+    </w:p>
+    <w:p>
+      <w:pPr>
+        <w:pStyle w:val="Heading1"/>
+        <w:numPr>
+          <w:ilvl w:val="0"/>
+          <w:numId w:val="0"/>
+        </w:numPr>
+        <w:ind w:left="360" w:hanging="360"/>
+        <w:rPr>
+          <w:lang w:val="pt-BR"/>
+        </w:rPr>
+      </w:pPr>
+    </w:p>
+    <w:p>
+      <w:pPr>
+        <w:rPr>
+          <w:w w:val="90"/>
+          <w:lang w:val="pt-BR"/>
+        </w:rPr>
+      </w:pPr>
+      <w:proofErr w:type="spellStart"/>
+      <w:r>
+        <w:rPr>
+          <w:w w:val="90"/>
+          <w:lang w:val="pt-BR"/>
+        </w:rPr>
+        <w:t>To</w:t>
+      </w:r>
+      <w:proofErr w:type="spellEnd"/>
+      <w:r>
+        <w:rPr>
+          <w:w w:val="90"/>
+          <w:lang w:val="pt-BR"/>
+        </w:rPr>
+        <w:t xml:space="preserve"> </w:t>
+      </w:r>
+      <w:proofErr w:type="spellStart"/>
+      <w:r>
+        <w:rPr>
+          <w:w w:val="90"/>
+          <w:lang w:val="pt-BR"/>
+        </w:rPr>
+        <w:t>run</w:t>
+      </w:r>
+      <w:proofErr w:type="spellEnd"/>
+      <w:r>
+        <w:rPr>
+          <w:w w:val="90"/>
+          <w:lang w:val="pt-BR"/>
+        </w:rPr>
+        <w:t xml:space="preserve"> </w:t>
+      </w:r>
+      <w:proofErr w:type="spellStart"/>
+      <w:r>
+        <w:rPr>
+          <w:w w:val="90"/>
+          <w:lang w:val="pt-BR"/>
+        </w:rPr>
+        <w:t>all</w:t>
+      </w:r>
+      <w:proofErr w:type="spellEnd"/>
+      <w:r>
+        <w:rPr>
+          <w:w w:val="90"/>
+          <w:lang w:val="pt-BR"/>
+        </w:rPr>
+        <w:t xml:space="preserve"> </w:t>
+      </w:r>
+      <w:proofErr w:type="spellStart"/>
+      <w:r>
+        <w:rPr>
+          <w:w w:val="90"/>
+          <w:lang w:val="pt-BR"/>
+        </w:rPr>
+        <w:t>the</w:t>
+      </w:r>
+      <w:proofErr w:type="spellEnd"/>
+      <w:r>
+        <w:rPr>
+          <w:w w:val="90"/>
+          <w:lang w:val="pt-BR"/>
+        </w:rPr>
+        <w:t xml:space="preserve"> notebooks, start </w:t>
+      </w:r>
+      <w:r>
+        <w:rPr>
+          <w:lang w:val="pt-BR"/>
+        </w:rPr>
+        <w:t>R</w:t>
+      </w:r>
+      <w:r>
+        <w:rPr>
+          <w:w w:val="90"/>
+          <w:lang w:val="pt-BR"/>
+        </w:rPr>
+        <w:t xml:space="preserve"> Studio </w:t>
+      </w:r>
+      <w:proofErr w:type="spellStart"/>
+      <w:r>
+        <w:rPr>
+          <w:w w:val="90"/>
+          <w:lang w:val="pt-BR"/>
+        </w:rPr>
+        <w:t>by</w:t>
+      </w:r>
+      <w:proofErr w:type="spellEnd"/>
+      <w:r>
+        <w:rPr>
+          <w:w w:val="90"/>
+          <w:lang w:val="pt-BR"/>
+        </w:rPr>
+        <w:t xml:space="preserve"> </w:t>
+      </w:r>
+      <w:proofErr w:type="spellStart"/>
+      <w:r>
+        <w:rPr>
+          <w:w w:val="90"/>
+          <w:lang w:val="pt-BR"/>
+        </w:rPr>
+        <w:t>selecting</w:t>
+      </w:r>
+      <w:proofErr w:type="spellEnd"/>
+      <w:r>
+        <w:rPr>
+          <w:w w:val="90"/>
+          <w:lang w:val="pt-BR"/>
+        </w:rPr>
+        <w:t xml:space="preserve"> </w:t>
+      </w:r>
+      <w:r>
+        <w:rPr>
+          <w:w w:val="90"/>
+          <w:lang w:val="pt-BR"/>
+        </w:rPr>
+        <w:t xml:space="preserve">Phase 3 - </w:t>
+      </w:r>
+      <w:proofErr w:type="spellStart"/>
+      <w:r>
+        <w:rPr>
+          <w:w w:val="90"/>
+          <w:lang w:val="pt-BR"/>
+        </w:rPr>
+        <w:t>Scale</w:t>
+      </w:r>
+      <w:proofErr w:type="spellEnd"/>
+      <w:r>
+        <w:rPr>
+          <w:w w:val="90"/>
+          <w:lang w:val="pt-BR"/>
+        </w:rPr>
+        <w:t xml:space="preserve"> </w:t>
+      </w:r>
+      <w:proofErr w:type="spellStart"/>
+      <w:r>
+        <w:rPr>
+          <w:w w:val="90"/>
+          <w:lang w:val="pt-BR"/>
+        </w:rPr>
+        <w:t>Validation</w:t>
+      </w:r>
+      <w:r>
+        <w:rPr>
+          <w:w w:val="90"/>
+          <w:lang w:val="pt-BR"/>
+        </w:rPr>
+        <w:t>.Rproj</w:t>
+      </w:r>
+      <w:proofErr w:type="spellEnd"/>
+      <w:r>
+        <w:rPr>
+          <w:w w:val="90"/>
+          <w:lang w:val="pt-BR"/>
+        </w:rPr>
+        <w:t xml:space="preserve"> in base folder. </w:t>
+      </w:r>
+    </w:p>
+    <w:p>
+      <w:pPr>
+        <w:rPr>
+          <w:w w:val="90"/>
+          <w:lang w:val="pt-BR"/>
+        </w:rPr>
+      </w:pPr>
     </w:p>
     <w:p>
       <w:pPr>
@@ -3876,6 +4082,7 @@
         <w:rPr>
           <w:lang w:val="pt-BR"/>
         </w:rPr>
+        <w:lastRenderedPageBreak/>
         <w:t xml:space="preserve">In file: </w:t>
       </w:r>
       <w:r>
@@ -5774,6 +5981,7 @@
         <w:rPr>
           <w:lang w:val="pt-BR"/>
         </w:rPr>
+        <w:lastRenderedPageBreak/>
         <w:t>From</w:t>
       </w:r>
       <w:proofErr w:type="spellEnd"/>
@@ -5956,7 +6164,6 @@
         <w:rPr>
           <w:lang w:val="pt-BR"/>
         </w:rPr>
-        <w:lastRenderedPageBreak/>
         <w:t>EVisualization</w:t>
       </w:r>
       <w:proofErr w:type="spellEnd"/>
@@ -8535,6 +8742,7 @@
           <w:szCs w:val="20"/>
           <w:lang w:val="pt-BR" w:eastAsia="pt-BR"/>
         </w:rPr>
+        <w:lastRenderedPageBreak/>
         <w:t>AO0</w:t>
       </w:r>
       <w:r>
@@ -8690,7 +8898,6 @@
           <w:szCs w:val="20"/>
           <w:lang w:val="pt-BR" w:eastAsia="pt-BR"/>
         </w:rPr>
-        <w:lastRenderedPageBreak/>
         <w:t>AO0</w:t>
       </w:r>
       <w:r>
@@ -8911,19 +9118,7 @@
         <w:rPr>
           <w:lang w:val="pt-BR"/>
         </w:rPr>
-        <w:t xml:space="preserve"> </w:t>
-      </w:r>
-      <w:r>
-        <w:rPr>
-          <w:lang w:val="pt-BR"/>
-        </w:rPr>
-        <w:t>3</w:t>
-      </w:r>
-      <w:r>
-        <w:rPr>
-          <w:lang w:val="pt-BR"/>
-        </w:rPr>
-        <w:t xml:space="preserve"> </w:t>
+        <w:t xml:space="preserve"> 3 </w:t>
       </w:r>
       <w:proofErr w:type="spellStart"/>
       <w:r>
@@ -8937,13 +9132,7 @@
         <w:rPr>
           <w:lang w:val="pt-BR"/>
         </w:rPr>
-        <w:t xml:space="preserve"> </w:t>
-      </w:r>
-      <w:r>
-        <w:rPr>
-          <w:lang w:val="pt-BR"/>
-        </w:rPr>
-        <w:t xml:space="preserve">files </w:t>
+        <w:t xml:space="preserve"> files </w:t>
       </w:r>
       <w:proofErr w:type="spellStart"/>
       <w:r>
@@ -9013,13 +9202,7 @@
         <w:rPr>
           <w:lang w:val="pt-BR"/>
         </w:rPr>
-        <w:t>,</w:t>
-      </w:r>
-      <w:r>
-        <w:rPr>
-          <w:lang w:val="pt-BR"/>
-        </w:rPr>
-        <w:t xml:space="preserve"> SUS </w:t>
+        <w:t xml:space="preserve">, SUS </w:t>
       </w:r>
       <w:proofErr w:type="spellStart"/>
       <w:r>
@@ -9479,6 +9662,40 @@
           <w:lang w:val="pt-BR"/>
         </w:rPr>
         <w:t>Reproduce0 - Colapse input data</w:t>
+      </w:r>
+    </w:p>
+    <w:p>
+      <w:pPr>
+        <w:pStyle w:val="Heading3"/>
+        <w:ind w:left="0" w:firstLine="0"/>
+        <w:rPr>
+          <w:w w:val="90"/>
+          <w:lang w:val="pt-BR"/>
+        </w:rPr>
+      </w:pPr>
+    </w:p>
+    <w:p>
+      <w:pPr>
+        <w:pStyle w:val="Heading3"/>
+        <w:ind w:left="0" w:firstLine="0"/>
+        <w:rPr>
+          <w:w w:val="90"/>
+          <w:lang w:val="pt-BR"/>
+        </w:rPr>
+      </w:pPr>
+      <w:r>
+        <w:rPr>
+          <w:w w:val="90"/>
+          <w:lang w:val="pt-BR"/>
+        </w:rPr>
+        <w:t xml:space="preserve">Notebook: </w:t>
+      </w:r>
+      <w:r>
+        <w:rPr>
+          <w:w w:val="90"/>
+          <w:lang w:val="pt-BR"/>
+        </w:rPr>
+        <w:t>Val_0_Colapsing_Low-Frequency_Categories-toMoreFrequent</w:t>
       </w:r>
     </w:p>
     <w:p>
@@ -10441,34 +10658,19 @@
     <w:p>
       <w:pPr>
         <w:pStyle w:val="Heading1"/>
-        <w:rPr>
-          <w:w w:val="90"/>
-          <w:lang w:val="pt-BR"/>
-        </w:rPr>
-      </w:pPr>
-      <w:r>
-        <w:rPr>
-          <w:w w:val="90"/>
-          <w:lang w:val="pt-BR"/>
-        </w:rPr>
-        <w:t>Val_1_Gold_standard_</w:t>
-      </w:r>
-      <w:proofErr w:type="gramStart"/>
-      <w:r>
-        <w:rPr>
-          <w:w w:val="90"/>
-          <w:lang w:val="pt-BR"/>
-        </w:rPr>
-        <w:t>reliability</w:t>
-      </w:r>
-      <w:r>
-        <w:rPr>
-          <w:w w:val="90"/>
-          <w:lang w:val="pt-BR"/>
-        </w:rPr>
-        <w:t>.Rmd</w:t>
-      </w:r>
-      <w:proofErr w:type="gramEnd"/>
+        <w:ind w:left="862"/>
+        <w:rPr>
+          <w:w w:val="90"/>
+          <w:lang w:val="pt-BR"/>
+        </w:rPr>
+      </w:pPr>
+      <w:r>
+        <w:rPr>
+          <w:w w:val="90"/>
+          <w:lang w:val="pt-BR"/>
+        </w:rPr>
+        <w:t>Reproduce1_reliabitiliy</w:t>
+      </w:r>
     </w:p>
     <w:p>
       <w:pPr>
@@ -10489,22 +10691,29 @@
           <w:lang w:val="pt-BR"/>
         </w:rPr>
       </w:pPr>
-      <w:proofErr w:type="spellStart"/>
-      <w:r>
-        <w:rPr>
-          <w:w w:val="90"/>
-          <w:lang w:val="pt-BR"/>
-        </w:rPr>
-        <w:t>Description</w:t>
-      </w:r>
-      <w:proofErr w:type="spellEnd"/>
-      <w:r>
-        <w:rPr>
-          <w:w w:val="90"/>
-          <w:lang w:val="pt-BR"/>
-        </w:rPr>
-        <w:t xml:space="preserve">: </w:t>
-      </w:r>
+      <w:r>
+        <w:rPr>
+          <w:w w:val="90"/>
+          <w:lang w:val="pt-BR"/>
+        </w:rPr>
+        <w:t xml:space="preserve">Notebook: </w:t>
+      </w:r>
+      <w:r>
+        <w:rPr>
+          <w:w w:val="90"/>
+          <w:lang w:val="pt-BR"/>
+        </w:rPr>
+        <w:t>Val_1_Gold_standard_</w:t>
+      </w:r>
+      <w:proofErr w:type="gramStart"/>
+      <w:r>
+        <w:rPr>
+          <w:w w:val="90"/>
+          <w:lang w:val="pt-BR"/>
+        </w:rPr>
+        <w:t>reliability.Rmd</w:t>
+      </w:r>
+      <w:proofErr w:type="gramEnd"/>
     </w:p>
     <w:p>
       <w:pPr>
@@ -10519,6 +10728,44 @@
     <w:p>
       <w:pPr>
         <w:pStyle w:val="Heading3"/>
+        <w:ind w:left="0" w:firstLine="0"/>
+        <w:rPr>
+          <w:w w:val="90"/>
+          <w:lang w:val="pt-BR"/>
+        </w:rPr>
+      </w:pPr>
+      <w:proofErr w:type="spellStart"/>
+      <w:r>
+        <w:rPr>
+          <w:w w:val="90"/>
+          <w:lang w:val="pt-BR"/>
+        </w:rPr>
+        <w:lastRenderedPageBreak/>
+        <w:t>Description</w:t>
+      </w:r>
+      <w:proofErr w:type="spellEnd"/>
+      <w:r>
+        <w:rPr>
+          <w:w w:val="90"/>
+          <w:lang w:val="pt-BR"/>
+        </w:rPr>
+        <w:t xml:space="preserve">: </w:t>
+      </w:r>
+    </w:p>
+    <w:p>
+      <w:pPr>
+        <w:pStyle w:val="Heading3"/>
+        <w:ind w:left="0" w:firstLine="0"/>
+        <w:rPr>
+          <w:w w:val="90"/>
+          <w:lang w:val="pt-BR"/>
+        </w:rPr>
+      </w:pPr>
+    </w:p>
+    <w:p>
+      <w:pPr>
+        <w:pStyle w:val="Heading3"/>
+        <w:ind w:left="142" w:firstLine="0"/>
         <w:rPr>
           <w:b w:val="0"/>
           <w:bCs w:val="0"/>
@@ -10526,7 +10773,7 @@
           <w:lang w:val="pt-BR"/>
         </w:rPr>
       </w:pPr>
-      <w:proofErr w:type="gramStart"/>
+      <w:proofErr w:type="spellStart"/>
       <w:r>
         <w:rPr>
           <w:b w:val="0"/>
@@ -10534,9 +10781,9 @@
           <w:w w:val="90"/>
           <w:lang w:val="pt-BR"/>
         </w:rPr>
-        <w:t xml:space="preserve">  </w:t>
-      </w:r>
-      <w:proofErr w:type="spellStart"/>
+        <w:t>Loads</w:t>
+      </w:r>
+      <w:proofErr w:type="spellEnd"/>
       <w:r>
         <w:rPr>
           <w:b w:val="0"/>
@@ -10544,10 +10791,8 @@
           <w:w w:val="90"/>
           <w:lang w:val="pt-BR"/>
         </w:rPr>
-        <w:t>Loads</w:t>
-      </w:r>
-      <w:proofErr w:type="spellEnd"/>
-      <w:proofErr w:type="gramEnd"/>
+        <w:t xml:space="preserve"> </w:t>
+      </w:r>
       <w:r>
         <w:rPr>
           <w:b w:val="0"/>
@@ -10555,8 +10800,9 @@
           <w:w w:val="90"/>
           <w:lang w:val="pt-BR"/>
         </w:rPr>
-        <w:t xml:space="preserve"> </w:t>
-      </w:r>
+        <w:t xml:space="preserve">SUS </w:t>
+      </w:r>
+      <w:proofErr w:type="spellStart"/>
       <w:r>
         <w:rPr>
           <w:b w:val="0"/>
@@ -10564,9 +10810,9 @@
           <w:w w:val="90"/>
           <w:lang w:val="pt-BR"/>
         </w:rPr>
-        <w:t xml:space="preserve">SUS </w:t>
-      </w:r>
-      <w:proofErr w:type="spellStart"/>
+        <w:t>and</w:t>
+      </w:r>
+      <w:proofErr w:type="spellEnd"/>
       <w:r>
         <w:rPr>
           <w:b w:val="0"/>
@@ -10574,9 +10820,8 @@
           <w:w w:val="90"/>
           <w:lang w:val="pt-BR"/>
         </w:rPr>
-        <w:t>and</w:t>
-      </w:r>
-      <w:proofErr w:type="spellEnd"/>
+        <w:t xml:space="preserve"> UEQ-S </w:t>
+      </w:r>
       <w:r>
         <w:rPr>
           <w:b w:val="0"/>
@@ -10584,8 +10829,9 @@
           <w:w w:val="90"/>
           <w:lang w:val="pt-BR"/>
         </w:rPr>
-        <w:t xml:space="preserve"> UEQ-S </w:t>
-      </w:r>
+        <w:t xml:space="preserve">responses </w:t>
+      </w:r>
+      <w:proofErr w:type="spellStart"/>
       <w:r>
         <w:rPr>
           <w:b w:val="0"/>
@@ -10593,9 +10839,9 @@
           <w:w w:val="90"/>
           <w:lang w:val="pt-BR"/>
         </w:rPr>
-        <w:t xml:space="preserve">responses </w:t>
-      </w:r>
-      <w:proofErr w:type="spellStart"/>
+        <w:t>from</w:t>
+      </w:r>
+      <w:proofErr w:type="spellEnd"/>
       <w:r>
         <w:rPr>
           <w:b w:val="0"/>
@@ -10603,9 +10849,9 @@
           <w:w w:val="90"/>
           <w:lang w:val="pt-BR"/>
         </w:rPr>
-        <w:t>from</w:t>
-      </w:r>
-      <w:proofErr w:type="spellEnd"/>
+        <w:t xml:space="preserve"> CSV files, </w:t>
+      </w:r>
+      <w:proofErr w:type="spellStart"/>
       <w:r>
         <w:rPr>
           <w:b w:val="0"/>
@@ -10613,9 +10859,9 @@
           <w:w w:val="90"/>
           <w:lang w:val="pt-BR"/>
         </w:rPr>
-        <w:t xml:space="preserve"> CSV files, </w:t>
-      </w:r>
-      <w:proofErr w:type="spellStart"/>
+        <w:t>standardizes</w:t>
+      </w:r>
+      <w:proofErr w:type="spellEnd"/>
       <w:r>
         <w:rPr>
           <w:b w:val="0"/>
@@ -10623,9 +10869,9 @@
           <w:w w:val="90"/>
           <w:lang w:val="pt-BR"/>
         </w:rPr>
-        <w:t>standardizes</w:t>
-      </w:r>
-      <w:proofErr w:type="spellEnd"/>
+        <w:t xml:space="preserve"> </w:t>
+      </w:r>
+      <w:proofErr w:type="spellStart"/>
       <w:r>
         <w:rPr>
           <w:b w:val="0"/>
@@ -10633,9 +10879,9 @@
           <w:w w:val="90"/>
           <w:lang w:val="pt-BR"/>
         </w:rPr>
-        <w:t xml:space="preserve"> </w:t>
-      </w:r>
-      <w:proofErr w:type="spellStart"/>
+        <w:t>column</w:t>
+      </w:r>
+      <w:proofErr w:type="spellEnd"/>
       <w:r>
         <w:rPr>
           <w:b w:val="0"/>
@@ -10643,9 +10889,9 @@
           <w:w w:val="90"/>
           <w:lang w:val="pt-BR"/>
         </w:rPr>
-        <w:t>column</w:t>
-      </w:r>
-      <w:proofErr w:type="spellEnd"/>
+        <w:t xml:space="preserve"> </w:t>
+      </w:r>
+      <w:proofErr w:type="spellStart"/>
       <w:r>
         <w:rPr>
           <w:b w:val="0"/>
@@ -10653,9 +10899,9 @@
           <w:w w:val="90"/>
           <w:lang w:val="pt-BR"/>
         </w:rPr>
-        <w:t xml:space="preserve"> </w:t>
-      </w:r>
-      <w:proofErr w:type="spellStart"/>
+        <w:t>names</w:t>
+      </w:r>
+      <w:proofErr w:type="spellEnd"/>
       <w:r>
         <w:rPr>
           <w:b w:val="0"/>
@@ -10663,104 +10909,103 @@
           <w:w w:val="90"/>
           <w:lang w:val="pt-BR"/>
         </w:rPr>
-        <w:t>names</w:t>
-      </w:r>
-      <w:proofErr w:type="spellEnd"/>
+        <w:t xml:space="preserve">, </w:t>
+      </w:r>
+      <w:proofErr w:type="spellStart"/>
       <w:r>
         <w:rPr>
           <w:b w:val="0"/>
           <w:bCs w:val="0"/>
           <w:w w:val="90"/>
-          <w:lang w:val="pt-BR"/>
-        </w:rPr>
-        <w:t xml:space="preserve">, </w:t>
-      </w:r>
-      <w:proofErr w:type="spellStart"/>
+          <w:highlight w:val="yellow"/>
+          <w:lang w:val="pt-BR"/>
+        </w:rPr>
+        <w:t>and</w:t>
+      </w:r>
+      <w:proofErr w:type="spellEnd"/>
       <w:r>
         <w:rPr>
           <w:b w:val="0"/>
           <w:bCs w:val="0"/>
           <w:w w:val="90"/>
-          <w:lang w:val="pt-BR"/>
-        </w:rPr>
-        <w:t>and</w:t>
-      </w:r>
-      <w:proofErr w:type="spellEnd"/>
+          <w:highlight w:val="yellow"/>
+          <w:lang w:val="pt-BR"/>
+        </w:rPr>
+        <w:t xml:space="preserve"> </w:t>
+      </w:r>
+      <w:proofErr w:type="spellStart"/>
       <w:r>
         <w:rPr>
           <w:b w:val="0"/>
           <w:bCs w:val="0"/>
           <w:w w:val="90"/>
-          <w:lang w:val="pt-BR"/>
-        </w:rPr>
-        <w:t xml:space="preserve"> </w:t>
-      </w:r>
-      <w:proofErr w:type="spellStart"/>
+          <w:highlight w:val="yellow"/>
+          <w:lang w:val="pt-BR"/>
+        </w:rPr>
+        <w:t>applies</w:t>
+      </w:r>
+      <w:proofErr w:type="spellEnd"/>
       <w:r>
         <w:rPr>
           <w:b w:val="0"/>
           <w:bCs w:val="0"/>
           <w:w w:val="90"/>
-          <w:lang w:val="pt-BR"/>
-        </w:rPr>
-        <w:t>applies</w:t>
-      </w:r>
-      <w:proofErr w:type="spellEnd"/>
+          <w:highlight w:val="yellow"/>
+          <w:lang w:val="pt-BR"/>
+        </w:rPr>
+        <w:t xml:space="preserve"> reverse </w:t>
+      </w:r>
+      <w:proofErr w:type="spellStart"/>
       <w:r>
         <w:rPr>
           <w:b w:val="0"/>
           <w:bCs w:val="0"/>
           <w:w w:val="90"/>
-          <w:lang w:val="pt-BR"/>
-        </w:rPr>
-        <w:t xml:space="preserve"> reverse </w:t>
-      </w:r>
-      <w:proofErr w:type="spellStart"/>
+          <w:highlight w:val="yellow"/>
+          <w:lang w:val="pt-BR"/>
+        </w:rPr>
+        <w:t>scoring</w:t>
+      </w:r>
+      <w:proofErr w:type="spellEnd"/>
       <w:r>
         <w:rPr>
           <w:b w:val="0"/>
           <w:bCs w:val="0"/>
           <w:w w:val="90"/>
-          <w:lang w:val="pt-BR"/>
-        </w:rPr>
-        <w:t>scoring</w:t>
-      </w:r>
-      <w:proofErr w:type="spellEnd"/>
+          <w:highlight w:val="yellow"/>
+          <w:lang w:val="pt-BR"/>
+        </w:rPr>
+        <w:t xml:space="preserve"> </w:t>
+      </w:r>
+      <w:proofErr w:type="spellStart"/>
       <w:r>
         <w:rPr>
           <w:b w:val="0"/>
           <w:bCs w:val="0"/>
           <w:w w:val="90"/>
-          <w:lang w:val="pt-BR"/>
-        </w:rPr>
-        <w:t xml:space="preserve"> </w:t>
-      </w:r>
-      <w:proofErr w:type="spellStart"/>
+          <w:highlight w:val="yellow"/>
+          <w:lang w:val="pt-BR"/>
+        </w:rPr>
+        <w:t>to</w:t>
+      </w:r>
+      <w:proofErr w:type="spellEnd"/>
       <w:r>
         <w:rPr>
           <w:b w:val="0"/>
           <w:bCs w:val="0"/>
           <w:w w:val="90"/>
-          <w:lang w:val="pt-BR"/>
-        </w:rPr>
-        <w:t>to</w:t>
-      </w:r>
-      <w:proofErr w:type="spellEnd"/>
+          <w:highlight w:val="yellow"/>
+          <w:lang w:val="pt-BR"/>
+        </w:rPr>
+        <w:t xml:space="preserve"> negative SUS </w:t>
+      </w:r>
+      <w:proofErr w:type="spellStart"/>
       <w:r>
         <w:rPr>
           <w:b w:val="0"/>
           <w:bCs w:val="0"/>
           <w:w w:val="90"/>
-          <w:lang w:val="pt-BR"/>
-        </w:rPr>
-        <w:t xml:space="preserve"> negative SUS </w:t>
-      </w:r>
-      <w:proofErr w:type="spellStart"/>
-      <w:r>
-        <w:rPr>
-          <w:b w:val="0"/>
-          <w:bCs w:val="0"/>
-          <w:w w:val="90"/>
+          <w:highlight w:val="yellow"/>
           <w:lang w:val="pt-BR"/>
         </w:rPr>
         <w:t>items</w:t>
@@ -11253,7 +11498,6 @@
           <w:w w:val="90"/>
           <w:lang w:val="pt-BR"/>
         </w:rPr>
-        <w:lastRenderedPageBreak/>
         <w:t>T</w:t>
       </w:r>
       <w:r>
@@ -12301,34 +12545,34 @@
     </w:p>
     <w:p>
       <w:pPr>
-        <w:pStyle w:val="BodyText"/>
-        <w:numPr>
-          <w:ilvl w:val="0"/>
-          <w:numId w:val="4"/>
-        </w:numPr>
-        <w:rPr>
-          <w:b/>
-          <w:bCs/>
-          <w:spacing w:val="-2"/>
-          <w:w w:val="90"/>
-          <w:lang w:val="pt-BR"/>
-        </w:rPr>
-      </w:pPr>
-      <w:r>
-        <w:rPr>
-          <w:b/>
-          <w:bCs/>
-          <w:spacing w:val="-2"/>
-          <w:w w:val="90"/>
-          <w:lang w:val="pt-BR"/>
-        </w:rPr>
-        <w:t xml:space="preserve">Pearson </w:t>
-      </w:r>
-      <w:proofErr w:type="spellStart"/>
-      <w:r>
-        <w:rPr>
-          <w:b/>
-          <w:bCs/>
+        <w:pStyle w:val="Heading1"/>
+        <w:ind w:left="862"/>
+        <w:rPr>
+          <w:b w:val="0"/>
+          <w:bCs w:val="0"/>
+          <w:spacing w:val="-2"/>
+          <w:w w:val="90"/>
+          <w:lang w:val="pt-BR"/>
+        </w:rPr>
+      </w:pPr>
+      <w:r>
+        <w:rPr>
+          <w:w w:val="90"/>
+          <w:lang w:val="pt-BR"/>
+        </w:rPr>
+        <w:t>Pearson</w:t>
+      </w:r>
+      <w:r>
+        <w:rPr>
+          <w:spacing w:val="-2"/>
+          <w:w w:val="90"/>
+          <w:lang w:val="pt-BR"/>
+        </w:rPr>
+        <w:t xml:space="preserve"> </w:t>
+      </w:r>
+      <w:proofErr w:type="spellStart"/>
+      <w:r>
+        <w:rPr>
           <w:spacing w:val="-2"/>
           <w:w w:val="90"/>
           <w:lang w:val="pt-BR"/>
@@ -12338,19 +12582,15 @@
       <w:proofErr w:type="spellEnd"/>
       <w:r>
         <w:rPr>
-          <w:b/>
-          <w:bCs/>
-          <w:spacing w:val="-2"/>
-          <w:w w:val="90"/>
-          <w:lang w:val="pt-BR"/>
-        </w:rPr>
-        <w:t xml:space="preserve"> </w:t>
-      </w:r>
-      <w:proofErr w:type="spellStart"/>
-      <w:r>
-        <w:rPr>
-          <w:b/>
-          <w:bCs/>
+          <w:spacing w:val="-2"/>
+          <w:w w:val="90"/>
+          <w:lang w:val="pt-BR"/>
+        </w:rPr>
+        <w:t xml:space="preserve"> </w:t>
+      </w:r>
+      <w:proofErr w:type="spellStart"/>
+      <w:r>
+        <w:rPr>
           <w:spacing w:val="-2"/>
           <w:w w:val="90"/>
           <w:lang w:val="pt-BR"/>
@@ -12360,8 +12600,6 @@
       <w:proofErr w:type="spellEnd"/>
       <w:r>
         <w:rPr>
-          <w:b/>
-          <w:bCs/>
           <w:spacing w:val="-2"/>
           <w:w w:val="90"/>
           <w:lang w:val="pt-BR"/>
@@ -12371,8 +12609,6 @@
       <w:proofErr w:type="spellStart"/>
       <w:r>
         <w:rPr>
-          <w:b/>
-          <w:bCs/>
           <w:spacing w:val="-2"/>
           <w:w w:val="90"/>
           <w:lang w:val="pt-BR"/>
@@ -12382,8 +12618,6 @@
       <w:proofErr w:type="spellEnd"/>
       <w:r>
         <w:rPr>
-          <w:b/>
-          <w:bCs/>
           <w:spacing w:val="-2"/>
           <w:w w:val="90"/>
           <w:lang w:val="pt-BR"/>
@@ -12393,8 +12627,6 @@
       <w:proofErr w:type="spellStart"/>
       <w:r>
         <w:rPr>
-          <w:b/>
-          <w:bCs/>
           <w:spacing w:val="-2"/>
           <w:w w:val="90"/>
           <w:lang w:val="pt-BR"/>
@@ -14625,6 +14857,7 @@
           <w:w w:val="90"/>
           <w:lang w:val="pt-BR"/>
         </w:rPr>
+        <w:lastRenderedPageBreak/>
         <w:t>Enforces</w:t>
       </w:r>
       <w:proofErr w:type="spellEnd"/>
@@ -15238,7 +15471,6 @@
           <w:w w:val="90"/>
           <w:lang w:val="pt-BR"/>
         </w:rPr>
-        <w:lastRenderedPageBreak/>
         <w:t>../</w:t>
       </w:r>
       <w:proofErr w:type="spellStart"/>
@@ -15574,6 +15806,243 @@
           <w:lang w:val="pt-BR"/>
         </w:rPr>
         <w:t xml:space="preserve">-values. </w:t>
+      </w:r>
+    </w:p>
+    <w:p>
+      <w:pPr>
+        <w:pStyle w:val="BodyText"/>
+        <w:rPr>
+          <w:spacing w:val="-2"/>
+          <w:w w:val="90"/>
+          <w:lang w:val="pt-BR"/>
+        </w:rPr>
+      </w:pPr>
+    </w:p>
+    <w:p>
+      <w:pPr>
+        <w:pStyle w:val="BodyText"/>
+        <w:rPr>
+          <w:spacing w:val="-2"/>
+          <w:w w:val="90"/>
+          <w:lang w:val="pt-BR"/>
+        </w:rPr>
+      </w:pPr>
+    </w:p>
+    <w:p>
+      <w:pPr>
+        <w:pStyle w:val="BodyText"/>
+        <w:rPr>
+          <w:spacing w:val="-2"/>
+          <w:w w:val="90"/>
+          <w:lang w:val="pt-BR"/>
+        </w:rPr>
+      </w:pPr>
+    </w:p>
+    <w:p>
+      <w:pPr>
+        <w:pStyle w:val="Heading1"/>
+        <w:ind w:left="862"/>
+        <w:rPr>
+          <w:spacing w:val="-2"/>
+          <w:w w:val="90"/>
+          <w:lang w:val="pt-BR"/>
+        </w:rPr>
+      </w:pPr>
+      <w:r>
+        <w:rPr>
+          <w:w w:val="90"/>
+          <w:lang w:val="pt-BR"/>
+        </w:rPr>
+        <w:t>Reproduce6</w:t>
+      </w:r>
+      <w:r>
+        <w:rPr>
+          <w:spacing w:val="-2"/>
+          <w:w w:val="90"/>
+          <w:lang w:val="pt-BR"/>
+        </w:rPr>
+        <w:t xml:space="preserve"> </w:t>
+      </w:r>
+      <w:r>
+        <w:rPr>
+          <w:spacing w:val="-2"/>
+          <w:w w:val="90"/>
+          <w:lang w:val="pt-BR"/>
+        </w:rPr>
+        <w:t>–</w:t>
+      </w:r>
+      <w:r>
+        <w:rPr>
+          <w:spacing w:val="-2"/>
+          <w:w w:val="90"/>
+          <w:lang w:val="pt-BR"/>
+        </w:rPr>
+        <w:t xml:space="preserve"> </w:t>
+      </w:r>
+      <w:proofErr w:type="spellStart"/>
+      <w:r>
+        <w:rPr>
+          <w:spacing w:val="-2"/>
+          <w:w w:val="90"/>
+          <w:lang w:val="pt-BR"/>
+        </w:rPr>
+        <w:t>AnalysisBySystem</w:t>
+      </w:r>
+      <w:proofErr w:type="spellEnd"/>
+    </w:p>
+    <w:p>
+      <w:pPr>
+        <w:pStyle w:val="Heading1"/>
+        <w:numPr>
+          <w:ilvl w:val="0"/>
+          <w:numId w:val="0"/>
+        </w:numPr>
+        <w:ind w:left="360" w:hanging="360"/>
+        <w:rPr>
+          <w:spacing w:val="-2"/>
+          <w:w w:val="90"/>
+          <w:lang w:val="pt-BR"/>
+        </w:rPr>
+      </w:pPr>
+    </w:p>
+    <w:p>
+      <w:pPr>
+        <w:pStyle w:val="Heading3"/>
+        <w:ind w:left="0" w:firstLine="0"/>
+        <w:rPr>
+          <w:w w:val="90"/>
+          <w:lang w:val="pt-BR"/>
+        </w:rPr>
+      </w:pPr>
+      <w:r>
+        <w:rPr>
+          <w:w w:val="90"/>
+          <w:lang w:val="pt-BR"/>
+        </w:rPr>
+        <w:t xml:space="preserve">Notebook: </w:t>
+      </w:r>
+      <w:r>
+        <w:rPr>
+          <w:w w:val="90"/>
+          <w:lang w:val="pt-BR"/>
+        </w:rPr>
+        <w:t>Val_</w:t>
+      </w:r>
+      <w:r>
+        <w:rPr>
+          <w:w w:val="90"/>
+          <w:lang w:val="pt-BR"/>
+        </w:rPr>
+        <w:t>6XXX</w:t>
+      </w:r>
+    </w:p>
+    <w:p>
+      <w:pPr>
+        <w:pStyle w:val="Heading3"/>
+        <w:ind w:left="0" w:firstLine="0"/>
+        <w:rPr>
+          <w:w w:val="90"/>
+          <w:lang w:val="pt-BR"/>
+        </w:rPr>
+      </w:pPr>
+    </w:p>
+    <w:p>
+      <w:pPr>
+        <w:pStyle w:val="Heading3"/>
+        <w:ind w:left="0" w:firstLine="0"/>
+        <w:rPr>
+          <w:w w:val="90"/>
+          <w:lang w:val="pt-BR"/>
+        </w:rPr>
+      </w:pPr>
+      <w:proofErr w:type="spellStart"/>
+      <w:r>
+        <w:rPr>
+          <w:w w:val="90"/>
+          <w:lang w:val="pt-BR"/>
+        </w:rPr>
+        <w:t>Description</w:t>
+      </w:r>
+      <w:proofErr w:type="spellEnd"/>
+      <w:r>
+        <w:rPr>
+          <w:w w:val="90"/>
+          <w:lang w:val="pt-BR"/>
+        </w:rPr>
+        <w:t xml:space="preserve">: </w:t>
+      </w:r>
+    </w:p>
+    <w:p>
+      <w:pPr>
+        <w:pStyle w:val="Heading3"/>
+        <w:ind w:left="0" w:firstLine="0"/>
+        <w:rPr>
+          <w:w w:val="90"/>
+          <w:lang w:val="pt-BR"/>
+        </w:rPr>
+      </w:pPr>
+    </w:p>
+    <w:p>
+      <w:pPr>
+        <w:pStyle w:val="Heading1"/>
+        <w:numPr>
+          <w:ilvl w:val="0"/>
+          <w:numId w:val="0"/>
+        </w:numPr>
+        <w:ind w:left="360" w:hanging="360"/>
+        <w:rPr>
+          <w:spacing w:val="-2"/>
+          <w:w w:val="90"/>
+          <w:lang w:val="pt-BR"/>
+        </w:rPr>
+      </w:pPr>
+    </w:p>
+    <w:p>
+      <w:pPr>
+        <w:pStyle w:val="Heading1"/>
+        <w:numPr>
+          <w:ilvl w:val="0"/>
+          <w:numId w:val="0"/>
+        </w:numPr>
+        <w:ind w:left="360" w:hanging="360"/>
+        <w:rPr>
+          <w:spacing w:val="-2"/>
+          <w:w w:val="90"/>
+          <w:lang w:val="pt-BR"/>
+        </w:rPr>
+      </w:pPr>
+    </w:p>
+    <w:p>
+      <w:pPr>
+        <w:pStyle w:val="Heading1"/>
+        <w:numPr>
+          <w:ilvl w:val="0"/>
+          <w:numId w:val="0"/>
+        </w:numPr>
+        <w:ind w:left="360" w:hanging="360"/>
+        <w:rPr>
+          <w:spacing w:val="-2"/>
+          <w:w w:val="90"/>
+          <w:lang w:val="pt-BR"/>
+        </w:rPr>
+      </w:pPr>
+    </w:p>
+    <w:p>
+      <w:pPr>
+        <w:pStyle w:val="BodyText"/>
+        <w:rPr>
+          <w:spacing w:val="-2"/>
+          <w:w w:val="90"/>
+          <w:lang w:val="pt-BR"/>
+        </w:rPr>
+      </w:pPr>
+      <w:r>
+        <w:rPr>
+          <w:spacing w:val="-2"/>
+          <w:w w:val="90"/>
+          <w:lang w:val="pt-BR"/>
+        </w:rPr>
+        <w:t>Val_0_Colapsing_Low-Frequency_Categories-toMoreFrequent</w:t>
       </w:r>
     </w:p>
     <w:p>
@@ -16856,7 +17325,7 @@
       <w:lvlText w:val="%1."/>
       <w:lvlJc w:val="left"/>
       <w:pPr>
-        <w:ind w:left="360" w:hanging="360"/>
+        <w:ind w:left="1778" w:hanging="360"/>
       </w:pPr>
     </w:lvl>
     <w:lvl w:ilvl="1" w:tplc="04160019" w:tentative="1">
@@ -17267,6 +17736,18 @@
     </w:lvlOverride>
   </w:num>
   <w:num w:numId="12" w16cid:durableId="1614552364">
+    <w:abstractNumId w:val="7"/>
+  </w:num>
+  <w:num w:numId="13" w16cid:durableId="1459031990">
+    <w:abstractNumId w:val="7"/>
+  </w:num>
+  <w:num w:numId="14" w16cid:durableId="1635210654">
+    <w:abstractNumId w:val="7"/>
+  </w:num>
+  <w:num w:numId="15" w16cid:durableId="1852596941">
+    <w:abstractNumId w:val="7"/>
+  </w:num>
+  <w:num w:numId="16" w16cid:durableId="175585132">
     <w:abstractNumId w:val="7"/>
   </w:num>
   <w:numIdMacAtCleanup w:val="7"/>
@@ -17690,6 +18171,7 @@
       <w:numPr>
         <w:numId w:val="4"/>
       </w:numPr>
+      <w:ind w:left="360"/>
       <w:outlineLvl w:val="0"/>
     </w:pPr>
     <w:rPr>

--- a/Readme - Notebooks - Validation phase.docx
+++ b/Readme - Notebooks - Validation phase.docx
@@ -10417,26 +10417,18 @@
     <w:p>
       <w:pPr>
         <w:pStyle w:val="Heading3"/>
-        <w:rPr>
-          <w:w w:val="90"/>
-          <w:lang w:val="pt-BR"/>
-        </w:rPr>
-      </w:pPr>
-      <w:proofErr w:type="gramStart"/>
-      <w:r>
-        <w:rPr>
-          <w:w w:val="90"/>
-          <w:lang w:val="pt-BR"/>
-        </w:rPr>
-        <w:t>  Input</w:t>
-      </w:r>
-      <w:proofErr w:type="gramEnd"/>
-      <w:r>
-        <w:rPr>
-          <w:w w:val="90"/>
-          <w:lang w:val="pt-BR"/>
-        </w:rPr>
-        <w:t xml:space="preserve"> File</w:t>
+        <w:ind w:left="0" w:firstLine="0"/>
+        <w:rPr>
+          <w:w w:val="90"/>
+          <w:lang w:val="pt-BR"/>
+        </w:rPr>
+      </w:pPr>
+      <w:r>
+        <w:rPr>
+          <w:w w:val="90"/>
+          <w:lang w:val="pt-BR"/>
+        </w:rPr>
+        <w:t>Input File</w:t>
       </w:r>
       <w:r>
         <w:rPr>
@@ -10494,26 +10486,18 @@
     <w:p>
       <w:pPr>
         <w:pStyle w:val="Heading3"/>
-        <w:rPr>
-          <w:w w:val="90"/>
-          <w:lang w:val="pt-BR"/>
-        </w:rPr>
-      </w:pPr>
-      <w:proofErr w:type="gramStart"/>
-      <w:r>
-        <w:rPr>
-          <w:w w:val="90"/>
-          <w:lang w:val="pt-BR"/>
-        </w:rPr>
-        <w:t>  Output</w:t>
-      </w:r>
-      <w:proofErr w:type="gramEnd"/>
-      <w:r>
-        <w:rPr>
-          <w:w w:val="90"/>
-          <w:lang w:val="pt-BR"/>
-        </w:rPr>
-        <w:t xml:space="preserve"> Files (</w:t>
+        <w:ind w:left="0" w:firstLine="0"/>
+        <w:rPr>
+          <w:w w:val="90"/>
+          <w:lang w:val="pt-BR"/>
+        </w:rPr>
+      </w:pPr>
+      <w:r>
+        <w:rPr>
+          <w:w w:val="90"/>
+          <w:lang w:val="pt-BR"/>
+        </w:rPr>
+        <w:t>Output Files (</w:t>
       </w:r>
       <w:r>
         <w:rPr>
@@ -12687,6 +12671,24 @@
           <w:w w:val="90"/>
           <w:lang w:val="pt-BR"/>
         </w:rPr>
+        <w:t>evaluation</w:t>
+      </w:r>
+      <w:proofErr w:type="spellEnd"/>
+      <w:r>
+        <w:rPr>
+          <w:spacing w:val="-2"/>
+          <w:w w:val="90"/>
+          <w:lang w:val="pt-BR"/>
+        </w:rPr>
+        <w:t xml:space="preserve"> grades for diferente UX </w:t>
+      </w:r>
+      <w:proofErr w:type="spellStart"/>
+      <w:r>
+        <w:rPr>
+          <w:spacing w:val="-2"/>
+          <w:w w:val="90"/>
+          <w:lang w:val="pt-BR"/>
+        </w:rPr>
         <w:t>scales</w:t>
       </w:r>
       <w:proofErr w:type="spellEnd"/>
@@ -12696,7 +12698,247 @@
           <w:w w:val="90"/>
           <w:lang w:val="pt-BR"/>
         </w:rPr>
-        <w:t xml:space="preserve">, computes </w:t>
+        <w:t xml:space="preserve"> (</w:t>
+      </w:r>
+      <w:proofErr w:type="spellStart"/>
+      <w:r>
+        <w:rPr>
+          <w:spacing w:val="-2"/>
+          <w:w w:val="90"/>
+          <w:lang w:val="pt-BR"/>
+        </w:rPr>
+        <w:t>or</w:t>
+      </w:r>
+      <w:proofErr w:type="spellEnd"/>
+      <w:r>
+        <w:rPr>
+          <w:spacing w:val="-2"/>
+          <w:w w:val="90"/>
+          <w:lang w:val="pt-BR"/>
+        </w:rPr>
+        <w:t xml:space="preserve"> </w:t>
+      </w:r>
+      <w:proofErr w:type="spellStart"/>
+      <w:r>
+        <w:rPr>
+          <w:spacing w:val="-2"/>
+          <w:w w:val="90"/>
+          <w:lang w:val="pt-BR"/>
+        </w:rPr>
+        <w:t>factors</w:t>
+      </w:r>
+      <w:proofErr w:type="spellEnd"/>
+      <w:r>
+        <w:rPr>
+          <w:spacing w:val="-2"/>
+          <w:w w:val="90"/>
+          <w:lang w:val="pt-BR"/>
+        </w:rPr>
+        <w:t xml:space="preserve">): SUS, </w:t>
+      </w:r>
+      <w:proofErr w:type="spellStart"/>
+      <w:r>
+        <w:rPr>
+          <w:spacing w:val="-2"/>
+          <w:w w:val="90"/>
+          <w:lang w:val="pt-BR"/>
+        </w:rPr>
+        <w:t>UEQS_pragmantic</w:t>
+      </w:r>
+      <w:proofErr w:type="spellEnd"/>
+      <w:r>
+        <w:rPr>
+          <w:spacing w:val="-2"/>
+          <w:w w:val="90"/>
+          <w:lang w:val="pt-BR"/>
+        </w:rPr>
+        <w:t xml:space="preserve">, </w:t>
+      </w:r>
+      <w:proofErr w:type="spellStart"/>
+      <w:r>
+        <w:rPr>
+          <w:spacing w:val="-2"/>
+          <w:w w:val="90"/>
+          <w:lang w:val="pt-BR"/>
+        </w:rPr>
+        <w:t>UEQS_hedonic</w:t>
+      </w:r>
+      <w:proofErr w:type="spellEnd"/>
+      <w:r>
+        <w:rPr>
+          <w:spacing w:val="-2"/>
+          <w:w w:val="90"/>
+          <w:lang w:val="pt-BR"/>
+        </w:rPr>
+        <w:t xml:space="preserve">, </w:t>
+      </w:r>
+      <w:proofErr w:type="spellStart"/>
+      <w:r>
+        <w:rPr>
+          <w:spacing w:val="-2"/>
+          <w:w w:val="90"/>
+          <w:lang w:val="pt-BR"/>
+        </w:rPr>
+        <w:t>UXVis</w:t>
+      </w:r>
+      <w:proofErr w:type="spellEnd"/>
+      <w:r>
+        <w:rPr>
+          <w:spacing w:val="-2"/>
+          <w:w w:val="90"/>
+          <w:lang w:val="pt-BR"/>
+        </w:rPr>
+        <w:t xml:space="preserve"> </w:t>
+      </w:r>
+      <w:proofErr w:type="spellStart"/>
+      <w:r>
+        <w:rPr>
+          <w:spacing w:val="-2"/>
+          <w:w w:val="90"/>
+          <w:lang w:val="pt-BR"/>
+        </w:rPr>
+        <w:t>scales</w:t>
+      </w:r>
+      <w:proofErr w:type="spellEnd"/>
+      <w:r>
+        <w:rPr>
+          <w:spacing w:val="-2"/>
+          <w:w w:val="90"/>
+          <w:lang w:val="pt-BR"/>
+        </w:rPr>
+        <w:t xml:space="preserve"> </w:t>
+      </w:r>
+      <w:proofErr w:type="spellStart"/>
+      <w:r>
+        <w:rPr>
+          <w:spacing w:val="-2"/>
+          <w:w w:val="90"/>
+          <w:lang w:val="pt-BR"/>
+        </w:rPr>
+        <w:t>including</w:t>
+      </w:r>
+      <w:proofErr w:type="spellEnd"/>
+      <w:r>
+        <w:rPr>
+          <w:spacing w:val="-2"/>
+          <w:w w:val="90"/>
+          <w:lang w:val="pt-BR"/>
+        </w:rPr>
+        <w:t xml:space="preserve"> </w:t>
+      </w:r>
+      <w:proofErr w:type="spellStart"/>
+      <w:r>
+        <w:rPr>
+          <w:spacing w:val="-2"/>
+          <w:w w:val="90"/>
+          <w:lang w:val="pt-BR"/>
+        </w:rPr>
+        <w:t>intuitiveness</w:t>
+      </w:r>
+      <w:proofErr w:type="spellEnd"/>
+      <w:r>
+        <w:rPr>
+          <w:spacing w:val="-2"/>
+          <w:w w:val="90"/>
+          <w:lang w:val="pt-BR"/>
+        </w:rPr>
+        <w:t xml:space="preserve">, </w:t>
+      </w:r>
+      <w:proofErr w:type="spellStart"/>
+      <w:r>
+        <w:rPr>
+          <w:spacing w:val="-2"/>
+          <w:w w:val="90"/>
+          <w:lang w:val="pt-BR"/>
+        </w:rPr>
+        <w:t>cognitive</w:t>
+      </w:r>
+      <w:proofErr w:type="spellEnd"/>
+      <w:r>
+        <w:rPr>
+          <w:spacing w:val="-2"/>
+          <w:w w:val="90"/>
+          <w:lang w:val="pt-BR"/>
+        </w:rPr>
+        <w:t xml:space="preserve"> </w:t>
+      </w:r>
+      <w:proofErr w:type="spellStart"/>
+      <w:r>
+        <w:rPr>
+          <w:spacing w:val="-2"/>
+          <w:w w:val="90"/>
+          <w:lang w:val="pt-BR"/>
+        </w:rPr>
+        <w:t>values</w:t>
+      </w:r>
+      <w:proofErr w:type="spellEnd"/>
+      <w:r>
+        <w:rPr>
+          <w:spacing w:val="-2"/>
+          <w:w w:val="90"/>
+          <w:lang w:val="pt-BR"/>
+        </w:rPr>
+        <w:t xml:space="preserve"> </w:t>
+      </w:r>
+      <w:proofErr w:type="spellStart"/>
+      <w:r>
+        <w:rPr>
+          <w:spacing w:val="-2"/>
+          <w:w w:val="90"/>
+          <w:lang w:val="pt-BR"/>
+        </w:rPr>
+        <w:t>and</w:t>
+      </w:r>
+      <w:proofErr w:type="spellEnd"/>
+      <w:r>
+        <w:rPr>
+          <w:spacing w:val="-2"/>
+          <w:w w:val="90"/>
+          <w:lang w:val="pt-BR"/>
+        </w:rPr>
+        <w:t xml:space="preserve"> </w:t>
+      </w:r>
+      <w:proofErr w:type="spellStart"/>
+      <w:r>
+        <w:rPr>
+          <w:spacing w:val="-2"/>
+          <w:w w:val="90"/>
+          <w:lang w:val="pt-BR"/>
+        </w:rPr>
+        <w:t>visualization</w:t>
+      </w:r>
+      <w:proofErr w:type="spellEnd"/>
+      <w:r>
+        <w:rPr>
+          <w:spacing w:val="-2"/>
+          <w:w w:val="90"/>
+          <w:lang w:val="pt-BR"/>
+        </w:rPr>
+        <w:t>.</w:t>
+      </w:r>
+      <w:r>
+        <w:rPr>
+          <w:spacing w:val="-2"/>
+          <w:w w:val="90"/>
+          <w:lang w:val="pt-BR"/>
+        </w:rPr>
+        <w:t xml:space="preserve"> </w:t>
+      </w:r>
+      <w:r>
+        <w:rPr>
+          <w:spacing w:val="-2"/>
+          <w:w w:val="90"/>
+          <w:lang w:val="pt-BR"/>
+        </w:rPr>
+        <w:t xml:space="preserve">It </w:t>
+      </w:r>
+      <w:r>
+        <w:rPr>
+          <w:spacing w:val="-2"/>
+          <w:w w:val="90"/>
+          <w:lang w:val="pt-BR"/>
+        </w:rPr>
+        <w:t xml:space="preserve">computes </w:t>
       </w:r>
       <w:proofErr w:type="spellStart"/>
       <w:r>
@@ -12750,11 +12992,23 @@
           <w:w w:val="90"/>
           <w:lang w:val="pt-BR"/>
         </w:rPr>
-        <w:t xml:space="preserve"> Pearson linear </w:t>
-      </w:r>
-      <w:proofErr w:type="spellStart"/>
-      <w:r>
-        <w:rPr>
+        <w:t xml:space="preserve"> </w:t>
+      </w:r>
+      <w:r>
+        <w:rPr>
+          <w:b/>
+          <w:bCs/>
+          <w:spacing w:val="-2"/>
+          <w:w w:val="90"/>
+          <w:lang w:val="pt-BR"/>
+        </w:rPr>
+        <w:t xml:space="preserve">Pearson </w:t>
+      </w:r>
+      <w:proofErr w:type="spellStart"/>
+      <w:r>
+        <w:rPr>
+          <w:b/>
+          <w:bCs/>
           <w:spacing w:val="-2"/>
           <w:w w:val="90"/>
           <w:lang w:val="pt-BR"/>
@@ -12764,24 +13018,162 @@
       <w:proofErr w:type="spellEnd"/>
       <w:r>
         <w:rPr>
-          <w:spacing w:val="-2"/>
-          <w:w w:val="90"/>
-          <w:lang w:val="pt-BR"/>
-        </w:rPr>
-        <w:t xml:space="preserve"> </w:t>
-      </w:r>
-      <w:proofErr w:type="spellStart"/>
-      <w:r>
-        <w:rPr>
-          <w:spacing w:val="-2"/>
-          <w:w w:val="90"/>
-          <w:lang w:val="pt-BR"/>
-        </w:rPr>
-        <w:t>matrices</w:t>
-      </w:r>
-      <w:proofErr w:type="spellEnd"/>
-      <w:r>
-        <w:rPr>
+          <w:b/>
+          <w:bCs/>
+          <w:spacing w:val="-2"/>
+          <w:w w:val="90"/>
+          <w:lang w:val="pt-BR"/>
+        </w:rPr>
+        <w:t xml:space="preserve"> </w:t>
+      </w:r>
+      <w:proofErr w:type="spellStart"/>
+      <w:r>
+        <w:rPr>
+          <w:b/>
+          <w:bCs/>
+          <w:spacing w:val="-2"/>
+          <w:w w:val="90"/>
+          <w:lang w:val="pt-BR"/>
+        </w:rPr>
+        <w:t>matrix</w:t>
+      </w:r>
+      <w:proofErr w:type="spellEnd"/>
+      <w:r>
+        <w:rPr>
+          <w:spacing w:val="-2"/>
+          <w:w w:val="90"/>
+          <w:lang w:val="pt-BR"/>
+        </w:rPr>
+        <w:t xml:space="preserve">, </w:t>
+      </w:r>
+      <w:proofErr w:type="spellStart"/>
+      <w:r>
+        <w:rPr>
+          <w:spacing w:val="-2"/>
+          <w:w w:val="90"/>
+          <w:lang w:val="pt-BR"/>
+        </w:rPr>
+        <w:t>the</w:t>
+      </w:r>
+      <w:proofErr w:type="spellEnd"/>
+      <w:r>
+        <w:rPr>
+          <w:spacing w:val="-2"/>
+          <w:w w:val="90"/>
+          <w:lang w:val="pt-BR"/>
+        </w:rPr>
+        <w:t xml:space="preserve"> </w:t>
+      </w:r>
+      <w:proofErr w:type="spellStart"/>
+      <w:r>
+        <w:rPr>
+          <w:spacing w:val="-2"/>
+          <w:w w:val="90"/>
+          <w:lang w:val="pt-BR"/>
+        </w:rPr>
+        <w:t>corresponding</w:t>
+      </w:r>
+      <w:proofErr w:type="spellEnd"/>
+      <w:r>
+        <w:rPr>
+          <w:spacing w:val="-2"/>
+          <w:w w:val="90"/>
+          <w:lang w:val="pt-BR"/>
+        </w:rPr>
+        <w:t xml:space="preserve"> </w:t>
+      </w:r>
+      <w:r>
+        <w:rPr>
+          <w:b/>
+          <w:bCs/>
+          <w:spacing w:val="-2"/>
+          <w:w w:val="90"/>
+          <w:lang w:val="pt-BR"/>
+        </w:rPr>
+        <w:t>p-</w:t>
+      </w:r>
+      <w:proofErr w:type="spellStart"/>
+      <w:r>
+        <w:rPr>
+          <w:b/>
+          <w:bCs/>
+          <w:spacing w:val="-2"/>
+          <w:w w:val="90"/>
+          <w:lang w:val="pt-BR"/>
+        </w:rPr>
+        <w:t>values</w:t>
+      </w:r>
+      <w:proofErr w:type="spellEnd"/>
+      <w:r>
+        <w:rPr>
+          <w:spacing w:val="-2"/>
+          <w:w w:val="90"/>
+          <w:lang w:val="pt-BR"/>
+        </w:rPr>
+        <w:t xml:space="preserve">, </w:t>
+      </w:r>
+      <w:proofErr w:type="spellStart"/>
+      <w:r>
+        <w:rPr>
+          <w:spacing w:val="-2"/>
+          <w:w w:val="90"/>
+          <w:lang w:val="pt-BR"/>
+        </w:rPr>
+        <w:t>and</w:t>
+      </w:r>
+      <w:proofErr w:type="spellEnd"/>
+      <w:r>
+        <w:rPr>
+          <w:spacing w:val="-2"/>
+          <w:w w:val="90"/>
+          <w:lang w:val="pt-BR"/>
+        </w:rPr>
+        <w:t xml:space="preserve"> </w:t>
+      </w:r>
+      <w:proofErr w:type="spellStart"/>
+      <w:r>
+        <w:rPr>
+          <w:spacing w:val="-2"/>
+          <w:w w:val="90"/>
+          <w:lang w:val="pt-BR"/>
+        </w:rPr>
+        <w:t>the</w:t>
+      </w:r>
+      <w:proofErr w:type="spellEnd"/>
+      <w:r>
+        <w:rPr>
+          <w:spacing w:val="-2"/>
+          <w:w w:val="90"/>
+          <w:lang w:val="pt-BR"/>
+        </w:rPr>
+        <w:t xml:space="preserve"> </w:t>
+      </w:r>
+      <w:r>
+        <w:rPr>
+          <w:b/>
+          <w:bCs/>
+          <w:spacing w:val="-2"/>
+          <w:w w:val="90"/>
+          <w:lang w:val="pt-BR"/>
+        </w:rPr>
+        <w:t xml:space="preserve">sample </w:t>
+      </w:r>
+      <w:proofErr w:type="spellStart"/>
+      <w:r>
+        <w:rPr>
+          <w:b/>
+          <w:bCs/>
+          <w:spacing w:val="-2"/>
+          <w:w w:val="90"/>
+          <w:lang w:val="pt-BR"/>
+        </w:rPr>
+        <w:t>sizes</w:t>
+      </w:r>
+      <w:proofErr w:type="spellEnd"/>
+      <w:r>
+        <w:rPr>
+          <w:b/>
+          <w:bCs/>
           <w:spacing w:val="-2"/>
           <w:w w:val="90"/>
           <w:lang w:val="pt-BR"/>
@@ -12796,16 +13188,1399 @@
             <w:w w:val="90"/>
             <w:lang w:val="pt-BR"/>
           </w:rPr>
-          <m:t>r</m:t>
+          <m:t>n</m:t>
         </m:r>
       </m:oMath>
       <w:r>
         <w:rPr>
-          <w:spacing w:val="-2"/>
-          <w:w w:val="90"/>
-          <w:lang w:val="pt-BR"/>
-        </w:rPr>
-        <w:t xml:space="preserve"> coefficients, </w:t>
+          <w:b/>
+          <w:bCs/>
+          <w:spacing w:val="-2"/>
+          <w:w w:val="90"/>
+          <w:lang w:val="pt-BR"/>
+        </w:rPr>
+        <w:t>)</w:t>
+      </w:r>
+      <w:r>
+        <w:rPr>
+          <w:spacing w:val="-2"/>
+          <w:w w:val="90"/>
+          <w:lang w:val="pt-BR"/>
+        </w:rPr>
+        <w:t xml:space="preserve"> for </w:t>
+      </w:r>
+      <w:proofErr w:type="spellStart"/>
+      <w:r>
+        <w:rPr>
+          <w:spacing w:val="-2"/>
+          <w:w w:val="90"/>
+          <w:lang w:val="pt-BR"/>
+        </w:rPr>
+        <w:t>all</w:t>
+      </w:r>
+      <w:proofErr w:type="spellEnd"/>
+      <w:r>
+        <w:rPr>
+          <w:spacing w:val="-2"/>
+          <w:w w:val="90"/>
+          <w:lang w:val="pt-BR"/>
+        </w:rPr>
+        <w:t xml:space="preserve"> </w:t>
+      </w:r>
+      <w:proofErr w:type="spellStart"/>
+      <w:r>
+        <w:rPr>
+          <w:spacing w:val="-2"/>
+          <w:w w:val="90"/>
+          <w:lang w:val="pt-BR"/>
+        </w:rPr>
+        <w:t>pairs</w:t>
+      </w:r>
+      <w:proofErr w:type="spellEnd"/>
+      <w:r>
+        <w:rPr>
+          <w:spacing w:val="-2"/>
+          <w:w w:val="90"/>
+          <w:lang w:val="pt-BR"/>
+        </w:rPr>
+        <w:t xml:space="preserve"> </w:t>
+      </w:r>
+      <w:proofErr w:type="spellStart"/>
+      <w:r>
+        <w:rPr>
+          <w:spacing w:val="-2"/>
+          <w:w w:val="90"/>
+          <w:lang w:val="pt-BR"/>
+        </w:rPr>
+        <w:t>of</w:t>
+      </w:r>
+      <w:proofErr w:type="spellEnd"/>
+      <w:r>
+        <w:rPr>
+          <w:spacing w:val="-2"/>
+          <w:w w:val="90"/>
+          <w:lang w:val="pt-BR"/>
+        </w:rPr>
+        <w:t xml:space="preserve"> </w:t>
+      </w:r>
+      <w:proofErr w:type="spellStart"/>
+      <w:r>
+        <w:rPr>
+          <w:spacing w:val="-2"/>
+          <w:w w:val="90"/>
+          <w:lang w:val="pt-BR"/>
+        </w:rPr>
+        <w:t>columns</w:t>
+      </w:r>
+      <w:proofErr w:type="spellEnd"/>
+      <w:r>
+        <w:rPr>
+          <w:spacing w:val="-2"/>
+          <w:w w:val="90"/>
+          <w:lang w:val="pt-BR"/>
+        </w:rPr>
+        <w:t xml:space="preserve"> </w:t>
+      </w:r>
+      <w:proofErr w:type="spellStart"/>
+      <w:r>
+        <w:rPr>
+          <w:spacing w:val="-2"/>
+          <w:w w:val="90"/>
+          <w:lang w:val="pt-BR"/>
+        </w:rPr>
+        <w:t>using</w:t>
+      </w:r>
+      <w:proofErr w:type="spellEnd"/>
+      <w:r>
+        <w:rPr>
+          <w:spacing w:val="-2"/>
+          <w:w w:val="90"/>
+          <w:lang w:val="pt-BR"/>
+        </w:rPr>
+        <w:t xml:space="preserve"> </w:t>
+      </w:r>
+      <w:proofErr w:type="spellStart"/>
+      <w:r>
+        <w:rPr>
+          <w:spacing w:val="-2"/>
+          <w:w w:val="90"/>
+          <w:lang w:val="pt-BR"/>
+        </w:rPr>
+        <w:t>pairwise</w:t>
+      </w:r>
+      <w:proofErr w:type="spellEnd"/>
+      <w:r>
+        <w:rPr>
+          <w:spacing w:val="-2"/>
+          <w:w w:val="90"/>
+          <w:lang w:val="pt-BR"/>
+        </w:rPr>
+        <w:t xml:space="preserve"> </w:t>
+      </w:r>
+      <w:proofErr w:type="spellStart"/>
+      <w:r>
+        <w:rPr>
+          <w:spacing w:val="-2"/>
+          <w:w w:val="90"/>
+          <w:lang w:val="pt-BR"/>
+        </w:rPr>
+        <w:t>deletion</w:t>
+      </w:r>
+      <w:proofErr w:type="spellEnd"/>
+      <w:r>
+        <w:rPr>
+          <w:spacing w:val="-2"/>
+          <w:w w:val="90"/>
+          <w:lang w:val="pt-BR"/>
+        </w:rPr>
+        <w:t xml:space="preserve"> for </w:t>
+      </w:r>
+      <w:proofErr w:type="spellStart"/>
+      <w:r>
+        <w:rPr>
+          <w:spacing w:val="-2"/>
+          <w:w w:val="90"/>
+          <w:lang w:val="pt-BR"/>
+        </w:rPr>
+        <w:t>missing</w:t>
+      </w:r>
+      <w:proofErr w:type="spellEnd"/>
+      <w:r>
+        <w:rPr>
+          <w:spacing w:val="-2"/>
+          <w:w w:val="90"/>
+          <w:lang w:val="pt-BR"/>
+        </w:rPr>
+        <w:t xml:space="preserve"> </w:t>
+      </w:r>
+      <w:proofErr w:type="spellStart"/>
+      <w:r>
+        <w:rPr>
+          <w:spacing w:val="-2"/>
+          <w:w w:val="90"/>
+          <w:lang w:val="pt-BR"/>
+        </w:rPr>
+        <w:t>values</w:t>
+      </w:r>
+      <w:proofErr w:type="spellEnd"/>
+      <w:r>
+        <w:rPr>
+          <w:spacing w:val="-2"/>
+          <w:w w:val="90"/>
+          <w:lang w:val="pt-BR"/>
+        </w:rPr>
+        <w:t>.</w:t>
+      </w:r>
+    </w:p>
+    <w:p>
+      <w:pPr>
+        <w:pStyle w:val="BodyText"/>
+        <w:rPr>
+          <w:spacing w:val="-2"/>
+          <w:w w:val="90"/>
+          <w:lang w:val="pt-BR"/>
+        </w:rPr>
+      </w:pPr>
+      <w:r>
+        <w:rPr>
+          <w:spacing w:val="-2"/>
+          <w:w w:val="90"/>
+          <w:lang w:val="pt-BR"/>
+        </w:rPr>
+        <w:t xml:space="preserve">The </w:t>
+      </w:r>
+      <w:proofErr w:type="spellStart"/>
+      <w:r>
+        <w:rPr>
+          <w:spacing w:val="-2"/>
+          <w:w w:val="90"/>
+          <w:lang w:val="pt-BR"/>
+        </w:rPr>
+        <w:t>correlation</w:t>
+      </w:r>
+      <w:proofErr w:type="spellEnd"/>
+      <w:r>
+        <w:rPr>
+          <w:spacing w:val="-2"/>
+          <w:w w:val="90"/>
+          <w:lang w:val="pt-BR"/>
+        </w:rPr>
+        <w:t xml:space="preserve"> </w:t>
+      </w:r>
+      <w:proofErr w:type="spellStart"/>
+      <w:r>
+        <w:rPr>
+          <w:spacing w:val="-2"/>
+          <w:w w:val="90"/>
+          <w:lang w:val="pt-BR"/>
+        </w:rPr>
+        <w:t>matrix</w:t>
+      </w:r>
+      <w:proofErr w:type="spellEnd"/>
+      <w:r>
+        <w:rPr>
+          <w:spacing w:val="-2"/>
+          <w:w w:val="90"/>
+          <w:lang w:val="pt-BR"/>
+        </w:rPr>
+        <w:t xml:space="preserve"> ()</w:t>
+      </w:r>
+      <w:r>
+        <w:rPr>
+          <w:spacing w:val="-2"/>
+          <w:w w:val="90"/>
+          <w:lang w:val="pt-BR"/>
+        </w:rPr>
+        <w:t xml:space="preserve"> are</w:t>
+      </w:r>
+      <w:r>
+        <w:rPr>
+          <w:spacing w:val="-2"/>
+          <w:w w:val="90"/>
+          <w:lang w:val="pt-BR"/>
+        </w:rPr>
+        <w:t xml:space="preserve"> </w:t>
+      </w:r>
+      <w:proofErr w:type="spellStart"/>
+      <w:r>
+        <w:rPr>
+          <w:spacing w:val="-2"/>
+          <w:w w:val="90"/>
+          <w:lang w:val="pt-BR"/>
+        </w:rPr>
+        <w:t>exported</w:t>
+      </w:r>
+      <w:proofErr w:type="spellEnd"/>
+      <w:r>
+        <w:rPr>
+          <w:spacing w:val="-2"/>
+          <w:w w:val="90"/>
+          <w:lang w:val="pt-BR"/>
+        </w:rPr>
+        <w:t xml:space="preserve"> in </w:t>
+      </w:r>
+      <w:proofErr w:type="spellStart"/>
+      <w:r>
+        <w:rPr>
+          <w:spacing w:val="-2"/>
+          <w:w w:val="90"/>
+          <w:lang w:val="pt-BR"/>
+        </w:rPr>
+        <w:t>csv</w:t>
+      </w:r>
+      <w:proofErr w:type="spellEnd"/>
+      <w:r>
+        <w:rPr>
+          <w:spacing w:val="-2"/>
+          <w:w w:val="90"/>
+          <w:lang w:val="pt-BR"/>
+        </w:rPr>
+        <w:t xml:space="preserve"> files</w:t>
+      </w:r>
+      <w:r>
+        <w:rPr>
+          <w:spacing w:val="-2"/>
+          <w:w w:val="90"/>
+          <w:lang w:val="pt-BR"/>
+        </w:rPr>
+        <w:t xml:space="preserve">, </w:t>
+      </w:r>
+      <w:proofErr w:type="spellStart"/>
+      <w:r>
+        <w:rPr>
+          <w:spacing w:val="-2"/>
+          <w:w w:val="90"/>
+          <w:lang w:val="pt-BR"/>
+        </w:rPr>
+        <w:t>and</w:t>
+      </w:r>
+      <w:proofErr w:type="spellEnd"/>
+      <w:r>
+        <w:rPr>
+          <w:spacing w:val="-2"/>
+          <w:w w:val="90"/>
+          <w:lang w:val="pt-BR"/>
+        </w:rPr>
+        <w:t xml:space="preserve"> </w:t>
+      </w:r>
+      <w:proofErr w:type="spellStart"/>
+      <w:r>
+        <w:rPr>
+          <w:spacing w:val="-2"/>
+          <w:w w:val="90"/>
+          <w:lang w:val="pt-BR"/>
+        </w:rPr>
+        <w:t>the</w:t>
+      </w:r>
+      <w:proofErr w:type="spellEnd"/>
+      <w:r>
+        <w:rPr>
+          <w:spacing w:val="-2"/>
+          <w:w w:val="90"/>
+          <w:lang w:val="pt-BR"/>
+        </w:rPr>
+        <w:t xml:space="preserve"> </w:t>
+      </w:r>
+      <w:proofErr w:type="spellStart"/>
+      <w:r>
+        <w:rPr>
+          <w:spacing w:val="-2"/>
+          <w:w w:val="90"/>
+          <w:lang w:val="pt-BR"/>
+        </w:rPr>
+        <w:t>correlation</w:t>
+      </w:r>
+      <w:proofErr w:type="spellEnd"/>
+      <w:r>
+        <w:rPr>
+          <w:spacing w:val="-2"/>
+          <w:w w:val="90"/>
+          <w:lang w:val="pt-BR"/>
+        </w:rPr>
+        <w:t xml:space="preserve"> </w:t>
+      </w:r>
+      <w:proofErr w:type="spellStart"/>
+      <w:r>
+        <w:rPr>
+          <w:spacing w:val="-2"/>
+          <w:w w:val="90"/>
+          <w:lang w:val="pt-BR"/>
+        </w:rPr>
+        <w:t>matrix</w:t>
+      </w:r>
+      <w:proofErr w:type="spellEnd"/>
+      <w:r>
+        <w:rPr>
+          <w:spacing w:val="-2"/>
+          <w:w w:val="90"/>
+          <w:lang w:val="pt-BR"/>
+        </w:rPr>
+        <w:t xml:space="preserve"> </w:t>
+      </w:r>
+      <w:proofErr w:type="spellStart"/>
+      <w:r>
+        <w:rPr>
+          <w:spacing w:val="-2"/>
+          <w:w w:val="90"/>
+          <w:lang w:val="pt-BR"/>
+        </w:rPr>
+        <w:t>is</w:t>
+      </w:r>
+      <w:proofErr w:type="spellEnd"/>
+      <w:r>
+        <w:rPr>
+          <w:spacing w:val="-2"/>
+          <w:w w:val="90"/>
+          <w:lang w:val="pt-BR"/>
+        </w:rPr>
+        <w:t xml:space="preserve"> </w:t>
+      </w:r>
+      <w:proofErr w:type="spellStart"/>
+      <w:r>
+        <w:rPr>
+          <w:spacing w:val="-2"/>
+          <w:w w:val="90"/>
+          <w:lang w:val="pt-BR"/>
+        </w:rPr>
+        <w:t>also</w:t>
+      </w:r>
+      <w:proofErr w:type="spellEnd"/>
+      <w:r>
+        <w:rPr>
+          <w:spacing w:val="-2"/>
+          <w:w w:val="90"/>
+          <w:lang w:val="pt-BR"/>
+        </w:rPr>
+        <w:t xml:space="preserve"> </w:t>
+      </w:r>
+      <w:proofErr w:type="spellStart"/>
+      <w:r>
+        <w:rPr>
+          <w:spacing w:val="-2"/>
+          <w:w w:val="90"/>
+          <w:lang w:val="pt-BR"/>
+        </w:rPr>
+        <w:t>printed</w:t>
+      </w:r>
+      <w:proofErr w:type="spellEnd"/>
+      <w:r>
+        <w:rPr>
+          <w:spacing w:val="-2"/>
+          <w:w w:val="90"/>
+          <w:lang w:val="pt-BR"/>
+        </w:rPr>
+        <w:t xml:space="preserve"> as a </w:t>
+      </w:r>
+      <w:proofErr w:type="spellStart"/>
+      <w:r>
+        <w:rPr>
+          <w:spacing w:val="-2"/>
+          <w:w w:val="90"/>
+          <w:lang w:val="pt-BR"/>
+        </w:rPr>
+        <w:t>heatmap</w:t>
+      </w:r>
+      <w:proofErr w:type="spellEnd"/>
+    </w:p>
+    <w:p>
+      <w:pPr>
+        <w:pStyle w:val="BodyText"/>
+        <w:rPr>
+          <w:spacing w:val="-2"/>
+          <w:w w:val="90"/>
+          <w:lang w:val="pt-BR"/>
+        </w:rPr>
+      </w:pPr>
+    </w:p>
+    <w:p>
+      <w:pPr>
+        <w:pStyle w:val="Heading3"/>
+        <w:ind w:left="0" w:firstLine="0"/>
+        <w:rPr>
+          <w:w w:val="90"/>
+          <w:lang w:val="pt-BR"/>
+        </w:rPr>
+      </w:pPr>
+      <w:r>
+        <w:rPr>
+          <w:w w:val="90"/>
+          <w:lang w:val="pt-BR"/>
+        </w:rPr>
+        <w:t>Input</w:t>
+      </w:r>
+      <w:r>
+        <w:rPr>
+          <w:w w:val="90"/>
+          <w:lang w:val="pt-BR"/>
+        </w:rPr>
+        <w:t xml:space="preserve"> File (folder </w:t>
+      </w:r>
+      <w:r>
+        <w:rPr>
+          <w:w w:val="90"/>
+          <w:lang w:val="pt-BR"/>
+        </w:rPr>
+        <w:t>Data</w:t>
+      </w:r>
+      <w:r>
+        <w:rPr>
+          <w:w w:val="90"/>
+          <w:lang w:val="pt-BR"/>
+        </w:rPr>
+        <w:t xml:space="preserve">): </w:t>
+      </w:r>
+    </w:p>
+    <w:p>
+      <w:pPr>
+        <w:pStyle w:val="BodyText"/>
+        <w:ind w:left="720"/>
+        <w:rPr>
+          <w:spacing w:val="-2"/>
+          <w:w w:val="90"/>
+          <w:lang w:val="pt-BR"/>
+        </w:rPr>
+      </w:pPr>
+      <w:r>
+        <w:rPr>
+          <w:spacing w:val="-2"/>
+          <w:w w:val="90"/>
+          <w:lang w:val="pt-BR"/>
+        </w:rPr>
+        <w:t>ratings – grades.csv</w:t>
+      </w:r>
+    </w:p>
+    <w:p>
+      <w:pPr>
+        <w:pStyle w:val="BodyText"/>
+        <w:numPr>
+          <w:ilvl w:val="0"/>
+          <w:numId w:val="5"/>
+        </w:numPr>
+        <w:rPr>
+          <w:spacing w:val="-2"/>
+          <w:w w:val="90"/>
+          <w:lang w:val="pt-BR"/>
+        </w:rPr>
+      </w:pPr>
+      <w:proofErr w:type="spellStart"/>
+      <w:r>
+        <w:rPr>
+          <w:b/>
+          <w:bCs/>
+          <w:spacing w:val="-2"/>
+          <w:w w:val="90"/>
+          <w:lang w:val="pt-BR"/>
+        </w:rPr>
+        <w:t>Included</w:t>
+      </w:r>
+      <w:proofErr w:type="spellEnd"/>
+      <w:r>
+        <w:rPr>
+          <w:b/>
+          <w:bCs/>
+          <w:spacing w:val="-2"/>
+          <w:w w:val="90"/>
+          <w:lang w:val="pt-BR"/>
+        </w:rPr>
+        <w:t xml:space="preserve"> </w:t>
+      </w:r>
+      <w:proofErr w:type="spellStart"/>
+      <w:r>
+        <w:rPr>
+          <w:b/>
+          <w:bCs/>
+          <w:spacing w:val="-2"/>
+          <w:w w:val="90"/>
+          <w:lang w:val="pt-BR"/>
+        </w:rPr>
+        <w:t>Items</w:t>
+      </w:r>
+      <w:proofErr w:type="spellEnd"/>
+      <w:r>
+        <w:rPr>
+          <w:b/>
+          <w:bCs/>
+          <w:spacing w:val="-2"/>
+          <w:w w:val="90"/>
+          <w:lang w:val="pt-BR"/>
+        </w:rPr>
+        <w:t xml:space="preserve"> &amp; </w:t>
+      </w:r>
+      <w:proofErr w:type="spellStart"/>
+      <w:r>
+        <w:rPr>
+          <w:b/>
+          <w:bCs/>
+          <w:spacing w:val="-2"/>
+          <w:w w:val="90"/>
+          <w:lang w:val="pt-BR"/>
+        </w:rPr>
+        <w:t>Scales</w:t>
+      </w:r>
+      <w:proofErr w:type="spellEnd"/>
+      <w:r>
+        <w:rPr>
+          <w:b/>
+          <w:bCs/>
+          <w:spacing w:val="-2"/>
+          <w:w w:val="90"/>
+          <w:lang w:val="pt-BR"/>
+        </w:rPr>
+        <w:t>:</w:t>
+      </w:r>
+    </w:p>
+    <w:p>
+      <w:pPr>
+        <w:pStyle w:val="BodyText"/>
+        <w:numPr>
+          <w:ilvl w:val="1"/>
+          <w:numId w:val="5"/>
+        </w:numPr>
+        <w:rPr>
+          <w:spacing w:val="-2"/>
+          <w:w w:val="90"/>
+          <w:lang w:val="pt-BR"/>
+        </w:rPr>
+      </w:pPr>
+      <w:r>
+        <w:rPr>
+          <w:b/>
+          <w:bCs/>
+          <w:spacing w:val="-2"/>
+          <w:w w:val="90"/>
+          <w:lang w:val="pt-BR"/>
+        </w:rPr>
+        <w:t>SUS:</w:t>
+      </w:r>
+      <w:r>
+        <w:rPr>
+          <w:spacing w:val="-2"/>
+          <w:w w:val="90"/>
+          <w:lang w:val="pt-BR"/>
+        </w:rPr>
+        <w:t xml:space="preserve"> </w:t>
+      </w:r>
+      <w:proofErr w:type="spellStart"/>
+      <w:r>
+        <w:rPr>
+          <w:spacing w:val="-2"/>
+          <w:w w:val="90"/>
+          <w:lang w:val="pt-BR"/>
+        </w:rPr>
+        <w:t>Items</w:t>
+      </w:r>
+      <w:proofErr w:type="spellEnd"/>
+      <w:r>
+        <w:rPr>
+          <w:spacing w:val="-2"/>
+          <w:w w:val="90"/>
+          <w:lang w:val="pt-BR"/>
+        </w:rPr>
+        <w:t xml:space="preserve"> SUS_1 </w:t>
+      </w:r>
+      <w:proofErr w:type="spellStart"/>
+      <w:r>
+        <w:rPr>
+          <w:spacing w:val="-2"/>
+          <w:w w:val="90"/>
+          <w:lang w:val="pt-BR"/>
+        </w:rPr>
+        <w:t>through</w:t>
+      </w:r>
+      <w:proofErr w:type="spellEnd"/>
+      <w:r>
+        <w:rPr>
+          <w:spacing w:val="-2"/>
+          <w:w w:val="90"/>
+          <w:lang w:val="pt-BR"/>
+        </w:rPr>
+        <w:t xml:space="preserve"> SUS_10. </w:t>
+      </w:r>
+    </w:p>
+    <w:p>
+      <w:pPr>
+        <w:pStyle w:val="BodyText"/>
+        <w:numPr>
+          <w:ilvl w:val="1"/>
+          <w:numId w:val="5"/>
+        </w:numPr>
+        <w:rPr>
+          <w:spacing w:val="-2"/>
+          <w:w w:val="90"/>
+          <w:lang w:val="pt-BR"/>
+        </w:rPr>
+      </w:pPr>
+      <w:proofErr w:type="spellStart"/>
+      <w:r>
+        <w:rPr>
+          <w:b/>
+          <w:bCs/>
+          <w:spacing w:val="-2"/>
+          <w:w w:val="90"/>
+          <w:lang w:val="pt-BR"/>
+        </w:rPr>
+        <w:t>Pragmatic</w:t>
+      </w:r>
+      <w:proofErr w:type="spellEnd"/>
+      <w:r>
+        <w:rPr>
+          <w:spacing w:val="-2"/>
+          <w:w w:val="90"/>
+          <w:lang w:val="pt-BR"/>
+        </w:rPr>
+        <w:t xml:space="preserve"> = </w:t>
+      </w:r>
+      <w:proofErr w:type="spellStart"/>
+      <w:proofErr w:type="gramStart"/>
+      <w:r>
+        <w:rPr>
+          <w:spacing w:val="-2"/>
+          <w:w w:val="90"/>
+          <w:lang w:val="pt-BR"/>
+        </w:rPr>
+        <w:t>mean</w:t>
+      </w:r>
+      <w:proofErr w:type="spellEnd"/>
+      <w:r>
+        <w:rPr>
+          <w:spacing w:val="-2"/>
+          <w:w w:val="90"/>
+          <w:lang w:val="pt-BR"/>
+        </w:rPr>
+        <w:t>(</w:t>
+      </w:r>
+      <w:proofErr w:type="gramEnd"/>
+      <w:r>
+        <w:rPr>
+          <w:spacing w:val="-2"/>
+          <w:w w:val="90"/>
+          <w:lang w:val="pt-BR"/>
+        </w:rPr>
+        <w:t xml:space="preserve">UEQ_1–UEQ_4), </w:t>
+      </w:r>
+    </w:p>
+    <w:p>
+      <w:pPr>
+        <w:pStyle w:val="BodyText"/>
+        <w:numPr>
+          <w:ilvl w:val="1"/>
+          <w:numId w:val="5"/>
+        </w:numPr>
+        <w:rPr>
+          <w:spacing w:val="-2"/>
+          <w:w w:val="90"/>
+          <w:lang w:val="pt-BR"/>
+        </w:rPr>
+      </w:pPr>
+      <w:proofErr w:type="spellStart"/>
+      <w:r>
+        <w:rPr>
+          <w:b/>
+          <w:bCs/>
+          <w:spacing w:val="-2"/>
+          <w:w w:val="90"/>
+          <w:lang w:val="pt-BR"/>
+        </w:rPr>
+        <w:t>Hedonic</w:t>
+      </w:r>
+      <w:proofErr w:type="spellEnd"/>
+      <w:r>
+        <w:rPr>
+          <w:spacing w:val="-2"/>
+          <w:w w:val="90"/>
+          <w:lang w:val="pt-BR"/>
+        </w:rPr>
+        <w:t xml:space="preserve"> = </w:t>
+      </w:r>
+      <w:proofErr w:type="spellStart"/>
+      <w:proofErr w:type="gramStart"/>
+      <w:r>
+        <w:rPr>
+          <w:spacing w:val="-2"/>
+          <w:w w:val="90"/>
+          <w:lang w:val="pt-BR"/>
+        </w:rPr>
+        <w:t>mean</w:t>
+      </w:r>
+      <w:proofErr w:type="spellEnd"/>
+      <w:r>
+        <w:rPr>
+          <w:spacing w:val="-2"/>
+          <w:w w:val="90"/>
+          <w:lang w:val="pt-BR"/>
+        </w:rPr>
+        <w:t>(</w:t>
+      </w:r>
+      <w:proofErr w:type="gramEnd"/>
+      <w:r>
+        <w:rPr>
+          <w:spacing w:val="-2"/>
+          <w:w w:val="90"/>
+          <w:lang w:val="pt-BR"/>
+        </w:rPr>
+        <w:t>UEQ_5–UEQ_8)</w:t>
+      </w:r>
+    </w:p>
+    <w:p>
+      <w:pPr>
+        <w:pStyle w:val="BodyText"/>
+        <w:numPr>
+          <w:ilvl w:val="1"/>
+          <w:numId w:val="5"/>
+        </w:numPr>
+        <w:rPr>
+          <w:spacing w:val="-2"/>
+          <w:w w:val="90"/>
+          <w:lang w:val="pt-BR"/>
+        </w:rPr>
+      </w:pPr>
+      <w:proofErr w:type="spellStart"/>
+      <w:r>
+        <w:rPr>
+          <w:b/>
+          <w:bCs/>
+          <w:spacing w:val="-2"/>
+          <w:w w:val="90"/>
+          <w:lang w:val="pt-BR"/>
+        </w:rPr>
+        <w:t>Cognitive</w:t>
+      </w:r>
+      <w:proofErr w:type="spellEnd"/>
+      <w:r>
+        <w:rPr>
+          <w:b/>
+          <w:bCs/>
+          <w:spacing w:val="-2"/>
+          <w:w w:val="90"/>
+          <w:lang w:val="pt-BR"/>
+        </w:rPr>
+        <w:t xml:space="preserve"> </w:t>
+      </w:r>
+      <w:proofErr w:type="spellStart"/>
+      <w:r>
+        <w:rPr>
+          <w:b/>
+          <w:bCs/>
+          <w:spacing w:val="-2"/>
+          <w:w w:val="90"/>
+          <w:lang w:val="pt-BR"/>
+        </w:rPr>
+        <w:t>Value</w:t>
+      </w:r>
+      <w:proofErr w:type="spellEnd"/>
+      <w:r>
+        <w:rPr>
+          <w:b/>
+          <w:bCs/>
+          <w:spacing w:val="-2"/>
+          <w:w w:val="90"/>
+          <w:lang w:val="pt-BR"/>
+        </w:rPr>
+        <w:t>:</w:t>
+      </w:r>
+      <w:r>
+        <w:rPr>
+          <w:spacing w:val="-2"/>
+          <w:w w:val="90"/>
+          <w:lang w:val="pt-BR"/>
+        </w:rPr>
+        <w:t xml:space="preserve"> </w:t>
+      </w:r>
+      <w:proofErr w:type="spellStart"/>
+      <w:r>
+        <w:rPr>
+          <w:spacing w:val="-2"/>
+          <w:w w:val="90"/>
+          <w:lang w:val="pt-BR"/>
+        </w:rPr>
+        <w:t>Items</w:t>
+      </w:r>
+      <w:proofErr w:type="spellEnd"/>
+      <w:r>
+        <w:rPr>
+          <w:spacing w:val="-2"/>
+          <w:w w:val="90"/>
+          <w:lang w:val="pt-BR"/>
+        </w:rPr>
+        <w:t xml:space="preserve"> P064, P301, P060, P027. </w:t>
+      </w:r>
+    </w:p>
+    <w:p>
+      <w:pPr>
+        <w:pStyle w:val="BodyText"/>
+        <w:numPr>
+          <w:ilvl w:val="1"/>
+          <w:numId w:val="5"/>
+        </w:numPr>
+        <w:rPr>
+          <w:spacing w:val="-2"/>
+          <w:w w:val="90"/>
+          <w:lang w:val="pt-BR"/>
+        </w:rPr>
+      </w:pPr>
+      <w:proofErr w:type="spellStart"/>
+      <w:r>
+        <w:rPr>
+          <w:b/>
+          <w:bCs/>
+          <w:spacing w:val="-2"/>
+          <w:w w:val="90"/>
+          <w:lang w:val="pt-BR"/>
+        </w:rPr>
+        <w:t>Intuitiveness</w:t>
+      </w:r>
+      <w:proofErr w:type="spellEnd"/>
+      <w:r>
+        <w:rPr>
+          <w:b/>
+          <w:bCs/>
+          <w:spacing w:val="-2"/>
+          <w:w w:val="90"/>
+          <w:lang w:val="pt-BR"/>
+        </w:rPr>
+        <w:t>:</w:t>
+      </w:r>
+      <w:r>
+        <w:rPr>
+          <w:spacing w:val="-2"/>
+          <w:w w:val="90"/>
+          <w:lang w:val="pt-BR"/>
+        </w:rPr>
+        <w:t xml:space="preserve"> </w:t>
+      </w:r>
+      <w:proofErr w:type="spellStart"/>
+      <w:r>
+        <w:rPr>
+          <w:spacing w:val="-2"/>
+          <w:w w:val="90"/>
+          <w:lang w:val="pt-BR"/>
+        </w:rPr>
+        <w:t>Items</w:t>
+      </w:r>
+      <w:proofErr w:type="spellEnd"/>
+      <w:r>
+        <w:rPr>
+          <w:spacing w:val="-2"/>
+          <w:w w:val="90"/>
+          <w:lang w:val="pt-BR"/>
+        </w:rPr>
+        <w:t xml:space="preserve"> P088, P026, P4026A. </w:t>
+      </w:r>
+    </w:p>
+    <w:p>
+      <w:pPr>
+        <w:pStyle w:val="BodyText"/>
+        <w:numPr>
+          <w:ilvl w:val="1"/>
+          <w:numId w:val="5"/>
+        </w:numPr>
+        <w:rPr>
+          <w:spacing w:val="-2"/>
+          <w:w w:val="90"/>
+          <w:lang w:val="pt-BR"/>
+        </w:rPr>
+      </w:pPr>
+      <w:proofErr w:type="spellStart"/>
+      <w:r>
+        <w:rPr>
+          <w:b/>
+          <w:bCs/>
+          <w:spacing w:val="-2"/>
+          <w:w w:val="90"/>
+          <w:lang w:val="pt-BR"/>
+        </w:rPr>
+        <w:t>Visualization</w:t>
+      </w:r>
+      <w:proofErr w:type="spellEnd"/>
+      <w:r>
+        <w:rPr>
+          <w:b/>
+          <w:bCs/>
+          <w:spacing w:val="-2"/>
+          <w:w w:val="90"/>
+          <w:lang w:val="pt-BR"/>
+        </w:rPr>
+        <w:t>:</w:t>
+      </w:r>
+      <w:r>
+        <w:rPr>
+          <w:spacing w:val="-2"/>
+          <w:w w:val="90"/>
+          <w:lang w:val="pt-BR"/>
+        </w:rPr>
+        <w:t xml:space="preserve"> </w:t>
+      </w:r>
+      <w:proofErr w:type="spellStart"/>
+      <w:r>
+        <w:rPr>
+          <w:spacing w:val="-2"/>
+          <w:w w:val="90"/>
+          <w:lang w:val="pt-BR"/>
+        </w:rPr>
+        <w:t>Items</w:t>
+      </w:r>
+      <w:proofErr w:type="spellEnd"/>
+      <w:r>
+        <w:rPr>
+          <w:spacing w:val="-2"/>
+          <w:w w:val="90"/>
+          <w:lang w:val="pt-BR"/>
+        </w:rPr>
+        <w:t xml:space="preserve"> P106, P089, P098, P097, P022A, P067.</w:t>
+      </w:r>
+    </w:p>
+    <w:p>
+      <w:pPr>
+        <w:pStyle w:val="Heading3"/>
+        <w:ind w:left="0" w:firstLine="0"/>
+        <w:rPr>
+          <w:w w:val="90"/>
+          <w:lang w:val="pt-BR"/>
+        </w:rPr>
+      </w:pPr>
+      <w:r>
+        <w:rPr>
+          <w:w w:val="90"/>
+          <w:lang w:val="pt-BR"/>
+        </w:rPr>
+        <w:t>Out</w:t>
+      </w:r>
+      <w:r>
+        <w:rPr>
+          <w:w w:val="90"/>
+          <w:lang w:val="pt-BR"/>
+        </w:rPr>
+        <w:t xml:space="preserve">put File (folder </w:t>
+      </w:r>
+      <w:proofErr w:type="spellStart"/>
+      <w:r>
+        <w:rPr>
+          <w:w w:val="90"/>
+          <w:lang w:val="pt-BR"/>
+        </w:rPr>
+        <w:t>Data_analysis</w:t>
+      </w:r>
+      <w:proofErr w:type="spellEnd"/>
+      <w:r>
+        <w:rPr>
+          <w:w w:val="90"/>
+          <w:lang w:val="pt-BR"/>
+        </w:rPr>
+        <w:t>)</w:t>
+      </w:r>
+    </w:p>
+    <w:p>
+      <w:pPr>
+        <w:pStyle w:val="BodyText"/>
+        <w:numPr>
+          <w:ilvl w:val="0"/>
+          <w:numId w:val="7"/>
+        </w:numPr>
+        <w:rPr>
+          <w:spacing w:val="-2"/>
+          <w:w w:val="90"/>
+          <w:lang w:val="pt-BR"/>
+        </w:rPr>
+      </w:pPr>
+      <w:proofErr w:type="spellStart"/>
+      <w:r>
+        <w:rPr>
+          <w:b/>
+          <w:bCs/>
+          <w:spacing w:val="-2"/>
+          <w:w w:val="90"/>
+          <w:lang w:val="pt-BR"/>
+        </w:rPr>
+        <w:t>Visualizations</w:t>
+      </w:r>
+      <w:proofErr w:type="spellEnd"/>
+      <w:r>
+        <w:rPr>
+          <w:b/>
+          <w:bCs/>
+          <w:spacing w:val="-2"/>
+          <w:w w:val="90"/>
+          <w:lang w:val="pt-BR"/>
+        </w:rPr>
+        <w:t>:</w:t>
+      </w:r>
+    </w:p>
+    <w:p>
+      <w:pPr>
+        <w:pStyle w:val="BodyText"/>
+        <w:numPr>
+          <w:ilvl w:val="1"/>
+          <w:numId w:val="7"/>
+        </w:numPr>
+        <w:rPr>
+          <w:spacing w:val="-2"/>
+          <w:w w:val="90"/>
+          <w:lang w:val="pt-BR"/>
+        </w:rPr>
+      </w:pPr>
+      <w:r>
+        <w:rPr>
+          <w:spacing w:val="-2"/>
+          <w:w w:val="90"/>
+          <w:lang w:val="pt-BR"/>
+        </w:rPr>
+        <w:t xml:space="preserve">correlation_matrix.png: </w:t>
+      </w:r>
+      <w:proofErr w:type="spellStart"/>
+      <w:r>
+        <w:rPr>
+          <w:spacing w:val="-2"/>
+          <w:w w:val="90"/>
+          <w:lang w:val="pt-BR"/>
+        </w:rPr>
+        <w:t>Annotated</w:t>
+      </w:r>
+      <w:proofErr w:type="spellEnd"/>
+      <w:r>
+        <w:rPr>
+          <w:spacing w:val="-2"/>
+          <w:w w:val="90"/>
+          <w:lang w:val="pt-BR"/>
+        </w:rPr>
+        <w:t xml:space="preserve"> </w:t>
+      </w:r>
+      <w:proofErr w:type="spellStart"/>
+      <w:r>
+        <w:rPr>
+          <w:spacing w:val="-2"/>
+          <w:w w:val="90"/>
+          <w:lang w:val="pt-BR"/>
+        </w:rPr>
+        <w:t>heatmap</w:t>
+      </w:r>
+      <w:proofErr w:type="spellEnd"/>
+      <w:r>
+        <w:rPr>
+          <w:spacing w:val="-2"/>
+          <w:w w:val="90"/>
+          <w:lang w:val="pt-BR"/>
+        </w:rPr>
+        <w:t xml:space="preserve"> </w:t>
+      </w:r>
+      <w:proofErr w:type="spellStart"/>
+      <w:r>
+        <w:rPr>
+          <w:spacing w:val="-2"/>
+          <w:w w:val="90"/>
+          <w:lang w:val="pt-BR"/>
+        </w:rPr>
+        <w:t>of</w:t>
+      </w:r>
+      <w:proofErr w:type="spellEnd"/>
+      <w:r>
+        <w:rPr>
+          <w:spacing w:val="-2"/>
+          <w:w w:val="90"/>
+          <w:lang w:val="pt-BR"/>
+        </w:rPr>
+        <w:t xml:space="preserve"> </w:t>
+      </w:r>
+      <w:proofErr w:type="spellStart"/>
+      <w:r>
+        <w:rPr>
+          <w:spacing w:val="-2"/>
+          <w:w w:val="90"/>
+          <w:lang w:val="pt-BR"/>
+        </w:rPr>
+        <w:t>the</w:t>
+      </w:r>
+      <w:proofErr w:type="spellEnd"/>
+      <w:r>
+        <w:rPr>
+          <w:spacing w:val="-2"/>
+          <w:w w:val="90"/>
+          <w:lang w:val="pt-BR"/>
+        </w:rPr>
+        <w:t xml:space="preserve"> Pearson </w:t>
+      </w:r>
+      <w:proofErr w:type="spellStart"/>
+      <w:r>
+        <w:rPr>
+          <w:spacing w:val="-2"/>
+          <w:w w:val="90"/>
+          <w:lang w:val="pt-BR"/>
+        </w:rPr>
+        <w:t>correlation</w:t>
+      </w:r>
+      <w:proofErr w:type="spellEnd"/>
+      <w:r>
+        <w:rPr>
+          <w:spacing w:val="-2"/>
+          <w:w w:val="90"/>
+          <w:lang w:val="pt-BR"/>
+        </w:rPr>
+        <w:t xml:space="preserve"> </w:t>
+      </w:r>
+      <w:proofErr w:type="spellStart"/>
+      <w:r>
+        <w:rPr>
+          <w:spacing w:val="-2"/>
+          <w:w w:val="90"/>
+          <w:lang w:val="pt-BR"/>
+        </w:rPr>
+        <w:t>matrix</w:t>
+      </w:r>
+      <w:proofErr w:type="spellEnd"/>
+      <w:r>
+        <w:rPr>
+          <w:spacing w:val="-2"/>
+          <w:w w:val="90"/>
+          <w:lang w:val="pt-BR"/>
+        </w:rPr>
+        <w:t xml:space="preserve">. </w:t>
+      </w:r>
+    </w:p>
+    <w:p>
+      <w:pPr>
+        <w:pStyle w:val="BodyText"/>
+        <w:numPr>
+          <w:ilvl w:val="0"/>
+          <w:numId w:val="7"/>
+        </w:numPr>
+        <w:rPr>
+          <w:spacing w:val="-2"/>
+          <w:w w:val="90"/>
+          <w:lang w:val="pt-BR"/>
+        </w:rPr>
+      </w:pPr>
+      <w:proofErr w:type="spellStart"/>
+      <w:r>
+        <w:rPr>
+          <w:b/>
+          <w:bCs/>
+          <w:spacing w:val="-2"/>
+          <w:w w:val="90"/>
+          <w:lang w:val="pt-BR"/>
+        </w:rPr>
+        <w:t>Exported</w:t>
+      </w:r>
+      <w:proofErr w:type="spellEnd"/>
+      <w:r>
+        <w:rPr>
+          <w:b/>
+          <w:bCs/>
+          <w:spacing w:val="-2"/>
+          <w:w w:val="90"/>
+          <w:lang w:val="pt-BR"/>
+        </w:rPr>
+        <w:t xml:space="preserve"> Data Files:</w:t>
+      </w:r>
+    </w:p>
+    <w:p>
+      <w:pPr>
+        <w:pStyle w:val="BodyText"/>
+        <w:numPr>
+          <w:ilvl w:val="1"/>
+          <w:numId w:val="7"/>
+        </w:numPr>
+        <w:rPr>
+          <w:spacing w:val="-2"/>
+          <w:w w:val="90"/>
+          <w:lang w:val="pt-BR"/>
+        </w:rPr>
+      </w:pPr>
+      <w:r>
+        <w:rPr>
+          <w:spacing w:val="-2"/>
+          <w:w w:val="90"/>
+          <w:lang w:val="pt-BR"/>
+        </w:rPr>
+        <w:t>pearson_correlation_matrix.csv</w:t>
+      </w:r>
+      <w:r>
+        <w:rPr>
+          <w:spacing w:val="-2"/>
+          <w:w w:val="90"/>
+          <w:lang w:val="pt-BR"/>
+        </w:rPr>
+        <w:t xml:space="preserve">: </w:t>
+      </w:r>
+      <w:r>
+        <w:rPr>
+          <w:spacing w:val="-2"/>
+          <w:w w:val="90"/>
+        </w:rPr>
+        <w:t>correlation calculated by</w:t>
+      </w:r>
+      <w:r>
+        <w:rPr>
+          <w:spacing w:val="-2"/>
+          <w:w w:val="90"/>
+        </w:rPr>
+        <w:t xml:space="preserve"> </w:t>
+      </w:r>
+      <w:proofErr w:type="spellStart"/>
+      <w:proofErr w:type="gramStart"/>
+      <w:r>
+        <w:rPr>
+          <w:spacing w:val="-2"/>
+          <w:w w:val="90"/>
+        </w:rPr>
+        <w:t>scipy.stats</w:t>
+      </w:r>
+      <w:proofErr w:type="gramEnd"/>
+      <w:r>
+        <w:rPr>
+          <w:spacing w:val="-2"/>
+          <w:w w:val="90"/>
+        </w:rPr>
+        <w:t>.pearsonr</w:t>
+      </w:r>
+      <w:proofErr w:type="spellEnd"/>
+    </w:p>
+    <w:p>
+      <w:pPr>
+        <w:pStyle w:val="BodyText"/>
+        <w:numPr>
+          <w:ilvl w:val="1"/>
+          <w:numId w:val="7"/>
+        </w:numPr>
+        <w:rPr>
+          <w:spacing w:val="-2"/>
+          <w:w w:val="90"/>
+          <w:lang w:val="pt-BR"/>
+        </w:rPr>
+      </w:pPr>
+      <w:r>
+        <w:rPr>
+          <w:spacing w:val="-2"/>
+          <w:w w:val="90"/>
+          <w:lang w:val="pt-BR"/>
+        </w:rPr>
+        <w:t>pearson_correlation_matrix_r.csv</w:t>
+      </w:r>
+      <w:r>
+        <w:rPr>
+          <w:spacing w:val="-2"/>
+          <w:w w:val="90"/>
+          <w:lang w:val="pt-BR"/>
+        </w:rPr>
+        <w:t xml:space="preserve">: </w:t>
+      </w:r>
+      <w:r>
+        <w:rPr>
+          <w:spacing w:val="-2"/>
+          <w:w w:val="90"/>
+        </w:rPr>
+        <w:t>Pandas</w:t>
+      </w:r>
+      <w:r>
+        <w:rPr>
+          <w:spacing w:val="-2"/>
+          <w:w w:val="90"/>
+        </w:rPr>
+        <w:t xml:space="preserve"> native function</w:t>
+      </w:r>
+    </w:p>
+    <w:p>
+      <w:pPr>
+        <w:pStyle w:val="BodyText"/>
+        <w:numPr>
+          <w:ilvl w:val="1"/>
+          <w:numId w:val="7"/>
+        </w:numPr>
+        <w:rPr>
+          <w:spacing w:val="-2"/>
+          <w:w w:val="90"/>
+          <w:lang w:val="pt-BR"/>
+        </w:rPr>
+      </w:pPr>
+      <w:r>
+        <w:rPr>
+          <w:spacing w:val="-2"/>
+          <w:w w:val="90"/>
+          <w:lang w:val="pt-BR"/>
+        </w:rPr>
+        <w:t>pearson_correlation_matrix_p.csv</w:t>
+      </w:r>
+      <w:r>
+        <w:rPr>
+          <w:spacing w:val="-2"/>
+          <w:w w:val="90"/>
+          <w:lang w:val="pt-BR"/>
+        </w:rPr>
+        <w:t xml:space="preserve">: </w:t>
+      </w:r>
+      <w:proofErr w:type="spellStart"/>
+      <w:r>
+        <w:rPr>
+          <w:spacing w:val="-2"/>
+          <w:w w:val="90"/>
+          <w:lang w:val="pt-BR"/>
+        </w:rPr>
+        <w:t>Statistical</w:t>
+      </w:r>
+      <w:proofErr w:type="spellEnd"/>
+      <w:r>
+        <w:rPr>
+          <w:spacing w:val="-2"/>
+          <w:w w:val="90"/>
+          <w:lang w:val="pt-BR"/>
+        </w:rPr>
+        <w:t xml:space="preserve"> </w:t>
+      </w:r>
+      <w:proofErr w:type="spellStart"/>
+      <w:r>
+        <w:rPr>
+          <w:spacing w:val="-2"/>
+          <w:w w:val="90"/>
+          <w:lang w:val="pt-BR"/>
+        </w:rPr>
+        <w:t>significance</w:t>
+      </w:r>
+      <w:proofErr w:type="spellEnd"/>
+      <w:r>
+        <w:rPr>
+          <w:spacing w:val="-2"/>
+          <w:w w:val="90"/>
+          <w:lang w:val="pt-BR"/>
+        </w:rPr>
+        <w:t xml:space="preserve"> (</w:t>
       </w:r>
       <m:oMath>
         <m:r>
@@ -12824,38 +14599,13 @@
           <w:w w:val="90"/>
           <w:lang w:val="pt-BR"/>
         </w:rPr>
-        <w:t xml:space="preserve">-values, and sample sizes </w:t>
-      </w:r>
-      <m:oMath>
-        <m:r>
-          <w:rPr>
-            <w:rFonts w:ascii="Cambria Math" w:hAnsi="Cambria Math"/>
-            <w:spacing w:val="-2"/>
-            <w:w w:val="90"/>
-            <w:lang w:val="pt-BR"/>
-          </w:rPr>
-          <m:t>N</m:t>
-        </m:r>
-      </m:oMath>
-      <w:r>
-        <w:rPr>
-          <w:spacing w:val="-2"/>
-          <w:w w:val="90"/>
-          <w:lang w:val="pt-BR"/>
-        </w:rPr>
-        <w:t xml:space="preserve">) across multiple dimensions. </w:t>
+        <w:t>-values) for each correlation</w:t>
       </w:r>
     </w:p>
     <w:p>
       <w:pPr>
         <w:pStyle w:val="BodyText"/>
-        <w:rPr>
-          <w:spacing w:val="-2"/>
-          <w:w w:val="90"/>
-          <w:lang w:val="pt-BR"/>
-        </w:rPr>
-      </w:pPr>
-      <w:r>
+        <w:ind w:left="720"/>
         <w:rPr>
           <w:b/>
           <w:bCs/>
@@ -12863,548 +14613,46 @@
           <w:w w:val="90"/>
           <w:lang w:val="pt-BR"/>
         </w:rPr>
-        <w:t>1. Inputs</w:t>
-      </w:r>
+      </w:pPr>
     </w:p>
     <w:p>
       <w:pPr>
         <w:pStyle w:val="BodyText"/>
-        <w:numPr>
-          <w:ilvl w:val="0"/>
-          <w:numId w:val="5"/>
-        </w:numPr>
-        <w:rPr>
-          <w:spacing w:val="-2"/>
-          <w:w w:val="90"/>
-          <w:lang w:val="pt-BR"/>
-        </w:rPr>
-      </w:pPr>
+        <w:rPr>
+          <w:spacing w:val="-2"/>
+          <w:w w:val="90"/>
+          <w:lang w:val="pt-BR"/>
+        </w:rPr>
+      </w:pPr>
+      <w:proofErr w:type="spellStart"/>
       <w:r>
         <w:rPr>
           <w:b/>
           <w:bCs/>
-          <w:spacing w:val="-2"/>
-          <w:w w:val="90"/>
-          <w:lang w:val="pt-BR"/>
-        </w:rPr>
-        <w:t>Data File:</w:t>
-      </w:r>
-      <w:r>
-        <w:rPr>
-          <w:spacing w:val="-2"/>
-          <w:w w:val="90"/>
-          <w:lang w:val="pt-BR"/>
-        </w:rPr>
-        <w:t xml:space="preserve"> ../Data/multigroup_ratings_withNAs.csv</w:t>
-      </w:r>
-    </w:p>
-    <w:p>
-      <w:pPr>
-        <w:pStyle w:val="BodyText"/>
-        <w:numPr>
-          <w:ilvl w:val="0"/>
-          <w:numId w:val="5"/>
-        </w:numPr>
-        <w:rPr>
-          <w:spacing w:val="-2"/>
-          <w:w w:val="90"/>
-          <w:lang w:val="pt-BR"/>
-        </w:rPr>
-      </w:pPr>
-      <w:proofErr w:type="spellStart"/>
+          <w:w w:val="90"/>
+          <w:lang w:val="pt-BR"/>
+        </w:rPr>
+        <w:t>Processing</w:t>
+      </w:r>
+      <w:proofErr w:type="spellEnd"/>
       <w:r>
         <w:rPr>
           <w:b/>
           <w:bCs/>
-          <w:spacing w:val="-2"/>
-          <w:w w:val="90"/>
-          <w:lang w:val="pt-BR"/>
-        </w:rPr>
-        <w:t>Included</w:t>
-      </w:r>
-      <w:proofErr w:type="spellEnd"/>
+          <w:w w:val="90"/>
+          <w:lang w:val="pt-BR"/>
+        </w:rPr>
+        <w:t xml:space="preserve"> </w:t>
+      </w:r>
+      <w:proofErr w:type="spellStart"/>
       <w:r>
         <w:rPr>
           <w:b/>
           <w:bCs/>
-          <w:spacing w:val="-2"/>
-          <w:w w:val="90"/>
-          <w:lang w:val="pt-BR"/>
-        </w:rPr>
-        <w:t xml:space="preserve"> </w:t>
-      </w:r>
-      <w:proofErr w:type="spellStart"/>
-      <w:r>
-        <w:rPr>
-          <w:b/>
-          <w:bCs/>
-          <w:spacing w:val="-2"/>
-          <w:w w:val="90"/>
-          <w:lang w:val="pt-BR"/>
-        </w:rPr>
-        <w:t>Items</w:t>
-      </w:r>
-      <w:proofErr w:type="spellEnd"/>
-      <w:r>
-        <w:rPr>
-          <w:b/>
-          <w:bCs/>
-          <w:spacing w:val="-2"/>
-          <w:w w:val="90"/>
-          <w:lang w:val="pt-BR"/>
-        </w:rPr>
-        <w:t xml:space="preserve"> &amp; </w:t>
-      </w:r>
-      <w:proofErr w:type="spellStart"/>
-      <w:r>
-        <w:rPr>
-          <w:b/>
-          <w:bCs/>
-          <w:spacing w:val="-2"/>
-          <w:w w:val="90"/>
-          <w:lang w:val="pt-BR"/>
-        </w:rPr>
-        <w:t>Scales</w:t>
-      </w:r>
-      <w:proofErr w:type="spellEnd"/>
-      <w:r>
-        <w:rPr>
-          <w:b/>
-          <w:bCs/>
-          <w:spacing w:val="-2"/>
-          <w:w w:val="90"/>
-          <w:lang w:val="pt-BR"/>
-        </w:rPr>
-        <w:t>:</w:t>
-      </w:r>
-    </w:p>
-    <w:p>
-      <w:pPr>
-        <w:pStyle w:val="BodyText"/>
-        <w:numPr>
-          <w:ilvl w:val="1"/>
-          <w:numId w:val="5"/>
-        </w:numPr>
-        <w:rPr>
-          <w:spacing w:val="-2"/>
-          <w:w w:val="90"/>
-          <w:lang w:val="pt-BR"/>
-        </w:rPr>
-      </w:pPr>
-      <w:r>
-        <w:rPr>
-          <w:b/>
-          <w:bCs/>
-          <w:spacing w:val="-2"/>
-          <w:w w:val="90"/>
-          <w:lang w:val="pt-BR"/>
-        </w:rPr>
-        <w:t>SUS:</w:t>
-      </w:r>
-      <w:r>
-        <w:rPr>
-          <w:spacing w:val="-2"/>
-          <w:w w:val="90"/>
-          <w:lang w:val="pt-BR"/>
-        </w:rPr>
-        <w:t xml:space="preserve"> </w:t>
-      </w:r>
-      <w:proofErr w:type="spellStart"/>
-      <w:r>
-        <w:rPr>
-          <w:spacing w:val="-2"/>
-          <w:w w:val="90"/>
-          <w:lang w:val="pt-BR"/>
-        </w:rPr>
-        <w:t>Items</w:t>
-      </w:r>
-      <w:proofErr w:type="spellEnd"/>
-      <w:r>
-        <w:rPr>
-          <w:spacing w:val="-2"/>
-          <w:w w:val="90"/>
-          <w:lang w:val="pt-BR"/>
-        </w:rPr>
-        <w:t xml:space="preserve"> SUS_1 </w:t>
-      </w:r>
-      <w:proofErr w:type="spellStart"/>
-      <w:r>
-        <w:rPr>
-          <w:spacing w:val="-2"/>
-          <w:w w:val="90"/>
-          <w:lang w:val="pt-BR"/>
-        </w:rPr>
-        <w:t>through</w:t>
-      </w:r>
-      <w:proofErr w:type="spellEnd"/>
-      <w:r>
-        <w:rPr>
-          <w:spacing w:val="-2"/>
-          <w:w w:val="90"/>
-          <w:lang w:val="pt-BR"/>
-        </w:rPr>
-        <w:t xml:space="preserve"> SUS_10. </w:t>
-      </w:r>
-    </w:p>
-    <w:p>
-      <w:pPr>
-        <w:pStyle w:val="BodyText"/>
-        <w:numPr>
-          <w:ilvl w:val="1"/>
-          <w:numId w:val="5"/>
-        </w:numPr>
-        <w:rPr>
-          <w:spacing w:val="-2"/>
-          <w:w w:val="90"/>
-          <w:lang w:val="pt-BR"/>
-        </w:rPr>
-      </w:pPr>
-      <w:r>
-        <w:rPr>
-          <w:b/>
-          <w:bCs/>
-          <w:spacing w:val="-2"/>
-          <w:w w:val="90"/>
-          <w:lang w:val="pt-BR"/>
-        </w:rPr>
-        <w:t>UEQ:</w:t>
-      </w:r>
-      <w:r>
-        <w:rPr>
-          <w:spacing w:val="-2"/>
-          <w:w w:val="90"/>
-          <w:lang w:val="pt-BR"/>
-        </w:rPr>
-        <w:t xml:space="preserve"> </w:t>
-      </w:r>
-      <w:proofErr w:type="spellStart"/>
-      <w:r>
-        <w:rPr>
-          <w:spacing w:val="-2"/>
-          <w:w w:val="90"/>
-          <w:lang w:val="pt-BR"/>
-        </w:rPr>
-        <w:t>Items</w:t>
-      </w:r>
-      <w:proofErr w:type="spellEnd"/>
-      <w:r>
-        <w:rPr>
-          <w:spacing w:val="-2"/>
-          <w:w w:val="90"/>
-          <w:lang w:val="pt-BR"/>
-        </w:rPr>
-        <w:t xml:space="preserve"> UEQ_1 </w:t>
-      </w:r>
-      <w:proofErr w:type="spellStart"/>
-      <w:r>
-        <w:rPr>
-          <w:spacing w:val="-2"/>
-          <w:w w:val="90"/>
-          <w:lang w:val="pt-BR"/>
-        </w:rPr>
-        <w:t>through</w:t>
-      </w:r>
-      <w:proofErr w:type="spellEnd"/>
-      <w:r>
-        <w:rPr>
-          <w:spacing w:val="-2"/>
-          <w:w w:val="90"/>
-          <w:lang w:val="pt-BR"/>
-        </w:rPr>
-        <w:t xml:space="preserve"> UEQ_8 (</w:t>
-      </w:r>
-      <w:proofErr w:type="spellStart"/>
-      <w:r>
-        <w:rPr>
-          <w:spacing w:val="-2"/>
-          <w:w w:val="90"/>
-          <w:lang w:val="pt-BR"/>
-        </w:rPr>
-        <w:t>raw</w:t>
-      </w:r>
-      <w:proofErr w:type="spellEnd"/>
-      <w:r>
-        <w:rPr>
-          <w:spacing w:val="-2"/>
-          <w:w w:val="90"/>
-          <w:lang w:val="pt-BR"/>
-        </w:rPr>
-        <w:t xml:space="preserve"> 1–7 </w:t>
-      </w:r>
-      <w:proofErr w:type="spellStart"/>
-      <w:r>
-        <w:rPr>
-          <w:spacing w:val="-2"/>
-          <w:w w:val="90"/>
-          <w:lang w:val="pt-BR"/>
-        </w:rPr>
-        <w:t>Likert</w:t>
-      </w:r>
-      <w:proofErr w:type="spellEnd"/>
-      <w:r>
-        <w:rPr>
-          <w:spacing w:val="-2"/>
-          <w:w w:val="90"/>
-          <w:lang w:val="pt-BR"/>
-        </w:rPr>
-        <w:t xml:space="preserve"> </w:t>
-      </w:r>
-      <w:proofErr w:type="spellStart"/>
-      <w:r>
-        <w:rPr>
-          <w:spacing w:val="-2"/>
-          <w:w w:val="90"/>
-          <w:lang w:val="pt-BR"/>
-        </w:rPr>
-        <w:t>scale</w:t>
-      </w:r>
-      <w:proofErr w:type="spellEnd"/>
-      <w:r>
-        <w:rPr>
-          <w:spacing w:val="-2"/>
-          <w:w w:val="90"/>
-          <w:lang w:val="pt-BR"/>
-        </w:rPr>
-        <w:t xml:space="preserve">). </w:t>
-      </w:r>
-    </w:p>
-    <w:p>
-      <w:pPr>
-        <w:pStyle w:val="BodyText"/>
-        <w:numPr>
-          <w:ilvl w:val="1"/>
-          <w:numId w:val="5"/>
-        </w:numPr>
-        <w:rPr>
-          <w:spacing w:val="-2"/>
-          <w:w w:val="90"/>
-          <w:lang w:val="pt-BR"/>
-        </w:rPr>
-      </w:pPr>
-      <w:proofErr w:type="spellStart"/>
-      <w:r>
-        <w:rPr>
-          <w:b/>
-          <w:bCs/>
-          <w:spacing w:val="-2"/>
-          <w:w w:val="90"/>
-          <w:lang w:val="pt-BR"/>
-        </w:rPr>
-        <w:t>Cognitive</w:t>
-      </w:r>
-      <w:proofErr w:type="spellEnd"/>
-      <w:r>
-        <w:rPr>
-          <w:b/>
-          <w:bCs/>
-          <w:spacing w:val="-2"/>
-          <w:w w:val="90"/>
-          <w:lang w:val="pt-BR"/>
-        </w:rPr>
-        <w:t xml:space="preserve"> </w:t>
-      </w:r>
-      <w:proofErr w:type="spellStart"/>
-      <w:r>
-        <w:rPr>
-          <w:b/>
-          <w:bCs/>
-          <w:spacing w:val="-2"/>
-          <w:w w:val="90"/>
-          <w:lang w:val="pt-BR"/>
-        </w:rPr>
-        <w:t>Value</w:t>
-      </w:r>
-      <w:proofErr w:type="spellEnd"/>
-      <w:r>
-        <w:rPr>
-          <w:b/>
-          <w:bCs/>
-          <w:spacing w:val="-2"/>
-          <w:w w:val="90"/>
-          <w:lang w:val="pt-BR"/>
-        </w:rPr>
-        <w:t>:</w:t>
-      </w:r>
-      <w:r>
-        <w:rPr>
-          <w:spacing w:val="-2"/>
-          <w:w w:val="90"/>
-          <w:lang w:val="pt-BR"/>
-        </w:rPr>
-        <w:t xml:space="preserve"> </w:t>
-      </w:r>
-      <w:proofErr w:type="spellStart"/>
-      <w:r>
-        <w:rPr>
-          <w:spacing w:val="-2"/>
-          <w:w w:val="90"/>
-          <w:lang w:val="pt-BR"/>
-        </w:rPr>
-        <w:t>Items</w:t>
-      </w:r>
-      <w:proofErr w:type="spellEnd"/>
-      <w:r>
-        <w:rPr>
-          <w:spacing w:val="-2"/>
-          <w:w w:val="90"/>
-          <w:lang w:val="pt-BR"/>
-        </w:rPr>
-        <w:t xml:space="preserve"> P064, P301, P060, P027. </w:t>
-      </w:r>
-    </w:p>
-    <w:p>
-      <w:pPr>
-        <w:pStyle w:val="BodyText"/>
-        <w:numPr>
-          <w:ilvl w:val="1"/>
-          <w:numId w:val="5"/>
-        </w:numPr>
-        <w:rPr>
-          <w:spacing w:val="-2"/>
-          <w:w w:val="90"/>
-          <w:lang w:val="pt-BR"/>
-        </w:rPr>
-      </w:pPr>
-      <w:proofErr w:type="spellStart"/>
-      <w:r>
-        <w:rPr>
-          <w:b/>
-          <w:bCs/>
-          <w:spacing w:val="-2"/>
-          <w:w w:val="90"/>
-          <w:lang w:val="pt-BR"/>
-        </w:rPr>
-        <w:t>Intuitiveness</w:t>
-      </w:r>
-      <w:proofErr w:type="spellEnd"/>
-      <w:r>
-        <w:rPr>
-          <w:b/>
-          <w:bCs/>
-          <w:spacing w:val="-2"/>
-          <w:w w:val="90"/>
-          <w:lang w:val="pt-BR"/>
-        </w:rPr>
-        <w:t>:</w:t>
-      </w:r>
-      <w:r>
-        <w:rPr>
-          <w:spacing w:val="-2"/>
-          <w:w w:val="90"/>
-          <w:lang w:val="pt-BR"/>
-        </w:rPr>
-        <w:t xml:space="preserve"> </w:t>
-      </w:r>
-      <w:proofErr w:type="spellStart"/>
-      <w:r>
-        <w:rPr>
-          <w:spacing w:val="-2"/>
-          <w:w w:val="90"/>
-          <w:lang w:val="pt-BR"/>
-        </w:rPr>
-        <w:t>Items</w:t>
-      </w:r>
-      <w:proofErr w:type="spellEnd"/>
-      <w:r>
-        <w:rPr>
-          <w:spacing w:val="-2"/>
-          <w:w w:val="90"/>
-          <w:lang w:val="pt-BR"/>
-        </w:rPr>
-        <w:t xml:space="preserve"> P088, P026, P4026A. </w:t>
-      </w:r>
-    </w:p>
-    <w:p>
-      <w:pPr>
-        <w:pStyle w:val="BodyText"/>
-        <w:numPr>
-          <w:ilvl w:val="1"/>
-          <w:numId w:val="5"/>
-        </w:numPr>
-        <w:rPr>
-          <w:spacing w:val="-2"/>
-          <w:w w:val="90"/>
-          <w:lang w:val="pt-BR"/>
-        </w:rPr>
-      </w:pPr>
-      <w:proofErr w:type="spellStart"/>
-      <w:r>
-        <w:rPr>
-          <w:b/>
-          <w:bCs/>
-          <w:spacing w:val="-2"/>
-          <w:w w:val="90"/>
-          <w:lang w:val="pt-BR"/>
-        </w:rPr>
-        <w:t>Visualization</w:t>
-      </w:r>
-      <w:proofErr w:type="spellEnd"/>
-      <w:r>
-        <w:rPr>
-          <w:b/>
-          <w:bCs/>
-          <w:spacing w:val="-2"/>
-          <w:w w:val="90"/>
-          <w:lang w:val="pt-BR"/>
-        </w:rPr>
-        <w:t>:</w:t>
-      </w:r>
-      <w:r>
-        <w:rPr>
-          <w:spacing w:val="-2"/>
-          <w:w w:val="90"/>
-          <w:lang w:val="pt-BR"/>
-        </w:rPr>
-        <w:t xml:space="preserve"> </w:t>
-      </w:r>
-      <w:proofErr w:type="spellStart"/>
-      <w:r>
-        <w:rPr>
-          <w:spacing w:val="-2"/>
-          <w:w w:val="90"/>
-          <w:lang w:val="pt-BR"/>
-        </w:rPr>
-        <w:t>Items</w:t>
-      </w:r>
-      <w:proofErr w:type="spellEnd"/>
-      <w:r>
-        <w:rPr>
-          <w:spacing w:val="-2"/>
-          <w:w w:val="90"/>
-          <w:lang w:val="pt-BR"/>
-        </w:rPr>
-        <w:t xml:space="preserve"> P106, P089, P098, P097, P022A, P067. </w:t>
-      </w:r>
-    </w:p>
-    <w:p>
-      <w:pPr>
-        <w:pStyle w:val="BodyText"/>
-        <w:rPr>
-          <w:spacing w:val="-2"/>
-          <w:w w:val="90"/>
-          <w:lang w:val="pt-BR"/>
-        </w:rPr>
-      </w:pPr>
-      <w:r>
-        <w:rPr>
-          <w:b/>
-          <w:bCs/>
-          <w:spacing w:val="-2"/>
-          <w:w w:val="90"/>
-          <w:lang w:val="pt-BR"/>
-        </w:rPr>
-        <w:t xml:space="preserve">2. </w:t>
-      </w:r>
-      <w:proofErr w:type="spellStart"/>
-      <w:r>
-        <w:rPr>
-          <w:b/>
-          <w:bCs/>
-          <w:spacing w:val="-2"/>
-          <w:w w:val="90"/>
-          <w:lang w:val="pt-BR"/>
-        </w:rPr>
-        <w:t>Processing</w:t>
+          <w:w w:val="90"/>
+          <w:lang w:val="pt-BR"/>
+        </w:rPr>
+        <w:t>Details</w:t>
       </w:r>
       <w:proofErr w:type="spellEnd"/>
     </w:p>
@@ -13430,6 +14678,7 @@
           <w:w w:val="90"/>
           <w:lang w:val="pt-BR"/>
         </w:rPr>
+        <w:lastRenderedPageBreak/>
         <w:t>Composite</w:t>
       </w:r>
       <w:proofErr w:type="spellEnd"/>
@@ -14444,1379 +15693,6 @@
         </w:rPr>
         <w:t xml:space="preserve">. </w:t>
       </w:r>
-    </w:p>
-    <w:p>
-      <w:pPr>
-        <w:pStyle w:val="BodyText"/>
-        <w:numPr>
-          <w:ilvl w:val="0"/>
-          <w:numId w:val="6"/>
-        </w:numPr>
-        <w:rPr>
-          <w:spacing w:val="-2"/>
-          <w:w w:val="90"/>
-          <w:lang w:val="pt-BR"/>
-        </w:rPr>
-      </w:pPr>
-      <w:proofErr w:type="spellStart"/>
-      <w:r>
-        <w:rPr>
-          <w:b/>
-          <w:bCs/>
-          <w:spacing w:val="-2"/>
-          <w:w w:val="90"/>
-          <w:lang w:val="pt-BR"/>
-        </w:rPr>
-        <w:t>Correlation</w:t>
-      </w:r>
-      <w:proofErr w:type="spellEnd"/>
-      <w:r>
-        <w:rPr>
-          <w:b/>
-          <w:bCs/>
-          <w:spacing w:val="-2"/>
-          <w:w w:val="90"/>
-          <w:lang w:val="pt-BR"/>
-        </w:rPr>
-        <w:t xml:space="preserve"> &amp; </w:t>
-      </w:r>
-      <w:proofErr w:type="spellStart"/>
-      <w:r>
-        <w:rPr>
-          <w:b/>
-          <w:bCs/>
-          <w:spacing w:val="-2"/>
-          <w:w w:val="90"/>
-          <w:lang w:val="pt-BR"/>
-        </w:rPr>
-        <w:t>Significance</w:t>
-      </w:r>
-      <w:proofErr w:type="spellEnd"/>
-      <w:r>
-        <w:rPr>
-          <w:b/>
-          <w:bCs/>
-          <w:spacing w:val="-2"/>
-          <w:w w:val="90"/>
-          <w:lang w:val="pt-BR"/>
-        </w:rPr>
-        <w:t xml:space="preserve"> </w:t>
-      </w:r>
-      <w:proofErr w:type="spellStart"/>
-      <w:r>
-        <w:rPr>
-          <w:b/>
-          <w:bCs/>
-          <w:spacing w:val="-2"/>
-          <w:w w:val="90"/>
-          <w:lang w:val="pt-BR"/>
-        </w:rPr>
-        <w:t>Testing</w:t>
-      </w:r>
-      <w:proofErr w:type="spellEnd"/>
-      <w:r>
-        <w:rPr>
-          <w:b/>
-          <w:bCs/>
-          <w:spacing w:val="-2"/>
-          <w:w w:val="90"/>
-          <w:lang w:val="pt-BR"/>
-        </w:rPr>
-        <w:t>:</w:t>
-      </w:r>
-    </w:p>
-    <w:p>
-      <w:pPr>
-        <w:pStyle w:val="BodyText"/>
-        <w:numPr>
-          <w:ilvl w:val="1"/>
-          <w:numId w:val="6"/>
-        </w:numPr>
-        <w:rPr>
-          <w:spacing w:val="-2"/>
-          <w:w w:val="90"/>
-          <w:lang w:val="pt-BR"/>
-        </w:rPr>
-      </w:pPr>
-      <w:r>
-        <w:rPr>
-          <w:spacing w:val="-2"/>
-          <w:w w:val="90"/>
-          <w:lang w:val="pt-BR"/>
-        </w:rPr>
-        <w:t xml:space="preserve">Computes standard Pearson </w:t>
-      </w:r>
-      <w:proofErr w:type="spellStart"/>
-      <w:r>
-        <w:rPr>
-          <w:spacing w:val="-2"/>
-          <w:w w:val="90"/>
-          <w:lang w:val="pt-BR"/>
-        </w:rPr>
-        <w:t>correlation</w:t>
-      </w:r>
-      <w:proofErr w:type="spellEnd"/>
-      <w:r>
-        <w:rPr>
-          <w:spacing w:val="-2"/>
-          <w:w w:val="90"/>
-          <w:lang w:val="pt-BR"/>
-        </w:rPr>
-        <w:t xml:space="preserve"> </w:t>
-      </w:r>
-      <w:proofErr w:type="spellStart"/>
-      <w:r>
-        <w:rPr>
-          <w:spacing w:val="-2"/>
-          <w:w w:val="90"/>
-          <w:lang w:val="pt-BR"/>
-        </w:rPr>
-        <w:t>coefficients</w:t>
-      </w:r>
-      <w:proofErr w:type="spellEnd"/>
-      <w:r>
-        <w:rPr>
-          <w:spacing w:val="-2"/>
-          <w:w w:val="90"/>
-          <w:lang w:val="pt-BR"/>
-        </w:rPr>
-        <w:t xml:space="preserve"> via Pandas (</w:t>
-      </w:r>
-      <w:proofErr w:type="spellStart"/>
-      <w:r>
-        <w:rPr>
-          <w:spacing w:val="-2"/>
-          <w:w w:val="90"/>
-          <w:lang w:val="pt-BR"/>
-        </w:rPr>
-        <w:t>composite_</w:t>
-      </w:r>
-      <w:proofErr w:type="gramStart"/>
-      <w:r>
-        <w:rPr>
-          <w:spacing w:val="-2"/>
-          <w:w w:val="90"/>
-          <w:lang w:val="pt-BR"/>
-        </w:rPr>
-        <w:t>df.corr</w:t>
-      </w:r>
-      <w:proofErr w:type="spellEnd"/>
-      <w:proofErr w:type="gramEnd"/>
-      <w:r>
-        <w:rPr>
-          <w:spacing w:val="-2"/>
-          <w:w w:val="90"/>
-          <w:lang w:val="pt-BR"/>
-        </w:rPr>
-        <w:t xml:space="preserve">()). </w:t>
-      </w:r>
-    </w:p>
-    <w:p>
-      <w:pPr>
-        <w:pStyle w:val="BodyText"/>
-        <w:numPr>
-          <w:ilvl w:val="1"/>
-          <w:numId w:val="6"/>
-        </w:numPr>
-        <w:rPr>
-          <w:spacing w:val="-2"/>
-          <w:w w:val="90"/>
-          <w:lang w:val="pt-BR"/>
-        </w:rPr>
-      </w:pPr>
-      <w:r>
-        <w:rPr>
-          <w:spacing w:val="-2"/>
-          <w:w w:val="90"/>
-          <w:lang w:val="pt-BR"/>
-        </w:rPr>
-        <w:t xml:space="preserve">Executes a </w:t>
-      </w:r>
-      <w:proofErr w:type="spellStart"/>
-      <w:r>
-        <w:rPr>
-          <w:spacing w:val="-2"/>
-          <w:w w:val="90"/>
-          <w:lang w:val="pt-BR"/>
-        </w:rPr>
-        <w:t>custom</w:t>
-      </w:r>
-      <w:proofErr w:type="spellEnd"/>
-      <w:r>
-        <w:rPr>
-          <w:spacing w:val="-2"/>
-          <w:w w:val="90"/>
-          <w:lang w:val="pt-BR"/>
-        </w:rPr>
-        <w:t xml:space="preserve"> </w:t>
-      </w:r>
-      <w:proofErr w:type="spellStart"/>
-      <w:r>
-        <w:rPr>
-          <w:spacing w:val="-2"/>
-          <w:w w:val="90"/>
-          <w:lang w:val="pt-BR"/>
-        </w:rPr>
-        <w:t>function</w:t>
-      </w:r>
-      <w:proofErr w:type="spellEnd"/>
-      <w:r>
-        <w:rPr>
-          <w:spacing w:val="-2"/>
-          <w:w w:val="90"/>
-          <w:lang w:val="pt-BR"/>
-        </w:rPr>
-        <w:t xml:space="preserve"> </w:t>
-      </w:r>
-      <w:proofErr w:type="spellStart"/>
-      <w:r>
-        <w:rPr>
-          <w:spacing w:val="-2"/>
-          <w:w w:val="90"/>
-          <w:lang w:val="pt-BR"/>
-        </w:rPr>
-        <w:t>corr_with_</w:t>
-      </w:r>
-      <w:proofErr w:type="gramStart"/>
-      <w:r>
-        <w:rPr>
-          <w:spacing w:val="-2"/>
-          <w:w w:val="90"/>
-          <w:lang w:val="pt-BR"/>
-        </w:rPr>
-        <w:t>pvalues</w:t>
-      </w:r>
-      <w:proofErr w:type="spellEnd"/>
-      <w:r>
-        <w:rPr>
-          <w:spacing w:val="-2"/>
-          <w:w w:val="90"/>
-          <w:lang w:val="pt-BR"/>
-        </w:rPr>
-        <w:t>(</w:t>
-      </w:r>
-      <w:proofErr w:type="gramEnd"/>
-      <w:r>
-        <w:rPr>
-          <w:spacing w:val="-2"/>
-          <w:w w:val="90"/>
-          <w:lang w:val="pt-BR"/>
-        </w:rPr>
-        <w:t>):</w:t>
-      </w:r>
-    </w:p>
-    <w:p>
-      <w:pPr>
-        <w:pStyle w:val="BodyText"/>
-        <w:numPr>
-          <w:ilvl w:val="2"/>
-          <w:numId w:val="6"/>
-        </w:numPr>
-        <w:rPr>
-          <w:spacing w:val="-2"/>
-          <w:w w:val="90"/>
-          <w:lang w:val="pt-BR"/>
-        </w:rPr>
-      </w:pPr>
-      <w:proofErr w:type="spellStart"/>
-      <w:r>
-        <w:rPr>
-          <w:spacing w:val="-2"/>
-          <w:w w:val="90"/>
-          <w:lang w:val="pt-BR"/>
-        </w:rPr>
-        <w:t>Applies</w:t>
-      </w:r>
-      <w:proofErr w:type="spellEnd"/>
-      <w:r>
-        <w:rPr>
-          <w:spacing w:val="-2"/>
-          <w:w w:val="90"/>
-          <w:lang w:val="pt-BR"/>
-        </w:rPr>
-        <w:t xml:space="preserve"> </w:t>
-      </w:r>
-      <w:proofErr w:type="spellStart"/>
-      <w:r>
-        <w:rPr>
-          <w:spacing w:val="-2"/>
-          <w:w w:val="90"/>
-          <w:lang w:val="pt-BR"/>
-        </w:rPr>
-        <w:t>pairwise</w:t>
-      </w:r>
-      <w:proofErr w:type="spellEnd"/>
-      <w:r>
-        <w:rPr>
-          <w:spacing w:val="-2"/>
-          <w:w w:val="90"/>
-          <w:lang w:val="pt-BR"/>
-        </w:rPr>
-        <w:t xml:space="preserve"> </w:t>
-      </w:r>
-      <w:proofErr w:type="spellStart"/>
-      <w:r>
-        <w:rPr>
-          <w:spacing w:val="-2"/>
-          <w:w w:val="90"/>
-          <w:lang w:val="pt-BR"/>
-        </w:rPr>
-        <w:t>deletion</w:t>
-      </w:r>
-      <w:proofErr w:type="spellEnd"/>
-      <w:r>
-        <w:rPr>
-          <w:spacing w:val="-2"/>
-          <w:w w:val="90"/>
-          <w:lang w:val="pt-BR"/>
-        </w:rPr>
-        <w:t xml:space="preserve"> </w:t>
-      </w:r>
-      <w:proofErr w:type="spellStart"/>
-      <w:r>
-        <w:rPr>
-          <w:spacing w:val="-2"/>
-          <w:w w:val="90"/>
-          <w:lang w:val="pt-BR"/>
-        </w:rPr>
-        <w:t>of</w:t>
-      </w:r>
-      <w:proofErr w:type="spellEnd"/>
-      <w:r>
-        <w:rPr>
-          <w:spacing w:val="-2"/>
-          <w:w w:val="90"/>
-          <w:lang w:val="pt-BR"/>
-        </w:rPr>
-        <w:t xml:space="preserve"> </w:t>
-      </w:r>
-      <w:proofErr w:type="spellStart"/>
-      <w:r>
-        <w:rPr>
-          <w:spacing w:val="-2"/>
-          <w:w w:val="90"/>
-          <w:lang w:val="pt-BR"/>
-        </w:rPr>
-        <w:t>missing</w:t>
-      </w:r>
-      <w:proofErr w:type="spellEnd"/>
-      <w:r>
-        <w:rPr>
-          <w:spacing w:val="-2"/>
-          <w:w w:val="90"/>
-          <w:lang w:val="pt-BR"/>
-        </w:rPr>
-        <w:t xml:space="preserve"> data (</w:t>
-      </w:r>
-      <w:proofErr w:type="spellStart"/>
-      <w:proofErr w:type="gramStart"/>
-      <w:r>
-        <w:rPr>
-          <w:spacing w:val="-2"/>
-          <w:w w:val="90"/>
-          <w:lang w:val="pt-BR"/>
-        </w:rPr>
-        <w:t>dropna</w:t>
-      </w:r>
-      <w:proofErr w:type="spellEnd"/>
-      <w:r>
-        <w:rPr>
-          <w:spacing w:val="-2"/>
-          <w:w w:val="90"/>
-          <w:lang w:val="pt-BR"/>
-        </w:rPr>
-        <w:t>(</w:t>
-      </w:r>
-      <w:proofErr w:type="gramEnd"/>
-      <w:r>
-        <w:rPr>
-          <w:spacing w:val="-2"/>
-          <w:w w:val="90"/>
-          <w:lang w:val="pt-BR"/>
-        </w:rPr>
-        <w:t xml:space="preserve">)). </w:t>
-      </w:r>
-    </w:p>
-    <w:p>
-      <w:pPr>
-        <w:pStyle w:val="BodyText"/>
-        <w:numPr>
-          <w:ilvl w:val="2"/>
-          <w:numId w:val="6"/>
-        </w:numPr>
-        <w:rPr>
-          <w:spacing w:val="-2"/>
-          <w:w w:val="90"/>
-          <w:lang w:val="pt-BR"/>
-        </w:rPr>
-      </w:pPr>
-      <w:proofErr w:type="spellStart"/>
-      <w:r>
-        <w:rPr>
-          <w:spacing w:val="-2"/>
-          <w:w w:val="90"/>
-          <w:lang w:val="pt-BR"/>
-        </w:rPr>
-        <w:lastRenderedPageBreak/>
-        <w:t>Enforces</w:t>
-      </w:r>
-      <w:proofErr w:type="spellEnd"/>
-      <w:r>
-        <w:rPr>
-          <w:spacing w:val="-2"/>
-          <w:w w:val="90"/>
-          <w:lang w:val="pt-BR"/>
-        </w:rPr>
-        <w:t xml:space="preserve"> </w:t>
-      </w:r>
-      <w:proofErr w:type="spellStart"/>
-      <w:r>
-        <w:rPr>
-          <w:spacing w:val="-2"/>
-          <w:w w:val="90"/>
-          <w:lang w:val="pt-BR"/>
-        </w:rPr>
-        <w:t>validity</w:t>
-      </w:r>
-      <w:proofErr w:type="spellEnd"/>
-      <w:r>
-        <w:rPr>
-          <w:spacing w:val="-2"/>
-          <w:w w:val="90"/>
-          <w:lang w:val="pt-BR"/>
-        </w:rPr>
-        <w:t xml:space="preserve"> </w:t>
-      </w:r>
-      <w:proofErr w:type="spellStart"/>
-      <w:r>
-        <w:rPr>
-          <w:spacing w:val="-2"/>
-          <w:w w:val="90"/>
-          <w:lang w:val="pt-BR"/>
-        </w:rPr>
-        <w:t>checks</w:t>
-      </w:r>
-      <w:proofErr w:type="spellEnd"/>
-      <w:r>
-        <w:rPr>
-          <w:spacing w:val="-2"/>
-          <w:w w:val="90"/>
-          <w:lang w:val="pt-BR"/>
-        </w:rPr>
-        <w:t xml:space="preserve"> for non-zero </w:t>
-      </w:r>
-      <w:proofErr w:type="spellStart"/>
-      <w:r>
-        <w:rPr>
-          <w:spacing w:val="-2"/>
-          <w:w w:val="90"/>
-          <w:lang w:val="pt-BR"/>
-        </w:rPr>
-        <w:t>variance</w:t>
-      </w:r>
-      <w:proofErr w:type="spellEnd"/>
-      <w:r>
-        <w:rPr>
-          <w:spacing w:val="-2"/>
-          <w:w w:val="90"/>
-          <w:lang w:val="pt-BR"/>
-        </w:rPr>
-        <w:t xml:space="preserve"> (</w:t>
-      </w:r>
-      <w:proofErr w:type="spellStart"/>
-      <w:r>
-        <w:rPr>
-          <w:spacing w:val="-2"/>
-          <w:w w:val="90"/>
-          <w:lang w:val="pt-BR"/>
-        </w:rPr>
-        <w:t>std</w:t>
-      </w:r>
-      <w:proofErr w:type="spellEnd"/>
-      <w:r>
-        <w:rPr>
-          <w:spacing w:val="-2"/>
-          <w:w w:val="90"/>
-          <w:lang w:val="pt-BR"/>
-        </w:rPr>
-        <w:t xml:space="preserve"> &gt; 0) </w:t>
-      </w:r>
-      <w:proofErr w:type="spellStart"/>
-      <w:r>
-        <w:rPr>
-          <w:spacing w:val="-2"/>
-          <w:w w:val="90"/>
-          <w:lang w:val="pt-BR"/>
-        </w:rPr>
-        <w:t>and</w:t>
-      </w:r>
-      <w:proofErr w:type="spellEnd"/>
-      <w:r>
-        <w:rPr>
-          <w:spacing w:val="-2"/>
-          <w:w w:val="90"/>
-          <w:lang w:val="pt-BR"/>
-        </w:rPr>
-        <w:t xml:space="preserve"> </w:t>
-      </w:r>
-      <w:proofErr w:type="spellStart"/>
-      <w:r>
-        <w:rPr>
-          <w:spacing w:val="-2"/>
-          <w:w w:val="90"/>
-          <w:lang w:val="pt-BR"/>
-        </w:rPr>
-        <w:t>minimum</w:t>
-      </w:r>
-      <w:proofErr w:type="spellEnd"/>
-      <w:r>
-        <w:rPr>
-          <w:spacing w:val="-2"/>
-          <w:w w:val="90"/>
-          <w:lang w:val="pt-BR"/>
-        </w:rPr>
-        <w:t xml:space="preserve"> sample </w:t>
-      </w:r>
-      <w:proofErr w:type="spellStart"/>
-      <w:r>
-        <w:rPr>
-          <w:spacing w:val="-2"/>
-          <w:w w:val="90"/>
-          <w:lang w:val="pt-BR"/>
-        </w:rPr>
-        <w:t>size</w:t>
-      </w:r>
-      <w:proofErr w:type="spellEnd"/>
-      <w:r>
-        <w:rPr>
-          <w:spacing w:val="-2"/>
-          <w:w w:val="90"/>
-          <w:lang w:val="pt-BR"/>
-        </w:rPr>
-        <w:t xml:space="preserve"> (</w:t>
-      </w:r>
-      <m:oMath>
-        <m:r>
-          <w:rPr>
-            <w:rFonts w:ascii="Cambria Math" w:hAnsi="Cambria Math"/>
-            <w:spacing w:val="-2"/>
-            <w:w w:val="90"/>
-            <w:lang w:val="pt-BR"/>
-          </w:rPr>
-          <m:t>n&gt;1</m:t>
-        </m:r>
-      </m:oMath>
-      <w:r>
-        <w:rPr>
-          <w:spacing w:val="-2"/>
-          <w:w w:val="90"/>
-          <w:lang w:val="pt-BR"/>
-        </w:rPr>
-        <w:t xml:space="preserve">). </w:t>
-      </w:r>
-    </w:p>
-    <w:p>
-      <w:pPr>
-        <w:pStyle w:val="BodyText"/>
-        <w:numPr>
-          <w:ilvl w:val="2"/>
-          <w:numId w:val="6"/>
-        </w:numPr>
-        <w:rPr>
-          <w:spacing w:val="-2"/>
-          <w:w w:val="90"/>
-          <w:lang w:val="pt-BR"/>
-        </w:rPr>
-      </w:pPr>
-      <w:r>
-        <w:rPr>
-          <w:spacing w:val="-2"/>
-          <w:w w:val="90"/>
-          <w:lang w:val="pt-BR"/>
-        </w:rPr>
-        <w:t xml:space="preserve">Computes </w:t>
-      </w:r>
-      <w:proofErr w:type="spellStart"/>
-      <w:r>
-        <w:rPr>
-          <w:spacing w:val="-2"/>
-          <w:w w:val="90"/>
-          <w:lang w:val="pt-BR"/>
-        </w:rPr>
-        <w:t>bivariate</w:t>
-      </w:r>
-      <w:proofErr w:type="spellEnd"/>
-      <w:r>
-        <w:rPr>
-          <w:spacing w:val="-2"/>
-          <w:w w:val="90"/>
-          <w:lang w:val="pt-BR"/>
-        </w:rPr>
-        <w:t xml:space="preserve"> Pearson </w:t>
-      </w:r>
-      <m:oMath>
-        <m:r>
-          <w:rPr>
-            <w:rFonts w:ascii="Cambria Math" w:hAnsi="Cambria Math"/>
-            <w:spacing w:val="-2"/>
-            <w:w w:val="90"/>
-            <w:lang w:val="pt-BR"/>
-          </w:rPr>
-          <m:t>r</m:t>
-        </m:r>
-      </m:oMath>
-      <w:r>
-        <w:rPr>
-          <w:spacing w:val="-2"/>
-          <w:w w:val="90"/>
-          <w:lang w:val="pt-BR"/>
-        </w:rPr>
-        <w:t xml:space="preserve"> coefficients, exact two-tailed </w:t>
-      </w:r>
-      <m:oMath>
-        <m:r>
-          <w:rPr>
-            <w:rFonts w:ascii="Cambria Math" w:hAnsi="Cambria Math"/>
-            <w:spacing w:val="-2"/>
-            <w:w w:val="90"/>
-            <w:lang w:val="pt-BR"/>
-          </w:rPr>
-          <m:t>p</m:t>
-        </m:r>
-      </m:oMath>
-      <w:r>
-        <w:rPr>
-          <w:spacing w:val="-2"/>
-          <w:w w:val="90"/>
-          <w:lang w:val="pt-BR"/>
-        </w:rPr>
-        <w:t xml:space="preserve">-values via </w:t>
-      </w:r>
-      <w:proofErr w:type="spellStart"/>
-      <w:proofErr w:type="gramStart"/>
-      <w:r>
-        <w:rPr>
-          <w:spacing w:val="-2"/>
-          <w:w w:val="90"/>
-          <w:lang w:val="pt-BR"/>
-        </w:rPr>
-        <w:t>scipy.stats</w:t>
-      </w:r>
-      <w:proofErr w:type="gramEnd"/>
-      <w:r>
-        <w:rPr>
-          <w:spacing w:val="-2"/>
-          <w:w w:val="90"/>
-          <w:lang w:val="pt-BR"/>
-        </w:rPr>
-        <w:t>.pearsonr</w:t>
-      </w:r>
-      <w:proofErr w:type="spellEnd"/>
-      <w:r>
-        <w:rPr>
-          <w:spacing w:val="-2"/>
-          <w:w w:val="90"/>
-          <w:lang w:val="pt-BR"/>
-        </w:rPr>
-        <w:t xml:space="preserve">, </w:t>
-      </w:r>
-      <w:proofErr w:type="spellStart"/>
-      <w:r>
-        <w:rPr>
-          <w:spacing w:val="-2"/>
-          <w:w w:val="90"/>
-          <w:lang w:val="pt-BR"/>
-        </w:rPr>
-        <w:t>and</w:t>
-      </w:r>
-      <w:proofErr w:type="spellEnd"/>
-      <w:r>
-        <w:rPr>
-          <w:spacing w:val="-2"/>
-          <w:w w:val="90"/>
-          <w:lang w:val="pt-BR"/>
-        </w:rPr>
-        <w:t xml:space="preserve"> </w:t>
-      </w:r>
-      <w:proofErr w:type="spellStart"/>
-      <w:r>
-        <w:rPr>
-          <w:spacing w:val="-2"/>
-          <w:w w:val="90"/>
-          <w:lang w:val="pt-BR"/>
-        </w:rPr>
-        <w:t>effective</w:t>
-      </w:r>
-      <w:proofErr w:type="spellEnd"/>
-      <w:r>
-        <w:rPr>
-          <w:spacing w:val="-2"/>
-          <w:w w:val="90"/>
-          <w:lang w:val="pt-BR"/>
-        </w:rPr>
-        <w:t xml:space="preserve"> </w:t>
-      </w:r>
-      <w:proofErr w:type="spellStart"/>
-      <w:r>
-        <w:rPr>
-          <w:spacing w:val="-2"/>
-          <w:w w:val="90"/>
-          <w:lang w:val="pt-BR"/>
-        </w:rPr>
-        <w:t>pairwise</w:t>
-      </w:r>
-      <w:proofErr w:type="spellEnd"/>
-      <w:r>
-        <w:rPr>
-          <w:spacing w:val="-2"/>
-          <w:w w:val="90"/>
-          <w:lang w:val="pt-BR"/>
-        </w:rPr>
-        <w:t xml:space="preserve"> sample </w:t>
-      </w:r>
-      <w:proofErr w:type="spellStart"/>
-      <w:r>
-        <w:rPr>
-          <w:spacing w:val="-2"/>
-          <w:w w:val="90"/>
-          <w:lang w:val="pt-BR"/>
-        </w:rPr>
-        <w:t>counts</w:t>
-      </w:r>
-      <w:proofErr w:type="spellEnd"/>
-      <w:r>
-        <w:rPr>
-          <w:spacing w:val="-2"/>
-          <w:w w:val="90"/>
-          <w:lang w:val="pt-BR"/>
-        </w:rPr>
-        <w:t xml:space="preserve"> </w:t>
-      </w:r>
-      <m:oMath>
-        <m:r>
-          <w:rPr>
-            <w:rFonts w:ascii="Cambria Math" w:hAnsi="Cambria Math"/>
-            <w:spacing w:val="-2"/>
-            <w:w w:val="90"/>
-            <w:lang w:val="pt-BR"/>
-          </w:rPr>
-          <m:t>N</m:t>
-        </m:r>
-      </m:oMath>
-      <w:r>
-        <w:rPr>
-          <w:spacing w:val="-2"/>
-          <w:w w:val="90"/>
-          <w:lang w:val="pt-BR"/>
-        </w:rPr>
-        <w:t xml:space="preserve">. </w:t>
-      </w:r>
-    </w:p>
-    <w:p>
-      <w:pPr>
-        <w:pStyle w:val="BodyText"/>
-        <w:rPr>
-          <w:spacing w:val="-2"/>
-          <w:w w:val="90"/>
-          <w:lang w:val="pt-BR"/>
-        </w:rPr>
-      </w:pPr>
-      <w:r>
-        <w:rPr>
-          <w:b/>
-          <w:bCs/>
-          <w:spacing w:val="-2"/>
-          <w:w w:val="90"/>
-          <w:lang w:val="pt-BR"/>
-        </w:rPr>
-        <w:t>3. Outputs</w:t>
-      </w:r>
-    </w:p>
-    <w:p>
-      <w:pPr>
-        <w:pStyle w:val="BodyText"/>
-        <w:numPr>
-          <w:ilvl w:val="0"/>
-          <w:numId w:val="7"/>
-        </w:numPr>
-        <w:rPr>
-          <w:spacing w:val="-2"/>
-          <w:w w:val="90"/>
-          <w:lang w:val="pt-BR"/>
-        </w:rPr>
-      </w:pPr>
-      <w:proofErr w:type="spellStart"/>
-      <w:r>
-        <w:rPr>
-          <w:b/>
-          <w:bCs/>
-          <w:spacing w:val="-2"/>
-          <w:w w:val="90"/>
-          <w:lang w:val="pt-BR"/>
-        </w:rPr>
-        <w:t>Visualizations</w:t>
-      </w:r>
-      <w:proofErr w:type="spellEnd"/>
-      <w:r>
-        <w:rPr>
-          <w:b/>
-          <w:bCs/>
-          <w:spacing w:val="-2"/>
-          <w:w w:val="90"/>
-          <w:lang w:val="pt-BR"/>
-        </w:rPr>
-        <w:t>:</w:t>
-      </w:r>
-    </w:p>
-    <w:p>
-      <w:pPr>
-        <w:pStyle w:val="BodyText"/>
-        <w:numPr>
-          <w:ilvl w:val="1"/>
-          <w:numId w:val="7"/>
-        </w:numPr>
-        <w:rPr>
-          <w:spacing w:val="-2"/>
-          <w:w w:val="90"/>
-          <w:lang w:val="pt-BR"/>
-        </w:rPr>
-      </w:pPr>
-      <w:r>
-        <w:rPr>
-          <w:spacing w:val="-2"/>
-          <w:w w:val="90"/>
-          <w:lang w:val="pt-BR"/>
-        </w:rPr>
-        <w:t>../</w:t>
-      </w:r>
-      <w:proofErr w:type="spellStart"/>
-      <w:r>
-        <w:rPr>
-          <w:spacing w:val="-2"/>
-          <w:w w:val="90"/>
-          <w:lang w:val="pt-BR"/>
-        </w:rPr>
-        <w:t>Data_analysis</w:t>
-      </w:r>
-      <w:proofErr w:type="spellEnd"/>
-      <w:r>
-        <w:rPr>
-          <w:spacing w:val="-2"/>
-          <w:w w:val="90"/>
-          <w:lang w:val="pt-BR"/>
-        </w:rPr>
-        <w:t xml:space="preserve">/correlation_matrix.png: </w:t>
-      </w:r>
-      <w:proofErr w:type="spellStart"/>
-      <w:r>
-        <w:rPr>
-          <w:spacing w:val="-2"/>
-          <w:w w:val="90"/>
-          <w:lang w:val="pt-BR"/>
-        </w:rPr>
-        <w:t>Annotated</w:t>
-      </w:r>
-      <w:proofErr w:type="spellEnd"/>
-      <w:r>
-        <w:rPr>
-          <w:spacing w:val="-2"/>
-          <w:w w:val="90"/>
-          <w:lang w:val="pt-BR"/>
-        </w:rPr>
-        <w:t xml:space="preserve"> </w:t>
-      </w:r>
-      <w:proofErr w:type="spellStart"/>
-      <w:r>
-        <w:rPr>
-          <w:spacing w:val="-2"/>
-          <w:w w:val="90"/>
-          <w:lang w:val="pt-BR"/>
-        </w:rPr>
-        <w:t>heatmap</w:t>
-      </w:r>
-      <w:proofErr w:type="spellEnd"/>
-      <w:r>
-        <w:rPr>
-          <w:spacing w:val="-2"/>
-          <w:w w:val="90"/>
-          <w:lang w:val="pt-BR"/>
-        </w:rPr>
-        <w:t xml:space="preserve"> </w:t>
-      </w:r>
-      <w:proofErr w:type="spellStart"/>
-      <w:r>
-        <w:rPr>
-          <w:spacing w:val="-2"/>
-          <w:w w:val="90"/>
-          <w:lang w:val="pt-BR"/>
-        </w:rPr>
-        <w:t>of</w:t>
-      </w:r>
-      <w:proofErr w:type="spellEnd"/>
-      <w:r>
-        <w:rPr>
-          <w:spacing w:val="-2"/>
-          <w:w w:val="90"/>
-          <w:lang w:val="pt-BR"/>
-        </w:rPr>
-        <w:t xml:space="preserve"> </w:t>
-      </w:r>
-      <w:proofErr w:type="spellStart"/>
-      <w:r>
-        <w:rPr>
-          <w:spacing w:val="-2"/>
-          <w:w w:val="90"/>
-          <w:lang w:val="pt-BR"/>
-        </w:rPr>
-        <w:t>the</w:t>
-      </w:r>
-      <w:proofErr w:type="spellEnd"/>
-      <w:r>
-        <w:rPr>
-          <w:spacing w:val="-2"/>
-          <w:w w:val="90"/>
-          <w:lang w:val="pt-BR"/>
-        </w:rPr>
-        <w:t xml:space="preserve"> Pearson </w:t>
-      </w:r>
-      <w:proofErr w:type="spellStart"/>
-      <w:r>
-        <w:rPr>
-          <w:spacing w:val="-2"/>
-          <w:w w:val="90"/>
-          <w:lang w:val="pt-BR"/>
-        </w:rPr>
-        <w:t>correlation</w:t>
-      </w:r>
-      <w:proofErr w:type="spellEnd"/>
-      <w:r>
-        <w:rPr>
-          <w:spacing w:val="-2"/>
-          <w:w w:val="90"/>
-          <w:lang w:val="pt-BR"/>
-        </w:rPr>
-        <w:t xml:space="preserve"> </w:t>
-      </w:r>
-      <w:proofErr w:type="spellStart"/>
-      <w:r>
-        <w:rPr>
-          <w:spacing w:val="-2"/>
-          <w:w w:val="90"/>
-          <w:lang w:val="pt-BR"/>
-        </w:rPr>
-        <w:t>matrix</w:t>
-      </w:r>
-      <w:proofErr w:type="spellEnd"/>
-      <w:r>
-        <w:rPr>
-          <w:spacing w:val="-2"/>
-          <w:w w:val="90"/>
-          <w:lang w:val="pt-BR"/>
-        </w:rPr>
-        <w:t xml:space="preserve">. </w:t>
-      </w:r>
-    </w:p>
-    <w:p>
-      <w:pPr>
-        <w:pStyle w:val="BodyText"/>
-        <w:numPr>
-          <w:ilvl w:val="0"/>
-          <w:numId w:val="7"/>
-        </w:numPr>
-        <w:rPr>
-          <w:spacing w:val="-2"/>
-          <w:w w:val="90"/>
-          <w:lang w:val="pt-BR"/>
-        </w:rPr>
-      </w:pPr>
-      <w:proofErr w:type="spellStart"/>
-      <w:r>
-        <w:rPr>
-          <w:b/>
-          <w:bCs/>
-          <w:spacing w:val="-2"/>
-          <w:w w:val="90"/>
-          <w:lang w:val="pt-BR"/>
-        </w:rPr>
-        <w:t>Exported</w:t>
-      </w:r>
-      <w:proofErr w:type="spellEnd"/>
-      <w:r>
-        <w:rPr>
-          <w:b/>
-          <w:bCs/>
-          <w:spacing w:val="-2"/>
-          <w:w w:val="90"/>
-          <w:lang w:val="pt-BR"/>
-        </w:rPr>
-        <w:t xml:space="preserve"> Data Files:</w:t>
-      </w:r>
-    </w:p>
-    <w:p>
-      <w:pPr>
-        <w:pStyle w:val="BodyText"/>
-        <w:numPr>
-          <w:ilvl w:val="1"/>
-          <w:numId w:val="7"/>
-        </w:numPr>
-        <w:rPr>
-          <w:spacing w:val="-2"/>
-          <w:w w:val="90"/>
-          <w:lang w:val="pt-BR"/>
-        </w:rPr>
-      </w:pPr>
-      <w:r>
-        <w:rPr>
-          <w:spacing w:val="-2"/>
-          <w:w w:val="90"/>
-          <w:lang w:val="pt-BR"/>
-        </w:rPr>
-        <w:t>../</w:t>
-      </w:r>
-      <w:proofErr w:type="spellStart"/>
-      <w:r>
-        <w:rPr>
-          <w:spacing w:val="-2"/>
-          <w:w w:val="90"/>
-          <w:lang w:val="pt-BR"/>
-        </w:rPr>
-        <w:t>Data_analysis</w:t>
-      </w:r>
-      <w:proofErr w:type="spellEnd"/>
-      <w:r>
-        <w:rPr>
-          <w:spacing w:val="-2"/>
-          <w:w w:val="90"/>
-          <w:lang w:val="pt-BR"/>
-        </w:rPr>
-        <w:t xml:space="preserve">/pearson_correlation_matrix.csv: Standard Pearson </w:t>
-      </w:r>
-      <w:proofErr w:type="spellStart"/>
-      <w:r>
-        <w:rPr>
-          <w:spacing w:val="-2"/>
-          <w:w w:val="90"/>
-          <w:lang w:val="pt-BR"/>
-        </w:rPr>
-        <w:t>correlation</w:t>
-      </w:r>
-      <w:proofErr w:type="spellEnd"/>
-      <w:r>
-        <w:rPr>
-          <w:spacing w:val="-2"/>
-          <w:w w:val="90"/>
-          <w:lang w:val="pt-BR"/>
-        </w:rPr>
-        <w:t xml:space="preserve"> </w:t>
-      </w:r>
-      <w:proofErr w:type="spellStart"/>
-      <w:r>
-        <w:rPr>
-          <w:spacing w:val="-2"/>
-          <w:w w:val="90"/>
-          <w:lang w:val="pt-BR"/>
-        </w:rPr>
-        <w:t>matrix</w:t>
-      </w:r>
-      <w:proofErr w:type="spellEnd"/>
-      <w:r>
-        <w:rPr>
-          <w:spacing w:val="-2"/>
-          <w:w w:val="90"/>
-          <w:lang w:val="pt-BR"/>
-        </w:rPr>
-        <w:t xml:space="preserve">. </w:t>
-      </w:r>
-    </w:p>
-    <w:p>
-      <w:pPr>
-        <w:pStyle w:val="BodyText"/>
-        <w:numPr>
-          <w:ilvl w:val="1"/>
-          <w:numId w:val="7"/>
-        </w:numPr>
-        <w:rPr>
-          <w:spacing w:val="-2"/>
-          <w:w w:val="90"/>
-          <w:lang w:val="pt-BR"/>
-        </w:rPr>
-      </w:pPr>
-      <w:r>
-        <w:rPr>
-          <w:spacing w:val="-2"/>
-          <w:w w:val="90"/>
-          <w:lang w:val="pt-BR"/>
-        </w:rPr>
-        <w:t>../</w:t>
-      </w:r>
-      <w:proofErr w:type="spellStart"/>
-      <w:r>
-        <w:rPr>
-          <w:spacing w:val="-2"/>
-          <w:w w:val="90"/>
-          <w:lang w:val="pt-BR"/>
-        </w:rPr>
-        <w:t>Data_analysis</w:t>
-      </w:r>
-      <w:proofErr w:type="spellEnd"/>
-      <w:r>
-        <w:rPr>
-          <w:spacing w:val="-2"/>
-          <w:w w:val="90"/>
-          <w:lang w:val="pt-BR"/>
-        </w:rPr>
-        <w:t xml:space="preserve">/pearson_correlation_matrix_r.csv: </w:t>
-      </w:r>
-      <w:proofErr w:type="spellStart"/>
-      <w:r>
-        <w:rPr>
-          <w:spacing w:val="-2"/>
-          <w:w w:val="90"/>
-          <w:lang w:val="pt-BR"/>
-        </w:rPr>
-        <w:t>Symmetrical</w:t>
-      </w:r>
-      <w:proofErr w:type="spellEnd"/>
-      <w:r>
-        <w:rPr>
-          <w:spacing w:val="-2"/>
-          <w:w w:val="90"/>
-          <w:lang w:val="pt-BR"/>
-        </w:rPr>
-        <w:t xml:space="preserve"> </w:t>
-      </w:r>
-      <w:proofErr w:type="spellStart"/>
-      <w:r>
-        <w:rPr>
-          <w:spacing w:val="-2"/>
-          <w:w w:val="90"/>
-          <w:lang w:val="pt-BR"/>
-        </w:rPr>
-        <w:t>matrix</w:t>
-      </w:r>
-      <w:proofErr w:type="spellEnd"/>
-      <w:r>
-        <w:rPr>
-          <w:spacing w:val="-2"/>
-          <w:w w:val="90"/>
-          <w:lang w:val="pt-BR"/>
-        </w:rPr>
-        <w:t xml:space="preserve"> </w:t>
-      </w:r>
-      <w:proofErr w:type="spellStart"/>
-      <w:r>
-        <w:rPr>
-          <w:spacing w:val="-2"/>
-          <w:w w:val="90"/>
-          <w:lang w:val="pt-BR"/>
-        </w:rPr>
-        <w:t>of</w:t>
-      </w:r>
-      <w:proofErr w:type="spellEnd"/>
-      <w:r>
-        <w:rPr>
-          <w:spacing w:val="-2"/>
-          <w:w w:val="90"/>
-          <w:lang w:val="pt-BR"/>
-        </w:rPr>
-        <w:t xml:space="preserve"> </w:t>
-      </w:r>
-      <w:proofErr w:type="spellStart"/>
-      <w:r>
-        <w:rPr>
-          <w:spacing w:val="-2"/>
-          <w:w w:val="90"/>
-          <w:lang w:val="pt-BR"/>
-        </w:rPr>
-        <w:t>correlation</w:t>
-      </w:r>
-      <w:proofErr w:type="spellEnd"/>
-      <w:r>
-        <w:rPr>
-          <w:spacing w:val="-2"/>
-          <w:w w:val="90"/>
-          <w:lang w:val="pt-BR"/>
-        </w:rPr>
-        <w:t xml:space="preserve"> </w:t>
-      </w:r>
-      <w:proofErr w:type="spellStart"/>
-      <w:r>
-        <w:rPr>
-          <w:spacing w:val="-2"/>
-          <w:w w:val="90"/>
-          <w:lang w:val="pt-BR"/>
-        </w:rPr>
-        <w:t>coefficients</w:t>
-      </w:r>
-      <w:proofErr w:type="spellEnd"/>
-      <w:r>
-        <w:rPr>
-          <w:spacing w:val="-2"/>
-          <w:w w:val="90"/>
-          <w:lang w:val="pt-BR"/>
-        </w:rPr>
-        <w:t xml:space="preserve"> </w:t>
-      </w:r>
-      <m:oMath>
-        <m:r>
-          <w:rPr>
-            <w:rFonts w:ascii="Cambria Math" w:hAnsi="Cambria Math"/>
-            <w:spacing w:val="-2"/>
-            <w:w w:val="90"/>
-            <w:lang w:val="pt-BR"/>
-          </w:rPr>
-          <m:t>r</m:t>
-        </m:r>
-      </m:oMath>
-      <w:r>
-        <w:rPr>
-          <w:spacing w:val="-2"/>
-          <w:w w:val="90"/>
-          <w:lang w:val="pt-BR"/>
-        </w:rPr>
-        <w:t xml:space="preserve">. </w:t>
-      </w:r>
-    </w:p>
-    <w:p>
-      <w:pPr>
-        <w:pStyle w:val="BodyText"/>
-        <w:numPr>
-          <w:ilvl w:val="1"/>
-          <w:numId w:val="7"/>
-        </w:numPr>
-        <w:rPr>
-          <w:spacing w:val="-2"/>
-          <w:w w:val="90"/>
-          <w:lang w:val="pt-BR"/>
-        </w:rPr>
-      </w:pPr>
-      <w:r>
-        <w:rPr>
-          <w:spacing w:val="-2"/>
-          <w:w w:val="90"/>
-          <w:lang w:val="pt-BR"/>
-        </w:rPr>
-        <w:t>../</w:t>
-      </w:r>
-      <w:proofErr w:type="spellStart"/>
-      <w:r>
-        <w:rPr>
-          <w:spacing w:val="-2"/>
-          <w:w w:val="90"/>
-          <w:lang w:val="pt-BR"/>
-        </w:rPr>
-        <w:t>Data_analysis</w:t>
-      </w:r>
-      <w:proofErr w:type="spellEnd"/>
-      <w:r>
-        <w:rPr>
-          <w:spacing w:val="-2"/>
-          <w:w w:val="90"/>
-          <w:lang w:val="pt-BR"/>
-        </w:rPr>
-        <w:t xml:space="preserve">/pearson_correlation_matrix_p.csv: </w:t>
-      </w:r>
-      <w:proofErr w:type="spellStart"/>
-      <w:r>
-        <w:rPr>
-          <w:spacing w:val="-2"/>
-          <w:w w:val="90"/>
-          <w:lang w:val="pt-BR"/>
-        </w:rPr>
-        <w:t>Symmetrical</w:t>
-      </w:r>
-      <w:proofErr w:type="spellEnd"/>
-      <w:r>
-        <w:rPr>
-          <w:spacing w:val="-2"/>
-          <w:w w:val="90"/>
-          <w:lang w:val="pt-BR"/>
-        </w:rPr>
-        <w:t xml:space="preserve"> </w:t>
-      </w:r>
-      <w:proofErr w:type="spellStart"/>
-      <w:r>
-        <w:rPr>
-          <w:spacing w:val="-2"/>
-          <w:w w:val="90"/>
-          <w:lang w:val="pt-BR"/>
-        </w:rPr>
-        <w:t>matrix</w:t>
-      </w:r>
-      <w:proofErr w:type="spellEnd"/>
-      <w:r>
-        <w:rPr>
-          <w:spacing w:val="-2"/>
-          <w:w w:val="90"/>
-          <w:lang w:val="pt-BR"/>
-        </w:rPr>
-        <w:t xml:space="preserve"> </w:t>
-      </w:r>
-      <w:proofErr w:type="spellStart"/>
-      <w:r>
-        <w:rPr>
-          <w:spacing w:val="-2"/>
-          <w:w w:val="90"/>
-          <w:lang w:val="pt-BR"/>
-        </w:rPr>
-        <w:t>of</w:t>
-      </w:r>
-      <w:proofErr w:type="spellEnd"/>
-      <w:r>
-        <w:rPr>
-          <w:spacing w:val="-2"/>
-          <w:w w:val="90"/>
-          <w:lang w:val="pt-BR"/>
-        </w:rPr>
-        <w:t xml:space="preserve"> </w:t>
-      </w:r>
-      <w:proofErr w:type="spellStart"/>
-      <w:r>
-        <w:rPr>
-          <w:spacing w:val="-2"/>
-          <w:w w:val="90"/>
-          <w:lang w:val="pt-BR"/>
-        </w:rPr>
-        <w:t>two-tailed</w:t>
-      </w:r>
-      <w:proofErr w:type="spellEnd"/>
-      <w:r>
-        <w:rPr>
-          <w:spacing w:val="-2"/>
-          <w:w w:val="90"/>
-          <w:lang w:val="pt-BR"/>
-        </w:rPr>
-        <w:t xml:space="preserve"> </w:t>
-      </w:r>
-      <m:oMath>
-        <m:r>
-          <w:rPr>
-            <w:rFonts w:ascii="Cambria Math" w:hAnsi="Cambria Math"/>
-            <w:spacing w:val="-2"/>
-            <w:w w:val="90"/>
-            <w:lang w:val="pt-BR"/>
-          </w:rPr>
-          <m:t>p</m:t>
-        </m:r>
-      </m:oMath>
-      <w:r>
-        <w:rPr>
-          <w:spacing w:val="-2"/>
-          <w:w w:val="90"/>
-          <w:lang w:val="pt-BR"/>
-        </w:rPr>
-        <w:t xml:space="preserve">-values. </w:t>
-      </w:r>
-    </w:p>
-    <w:p>
-      <w:pPr>
-        <w:pStyle w:val="BodyText"/>
-        <w:rPr>
-          <w:spacing w:val="-2"/>
-          <w:w w:val="90"/>
-          <w:lang w:val="pt-BR"/>
-        </w:rPr>
-      </w:pPr>
     </w:p>
     <w:p>
       <w:pPr>
@@ -17699,6 +17575,95 @@
       </w:rPr>
     </w:lvl>
   </w:abstractNum>
+  <w:abstractNum w:abstractNumId="10" w15:restartNumberingAfterBreak="0">
+    <w:nsid w:val="7EA25BF5"/>
+    <w:multiLevelType w:val="hybridMultilevel"/>
+    <w:tmpl w:val="FD0C3CEA"/>
+    <w:lvl w:ilvl="0" w:tplc="0416000F">
+      <w:start w:val="1"/>
+      <w:numFmt w:val="decimal"/>
+      <w:lvlText w:val="%1."/>
+      <w:lvlJc w:val="left"/>
+      <w:pPr>
+        <w:ind w:left="720" w:hanging="360"/>
+      </w:pPr>
+      <w:rPr>
+        <w:rFonts w:hint="default"/>
+      </w:rPr>
+    </w:lvl>
+    <w:lvl w:ilvl="1" w:tplc="04160019" w:tentative="1">
+      <w:start w:val="1"/>
+      <w:numFmt w:val="lowerLetter"/>
+      <w:lvlText w:val="%2."/>
+      <w:lvlJc w:val="left"/>
+      <w:pPr>
+        <w:ind w:left="1440" w:hanging="360"/>
+      </w:pPr>
+    </w:lvl>
+    <w:lvl w:ilvl="2" w:tplc="0416001B" w:tentative="1">
+      <w:start w:val="1"/>
+      <w:numFmt w:val="lowerRoman"/>
+      <w:lvlText w:val="%3."/>
+      <w:lvlJc w:val="right"/>
+      <w:pPr>
+        <w:ind w:left="2160" w:hanging="180"/>
+      </w:pPr>
+    </w:lvl>
+    <w:lvl w:ilvl="3" w:tplc="0416000F" w:tentative="1">
+      <w:start w:val="1"/>
+      <w:numFmt w:val="decimal"/>
+      <w:lvlText w:val="%4."/>
+      <w:lvlJc w:val="left"/>
+      <w:pPr>
+        <w:ind w:left="2880" w:hanging="360"/>
+      </w:pPr>
+    </w:lvl>
+    <w:lvl w:ilvl="4" w:tplc="04160019" w:tentative="1">
+      <w:start w:val="1"/>
+      <w:numFmt w:val="lowerLetter"/>
+      <w:lvlText w:val="%5."/>
+      <w:lvlJc w:val="left"/>
+      <w:pPr>
+        <w:ind w:left="3600" w:hanging="360"/>
+      </w:pPr>
+    </w:lvl>
+    <w:lvl w:ilvl="5" w:tplc="0416001B" w:tentative="1">
+      <w:start w:val="1"/>
+      <w:numFmt w:val="lowerRoman"/>
+      <w:lvlText w:val="%6."/>
+      <w:lvlJc w:val="right"/>
+      <w:pPr>
+        <w:ind w:left="4320" w:hanging="180"/>
+      </w:pPr>
+    </w:lvl>
+    <w:lvl w:ilvl="6" w:tplc="0416000F" w:tentative="1">
+      <w:start w:val="1"/>
+      <w:numFmt w:val="decimal"/>
+      <w:lvlText w:val="%7."/>
+      <w:lvlJc w:val="left"/>
+      <w:pPr>
+        <w:ind w:left="5040" w:hanging="360"/>
+      </w:pPr>
+    </w:lvl>
+    <w:lvl w:ilvl="7" w:tplc="04160019" w:tentative="1">
+      <w:start w:val="1"/>
+      <w:numFmt w:val="lowerLetter"/>
+      <w:lvlText w:val="%8."/>
+      <w:lvlJc w:val="left"/>
+      <w:pPr>
+        <w:ind w:left="5760" w:hanging="360"/>
+      </w:pPr>
+    </w:lvl>
+    <w:lvl w:ilvl="8" w:tplc="0416001B" w:tentative="1">
+      <w:start w:val="1"/>
+      <w:numFmt w:val="lowerRoman"/>
+      <w:lvlText w:val="%9."/>
+      <w:lvlJc w:val="right"/>
+      <w:pPr>
+        <w:ind w:left="6480" w:hanging="180"/>
+      </w:pPr>
+    </w:lvl>
+  </w:abstractNum>
   <w:num w:numId="1" w16cid:durableId="1704745947">
     <w:abstractNumId w:val="0"/>
   </w:num>
@@ -17749,6 +17714,9 @@
   </w:num>
   <w:num w:numId="16" w16cid:durableId="175585132">
     <w:abstractNumId w:val="7"/>
+  </w:num>
+  <w:num w:numId="17" w16cid:durableId="2129395888">
+    <w:abstractNumId w:val="10"/>
   </w:num>
   <w:numIdMacAtCleanup w:val="7"/>
 </w:numbering>
@@ -18240,7 +18208,6 @@
   <w:style w:type="character" w:default="1" w:styleId="DefaultParagraphFont">
     <w:name w:val="Default Paragraph Font"/>
     <w:uiPriority w:val="1"/>
-    <w:semiHidden/>
     <w:unhideWhenUsed/>
   </w:style>
   <w:style w:type="table" w:default="1" w:styleId="TableNormal">

--- a/Readme - Notebooks - Validation phase.docx
+++ b/Readme - Notebooks - Validation phase.docx
@@ -12544,80 +12544,96 @@
           <w:w w:val="90"/>
           <w:lang w:val="pt-BR"/>
         </w:rPr>
-        <w:t>Pearson</w:t>
-      </w:r>
-      <w:r>
-        <w:rPr>
-          <w:spacing w:val="-2"/>
-          <w:w w:val="90"/>
-          <w:lang w:val="pt-BR"/>
-        </w:rPr>
-        <w:t xml:space="preserve"> </w:t>
-      </w:r>
-      <w:proofErr w:type="spellStart"/>
-      <w:r>
-        <w:rPr>
-          <w:spacing w:val="-2"/>
-          <w:w w:val="90"/>
-          <w:lang w:val="pt-BR"/>
-        </w:rPr>
-        <w:t>Correlation</w:t>
-      </w:r>
-      <w:proofErr w:type="spellEnd"/>
-      <w:r>
-        <w:rPr>
-          <w:spacing w:val="-2"/>
-          <w:w w:val="90"/>
-          <w:lang w:val="pt-BR"/>
-        </w:rPr>
-        <w:t xml:space="preserve"> </w:t>
-      </w:r>
-      <w:proofErr w:type="spellStart"/>
-      <w:r>
-        <w:rPr>
-          <w:spacing w:val="-2"/>
-          <w:w w:val="90"/>
-          <w:lang w:val="pt-BR"/>
-        </w:rPr>
-        <w:t>Analysis</w:t>
-      </w:r>
-      <w:proofErr w:type="spellEnd"/>
-      <w:r>
-        <w:rPr>
-          <w:spacing w:val="-2"/>
-          <w:w w:val="90"/>
-          <w:lang w:val="pt-BR"/>
-        </w:rPr>
-        <w:t xml:space="preserve"> — Visual </w:t>
-      </w:r>
-      <w:proofErr w:type="spellStart"/>
-      <w:r>
-        <w:rPr>
-          <w:spacing w:val="-2"/>
-          <w:w w:val="90"/>
-          <w:lang w:val="pt-BR"/>
-        </w:rPr>
-        <w:t>Analytics</w:t>
-      </w:r>
-      <w:proofErr w:type="spellEnd"/>
-      <w:r>
-        <w:rPr>
-          <w:spacing w:val="-2"/>
-          <w:w w:val="90"/>
-          <w:lang w:val="pt-BR"/>
-        </w:rPr>
-        <w:t xml:space="preserve"> &amp; UX </w:t>
-      </w:r>
-      <w:proofErr w:type="spellStart"/>
-      <w:r>
-        <w:rPr>
-          <w:spacing w:val="-2"/>
-          <w:w w:val="90"/>
-          <w:lang w:val="pt-BR"/>
-        </w:rPr>
-        <w:t>Metrics</w:t>
-      </w:r>
-      <w:proofErr w:type="spellEnd"/>
+        <w:t xml:space="preserve">Reproduce2 - </w:t>
+      </w:r>
+      <w:proofErr w:type="spellStart"/>
+      <w:r>
+        <w:rPr>
+          <w:w w:val="90"/>
+          <w:lang w:val="pt-BR"/>
+        </w:rPr>
+        <w:t>correlation</w:t>
+      </w:r>
+      <w:proofErr w:type="spellEnd"/>
+      <w:r>
+        <w:rPr>
+          <w:w w:val="90"/>
+          <w:lang w:val="pt-BR"/>
+        </w:rPr>
+        <w:t xml:space="preserve"> </w:t>
+      </w:r>
+      <w:proofErr w:type="spellStart"/>
+      <w:r>
+        <w:rPr>
+          <w:w w:val="90"/>
+          <w:lang w:val="pt-BR"/>
+        </w:rPr>
+        <w:t>inter</w:t>
+      </w:r>
+      <w:proofErr w:type="spellEnd"/>
+      <w:r>
+        <w:rPr>
+          <w:w w:val="90"/>
+          <w:lang w:val="pt-BR"/>
+        </w:rPr>
+        <w:t xml:space="preserve"> </w:t>
+      </w:r>
+      <w:proofErr w:type="spellStart"/>
+      <w:r>
+        <w:rPr>
+          <w:w w:val="90"/>
+          <w:lang w:val="pt-BR"/>
+        </w:rPr>
+        <w:t>scales</w:t>
+      </w:r>
+      <w:proofErr w:type="spellEnd"/>
+      <w:r>
+        <w:rPr>
+          <w:w w:val="90"/>
+          <w:lang w:val="pt-BR"/>
+        </w:rPr>
+        <w:t xml:space="preserve"> </w:t>
+      </w:r>
+      <w:proofErr w:type="spellStart"/>
+      <w:r>
+        <w:rPr>
+          <w:w w:val="90"/>
+          <w:lang w:val="pt-BR"/>
+        </w:rPr>
+        <w:t>and</w:t>
+      </w:r>
+      <w:proofErr w:type="spellEnd"/>
+      <w:r>
+        <w:rPr>
+          <w:w w:val="90"/>
+          <w:lang w:val="pt-BR"/>
+        </w:rPr>
+        <w:t xml:space="preserve"> </w:t>
+      </w:r>
+      <w:proofErr w:type="spellStart"/>
+      <w:r>
+        <w:rPr>
+          <w:w w:val="90"/>
+          <w:lang w:val="pt-BR"/>
+        </w:rPr>
+        <w:t>gold</w:t>
+      </w:r>
+      <w:proofErr w:type="spellEnd"/>
+      <w:r>
+        <w:rPr>
+          <w:w w:val="90"/>
+          <w:lang w:val="pt-BR"/>
+        </w:rPr>
+        <w:t xml:space="preserve"> standard</w:t>
+      </w:r>
+      <w:r>
+        <w:rPr>
+          <w:spacing w:val="-2"/>
+          <w:w w:val="90"/>
+          <w:lang w:val="pt-BR"/>
+        </w:rPr>
+        <w:t>s</w:t>
+      </w:r>
     </w:p>
     <w:p>
       <w:pPr>
@@ -15719,67 +15735,581 @@
         <w:pStyle w:val="Heading1"/>
         <w:ind w:left="862"/>
         <w:rPr>
-          <w:spacing w:val="-2"/>
-          <w:w w:val="90"/>
-          <w:lang w:val="pt-BR"/>
-        </w:rPr>
-      </w:pPr>
-      <w:r>
-        <w:rPr>
-          <w:w w:val="90"/>
-          <w:lang w:val="pt-BR"/>
-        </w:rPr>
-        <w:t>Reproduce6</w:t>
-      </w:r>
-      <w:r>
-        <w:rPr>
-          <w:spacing w:val="-2"/>
-          <w:w w:val="90"/>
-          <w:lang w:val="pt-BR"/>
-        </w:rPr>
-        <w:t xml:space="preserve"> </w:t>
-      </w:r>
-      <w:r>
-        <w:rPr>
-          <w:spacing w:val="-2"/>
-          <w:w w:val="90"/>
-          <w:lang w:val="pt-BR"/>
-        </w:rPr>
-        <w:t>–</w:t>
-      </w:r>
-      <w:r>
-        <w:rPr>
-          <w:spacing w:val="-2"/>
-          <w:w w:val="90"/>
-          <w:lang w:val="pt-BR"/>
-        </w:rPr>
-        <w:t xml:space="preserve"> </w:t>
-      </w:r>
-      <w:proofErr w:type="spellStart"/>
-      <w:r>
-        <w:rPr>
-          <w:spacing w:val="-2"/>
-          <w:w w:val="90"/>
-          <w:lang w:val="pt-BR"/>
-        </w:rPr>
-        <w:t>AnalysisBySystem</w:t>
-      </w:r>
-      <w:proofErr w:type="spellEnd"/>
-    </w:p>
-    <w:p>
-      <w:pPr>
-        <w:pStyle w:val="Heading1"/>
+          <w:b w:val="0"/>
+          <w:bCs w:val="0"/>
+          <w:spacing w:val="-2"/>
+          <w:w w:val="90"/>
+          <w:lang w:val="pt-BR"/>
+        </w:rPr>
+      </w:pPr>
+      <w:r>
+        <w:rPr>
+          <w:w w:val="90"/>
+          <w:lang w:val="pt-BR"/>
+        </w:rPr>
+        <w:t xml:space="preserve">Reproduce3 - </w:t>
+      </w:r>
+      <w:proofErr w:type="spellStart"/>
+      <w:r>
+        <w:rPr>
+          <w:w w:val="90"/>
+          <w:lang w:val="pt-BR"/>
+        </w:rPr>
+        <w:t>Polychoric</w:t>
+      </w:r>
+      <w:proofErr w:type="spellEnd"/>
+      <w:r>
+        <w:rPr>
+          <w:w w:val="90"/>
+          <w:lang w:val="pt-BR"/>
+        </w:rPr>
+        <w:t xml:space="preserve"> </w:t>
+      </w:r>
+      <w:proofErr w:type="spellStart"/>
+      <w:r>
+        <w:rPr>
+          <w:w w:val="90"/>
+          <w:lang w:val="pt-BR"/>
+        </w:rPr>
+        <w:t>correlation</w:t>
+      </w:r>
+      <w:proofErr w:type="spellEnd"/>
+      <w:r>
+        <w:rPr>
+          <w:w w:val="90"/>
+          <w:lang w:val="pt-BR"/>
+        </w:rPr>
+        <w:t xml:space="preserve"> </w:t>
+      </w:r>
+      <w:proofErr w:type="spellStart"/>
+      <w:r>
+        <w:rPr>
+          <w:w w:val="90"/>
+          <w:lang w:val="pt-BR"/>
+        </w:rPr>
+        <w:t>inter</w:t>
+      </w:r>
+      <w:proofErr w:type="spellEnd"/>
+      <w:r>
+        <w:rPr>
+          <w:w w:val="90"/>
+          <w:lang w:val="pt-BR"/>
+        </w:rPr>
+        <w:t xml:space="preserve"> </w:t>
+      </w:r>
+      <w:proofErr w:type="spellStart"/>
+      <w:r>
+        <w:rPr>
+          <w:w w:val="90"/>
+          <w:lang w:val="pt-BR"/>
+        </w:rPr>
+        <w:t>items</w:t>
+      </w:r>
+      <w:proofErr w:type="spellEnd"/>
+      <w:r>
+        <w:rPr>
+          <w:w w:val="90"/>
+          <w:lang w:val="pt-BR"/>
+        </w:rPr>
+        <w:t xml:space="preserve"> </w:t>
+      </w:r>
+      <w:proofErr w:type="spellStart"/>
+      <w:r>
+        <w:rPr>
+          <w:w w:val="90"/>
+          <w:lang w:val="pt-BR"/>
+        </w:rPr>
+        <w:t>and</w:t>
+      </w:r>
+      <w:proofErr w:type="spellEnd"/>
+      <w:r>
+        <w:rPr>
+          <w:w w:val="90"/>
+          <w:lang w:val="pt-BR"/>
+        </w:rPr>
+        <w:t xml:space="preserve"> </w:t>
+      </w:r>
+      <w:proofErr w:type="spellStart"/>
+      <w:r>
+        <w:rPr>
+          <w:w w:val="90"/>
+          <w:lang w:val="pt-BR"/>
+        </w:rPr>
+        <w:t>gold</w:t>
+      </w:r>
+      <w:proofErr w:type="spellEnd"/>
+      <w:r>
+        <w:rPr>
+          <w:w w:val="90"/>
+          <w:lang w:val="pt-BR"/>
+        </w:rPr>
+        <w:t xml:space="preserve"> standard</w:t>
+      </w:r>
+    </w:p>
+    <w:p>
+      <w:pPr>
+        <w:pStyle w:val="Heading3"/>
+        <w:ind w:left="0" w:firstLine="0"/>
+        <w:rPr>
+          <w:w w:val="90"/>
+          <w:lang w:val="pt-BR"/>
+        </w:rPr>
+      </w:pPr>
+    </w:p>
+    <w:p>
+      <w:pPr>
+        <w:pStyle w:val="BodyText"/>
+        <w:rPr>
+          <w:spacing w:val="-2"/>
+          <w:w w:val="90"/>
+          <w:lang w:val="pt-BR"/>
+        </w:rPr>
+      </w:pPr>
+      <w:proofErr w:type="spellStart"/>
+      <w:r>
+        <w:rPr>
+          <w:spacing w:val="-2"/>
+          <w:w w:val="90"/>
+          <w:lang w:val="pt-BR"/>
+        </w:rPr>
+        <w:t>This</w:t>
+      </w:r>
+      <w:proofErr w:type="spellEnd"/>
+      <w:r>
+        <w:rPr>
+          <w:spacing w:val="-2"/>
+          <w:w w:val="90"/>
+          <w:lang w:val="pt-BR"/>
+        </w:rPr>
+        <w:t xml:space="preserve"> notebook </w:t>
+      </w:r>
+    </w:p>
+    <w:p>
+      <w:pPr>
+        <w:pStyle w:val="BodyText"/>
+        <w:rPr>
+          <w:spacing w:val="-2"/>
+          <w:w w:val="90"/>
+          <w:lang w:val="pt-BR"/>
+        </w:rPr>
+      </w:pPr>
+    </w:p>
+    <w:p>
+      <w:pPr>
+        <w:pStyle w:val="Heading3"/>
+        <w:ind w:left="0" w:firstLine="0"/>
+        <w:rPr>
+          <w:w w:val="90"/>
+          <w:lang w:val="pt-BR"/>
+        </w:rPr>
+      </w:pPr>
+      <w:r>
+        <w:rPr>
+          <w:w w:val="90"/>
+          <w:lang w:val="pt-BR"/>
+        </w:rPr>
+        <w:t xml:space="preserve">Input File (folder Data): </w:t>
+      </w:r>
+    </w:p>
+    <w:p>
+      <w:pPr>
+        <w:pStyle w:val="BodyText"/>
+        <w:ind w:left="720"/>
+        <w:rPr>
+          <w:spacing w:val="-2"/>
+          <w:w w:val="90"/>
+          <w:lang w:val="pt-BR"/>
+        </w:rPr>
+      </w:pPr>
+      <w:r>
+        <w:rPr>
+          <w:spacing w:val="-2"/>
+          <w:w w:val="90"/>
+          <w:lang w:val="pt-BR"/>
+        </w:rPr>
+        <w:t>xxx</w:t>
+      </w:r>
+      <w:r>
+        <w:rPr>
+          <w:spacing w:val="-2"/>
+          <w:w w:val="90"/>
+          <w:lang w:val="pt-BR"/>
+        </w:rPr>
+        <w:t>.csv</w:t>
+      </w:r>
+    </w:p>
+    <w:p>
+      <w:pPr>
+        <w:pStyle w:val="Heading3"/>
+        <w:ind w:left="0" w:firstLine="0"/>
+        <w:rPr>
+          <w:w w:val="90"/>
+          <w:lang w:val="pt-BR"/>
+        </w:rPr>
+      </w:pPr>
+      <w:r>
+        <w:rPr>
+          <w:w w:val="90"/>
+          <w:lang w:val="pt-BR"/>
+        </w:rPr>
+        <w:t xml:space="preserve">Output File (folder </w:t>
+      </w:r>
+      <w:proofErr w:type="spellStart"/>
+      <w:r>
+        <w:rPr>
+          <w:w w:val="90"/>
+          <w:lang w:val="pt-BR"/>
+        </w:rPr>
+        <w:t>Data_analysis</w:t>
+      </w:r>
+      <w:proofErr w:type="spellEnd"/>
+      <w:r>
+        <w:rPr>
+          <w:w w:val="90"/>
+          <w:lang w:val="pt-BR"/>
+        </w:rPr>
+        <w:t>)</w:t>
+      </w:r>
+    </w:p>
+    <w:p>
+      <w:pPr>
+        <w:pStyle w:val="BodyText"/>
         <w:numPr>
           <w:ilvl w:val="0"/>
-          <w:numId w:val="0"/>
+          <w:numId w:val="7"/>
         </w:numPr>
-        <w:ind w:left="360" w:hanging="360"/>
-        <w:rPr>
-          <w:spacing w:val="-2"/>
-          <w:w w:val="90"/>
-          <w:lang w:val="pt-BR"/>
-        </w:rPr>
-      </w:pPr>
+        <w:rPr>
+          <w:spacing w:val="-2"/>
+          <w:w w:val="90"/>
+          <w:lang w:val="pt-BR"/>
+        </w:rPr>
+      </w:pPr>
+      <w:proofErr w:type="spellStart"/>
+      <w:r>
+        <w:rPr>
+          <w:b/>
+          <w:bCs/>
+          <w:spacing w:val="-2"/>
+          <w:w w:val="90"/>
+          <w:lang w:val="pt-BR"/>
+        </w:rPr>
+        <w:t>Visualizations</w:t>
+      </w:r>
+      <w:proofErr w:type="spellEnd"/>
+      <w:r>
+        <w:rPr>
+          <w:b/>
+          <w:bCs/>
+          <w:spacing w:val="-2"/>
+          <w:w w:val="90"/>
+          <w:lang w:val="pt-BR"/>
+        </w:rPr>
+        <w:t>:</w:t>
+      </w:r>
+    </w:p>
+    <w:p>
+      <w:pPr>
+        <w:pStyle w:val="BodyText"/>
+        <w:numPr>
+          <w:ilvl w:val="1"/>
+          <w:numId w:val="7"/>
+        </w:numPr>
+        <w:rPr>
+          <w:spacing w:val="-2"/>
+          <w:w w:val="90"/>
+          <w:lang w:val="pt-BR"/>
+        </w:rPr>
+      </w:pPr>
+      <w:proofErr w:type="gramStart"/>
+      <w:r>
+        <w:rPr>
+          <w:spacing w:val="-2"/>
+          <w:w w:val="90"/>
+          <w:lang w:val="pt-BR"/>
+        </w:rPr>
+        <w:t>yyy</w:t>
+      </w:r>
+      <w:r>
+        <w:rPr>
+          <w:spacing w:val="-2"/>
+          <w:w w:val="90"/>
+          <w:lang w:val="pt-BR"/>
+        </w:rPr>
+        <w:t>.png:.</w:t>
+      </w:r>
+      <w:proofErr w:type="gramEnd"/>
+      <w:r>
+        <w:rPr>
+          <w:spacing w:val="-2"/>
+          <w:w w:val="90"/>
+          <w:lang w:val="pt-BR"/>
+        </w:rPr>
+        <w:t xml:space="preserve"> </w:t>
+      </w:r>
+    </w:p>
+    <w:p>
+      <w:pPr>
+        <w:pStyle w:val="BodyText"/>
+        <w:numPr>
+          <w:ilvl w:val="0"/>
+          <w:numId w:val="7"/>
+        </w:numPr>
+        <w:rPr>
+          <w:spacing w:val="-2"/>
+          <w:w w:val="90"/>
+          <w:lang w:val="pt-BR"/>
+        </w:rPr>
+      </w:pPr>
+      <w:proofErr w:type="spellStart"/>
+      <w:r>
+        <w:rPr>
+          <w:b/>
+          <w:bCs/>
+          <w:spacing w:val="-2"/>
+          <w:w w:val="90"/>
+          <w:lang w:val="pt-BR"/>
+        </w:rPr>
+        <w:t>Exported</w:t>
+      </w:r>
+      <w:proofErr w:type="spellEnd"/>
+      <w:r>
+        <w:rPr>
+          <w:b/>
+          <w:bCs/>
+          <w:spacing w:val="-2"/>
+          <w:w w:val="90"/>
+          <w:lang w:val="pt-BR"/>
+        </w:rPr>
+        <w:t xml:space="preserve"> Data Files:</w:t>
+      </w:r>
+    </w:p>
+    <w:p>
+      <w:pPr>
+        <w:pStyle w:val="BodyText"/>
+        <w:numPr>
+          <w:ilvl w:val="1"/>
+          <w:numId w:val="7"/>
+        </w:numPr>
+        <w:rPr>
+          <w:spacing w:val="-2"/>
+          <w:w w:val="90"/>
+          <w:lang w:val="pt-BR"/>
+        </w:rPr>
+      </w:pPr>
+      <w:r>
+        <w:rPr>
+          <w:spacing w:val="-2"/>
+          <w:w w:val="90"/>
+          <w:lang w:val="pt-BR"/>
+        </w:rPr>
+        <w:t>xxx</w:t>
+      </w:r>
+      <w:r>
+        <w:rPr>
+          <w:spacing w:val="-2"/>
+          <w:w w:val="90"/>
+          <w:lang w:val="pt-BR"/>
+        </w:rPr>
+        <w:t>.csv</w:t>
+      </w:r>
+      <w:r>
+        <w:rPr>
+          <w:spacing w:val="-2"/>
+          <w:w w:val="90"/>
+          <w:lang w:val="pt-BR"/>
+        </w:rPr>
+        <w:t xml:space="preserve">: </w:t>
+      </w:r>
+      <w:r>
+        <w:rPr>
+          <w:spacing w:val="-2"/>
+          <w:w w:val="90"/>
+        </w:rPr>
+        <w:t xml:space="preserve">correlation calculated by </w:t>
+      </w:r>
+      <w:proofErr w:type="spellStart"/>
+      <w:proofErr w:type="gramStart"/>
+      <w:r>
+        <w:rPr>
+          <w:spacing w:val="-2"/>
+          <w:w w:val="90"/>
+        </w:rPr>
+        <w:t>scipy.stats</w:t>
+      </w:r>
+      <w:proofErr w:type="gramEnd"/>
+      <w:r>
+        <w:rPr>
+          <w:spacing w:val="-2"/>
+          <w:w w:val="90"/>
+        </w:rPr>
+        <w:t>.pearsonr</w:t>
+      </w:r>
+      <w:proofErr w:type="spellEnd"/>
+    </w:p>
+    <w:p>
+      <w:pPr>
+        <w:pStyle w:val="BodyText"/>
+        <w:ind w:left="720"/>
+        <w:rPr>
+          <w:b/>
+          <w:bCs/>
+          <w:spacing w:val="-2"/>
+          <w:w w:val="90"/>
+          <w:lang w:val="pt-BR"/>
+        </w:rPr>
+      </w:pPr>
+    </w:p>
+    <w:p>
+      <w:pPr>
+        <w:pStyle w:val="BodyText"/>
+        <w:rPr>
+          <w:b/>
+          <w:bCs/>
+          <w:w w:val="90"/>
+          <w:lang w:val="pt-BR"/>
+        </w:rPr>
+      </w:pPr>
+      <w:proofErr w:type="spellStart"/>
+      <w:r>
+        <w:rPr>
+          <w:b/>
+          <w:bCs/>
+          <w:w w:val="90"/>
+          <w:lang w:val="pt-BR"/>
+        </w:rPr>
+        <w:t>Processing</w:t>
+      </w:r>
+      <w:proofErr w:type="spellEnd"/>
+      <w:r>
+        <w:rPr>
+          <w:b/>
+          <w:bCs/>
+          <w:w w:val="90"/>
+          <w:lang w:val="pt-BR"/>
+        </w:rPr>
+        <w:t xml:space="preserve"> </w:t>
+      </w:r>
+      <w:proofErr w:type="spellStart"/>
+      <w:r>
+        <w:rPr>
+          <w:b/>
+          <w:bCs/>
+          <w:w w:val="90"/>
+          <w:lang w:val="pt-BR"/>
+        </w:rPr>
+        <w:t>Details</w:t>
+      </w:r>
+      <w:proofErr w:type="spellEnd"/>
+    </w:p>
+    <w:p>
+      <w:pPr>
+        <w:pStyle w:val="BodyText"/>
+        <w:rPr>
+          <w:spacing w:val="-2"/>
+          <w:w w:val="90"/>
+          <w:lang w:val="pt-BR"/>
+        </w:rPr>
+      </w:pPr>
+      <w:proofErr w:type="spellStart"/>
+      <w:r>
+        <w:rPr>
+          <w:spacing w:val="-2"/>
+          <w:w w:val="90"/>
+          <w:lang w:val="pt-BR"/>
+        </w:rPr>
+        <w:t>This</w:t>
+      </w:r>
+      <w:proofErr w:type="spellEnd"/>
+      <w:r>
+        <w:rPr>
+          <w:spacing w:val="-2"/>
+          <w:w w:val="90"/>
+          <w:lang w:val="pt-BR"/>
+        </w:rPr>
+        <w:t xml:space="preserve"> </w:t>
+      </w:r>
+      <w:r>
+        <w:rPr>
+          <w:spacing w:val="-2"/>
+          <w:w w:val="90"/>
+          <w:lang w:val="pt-BR"/>
+        </w:rPr>
+        <w:t xml:space="preserve">script </w:t>
+      </w:r>
+    </w:p>
+    <w:p>
+      <w:pPr>
+        <w:pStyle w:val="BodyText"/>
+        <w:rPr>
+          <w:spacing w:val="-2"/>
+          <w:w w:val="90"/>
+          <w:lang w:val="pt-BR"/>
+        </w:rPr>
+      </w:pPr>
+    </w:p>
+    <w:p>
+      <w:pPr>
+        <w:pStyle w:val="Heading1"/>
+        <w:tabs>
+          <w:tab w:val="num" w:pos="720"/>
+        </w:tabs>
+        <w:ind w:left="862"/>
+        <w:rPr>
+          <w:b w:val="0"/>
+          <w:bCs w:val="0"/>
+          <w:spacing w:val="-2"/>
+          <w:w w:val="90"/>
+          <w:lang w:val="pt-BR"/>
+        </w:rPr>
+      </w:pPr>
+      <w:r>
+        <w:rPr>
+          <w:w w:val="90"/>
+          <w:lang w:val="pt-BR"/>
+        </w:rPr>
+        <w:t xml:space="preserve">Reproduce4 - Factor </w:t>
+      </w:r>
+      <w:proofErr w:type="spellStart"/>
+      <w:r>
+        <w:rPr>
+          <w:w w:val="90"/>
+          <w:lang w:val="pt-BR"/>
+        </w:rPr>
+        <w:t>analysis</w:t>
+      </w:r>
+      <w:proofErr w:type="spellEnd"/>
+      <w:r>
+        <w:rPr>
+          <w:w w:val="90"/>
+          <w:lang w:val="pt-BR"/>
+        </w:rPr>
+        <w:t xml:space="preserve"> - </w:t>
+      </w:r>
+      <w:proofErr w:type="spellStart"/>
+      <w:r>
+        <w:rPr>
+          <w:w w:val="90"/>
+          <w:lang w:val="pt-BR"/>
+        </w:rPr>
+        <w:t>parallel</w:t>
+      </w:r>
+      <w:proofErr w:type="spellEnd"/>
+      <w:r>
+        <w:rPr>
+          <w:w w:val="90"/>
+          <w:lang w:val="pt-BR"/>
+        </w:rPr>
+        <w:t xml:space="preserve"> </w:t>
+      </w:r>
+      <w:proofErr w:type="spellStart"/>
+      <w:r>
+        <w:rPr>
+          <w:w w:val="90"/>
+          <w:lang w:val="pt-BR"/>
+        </w:rPr>
+        <w:t>screeplot</w:t>
+      </w:r>
+      <w:proofErr w:type="spellEnd"/>
     </w:p>
     <w:p>
       <w:pPr>
@@ -15790,27 +16320,44 @@
           <w:lang w:val="pt-BR"/>
         </w:rPr>
       </w:pPr>
-      <w:r>
-        <w:rPr>
-          <w:w w:val="90"/>
-          <w:lang w:val="pt-BR"/>
-        </w:rPr>
-        <w:t xml:space="preserve">Notebook: </w:t>
-      </w:r>
-      <w:r>
-        <w:rPr>
-          <w:w w:val="90"/>
-          <w:lang w:val="pt-BR"/>
-        </w:rPr>
-        <w:t>Val_</w:t>
-      </w:r>
-      <w:r>
-        <w:rPr>
-          <w:w w:val="90"/>
-          <w:lang w:val="pt-BR"/>
-        </w:rPr>
-        <w:t>6XXX</w:t>
-      </w:r>
+    </w:p>
+    <w:p>
+      <w:pPr>
+        <w:pStyle w:val="BodyText"/>
+        <w:rPr>
+          <w:spacing w:val="-2"/>
+          <w:w w:val="90"/>
+          <w:lang w:val="pt-BR"/>
+        </w:rPr>
+      </w:pPr>
+      <w:proofErr w:type="spellStart"/>
+      <w:r>
+        <w:rPr>
+          <w:spacing w:val="-2"/>
+          <w:w w:val="90"/>
+          <w:lang w:val="pt-BR"/>
+        </w:rPr>
+        <w:t>This</w:t>
+      </w:r>
+      <w:proofErr w:type="spellEnd"/>
+      <w:r>
+        <w:rPr>
+          <w:spacing w:val="-2"/>
+          <w:w w:val="90"/>
+          <w:lang w:val="pt-BR"/>
+        </w:rPr>
+        <w:t xml:space="preserve"> notebook </w:t>
+      </w:r>
+    </w:p>
+    <w:p>
+      <w:pPr>
+        <w:pStyle w:val="BodyText"/>
+        <w:rPr>
+          <w:spacing w:val="-2"/>
+          <w:w w:val="90"/>
+          <w:lang w:val="pt-BR"/>
+        </w:rPr>
+      </w:pPr>
     </w:p>
     <w:p>
       <w:pPr>
@@ -15821,6 +16368,40 @@
           <w:lang w:val="pt-BR"/>
         </w:rPr>
       </w:pPr>
+      <w:r>
+        <w:rPr>
+          <w:w w:val="90"/>
+          <w:lang w:val="pt-BR"/>
+        </w:rPr>
+        <w:t xml:space="preserve">Input File (folder Data): </w:t>
+      </w:r>
+    </w:p>
+    <w:p>
+      <w:pPr>
+        <w:pStyle w:val="BodyText"/>
+        <w:ind w:left="720"/>
+        <w:rPr>
+          <w:spacing w:val="-2"/>
+          <w:w w:val="90"/>
+          <w:lang w:val="pt-BR"/>
+        </w:rPr>
+      </w:pPr>
+      <w:r>
+        <w:rPr>
+          <w:spacing w:val="-2"/>
+          <w:w w:val="90"/>
+          <w:lang w:val="pt-BR"/>
+        </w:rPr>
+        <w:t>xxx</w:t>
+      </w:r>
+      <w:r>
+        <w:rPr>
+          <w:spacing w:val="-2"/>
+          <w:w w:val="90"/>
+          <w:lang w:val="pt-BR"/>
+        </w:rPr>
+        <w:t>.csv</w:t>
+      </w:r>
     </w:p>
     <w:p>
       <w:pPr>
@@ -15831,22 +16412,379 @@
           <w:lang w:val="pt-BR"/>
         </w:rPr>
       </w:pPr>
-      <w:proofErr w:type="spellStart"/>
-      <w:r>
-        <w:rPr>
-          <w:w w:val="90"/>
-          <w:lang w:val="pt-BR"/>
-        </w:rPr>
-        <w:t>Description</w:t>
-      </w:r>
-      <w:proofErr w:type="spellEnd"/>
-      <w:r>
-        <w:rPr>
+      <w:r>
+        <w:rPr>
+          <w:w w:val="90"/>
+          <w:lang w:val="pt-BR"/>
+        </w:rPr>
+        <w:t xml:space="preserve">Output File (folder </w:t>
+      </w:r>
+      <w:proofErr w:type="spellStart"/>
+      <w:r>
+        <w:rPr>
+          <w:w w:val="90"/>
+          <w:lang w:val="pt-BR"/>
+        </w:rPr>
+        <w:t>Data_analysis</w:t>
+      </w:r>
+      <w:proofErr w:type="spellEnd"/>
+      <w:r>
+        <w:rPr>
+          <w:w w:val="90"/>
+          <w:lang w:val="pt-BR"/>
+        </w:rPr>
+        <w:t>)</w:t>
+      </w:r>
+    </w:p>
+    <w:p>
+      <w:pPr>
+        <w:pStyle w:val="BodyText"/>
+        <w:numPr>
+          <w:ilvl w:val="0"/>
+          <w:numId w:val="7"/>
+        </w:numPr>
+        <w:rPr>
+          <w:spacing w:val="-2"/>
+          <w:w w:val="90"/>
+          <w:lang w:val="pt-BR"/>
+        </w:rPr>
+      </w:pPr>
+      <w:proofErr w:type="spellStart"/>
+      <w:r>
+        <w:rPr>
+          <w:b/>
+          <w:bCs/>
+          <w:spacing w:val="-2"/>
+          <w:w w:val="90"/>
+          <w:lang w:val="pt-BR"/>
+        </w:rPr>
+        <w:t>Visualizations</w:t>
+      </w:r>
+      <w:proofErr w:type="spellEnd"/>
+      <w:r>
+        <w:rPr>
+          <w:b/>
+          <w:bCs/>
+          <w:spacing w:val="-2"/>
+          <w:w w:val="90"/>
+          <w:lang w:val="pt-BR"/>
+        </w:rPr>
+        <w:t>:</w:t>
+      </w:r>
+    </w:p>
+    <w:p>
+      <w:pPr>
+        <w:pStyle w:val="BodyText"/>
+        <w:numPr>
+          <w:ilvl w:val="1"/>
+          <w:numId w:val="7"/>
+        </w:numPr>
+        <w:rPr>
+          <w:spacing w:val="-2"/>
+          <w:w w:val="90"/>
+          <w:lang w:val="pt-BR"/>
+        </w:rPr>
+      </w:pPr>
+      <w:proofErr w:type="gramStart"/>
+      <w:r>
+        <w:rPr>
+          <w:spacing w:val="-2"/>
+          <w:w w:val="90"/>
+          <w:lang w:val="pt-BR"/>
+        </w:rPr>
+        <w:t>yyy</w:t>
+      </w:r>
+      <w:r>
+        <w:rPr>
+          <w:spacing w:val="-2"/>
+          <w:w w:val="90"/>
+          <w:lang w:val="pt-BR"/>
+        </w:rPr>
+        <w:t>.png:.</w:t>
+      </w:r>
+      <w:proofErr w:type="gramEnd"/>
+      <w:r>
+        <w:rPr>
+          <w:spacing w:val="-2"/>
+          <w:w w:val="90"/>
+          <w:lang w:val="pt-BR"/>
+        </w:rPr>
+        <w:t xml:space="preserve"> </w:t>
+      </w:r>
+    </w:p>
+    <w:p>
+      <w:pPr>
+        <w:pStyle w:val="BodyText"/>
+        <w:numPr>
+          <w:ilvl w:val="0"/>
+          <w:numId w:val="7"/>
+        </w:numPr>
+        <w:rPr>
+          <w:spacing w:val="-2"/>
+          <w:w w:val="90"/>
+          <w:lang w:val="pt-BR"/>
+        </w:rPr>
+      </w:pPr>
+      <w:proofErr w:type="spellStart"/>
+      <w:r>
+        <w:rPr>
+          <w:b/>
+          <w:bCs/>
+          <w:spacing w:val="-2"/>
+          <w:w w:val="90"/>
+          <w:lang w:val="pt-BR"/>
+        </w:rPr>
+        <w:t>Exported</w:t>
+      </w:r>
+      <w:proofErr w:type="spellEnd"/>
+      <w:r>
+        <w:rPr>
+          <w:b/>
+          <w:bCs/>
+          <w:spacing w:val="-2"/>
+          <w:w w:val="90"/>
+          <w:lang w:val="pt-BR"/>
+        </w:rPr>
+        <w:t xml:space="preserve"> Data Files:</w:t>
+      </w:r>
+    </w:p>
+    <w:p>
+      <w:pPr>
+        <w:pStyle w:val="BodyText"/>
+        <w:numPr>
+          <w:ilvl w:val="1"/>
+          <w:numId w:val="7"/>
+        </w:numPr>
+        <w:rPr>
+          <w:spacing w:val="-2"/>
+          <w:w w:val="90"/>
+          <w:lang w:val="pt-BR"/>
+        </w:rPr>
+      </w:pPr>
+      <w:r>
+        <w:rPr>
+          <w:spacing w:val="-2"/>
+          <w:w w:val="90"/>
+          <w:lang w:val="pt-BR"/>
+        </w:rPr>
+        <w:t>xxx</w:t>
+      </w:r>
+      <w:r>
+        <w:rPr>
+          <w:spacing w:val="-2"/>
+          <w:w w:val="90"/>
+          <w:lang w:val="pt-BR"/>
+        </w:rPr>
+        <w:t>.csv</w:t>
+      </w:r>
+      <w:r>
+        <w:rPr>
+          <w:spacing w:val="-2"/>
           <w:w w:val="90"/>
           <w:lang w:val="pt-BR"/>
         </w:rPr>
         <w:t xml:space="preserve">: </w:t>
       </w:r>
+      <w:r>
+        <w:rPr>
+          <w:spacing w:val="-2"/>
+          <w:w w:val="90"/>
+        </w:rPr>
+        <w:t xml:space="preserve">correlation calculated by </w:t>
+      </w:r>
+      <w:proofErr w:type="spellStart"/>
+      <w:proofErr w:type="gramStart"/>
+      <w:r>
+        <w:rPr>
+          <w:spacing w:val="-2"/>
+          <w:w w:val="90"/>
+        </w:rPr>
+        <w:t>scipy.stats</w:t>
+      </w:r>
+      <w:proofErr w:type="gramEnd"/>
+      <w:r>
+        <w:rPr>
+          <w:spacing w:val="-2"/>
+          <w:w w:val="90"/>
+        </w:rPr>
+        <w:t>.pearsonr</w:t>
+      </w:r>
+      <w:proofErr w:type="spellEnd"/>
+    </w:p>
+    <w:p>
+      <w:pPr>
+        <w:pStyle w:val="BodyText"/>
+        <w:ind w:left="720"/>
+        <w:rPr>
+          <w:b/>
+          <w:bCs/>
+          <w:spacing w:val="-2"/>
+          <w:w w:val="90"/>
+          <w:lang w:val="pt-BR"/>
+        </w:rPr>
+      </w:pPr>
+    </w:p>
+    <w:p>
+      <w:pPr>
+        <w:pStyle w:val="BodyText"/>
+        <w:rPr>
+          <w:b/>
+          <w:bCs/>
+          <w:w w:val="90"/>
+          <w:lang w:val="pt-BR"/>
+        </w:rPr>
+      </w:pPr>
+      <w:proofErr w:type="spellStart"/>
+      <w:r>
+        <w:rPr>
+          <w:b/>
+          <w:bCs/>
+          <w:w w:val="90"/>
+          <w:lang w:val="pt-BR"/>
+        </w:rPr>
+        <w:t>Processing</w:t>
+      </w:r>
+      <w:proofErr w:type="spellEnd"/>
+      <w:r>
+        <w:rPr>
+          <w:b/>
+          <w:bCs/>
+          <w:w w:val="90"/>
+          <w:lang w:val="pt-BR"/>
+        </w:rPr>
+        <w:t xml:space="preserve"> </w:t>
+      </w:r>
+      <w:proofErr w:type="spellStart"/>
+      <w:r>
+        <w:rPr>
+          <w:b/>
+          <w:bCs/>
+          <w:w w:val="90"/>
+          <w:lang w:val="pt-BR"/>
+        </w:rPr>
+        <w:t>Details</w:t>
+      </w:r>
+      <w:proofErr w:type="spellEnd"/>
+    </w:p>
+    <w:p>
+      <w:pPr>
+        <w:pStyle w:val="BodyText"/>
+        <w:rPr>
+          <w:spacing w:val="-2"/>
+          <w:w w:val="90"/>
+          <w:lang w:val="pt-BR"/>
+        </w:rPr>
+      </w:pPr>
+      <w:proofErr w:type="spellStart"/>
+      <w:r>
+        <w:rPr>
+          <w:spacing w:val="-2"/>
+          <w:w w:val="90"/>
+          <w:lang w:val="pt-BR"/>
+        </w:rPr>
+        <w:t>This</w:t>
+      </w:r>
+      <w:proofErr w:type="spellEnd"/>
+      <w:r>
+        <w:rPr>
+          <w:spacing w:val="-2"/>
+          <w:w w:val="90"/>
+          <w:lang w:val="pt-BR"/>
+        </w:rPr>
+        <w:t xml:space="preserve"> </w:t>
+      </w:r>
+      <w:r>
+        <w:rPr>
+          <w:spacing w:val="-2"/>
+          <w:w w:val="90"/>
+          <w:lang w:val="pt-BR"/>
+        </w:rPr>
+        <w:t xml:space="preserve">script </w:t>
+      </w:r>
+    </w:p>
+    <w:p>
+      <w:pPr>
+        <w:pStyle w:val="BodyText"/>
+        <w:rPr>
+          <w:spacing w:val="-2"/>
+          <w:w w:val="90"/>
+          <w:lang w:val="pt-BR"/>
+        </w:rPr>
+      </w:pPr>
+    </w:p>
+    <w:p>
+      <w:pPr>
+        <w:pStyle w:val="BodyText"/>
+        <w:rPr>
+          <w:spacing w:val="-2"/>
+          <w:w w:val="90"/>
+          <w:lang w:val="pt-BR"/>
+        </w:rPr>
+      </w:pPr>
+    </w:p>
+    <w:p>
+      <w:pPr>
+        <w:pStyle w:val="Heading1"/>
+        <w:tabs>
+          <w:tab w:val="num" w:pos="720"/>
+        </w:tabs>
+        <w:ind w:left="862"/>
+        <w:rPr>
+          <w:b w:val="0"/>
+          <w:bCs w:val="0"/>
+          <w:spacing w:val="-2"/>
+          <w:w w:val="90"/>
+          <w:lang w:val="pt-BR"/>
+        </w:rPr>
+      </w:pPr>
+      <w:r>
+        <w:rPr>
+          <w:w w:val="90"/>
+          <w:lang w:val="pt-BR"/>
+        </w:rPr>
+        <w:t xml:space="preserve">Reproduce5 - </w:t>
+      </w:r>
+      <w:proofErr w:type="spellStart"/>
+      <w:r>
+        <w:rPr>
+          <w:w w:val="90"/>
+          <w:lang w:val="pt-BR"/>
+        </w:rPr>
+        <w:t>Confirmatory</w:t>
+      </w:r>
+      <w:proofErr w:type="spellEnd"/>
+      <w:r>
+        <w:rPr>
+          <w:w w:val="90"/>
+          <w:lang w:val="pt-BR"/>
+        </w:rPr>
+        <w:t xml:space="preserve"> </w:t>
+      </w:r>
+      <w:proofErr w:type="spellStart"/>
+      <w:r>
+        <w:rPr>
+          <w:w w:val="90"/>
+          <w:lang w:val="pt-BR"/>
+        </w:rPr>
+        <w:t>factor</w:t>
+      </w:r>
+      <w:proofErr w:type="spellEnd"/>
+      <w:r>
+        <w:rPr>
+          <w:w w:val="90"/>
+          <w:lang w:val="pt-BR"/>
+        </w:rPr>
+        <w:t xml:space="preserve"> </w:t>
+      </w:r>
+      <w:proofErr w:type="spellStart"/>
+      <w:r>
+        <w:rPr>
+          <w:w w:val="90"/>
+          <w:lang w:val="pt-BR"/>
+        </w:rPr>
+        <w:t>analysis</w:t>
+      </w:r>
+      <w:proofErr w:type="spellEnd"/>
     </w:p>
     <w:p>
       <w:pPr>
@@ -15860,27 +16798,409 @@
     </w:p>
     <w:p>
       <w:pPr>
-        <w:pStyle w:val="Heading1"/>
+        <w:pStyle w:val="BodyText"/>
+        <w:rPr>
+          <w:spacing w:val="-2"/>
+          <w:w w:val="90"/>
+          <w:lang w:val="pt-BR"/>
+        </w:rPr>
+      </w:pPr>
+      <w:proofErr w:type="spellStart"/>
+      <w:r>
+        <w:rPr>
+          <w:spacing w:val="-2"/>
+          <w:w w:val="90"/>
+          <w:lang w:val="pt-BR"/>
+        </w:rPr>
+        <w:t>This</w:t>
+      </w:r>
+      <w:proofErr w:type="spellEnd"/>
+      <w:r>
+        <w:rPr>
+          <w:spacing w:val="-2"/>
+          <w:w w:val="90"/>
+          <w:lang w:val="pt-BR"/>
+        </w:rPr>
+        <w:t xml:space="preserve"> notebook </w:t>
+      </w:r>
+    </w:p>
+    <w:p>
+      <w:pPr>
+        <w:pStyle w:val="BodyText"/>
+        <w:rPr>
+          <w:spacing w:val="-2"/>
+          <w:w w:val="90"/>
+          <w:lang w:val="pt-BR"/>
+        </w:rPr>
+      </w:pPr>
+    </w:p>
+    <w:p>
+      <w:pPr>
+        <w:pStyle w:val="Heading3"/>
+        <w:ind w:left="0" w:firstLine="0"/>
+        <w:rPr>
+          <w:w w:val="90"/>
+          <w:lang w:val="pt-BR"/>
+        </w:rPr>
+      </w:pPr>
+      <w:r>
+        <w:rPr>
+          <w:w w:val="90"/>
+          <w:lang w:val="pt-BR"/>
+        </w:rPr>
+        <w:t xml:space="preserve">Input File (folder Data): </w:t>
+      </w:r>
+    </w:p>
+    <w:p>
+      <w:pPr>
+        <w:pStyle w:val="BodyText"/>
+        <w:ind w:left="720"/>
+        <w:rPr>
+          <w:spacing w:val="-2"/>
+          <w:w w:val="90"/>
+          <w:lang w:val="pt-BR"/>
+        </w:rPr>
+      </w:pPr>
+      <w:r>
+        <w:rPr>
+          <w:spacing w:val="-2"/>
+          <w:w w:val="90"/>
+          <w:lang w:val="pt-BR"/>
+        </w:rPr>
+        <w:t>xxx</w:t>
+      </w:r>
+      <w:r>
+        <w:rPr>
+          <w:spacing w:val="-2"/>
+          <w:w w:val="90"/>
+          <w:lang w:val="pt-BR"/>
+        </w:rPr>
+        <w:t>.csv</w:t>
+      </w:r>
+    </w:p>
+    <w:p>
+      <w:pPr>
+        <w:pStyle w:val="Heading3"/>
+        <w:ind w:left="0" w:firstLine="0"/>
+        <w:rPr>
+          <w:w w:val="90"/>
+          <w:lang w:val="pt-BR"/>
+        </w:rPr>
+      </w:pPr>
+      <w:r>
+        <w:rPr>
+          <w:w w:val="90"/>
+          <w:lang w:val="pt-BR"/>
+        </w:rPr>
+        <w:t xml:space="preserve">Output File (folder </w:t>
+      </w:r>
+      <w:proofErr w:type="spellStart"/>
+      <w:r>
+        <w:rPr>
+          <w:w w:val="90"/>
+          <w:lang w:val="pt-BR"/>
+        </w:rPr>
+        <w:t>Data_analysis</w:t>
+      </w:r>
+      <w:proofErr w:type="spellEnd"/>
+      <w:r>
+        <w:rPr>
+          <w:w w:val="90"/>
+          <w:lang w:val="pt-BR"/>
+        </w:rPr>
+        <w:t>)</w:t>
+      </w:r>
+    </w:p>
+    <w:p>
+      <w:pPr>
+        <w:pStyle w:val="BodyText"/>
         <w:numPr>
           <w:ilvl w:val="0"/>
-          <w:numId w:val="0"/>
+          <w:numId w:val="7"/>
         </w:numPr>
-        <w:ind w:left="360" w:hanging="360"/>
-        <w:rPr>
-          <w:spacing w:val="-2"/>
-          <w:w w:val="90"/>
-          <w:lang w:val="pt-BR"/>
-        </w:rPr>
-      </w:pPr>
-    </w:p>
-    <w:p>
-      <w:pPr>
-        <w:pStyle w:val="Heading1"/>
+        <w:rPr>
+          <w:spacing w:val="-2"/>
+          <w:w w:val="90"/>
+          <w:lang w:val="pt-BR"/>
+        </w:rPr>
+      </w:pPr>
+      <w:proofErr w:type="spellStart"/>
+      <w:r>
+        <w:rPr>
+          <w:b/>
+          <w:bCs/>
+          <w:spacing w:val="-2"/>
+          <w:w w:val="90"/>
+          <w:lang w:val="pt-BR"/>
+        </w:rPr>
+        <w:t>Visualizations</w:t>
+      </w:r>
+      <w:proofErr w:type="spellEnd"/>
+      <w:r>
+        <w:rPr>
+          <w:b/>
+          <w:bCs/>
+          <w:spacing w:val="-2"/>
+          <w:w w:val="90"/>
+          <w:lang w:val="pt-BR"/>
+        </w:rPr>
+        <w:t>:</w:t>
+      </w:r>
+    </w:p>
+    <w:p>
+      <w:pPr>
+        <w:pStyle w:val="BodyText"/>
+        <w:numPr>
+          <w:ilvl w:val="1"/>
+          <w:numId w:val="7"/>
+        </w:numPr>
+        <w:rPr>
+          <w:spacing w:val="-2"/>
+          <w:w w:val="90"/>
+          <w:lang w:val="pt-BR"/>
+        </w:rPr>
+      </w:pPr>
+      <w:proofErr w:type="gramStart"/>
+      <w:r>
+        <w:rPr>
+          <w:spacing w:val="-2"/>
+          <w:w w:val="90"/>
+          <w:lang w:val="pt-BR"/>
+        </w:rPr>
+        <w:t>yyy</w:t>
+      </w:r>
+      <w:r>
+        <w:rPr>
+          <w:spacing w:val="-2"/>
+          <w:w w:val="90"/>
+          <w:lang w:val="pt-BR"/>
+        </w:rPr>
+        <w:t>.png:.</w:t>
+      </w:r>
+      <w:proofErr w:type="gramEnd"/>
+      <w:r>
+        <w:rPr>
+          <w:spacing w:val="-2"/>
+          <w:w w:val="90"/>
+          <w:lang w:val="pt-BR"/>
+        </w:rPr>
+        <w:t xml:space="preserve"> </w:t>
+      </w:r>
+    </w:p>
+    <w:p>
+      <w:pPr>
+        <w:pStyle w:val="BodyText"/>
         <w:numPr>
           <w:ilvl w:val="0"/>
-          <w:numId w:val="0"/>
+          <w:numId w:val="7"/>
         </w:numPr>
-        <w:ind w:left="360" w:hanging="360"/>
+        <w:rPr>
+          <w:spacing w:val="-2"/>
+          <w:w w:val="90"/>
+          <w:lang w:val="pt-BR"/>
+        </w:rPr>
+      </w:pPr>
+      <w:proofErr w:type="spellStart"/>
+      <w:r>
+        <w:rPr>
+          <w:b/>
+          <w:bCs/>
+          <w:spacing w:val="-2"/>
+          <w:w w:val="90"/>
+          <w:lang w:val="pt-BR"/>
+        </w:rPr>
+        <w:lastRenderedPageBreak/>
+        <w:t>Exported</w:t>
+      </w:r>
+      <w:proofErr w:type="spellEnd"/>
+      <w:r>
+        <w:rPr>
+          <w:b/>
+          <w:bCs/>
+          <w:spacing w:val="-2"/>
+          <w:w w:val="90"/>
+          <w:lang w:val="pt-BR"/>
+        </w:rPr>
+        <w:t xml:space="preserve"> Data Files:</w:t>
+      </w:r>
+    </w:p>
+    <w:p>
+      <w:pPr>
+        <w:pStyle w:val="BodyText"/>
+        <w:numPr>
+          <w:ilvl w:val="1"/>
+          <w:numId w:val="7"/>
+        </w:numPr>
+        <w:rPr>
+          <w:spacing w:val="-2"/>
+          <w:w w:val="90"/>
+          <w:lang w:val="pt-BR"/>
+        </w:rPr>
+      </w:pPr>
+      <w:r>
+        <w:rPr>
+          <w:spacing w:val="-2"/>
+          <w:w w:val="90"/>
+          <w:lang w:val="pt-BR"/>
+        </w:rPr>
+        <w:t>xxx</w:t>
+      </w:r>
+      <w:r>
+        <w:rPr>
+          <w:spacing w:val="-2"/>
+          <w:w w:val="90"/>
+          <w:lang w:val="pt-BR"/>
+        </w:rPr>
+        <w:t>.csv</w:t>
+      </w:r>
+      <w:r>
+        <w:rPr>
+          <w:spacing w:val="-2"/>
+          <w:w w:val="90"/>
+          <w:lang w:val="pt-BR"/>
+        </w:rPr>
+        <w:t xml:space="preserve">: </w:t>
+      </w:r>
+      <w:r>
+        <w:rPr>
+          <w:spacing w:val="-2"/>
+          <w:w w:val="90"/>
+        </w:rPr>
+        <w:t xml:space="preserve">correlation calculated by </w:t>
+      </w:r>
+      <w:proofErr w:type="spellStart"/>
+      <w:proofErr w:type="gramStart"/>
+      <w:r>
+        <w:rPr>
+          <w:spacing w:val="-2"/>
+          <w:w w:val="90"/>
+        </w:rPr>
+        <w:t>scipy.stats</w:t>
+      </w:r>
+      <w:proofErr w:type="gramEnd"/>
+      <w:r>
+        <w:rPr>
+          <w:spacing w:val="-2"/>
+          <w:w w:val="90"/>
+        </w:rPr>
+        <w:t>.pearsonr</w:t>
+      </w:r>
+      <w:proofErr w:type="spellEnd"/>
+    </w:p>
+    <w:p>
+      <w:pPr>
+        <w:pStyle w:val="BodyText"/>
+        <w:ind w:left="720"/>
+        <w:rPr>
+          <w:b/>
+          <w:bCs/>
+          <w:spacing w:val="-2"/>
+          <w:w w:val="90"/>
+          <w:lang w:val="pt-BR"/>
+        </w:rPr>
+      </w:pPr>
+    </w:p>
+    <w:p>
+      <w:pPr>
+        <w:pStyle w:val="BodyText"/>
+        <w:rPr>
+          <w:b/>
+          <w:bCs/>
+          <w:w w:val="90"/>
+          <w:lang w:val="pt-BR"/>
+        </w:rPr>
+      </w:pPr>
+      <w:proofErr w:type="spellStart"/>
+      <w:r>
+        <w:rPr>
+          <w:b/>
+          <w:bCs/>
+          <w:w w:val="90"/>
+          <w:lang w:val="pt-BR"/>
+        </w:rPr>
+        <w:t>Processing</w:t>
+      </w:r>
+      <w:proofErr w:type="spellEnd"/>
+      <w:r>
+        <w:rPr>
+          <w:b/>
+          <w:bCs/>
+          <w:w w:val="90"/>
+          <w:lang w:val="pt-BR"/>
+        </w:rPr>
+        <w:t xml:space="preserve"> </w:t>
+      </w:r>
+      <w:proofErr w:type="spellStart"/>
+      <w:r>
+        <w:rPr>
+          <w:b/>
+          <w:bCs/>
+          <w:w w:val="90"/>
+          <w:lang w:val="pt-BR"/>
+        </w:rPr>
+        <w:t>Details</w:t>
+      </w:r>
+      <w:proofErr w:type="spellEnd"/>
+    </w:p>
+    <w:p>
+      <w:pPr>
+        <w:pStyle w:val="BodyText"/>
+        <w:rPr>
+          <w:spacing w:val="-2"/>
+          <w:w w:val="90"/>
+          <w:lang w:val="pt-BR"/>
+        </w:rPr>
+      </w:pPr>
+      <w:proofErr w:type="spellStart"/>
+      <w:r>
+        <w:rPr>
+          <w:spacing w:val="-2"/>
+          <w:w w:val="90"/>
+          <w:lang w:val="pt-BR"/>
+        </w:rPr>
+        <w:t>This</w:t>
+      </w:r>
+      <w:proofErr w:type="spellEnd"/>
+      <w:r>
+        <w:rPr>
+          <w:spacing w:val="-2"/>
+          <w:w w:val="90"/>
+          <w:lang w:val="pt-BR"/>
+        </w:rPr>
+        <w:t xml:space="preserve"> </w:t>
+      </w:r>
+      <w:r>
+        <w:rPr>
+          <w:spacing w:val="-2"/>
+          <w:w w:val="90"/>
+          <w:lang w:val="pt-BR"/>
+        </w:rPr>
+        <w:t xml:space="preserve">script </w:t>
+      </w:r>
+    </w:p>
+    <w:p>
+      <w:pPr>
+        <w:pStyle w:val="BodyText"/>
+        <w:rPr>
+          <w:spacing w:val="-2"/>
+          <w:w w:val="90"/>
+          <w:lang w:val="pt-BR"/>
+        </w:rPr>
+      </w:pPr>
+    </w:p>
+    <w:p>
+      <w:pPr>
+        <w:pStyle w:val="BodyText"/>
+        <w:rPr>
+          <w:spacing w:val="-2"/>
+          <w:w w:val="90"/>
+          <w:lang w:val="pt-BR"/>
+        </w:rPr>
+      </w:pPr>
+    </w:p>
+    <w:p>
+      <w:pPr>
+        <w:pStyle w:val="BodyText"/>
         <w:rPr>
           <w:spacing w:val="-2"/>
           <w:w w:val="90"/>
@@ -15891,35 +17211,453 @@
     <w:p>
       <w:pPr>
         <w:pStyle w:val="Heading1"/>
+        <w:tabs>
+          <w:tab w:val="num" w:pos="720"/>
+        </w:tabs>
+        <w:ind w:left="862"/>
+        <w:rPr>
+          <w:b w:val="0"/>
+          <w:bCs w:val="0"/>
+          <w:spacing w:val="-2"/>
+          <w:w w:val="90"/>
+          <w:lang w:val="pt-BR"/>
+        </w:rPr>
+      </w:pPr>
+      <w:r>
+        <w:rPr>
+          <w:w w:val="90"/>
+          <w:lang w:val="pt-BR"/>
+        </w:rPr>
+        <w:t>Reproduce6 - AnalysisBySyste</w:t>
+      </w:r>
+      <w:r>
+        <w:rPr>
+          <w:w w:val="90"/>
+          <w:lang w:val="pt-BR"/>
+        </w:rPr>
+        <w:t>m</w:t>
+      </w:r>
+    </w:p>
+    <w:p>
+      <w:pPr>
+        <w:pStyle w:val="Heading3"/>
+        <w:ind w:left="0" w:firstLine="0"/>
+        <w:rPr>
+          <w:w w:val="90"/>
+          <w:lang w:val="pt-BR"/>
+        </w:rPr>
+      </w:pPr>
+    </w:p>
+    <w:p>
+      <w:pPr>
+        <w:pStyle w:val="BodyText"/>
+        <w:rPr>
+          <w:spacing w:val="-2"/>
+          <w:w w:val="90"/>
+          <w:lang w:val="pt-BR"/>
+        </w:rPr>
+      </w:pPr>
+      <w:proofErr w:type="spellStart"/>
+      <w:r>
+        <w:rPr>
+          <w:spacing w:val="-2"/>
+          <w:w w:val="90"/>
+          <w:lang w:val="pt-BR"/>
+        </w:rPr>
+        <w:t>This</w:t>
+      </w:r>
+      <w:proofErr w:type="spellEnd"/>
+      <w:r>
+        <w:rPr>
+          <w:spacing w:val="-2"/>
+          <w:w w:val="90"/>
+          <w:lang w:val="pt-BR"/>
+        </w:rPr>
+        <w:t xml:space="preserve"> notebook </w:t>
+      </w:r>
+    </w:p>
+    <w:p>
+      <w:pPr>
+        <w:pStyle w:val="BodyText"/>
+        <w:rPr>
+          <w:spacing w:val="-2"/>
+          <w:w w:val="90"/>
+          <w:lang w:val="pt-BR"/>
+        </w:rPr>
+      </w:pPr>
+    </w:p>
+    <w:p>
+      <w:pPr>
+        <w:pStyle w:val="Heading3"/>
+        <w:ind w:left="0" w:firstLine="0"/>
+        <w:rPr>
+          <w:w w:val="90"/>
+          <w:lang w:val="pt-BR"/>
+        </w:rPr>
+      </w:pPr>
+      <w:r>
+        <w:rPr>
+          <w:w w:val="90"/>
+          <w:lang w:val="pt-BR"/>
+        </w:rPr>
+        <w:t xml:space="preserve">Input File (folder Data): </w:t>
+      </w:r>
+    </w:p>
+    <w:p>
+      <w:pPr>
+        <w:pStyle w:val="BodyText"/>
+        <w:ind w:left="720"/>
+        <w:rPr>
+          <w:spacing w:val="-2"/>
+          <w:w w:val="90"/>
+          <w:lang w:val="pt-BR"/>
+        </w:rPr>
+      </w:pPr>
+      <w:r>
+        <w:rPr>
+          <w:spacing w:val="-2"/>
+          <w:w w:val="90"/>
+          <w:lang w:val="pt-BR"/>
+        </w:rPr>
+        <w:t>xxx</w:t>
+      </w:r>
+      <w:r>
+        <w:rPr>
+          <w:spacing w:val="-2"/>
+          <w:w w:val="90"/>
+          <w:lang w:val="pt-BR"/>
+        </w:rPr>
+        <w:t>.csv</w:t>
+      </w:r>
+    </w:p>
+    <w:p>
+      <w:pPr>
+        <w:pStyle w:val="Heading3"/>
+        <w:ind w:left="0" w:firstLine="0"/>
+        <w:rPr>
+          <w:w w:val="90"/>
+          <w:lang w:val="pt-BR"/>
+        </w:rPr>
+      </w:pPr>
+      <w:r>
+        <w:rPr>
+          <w:w w:val="90"/>
+          <w:lang w:val="pt-BR"/>
+        </w:rPr>
+        <w:t xml:space="preserve">Output File (folder </w:t>
+      </w:r>
+      <w:proofErr w:type="spellStart"/>
+      <w:r>
+        <w:rPr>
+          <w:w w:val="90"/>
+          <w:lang w:val="pt-BR"/>
+        </w:rPr>
+        <w:t>Data_analysis</w:t>
+      </w:r>
+      <w:proofErr w:type="spellEnd"/>
+      <w:r>
+        <w:rPr>
+          <w:w w:val="90"/>
+          <w:lang w:val="pt-BR"/>
+        </w:rPr>
+        <w:t>)</w:t>
+      </w:r>
+    </w:p>
+    <w:p>
+      <w:pPr>
+        <w:pStyle w:val="BodyText"/>
         <w:numPr>
           <w:ilvl w:val="0"/>
-          <w:numId w:val="0"/>
+          <w:numId w:val="7"/>
         </w:numPr>
-        <w:ind w:left="360" w:hanging="360"/>
-        <w:rPr>
-          <w:spacing w:val="-2"/>
-          <w:w w:val="90"/>
-          <w:lang w:val="pt-BR"/>
-        </w:rPr>
-      </w:pPr>
+        <w:rPr>
+          <w:spacing w:val="-2"/>
+          <w:w w:val="90"/>
+          <w:lang w:val="pt-BR"/>
+        </w:rPr>
+      </w:pPr>
+      <w:proofErr w:type="spellStart"/>
+      <w:r>
+        <w:rPr>
+          <w:b/>
+          <w:bCs/>
+          <w:spacing w:val="-2"/>
+          <w:w w:val="90"/>
+          <w:lang w:val="pt-BR"/>
+        </w:rPr>
+        <w:t>Visualizations</w:t>
+      </w:r>
+      <w:proofErr w:type="spellEnd"/>
+      <w:r>
+        <w:rPr>
+          <w:b/>
+          <w:bCs/>
+          <w:spacing w:val="-2"/>
+          <w:w w:val="90"/>
+          <w:lang w:val="pt-BR"/>
+        </w:rPr>
+        <w:t>:</w:t>
+      </w:r>
     </w:p>
     <w:p>
       <w:pPr>
         <w:pStyle w:val="BodyText"/>
-        <w:rPr>
-          <w:spacing w:val="-2"/>
-          <w:w w:val="90"/>
-          <w:lang w:val="pt-BR"/>
-        </w:rPr>
-      </w:pPr>
-      <w:r>
-        <w:rPr>
-          <w:spacing w:val="-2"/>
-          <w:w w:val="90"/>
-          <w:lang w:val="pt-BR"/>
-        </w:rPr>
-        <w:t>Val_0_Colapsing_Low-Frequency_Categories-toMoreFrequent</w:t>
-      </w:r>
+        <w:numPr>
+          <w:ilvl w:val="1"/>
+          <w:numId w:val="7"/>
+        </w:numPr>
+        <w:rPr>
+          <w:spacing w:val="-2"/>
+          <w:w w:val="90"/>
+          <w:lang w:val="pt-BR"/>
+        </w:rPr>
+      </w:pPr>
+      <w:proofErr w:type="gramStart"/>
+      <w:r>
+        <w:rPr>
+          <w:spacing w:val="-2"/>
+          <w:w w:val="90"/>
+          <w:lang w:val="pt-BR"/>
+        </w:rPr>
+        <w:t>yyy</w:t>
+      </w:r>
+      <w:r>
+        <w:rPr>
+          <w:spacing w:val="-2"/>
+          <w:w w:val="90"/>
+          <w:lang w:val="pt-BR"/>
+        </w:rPr>
+        <w:t>.png:.</w:t>
+      </w:r>
+      <w:proofErr w:type="gramEnd"/>
+      <w:r>
+        <w:rPr>
+          <w:spacing w:val="-2"/>
+          <w:w w:val="90"/>
+          <w:lang w:val="pt-BR"/>
+        </w:rPr>
+        <w:t xml:space="preserve"> </w:t>
+      </w:r>
+    </w:p>
+    <w:p>
+      <w:pPr>
+        <w:pStyle w:val="BodyText"/>
+        <w:numPr>
+          <w:ilvl w:val="0"/>
+          <w:numId w:val="7"/>
+        </w:numPr>
+        <w:rPr>
+          <w:spacing w:val="-2"/>
+          <w:w w:val="90"/>
+          <w:lang w:val="pt-BR"/>
+        </w:rPr>
+      </w:pPr>
+      <w:proofErr w:type="spellStart"/>
+      <w:r>
+        <w:rPr>
+          <w:b/>
+          <w:bCs/>
+          <w:spacing w:val="-2"/>
+          <w:w w:val="90"/>
+          <w:lang w:val="pt-BR"/>
+        </w:rPr>
+        <w:t>Exported</w:t>
+      </w:r>
+      <w:proofErr w:type="spellEnd"/>
+      <w:r>
+        <w:rPr>
+          <w:b/>
+          <w:bCs/>
+          <w:spacing w:val="-2"/>
+          <w:w w:val="90"/>
+          <w:lang w:val="pt-BR"/>
+        </w:rPr>
+        <w:t xml:space="preserve"> Data Files:</w:t>
+      </w:r>
+    </w:p>
+    <w:p>
+      <w:pPr>
+        <w:pStyle w:val="BodyText"/>
+        <w:numPr>
+          <w:ilvl w:val="1"/>
+          <w:numId w:val="7"/>
+        </w:numPr>
+        <w:rPr>
+          <w:spacing w:val="-2"/>
+          <w:w w:val="90"/>
+          <w:lang w:val="pt-BR"/>
+        </w:rPr>
+      </w:pPr>
+      <w:r>
+        <w:rPr>
+          <w:spacing w:val="-2"/>
+          <w:w w:val="90"/>
+          <w:lang w:val="pt-BR"/>
+        </w:rPr>
+        <w:t>xxx</w:t>
+      </w:r>
+      <w:r>
+        <w:rPr>
+          <w:spacing w:val="-2"/>
+          <w:w w:val="90"/>
+          <w:lang w:val="pt-BR"/>
+        </w:rPr>
+        <w:t>.csv</w:t>
+      </w:r>
+      <w:r>
+        <w:rPr>
+          <w:spacing w:val="-2"/>
+          <w:w w:val="90"/>
+          <w:lang w:val="pt-BR"/>
+        </w:rPr>
+        <w:t xml:space="preserve">: </w:t>
+      </w:r>
+      <w:r>
+        <w:rPr>
+          <w:spacing w:val="-2"/>
+          <w:w w:val="90"/>
+        </w:rPr>
+        <w:t xml:space="preserve">correlation calculated by </w:t>
+      </w:r>
+      <w:proofErr w:type="spellStart"/>
+      <w:proofErr w:type="gramStart"/>
+      <w:r>
+        <w:rPr>
+          <w:spacing w:val="-2"/>
+          <w:w w:val="90"/>
+        </w:rPr>
+        <w:t>scipy.stats</w:t>
+      </w:r>
+      <w:proofErr w:type="gramEnd"/>
+      <w:r>
+        <w:rPr>
+          <w:spacing w:val="-2"/>
+          <w:w w:val="90"/>
+        </w:rPr>
+        <w:t>.pearsonr</w:t>
+      </w:r>
+      <w:proofErr w:type="spellEnd"/>
+    </w:p>
+    <w:p>
+      <w:pPr>
+        <w:pStyle w:val="BodyText"/>
+        <w:ind w:left="720"/>
+        <w:rPr>
+          <w:b/>
+          <w:bCs/>
+          <w:spacing w:val="-2"/>
+          <w:w w:val="90"/>
+          <w:lang w:val="pt-BR"/>
+        </w:rPr>
+      </w:pPr>
+    </w:p>
+    <w:p>
+      <w:pPr>
+        <w:pStyle w:val="BodyText"/>
+        <w:rPr>
+          <w:b/>
+          <w:bCs/>
+          <w:w w:val="90"/>
+          <w:lang w:val="pt-BR"/>
+        </w:rPr>
+      </w:pPr>
+      <w:proofErr w:type="spellStart"/>
+      <w:r>
+        <w:rPr>
+          <w:b/>
+          <w:bCs/>
+          <w:w w:val="90"/>
+          <w:lang w:val="pt-BR"/>
+        </w:rPr>
+        <w:t>Processing</w:t>
+      </w:r>
+      <w:proofErr w:type="spellEnd"/>
+      <w:r>
+        <w:rPr>
+          <w:b/>
+          <w:bCs/>
+          <w:w w:val="90"/>
+          <w:lang w:val="pt-BR"/>
+        </w:rPr>
+        <w:t xml:space="preserve"> </w:t>
+      </w:r>
+      <w:proofErr w:type="spellStart"/>
+      <w:r>
+        <w:rPr>
+          <w:b/>
+          <w:bCs/>
+          <w:w w:val="90"/>
+          <w:lang w:val="pt-BR"/>
+        </w:rPr>
+        <w:t>Details</w:t>
+      </w:r>
+      <w:proofErr w:type="spellEnd"/>
+    </w:p>
+    <w:p>
+      <w:pPr>
+        <w:pStyle w:val="BodyText"/>
+        <w:rPr>
+          <w:spacing w:val="-2"/>
+          <w:w w:val="90"/>
+          <w:lang w:val="pt-BR"/>
+        </w:rPr>
+      </w:pPr>
+      <w:proofErr w:type="spellStart"/>
+      <w:r>
+        <w:rPr>
+          <w:spacing w:val="-2"/>
+          <w:w w:val="90"/>
+          <w:lang w:val="pt-BR"/>
+        </w:rPr>
+        <w:t>This</w:t>
+      </w:r>
+      <w:proofErr w:type="spellEnd"/>
+      <w:r>
+        <w:rPr>
+          <w:spacing w:val="-2"/>
+          <w:w w:val="90"/>
+          <w:lang w:val="pt-BR"/>
+        </w:rPr>
+        <w:t xml:space="preserve"> </w:t>
+      </w:r>
+      <w:r>
+        <w:rPr>
+          <w:spacing w:val="-2"/>
+          <w:w w:val="90"/>
+          <w:lang w:val="pt-BR"/>
+        </w:rPr>
+        <w:t xml:space="preserve">script </w:t>
+      </w:r>
+    </w:p>
+    <w:p>
+      <w:pPr>
+        <w:pStyle w:val="BodyText"/>
+        <w:rPr>
+          <w:spacing w:val="-2"/>
+          <w:w w:val="90"/>
+          <w:lang w:val="pt-BR"/>
+        </w:rPr>
+      </w:pPr>
+    </w:p>
+    <w:p>
+      <w:pPr>
+        <w:pStyle w:val="BodyText"/>
+        <w:rPr>
+          <w:spacing w:val="-2"/>
+          <w:w w:val="90"/>
+          <w:lang w:val="pt-BR"/>
+        </w:rPr>
+      </w:pPr>
+    </w:p>
+    <w:p>
+      <w:pPr>
+        <w:pStyle w:val="BodyText"/>
+        <w:rPr>
+          <w:spacing w:val="-2"/>
+          <w:w w:val="90"/>
+          <w:lang w:val="pt-BR"/>
+        </w:rPr>
+      </w:pPr>
     </w:p>
     <w:p>
       <w:pPr>

--- a/Readme - Notebooks - Validation phase.docx
+++ b/Readme - Notebooks - Validation phase.docx
@@ -4409,7 +4409,127 @@
           <w:w w:val="90"/>
           <w:lang w:val="pt-BR"/>
         </w:rPr>
-        <w:t>This R script iteratively collapses sparse Likert scale categories (</w:t>
+        <w:t xml:space="preserve">This R script iteratively collapses </w:t>
+      </w:r>
+      <w:proofErr w:type="spellStart"/>
+      <w:r>
+        <w:rPr>
+          <w:b w:val="0"/>
+          <w:bCs w:val="0"/>
+          <w:w w:val="90"/>
+          <w:lang w:val="pt-BR"/>
+        </w:rPr>
+        <w:t>sparse</w:t>
+      </w:r>
+      <w:proofErr w:type="spellEnd"/>
+      <w:r>
+        <w:rPr>
+          <w:b w:val="0"/>
+          <w:bCs w:val="0"/>
+          <w:w w:val="90"/>
+          <w:lang w:val="pt-BR"/>
+        </w:rPr>
+        <w:t xml:space="preserve"> </w:t>
+      </w:r>
+      <w:proofErr w:type="spellStart"/>
+      <w:r>
+        <w:rPr>
+          <w:b w:val="0"/>
+          <w:bCs w:val="0"/>
+          <w:w w:val="90"/>
+          <w:lang w:val="pt-BR"/>
+        </w:rPr>
+        <w:t>Likert</w:t>
+      </w:r>
+      <w:proofErr w:type="spellEnd"/>
+      <w:r>
+        <w:rPr>
+          <w:b w:val="0"/>
+          <w:bCs w:val="0"/>
+          <w:w w:val="90"/>
+          <w:lang w:val="pt-BR"/>
+        </w:rPr>
+        <w:t xml:space="preserve"> </w:t>
+      </w:r>
+      <w:proofErr w:type="spellStart"/>
+      <w:r>
+        <w:rPr>
+          <w:b w:val="0"/>
+          <w:bCs w:val="0"/>
+          <w:w w:val="90"/>
+          <w:lang w:val="pt-BR"/>
+        </w:rPr>
+        <w:t>scale</w:t>
+      </w:r>
+      <w:proofErr w:type="spellEnd"/>
+      <w:r>
+        <w:rPr>
+          <w:b w:val="0"/>
+          <w:bCs w:val="0"/>
+          <w:w w:val="90"/>
+          <w:lang w:val="pt-BR"/>
+        </w:rPr>
+        <w:t xml:space="preserve"> </w:t>
+      </w:r>
+      <w:proofErr w:type="spellStart"/>
+      <w:r>
+        <w:rPr>
+          <w:b w:val="0"/>
+          <w:bCs w:val="0"/>
+          <w:w w:val="90"/>
+          <w:lang w:val="pt-BR"/>
+        </w:rPr>
+        <w:t>categories</w:t>
+      </w:r>
+      <w:proofErr w:type="spellEnd"/>
+      <w:r>
+        <w:rPr>
+          <w:b w:val="0"/>
+          <w:bCs w:val="0"/>
+          <w:w w:val="90"/>
+          <w:lang w:val="pt-BR"/>
+        </w:rPr>
+        <w:t xml:space="preserve"> in </w:t>
+      </w:r>
+      <w:proofErr w:type="spellStart"/>
+      <w:r>
+        <w:rPr>
+          <w:b w:val="0"/>
+          <w:bCs w:val="0"/>
+          <w:w w:val="90"/>
+          <w:lang w:val="pt-BR"/>
+        </w:rPr>
+        <w:t>main</w:t>
+      </w:r>
+      <w:proofErr w:type="spellEnd"/>
+      <w:r>
+        <w:rPr>
+          <w:b w:val="0"/>
+          <w:bCs w:val="0"/>
+          <w:w w:val="90"/>
+          <w:lang w:val="pt-BR"/>
+        </w:rPr>
+        <w:t xml:space="preserve"> </w:t>
+      </w:r>
+      <w:proofErr w:type="spellStart"/>
+      <w:r>
+        <w:rPr>
+          <w:b w:val="0"/>
+          <w:bCs w:val="0"/>
+          <w:w w:val="90"/>
+          <w:lang w:val="pt-BR"/>
+        </w:rPr>
+        <w:t>scale</w:t>
+      </w:r>
+      <w:proofErr w:type="spellEnd"/>
+      <w:r>
+        <w:rPr>
+          <w:b w:val="0"/>
+          <w:bCs w:val="0"/>
+          <w:w w:val="90"/>
+          <w:lang w:val="pt-BR"/>
+        </w:rPr>
+        <w:t xml:space="preserve"> (</w:t>
       </w:r>
       <m:oMath>
         <m:r>
@@ -4443,7 +4563,365 @@
           <w:w w:val="90"/>
           <w:lang w:val="pt-BR"/>
         </w:rPr>
-        <w:t>) into their most frequent adjacent response options, excluding metadata and external instruments (SUS/UEQ), while logging all category mergers and exporting the modified dataset.</w:t>
+        <w:t xml:space="preserve">) </w:t>
+      </w:r>
+      <w:proofErr w:type="spellStart"/>
+      <w:r>
+        <w:rPr>
+          <w:b w:val="0"/>
+          <w:bCs w:val="0"/>
+          <w:w w:val="90"/>
+          <w:lang w:val="pt-BR"/>
+        </w:rPr>
+        <w:t>into</w:t>
+      </w:r>
+      <w:proofErr w:type="spellEnd"/>
+      <w:r>
+        <w:rPr>
+          <w:b w:val="0"/>
+          <w:bCs w:val="0"/>
+          <w:w w:val="90"/>
+          <w:lang w:val="pt-BR"/>
+        </w:rPr>
+        <w:t xml:space="preserve"> their most frequent adjacent response options, excluding metadata and external instruments (SUS/UEQ), while logging all category mergers and </w:t>
+      </w:r>
+      <w:proofErr w:type="spellStart"/>
+      <w:r>
+        <w:rPr>
+          <w:b w:val="0"/>
+          <w:bCs w:val="0"/>
+          <w:w w:val="90"/>
+          <w:lang w:val="pt-BR"/>
+        </w:rPr>
+        <w:t>exporting</w:t>
+      </w:r>
+      <w:proofErr w:type="spellEnd"/>
+      <w:r>
+        <w:rPr>
+          <w:b w:val="0"/>
+          <w:bCs w:val="0"/>
+          <w:w w:val="90"/>
+          <w:lang w:val="pt-BR"/>
+        </w:rPr>
+        <w:t xml:space="preserve"> </w:t>
+      </w:r>
+      <w:proofErr w:type="spellStart"/>
+      <w:r>
+        <w:rPr>
+          <w:b w:val="0"/>
+          <w:bCs w:val="0"/>
+          <w:w w:val="90"/>
+          <w:lang w:val="pt-BR"/>
+        </w:rPr>
+        <w:t>the</w:t>
+      </w:r>
+      <w:proofErr w:type="spellEnd"/>
+      <w:r>
+        <w:rPr>
+          <w:b w:val="0"/>
+          <w:bCs w:val="0"/>
+          <w:w w:val="90"/>
+          <w:lang w:val="pt-BR"/>
+        </w:rPr>
+        <w:t xml:space="preserve"> </w:t>
+      </w:r>
+      <w:proofErr w:type="spellStart"/>
+      <w:r>
+        <w:rPr>
+          <w:b w:val="0"/>
+          <w:bCs w:val="0"/>
+          <w:w w:val="90"/>
+          <w:lang w:val="pt-BR"/>
+        </w:rPr>
+        <w:t>modified</w:t>
+      </w:r>
+      <w:proofErr w:type="spellEnd"/>
+      <w:r>
+        <w:rPr>
+          <w:b w:val="0"/>
+          <w:bCs w:val="0"/>
+          <w:w w:val="90"/>
+          <w:lang w:val="pt-BR"/>
+        </w:rPr>
+        <w:t xml:space="preserve"> </w:t>
+      </w:r>
+      <w:proofErr w:type="spellStart"/>
+      <w:r>
+        <w:rPr>
+          <w:b w:val="0"/>
+          <w:bCs w:val="0"/>
+          <w:w w:val="90"/>
+          <w:lang w:val="pt-BR"/>
+        </w:rPr>
+        <w:t>dataset</w:t>
+      </w:r>
+      <w:proofErr w:type="spellEnd"/>
+      <w:r>
+        <w:rPr>
+          <w:b w:val="0"/>
+          <w:bCs w:val="0"/>
+          <w:w w:val="90"/>
+          <w:lang w:val="pt-BR"/>
+        </w:rPr>
+        <w:t>.</w:t>
+      </w:r>
+      <w:r>
+        <w:rPr>
+          <w:b w:val="0"/>
+          <w:bCs w:val="0"/>
+          <w:w w:val="90"/>
+          <w:lang w:val="pt-BR"/>
+        </w:rPr>
+        <w:t xml:space="preserve"> The </w:t>
+      </w:r>
+      <w:proofErr w:type="spellStart"/>
+      <w:r>
+        <w:rPr>
+          <w:b w:val="0"/>
+          <w:bCs w:val="0"/>
+          <w:w w:val="90"/>
+          <w:lang w:val="pt-BR"/>
+        </w:rPr>
+        <w:t>resulting</w:t>
+      </w:r>
+      <w:proofErr w:type="spellEnd"/>
+      <w:r>
+        <w:rPr>
+          <w:b w:val="0"/>
+          <w:bCs w:val="0"/>
+          <w:w w:val="90"/>
+          <w:lang w:val="pt-BR"/>
+        </w:rPr>
+        <w:t xml:space="preserve"> file </w:t>
+      </w:r>
+      <w:proofErr w:type="spellStart"/>
+      <w:r>
+        <w:rPr>
+          <w:b w:val="0"/>
+          <w:bCs w:val="0"/>
+          <w:w w:val="90"/>
+          <w:lang w:val="pt-BR"/>
+        </w:rPr>
+        <w:t>ux_ratings</w:t>
+      </w:r>
+      <w:proofErr w:type="spellEnd"/>
+      <w:r>
+        <w:rPr>
+          <w:b w:val="0"/>
+          <w:bCs w:val="0"/>
+          <w:w w:val="90"/>
+          <w:lang w:val="pt-BR"/>
+        </w:rPr>
+        <w:t xml:space="preserve"> _lowfreqcollapsed.csv</w:t>
+      </w:r>
+      <w:r>
+        <w:rPr>
+          <w:b w:val="0"/>
+          <w:bCs w:val="0"/>
+          <w:w w:val="90"/>
+          <w:lang w:val="pt-BR"/>
+        </w:rPr>
+        <w:t xml:space="preserve"> </w:t>
+      </w:r>
+      <w:proofErr w:type="spellStart"/>
+      <w:r>
+        <w:rPr>
+          <w:b w:val="0"/>
+          <w:bCs w:val="0"/>
+          <w:w w:val="90"/>
+          <w:lang w:val="pt-BR"/>
+        </w:rPr>
+        <w:t>was</w:t>
+      </w:r>
+      <w:proofErr w:type="spellEnd"/>
+      <w:r>
+        <w:rPr>
+          <w:b w:val="0"/>
+          <w:bCs w:val="0"/>
+          <w:w w:val="90"/>
+          <w:lang w:val="pt-BR"/>
+        </w:rPr>
+        <w:t xml:space="preserve"> </w:t>
+      </w:r>
+      <w:proofErr w:type="spellStart"/>
+      <w:r>
+        <w:rPr>
+          <w:b w:val="0"/>
+          <w:bCs w:val="0"/>
+          <w:w w:val="90"/>
+          <w:lang w:val="pt-BR"/>
+        </w:rPr>
+        <w:t>merged</w:t>
+      </w:r>
+      <w:proofErr w:type="spellEnd"/>
+      <w:r>
+        <w:rPr>
+          <w:b w:val="0"/>
+          <w:bCs w:val="0"/>
+          <w:w w:val="90"/>
+          <w:lang w:val="pt-BR"/>
+        </w:rPr>
+        <w:t xml:space="preserve"> </w:t>
+      </w:r>
+      <w:proofErr w:type="spellStart"/>
+      <w:r>
+        <w:rPr>
+          <w:b w:val="0"/>
+          <w:bCs w:val="0"/>
+          <w:w w:val="90"/>
+          <w:lang w:val="pt-BR"/>
+        </w:rPr>
+        <w:t>with</w:t>
+      </w:r>
+      <w:proofErr w:type="spellEnd"/>
+      <w:r>
+        <w:rPr>
+          <w:b w:val="0"/>
+          <w:bCs w:val="0"/>
+          <w:w w:val="90"/>
+          <w:lang w:val="pt-BR"/>
+        </w:rPr>
+        <w:t xml:space="preserve"> </w:t>
+      </w:r>
+      <w:proofErr w:type="spellStart"/>
+      <w:r>
+        <w:rPr>
+          <w:b w:val="0"/>
+          <w:bCs w:val="0"/>
+          <w:w w:val="90"/>
+          <w:lang w:val="pt-BR"/>
+        </w:rPr>
+        <w:t>gold</w:t>
+      </w:r>
+      <w:proofErr w:type="spellEnd"/>
+      <w:r>
+        <w:rPr>
+          <w:b w:val="0"/>
+          <w:bCs w:val="0"/>
+          <w:w w:val="90"/>
+          <w:lang w:val="pt-BR"/>
+        </w:rPr>
+        <w:t xml:space="preserve"> standard </w:t>
+      </w:r>
+      <w:proofErr w:type="spellStart"/>
+      <w:r>
+        <w:rPr>
+          <w:b w:val="0"/>
+          <w:bCs w:val="0"/>
+          <w:w w:val="90"/>
+          <w:lang w:val="pt-BR"/>
+        </w:rPr>
+        <w:t>scales</w:t>
+      </w:r>
+      <w:proofErr w:type="spellEnd"/>
+      <w:r>
+        <w:rPr>
+          <w:b w:val="0"/>
+          <w:bCs w:val="0"/>
+          <w:w w:val="90"/>
+          <w:lang w:val="pt-BR"/>
+        </w:rPr>
+        <w:t xml:space="preserve"> grades </w:t>
+      </w:r>
+      <w:proofErr w:type="spellStart"/>
+      <w:r>
+        <w:rPr>
+          <w:b w:val="0"/>
+          <w:bCs w:val="0"/>
+          <w:w w:val="90"/>
+          <w:lang w:val="pt-BR"/>
+        </w:rPr>
+        <w:t>without</w:t>
+      </w:r>
+      <w:proofErr w:type="spellEnd"/>
+      <w:r>
+        <w:rPr>
+          <w:b w:val="0"/>
+          <w:bCs w:val="0"/>
+          <w:w w:val="90"/>
+          <w:lang w:val="pt-BR"/>
+        </w:rPr>
+        <w:t xml:space="preserve"> </w:t>
+      </w:r>
+      <w:proofErr w:type="spellStart"/>
+      <w:r>
+        <w:rPr>
+          <w:b w:val="0"/>
+          <w:bCs w:val="0"/>
+          <w:w w:val="90"/>
+          <w:lang w:val="pt-BR"/>
+        </w:rPr>
+        <w:t>collapsing</w:t>
+      </w:r>
+      <w:proofErr w:type="spellEnd"/>
+      <w:r>
+        <w:rPr>
+          <w:b w:val="0"/>
+          <w:bCs w:val="0"/>
+          <w:w w:val="90"/>
+          <w:lang w:val="pt-BR"/>
+        </w:rPr>
+        <w:t xml:space="preserve"> </w:t>
+      </w:r>
+      <w:proofErr w:type="spellStart"/>
+      <w:r>
+        <w:rPr>
+          <w:b w:val="0"/>
+          <w:bCs w:val="0"/>
+          <w:w w:val="90"/>
+          <w:lang w:val="pt-BR"/>
+        </w:rPr>
+        <w:t>producing</w:t>
+      </w:r>
+      <w:proofErr w:type="spellEnd"/>
+      <w:r>
+        <w:rPr>
+          <w:b w:val="0"/>
+          <w:bCs w:val="0"/>
+          <w:w w:val="90"/>
+          <w:lang w:val="pt-BR"/>
+        </w:rPr>
+        <w:t xml:space="preserve"> </w:t>
+      </w:r>
+      <w:proofErr w:type="spellStart"/>
+      <w:r>
+        <w:rPr>
+          <w:b w:val="0"/>
+          <w:bCs w:val="0"/>
+          <w:w w:val="90"/>
+          <w:lang w:val="pt-BR"/>
+        </w:rPr>
+        <w:t>the</w:t>
+      </w:r>
+      <w:proofErr w:type="spellEnd"/>
+      <w:r>
+        <w:rPr>
+          <w:b w:val="0"/>
+          <w:bCs w:val="0"/>
+          <w:w w:val="90"/>
+          <w:lang w:val="pt-BR"/>
+        </w:rPr>
+        <w:t xml:space="preserve"> </w:t>
+      </w:r>
+      <w:proofErr w:type="spellStart"/>
+      <w:r>
+        <w:rPr>
+          <w:b w:val="0"/>
+          <w:bCs w:val="0"/>
+          <w:w w:val="90"/>
+          <w:lang w:val="pt-BR"/>
+        </w:rPr>
+        <w:t>uxColaps_sus_ueqs_ratings</w:t>
+      </w:r>
+      <w:proofErr w:type="spellEnd"/>
+      <w:r>
+        <w:rPr>
+          <w:b w:val="0"/>
+          <w:bCs w:val="0"/>
+          <w:w w:val="90"/>
+          <w:lang w:val="pt-BR"/>
+        </w:rPr>
+        <w:t xml:space="preserve">. </w:t>
       </w:r>
     </w:p>
     <w:p>
@@ -4563,44 +5041,7 @@
         <w:jc w:val="both"/>
       </w:pPr>
       <w:r>
-        <w:t xml:space="preserve">Content: Raw dataset containing main scale </w:t>
-      </w:r>
-      <w:r>
-        <w:t>grades and</w:t>
-      </w:r>
-      <w:r>
-        <w:t xml:space="preserve"> metadata (id, seed, stimulus).</w:t>
-      </w:r>
-    </w:p>
-    <w:p>
-      <w:pPr>
-        <w:pStyle w:val="Heading3"/>
-        <w:ind w:left="0" w:firstLine="0"/>
-        <w:rPr>
-          <w:w w:val="90"/>
-          <w:lang w:val="pt-BR"/>
-        </w:rPr>
-      </w:pPr>
-      <w:r>
-        <w:rPr>
-          <w:w w:val="90"/>
-          <w:lang w:val="pt-BR"/>
-        </w:rPr>
-        <w:t>Output Files (</w:t>
-      </w:r>
-      <w:r>
-        <w:rPr>
-          <w:w w:val="90"/>
-          <w:lang w:val="pt-BR"/>
-        </w:rPr>
-        <w:t xml:space="preserve">folder </w:t>
-      </w:r>
-      <w:r>
-        <w:rPr>
-          <w:w w:val="90"/>
-          <w:lang w:val="pt-BR"/>
-        </w:rPr>
-        <w:t>Data_Analysis):</w:t>
+        <w:t>Ueqs_ratigns.csv</w:t>
       </w:r>
     </w:p>
     <w:p>
@@ -4613,13 +5054,7 @@
         <w:jc w:val="both"/>
       </w:pPr>
       <w:r>
-        <w:t xml:space="preserve">Name: </w:t>
-      </w:r>
-      <w:r>
-        <w:t>ux_ratings</w:t>
-      </w:r>
-      <w:r>
-        <w:t xml:space="preserve"> _lowfreqcollapsed.csv</w:t>
+        <w:t>sus_ratings.csv</w:t>
       </w:r>
     </w:p>
     <w:p>
@@ -4632,7 +5067,50 @@
         <w:jc w:val="both"/>
       </w:pPr>
       <w:r>
-        <w:t>Content: Complete dataset with sparse categories merged for the main scale items.</w:t>
+        <w:t>Content: Raw dataset containing main scale</w:t>
+      </w:r>
+      <w:r>
+        <w:t xml:space="preserve"> and gold standard</w:t>
+      </w:r>
+      <w:r>
+        <w:t xml:space="preserve"> </w:t>
+      </w:r>
+      <w:r>
+        <w:t>grades and</w:t>
+      </w:r>
+      <w:r>
+        <w:t xml:space="preserve"> metadata (id, seed, stimulus).</w:t>
+      </w:r>
+    </w:p>
+    <w:p>
+      <w:pPr>
+        <w:pStyle w:val="Heading3"/>
+        <w:ind w:left="0" w:firstLine="0"/>
+        <w:rPr>
+          <w:w w:val="90"/>
+          <w:lang w:val="pt-BR"/>
+        </w:rPr>
+      </w:pPr>
+      <w:r>
+        <w:rPr>
+          <w:w w:val="90"/>
+          <w:lang w:val="pt-BR"/>
+        </w:rPr>
+        <w:t>Output Files (</w:t>
+      </w:r>
+      <w:r>
+        <w:rPr>
+          <w:w w:val="90"/>
+          <w:lang w:val="pt-BR"/>
+        </w:rPr>
+        <w:t xml:space="preserve">folder </w:t>
+      </w:r>
+      <w:r>
+        <w:rPr>
+          <w:w w:val="90"/>
+          <w:lang w:val="pt-BR"/>
+        </w:rPr>
+        <w:t>Data_Analysis):</w:t>
       </w:r>
     </w:p>
     <w:p>
@@ -4651,7 +5129,7 @@
         <w:t>ux_ratings</w:t>
       </w:r>
       <w:r>
-        <w:t xml:space="preserve"> _changes_made.csv</w:t>
+        <w:t xml:space="preserve"> _lowfreqcollapsed.csv</w:t>
       </w:r>
     </w:p>
     <w:p>
@@ -4664,7 +5142,46 @@
         <w:jc w:val="both"/>
       </w:pPr>
       <w:r>
-        <w:t>Content: Merger log recording each change (</w:t>
+        <w:t>Content: Complete dataset with sparse categories merged for the main scale items.</w:t>
+      </w:r>
+    </w:p>
+    <w:p>
+      <w:pPr>
+        <w:tabs>
+          <w:tab w:val="left" w:pos="687"/>
+        </w:tabs>
+        <w:spacing w:before="216" w:line="304" w:lineRule="auto"/>
+        <w:ind w:left="511" w:right="106"/>
+        <w:jc w:val="both"/>
+      </w:pPr>
+      <w:r>
+        <w:t xml:space="preserve">Name: </w:t>
+      </w:r>
+      <w:r>
+        <w:t>ux_ratings</w:t>
+      </w:r>
+      <w:r>
+        <w:t xml:space="preserve"> _changes_made.csv</w:t>
+      </w:r>
+    </w:p>
+    <w:p>
+      <w:pPr>
+        <w:tabs>
+          <w:tab w:val="left" w:pos="687"/>
+        </w:tabs>
+        <w:spacing w:before="216" w:line="304" w:lineRule="auto"/>
+        <w:ind w:left="511" w:right="106"/>
+        <w:jc w:val="both"/>
+      </w:pPr>
+      <w:r>
+        <w:lastRenderedPageBreak/>
+        <w:t xml:space="preserve">Content: </w:t>
+      </w:r>
+      <w:r>
+        <w:t>L</w:t>
+      </w:r>
+      <w:r>
+        <w:t>og recording each change (</w:t>
       </w:r>
       <w:r>
         <w:t>item</w:t>
@@ -4683,10 +5200,61 @@
       </w:r>
       <w:r>
         <w:tab/>
+      </w:r>
+      <w:proofErr w:type="spellStart"/>
+      <w:r>
         <w:t>num_cases</w:t>
       </w:r>
-      <w:r>
-        <w:t>.</w:t>
+      <w:proofErr w:type="spellEnd"/>
+      <w:r>
+        <w:t xml:space="preserve">) in main scale items. </w:t>
+      </w:r>
+    </w:p>
+    <w:p>
+      <w:pPr>
+        <w:tabs>
+          <w:tab w:val="left" w:pos="687"/>
+        </w:tabs>
+        <w:spacing w:before="216" w:line="304" w:lineRule="auto"/>
+        <w:ind w:left="511" w:right="106"/>
+        <w:jc w:val="both"/>
+      </w:pPr>
+      <w:r>
+        <w:t xml:space="preserve">Name: </w:t>
+      </w:r>
+      <w:proofErr w:type="spellStart"/>
+      <w:r>
+        <w:t>uxColaps_sus_ueqs_ratings</w:t>
+      </w:r>
+      <w:proofErr w:type="spellEnd"/>
+    </w:p>
+    <w:p>
+      <w:pPr>
+        <w:tabs>
+          <w:tab w:val="left" w:pos="687"/>
+        </w:tabs>
+        <w:spacing w:before="216" w:line="304" w:lineRule="auto"/>
+        <w:ind w:left="511" w:right="106"/>
+        <w:jc w:val="both"/>
+      </w:pPr>
+      <w:r>
+        <w:t xml:space="preserve">Content: </w:t>
+      </w:r>
+      <w:proofErr w:type="spellStart"/>
+      <w:r>
+        <w:t>Ux</w:t>
+      </w:r>
+      <w:proofErr w:type="spellEnd"/>
+      <w:r>
+        <w:t xml:space="preserve"> scale collapsed grades concatenated with SUS and UEQs u</w:t>
+      </w:r>
+      <w:proofErr w:type="spellStart"/>
+      <w:r>
+        <w:t>ncollapsed</w:t>
+      </w:r>
+      <w:proofErr w:type="spellEnd"/>
+      <w:r>
+        <w:t xml:space="preserve"> grades.</w:t>
       </w:r>
     </w:p>
     <w:p>
@@ -4717,8 +5285,31 @@
           <w:w w:val="90"/>
           <w:lang w:val="pt-BR"/>
         </w:rPr>
-        <w:t>Reproduce1_reliabitiliy</w:t>
-      </w:r>
+        <w:t xml:space="preserve">Reproduce1 </w:t>
+      </w:r>
+      <w:r>
+        <w:rPr>
+          <w:w w:val="90"/>
+          <w:lang w:val="pt-BR"/>
+        </w:rPr>
+        <w:t>–</w:t>
+      </w:r>
+      <w:r>
+        <w:rPr>
+          <w:w w:val="90"/>
+          <w:lang w:val="pt-BR"/>
+        </w:rPr>
+        <w:t xml:space="preserve"> </w:t>
+      </w:r>
+      <w:proofErr w:type="spellStart"/>
+      <w:r>
+        <w:rPr>
+          <w:w w:val="90"/>
+          <w:lang w:val="pt-BR"/>
+        </w:rPr>
+        <w:t>Reliabitiliy</w:t>
+      </w:r>
+      <w:proofErr w:type="spellEnd"/>
     </w:p>
     <w:p>
       <w:pPr>
@@ -4751,8 +5342,17 @@
           <w:w w:val="90"/>
           <w:lang w:val="pt-BR"/>
         </w:rPr>
-        <w:t>Val_1_Gold_standard_reliability.Rmd</w:t>
-      </w:r>
+        <w:t>Val_1_Gold_standard_</w:t>
+      </w:r>
+      <w:proofErr w:type="gramStart"/>
+      <w:r>
+        <w:rPr>
+          <w:w w:val="90"/>
+          <w:lang w:val="pt-BR"/>
+        </w:rPr>
+        <w:t>reliability.Rmd</w:t>
+      </w:r>
+      <w:proofErr w:type="gramEnd"/>
     </w:p>
     <w:p>
       <w:pPr>
@@ -4778,7 +5378,6 @@
           <w:w w:val="90"/>
           <w:lang w:val="pt-BR"/>
         </w:rPr>
-        <w:lastRenderedPageBreak/>
         <w:t xml:space="preserve">Description: </w:t>
       </w:r>
     </w:p>
@@ -5370,15 +5969,87 @@
           <w:w w:val="90"/>
           <w:lang w:val="pt-BR"/>
         </w:rPr>
-        <w:t>Reproduce2 - correlation inter scales and gold standard</w:t>
-      </w:r>
-      <w:r>
-        <w:rPr>
-          <w:spacing w:val="-2"/>
-          <w:w w:val="90"/>
-          <w:lang w:val="pt-BR"/>
-        </w:rPr>
-        <w:t>s</w:t>
+        <w:t xml:space="preserve">Reproduce2 - </w:t>
+      </w:r>
+      <w:proofErr w:type="spellStart"/>
+      <w:r>
+        <w:rPr>
+          <w:w w:val="90"/>
+          <w:lang w:val="pt-BR"/>
+        </w:rPr>
+        <w:t>Correlation</w:t>
+      </w:r>
+      <w:proofErr w:type="spellEnd"/>
+      <w:r>
+        <w:rPr>
+          <w:w w:val="90"/>
+          <w:lang w:val="pt-BR"/>
+        </w:rPr>
+        <w:t xml:space="preserve"> </w:t>
+      </w:r>
+      <w:proofErr w:type="spellStart"/>
+      <w:r>
+        <w:rPr>
+          <w:w w:val="90"/>
+          <w:lang w:val="pt-BR"/>
+        </w:rPr>
+        <w:t>inter</w:t>
+      </w:r>
+      <w:proofErr w:type="spellEnd"/>
+      <w:r>
+        <w:rPr>
+          <w:w w:val="90"/>
+          <w:lang w:val="pt-BR"/>
+        </w:rPr>
+        <w:t xml:space="preserve"> </w:t>
+      </w:r>
+      <w:proofErr w:type="spellStart"/>
+      <w:r>
+        <w:rPr>
+          <w:w w:val="90"/>
+          <w:lang w:val="pt-BR"/>
+        </w:rPr>
+        <w:t>scales</w:t>
+      </w:r>
+      <w:proofErr w:type="spellEnd"/>
+      <w:r>
+        <w:rPr>
+          <w:w w:val="90"/>
+          <w:lang w:val="pt-BR"/>
+        </w:rPr>
+        <w:t xml:space="preserve"> </w:t>
+      </w:r>
+      <w:proofErr w:type="spellStart"/>
+      <w:r>
+        <w:rPr>
+          <w:w w:val="90"/>
+          <w:lang w:val="pt-BR"/>
+        </w:rPr>
+        <w:t>and</w:t>
+      </w:r>
+      <w:proofErr w:type="spellEnd"/>
+      <w:r>
+        <w:rPr>
+          <w:w w:val="90"/>
+          <w:lang w:val="pt-BR"/>
+        </w:rPr>
+        <w:t xml:space="preserve"> </w:t>
+      </w:r>
+      <w:proofErr w:type="spellStart"/>
+      <w:r>
+        <w:rPr>
+          <w:w w:val="90"/>
+          <w:lang w:val="pt-BR"/>
+        </w:rPr>
+        <w:t>gold</w:t>
+      </w:r>
+      <w:proofErr w:type="spellEnd"/>
+      <w:r>
+        <w:rPr>
+          <w:w w:val="90"/>
+          <w:lang w:val="pt-BR"/>
+        </w:rPr>
+        <w:t xml:space="preserve"> standard</w:t>
       </w:r>
     </w:p>
     <w:p>
@@ -5812,6 +6483,7 @@
           <w:w w:val="90"/>
           <w:lang w:val="pt-BR"/>
         </w:rPr>
+        <w:lastRenderedPageBreak/>
         <w:t>Cognitive Value:</w:t>
       </w:r>
       <w:r>
@@ -6174,7 +6846,6 @@
           <w:w w:val="90"/>
           <w:lang w:val="pt-BR"/>
         </w:rPr>
-        <w:lastRenderedPageBreak/>
         <w:t>Composite Score Calculation:</w:t>
       </w:r>
     </w:p>
@@ -6713,8 +7384,56 @@
           <w:w w:val="90"/>
           <w:lang w:val="pt-BR"/>
         </w:rPr>
-        <w:t>Reproduce4 - Factor analysis - parallel screeplot</w:t>
-      </w:r>
+        <w:t xml:space="preserve">Reproduce4 - </w:t>
+      </w:r>
+      <w:proofErr w:type="spellStart"/>
+      <w:r>
+        <w:rPr>
+          <w:w w:val="90"/>
+          <w:lang w:val="pt-BR"/>
+        </w:rPr>
+        <w:t>D</w:t>
+      </w:r>
+      <w:r>
+        <w:rPr>
+          <w:w w:val="90"/>
+          <w:lang w:val="pt-BR"/>
+        </w:rPr>
+        <w:t>imensionality</w:t>
+      </w:r>
+      <w:proofErr w:type="spellEnd"/>
+      <w:r>
+        <w:rPr>
+          <w:w w:val="90"/>
+          <w:lang w:val="pt-BR"/>
+        </w:rPr>
+        <w:t xml:space="preserve"> </w:t>
+      </w:r>
+      <w:proofErr w:type="spellStart"/>
+      <w:r>
+        <w:rPr>
+          <w:w w:val="90"/>
+          <w:lang w:val="pt-BR"/>
+        </w:rPr>
+        <w:t>analysis</w:t>
+      </w:r>
+      <w:proofErr w:type="spellEnd"/>
+      <w:r>
+        <w:rPr>
+          <w:w w:val="90"/>
+          <w:lang w:val="pt-BR"/>
+        </w:rPr>
+        <w:t xml:space="preserve"> </w:t>
+      </w:r>
+      <w:proofErr w:type="spellStart"/>
+      <w:r>
+        <w:rPr>
+          <w:w w:val="90"/>
+          <w:lang w:val="pt-BR"/>
+        </w:rPr>
+        <w:t>screeplot</w:t>
+      </w:r>
+      <w:proofErr w:type="spellEnd"/>
     </w:p>
     <w:p>
       <w:pPr>
@@ -6995,6 +7714,7 @@
           <w:w w:val="90"/>
           <w:lang w:val="pt-BR"/>
         </w:rPr>
+        <w:lastRenderedPageBreak/>
         <w:t xml:space="preserve">This </w:t>
       </w:r>
       <w:r>
@@ -7223,7 +7943,6 @@
           <w:w w:val="90"/>
           <w:lang w:val="pt-BR"/>
         </w:rPr>
-        <w:lastRenderedPageBreak/>
         <w:t>Exported Data Files:</w:t>
       </w:r>
     </w:p>
@@ -7390,14 +8109,39 @@
           <w:w w:val="90"/>
           <w:lang w:val="pt-BR"/>
         </w:rPr>
-        <w:t>Reproduce6 - AnalysisBySyste</w:t>
-      </w:r>
-      <w:r>
-        <w:rPr>
-          <w:w w:val="90"/>
-          <w:lang w:val="pt-BR"/>
-        </w:rPr>
-        <w:t>m</w:t>
+        <w:t xml:space="preserve">Reproduce6 - </w:t>
+      </w:r>
+      <w:proofErr w:type="spellStart"/>
+      <w:r>
+        <w:rPr>
+          <w:w w:val="90"/>
+          <w:lang w:val="pt-BR"/>
+        </w:rPr>
+        <w:t>Analysis</w:t>
+      </w:r>
+      <w:proofErr w:type="spellEnd"/>
+      <w:r>
+        <w:rPr>
+          <w:w w:val="90"/>
+          <w:lang w:val="pt-BR"/>
+        </w:rPr>
+        <w:t xml:space="preserve"> </w:t>
+      </w:r>
+      <w:proofErr w:type="spellStart"/>
+      <w:r>
+        <w:rPr>
+          <w:w w:val="90"/>
+          <w:lang w:val="pt-BR"/>
+        </w:rPr>
+        <w:t>by</w:t>
+      </w:r>
+      <w:proofErr w:type="spellEnd"/>
+      <w:r>
+        <w:rPr>
+          <w:w w:val="90"/>
+          <w:lang w:val="pt-BR"/>
+        </w:rPr>
+        <w:t xml:space="preserve"> system</w:t>
       </w:r>
     </w:p>
     <w:p>
@@ -7842,7 +8586,7 @@
         </mc:Choice>
         <mc:Fallback>
           <w:pict>
-            <v:shape w14:anchorId="393E8613" id="Graphic 2" o:spid="_x0000_s1026" style="position:absolute;margin-left:70.85pt;margin-top:758.75pt;width:453.55pt;height:.1pt;z-index:-251657728;visibility:visible;mso-wrap-style:square;mso-wrap-distance-left:0;mso-wrap-distance-top:0;mso-wrap-distance-right:0;mso-wrap-distance-bottom:0;mso-position-horizontal:absolute;mso-position-horizontal-relative:page;mso-position-vertical:absolute;mso-position-vertical-relative:page;v-text-anchor:top" coordsize="5760085,1270" o:gfxdata="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" path="m,l5759996,e" filled="f" strokeweight=".14039mm">
+            <v:shape w14:anchorId="4797E500" id="Graphic 2" o:spid="_x0000_s1026" style="position:absolute;margin-left:70.85pt;margin-top:758.75pt;width:453.55pt;height:.1pt;z-index:-251657728;visibility:visible;mso-wrap-style:square;mso-wrap-distance-left:0;mso-wrap-distance-top:0;mso-wrap-distance-right:0;mso-wrap-distance-bottom:0;mso-position-horizontal:absolute;mso-position-horizontal-relative:page;mso-position-vertical:absolute;mso-position-vertical-relative:page;v-text-anchor:top" coordsize="5760085,1270" o:gfxdata="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" path="m,l5759996,e" filled="f" strokeweight=".14039mm">
               <v:path arrowok="t"/>
               <w10:wrap anchorx="page" anchory="page"/>
             </v:shape>
@@ -8097,7 +8841,7 @@
         </mc:Choice>
         <mc:Fallback>
           <w:pict>
-            <v:shape w14:anchorId="7273BE76" id="Graphic 1" o:spid="_x0000_s1026" style="position:absolute;margin-left:70.85pt;margin-top:88pt;width:453.55pt;height:.1pt;z-index:-251660800;visibility:visible;mso-wrap-style:square;mso-wrap-distance-left:0;mso-wrap-distance-top:0;mso-wrap-distance-right:0;mso-wrap-distance-bottom:0;mso-position-horizontal:absolute;mso-position-horizontal-relative:page;mso-position-vertical:absolute;mso-position-vertical-relative:page;v-text-anchor:top" coordsize="5760085,1270" o:gfxdata="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" path="m,l5759996,e" filled="f" strokeweight=".14039mm">
+            <v:shape w14:anchorId="63438842" id="Graphic 1" o:spid="_x0000_s1026" style="position:absolute;margin-left:70.85pt;margin-top:88pt;width:453.55pt;height:.1pt;z-index:-251660800;visibility:visible;mso-wrap-style:square;mso-wrap-distance-left:0;mso-wrap-distance-top:0;mso-wrap-distance-right:0;mso-wrap-distance-bottom:0;mso-position-horizontal:absolute;mso-position-horizontal-relative:page;mso-position-vertical:absolute;mso-position-vertical-relative:page;v-text-anchor:top" coordsize="5760085,1270" o:gfxdata="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" path="m,l5759996,e" filled="f" strokeweight=".14039mm">
               <v:path arrowok="t"/>
               <w10:wrap anchorx="page" anchory="page"/>
             </v:shape>

--- a/Readme - Notebooks - Validation phase.docx
+++ b/Readme - Notebooks - Validation phase.docx
@@ -6054,6 +6054,75 @@
     </w:p>
     <w:p>
       <w:pPr>
+        <w:pStyle w:val="Heading3"/>
+        <w:ind w:left="0" w:firstLine="0"/>
+        <w:rPr>
+          <w:w w:val="90"/>
+          <w:lang w:val="pt-BR"/>
+        </w:rPr>
+      </w:pPr>
+      <w:r>
+        <w:rPr>
+          <w:w w:val="90"/>
+          <w:lang w:val="pt-BR"/>
+        </w:rPr>
+        <w:t xml:space="preserve">Notebook: </w:t>
+      </w:r>
+      <w:r>
+        <w:rPr>
+          <w:w w:val="90"/>
+          <w:lang w:val="pt-BR"/>
+        </w:rPr>
+        <w:t>Val_1_Gold_standard_</w:t>
+      </w:r>
+      <w:proofErr w:type="gramStart"/>
+      <w:r>
+        <w:rPr>
+          <w:w w:val="90"/>
+          <w:lang w:val="pt-BR"/>
+        </w:rPr>
+        <w:t>reliability.Rmd</w:t>
+      </w:r>
+      <w:proofErr w:type="gramEnd"/>
+    </w:p>
+    <w:p>
+      <w:pPr>
+        <w:pStyle w:val="Heading3"/>
+        <w:ind w:left="0" w:firstLine="0"/>
+        <w:rPr>
+          <w:w w:val="90"/>
+          <w:lang w:val="pt-BR"/>
+        </w:rPr>
+      </w:pPr>
+    </w:p>
+    <w:p>
+      <w:pPr>
+        <w:pStyle w:val="Heading3"/>
+        <w:ind w:left="0" w:firstLine="0"/>
+        <w:rPr>
+          <w:w w:val="90"/>
+          <w:lang w:val="pt-BR"/>
+        </w:rPr>
+      </w:pPr>
+      <w:proofErr w:type="spellStart"/>
+      <w:r>
+        <w:rPr>
+          <w:w w:val="90"/>
+          <w:lang w:val="pt-BR"/>
+        </w:rPr>
+        <w:t>Description</w:t>
+      </w:r>
+      <w:proofErr w:type="spellEnd"/>
+      <w:r>
+        <w:rPr>
+          <w:w w:val="90"/>
+          <w:lang w:val="pt-BR"/>
+        </w:rPr>
+        <w:t xml:space="preserve">: </w:t>
+      </w:r>
+    </w:p>
+    <w:p>
+      <w:pPr>
         <w:pStyle w:val="BodyText"/>
         <w:rPr>
           <w:spacing w:val="-2"/>
@@ -6061,13 +6130,23 @@
           <w:lang w:val="pt-BR"/>
         </w:rPr>
       </w:pPr>
-      <w:r>
-        <w:rPr>
-          <w:spacing w:val="-2"/>
-          <w:w w:val="90"/>
-          <w:lang w:val="pt-BR"/>
-        </w:rPr>
-        <w:t xml:space="preserve">This </w:t>
+      <w:proofErr w:type="spellStart"/>
+      <w:r>
+        <w:rPr>
+          <w:spacing w:val="-2"/>
+          <w:w w:val="90"/>
+          <w:lang w:val="pt-BR"/>
+        </w:rPr>
+        <w:t>This</w:t>
+      </w:r>
+      <w:proofErr w:type="spellEnd"/>
+      <w:r>
+        <w:rPr>
+          <w:spacing w:val="-2"/>
+          <w:w w:val="90"/>
+          <w:lang w:val="pt-BR"/>
+        </w:rPr>
+        <w:t xml:space="preserve"> </w:t>
       </w:r>
       <w:r>
         <w:rPr>
@@ -6387,6 +6466,7 @@
           <w:w w:val="90"/>
           <w:lang w:val="pt-BR"/>
         </w:rPr>
+        <w:lastRenderedPageBreak/>
         <w:t>SUS:</w:t>
       </w:r>
       <w:r>
@@ -6483,7 +6563,6 @@
           <w:w w:val="90"/>
           <w:lang w:val="pt-BR"/>
         </w:rPr>
-        <w:lastRenderedPageBreak/>
         <w:t>Cognitive Value:</w:t>
       </w:r>
       <w:r>
@@ -7076,34 +7155,6 @@
     </w:p>
     <w:p>
       <w:pPr>
-        <w:pStyle w:val="BodyText"/>
-        <w:rPr>
-          <w:spacing w:val="-2"/>
-          <w:w w:val="90"/>
-          <w:lang w:val="pt-BR"/>
-        </w:rPr>
-      </w:pPr>
-      <w:r>
-        <w:rPr>
-          <w:spacing w:val="-2"/>
-          <w:w w:val="90"/>
-          <w:lang w:val="pt-BR"/>
-        </w:rPr>
-        <w:t xml:space="preserve">This notebook </w:t>
-      </w:r>
-    </w:p>
-    <w:p>
-      <w:pPr>
-        <w:pStyle w:val="BodyText"/>
-        <w:rPr>
-          <w:spacing w:val="-2"/>
-          <w:w w:val="90"/>
-          <w:lang w:val="pt-BR"/>
-        </w:rPr>
-      </w:pPr>
-    </w:p>
-    <w:p>
-      <w:pPr>
         <w:pStyle w:val="Heading3"/>
         <w:ind w:left="0" w:firstLine="0"/>
         <w:rPr>
@@ -7116,6 +7167,732 @@
           <w:w w:val="90"/>
           <w:lang w:val="pt-BR"/>
         </w:rPr>
+        <w:t xml:space="preserve">Notebook: </w:t>
+      </w:r>
+      <w:r>
+        <w:rPr>
+          <w:w w:val="90"/>
+          <w:lang w:val="pt-BR"/>
+        </w:rPr>
+        <w:t>Val_3_polychoric_correlation</w:t>
+      </w:r>
+    </w:p>
+    <w:p>
+      <w:pPr>
+        <w:pStyle w:val="Heading3"/>
+        <w:ind w:left="0" w:firstLine="0"/>
+        <w:rPr>
+          <w:w w:val="90"/>
+          <w:lang w:val="pt-BR"/>
+        </w:rPr>
+      </w:pPr>
+    </w:p>
+    <w:p>
+      <w:pPr>
+        <w:pStyle w:val="Heading3"/>
+        <w:ind w:left="0" w:firstLine="0"/>
+        <w:rPr>
+          <w:w w:val="90"/>
+          <w:lang w:val="pt-BR"/>
+        </w:rPr>
+      </w:pPr>
+      <w:proofErr w:type="spellStart"/>
+      <w:r>
+        <w:rPr>
+          <w:w w:val="90"/>
+          <w:lang w:val="pt-BR"/>
+        </w:rPr>
+        <w:t>Description</w:t>
+      </w:r>
+      <w:proofErr w:type="spellEnd"/>
+      <w:r>
+        <w:rPr>
+          <w:w w:val="90"/>
+          <w:lang w:val="pt-BR"/>
+        </w:rPr>
+        <w:t xml:space="preserve">: </w:t>
+      </w:r>
+    </w:p>
+    <w:p>
+      <w:pPr>
+        <w:pStyle w:val="BodyText"/>
+        <w:rPr>
+          <w:spacing w:val="-2"/>
+          <w:w w:val="90"/>
+          <w:lang w:val="pt-BR"/>
+        </w:rPr>
+      </w:pPr>
+      <w:proofErr w:type="spellStart"/>
+      <w:r>
+        <w:rPr>
+          <w:spacing w:val="-2"/>
+          <w:w w:val="90"/>
+          <w:lang w:val="pt-BR"/>
+        </w:rPr>
+        <w:t>This</w:t>
+      </w:r>
+      <w:proofErr w:type="spellEnd"/>
+      <w:r>
+        <w:rPr>
+          <w:spacing w:val="-2"/>
+          <w:w w:val="90"/>
+          <w:lang w:val="pt-BR"/>
+        </w:rPr>
+        <w:t xml:space="preserve"> R </w:t>
+      </w:r>
+      <w:proofErr w:type="spellStart"/>
+      <w:r>
+        <w:rPr>
+          <w:spacing w:val="-2"/>
+          <w:w w:val="90"/>
+          <w:lang w:val="pt-BR"/>
+        </w:rPr>
+        <w:t>Markdown</w:t>
+      </w:r>
+      <w:proofErr w:type="spellEnd"/>
+      <w:r>
+        <w:rPr>
+          <w:spacing w:val="-2"/>
+          <w:w w:val="90"/>
+          <w:lang w:val="pt-BR"/>
+        </w:rPr>
+        <w:t xml:space="preserve"> script computes </w:t>
+      </w:r>
+      <w:proofErr w:type="spellStart"/>
+      <w:r>
+        <w:rPr>
+          <w:spacing w:val="-2"/>
+          <w:w w:val="90"/>
+          <w:lang w:val="pt-BR"/>
+        </w:rPr>
+        <w:t>and</w:t>
+      </w:r>
+      <w:proofErr w:type="spellEnd"/>
+      <w:r>
+        <w:rPr>
+          <w:spacing w:val="-2"/>
+          <w:w w:val="90"/>
+          <w:lang w:val="pt-BR"/>
+        </w:rPr>
+        <w:t xml:space="preserve"> visualizes a </w:t>
+      </w:r>
+      <w:proofErr w:type="spellStart"/>
+      <w:r>
+        <w:rPr>
+          <w:spacing w:val="-2"/>
+          <w:w w:val="90"/>
+          <w:lang w:val="pt-BR"/>
+        </w:rPr>
+        <w:t>pairwise</w:t>
+      </w:r>
+      <w:proofErr w:type="spellEnd"/>
+      <w:r>
+        <w:rPr>
+          <w:spacing w:val="-2"/>
+          <w:w w:val="90"/>
+          <w:lang w:val="pt-BR"/>
+        </w:rPr>
+        <w:t xml:space="preserve"> </w:t>
+      </w:r>
+      <w:proofErr w:type="spellStart"/>
+      <w:r>
+        <w:rPr>
+          <w:spacing w:val="-2"/>
+          <w:w w:val="90"/>
+          <w:lang w:val="pt-BR"/>
+        </w:rPr>
+        <w:t>polychoric</w:t>
+      </w:r>
+      <w:proofErr w:type="spellEnd"/>
+      <w:r>
+        <w:rPr>
+          <w:spacing w:val="-2"/>
+          <w:w w:val="90"/>
+          <w:lang w:val="pt-BR"/>
+        </w:rPr>
+        <w:t xml:space="preserve"> </w:t>
+      </w:r>
+      <w:proofErr w:type="spellStart"/>
+      <w:r>
+        <w:rPr>
+          <w:spacing w:val="-2"/>
+          <w:w w:val="90"/>
+          <w:lang w:val="pt-BR"/>
+        </w:rPr>
+        <w:t>correlation</w:t>
+      </w:r>
+      <w:proofErr w:type="spellEnd"/>
+      <w:r>
+        <w:rPr>
+          <w:spacing w:val="-2"/>
+          <w:w w:val="90"/>
+          <w:lang w:val="pt-BR"/>
+        </w:rPr>
+        <w:t xml:space="preserve"> </w:t>
+      </w:r>
+      <w:proofErr w:type="spellStart"/>
+      <w:r>
+        <w:rPr>
+          <w:spacing w:val="-2"/>
+          <w:w w:val="90"/>
+          <w:lang w:val="pt-BR"/>
+        </w:rPr>
+        <w:t>matrix</w:t>
+      </w:r>
+      <w:proofErr w:type="spellEnd"/>
+      <w:r>
+        <w:rPr>
+          <w:spacing w:val="-2"/>
+          <w:w w:val="90"/>
+          <w:lang w:val="pt-BR"/>
+        </w:rPr>
+        <w:t xml:space="preserve"> for </w:t>
+      </w:r>
+      <w:proofErr w:type="spellStart"/>
+      <w:r>
+        <w:rPr>
+          <w:spacing w:val="-2"/>
+          <w:w w:val="90"/>
+          <w:lang w:val="pt-BR"/>
+        </w:rPr>
+        <w:t>questionnaire</w:t>
+      </w:r>
+      <w:proofErr w:type="spellEnd"/>
+      <w:r>
+        <w:rPr>
+          <w:spacing w:val="-2"/>
+          <w:w w:val="90"/>
+          <w:lang w:val="pt-BR"/>
+        </w:rPr>
+        <w:t xml:space="preserve"> </w:t>
+      </w:r>
+      <w:proofErr w:type="spellStart"/>
+      <w:r>
+        <w:rPr>
+          <w:spacing w:val="-2"/>
+          <w:w w:val="90"/>
+          <w:lang w:val="pt-BR"/>
+        </w:rPr>
+        <w:t>items</w:t>
+      </w:r>
+      <w:proofErr w:type="spellEnd"/>
+      <w:r>
+        <w:rPr>
+          <w:spacing w:val="-2"/>
+          <w:w w:val="90"/>
+          <w:lang w:val="pt-BR"/>
+        </w:rPr>
+        <w:t xml:space="preserve"> </w:t>
+      </w:r>
+      <w:proofErr w:type="spellStart"/>
+      <w:r>
+        <w:rPr>
+          <w:spacing w:val="-2"/>
+          <w:w w:val="90"/>
+          <w:lang w:val="pt-BR"/>
+        </w:rPr>
+        <w:t>assessing</w:t>
+      </w:r>
+      <w:proofErr w:type="spellEnd"/>
+      <w:r>
+        <w:rPr>
+          <w:spacing w:val="-2"/>
+          <w:w w:val="90"/>
+          <w:lang w:val="pt-BR"/>
+        </w:rPr>
+        <w:t xml:space="preserve"> </w:t>
+      </w:r>
+      <w:proofErr w:type="spellStart"/>
+      <w:r>
+        <w:rPr>
+          <w:spacing w:val="-2"/>
+          <w:w w:val="90"/>
+          <w:lang w:val="pt-BR"/>
+        </w:rPr>
+        <w:t>user</w:t>
+      </w:r>
+      <w:proofErr w:type="spellEnd"/>
+      <w:r>
+        <w:rPr>
+          <w:spacing w:val="-2"/>
+          <w:w w:val="90"/>
+          <w:lang w:val="pt-BR"/>
+        </w:rPr>
+        <w:t xml:space="preserve"> </w:t>
+      </w:r>
+      <w:proofErr w:type="spellStart"/>
+      <w:r>
+        <w:rPr>
+          <w:spacing w:val="-2"/>
+          <w:w w:val="90"/>
+          <w:lang w:val="pt-BR"/>
+        </w:rPr>
+        <w:t>experience</w:t>
+      </w:r>
+      <w:proofErr w:type="spellEnd"/>
+      <w:r>
+        <w:rPr>
+          <w:spacing w:val="-2"/>
+          <w:w w:val="90"/>
+          <w:lang w:val="pt-BR"/>
+        </w:rPr>
+        <w:t xml:space="preserve"> </w:t>
+      </w:r>
+      <w:proofErr w:type="spellStart"/>
+      <w:r>
+        <w:rPr>
+          <w:spacing w:val="-2"/>
+          <w:w w:val="90"/>
+          <w:lang w:val="pt-BR"/>
+        </w:rPr>
+        <w:t>constructs</w:t>
+      </w:r>
+      <w:proofErr w:type="spellEnd"/>
+      <w:r>
+        <w:rPr>
+          <w:spacing w:val="-2"/>
+          <w:w w:val="90"/>
+          <w:lang w:val="pt-BR"/>
+        </w:rPr>
+        <w:t xml:space="preserve"> (</w:t>
+      </w:r>
+      <w:proofErr w:type="spellStart"/>
+      <w:r>
+        <w:rPr>
+          <w:spacing w:val="-2"/>
+          <w:w w:val="90"/>
+          <w:lang w:val="pt-BR"/>
+        </w:rPr>
+        <w:t>Cognitive</w:t>
+      </w:r>
+      <w:proofErr w:type="spellEnd"/>
+      <w:r>
+        <w:rPr>
+          <w:spacing w:val="-2"/>
+          <w:w w:val="90"/>
+          <w:lang w:val="pt-BR"/>
+        </w:rPr>
+        <w:t xml:space="preserve"> </w:t>
+      </w:r>
+      <w:proofErr w:type="spellStart"/>
+      <w:r>
+        <w:rPr>
+          <w:spacing w:val="-2"/>
+          <w:w w:val="90"/>
+          <w:lang w:val="pt-BR"/>
+        </w:rPr>
+        <w:t>Value</w:t>
+      </w:r>
+      <w:proofErr w:type="spellEnd"/>
+      <w:r>
+        <w:rPr>
+          <w:spacing w:val="-2"/>
+          <w:w w:val="90"/>
+          <w:lang w:val="pt-BR"/>
+        </w:rPr>
+        <w:t xml:space="preserve">, </w:t>
+      </w:r>
+      <w:proofErr w:type="spellStart"/>
+      <w:r>
+        <w:rPr>
+          <w:spacing w:val="-2"/>
+          <w:w w:val="90"/>
+          <w:lang w:val="pt-BR"/>
+        </w:rPr>
+        <w:t>Intuitiveness</w:t>
+      </w:r>
+      <w:proofErr w:type="spellEnd"/>
+      <w:r>
+        <w:rPr>
+          <w:spacing w:val="-2"/>
+          <w:w w:val="90"/>
+          <w:lang w:val="pt-BR"/>
+        </w:rPr>
+        <w:t xml:space="preserve">, </w:t>
+      </w:r>
+      <w:proofErr w:type="spellStart"/>
+      <w:r>
+        <w:rPr>
+          <w:spacing w:val="-2"/>
+          <w:w w:val="90"/>
+          <w:lang w:val="pt-BR"/>
+        </w:rPr>
+        <w:t>and</w:t>
+      </w:r>
+      <w:proofErr w:type="spellEnd"/>
+      <w:r>
+        <w:rPr>
+          <w:spacing w:val="-2"/>
+          <w:w w:val="90"/>
+          <w:lang w:val="pt-BR"/>
+        </w:rPr>
+        <w:t xml:space="preserve"> </w:t>
+      </w:r>
+      <w:proofErr w:type="spellStart"/>
+      <w:r>
+        <w:rPr>
+          <w:spacing w:val="-2"/>
+          <w:w w:val="90"/>
+          <w:lang w:val="pt-BR"/>
+        </w:rPr>
+        <w:t>Visualization</w:t>
+      </w:r>
+      <w:proofErr w:type="spellEnd"/>
+      <w:r>
+        <w:rPr>
+          <w:spacing w:val="-2"/>
+          <w:w w:val="90"/>
+          <w:lang w:val="pt-BR"/>
+        </w:rPr>
+        <w:t xml:space="preserve"> </w:t>
+      </w:r>
+      <w:proofErr w:type="spellStart"/>
+      <w:r>
+        <w:rPr>
+          <w:spacing w:val="-2"/>
+          <w:w w:val="90"/>
+          <w:lang w:val="pt-BR"/>
+        </w:rPr>
+        <w:t>and</w:t>
+      </w:r>
+      <w:proofErr w:type="spellEnd"/>
+      <w:r>
+        <w:rPr>
+          <w:spacing w:val="-2"/>
+          <w:w w:val="90"/>
+          <w:lang w:val="pt-BR"/>
+        </w:rPr>
+        <w:t xml:space="preserve"> </w:t>
+      </w:r>
+      <w:proofErr w:type="spellStart"/>
+      <w:r>
+        <w:rPr>
+          <w:spacing w:val="-2"/>
+          <w:w w:val="90"/>
+          <w:lang w:val="pt-BR"/>
+        </w:rPr>
+        <w:t>if</w:t>
+      </w:r>
+      <w:proofErr w:type="spellEnd"/>
+      <w:r>
+        <w:rPr>
+          <w:spacing w:val="-2"/>
+          <w:w w:val="90"/>
+          <w:lang w:val="pt-BR"/>
+        </w:rPr>
+        <w:t xml:space="preserve"> </w:t>
+      </w:r>
+      <w:proofErr w:type="spellStart"/>
+      <w:r>
+        <w:rPr>
+          <w:spacing w:val="-2"/>
+          <w:w w:val="90"/>
+          <w:lang w:val="pt-BR"/>
+        </w:rPr>
+        <w:t>indicated</w:t>
+      </w:r>
+      <w:proofErr w:type="spellEnd"/>
+      <w:r>
+        <w:rPr>
+          <w:spacing w:val="-2"/>
+          <w:w w:val="90"/>
+          <w:lang w:val="pt-BR"/>
+        </w:rPr>
+        <w:t xml:space="preserve"> SUS, UEQ </w:t>
+      </w:r>
+      <w:proofErr w:type="spellStart"/>
+      <w:r>
+        <w:rPr>
+          <w:spacing w:val="-2"/>
+          <w:w w:val="90"/>
+          <w:lang w:val="pt-BR"/>
+        </w:rPr>
+        <w:t>pragmantic</w:t>
+      </w:r>
+      <w:proofErr w:type="spellEnd"/>
+      <w:r>
+        <w:rPr>
+          <w:spacing w:val="-2"/>
+          <w:w w:val="90"/>
+          <w:lang w:val="pt-BR"/>
+        </w:rPr>
+        <w:t xml:space="preserve"> </w:t>
+      </w:r>
+      <w:proofErr w:type="spellStart"/>
+      <w:r>
+        <w:rPr>
+          <w:spacing w:val="-2"/>
+          <w:w w:val="90"/>
+          <w:lang w:val="pt-BR"/>
+        </w:rPr>
+        <w:t>and</w:t>
+      </w:r>
+      <w:proofErr w:type="spellEnd"/>
+      <w:r>
+        <w:rPr>
+          <w:spacing w:val="-2"/>
+          <w:w w:val="90"/>
+          <w:lang w:val="pt-BR"/>
+        </w:rPr>
+        <w:t xml:space="preserve"> UEQ </w:t>
+      </w:r>
+      <w:proofErr w:type="spellStart"/>
+      <w:r>
+        <w:rPr>
+          <w:spacing w:val="-2"/>
+          <w:w w:val="90"/>
+          <w:lang w:val="pt-BR"/>
+        </w:rPr>
+        <w:t>hedonic</w:t>
+      </w:r>
+      <w:proofErr w:type="spellEnd"/>
+      <w:r>
+        <w:rPr>
+          <w:spacing w:val="-2"/>
+          <w:w w:val="90"/>
+          <w:lang w:val="pt-BR"/>
+        </w:rPr>
+        <w:t xml:space="preserve">). It </w:t>
+      </w:r>
+      <w:proofErr w:type="spellStart"/>
+      <w:r>
+        <w:rPr>
+          <w:spacing w:val="-2"/>
+          <w:w w:val="90"/>
+          <w:lang w:val="pt-BR"/>
+        </w:rPr>
+        <w:t>performs</w:t>
+      </w:r>
+      <w:proofErr w:type="spellEnd"/>
+      <w:r>
+        <w:rPr>
+          <w:spacing w:val="-2"/>
+          <w:w w:val="90"/>
+          <w:lang w:val="pt-BR"/>
+        </w:rPr>
+        <w:t xml:space="preserve"> </w:t>
+      </w:r>
+      <w:proofErr w:type="spellStart"/>
+      <w:r>
+        <w:rPr>
+          <w:spacing w:val="-2"/>
+          <w:w w:val="90"/>
+          <w:lang w:val="pt-BR"/>
+        </w:rPr>
+        <w:t>hierarchical</w:t>
+      </w:r>
+      <w:proofErr w:type="spellEnd"/>
+      <w:r>
+        <w:rPr>
+          <w:spacing w:val="-2"/>
+          <w:w w:val="90"/>
+          <w:lang w:val="pt-BR"/>
+        </w:rPr>
+        <w:t xml:space="preserve"> </w:t>
+      </w:r>
+      <w:proofErr w:type="spellStart"/>
+      <w:r>
+        <w:rPr>
+          <w:spacing w:val="-2"/>
+          <w:w w:val="90"/>
+          <w:lang w:val="pt-BR"/>
+        </w:rPr>
+        <w:t>clustering</w:t>
+      </w:r>
+      <w:proofErr w:type="spellEnd"/>
+      <w:r>
+        <w:rPr>
+          <w:spacing w:val="-2"/>
+          <w:w w:val="90"/>
+          <w:lang w:val="pt-BR"/>
+        </w:rPr>
+        <w:t xml:space="preserve"> </w:t>
+      </w:r>
+      <w:proofErr w:type="spellStart"/>
+      <w:r>
+        <w:rPr>
+          <w:spacing w:val="-2"/>
+          <w:w w:val="90"/>
+          <w:lang w:val="pt-BR"/>
+        </w:rPr>
+        <w:t>using</w:t>
+      </w:r>
+      <w:proofErr w:type="spellEnd"/>
+      <w:r>
+        <w:rPr>
+          <w:spacing w:val="-2"/>
+          <w:w w:val="90"/>
+          <w:lang w:val="pt-BR"/>
+        </w:rPr>
+        <w:t xml:space="preserve"> </w:t>
+      </w:r>
+      <m:oMath>
+        <m:d>
+          <m:dPr>
+            <m:ctrlPr>
+              <w:rPr>
+                <w:rFonts w:ascii="Cambria Math" w:hAnsi="Cambria Math"/>
+                <w:spacing w:val="-2"/>
+                <w:w w:val="90"/>
+                <w:lang w:val="pt-BR"/>
+              </w:rPr>
+            </m:ctrlPr>
+          </m:dPr>
+          <m:e>
+            <m:r>
+              <w:rPr>
+                <w:rFonts w:ascii="Cambria Math" w:hAnsi="Cambria Math"/>
+                <w:spacing w:val="-2"/>
+                <w:w w:val="90"/>
+                <w:lang w:val="pt-BR"/>
+              </w:rPr>
+              <m:t>1-r</m:t>
+            </m:r>
+          </m:e>
+        </m:d>
+      </m:oMath>
+      <w:r>
+        <w:rPr>
+          <w:spacing w:val="-2"/>
+          <w:w w:val="90"/>
+          <w:lang w:val="pt-BR"/>
+        </w:rPr>
+        <w:t xml:space="preserve"> distance to compare empirical groupings against theoretical constructs. Finally, it exports tabular outputs (correlation coefficients, sample sizes, </w:t>
+      </w:r>
+      <m:oMath>
+        <m:r>
+          <w:rPr>
+            <w:rFonts w:ascii="Cambria Math" w:hAnsi="Cambria Math"/>
+            <w:spacing w:val="-2"/>
+            <w:w w:val="90"/>
+            <w:lang w:val="pt-BR"/>
+          </w:rPr>
+          <m:t>p</m:t>
+        </m:r>
+      </m:oMath>
+      <w:r>
+        <w:rPr>
+          <w:spacing w:val="-2"/>
+          <w:w w:val="90"/>
+          <w:lang w:val="pt-BR"/>
+        </w:rPr>
+        <w:t>-values, and a long-format table) alongside visual plots (construct-ordered heatmap, cluster-</w:t>
+      </w:r>
+      <w:proofErr w:type="spellStart"/>
+      <w:r>
+        <w:rPr>
+          <w:spacing w:val="-2"/>
+          <w:w w:val="90"/>
+          <w:lang w:val="pt-BR"/>
+        </w:rPr>
+        <w:t>reordered</w:t>
+      </w:r>
+      <w:proofErr w:type="spellEnd"/>
+      <w:r>
+        <w:rPr>
+          <w:spacing w:val="-2"/>
+          <w:w w:val="90"/>
+          <w:lang w:val="pt-BR"/>
+        </w:rPr>
+        <w:t xml:space="preserve"> </w:t>
+      </w:r>
+      <w:proofErr w:type="spellStart"/>
+      <w:r>
+        <w:rPr>
+          <w:spacing w:val="-2"/>
+          <w:w w:val="90"/>
+          <w:lang w:val="pt-BR"/>
+        </w:rPr>
+        <w:t>heatmap</w:t>
+      </w:r>
+      <w:proofErr w:type="spellEnd"/>
+      <w:r>
+        <w:rPr>
+          <w:spacing w:val="-2"/>
+          <w:w w:val="90"/>
+          <w:lang w:val="pt-BR"/>
+        </w:rPr>
+        <w:t xml:space="preserve">, </w:t>
+      </w:r>
+      <w:proofErr w:type="spellStart"/>
+      <w:r>
+        <w:rPr>
+          <w:spacing w:val="-2"/>
+          <w:w w:val="90"/>
+          <w:lang w:val="pt-BR"/>
+        </w:rPr>
+        <w:t>and</w:t>
+      </w:r>
+      <w:proofErr w:type="spellEnd"/>
+      <w:r>
+        <w:rPr>
+          <w:spacing w:val="-2"/>
+          <w:w w:val="90"/>
+          <w:lang w:val="pt-BR"/>
+        </w:rPr>
+        <w:t xml:space="preserve"> </w:t>
+      </w:r>
+      <w:proofErr w:type="spellStart"/>
+      <w:r>
+        <w:rPr>
+          <w:spacing w:val="-2"/>
+          <w:w w:val="90"/>
+          <w:lang w:val="pt-BR"/>
+        </w:rPr>
+        <w:t>dendrogram</w:t>
+      </w:r>
+      <w:proofErr w:type="spellEnd"/>
+      <w:r>
+        <w:rPr>
+          <w:spacing w:val="-2"/>
+          <w:w w:val="90"/>
+          <w:lang w:val="pt-BR"/>
+        </w:rPr>
+        <w:t>).</w:t>
+      </w:r>
+      <w:r>
+        <w:rPr>
+          <w:spacing w:val="-2"/>
+          <w:w w:val="90"/>
+          <w:lang w:val="pt-BR"/>
+        </w:rPr>
+        <w:t xml:space="preserve"> </w:t>
+      </w:r>
+    </w:p>
+    <w:p>
+      <w:pPr>
+        <w:pStyle w:val="BodyText"/>
+        <w:rPr>
+          <w:spacing w:val="-2"/>
+          <w:w w:val="90"/>
+          <w:lang w:val="pt-BR"/>
+        </w:rPr>
+      </w:pPr>
+    </w:p>
+    <w:p>
+      <w:pPr>
+        <w:pStyle w:val="BodyText"/>
+        <w:rPr>
+          <w:spacing w:val="-2"/>
+          <w:w w:val="90"/>
+          <w:lang w:val="pt-BR"/>
+        </w:rPr>
+      </w:pPr>
+    </w:p>
+    <w:p>
+      <w:pPr>
+        <w:pStyle w:val="Heading3"/>
+        <w:ind w:left="0" w:firstLine="0"/>
+        <w:rPr>
+          <w:w w:val="90"/>
+          <w:lang w:val="pt-BR"/>
+        </w:rPr>
+      </w:pPr>
+      <w:r>
+        <w:rPr>
+          <w:w w:val="90"/>
+          <w:lang w:val="pt-BR"/>
+        </w:rPr>
         <w:t xml:space="preserve">Input File (folder Data): </w:t>
       </w:r>
     </w:p>
@@ -7133,17 +7910,60 @@
         <w:rPr>
           <w:spacing w:val="-2"/>
           <w:w w:val="90"/>
-          <w:lang w:val="pt-BR"/>
-        </w:rPr>
-        <w:t>xxx</w:t>
-      </w:r>
-      <w:r>
-        <w:rPr>
-          <w:spacing w:val="-2"/>
-          <w:w w:val="90"/>
-          <w:lang w:val="pt-BR"/>
-        </w:rPr>
-        <w:t>.csv</w:t>
+        </w:rPr>
+        <w:t>uxColaps_sus_ueqs_ratings.cs</w:t>
+      </w:r>
+      <w:r>
+        <w:rPr>
+          <w:spacing w:val="-2"/>
+          <w:w w:val="90"/>
+        </w:rPr>
+        <w:t>v</w:t>
+      </w:r>
+      <w:r>
+        <w:rPr>
+          <w:spacing w:val="-2"/>
+          <w:w w:val="90"/>
+          <w:lang w:val="pt-BR"/>
+        </w:rPr>
+        <w:t xml:space="preserve"> (</w:t>
+      </w:r>
+      <w:proofErr w:type="spellStart"/>
+      <w:r>
+        <w:rPr>
+          <w:spacing w:val="-2"/>
+          <w:w w:val="90"/>
+          <w:lang w:val="pt-BR"/>
+        </w:rPr>
+        <w:t>from</w:t>
+      </w:r>
+      <w:proofErr w:type="spellEnd"/>
+      <w:r>
+        <w:rPr>
+          <w:spacing w:val="-2"/>
+          <w:w w:val="90"/>
+          <w:lang w:val="pt-BR"/>
+        </w:rPr>
+        <w:t xml:space="preserve"> Reproduce0)</w:t>
+      </w:r>
+    </w:p>
+    <w:p>
+      <w:pPr>
+        <w:pStyle w:val="BodyText"/>
+        <w:ind w:left="720"/>
+        <w:rPr>
+          <w:spacing w:val="-2"/>
+          <w:w w:val="90"/>
+          <w:lang w:val="pt-BR"/>
+        </w:rPr>
+      </w:pPr>
+      <w:r>
+        <w:rPr>
+          <w:spacing w:val="-2"/>
+          <w:w w:val="90"/>
+          <w:lang w:val="pt-BR"/>
+        </w:rPr>
+        <w:t xml:space="preserve"> </w:t>
       </w:r>
     </w:p>
     <w:p>
@@ -7206,15 +8026,541 @@
           <w:w w:val="90"/>
           <w:lang w:val="pt-BR"/>
         </w:rPr>
-        <w:t>yyy</w:t>
-      </w:r>
-      <w:r>
-        <w:rPr>
-          <w:spacing w:val="-2"/>
-          <w:w w:val="90"/>
-          <w:lang w:val="pt-BR"/>
-        </w:rPr>
-        <w:t xml:space="preserve">.png:. </w:t>
+        <w:t xml:space="preserve">heatmap_construct.png — </w:t>
+      </w:r>
+      <w:proofErr w:type="spellStart"/>
+      <w:r>
+        <w:rPr>
+          <w:spacing w:val="-2"/>
+          <w:w w:val="90"/>
+          <w:lang w:val="pt-BR"/>
+        </w:rPr>
+        <w:t>Heatmap</w:t>
+      </w:r>
+      <w:proofErr w:type="spellEnd"/>
+      <w:r>
+        <w:rPr>
+          <w:spacing w:val="-2"/>
+          <w:w w:val="90"/>
+          <w:lang w:val="pt-BR"/>
+        </w:rPr>
+        <w:t xml:space="preserve"> </w:t>
+      </w:r>
+      <w:proofErr w:type="spellStart"/>
+      <w:r>
+        <w:rPr>
+          <w:spacing w:val="-2"/>
+          <w:w w:val="90"/>
+          <w:lang w:val="pt-BR"/>
+        </w:rPr>
+        <w:t>ordered</w:t>
+      </w:r>
+      <w:proofErr w:type="spellEnd"/>
+      <w:r>
+        <w:rPr>
+          <w:spacing w:val="-2"/>
+          <w:w w:val="90"/>
+          <w:lang w:val="pt-BR"/>
+        </w:rPr>
+        <w:t xml:space="preserve"> </w:t>
+      </w:r>
+      <w:proofErr w:type="spellStart"/>
+      <w:r>
+        <w:rPr>
+          <w:spacing w:val="-2"/>
+          <w:w w:val="90"/>
+          <w:lang w:val="pt-BR"/>
+        </w:rPr>
+        <w:t>by</w:t>
+      </w:r>
+      <w:proofErr w:type="spellEnd"/>
+      <w:r>
+        <w:rPr>
+          <w:spacing w:val="-2"/>
+          <w:w w:val="90"/>
+          <w:lang w:val="pt-BR"/>
+        </w:rPr>
+        <w:t xml:space="preserve"> conceptual </w:t>
+      </w:r>
+      <w:proofErr w:type="spellStart"/>
+      <w:r>
+        <w:rPr>
+          <w:spacing w:val="-2"/>
+          <w:w w:val="90"/>
+          <w:lang w:val="pt-BR"/>
+        </w:rPr>
+        <w:t>construct</w:t>
+      </w:r>
+      <w:proofErr w:type="spellEnd"/>
+      <w:r>
+        <w:rPr>
+          <w:spacing w:val="-2"/>
+          <w:w w:val="90"/>
+          <w:lang w:val="pt-BR"/>
+        </w:rPr>
+        <w:t xml:space="preserve"> </w:t>
+      </w:r>
+      <w:proofErr w:type="spellStart"/>
+      <w:r>
+        <w:rPr>
+          <w:spacing w:val="-2"/>
+          <w:w w:val="90"/>
+          <w:lang w:val="pt-BR"/>
+        </w:rPr>
+        <w:t>blocks</w:t>
+      </w:r>
+      <w:proofErr w:type="spellEnd"/>
+      <w:r>
+        <w:rPr>
+          <w:spacing w:val="-2"/>
+          <w:w w:val="90"/>
+          <w:lang w:val="pt-BR"/>
+        </w:rPr>
+        <w:t>.</w:t>
+      </w:r>
+    </w:p>
+    <w:p>
+      <w:pPr>
+        <w:pStyle w:val="BodyText"/>
+        <w:numPr>
+          <w:ilvl w:val="1"/>
+          <w:numId w:val="7"/>
+        </w:numPr>
+        <w:rPr>
+          <w:spacing w:val="-2"/>
+          <w:w w:val="90"/>
+          <w:lang w:val="pt-BR"/>
+        </w:rPr>
+      </w:pPr>
+      <w:r>
+        <w:rPr>
+          <w:spacing w:val="-2"/>
+          <w:w w:val="90"/>
+          <w:lang w:val="pt-BR"/>
+        </w:rPr>
+        <w:t xml:space="preserve">heatmap_empirical_cluster.png — </w:t>
+      </w:r>
+      <w:proofErr w:type="spellStart"/>
+      <w:r>
+        <w:rPr>
+          <w:spacing w:val="-2"/>
+          <w:w w:val="90"/>
+          <w:lang w:val="pt-BR"/>
+        </w:rPr>
+        <w:t>Heatmap</w:t>
+      </w:r>
+      <w:proofErr w:type="spellEnd"/>
+      <w:r>
+        <w:rPr>
+          <w:spacing w:val="-2"/>
+          <w:w w:val="90"/>
+          <w:lang w:val="pt-BR"/>
+        </w:rPr>
+        <w:t xml:space="preserve"> </w:t>
+      </w:r>
+      <w:proofErr w:type="spellStart"/>
+      <w:r>
+        <w:rPr>
+          <w:spacing w:val="-2"/>
+          <w:w w:val="90"/>
+          <w:lang w:val="pt-BR"/>
+        </w:rPr>
+        <w:t>reordered</w:t>
+      </w:r>
+      <w:proofErr w:type="spellEnd"/>
+      <w:r>
+        <w:rPr>
+          <w:spacing w:val="-2"/>
+          <w:w w:val="90"/>
+          <w:lang w:val="pt-BR"/>
+        </w:rPr>
+        <w:t xml:space="preserve"> </w:t>
+      </w:r>
+      <w:proofErr w:type="spellStart"/>
+      <w:r>
+        <w:rPr>
+          <w:spacing w:val="-2"/>
+          <w:w w:val="90"/>
+          <w:lang w:val="pt-BR"/>
+        </w:rPr>
+        <w:t>according</w:t>
+      </w:r>
+      <w:proofErr w:type="spellEnd"/>
+      <w:r>
+        <w:rPr>
+          <w:spacing w:val="-2"/>
+          <w:w w:val="90"/>
+          <w:lang w:val="pt-BR"/>
+        </w:rPr>
+        <w:t xml:space="preserve"> </w:t>
+      </w:r>
+      <w:proofErr w:type="spellStart"/>
+      <w:r>
+        <w:rPr>
+          <w:spacing w:val="-2"/>
+          <w:w w:val="90"/>
+          <w:lang w:val="pt-BR"/>
+        </w:rPr>
+        <w:t>to</w:t>
+      </w:r>
+      <w:proofErr w:type="spellEnd"/>
+      <w:r>
+        <w:rPr>
+          <w:spacing w:val="-2"/>
+          <w:w w:val="90"/>
+          <w:lang w:val="pt-BR"/>
+        </w:rPr>
+        <w:t xml:space="preserve"> </w:t>
+      </w:r>
+      <w:proofErr w:type="spellStart"/>
+      <w:r>
+        <w:rPr>
+          <w:spacing w:val="-2"/>
+          <w:w w:val="90"/>
+          <w:lang w:val="pt-BR"/>
+        </w:rPr>
+        <w:t>the</w:t>
+      </w:r>
+      <w:proofErr w:type="spellEnd"/>
+      <w:r>
+        <w:rPr>
+          <w:spacing w:val="-2"/>
+          <w:w w:val="90"/>
+          <w:lang w:val="pt-BR"/>
+        </w:rPr>
+        <w:t xml:space="preserve"> </w:t>
+      </w:r>
+      <w:proofErr w:type="spellStart"/>
+      <w:r>
+        <w:rPr>
+          <w:spacing w:val="-2"/>
+          <w:w w:val="90"/>
+          <w:lang w:val="pt-BR"/>
+        </w:rPr>
+        <w:t>hierarchical</w:t>
+      </w:r>
+      <w:proofErr w:type="spellEnd"/>
+      <w:r>
+        <w:rPr>
+          <w:spacing w:val="-2"/>
+          <w:w w:val="90"/>
+          <w:lang w:val="pt-BR"/>
+        </w:rPr>
+        <w:t xml:space="preserve"> </w:t>
+      </w:r>
+      <w:proofErr w:type="spellStart"/>
+      <w:r>
+        <w:rPr>
+          <w:spacing w:val="-2"/>
+          <w:w w:val="90"/>
+          <w:lang w:val="pt-BR"/>
+        </w:rPr>
+        <w:t>clustering</w:t>
+      </w:r>
+      <w:proofErr w:type="spellEnd"/>
+      <w:r>
+        <w:rPr>
+          <w:spacing w:val="-2"/>
+          <w:w w:val="90"/>
+          <w:lang w:val="pt-BR"/>
+        </w:rPr>
+        <w:t xml:space="preserve"> </w:t>
+      </w:r>
+      <w:proofErr w:type="spellStart"/>
+      <w:r>
+        <w:rPr>
+          <w:spacing w:val="-2"/>
+          <w:w w:val="90"/>
+          <w:lang w:val="pt-BR"/>
+        </w:rPr>
+        <w:t>tree</w:t>
+      </w:r>
+      <w:proofErr w:type="spellEnd"/>
+      <w:r>
+        <w:rPr>
+          <w:spacing w:val="-2"/>
+          <w:w w:val="90"/>
+          <w:lang w:val="pt-BR"/>
+        </w:rPr>
+        <w:t>.</w:t>
+      </w:r>
+    </w:p>
+    <w:p>
+      <w:pPr>
+        <w:pStyle w:val="BodyText"/>
+        <w:numPr>
+          <w:ilvl w:val="1"/>
+          <w:numId w:val="7"/>
+        </w:numPr>
+        <w:rPr>
+          <w:spacing w:val="-2"/>
+          <w:w w:val="90"/>
+          <w:lang w:val="pt-BR"/>
+        </w:rPr>
+      </w:pPr>
+      <w:r>
+        <w:rPr>
+          <w:spacing w:val="-2"/>
+          <w:w w:val="90"/>
+          <w:lang w:val="pt-BR"/>
+        </w:rPr>
+        <w:t xml:space="preserve">dendrogram.png — </w:t>
+      </w:r>
+      <w:proofErr w:type="spellStart"/>
+      <w:r>
+        <w:rPr>
+          <w:spacing w:val="-2"/>
+          <w:w w:val="90"/>
+          <w:lang w:val="pt-BR"/>
+        </w:rPr>
+        <w:t>Dendrogram</w:t>
+      </w:r>
+      <w:proofErr w:type="spellEnd"/>
+      <w:r>
+        <w:rPr>
+          <w:spacing w:val="-2"/>
+          <w:w w:val="90"/>
+          <w:lang w:val="pt-BR"/>
+        </w:rPr>
+        <w:t xml:space="preserve"> </w:t>
+      </w:r>
+      <w:proofErr w:type="spellStart"/>
+      <w:r>
+        <w:rPr>
+          <w:spacing w:val="-2"/>
+          <w:w w:val="90"/>
+          <w:lang w:val="pt-BR"/>
+        </w:rPr>
+        <w:t>of</w:t>
+      </w:r>
+      <w:proofErr w:type="spellEnd"/>
+      <w:r>
+        <w:rPr>
+          <w:spacing w:val="-2"/>
+          <w:w w:val="90"/>
+          <w:lang w:val="pt-BR"/>
+        </w:rPr>
+        <w:t xml:space="preserve"> </w:t>
+      </w:r>
+      <w:proofErr w:type="spellStart"/>
+      <w:r>
+        <w:rPr>
+          <w:spacing w:val="-2"/>
+          <w:w w:val="90"/>
+          <w:lang w:val="pt-BR"/>
+        </w:rPr>
+        <w:t>the</w:t>
+      </w:r>
+      <w:proofErr w:type="spellEnd"/>
+      <w:r>
+        <w:rPr>
+          <w:spacing w:val="-2"/>
+          <w:w w:val="90"/>
+          <w:lang w:val="pt-BR"/>
+        </w:rPr>
+        <w:t xml:space="preserve"> </w:t>
+      </w:r>
+      <w:proofErr w:type="spellStart"/>
+      <w:r>
+        <w:rPr>
+          <w:spacing w:val="-2"/>
+          <w:w w:val="90"/>
+          <w:lang w:val="pt-BR"/>
+        </w:rPr>
+        <w:t>hierarchical</w:t>
+      </w:r>
+      <w:proofErr w:type="spellEnd"/>
+      <w:r>
+        <w:rPr>
+          <w:spacing w:val="-2"/>
+          <w:w w:val="90"/>
+          <w:lang w:val="pt-BR"/>
+        </w:rPr>
+        <w:t xml:space="preserve"> item </w:t>
+      </w:r>
+      <w:proofErr w:type="spellStart"/>
+      <w:r>
+        <w:rPr>
+          <w:spacing w:val="-2"/>
+          <w:w w:val="90"/>
+          <w:lang w:val="pt-BR"/>
+        </w:rPr>
+        <w:t>clustering</w:t>
+      </w:r>
+      <w:proofErr w:type="spellEnd"/>
+      <w:r>
+        <w:rPr>
+          <w:spacing w:val="-2"/>
+          <w:w w:val="90"/>
+          <w:lang w:val="pt-BR"/>
+        </w:rPr>
+        <w:t>.</w:t>
+      </w:r>
+    </w:p>
+    <w:p>
+      <w:pPr>
+        <w:pStyle w:val="BodyText"/>
+        <w:numPr>
+          <w:ilvl w:val="1"/>
+          <w:numId w:val="7"/>
+        </w:numPr>
+        <w:rPr>
+          <w:spacing w:val="-2"/>
+          <w:w w:val="90"/>
+          <w:lang w:val="pt-BR"/>
+        </w:rPr>
+      </w:pPr>
+      <w:r>
+        <w:rPr>
+          <w:spacing w:val="-2"/>
+          <w:w w:val="90"/>
+          <w:lang w:val="pt-BR"/>
+        </w:rPr>
+        <w:t xml:space="preserve">polychoric_correlation_matrices.pdf — </w:t>
+      </w:r>
+      <w:proofErr w:type="spellStart"/>
+      <w:r>
+        <w:rPr>
+          <w:spacing w:val="-2"/>
+          <w:w w:val="90"/>
+          <w:lang w:val="pt-BR"/>
+        </w:rPr>
+        <w:t>Multi-page</w:t>
+      </w:r>
+      <w:proofErr w:type="spellEnd"/>
+      <w:r>
+        <w:rPr>
+          <w:spacing w:val="-2"/>
+          <w:w w:val="90"/>
+          <w:lang w:val="pt-BR"/>
+        </w:rPr>
+        <w:t xml:space="preserve"> PDF </w:t>
+      </w:r>
+      <w:proofErr w:type="spellStart"/>
+      <w:r>
+        <w:rPr>
+          <w:spacing w:val="-2"/>
+          <w:w w:val="90"/>
+          <w:lang w:val="pt-BR"/>
+        </w:rPr>
+        <w:t>document</w:t>
+      </w:r>
+      <w:proofErr w:type="spellEnd"/>
+      <w:r>
+        <w:rPr>
+          <w:spacing w:val="-2"/>
+          <w:w w:val="90"/>
+          <w:lang w:val="pt-BR"/>
+        </w:rPr>
+        <w:t xml:space="preserve"> </w:t>
+      </w:r>
+      <w:proofErr w:type="spellStart"/>
+      <w:r>
+        <w:rPr>
+          <w:spacing w:val="-2"/>
+          <w:w w:val="90"/>
+          <w:lang w:val="pt-BR"/>
+        </w:rPr>
+        <w:t>combining</w:t>
+      </w:r>
+      <w:proofErr w:type="spellEnd"/>
+      <w:r>
+        <w:rPr>
+          <w:spacing w:val="-2"/>
+          <w:w w:val="90"/>
+          <w:lang w:val="pt-BR"/>
+        </w:rPr>
+        <w:t xml:space="preserve"> </w:t>
+      </w:r>
+      <w:proofErr w:type="spellStart"/>
+      <w:r>
+        <w:rPr>
+          <w:spacing w:val="-2"/>
+          <w:w w:val="90"/>
+          <w:lang w:val="pt-BR"/>
+        </w:rPr>
+        <w:t>both</w:t>
+      </w:r>
+      <w:proofErr w:type="spellEnd"/>
+      <w:r>
+        <w:rPr>
+          <w:spacing w:val="-2"/>
+          <w:w w:val="90"/>
+          <w:lang w:val="pt-BR"/>
+        </w:rPr>
+        <w:t xml:space="preserve"> </w:t>
+      </w:r>
+      <w:proofErr w:type="spellStart"/>
+      <w:r>
+        <w:rPr>
+          <w:spacing w:val="-2"/>
+          <w:w w:val="90"/>
+          <w:lang w:val="pt-BR"/>
+        </w:rPr>
+        <w:t>heatmaps</w:t>
+      </w:r>
+      <w:proofErr w:type="spellEnd"/>
+      <w:r>
+        <w:rPr>
+          <w:spacing w:val="-2"/>
+          <w:w w:val="90"/>
+          <w:lang w:val="pt-BR"/>
+        </w:rPr>
+        <w:t xml:space="preserve"> </w:t>
+      </w:r>
+      <w:proofErr w:type="spellStart"/>
+      <w:r>
+        <w:rPr>
+          <w:spacing w:val="-2"/>
+          <w:w w:val="90"/>
+          <w:lang w:val="pt-BR"/>
+        </w:rPr>
+        <w:t>and</w:t>
+      </w:r>
+      <w:proofErr w:type="spellEnd"/>
+      <w:r>
+        <w:rPr>
+          <w:spacing w:val="-2"/>
+          <w:w w:val="90"/>
+          <w:lang w:val="pt-BR"/>
+        </w:rPr>
+        <w:t xml:space="preserve"> </w:t>
+      </w:r>
+      <w:proofErr w:type="spellStart"/>
+      <w:r>
+        <w:rPr>
+          <w:spacing w:val="-2"/>
+          <w:w w:val="90"/>
+          <w:lang w:val="pt-BR"/>
+        </w:rPr>
+        <w:t>the</w:t>
+      </w:r>
+      <w:proofErr w:type="spellEnd"/>
+      <w:r>
+        <w:rPr>
+          <w:spacing w:val="-2"/>
+          <w:w w:val="90"/>
+          <w:lang w:val="pt-BR"/>
+        </w:rPr>
+        <w:t xml:space="preserve"> </w:t>
+      </w:r>
+      <w:proofErr w:type="spellStart"/>
+      <w:r>
+        <w:rPr>
+          <w:spacing w:val="-2"/>
+          <w:w w:val="90"/>
+          <w:lang w:val="pt-BR"/>
+        </w:rPr>
+        <w:t>dendrogram</w:t>
+      </w:r>
+      <w:proofErr w:type="spellEnd"/>
+      <w:r>
+        <w:rPr>
+          <w:spacing w:val="-2"/>
+          <w:w w:val="90"/>
+          <w:lang w:val="pt-BR"/>
+        </w:rPr>
+        <w:t>.</w:t>
       </w:r>
     </w:p>
     <w:p>
@@ -7230,6 +8576,7 @@
           <w:lang w:val="pt-BR"/>
         </w:rPr>
       </w:pPr>
+      <w:proofErr w:type="spellStart"/>
       <w:r>
         <w:rPr>
           <w:b/>
@@ -7238,7 +8585,18 @@
           <w:w w:val="90"/>
           <w:lang w:val="pt-BR"/>
         </w:rPr>
-        <w:t>Exported Data Files:</w:t>
+        <w:t>Exported</w:t>
+      </w:r>
+      <w:proofErr w:type="spellEnd"/>
+      <w:r>
+        <w:rPr>
+          <w:b/>
+          <w:bCs/>
+          <w:spacing w:val="-2"/>
+          <w:w w:val="90"/>
+          <w:lang w:val="pt-BR"/>
+        </w:rPr>
+        <w:t xml:space="preserve"> Data Files:</w:t>
       </w:r>
     </w:p>
     <w:p>
@@ -7260,30 +8618,548 @@
           <w:w w:val="90"/>
           <w:lang w:val="pt-BR"/>
         </w:rPr>
-        <w:t>xxx</w:t>
-      </w:r>
-      <w:r>
-        <w:rPr>
-          <w:spacing w:val="-2"/>
-          <w:w w:val="90"/>
-          <w:lang w:val="pt-BR"/>
-        </w:rPr>
-        <w:t>.csv</w:t>
-      </w:r>
-      <w:r>
-        <w:rPr>
-          <w:spacing w:val="-2"/>
-          <w:w w:val="90"/>
-          <w:lang w:val="pt-BR"/>
-        </w:rPr>
-        <w:t xml:space="preserve">: </w:t>
-      </w:r>
-      <w:r>
-        <w:rPr>
-          <w:spacing w:val="-2"/>
-          <w:w w:val="90"/>
-        </w:rPr>
-        <w:t>correlation calculated by scipy.stats.pearsonr</w:t>
+        <w:lastRenderedPageBreak/>
+        <w:t xml:space="preserve">polychoric_correlation_matrix_r.csv — Matrix </w:t>
+      </w:r>
+      <w:proofErr w:type="spellStart"/>
+      <w:r>
+        <w:rPr>
+          <w:spacing w:val="-2"/>
+          <w:w w:val="90"/>
+          <w:lang w:val="pt-BR"/>
+        </w:rPr>
+        <w:t>containing</w:t>
+      </w:r>
+      <w:proofErr w:type="spellEnd"/>
+      <w:r>
+        <w:rPr>
+          <w:spacing w:val="-2"/>
+          <w:w w:val="90"/>
+          <w:lang w:val="pt-BR"/>
+        </w:rPr>
+        <w:t xml:space="preserve"> </w:t>
+      </w:r>
+      <w:proofErr w:type="spellStart"/>
+      <w:r>
+        <w:rPr>
+          <w:spacing w:val="-2"/>
+          <w:w w:val="90"/>
+          <w:lang w:val="pt-BR"/>
+        </w:rPr>
+        <w:t>the</w:t>
+      </w:r>
+      <w:proofErr w:type="spellEnd"/>
+      <w:r>
+        <w:rPr>
+          <w:spacing w:val="-2"/>
+          <w:w w:val="90"/>
+          <w:lang w:val="pt-BR"/>
+        </w:rPr>
+        <w:t xml:space="preserve"> </w:t>
+      </w:r>
+      <w:proofErr w:type="spellStart"/>
+      <w:r>
+        <w:rPr>
+          <w:spacing w:val="-2"/>
+          <w:w w:val="90"/>
+          <w:lang w:val="pt-BR"/>
+        </w:rPr>
+        <w:t>polychoric</w:t>
+      </w:r>
+      <w:proofErr w:type="spellEnd"/>
+      <w:r>
+        <w:rPr>
+          <w:spacing w:val="-2"/>
+          <w:w w:val="90"/>
+          <w:lang w:val="pt-BR"/>
+        </w:rPr>
+        <w:t xml:space="preserve"> </w:t>
+      </w:r>
+      <w:proofErr w:type="spellStart"/>
+      <w:r>
+        <w:rPr>
+          <w:spacing w:val="-2"/>
+          <w:w w:val="90"/>
+          <w:lang w:val="pt-BR"/>
+        </w:rPr>
+        <w:t>correlation</w:t>
+      </w:r>
+      <w:proofErr w:type="spellEnd"/>
+      <w:r>
+        <w:rPr>
+          <w:spacing w:val="-2"/>
+          <w:w w:val="90"/>
+          <w:lang w:val="pt-BR"/>
+        </w:rPr>
+        <w:t xml:space="preserve"> </w:t>
+      </w:r>
+      <w:proofErr w:type="spellStart"/>
+      <w:r>
+        <w:rPr>
+          <w:spacing w:val="-2"/>
+          <w:w w:val="90"/>
+          <w:lang w:val="pt-BR"/>
+        </w:rPr>
+        <w:t>coefficients</w:t>
+      </w:r>
+      <w:proofErr w:type="spellEnd"/>
+      <w:r>
+        <w:rPr>
+          <w:spacing w:val="-2"/>
+          <w:w w:val="90"/>
+          <w:lang w:val="pt-BR"/>
+        </w:rPr>
+        <w:t xml:space="preserve"> (</w:t>
+      </w:r>
+      <m:oMath>
+        <m:r>
+          <w:rPr>
+            <w:rFonts w:ascii="Cambria Math" w:hAnsi="Cambria Math"/>
+            <w:spacing w:val="-2"/>
+            <w:w w:val="90"/>
+            <w:lang w:val="pt-BR"/>
+          </w:rPr>
+          <m:t>r</m:t>
+        </m:r>
+      </m:oMath>
+      <w:r>
+        <w:rPr>
+          <w:spacing w:val="-2"/>
+          <w:w w:val="90"/>
+          <w:lang w:val="pt-BR"/>
+        </w:rPr>
+        <w:t>).</w:t>
+      </w:r>
+    </w:p>
+    <w:p>
+      <w:pPr>
+        <w:pStyle w:val="BodyText"/>
+        <w:numPr>
+          <w:ilvl w:val="1"/>
+          <w:numId w:val="7"/>
+        </w:numPr>
+        <w:rPr>
+          <w:spacing w:val="-2"/>
+          <w:w w:val="90"/>
+          <w:lang w:val="pt-BR"/>
+        </w:rPr>
+      </w:pPr>
+      <w:r>
+        <w:rPr>
+          <w:spacing w:val="-2"/>
+          <w:w w:val="90"/>
+          <w:lang w:val="pt-BR"/>
+        </w:rPr>
+        <w:t xml:space="preserve">polychoric_correlation_matrix_p.csv — Matrix </w:t>
+      </w:r>
+      <w:proofErr w:type="spellStart"/>
+      <w:r>
+        <w:rPr>
+          <w:spacing w:val="-2"/>
+          <w:w w:val="90"/>
+          <w:lang w:val="pt-BR"/>
+        </w:rPr>
+        <w:t>containing</w:t>
+      </w:r>
+      <w:proofErr w:type="spellEnd"/>
+      <w:r>
+        <w:rPr>
+          <w:spacing w:val="-2"/>
+          <w:w w:val="90"/>
+          <w:lang w:val="pt-BR"/>
+        </w:rPr>
+        <w:t xml:space="preserve"> </w:t>
+      </w:r>
+      <w:proofErr w:type="spellStart"/>
+      <w:r>
+        <w:rPr>
+          <w:spacing w:val="-2"/>
+          <w:w w:val="90"/>
+          <w:lang w:val="pt-BR"/>
+        </w:rPr>
+        <w:t>the</w:t>
+      </w:r>
+      <w:proofErr w:type="spellEnd"/>
+      <w:r>
+        <w:rPr>
+          <w:spacing w:val="-2"/>
+          <w:w w:val="90"/>
+          <w:lang w:val="pt-BR"/>
+        </w:rPr>
+        <w:t xml:space="preserve"> </w:t>
+      </w:r>
+      <w:proofErr w:type="spellStart"/>
+      <w:r>
+        <w:rPr>
+          <w:spacing w:val="-2"/>
+          <w:w w:val="90"/>
+          <w:lang w:val="pt-BR"/>
+        </w:rPr>
+        <w:t>approximated</w:t>
+      </w:r>
+      <w:proofErr w:type="spellEnd"/>
+      <w:r>
+        <w:rPr>
+          <w:spacing w:val="-2"/>
+          <w:w w:val="90"/>
+          <w:lang w:val="pt-BR"/>
+        </w:rPr>
+        <w:t xml:space="preserve"> </w:t>
+      </w:r>
+      <m:oMath>
+        <m:r>
+          <w:rPr>
+            <w:rFonts w:ascii="Cambria Math" w:hAnsi="Cambria Math"/>
+            <w:spacing w:val="-2"/>
+            <w:w w:val="90"/>
+            <w:lang w:val="pt-BR"/>
+          </w:rPr>
+          <m:t>p</m:t>
+        </m:r>
+      </m:oMath>
+      <w:r>
+        <w:rPr>
+          <w:spacing w:val="-2"/>
+          <w:w w:val="90"/>
+          <w:lang w:val="pt-BR"/>
+        </w:rPr>
+        <w:t>-values.</w:t>
+      </w:r>
+    </w:p>
+    <w:p>
+      <w:pPr>
+        <w:pStyle w:val="BodyText"/>
+        <w:numPr>
+          <w:ilvl w:val="1"/>
+          <w:numId w:val="7"/>
+        </w:numPr>
+        <w:rPr>
+          <w:spacing w:val="-2"/>
+          <w:w w:val="90"/>
+          <w:lang w:val="pt-BR"/>
+        </w:rPr>
+      </w:pPr>
+      <w:r>
+        <w:rPr>
+          <w:spacing w:val="-2"/>
+          <w:w w:val="90"/>
+          <w:lang w:val="pt-BR"/>
+        </w:rPr>
+        <w:t xml:space="preserve">polychoric_correlation_matrix_n.csv — </w:t>
+      </w:r>
+      <w:proofErr w:type="spellStart"/>
+      <w:r>
+        <w:rPr>
+          <w:spacing w:val="-2"/>
+          <w:w w:val="90"/>
+          <w:lang w:val="pt-BR"/>
+        </w:rPr>
+        <w:t>Pairwise</w:t>
+      </w:r>
+      <w:proofErr w:type="spellEnd"/>
+      <w:r>
+        <w:rPr>
+          <w:spacing w:val="-2"/>
+          <w:w w:val="90"/>
+          <w:lang w:val="pt-BR"/>
+        </w:rPr>
+        <w:t xml:space="preserve"> sample </w:t>
+      </w:r>
+      <w:proofErr w:type="spellStart"/>
+      <w:r>
+        <w:rPr>
+          <w:spacing w:val="-2"/>
+          <w:w w:val="90"/>
+          <w:lang w:val="pt-BR"/>
+        </w:rPr>
+        <w:t>size</w:t>
+      </w:r>
+      <w:proofErr w:type="spellEnd"/>
+      <w:r>
+        <w:rPr>
+          <w:spacing w:val="-2"/>
+          <w:w w:val="90"/>
+          <w:lang w:val="pt-BR"/>
+        </w:rPr>
+        <w:t xml:space="preserve"> </w:t>
+      </w:r>
+      <w:proofErr w:type="spellStart"/>
+      <w:r>
+        <w:rPr>
+          <w:spacing w:val="-2"/>
+          <w:w w:val="90"/>
+          <w:lang w:val="pt-BR"/>
+        </w:rPr>
+        <w:t>matrix</w:t>
+      </w:r>
+      <w:proofErr w:type="spellEnd"/>
+      <w:r>
+        <w:rPr>
+          <w:spacing w:val="-2"/>
+          <w:w w:val="90"/>
+          <w:lang w:val="pt-BR"/>
+        </w:rPr>
+        <w:t xml:space="preserve"> </w:t>
+      </w:r>
+      <w:proofErr w:type="spellStart"/>
+      <w:r>
+        <w:rPr>
+          <w:spacing w:val="-2"/>
+          <w:w w:val="90"/>
+          <w:lang w:val="pt-BR"/>
+        </w:rPr>
+        <w:t>of</w:t>
+      </w:r>
+      <w:proofErr w:type="spellEnd"/>
+      <w:r>
+        <w:rPr>
+          <w:spacing w:val="-2"/>
+          <w:w w:val="90"/>
+          <w:lang w:val="pt-BR"/>
+        </w:rPr>
+        <w:t xml:space="preserve"> </w:t>
+      </w:r>
+      <w:proofErr w:type="spellStart"/>
+      <w:r>
+        <w:rPr>
+          <w:spacing w:val="-2"/>
+          <w:w w:val="90"/>
+          <w:lang w:val="pt-BR"/>
+        </w:rPr>
+        <w:t>valid</w:t>
+      </w:r>
+      <w:proofErr w:type="spellEnd"/>
+      <w:r>
+        <w:rPr>
+          <w:spacing w:val="-2"/>
+          <w:w w:val="90"/>
+          <w:lang w:val="pt-BR"/>
+        </w:rPr>
+        <w:t xml:space="preserve"> </w:t>
+      </w:r>
+      <w:proofErr w:type="spellStart"/>
+      <w:r>
+        <w:rPr>
+          <w:spacing w:val="-2"/>
+          <w:w w:val="90"/>
+          <w:lang w:val="pt-BR"/>
+        </w:rPr>
+        <w:t>observations</w:t>
+      </w:r>
+      <w:proofErr w:type="spellEnd"/>
+      <w:r>
+        <w:rPr>
+          <w:spacing w:val="-2"/>
+          <w:w w:val="90"/>
+          <w:lang w:val="pt-BR"/>
+        </w:rPr>
+        <w:t xml:space="preserve"> (</w:t>
+      </w:r>
+      <m:oMath>
+        <m:r>
+          <w:rPr>
+            <w:rFonts w:ascii="Cambria Math" w:hAnsi="Cambria Math"/>
+            <w:spacing w:val="-2"/>
+            <w:w w:val="90"/>
+            <w:lang w:val="pt-BR"/>
+          </w:rPr>
+          <m:t>N</m:t>
+        </m:r>
+      </m:oMath>
+      <w:r>
+        <w:rPr>
+          <w:spacing w:val="-2"/>
+          <w:w w:val="90"/>
+          <w:lang w:val="pt-BR"/>
+        </w:rPr>
+        <w:t>).</w:t>
+      </w:r>
+    </w:p>
+    <w:p>
+      <w:pPr>
+        <w:pStyle w:val="BodyText"/>
+        <w:numPr>
+          <w:ilvl w:val="1"/>
+          <w:numId w:val="7"/>
+        </w:numPr>
+        <w:rPr>
+          <w:spacing w:val="-2"/>
+          <w:w w:val="90"/>
+          <w:lang w:val="pt-BR"/>
+        </w:rPr>
+      </w:pPr>
+      <w:r>
+        <w:rPr>
+          <w:spacing w:val="-2"/>
+          <w:w w:val="90"/>
+          <w:lang w:val="pt-BR"/>
+        </w:rPr>
+        <w:t xml:space="preserve">polychoric_correlation_long.csv — </w:t>
+      </w:r>
+      <w:proofErr w:type="spellStart"/>
+      <w:r>
+        <w:rPr>
+          <w:spacing w:val="-2"/>
+          <w:w w:val="90"/>
+          <w:lang w:val="pt-BR"/>
+        </w:rPr>
+        <w:t>Long-format</w:t>
+      </w:r>
+      <w:proofErr w:type="spellEnd"/>
+      <w:r>
+        <w:rPr>
+          <w:spacing w:val="-2"/>
+          <w:w w:val="90"/>
+          <w:lang w:val="pt-BR"/>
+        </w:rPr>
+        <w:t xml:space="preserve"> </w:t>
+      </w:r>
+      <w:proofErr w:type="spellStart"/>
+      <w:r>
+        <w:rPr>
+          <w:spacing w:val="-2"/>
+          <w:w w:val="90"/>
+          <w:lang w:val="pt-BR"/>
+        </w:rPr>
+        <w:t>table</w:t>
+      </w:r>
+      <w:proofErr w:type="spellEnd"/>
+      <w:r>
+        <w:rPr>
+          <w:spacing w:val="-2"/>
+          <w:w w:val="90"/>
+          <w:lang w:val="pt-BR"/>
+        </w:rPr>
+        <w:t xml:space="preserve"> </w:t>
+      </w:r>
+      <w:proofErr w:type="spellStart"/>
+      <w:r>
+        <w:rPr>
+          <w:spacing w:val="-2"/>
+          <w:w w:val="90"/>
+          <w:lang w:val="pt-BR"/>
+        </w:rPr>
+        <w:t>containing</w:t>
+      </w:r>
+      <w:proofErr w:type="spellEnd"/>
+      <w:r>
+        <w:rPr>
+          <w:spacing w:val="-2"/>
+          <w:w w:val="90"/>
+          <w:lang w:val="pt-BR"/>
+        </w:rPr>
+        <w:t xml:space="preserve"> item </w:t>
+      </w:r>
+      <w:proofErr w:type="spellStart"/>
+      <w:r>
+        <w:rPr>
+          <w:spacing w:val="-2"/>
+          <w:w w:val="90"/>
+          <w:lang w:val="pt-BR"/>
+        </w:rPr>
+        <w:t>pairs</w:t>
+      </w:r>
+      <w:proofErr w:type="spellEnd"/>
+      <w:r>
+        <w:rPr>
+          <w:spacing w:val="-2"/>
+          <w:w w:val="90"/>
+          <w:lang w:val="pt-BR"/>
+        </w:rPr>
+        <w:t xml:space="preserve">, </w:t>
+      </w:r>
+      <w:proofErr w:type="spellStart"/>
+      <w:r>
+        <w:rPr>
+          <w:spacing w:val="-2"/>
+          <w:w w:val="90"/>
+          <w:lang w:val="pt-BR"/>
+        </w:rPr>
+        <w:t>associated</w:t>
+      </w:r>
+      <w:proofErr w:type="spellEnd"/>
+      <w:r>
+        <w:rPr>
+          <w:spacing w:val="-2"/>
+          <w:w w:val="90"/>
+          <w:lang w:val="pt-BR"/>
+        </w:rPr>
+        <w:t xml:space="preserve"> </w:t>
+      </w:r>
+      <w:proofErr w:type="spellStart"/>
+      <w:r>
+        <w:rPr>
+          <w:spacing w:val="-2"/>
+          <w:w w:val="90"/>
+          <w:lang w:val="pt-BR"/>
+        </w:rPr>
+        <w:t>constructs</w:t>
+      </w:r>
+      <w:proofErr w:type="spellEnd"/>
+      <w:r>
+        <w:rPr>
+          <w:spacing w:val="-2"/>
+          <w:w w:val="90"/>
+          <w:lang w:val="pt-BR"/>
+        </w:rPr>
+        <w:t xml:space="preserve">, </w:t>
+      </w:r>
+      <m:oMath>
+        <m:r>
+          <w:rPr>
+            <w:rFonts w:ascii="Cambria Math" w:hAnsi="Cambria Math"/>
+            <w:spacing w:val="-2"/>
+            <w:w w:val="90"/>
+            <w:lang w:val="pt-BR"/>
+          </w:rPr>
+          <m:t>r</m:t>
+        </m:r>
+      </m:oMath>
+      <w:r>
+        <w:rPr>
+          <w:spacing w:val="-2"/>
+          <w:w w:val="90"/>
+          <w:lang w:val="pt-BR"/>
+        </w:rPr>
+        <w:t xml:space="preserve">, </w:t>
+      </w:r>
+      <m:oMath>
+        <m:r>
+          <w:rPr>
+            <w:rFonts w:ascii="Cambria Math" w:hAnsi="Cambria Math"/>
+            <w:spacing w:val="-2"/>
+            <w:w w:val="90"/>
+            <w:lang w:val="pt-BR"/>
+          </w:rPr>
+          <m:t>p</m:t>
+        </m:r>
+      </m:oMath>
+      <w:r>
+        <w:rPr>
+          <w:spacing w:val="-2"/>
+          <w:w w:val="90"/>
+          <w:lang w:val="pt-BR"/>
+        </w:rPr>
+        <w:t xml:space="preserve">, and </w:t>
+      </w:r>
+      <m:oMath>
+        <m:r>
+          <w:rPr>
+            <w:rFonts w:ascii="Cambria Math" w:hAnsi="Cambria Math"/>
+            <w:spacing w:val="-2"/>
+            <w:w w:val="90"/>
+            <w:lang w:val="pt-BR"/>
+          </w:rPr>
+          <m:t>N</m:t>
+        </m:r>
+      </m:oMath>
+      <w:r>
+        <w:rPr>
+          <w:spacing w:val="-2"/>
+          <w:w w:val="90"/>
+          <w:lang w:val="pt-BR"/>
+        </w:rPr>
+        <w:t>.</w:t>
       </w:r>
     </w:p>
     <w:p>
@@ -7337,22 +9213,1418 @@
           <w:lang w:val="pt-BR"/>
         </w:rPr>
       </w:pPr>
-      <w:r>
-        <w:rPr>
-          <w:spacing w:val="-2"/>
-          <w:w w:val="90"/>
-          <w:lang w:val="pt-BR"/>
-        </w:rPr>
-        <w:t xml:space="preserve">This </w:t>
-      </w:r>
-      <w:r>
-        <w:rPr>
-          <w:spacing w:val="-2"/>
-          <w:w w:val="90"/>
-          <w:lang w:val="pt-BR"/>
-        </w:rPr>
-        <w:t xml:space="preserve">script </w:t>
-      </w:r>
+      <w:proofErr w:type="spellStart"/>
+      <w:r>
+        <w:rPr>
+          <w:spacing w:val="-2"/>
+          <w:w w:val="90"/>
+          <w:lang w:val="pt-BR"/>
+        </w:rPr>
+        <w:t>This</w:t>
+      </w:r>
+      <w:proofErr w:type="spellEnd"/>
+      <w:r>
+        <w:rPr>
+          <w:spacing w:val="-2"/>
+          <w:w w:val="90"/>
+          <w:lang w:val="pt-BR"/>
+        </w:rPr>
+        <w:t xml:space="preserve"> script </w:t>
+      </w:r>
+      <w:proofErr w:type="spellStart"/>
+      <w:r>
+        <w:rPr>
+          <w:spacing w:val="-2"/>
+          <w:w w:val="90"/>
+          <w:lang w:val="pt-BR"/>
+        </w:rPr>
+        <w:t>was</w:t>
+      </w:r>
+      <w:proofErr w:type="spellEnd"/>
+      <w:r>
+        <w:rPr>
+          <w:spacing w:val="-2"/>
+          <w:w w:val="90"/>
+          <w:lang w:val="pt-BR"/>
+        </w:rPr>
+        <w:t xml:space="preserve"> </w:t>
+      </w:r>
+      <w:proofErr w:type="spellStart"/>
+      <w:r>
+        <w:rPr>
+          <w:spacing w:val="-2"/>
+          <w:w w:val="90"/>
+          <w:lang w:val="pt-BR"/>
+        </w:rPr>
+        <w:t>executed</w:t>
+      </w:r>
+      <w:proofErr w:type="spellEnd"/>
+      <w:r>
+        <w:rPr>
+          <w:spacing w:val="-2"/>
+          <w:w w:val="90"/>
+          <w:lang w:val="pt-BR"/>
+        </w:rPr>
+        <w:t xml:space="preserve"> </w:t>
+      </w:r>
+      <w:proofErr w:type="spellStart"/>
+      <w:r>
+        <w:rPr>
+          <w:spacing w:val="-2"/>
+          <w:w w:val="90"/>
+          <w:lang w:val="pt-BR"/>
+        </w:rPr>
+        <w:t>twice</w:t>
+      </w:r>
+      <w:proofErr w:type="spellEnd"/>
+      <w:r>
+        <w:rPr>
+          <w:spacing w:val="-2"/>
+          <w:w w:val="90"/>
+          <w:lang w:val="pt-BR"/>
+        </w:rPr>
+        <w:t xml:space="preserve">: </w:t>
+      </w:r>
+      <w:proofErr w:type="spellStart"/>
+      <w:r>
+        <w:rPr>
+          <w:spacing w:val="-2"/>
+          <w:w w:val="90"/>
+          <w:lang w:val="pt-BR"/>
+        </w:rPr>
+        <w:t>first</w:t>
+      </w:r>
+      <w:proofErr w:type="spellEnd"/>
+      <w:r>
+        <w:rPr>
+          <w:spacing w:val="-2"/>
+          <w:w w:val="90"/>
+          <w:lang w:val="pt-BR"/>
+        </w:rPr>
+        <w:t xml:space="preserve">, </w:t>
+      </w:r>
+      <w:proofErr w:type="spellStart"/>
+      <w:r>
+        <w:rPr>
+          <w:spacing w:val="-2"/>
+          <w:w w:val="90"/>
+          <w:lang w:val="pt-BR"/>
+        </w:rPr>
+        <w:t>using</w:t>
+      </w:r>
+      <w:proofErr w:type="spellEnd"/>
+      <w:r>
+        <w:rPr>
+          <w:spacing w:val="-2"/>
+          <w:w w:val="90"/>
+          <w:lang w:val="pt-BR"/>
+        </w:rPr>
+        <w:t xml:space="preserve"> </w:t>
+      </w:r>
+      <w:proofErr w:type="spellStart"/>
+      <w:r>
+        <w:rPr>
+          <w:spacing w:val="-2"/>
+          <w:w w:val="90"/>
+          <w:lang w:val="pt-BR"/>
+        </w:rPr>
+        <w:t>only</w:t>
+      </w:r>
+      <w:proofErr w:type="spellEnd"/>
+      <w:r>
+        <w:rPr>
+          <w:spacing w:val="-2"/>
+          <w:w w:val="90"/>
+          <w:lang w:val="pt-BR"/>
+        </w:rPr>
+        <w:t xml:space="preserve"> </w:t>
+      </w:r>
+      <w:proofErr w:type="spellStart"/>
+      <w:r>
+        <w:rPr>
+          <w:spacing w:val="-2"/>
+          <w:w w:val="90"/>
+          <w:lang w:val="pt-BR"/>
+        </w:rPr>
+        <w:t>the</w:t>
+      </w:r>
+      <w:proofErr w:type="spellEnd"/>
+      <w:r>
+        <w:rPr>
+          <w:spacing w:val="-2"/>
+          <w:w w:val="90"/>
+          <w:lang w:val="pt-BR"/>
+        </w:rPr>
+        <w:t xml:space="preserve"> </w:t>
+      </w:r>
+      <w:proofErr w:type="spellStart"/>
+      <w:r>
+        <w:rPr>
+          <w:spacing w:val="-2"/>
+          <w:w w:val="90"/>
+          <w:lang w:val="pt-BR"/>
+        </w:rPr>
+        <w:t>items</w:t>
+      </w:r>
+      <w:proofErr w:type="spellEnd"/>
+      <w:r>
+        <w:rPr>
+          <w:spacing w:val="-2"/>
+          <w:w w:val="90"/>
+          <w:lang w:val="pt-BR"/>
+        </w:rPr>
+        <w:t xml:space="preserve"> </w:t>
+      </w:r>
+      <w:proofErr w:type="spellStart"/>
+      <w:r>
+        <w:rPr>
+          <w:spacing w:val="-2"/>
+          <w:w w:val="90"/>
+          <w:lang w:val="pt-BR"/>
+        </w:rPr>
+        <w:t>from</w:t>
+      </w:r>
+      <w:proofErr w:type="spellEnd"/>
+      <w:r>
+        <w:rPr>
+          <w:spacing w:val="-2"/>
+          <w:w w:val="90"/>
+          <w:lang w:val="pt-BR"/>
+        </w:rPr>
+        <w:t xml:space="preserve"> </w:t>
+      </w:r>
+      <w:proofErr w:type="spellStart"/>
+      <w:r>
+        <w:rPr>
+          <w:spacing w:val="-2"/>
+          <w:w w:val="90"/>
+          <w:lang w:val="pt-BR"/>
+        </w:rPr>
+        <w:t>the</w:t>
+      </w:r>
+      <w:proofErr w:type="spellEnd"/>
+      <w:r>
+        <w:rPr>
+          <w:spacing w:val="-2"/>
+          <w:w w:val="90"/>
+          <w:lang w:val="pt-BR"/>
+        </w:rPr>
+        <w:t xml:space="preserve"> </w:t>
+      </w:r>
+      <w:proofErr w:type="spellStart"/>
+      <w:r>
+        <w:rPr>
+          <w:spacing w:val="-2"/>
+          <w:w w:val="90"/>
+          <w:lang w:val="pt-BR"/>
+        </w:rPr>
+        <w:t>main</w:t>
+      </w:r>
+      <w:proofErr w:type="spellEnd"/>
+      <w:r>
+        <w:rPr>
+          <w:spacing w:val="-2"/>
+          <w:w w:val="90"/>
+          <w:lang w:val="pt-BR"/>
+        </w:rPr>
+        <w:t xml:space="preserve"> </w:t>
+      </w:r>
+      <w:proofErr w:type="spellStart"/>
+      <w:r>
+        <w:rPr>
+          <w:spacing w:val="-2"/>
+          <w:w w:val="90"/>
+          <w:lang w:val="pt-BR"/>
+        </w:rPr>
+        <w:t>scales</w:t>
+      </w:r>
+      <w:proofErr w:type="spellEnd"/>
+      <w:r>
+        <w:rPr>
+          <w:spacing w:val="-2"/>
+          <w:w w:val="90"/>
+          <w:lang w:val="pt-BR"/>
+        </w:rPr>
+        <w:t xml:space="preserve">, </w:t>
+      </w:r>
+      <w:proofErr w:type="spellStart"/>
+      <w:r>
+        <w:rPr>
+          <w:spacing w:val="-2"/>
+          <w:w w:val="90"/>
+          <w:lang w:val="pt-BR"/>
+        </w:rPr>
+        <w:t>to</w:t>
+      </w:r>
+      <w:proofErr w:type="spellEnd"/>
+      <w:r>
+        <w:rPr>
+          <w:spacing w:val="-2"/>
+          <w:w w:val="90"/>
+          <w:lang w:val="pt-BR"/>
+        </w:rPr>
+        <w:t xml:space="preserve"> </w:t>
+      </w:r>
+      <w:proofErr w:type="spellStart"/>
+      <w:r>
+        <w:rPr>
+          <w:spacing w:val="-2"/>
+          <w:w w:val="90"/>
+          <w:lang w:val="pt-BR"/>
+        </w:rPr>
+        <w:t>generate</w:t>
+      </w:r>
+      <w:proofErr w:type="spellEnd"/>
+      <w:r>
+        <w:rPr>
+          <w:spacing w:val="-2"/>
+          <w:w w:val="90"/>
+          <w:lang w:val="pt-BR"/>
+        </w:rPr>
+        <w:t xml:space="preserve"> a more </w:t>
+      </w:r>
+      <w:proofErr w:type="spellStart"/>
+      <w:r>
+        <w:rPr>
+          <w:spacing w:val="-2"/>
+          <w:w w:val="90"/>
+          <w:lang w:val="pt-BR"/>
+        </w:rPr>
+        <w:t>suitable</w:t>
+      </w:r>
+      <w:proofErr w:type="spellEnd"/>
+      <w:r>
+        <w:rPr>
+          <w:spacing w:val="-2"/>
+          <w:w w:val="90"/>
+          <w:lang w:val="pt-BR"/>
+        </w:rPr>
+        <w:t xml:space="preserve"> figure; </w:t>
+      </w:r>
+      <w:proofErr w:type="spellStart"/>
+      <w:r>
+        <w:rPr>
+          <w:spacing w:val="-2"/>
+          <w:w w:val="90"/>
+          <w:lang w:val="pt-BR"/>
+        </w:rPr>
+        <w:t>and</w:t>
+      </w:r>
+      <w:proofErr w:type="spellEnd"/>
+      <w:r>
+        <w:rPr>
+          <w:spacing w:val="-2"/>
+          <w:w w:val="90"/>
+          <w:lang w:val="pt-BR"/>
+        </w:rPr>
+        <w:t xml:space="preserve"> </w:t>
+      </w:r>
+      <w:proofErr w:type="spellStart"/>
+      <w:r>
+        <w:rPr>
+          <w:spacing w:val="-2"/>
+          <w:w w:val="90"/>
+          <w:lang w:val="pt-BR"/>
+        </w:rPr>
+        <w:t>second</w:t>
+      </w:r>
+      <w:proofErr w:type="spellEnd"/>
+      <w:r>
+        <w:rPr>
+          <w:spacing w:val="-2"/>
+          <w:w w:val="90"/>
+          <w:lang w:val="pt-BR"/>
+        </w:rPr>
+        <w:t xml:space="preserve">, </w:t>
+      </w:r>
+      <w:proofErr w:type="spellStart"/>
+      <w:r>
+        <w:rPr>
+          <w:spacing w:val="-2"/>
+          <w:w w:val="90"/>
+          <w:lang w:val="pt-BR"/>
+        </w:rPr>
+        <w:t>including</w:t>
+      </w:r>
+      <w:proofErr w:type="spellEnd"/>
+      <w:r>
+        <w:rPr>
+          <w:spacing w:val="-2"/>
+          <w:w w:val="90"/>
+          <w:lang w:val="pt-BR"/>
+        </w:rPr>
+        <w:t xml:space="preserve"> </w:t>
+      </w:r>
+      <w:proofErr w:type="spellStart"/>
+      <w:r>
+        <w:rPr>
+          <w:spacing w:val="-2"/>
+          <w:w w:val="90"/>
+          <w:lang w:val="pt-BR"/>
+        </w:rPr>
+        <w:t>the</w:t>
+      </w:r>
+      <w:proofErr w:type="spellEnd"/>
+      <w:r>
+        <w:rPr>
+          <w:spacing w:val="-2"/>
+          <w:w w:val="90"/>
+          <w:lang w:val="pt-BR"/>
+        </w:rPr>
+        <w:t xml:space="preserve"> </w:t>
+      </w:r>
+      <w:proofErr w:type="spellStart"/>
+      <w:r>
+        <w:rPr>
+          <w:spacing w:val="-2"/>
+          <w:w w:val="90"/>
+          <w:lang w:val="pt-BR"/>
+        </w:rPr>
+        <w:t>gold</w:t>
+      </w:r>
+      <w:proofErr w:type="spellEnd"/>
+      <w:r>
+        <w:rPr>
+          <w:spacing w:val="-2"/>
+          <w:w w:val="90"/>
+          <w:lang w:val="pt-BR"/>
+        </w:rPr>
+        <w:t xml:space="preserve">-standard </w:t>
+      </w:r>
+      <w:proofErr w:type="spellStart"/>
+      <w:r>
+        <w:rPr>
+          <w:spacing w:val="-2"/>
+          <w:w w:val="90"/>
+          <w:lang w:val="pt-BR"/>
+        </w:rPr>
+        <w:t>items</w:t>
+      </w:r>
+      <w:proofErr w:type="spellEnd"/>
+      <w:r>
+        <w:rPr>
+          <w:spacing w:val="-2"/>
+          <w:w w:val="90"/>
+          <w:lang w:val="pt-BR"/>
+        </w:rPr>
+        <w:t xml:space="preserve"> as </w:t>
+      </w:r>
+      <w:proofErr w:type="spellStart"/>
+      <w:r>
+        <w:rPr>
+          <w:spacing w:val="-2"/>
+          <w:w w:val="90"/>
+          <w:lang w:val="pt-BR"/>
+        </w:rPr>
+        <w:t>well</w:t>
+      </w:r>
+      <w:proofErr w:type="spellEnd"/>
+      <w:r>
+        <w:rPr>
+          <w:spacing w:val="-2"/>
+          <w:w w:val="90"/>
+          <w:lang w:val="pt-BR"/>
+        </w:rPr>
+        <w:t xml:space="preserve"> (</w:t>
+      </w:r>
+      <w:proofErr w:type="spellStart"/>
+      <w:r>
+        <w:rPr>
+          <w:spacing w:val="-2"/>
+          <w:w w:val="90"/>
+          <w:lang w:val="pt-BR"/>
+        </w:rPr>
+        <w:t>configured</w:t>
+      </w:r>
+      <w:proofErr w:type="spellEnd"/>
+      <w:r>
+        <w:rPr>
+          <w:spacing w:val="-2"/>
+          <w:w w:val="90"/>
+          <w:lang w:val="pt-BR"/>
+        </w:rPr>
+        <w:t xml:space="preserve"> </w:t>
+      </w:r>
+      <w:proofErr w:type="spellStart"/>
+      <w:r>
+        <w:rPr>
+          <w:spacing w:val="-2"/>
+          <w:w w:val="90"/>
+          <w:lang w:val="pt-BR"/>
+        </w:rPr>
+        <w:t>with</w:t>
+      </w:r>
+      <w:proofErr w:type="spellEnd"/>
+      <w:r>
+        <w:rPr>
+          <w:spacing w:val="-2"/>
+          <w:w w:val="90"/>
+          <w:lang w:val="pt-BR"/>
+        </w:rPr>
+        <w:t xml:space="preserve"> </w:t>
+      </w:r>
+      <w:proofErr w:type="spellStart"/>
+      <w:r>
+        <w:rPr>
+          <w:spacing w:val="-2"/>
+          <w:w w:val="90"/>
+          <w:lang w:val="pt-BR"/>
+        </w:rPr>
+        <w:t>comment</w:t>
+      </w:r>
+      <w:proofErr w:type="spellEnd"/>
+      <w:r>
+        <w:rPr>
+          <w:spacing w:val="-2"/>
+          <w:w w:val="90"/>
+          <w:lang w:val="pt-BR"/>
+        </w:rPr>
+        <w:t>/</w:t>
+      </w:r>
+      <w:proofErr w:type="spellStart"/>
+      <w:r>
+        <w:rPr>
+          <w:spacing w:val="-2"/>
+          <w:w w:val="90"/>
+          <w:lang w:val="pt-BR"/>
+        </w:rPr>
+        <w:t>uncomment</w:t>
+      </w:r>
+      <w:proofErr w:type="spellEnd"/>
+      <w:r>
+        <w:rPr>
+          <w:spacing w:val="-2"/>
+          <w:w w:val="90"/>
+          <w:lang w:val="pt-BR"/>
+        </w:rPr>
+        <w:t xml:space="preserve"> </w:t>
+      </w:r>
+      <w:proofErr w:type="spellStart"/>
+      <w:r>
+        <w:rPr>
+          <w:spacing w:val="-2"/>
+          <w:w w:val="90"/>
+          <w:lang w:val="pt-BR"/>
+        </w:rPr>
+        <w:t>mark</w:t>
+      </w:r>
+      <w:proofErr w:type="spellEnd"/>
+      <w:r>
+        <w:rPr>
+          <w:spacing w:val="-2"/>
+          <w:w w:val="90"/>
+          <w:lang w:val="pt-BR"/>
+        </w:rPr>
+        <w:t xml:space="preserve"> </w:t>
+      </w:r>
+      <w:proofErr w:type="spellStart"/>
+      <w:r>
+        <w:rPr>
+          <w:spacing w:val="-2"/>
+          <w:w w:val="90"/>
+          <w:lang w:val="pt-BR"/>
+        </w:rPr>
+        <w:t>the</w:t>
+      </w:r>
+      <w:proofErr w:type="spellEnd"/>
+      <w:r>
+        <w:rPr>
+          <w:spacing w:val="-2"/>
+          <w:w w:val="90"/>
+          <w:lang w:val="pt-BR"/>
+        </w:rPr>
+        <w:t xml:space="preserve"> </w:t>
+      </w:r>
+      <w:proofErr w:type="spellStart"/>
+      <w:r>
+        <w:rPr>
+          <w:spacing w:val="-2"/>
+          <w:w w:val="90"/>
+          <w:lang w:val="pt-BR"/>
+        </w:rPr>
+        <w:t>factors</w:t>
+      </w:r>
+      <w:proofErr w:type="spellEnd"/>
+      <w:r>
+        <w:rPr>
+          <w:spacing w:val="-2"/>
+          <w:w w:val="90"/>
+          <w:lang w:val="pt-BR"/>
+        </w:rPr>
+        <w:t xml:space="preserve"> </w:t>
+      </w:r>
+      <w:proofErr w:type="spellStart"/>
+      <w:r>
+        <w:rPr>
+          <w:spacing w:val="-2"/>
+          <w:w w:val="90"/>
+          <w:lang w:val="pt-BR"/>
+        </w:rPr>
+        <w:t>definition</w:t>
+      </w:r>
+      <w:proofErr w:type="spellEnd"/>
+      <w:r>
+        <w:rPr>
+          <w:spacing w:val="-2"/>
+          <w:w w:val="90"/>
+          <w:lang w:val="pt-BR"/>
+        </w:rPr>
+        <w:t xml:space="preserve"> in </w:t>
+      </w:r>
+      <w:proofErr w:type="spellStart"/>
+      <w:r>
+        <w:rPr>
+          <w:spacing w:val="-2"/>
+          <w:w w:val="90"/>
+          <w:lang w:val="pt-BR"/>
+        </w:rPr>
+        <w:t>item_group</w:t>
+      </w:r>
+      <w:proofErr w:type="spellEnd"/>
+      <w:r>
+        <w:rPr>
+          <w:spacing w:val="-2"/>
+          <w:w w:val="90"/>
+          <w:lang w:val="pt-BR"/>
+        </w:rPr>
+        <w:t xml:space="preserve"> </w:t>
+      </w:r>
+      <w:proofErr w:type="spellStart"/>
+      <w:proofErr w:type="gramStart"/>
+      <w:r>
+        <w:rPr>
+          <w:spacing w:val="-2"/>
+          <w:w w:val="90"/>
+          <w:lang w:val="pt-BR"/>
+        </w:rPr>
+        <w:t>and</w:t>
+      </w:r>
+      <w:proofErr w:type="spellEnd"/>
+      <w:r>
+        <w:rPr>
+          <w:spacing w:val="-2"/>
+          <w:w w:val="90"/>
+          <w:lang w:val="pt-BR"/>
+        </w:rPr>
+        <w:t xml:space="preserve">  </w:t>
+      </w:r>
+      <w:proofErr w:type="spellStart"/>
+      <w:r>
+        <w:rPr>
+          <w:i/>
+          <w:iCs/>
+          <w:spacing w:val="-2"/>
+          <w:w w:val="90"/>
+          <w:lang w:val="pt-BR"/>
+        </w:rPr>
+        <w:t>group</w:t>
+      </w:r>
+      <w:proofErr w:type="gramEnd"/>
+      <w:r>
+        <w:rPr>
+          <w:i/>
+          <w:iCs/>
+          <w:spacing w:val="-2"/>
+          <w:w w:val="90"/>
+          <w:lang w:val="pt-BR"/>
+        </w:rPr>
+        <w:t>_colors</w:t>
+      </w:r>
+      <w:proofErr w:type="spellEnd"/>
+      <w:r>
+        <w:rPr>
+          <w:i/>
+          <w:iCs/>
+          <w:spacing w:val="-2"/>
+          <w:w w:val="90"/>
+          <w:lang w:val="pt-BR"/>
+        </w:rPr>
+        <w:t>)</w:t>
+      </w:r>
+    </w:p>
+    <w:p>
+      <w:pPr>
+        <w:pStyle w:val="BodyText"/>
+        <w:rPr>
+          <w:spacing w:val="-2"/>
+          <w:w w:val="90"/>
+          <w:lang w:val="pt-BR"/>
+        </w:rPr>
+      </w:pPr>
+    </w:p>
+    <w:p>
+      <w:pPr>
+        <w:pStyle w:val="BodyText"/>
+        <w:rPr>
+          <w:spacing w:val="-2"/>
+          <w:w w:val="90"/>
+          <w:lang w:val="pt-BR"/>
+        </w:rPr>
+      </w:pPr>
+      <w:proofErr w:type="spellStart"/>
+      <w:r>
+        <w:rPr>
+          <w:spacing w:val="-2"/>
+          <w:w w:val="90"/>
+          <w:lang w:val="pt-BR"/>
+        </w:rPr>
+        <w:t>item_groups</w:t>
+      </w:r>
+      <w:proofErr w:type="spellEnd"/>
+      <w:r>
+        <w:rPr>
+          <w:spacing w:val="-2"/>
+          <w:w w:val="90"/>
+          <w:lang w:val="pt-BR"/>
+        </w:rPr>
+        <w:t xml:space="preserve"> &lt;- </w:t>
+      </w:r>
+      <w:proofErr w:type="spellStart"/>
+      <w:proofErr w:type="gramStart"/>
+      <w:r>
+        <w:rPr>
+          <w:spacing w:val="-2"/>
+          <w:w w:val="90"/>
+          <w:lang w:val="pt-BR"/>
+        </w:rPr>
+        <w:t>list</w:t>
+      </w:r>
+      <w:proofErr w:type="spellEnd"/>
+      <w:r>
+        <w:rPr>
+          <w:spacing w:val="-2"/>
+          <w:w w:val="90"/>
+          <w:lang w:val="pt-BR"/>
+        </w:rPr>
+        <w:t>(</w:t>
+      </w:r>
+      <w:proofErr w:type="gramEnd"/>
+    </w:p>
+    <w:p>
+      <w:pPr>
+        <w:pStyle w:val="BodyText"/>
+        <w:rPr>
+          <w:spacing w:val="-2"/>
+          <w:w w:val="90"/>
+          <w:lang w:val="pt-BR"/>
+        </w:rPr>
+      </w:pPr>
+      <w:r>
+        <w:rPr>
+          <w:i/>
+          <w:iCs/>
+          <w:spacing w:val="-2"/>
+          <w:w w:val="90"/>
+          <w:lang w:val="pt-BR"/>
+        </w:rPr>
+        <w:t xml:space="preserve">#  SUS             = </w:t>
+      </w:r>
+      <w:proofErr w:type="gramStart"/>
+      <w:r>
+        <w:rPr>
+          <w:i/>
+          <w:iCs/>
+          <w:spacing w:val="-2"/>
+          <w:w w:val="90"/>
+          <w:lang w:val="pt-BR"/>
+        </w:rPr>
+        <w:t>c(</w:t>
+      </w:r>
+      <w:proofErr w:type="gramEnd"/>
+      <w:r>
+        <w:rPr>
+          <w:i/>
+          <w:iCs/>
+          <w:spacing w:val="-2"/>
+          <w:w w:val="90"/>
+          <w:lang w:val="pt-BR"/>
+        </w:rPr>
+        <w:t>"SUS_1", "SUS_2", "SUS_3", "SUS_4", "SUS_5",</w:t>
+      </w:r>
+    </w:p>
+    <w:p>
+      <w:pPr>
+        <w:pStyle w:val="BodyText"/>
+        <w:rPr>
+          <w:spacing w:val="-2"/>
+          <w:w w:val="90"/>
+          <w:lang w:val="pt-BR"/>
+        </w:rPr>
+      </w:pPr>
+      <w:r>
+        <w:rPr>
+          <w:i/>
+          <w:iCs/>
+          <w:spacing w:val="-2"/>
+          <w:w w:val="90"/>
+          <w:lang w:val="pt-BR"/>
+        </w:rPr>
+        <w:t>#                       "SUS_6", "SUS_7", "SUS_8", "SUS_9", "SUS_10"),</w:t>
+      </w:r>
+    </w:p>
+    <w:p>
+      <w:pPr>
+        <w:pStyle w:val="BodyText"/>
+        <w:rPr>
+          <w:spacing w:val="-2"/>
+          <w:w w:val="90"/>
+          <w:lang w:val="pt-BR"/>
+        </w:rPr>
+      </w:pPr>
+      <w:r>
+        <w:rPr>
+          <w:i/>
+          <w:iCs/>
+          <w:spacing w:val="-2"/>
+          <w:w w:val="90"/>
+          <w:lang w:val="pt-BR"/>
+        </w:rPr>
+        <w:t xml:space="preserve">#  </w:t>
+      </w:r>
+      <w:proofErr w:type="spellStart"/>
+      <w:r>
+        <w:rPr>
+          <w:i/>
+          <w:iCs/>
+          <w:spacing w:val="-2"/>
+          <w:w w:val="90"/>
+          <w:lang w:val="pt-BR"/>
+        </w:rPr>
+        <w:t>UEQ_pragmatic</w:t>
+      </w:r>
+      <w:proofErr w:type="spellEnd"/>
+      <w:r>
+        <w:rPr>
+          <w:i/>
+          <w:iCs/>
+          <w:spacing w:val="-2"/>
+          <w:w w:val="90"/>
+          <w:lang w:val="pt-BR"/>
+        </w:rPr>
+        <w:t xml:space="preserve">   = </w:t>
+      </w:r>
+      <w:proofErr w:type="gramStart"/>
+      <w:r>
+        <w:rPr>
+          <w:i/>
+          <w:iCs/>
+          <w:spacing w:val="-2"/>
+          <w:w w:val="90"/>
+          <w:lang w:val="pt-BR"/>
+        </w:rPr>
+        <w:t>c(</w:t>
+      </w:r>
+      <w:proofErr w:type="gramEnd"/>
+      <w:r>
+        <w:rPr>
+          <w:i/>
+          <w:iCs/>
+          <w:spacing w:val="-2"/>
+          <w:w w:val="90"/>
+          <w:lang w:val="pt-BR"/>
+        </w:rPr>
+        <w:t>"UEQ_1", "UEQ_2", "UEQ_3", "UEQ_4"),</w:t>
+      </w:r>
+    </w:p>
+    <w:p>
+      <w:pPr>
+        <w:pStyle w:val="BodyText"/>
+        <w:rPr>
+          <w:spacing w:val="-2"/>
+          <w:w w:val="90"/>
+          <w:lang w:val="pt-BR"/>
+        </w:rPr>
+      </w:pPr>
+      <w:r>
+        <w:rPr>
+          <w:i/>
+          <w:iCs/>
+          <w:spacing w:val="-2"/>
+          <w:w w:val="90"/>
+          <w:lang w:val="pt-BR"/>
+        </w:rPr>
+        <w:t xml:space="preserve">#  </w:t>
+      </w:r>
+      <w:proofErr w:type="spellStart"/>
+      <w:r>
+        <w:rPr>
+          <w:i/>
+          <w:iCs/>
+          <w:spacing w:val="-2"/>
+          <w:w w:val="90"/>
+          <w:lang w:val="pt-BR"/>
+        </w:rPr>
+        <w:t>UEQ_hedonic</w:t>
+      </w:r>
+      <w:proofErr w:type="spellEnd"/>
+      <w:r>
+        <w:rPr>
+          <w:i/>
+          <w:iCs/>
+          <w:spacing w:val="-2"/>
+          <w:w w:val="90"/>
+          <w:lang w:val="pt-BR"/>
+        </w:rPr>
+        <w:t xml:space="preserve">     = </w:t>
+      </w:r>
+      <w:proofErr w:type="gramStart"/>
+      <w:r>
+        <w:rPr>
+          <w:i/>
+          <w:iCs/>
+          <w:spacing w:val="-2"/>
+          <w:w w:val="90"/>
+          <w:lang w:val="pt-BR"/>
+        </w:rPr>
+        <w:t>c(</w:t>
+      </w:r>
+      <w:proofErr w:type="gramEnd"/>
+      <w:r>
+        <w:rPr>
+          <w:i/>
+          <w:iCs/>
+          <w:spacing w:val="-2"/>
+          <w:w w:val="90"/>
+          <w:lang w:val="pt-BR"/>
+        </w:rPr>
+        <w:t>"UEQ_5", "UEQ_6", "UEQ_7", "UEQ_8"),</w:t>
+      </w:r>
+    </w:p>
+    <w:p>
+      <w:pPr>
+        <w:pStyle w:val="BodyText"/>
+        <w:rPr>
+          <w:spacing w:val="-2"/>
+          <w:w w:val="90"/>
+          <w:lang w:val="pt-BR"/>
+        </w:rPr>
+      </w:pPr>
+      <w:r>
+        <w:rPr>
+          <w:spacing w:val="-2"/>
+          <w:w w:val="90"/>
+          <w:lang w:val="pt-BR"/>
+        </w:rPr>
+        <w:t xml:space="preserve">  </w:t>
+      </w:r>
+      <w:proofErr w:type="spellStart"/>
+      <w:r>
+        <w:rPr>
+          <w:spacing w:val="-2"/>
+          <w:w w:val="90"/>
+          <w:lang w:val="pt-BR"/>
+        </w:rPr>
+        <w:t>Cognitive_value</w:t>
+      </w:r>
+      <w:proofErr w:type="spellEnd"/>
+      <w:r>
+        <w:rPr>
+          <w:spacing w:val="-2"/>
+          <w:w w:val="90"/>
+          <w:lang w:val="pt-BR"/>
+        </w:rPr>
+        <w:t xml:space="preserve"> = </w:t>
+      </w:r>
+      <w:proofErr w:type="gramStart"/>
+      <w:r>
+        <w:rPr>
+          <w:spacing w:val="-2"/>
+          <w:w w:val="90"/>
+          <w:lang w:val="pt-BR"/>
+        </w:rPr>
+        <w:t>c(</w:t>
+      </w:r>
+      <w:proofErr w:type="gramEnd"/>
+      <w:r>
+        <w:rPr>
+          <w:spacing w:val="-2"/>
+          <w:w w:val="90"/>
+          <w:lang w:val="pt-BR"/>
+        </w:rPr>
+        <w:t>"P064", "P301", "P060", "P027"),</w:t>
+      </w:r>
+    </w:p>
+    <w:p>
+      <w:pPr>
+        <w:pStyle w:val="BodyText"/>
+        <w:rPr>
+          <w:spacing w:val="-2"/>
+          <w:w w:val="90"/>
+          <w:lang w:val="pt-BR"/>
+        </w:rPr>
+      </w:pPr>
+      <w:r>
+        <w:rPr>
+          <w:spacing w:val="-2"/>
+          <w:w w:val="90"/>
+          <w:lang w:val="pt-BR"/>
+        </w:rPr>
+        <w:t xml:space="preserve">  </w:t>
+      </w:r>
+      <w:proofErr w:type="spellStart"/>
+      <w:r>
+        <w:rPr>
+          <w:spacing w:val="-2"/>
+          <w:w w:val="90"/>
+          <w:lang w:val="pt-BR"/>
+        </w:rPr>
+        <w:t>Intuitiveness</w:t>
+      </w:r>
+      <w:proofErr w:type="spellEnd"/>
+      <w:r>
+        <w:rPr>
+          <w:spacing w:val="-2"/>
+          <w:w w:val="90"/>
+          <w:lang w:val="pt-BR"/>
+        </w:rPr>
+        <w:t xml:space="preserve">   = </w:t>
+      </w:r>
+      <w:proofErr w:type="gramStart"/>
+      <w:r>
+        <w:rPr>
+          <w:spacing w:val="-2"/>
+          <w:w w:val="90"/>
+          <w:lang w:val="pt-BR"/>
+        </w:rPr>
+        <w:t>c(</w:t>
+      </w:r>
+      <w:proofErr w:type="gramEnd"/>
+      <w:r>
+        <w:rPr>
+          <w:spacing w:val="-2"/>
+          <w:w w:val="90"/>
+          <w:lang w:val="pt-BR"/>
+        </w:rPr>
+        <w:t>"P088", "P026", "P4026A"),</w:t>
+      </w:r>
+    </w:p>
+    <w:p>
+      <w:pPr>
+        <w:pStyle w:val="BodyText"/>
+        <w:rPr>
+          <w:spacing w:val="-2"/>
+          <w:w w:val="90"/>
+          <w:lang w:val="pt-BR"/>
+        </w:rPr>
+      </w:pPr>
+      <w:r>
+        <w:rPr>
+          <w:spacing w:val="-2"/>
+          <w:w w:val="90"/>
+          <w:lang w:val="pt-BR"/>
+        </w:rPr>
+        <w:t xml:space="preserve">  </w:t>
+      </w:r>
+      <w:proofErr w:type="spellStart"/>
+      <w:r>
+        <w:rPr>
+          <w:spacing w:val="-2"/>
+          <w:w w:val="90"/>
+          <w:lang w:val="pt-BR"/>
+        </w:rPr>
+        <w:t>Visualization</w:t>
+      </w:r>
+      <w:proofErr w:type="spellEnd"/>
+      <w:r>
+        <w:rPr>
+          <w:spacing w:val="-2"/>
+          <w:w w:val="90"/>
+          <w:lang w:val="pt-BR"/>
+        </w:rPr>
+        <w:t xml:space="preserve">   = </w:t>
+      </w:r>
+      <w:proofErr w:type="gramStart"/>
+      <w:r>
+        <w:rPr>
+          <w:spacing w:val="-2"/>
+          <w:w w:val="90"/>
+          <w:lang w:val="pt-BR"/>
+        </w:rPr>
+        <w:t>c(</w:t>
+      </w:r>
+      <w:proofErr w:type="gramEnd"/>
+      <w:r>
+        <w:rPr>
+          <w:spacing w:val="-2"/>
+          <w:w w:val="90"/>
+          <w:lang w:val="pt-BR"/>
+        </w:rPr>
+        <w:t>"P106", "P089", "P098", "P097", "P022A", "P067")</w:t>
+      </w:r>
+    </w:p>
+    <w:p>
+      <w:pPr>
+        <w:pStyle w:val="BodyText"/>
+        <w:rPr>
+          <w:spacing w:val="-2"/>
+          <w:w w:val="90"/>
+          <w:lang w:val="pt-BR"/>
+        </w:rPr>
+      </w:pPr>
+      <w:r>
+        <w:rPr>
+          <w:spacing w:val="-2"/>
+          <w:w w:val="90"/>
+          <w:lang w:val="pt-BR"/>
+        </w:rPr>
+        <w:t>)</w:t>
+      </w:r>
+    </w:p>
+    <w:p>
+      <w:pPr>
+        <w:pStyle w:val="BodyText"/>
+        <w:rPr>
+          <w:spacing w:val="-2"/>
+          <w:w w:val="90"/>
+          <w:lang w:val="pt-BR"/>
+        </w:rPr>
+      </w:pPr>
+    </w:p>
+    <w:p>
+      <w:pPr>
+        <w:pStyle w:val="BodyText"/>
+        <w:rPr>
+          <w:spacing w:val="-2"/>
+          <w:w w:val="90"/>
+          <w:lang w:val="pt-BR"/>
+        </w:rPr>
+      </w:pPr>
+      <w:r>
+        <w:rPr>
+          <w:i/>
+          <w:iCs/>
+          <w:spacing w:val="-2"/>
+          <w:w w:val="90"/>
+          <w:lang w:val="pt-BR"/>
+        </w:rPr>
+        <w:t xml:space="preserve">#group_colors &lt;- </w:t>
+      </w:r>
+      <w:proofErr w:type="spellStart"/>
+      <w:proofErr w:type="gramStart"/>
+      <w:r>
+        <w:rPr>
+          <w:i/>
+          <w:iCs/>
+          <w:spacing w:val="-2"/>
+          <w:w w:val="90"/>
+          <w:lang w:val="pt-BR"/>
+        </w:rPr>
+        <w:t>setNames</w:t>
+      </w:r>
+      <w:proofErr w:type="spellEnd"/>
+      <w:r>
+        <w:rPr>
+          <w:i/>
+          <w:iCs/>
+          <w:spacing w:val="-2"/>
+          <w:w w:val="90"/>
+          <w:lang w:val="pt-BR"/>
+        </w:rPr>
+        <w:t>(</w:t>
+      </w:r>
+      <w:proofErr w:type="gramEnd"/>
+    </w:p>
+    <w:p>
+      <w:pPr>
+        <w:pStyle w:val="BodyText"/>
+        <w:rPr>
+          <w:spacing w:val="-2"/>
+          <w:w w:val="90"/>
+          <w:lang w:val="pt-BR"/>
+        </w:rPr>
+      </w:pPr>
+      <w:r>
+        <w:rPr>
+          <w:i/>
+          <w:iCs/>
+          <w:spacing w:val="-2"/>
+          <w:w w:val="90"/>
+          <w:lang w:val="pt-BR"/>
+        </w:rPr>
+        <w:t xml:space="preserve">#  </w:t>
+      </w:r>
+      <w:proofErr w:type="gramStart"/>
+      <w:r>
+        <w:rPr>
+          <w:i/>
+          <w:iCs/>
+          <w:spacing w:val="-2"/>
+          <w:w w:val="90"/>
+          <w:lang w:val="pt-BR"/>
+        </w:rPr>
+        <w:t>c(</w:t>
+      </w:r>
+      <w:proofErr w:type="gramEnd"/>
+      <w:r>
+        <w:rPr>
+          <w:i/>
+          <w:iCs/>
+          <w:spacing w:val="-2"/>
+          <w:w w:val="90"/>
+          <w:lang w:val="pt-BR"/>
+        </w:rPr>
+        <w:t>"#5E4EA3", "#379EB8", "#4AAF77", "#E02884", "#F06128", "#E2A600"),</w:t>
+      </w:r>
+    </w:p>
+    <w:p>
+      <w:pPr>
+        <w:pStyle w:val="BodyText"/>
+        <w:rPr>
+          <w:spacing w:val="-2"/>
+          <w:w w:val="90"/>
+          <w:lang w:val="pt-BR"/>
+        </w:rPr>
+      </w:pPr>
+      <w:r>
+        <w:rPr>
+          <w:i/>
+          <w:iCs/>
+          <w:spacing w:val="-2"/>
+          <w:w w:val="90"/>
+          <w:lang w:val="pt-BR"/>
+        </w:rPr>
+        <w:t xml:space="preserve">#  </w:t>
+      </w:r>
+      <w:proofErr w:type="spellStart"/>
+      <w:r>
+        <w:rPr>
+          <w:i/>
+          <w:iCs/>
+          <w:spacing w:val="-2"/>
+          <w:w w:val="90"/>
+          <w:lang w:val="pt-BR"/>
+        </w:rPr>
+        <w:t>names</w:t>
+      </w:r>
+      <w:proofErr w:type="spellEnd"/>
+      <w:r>
+        <w:rPr>
+          <w:i/>
+          <w:iCs/>
+          <w:spacing w:val="-2"/>
+          <w:w w:val="90"/>
+          <w:lang w:val="pt-BR"/>
+        </w:rPr>
+        <w:t>(</w:t>
+      </w:r>
+      <w:proofErr w:type="spellStart"/>
+      <w:r>
+        <w:rPr>
+          <w:i/>
+          <w:iCs/>
+          <w:spacing w:val="-2"/>
+          <w:w w:val="90"/>
+          <w:lang w:val="pt-BR"/>
+        </w:rPr>
+        <w:t>item_groups</w:t>
+      </w:r>
+      <w:proofErr w:type="spellEnd"/>
+      <w:r>
+        <w:rPr>
+          <w:i/>
+          <w:iCs/>
+          <w:spacing w:val="-2"/>
+          <w:w w:val="90"/>
+          <w:lang w:val="pt-BR"/>
+        </w:rPr>
+        <w:t>)</w:t>
+      </w:r>
+    </w:p>
+    <w:p>
+      <w:pPr>
+        <w:pStyle w:val="BodyText"/>
+        <w:rPr>
+          <w:spacing w:val="-2"/>
+          <w:w w:val="90"/>
+          <w:lang w:val="pt-BR"/>
+        </w:rPr>
+      </w:pPr>
+      <w:r>
+        <w:rPr>
+          <w:i/>
+          <w:iCs/>
+          <w:spacing w:val="-2"/>
+          <w:w w:val="90"/>
+          <w:lang w:val="pt-BR"/>
+        </w:rPr>
+        <w:t>#)</w:t>
+      </w:r>
+    </w:p>
+    <w:p>
+      <w:pPr>
+        <w:pStyle w:val="BodyText"/>
+        <w:rPr>
+          <w:spacing w:val="-2"/>
+          <w:w w:val="90"/>
+          <w:lang w:val="pt-BR"/>
+        </w:rPr>
+      </w:pPr>
+    </w:p>
+    <w:p>
+      <w:pPr>
+        <w:pStyle w:val="BodyText"/>
+        <w:rPr>
+          <w:spacing w:val="-2"/>
+          <w:w w:val="90"/>
+          <w:lang w:val="pt-BR"/>
+        </w:rPr>
+      </w:pPr>
+      <w:proofErr w:type="spellStart"/>
+      <w:r>
+        <w:rPr>
+          <w:spacing w:val="-2"/>
+          <w:w w:val="90"/>
+          <w:lang w:val="pt-BR"/>
+        </w:rPr>
+        <w:t>group_colors</w:t>
+      </w:r>
+      <w:proofErr w:type="spellEnd"/>
+      <w:r>
+        <w:rPr>
+          <w:spacing w:val="-2"/>
+          <w:w w:val="90"/>
+          <w:lang w:val="pt-BR"/>
+        </w:rPr>
+        <w:t xml:space="preserve"> &lt;- </w:t>
+      </w:r>
+      <w:proofErr w:type="spellStart"/>
+      <w:proofErr w:type="gramStart"/>
+      <w:r>
+        <w:rPr>
+          <w:spacing w:val="-2"/>
+          <w:w w:val="90"/>
+          <w:lang w:val="pt-BR"/>
+        </w:rPr>
+        <w:t>setNames</w:t>
+      </w:r>
+      <w:proofErr w:type="spellEnd"/>
+      <w:r>
+        <w:rPr>
+          <w:spacing w:val="-2"/>
+          <w:w w:val="90"/>
+          <w:lang w:val="pt-BR"/>
+        </w:rPr>
+        <w:t>(</w:t>
+      </w:r>
+      <w:proofErr w:type="gramEnd"/>
+    </w:p>
+    <w:p>
+      <w:pPr>
+        <w:pStyle w:val="BodyText"/>
+        <w:rPr>
+          <w:spacing w:val="-2"/>
+          <w:w w:val="90"/>
+          <w:lang w:val="pt-BR"/>
+        </w:rPr>
+      </w:pPr>
+      <w:r>
+        <w:rPr>
+          <w:spacing w:val="-2"/>
+          <w:w w:val="90"/>
+          <w:lang w:val="pt-BR"/>
+        </w:rPr>
+        <w:t xml:space="preserve">  </w:t>
+      </w:r>
+      <w:proofErr w:type="gramStart"/>
+      <w:r>
+        <w:rPr>
+          <w:spacing w:val="-2"/>
+          <w:w w:val="90"/>
+          <w:lang w:val="pt-BR"/>
+        </w:rPr>
+        <w:t>c(</w:t>
+      </w:r>
+      <w:proofErr w:type="gramEnd"/>
+      <w:r>
+        <w:rPr>
+          <w:spacing w:val="-2"/>
+          <w:w w:val="90"/>
+          <w:lang w:val="pt-BR"/>
+        </w:rPr>
+        <w:t>"#E02884", "#F06128", "#E2A600"),</w:t>
+      </w:r>
+    </w:p>
+    <w:p>
+      <w:pPr>
+        <w:pStyle w:val="BodyText"/>
+        <w:rPr>
+          <w:spacing w:val="-2"/>
+          <w:w w:val="90"/>
+          <w:lang w:val="pt-BR"/>
+        </w:rPr>
+      </w:pPr>
+      <w:r>
+        <w:rPr>
+          <w:spacing w:val="-2"/>
+          <w:w w:val="90"/>
+          <w:lang w:val="pt-BR"/>
+        </w:rPr>
+        <w:t xml:space="preserve">  </w:t>
+      </w:r>
+      <w:proofErr w:type="spellStart"/>
+      <w:r>
+        <w:rPr>
+          <w:spacing w:val="-2"/>
+          <w:w w:val="90"/>
+          <w:lang w:val="pt-BR"/>
+        </w:rPr>
+        <w:t>names</w:t>
+      </w:r>
+      <w:proofErr w:type="spellEnd"/>
+      <w:r>
+        <w:rPr>
+          <w:spacing w:val="-2"/>
+          <w:w w:val="90"/>
+          <w:lang w:val="pt-BR"/>
+        </w:rPr>
+        <w:t>(</w:t>
+      </w:r>
+      <w:proofErr w:type="spellStart"/>
+      <w:r>
+        <w:rPr>
+          <w:spacing w:val="-2"/>
+          <w:w w:val="90"/>
+          <w:lang w:val="pt-BR"/>
+        </w:rPr>
+        <w:t>item_groups</w:t>
+      </w:r>
+      <w:proofErr w:type="spellEnd"/>
+      <w:r>
+        <w:rPr>
+          <w:spacing w:val="-2"/>
+          <w:w w:val="90"/>
+          <w:lang w:val="pt-BR"/>
+        </w:rPr>
+        <w:t>)</w:t>
+      </w:r>
+    </w:p>
+    <w:p>
+      <w:pPr>
+        <w:pStyle w:val="BodyText"/>
+        <w:rPr>
+          <w:spacing w:val="-2"/>
+          <w:w w:val="90"/>
+          <w:lang w:val="pt-BR"/>
+        </w:rPr>
+      </w:pPr>
+      <w:r>
+        <w:rPr>
+          <w:spacing w:val="-2"/>
+          <w:w w:val="90"/>
+          <w:lang w:val="pt-BR"/>
+        </w:rPr>
+        <w:t>)</w:t>
+      </w:r>
+    </w:p>
+    <w:p>
+      <w:pPr>
+        <w:pStyle w:val="BodyText"/>
+        <w:rPr>
+          <w:spacing w:val="-2"/>
+          <w:w w:val="90"/>
+          <w:lang w:val="pt-BR"/>
+        </w:rPr>
+      </w:pPr>
     </w:p>
     <w:p>
       <w:pPr>
@@ -7447,34 +10719,6 @@
     </w:p>
     <w:p>
       <w:pPr>
-        <w:pStyle w:val="BodyText"/>
-        <w:rPr>
-          <w:spacing w:val="-2"/>
-          <w:w w:val="90"/>
-          <w:lang w:val="pt-BR"/>
-        </w:rPr>
-      </w:pPr>
-      <w:r>
-        <w:rPr>
-          <w:spacing w:val="-2"/>
-          <w:w w:val="90"/>
-          <w:lang w:val="pt-BR"/>
-        </w:rPr>
-        <w:t xml:space="preserve">This notebook </w:t>
-      </w:r>
-    </w:p>
-    <w:p>
-      <w:pPr>
-        <w:pStyle w:val="BodyText"/>
-        <w:rPr>
-          <w:spacing w:val="-2"/>
-          <w:w w:val="90"/>
-          <w:lang w:val="pt-BR"/>
-        </w:rPr>
-      </w:pPr>
-    </w:p>
-    <w:p>
-      <w:pPr>
         <w:pStyle w:val="Heading3"/>
         <w:ind w:left="0" w:firstLine="0"/>
         <w:rPr>
@@ -7487,35 +10731,1619 @@
           <w:w w:val="90"/>
           <w:lang w:val="pt-BR"/>
         </w:rPr>
+        <w:t xml:space="preserve">Notebook: </w:t>
+      </w:r>
+      <w:r>
+        <w:rPr>
+          <w:w w:val="90"/>
+          <w:lang w:val="pt-BR"/>
+        </w:rPr>
+        <w:t>Val4_Number_of_factors</w:t>
+      </w:r>
+    </w:p>
+    <w:p>
+      <w:pPr>
+        <w:pStyle w:val="Heading3"/>
+        <w:ind w:left="0" w:firstLine="0"/>
+        <w:rPr>
+          <w:w w:val="90"/>
+          <w:lang w:val="pt-BR"/>
+        </w:rPr>
+      </w:pPr>
+    </w:p>
+    <w:p>
+      <w:pPr>
+        <w:pStyle w:val="Heading3"/>
+        <w:ind w:left="0" w:firstLine="0"/>
+        <w:rPr>
+          <w:w w:val="90"/>
+          <w:lang w:val="pt-BR"/>
+        </w:rPr>
+      </w:pPr>
+      <w:proofErr w:type="spellStart"/>
+      <w:r>
+        <w:rPr>
+          <w:w w:val="90"/>
+          <w:lang w:val="pt-BR"/>
+        </w:rPr>
+        <w:t>Description</w:t>
+      </w:r>
+      <w:proofErr w:type="spellEnd"/>
+      <w:r>
+        <w:rPr>
+          <w:w w:val="90"/>
+          <w:lang w:val="pt-BR"/>
+        </w:rPr>
+        <w:t xml:space="preserve">: </w:t>
+      </w:r>
+    </w:p>
+    <w:p>
+      <w:pPr>
+        <w:pStyle w:val="BodyText"/>
+        <w:rPr>
+          <w:spacing w:val="-2"/>
+          <w:w w:val="90"/>
+          <w:lang w:val="pt-BR"/>
+        </w:rPr>
+      </w:pPr>
+      <w:proofErr w:type="spellStart"/>
+      <w:r>
+        <w:rPr>
+          <w:spacing w:val="-2"/>
+          <w:w w:val="90"/>
+          <w:lang w:val="pt-BR"/>
+        </w:rPr>
+        <w:t>This</w:t>
+      </w:r>
+      <w:proofErr w:type="spellEnd"/>
+      <w:r>
+        <w:rPr>
+          <w:spacing w:val="-2"/>
+          <w:w w:val="90"/>
+          <w:lang w:val="pt-BR"/>
+        </w:rPr>
+        <w:t xml:space="preserve"> R </w:t>
+      </w:r>
+      <w:proofErr w:type="spellStart"/>
+      <w:r>
+        <w:rPr>
+          <w:spacing w:val="-2"/>
+          <w:w w:val="90"/>
+          <w:lang w:val="pt-BR"/>
+        </w:rPr>
+        <w:t>Markdown</w:t>
+      </w:r>
+      <w:proofErr w:type="spellEnd"/>
+      <w:r>
+        <w:rPr>
+          <w:spacing w:val="-2"/>
+          <w:w w:val="90"/>
+          <w:lang w:val="pt-BR"/>
+        </w:rPr>
+        <w:t xml:space="preserve"> script </w:t>
+      </w:r>
+      <w:proofErr w:type="spellStart"/>
+      <w:r>
+        <w:rPr>
+          <w:spacing w:val="-2"/>
+          <w:w w:val="90"/>
+          <w:lang w:val="pt-BR"/>
+        </w:rPr>
+        <w:t>performs</w:t>
+      </w:r>
+      <w:proofErr w:type="spellEnd"/>
+      <w:r>
+        <w:rPr>
+          <w:spacing w:val="-2"/>
+          <w:w w:val="90"/>
+          <w:lang w:val="pt-BR"/>
+        </w:rPr>
+        <w:t xml:space="preserve"> </w:t>
+      </w:r>
+      <w:proofErr w:type="spellStart"/>
+      <w:r>
+        <w:rPr>
+          <w:spacing w:val="-2"/>
+          <w:w w:val="90"/>
+          <w:lang w:val="pt-BR"/>
+        </w:rPr>
+        <w:t>an</w:t>
+      </w:r>
+      <w:proofErr w:type="spellEnd"/>
+      <w:r>
+        <w:rPr>
+          <w:spacing w:val="-2"/>
+          <w:w w:val="90"/>
+          <w:lang w:val="pt-BR"/>
+        </w:rPr>
+        <w:t xml:space="preserve"> </w:t>
+      </w:r>
+      <w:proofErr w:type="spellStart"/>
+      <w:r>
+        <w:rPr>
+          <w:spacing w:val="-2"/>
+          <w:w w:val="90"/>
+          <w:lang w:val="pt-BR"/>
+        </w:rPr>
+        <w:t>Exploratory</w:t>
+      </w:r>
+      <w:proofErr w:type="spellEnd"/>
+      <w:r>
+        <w:rPr>
+          <w:spacing w:val="-2"/>
+          <w:w w:val="90"/>
+          <w:lang w:val="pt-BR"/>
+        </w:rPr>
+        <w:t xml:space="preserve"> Factor </w:t>
+      </w:r>
+      <w:proofErr w:type="spellStart"/>
+      <w:r>
+        <w:rPr>
+          <w:spacing w:val="-2"/>
+          <w:w w:val="90"/>
+          <w:lang w:val="pt-BR"/>
+        </w:rPr>
+        <w:t>Analysis</w:t>
+      </w:r>
+      <w:proofErr w:type="spellEnd"/>
+      <w:r>
+        <w:rPr>
+          <w:spacing w:val="-2"/>
+          <w:w w:val="90"/>
+          <w:lang w:val="pt-BR"/>
+        </w:rPr>
+        <w:t xml:space="preserve"> (EFA) </w:t>
+      </w:r>
+      <w:proofErr w:type="spellStart"/>
+      <w:r>
+        <w:rPr>
+          <w:spacing w:val="-2"/>
+          <w:w w:val="90"/>
+          <w:lang w:val="pt-BR"/>
+        </w:rPr>
+        <w:t>on</w:t>
+      </w:r>
+      <w:proofErr w:type="spellEnd"/>
+      <w:r>
+        <w:rPr>
+          <w:spacing w:val="-2"/>
+          <w:w w:val="90"/>
+          <w:lang w:val="pt-BR"/>
+        </w:rPr>
+        <w:t xml:space="preserve"> a </w:t>
+      </w:r>
+      <w:proofErr w:type="spellStart"/>
+      <w:r>
+        <w:rPr>
+          <w:spacing w:val="-2"/>
+          <w:w w:val="90"/>
+          <w:lang w:val="pt-BR"/>
+        </w:rPr>
+        <w:t>precomputed</w:t>
+      </w:r>
+      <w:proofErr w:type="spellEnd"/>
+      <w:r>
+        <w:rPr>
+          <w:spacing w:val="-2"/>
+          <w:w w:val="90"/>
+          <w:lang w:val="pt-BR"/>
+        </w:rPr>
+        <w:t xml:space="preserve"> </w:t>
+      </w:r>
+      <w:proofErr w:type="spellStart"/>
+      <w:r>
+        <w:rPr>
+          <w:spacing w:val="-2"/>
+          <w:w w:val="90"/>
+          <w:lang w:val="pt-BR"/>
+        </w:rPr>
+        <w:t>polychoric</w:t>
+      </w:r>
+      <w:proofErr w:type="spellEnd"/>
+      <w:r>
+        <w:rPr>
+          <w:spacing w:val="-2"/>
+          <w:w w:val="90"/>
+          <w:lang w:val="pt-BR"/>
+        </w:rPr>
+        <w:t xml:space="preserve"> </w:t>
+      </w:r>
+      <w:proofErr w:type="spellStart"/>
+      <w:r>
+        <w:rPr>
+          <w:spacing w:val="-2"/>
+          <w:w w:val="90"/>
+          <w:lang w:val="pt-BR"/>
+        </w:rPr>
+        <w:t>correlation</w:t>
+      </w:r>
+      <w:proofErr w:type="spellEnd"/>
+      <w:r>
+        <w:rPr>
+          <w:spacing w:val="-2"/>
+          <w:w w:val="90"/>
+          <w:lang w:val="pt-BR"/>
+        </w:rPr>
+        <w:t xml:space="preserve"> </w:t>
+      </w:r>
+      <w:proofErr w:type="spellStart"/>
+      <w:r>
+        <w:rPr>
+          <w:spacing w:val="-2"/>
+          <w:w w:val="90"/>
+          <w:lang w:val="pt-BR"/>
+        </w:rPr>
+        <w:t>matrix</w:t>
+      </w:r>
+      <w:proofErr w:type="spellEnd"/>
+      <w:r>
+        <w:rPr>
+          <w:spacing w:val="-2"/>
+          <w:w w:val="90"/>
+          <w:lang w:val="pt-BR"/>
+        </w:rPr>
+        <w:t xml:space="preserve">. It </w:t>
+      </w:r>
+      <w:proofErr w:type="spellStart"/>
+      <w:r>
+        <w:rPr>
+          <w:spacing w:val="-2"/>
+          <w:w w:val="90"/>
+          <w:lang w:val="pt-BR"/>
+        </w:rPr>
+        <w:t>assesses</w:t>
+      </w:r>
+      <w:proofErr w:type="spellEnd"/>
+      <w:r>
+        <w:rPr>
+          <w:spacing w:val="-2"/>
+          <w:w w:val="90"/>
+          <w:lang w:val="pt-BR"/>
+        </w:rPr>
+        <w:t xml:space="preserve"> sample </w:t>
+      </w:r>
+      <w:proofErr w:type="spellStart"/>
+      <w:r>
+        <w:rPr>
+          <w:spacing w:val="-2"/>
+          <w:w w:val="90"/>
+          <w:lang w:val="pt-BR"/>
+        </w:rPr>
+        <w:t>adequacy</w:t>
+      </w:r>
+      <w:proofErr w:type="spellEnd"/>
+      <w:r>
+        <w:rPr>
+          <w:spacing w:val="-2"/>
+          <w:w w:val="90"/>
+          <w:lang w:val="pt-BR"/>
+        </w:rPr>
+        <w:t xml:space="preserve"> </w:t>
+      </w:r>
+      <w:proofErr w:type="spellStart"/>
+      <w:r>
+        <w:rPr>
+          <w:spacing w:val="-2"/>
+          <w:w w:val="90"/>
+          <w:lang w:val="pt-BR"/>
+        </w:rPr>
+        <w:t>using</w:t>
+      </w:r>
+      <w:proofErr w:type="spellEnd"/>
+      <w:r>
+        <w:rPr>
+          <w:spacing w:val="-2"/>
+          <w:w w:val="90"/>
+          <w:lang w:val="pt-BR"/>
+        </w:rPr>
+        <w:t xml:space="preserve"> </w:t>
+      </w:r>
+      <w:proofErr w:type="spellStart"/>
+      <w:r>
+        <w:rPr>
+          <w:spacing w:val="-2"/>
+          <w:w w:val="90"/>
+          <w:lang w:val="pt-BR"/>
+        </w:rPr>
+        <w:t>Bartlett's</w:t>
+      </w:r>
+      <w:proofErr w:type="spellEnd"/>
+      <w:r>
+        <w:rPr>
+          <w:spacing w:val="-2"/>
+          <w:w w:val="90"/>
+          <w:lang w:val="pt-BR"/>
+        </w:rPr>
+        <w:t xml:space="preserve"> Test </w:t>
+      </w:r>
+      <w:proofErr w:type="spellStart"/>
+      <w:r>
+        <w:rPr>
+          <w:spacing w:val="-2"/>
+          <w:w w:val="90"/>
+          <w:lang w:val="pt-BR"/>
+        </w:rPr>
+        <w:t>of</w:t>
+      </w:r>
+      <w:proofErr w:type="spellEnd"/>
+      <w:r>
+        <w:rPr>
+          <w:spacing w:val="-2"/>
+          <w:w w:val="90"/>
+          <w:lang w:val="pt-BR"/>
+        </w:rPr>
+        <w:t xml:space="preserve"> </w:t>
+      </w:r>
+      <w:proofErr w:type="spellStart"/>
+      <w:r>
+        <w:rPr>
+          <w:spacing w:val="-2"/>
+          <w:w w:val="90"/>
+          <w:lang w:val="pt-BR"/>
+        </w:rPr>
+        <w:t>Sphericity</w:t>
+      </w:r>
+      <w:proofErr w:type="spellEnd"/>
+      <w:r>
+        <w:rPr>
+          <w:spacing w:val="-2"/>
+          <w:w w:val="90"/>
+          <w:lang w:val="pt-BR"/>
+        </w:rPr>
+        <w:t xml:space="preserve"> </w:t>
+      </w:r>
+      <w:proofErr w:type="spellStart"/>
+      <w:r>
+        <w:rPr>
+          <w:spacing w:val="-2"/>
+          <w:w w:val="90"/>
+          <w:lang w:val="pt-BR"/>
+        </w:rPr>
+        <w:t>and</w:t>
+      </w:r>
+      <w:proofErr w:type="spellEnd"/>
+      <w:r>
+        <w:rPr>
+          <w:spacing w:val="-2"/>
+          <w:w w:val="90"/>
+          <w:lang w:val="pt-BR"/>
+        </w:rPr>
+        <w:t xml:space="preserve"> </w:t>
+      </w:r>
+      <w:proofErr w:type="spellStart"/>
+      <w:r>
+        <w:rPr>
+          <w:spacing w:val="-2"/>
+          <w:w w:val="90"/>
+          <w:lang w:val="pt-BR"/>
+        </w:rPr>
+        <w:t>the</w:t>
+      </w:r>
+      <w:proofErr w:type="spellEnd"/>
+      <w:r>
+        <w:rPr>
+          <w:spacing w:val="-2"/>
+          <w:w w:val="90"/>
+          <w:lang w:val="pt-BR"/>
+        </w:rPr>
+        <w:t xml:space="preserve"> Kaiser-Meyer-</w:t>
+      </w:r>
+      <w:proofErr w:type="spellStart"/>
+      <w:r>
+        <w:rPr>
+          <w:spacing w:val="-2"/>
+          <w:w w:val="90"/>
+          <w:lang w:val="pt-BR"/>
+        </w:rPr>
+        <w:t>Olkin</w:t>
+      </w:r>
+      <w:proofErr w:type="spellEnd"/>
+      <w:r>
+        <w:rPr>
+          <w:spacing w:val="-2"/>
+          <w:w w:val="90"/>
+          <w:lang w:val="pt-BR"/>
+        </w:rPr>
+        <w:t xml:space="preserve"> (KMO) index (</w:t>
+      </w:r>
+      <w:proofErr w:type="spellStart"/>
+      <w:r>
+        <w:rPr>
+          <w:spacing w:val="-2"/>
+          <w:w w:val="90"/>
+          <w:lang w:val="pt-BR"/>
+        </w:rPr>
+        <w:t>including</w:t>
+      </w:r>
+      <w:proofErr w:type="spellEnd"/>
+      <w:r>
+        <w:rPr>
+          <w:spacing w:val="-2"/>
+          <w:w w:val="90"/>
+          <w:lang w:val="pt-BR"/>
+        </w:rPr>
+        <w:t xml:space="preserve"> item-</w:t>
+      </w:r>
+      <w:proofErr w:type="spellStart"/>
+      <w:r>
+        <w:rPr>
+          <w:spacing w:val="-2"/>
+          <w:w w:val="90"/>
+          <w:lang w:val="pt-BR"/>
+        </w:rPr>
+        <w:t>level</w:t>
+      </w:r>
+      <w:proofErr w:type="spellEnd"/>
+      <w:r>
+        <w:rPr>
+          <w:spacing w:val="-2"/>
+          <w:w w:val="90"/>
+          <w:lang w:val="pt-BR"/>
+        </w:rPr>
+        <w:t xml:space="preserve"> MSA </w:t>
+      </w:r>
+      <w:proofErr w:type="spellStart"/>
+      <w:r>
+        <w:rPr>
+          <w:spacing w:val="-2"/>
+          <w:w w:val="90"/>
+          <w:lang w:val="pt-BR"/>
+        </w:rPr>
+        <w:t>evaluation</w:t>
+      </w:r>
+      <w:proofErr w:type="spellEnd"/>
+      <w:r>
+        <w:rPr>
+          <w:spacing w:val="-2"/>
+          <w:w w:val="90"/>
+          <w:lang w:val="pt-BR"/>
+        </w:rPr>
+        <w:t xml:space="preserve">). Factor </w:t>
+      </w:r>
+      <w:proofErr w:type="spellStart"/>
+      <w:r>
+        <w:rPr>
+          <w:spacing w:val="-2"/>
+          <w:w w:val="90"/>
+          <w:lang w:val="pt-BR"/>
+        </w:rPr>
+        <w:t>retention</w:t>
+      </w:r>
+      <w:proofErr w:type="spellEnd"/>
+      <w:r>
+        <w:rPr>
+          <w:spacing w:val="-2"/>
+          <w:w w:val="90"/>
+          <w:lang w:val="pt-BR"/>
+        </w:rPr>
+        <w:t xml:space="preserve"> </w:t>
+      </w:r>
+      <w:proofErr w:type="spellStart"/>
+      <w:r>
+        <w:rPr>
+          <w:spacing w:val="-2"/>
+          <w:w w:val="90"/>
+          <w:lang w:val="pt-BR"/>
+        </w:rPr>
+        <w:t>is</w:t>
+      </w:r>
+      <w:proofErr w:type="spellEnd"/>
+      <w:r>
+        <w:rPr>
+          <w:spacing w:val="-2"/>
+          <w:w w:val="90"/>
+          <w:lang w:val="pt-BR"/>
+        </w:rPr>
+        <w:t xml:space="preserve"> </w:t>
+      </w:r>
+      <w:proofErr w:type="spellStart"/>
+      <w:r>
+        <w:rPr>
+          <w:spacing w:val="-2"/>
+          <w:w w:val="90"/>
+          <w:lang w:val="pt-BR"/>
+        </w:rPr>
+        <w:t>determined</w:t>
+      </w:r>
+      <w:proofErr w:type="spellEnd"/>
+      <w:r>
+        <w:rPr>
+          <w:spacing w:val="-2"/>
+          <w:w w:val="90"/>
+          <w:lang w:val="pt-BR"/>
+        </w:rPr>
+        <w:t xml:space="preserve"> via </w:t>
+      </w:r>
+      <w:proofErr w:type="spellStart"/>
+      <w:r>
+        <w:rPr>
+          <w:spacing w:val="-2"/>
+          <w:w w:val="90"/>
+          <w:lang w:val="pt-BR"/>
+        </w:rPr>
+        <w:t>Horn’s</w:t>
+      </w:r>
+      <w:proofErr w:type="spellEnd"/>
+      <w:r>
+        <w:rPr>
+          <w:spacing w:val="-2"/>
+          <w:w w:val="90"/>
+          <w:lang w:val="pt-BR"/>
+        </w:rPr>
+        <w:t xml:space="preserve"> </w:t>
+      </w:r>
+      <w:proofErr w:type="spellStart"/>
+      <w:r>
+        <w:rPr>
+          <w:spacing w:val="-2"/>
+          <w:w w:val="90"/>
+          <w:lang w:val="pt-BR"/>
+        </w:rPr>
+        <w:t>Parallel</w:t>
+      </w:r>
+      <w:proofErr w:type="spellEnd"/>
+      <w:r>
+        <w:rPr>
+          <w:spacing w:val="-2"/>
+          <w:w w:val="90"/>
+          <w:lang w:val="pt-BR"/>
+        </w:rPr>
+        <w:t xml:space="preserve"> </w:t>
+      </w:r>
+      <w:proofErr w:type="spellStart"/>
+      <w:r>
+        <w:rPr>
+          <w:spacing w:val="-2"/>
+          <w:w w:val="90"/>
+          <w:lang w:val="pt-BR"/>
+        </w:rPr>
+        <w:t>Analysis</w:t>
+      </w:r>
+      <w:proofErr w:type="spellEnd"/>
+      <w:r>
+        <w:rPr>
+          <w:spacing w:val="-2"/>
+          <w:w w:val="90"/>
+          <w:lang w:val="pt-BR"/>
+        </w:rPr>
+        <w:t xml:space="preserve">. </w:t>
+      </w:r>
+      <w:proofErr w:type="spellStart"/>
+      <w:r>
+        <w:rPr>
+          <w:spacing w:val="-2"/>
+          <w:w w:val="90"/>
+          <w:lang w:val="pt-BR"/>
+        </w:rPr>
+        <w:t>Using</w:t>
+      </w:r>
+      <w:proofErr w:type="spellEnd"/>
+      <w:r>
+        <w:rPr>
+          <w:spacing w:val="-2"/>
+          <w:w w:val="90"/>
+          <w:lang w:val="pt-BR"/>
+        </w:rPr>
+        <w:t xml:space="preserve"> </w:t>
+      </w:r>
+      <w:proofErr w:type="spellStart"/>
+      <w:r>
+        <w:rPr>
+          <w:spacing w:val="-2"/>
+          <w:w w:val="90"/>
+          <w:lang w:val="pt-BR"/>
+        </w:rPr>
+        <w:t>the</w:t>
+      </w:r>
+      <w:proofErr w:type="spellEnd"/>
+      <w:r>
+        <w:rPr>
+          <w:spacing w:val="-2"/>
+          <w:w w:val="90"/>
+          <w:lang w:val="pt-BR"/>
+        </w:rPr>
+        <w:t xml:space="preserve"> </w:t>
+      </w:r>
+      <w:proofErr w:type="spellStart"/>
+      <w:r>
+        <w:rPr>
+          <w:spacing w:val="-2"/>
+          <w:w w:val="90"/>
+          <w:lang w:val="pt-BR"/>
+        </w:rPr>
+        <w:t>Minimum</w:t>
+      </w:r>
+      <w:proofErr w:type="spellEnd"/>
+      <w:r>
+        <w:rPr>
+          <w:spacing w:val="-2"/>
+          <w:w w:val="90"/>
+          <w:lang w:val="pt-BR"/>
+        </w:rPr>
+        <w:t xml:space="preserve"> Residual (</w:t>
+      </w:r>
+      <w:proofErr w:type="spellStart"/>
+      <w:r>
+        <w:rPr>
+          <w:spacing w:val="-2"/>
+          <w:w w:val="90"/>
+          <w:lang w:val="pt-BR"/>
+        </w:rPr>
+        <w:t>minres</w:t>
+      </w:r>
+      <w:proofErr w:type="spellEnd"/>
+      <w:r>
+        <w:rPr>
+          <w:spacing w:val="-2"/>
+          <w:w w:val="90"/>
+          <w:lang w:val="pt-BR"/>
+        </w:rPr>
+        <w:t xml:space="preserve">) </w:t>
+      </w:r>
+      <w:proofErr w:type="spellStart"/>
+      <w:r>
+        <w:rPr>
+          <w:spacing w:val="-2"/>
+          <w:w w:val="90"/>
+          <w:lang w:val="pt-BR"/>
+        </w:rPr>
+        <w:t>extraction</w:t>
+      </w:r>
+      <w:proofErr w:type="spellEnd"/>
+      <w:r>
+        <w:rPr>
+          <w:spacing w:val="-2"/>
+          <w:w w:val="90"/>
+          <w:lang w:val="pt-BR"/>
+        </w:rPr>
+        <w:t xml:space="preserve"> </w:t>
+      </w:r>
+      <w:proofErr w:type="spellStart"/>
+      <w:r>
+        <w:rPr>
+          <w:spacing w:val="-2"/>
+          <w:w w:val="90"/>
+          <w:lang w:val="pt-BR"/>
+        </w:rPr>
+        <w:t>method</w:t>
+      </w:r>
+      <w:proofErr w:type="spellEnd"/>
+      <w:r>
+        <w:rPr>
+          <w:spacing w:val="-2"/>
+          <w:w w:val="90"/>
+          <w:lang w:val="pt-BR"/>
+        </w:rPr>
+        <w:t xml:space="preserve">, it </w:t>
+      </w:r>
+      <w:proofErr w:type="spellStart"/>
+      <w:r>
+        <w:rPr>
+          <w:spacing w:val="-2"/>
+          <w:w w:val="90"/>
+          <w:lang w:val="pt-BR"/>
+        </w:rPr>
+        <w:t>fits</w:t>
+      </w:r>
+      <w:proofErr w:type="spellEnd"/>
+      <w:r>
+        <w:rPr>
+          <w:spacing w:val="-2"/>
+          <w:w w:val="90"/>
+          <w:lang w:val="pt-BR"/>
+        </w:rPr>
+        <w:t xml:space="preserve"> models </w:t>
+      </w:r>
+      <w:proofErr w:type="spellStart"/>
+      <w:r>
+        <w:rPr>
+          <w:spacing w:val="-2"/>
+          <w:w w:val="90"/>
+          <w:lang w:val="pt-BR"/>
+        </w:rPr>
+        <w:t>under</w:t>
+      </w:r>
+      <w:proofErr w:type="spellEnd"/>
+      <w:r>
+        <w:rPr>
+          <w:spacing w:val="-2"/>
+          <w:w w:val="90"/>
+          <w:lang w:val="pt-BR"/>
+        </w:rPr>
+        <w:t xml:space="preserve"> </w:t>
+      </w:r>
+      <w:proofErr w:type="spellStart"/>
+      <w:r>
+        <w:rPr>
+          <w:spacing w:val="-2"/>
+          <w:w w:val="90"/>
+          <w:lang w:val="pt-BR"/>
+        </w:rPr>
+        <w:t>both</w:t>
+      </w:r>
+      <w:proofErr w:type="spellEnd"/>
+      <w:r>
+        <w:rPr>
+          <w:spacing w:val="-2"/>
+          <w:w w:val="90"/>
+          <w:lang w:val="pt-BR"/>
+        </w:rPr>
+        <w:t xml:space="preserve"> oblique </w:t>
+      </w:r>
+      <w:proofErr w:type="spellStart"/>
+      <w:r>
+        <w:rPr>
+          <w:spacing w:val="-2"/>
+          <w:w w:val="90"/>
+          <w:lang w:val="pt-BR"/>
+        </w:rPr>
+        <w:t>rotations</w:t>
+      </w:r>
+      <w:proofErr w:type="spellEnd"/>
+      <w:r>
+        <w:rPr>
+          <w:spacing w:val="-2"/>
+          <w:w w:val="90"/>
+          <w:lang w:val="pt-BR"/>
+        </w:rPr>
+        <w:t>—</w:t>
+      </w:r>
+      <w:proofErr w:type="spellStart"/>
+      <w:r>
+        <w:rPr>
+          <w:b/>
+          <w:bCs/>
+          <w:spacing w:val="-2"/>
+          <w:w w:val="90"/>
+          <w:lang w:val="pt-BR"/>
+        </w:rPr>
+        <w:t>Oblimin</w:t>
+      </w:r>
+      <w:proofErr w:type="spellEnd"/>
+      <w:r>
+        <w:rPr>
+          <w:spacing w:val="-2"/>
+          <w:w w:val="90"/>
+          <w:lang w:val="pt-BR"/>
+        </w:rPr>
+        <w:t xml:space="preserve"> </w:t>
+      </w:r>
+      <w:proofErr w:type="spellStart"/>
+      <w:r>
+        <w:rPr>
+          <w:spacing w:val="-2"/>
+          <w:w w:val="90"/>
+          <w:lang w:val="pt-BR"/>
+        </w:rPr>
+        <w:t>and</w:t>
+      </w:r>
+      <w:proofErr w:type="spellEnd"/>
+      <w:r>
+        <w:rPr>
+          <w:spacing w:val="-2"/>
+          <w:w w:val="90"/>
+          <w:lang w:val="pt-BR"/>
+        </w:rPr>
+        <w:t xml:space="preserve"> </w:t>
+      </w:r>
+      <w:proofErr w:type="spellStart"/>
+      <w:r>
+        <w:rPr>
+          <w:b/>
+          <w:bCs/>
+          <w:spacing w:val="-2"/>
+          <w:w w:val="90"/>
+          <w:lang w:val="pt-BR"/>
+        </w:rPr>
+        <w:t>Promax</w:t>
+      </w:r>
+      <w:proofErr w:type="spellEnd"/>
+      <w:r>
+        <w:rPr>
+          <w:spacing w:val="-2"/>
+          <w:w w:val="90"/>
+          <w:lang w:val="pt-BR"/>
+        </w:rPr>
+        <w:t>—</w:t>
+      </w:r>
+      <w:proofErr w:type="spellStart"/>
+      <w:r>
+        <w:rPr>
+          <w:spacing w:val="-2"/>
+          <w:w w:val="90"/>
+          <w:lang w:val="pt-BR"/>
+        </w:rPr>
+        <w:t>extracting</w:t>
+      </w:r>
+      <w:proofErr w:type="spellEnd"/>
+      <w:r>
+        <w:rPr>
+          <w:spacing w:val="-2"/>
+          <w:w w:val="90"/>
+          <w:lang w:val="pt-BR"/>
+        </w:rPr>
+        <w:t xml:space="preserve"> </w:t>
+      </w:r>
+      <w:proofErr w:type="spellStart"/>
+      <w:r>
+        <w:rPr>
+          <w:spacing w:val="-2"/>
+          <w:w w:val="90"/>
+          <w:lang w:val="pt-BR"/>
+        </w:rPr>
+        <w:t>factor</w:t>
+      </w:r>
+      <w:proofErr w:type="spellEnd"/>
+      <w:r>
+        <w:rPr>
+          <w:spacing w:val="-2"/>
+          <w:w w:val="90"/>
+          <w:lang w:val="pt-BR"/>
+        </w:rPr>
+        <w:t xml:space="preserve"> </w:t>
+      </w:r>
+      <w:proofErr w:type="spellStart"/>
+      <w:r>
+        <w:rPr>
+          <w:spacing w:val="-2"/>
+          <w:w w:val="90"/>
+          <w:lang w:val="pt-BR"/>
+        </w:rPr>
+        <w:t>loadings</w:t>
+      </w:r>
+      <w:proofErr w:type="spellEnd"/>
+      <w:r>
+        <w:rPr>
+          <w:spacing w:val="-2"/>
+          <w:w w:val="90"/>
+          <w:lang w:val="pt-BR"/>
+        </w:rPr>
+        <w:t xml:space="preserve">, </w:t>
+      </w:r>
+      <w:proofErr w:type="spellStart"/>
+      <w:r>
+        <w:rPr>
+          <w:spacing w:val="-2"/>
+          <w:w w:val="90"/>
+          <w:lang w:val="pt-BR"/>
+        </w:rPr>
+        <w:t>communalities</w:t>
+      </w:r>
+      <w:proofErr w:type="spellEnd"/>
+      <w:r>
+        <w:rPr>
+          <w:spacing w:val="-2"/>
+          <w:w w:val="90"/>
+          <w:lang w:val="pt-BR"/>
+        </w:rPr>
+        <w:t xml:space="preserve"> (</w:t>
+      </w:r>
+      <m:oMath>
+        <m:sSup>
+          <m:sSupPr>
+            <m:ctrlPr>
+              <w:rPr>
+                <w:rFonts w:ascii="Cambria Math" w:hAnsi="Cambria Math"/>
+                <w:spacing w:val="-2"/>
+                <w:w w:val="90"/>
+                <w:lang w:val="pt-BR"/>
+              </w:rPr>
+            </m:ctrlPr>
+          </m:sSupPr>
+          <m:e>
+            <m:r>
+              <w:rPr>
+                <w:rFonts w:ascii="Cambria Math" w:hAnsi="Cambria Math"/>
+                <w:spacing w:val="-2"/>
+                <w:w w:val="90"/>
+                <w:lang w:val="pt-BR"/>
+              </w:rPr>
+              <m:t>h</m:t>
+            </m:r>
+          </m:e>
+          <m:sup>
+            <m:r>
+              <w:rPr>
+                <w:rFonts w:ascii="Cambria Math" w:hAnsi="Cambria Math"/>
+                <w:spacing w:val="-2"/>
+                <w:w w:val="90"/>
+                <w:lang w:val="pt-BR"/>
+              </w:rPr>
+              <m:t>2</m:t>
+            </m:r>
+          </m:sup>
+        </m:sSup>
+      </m:oMath>
+      <w:r>
+        <w:rPr>
+          <w:spacing w:val="-2"/>
+          <w:w w:val="90"/>
+          <w:lang w:val="pt-BR"/>
+        </w:rPr>
+        <w:t>), uniquenesses (</w:t>
+      </w:r>
+      <m:oMath>
+        <m:sSup>
+          <m:sSupPr>
+            <m:ctrlPr>
+              <w:rPr>
+                <w:rFonts w:ascii="Cambria Math" w:hAnsi="Cambria Math"/>
+                <w:spacing w:val="-2"/>
+                <w:w w:val="90"/>
+                <w:lang w:val="pt-BR"/>
+              </w:rPr>
+            </m:ctrlPr>
+          </m:sSupPr>
+          <m:e>
+            <m:r>
+              <w:rPr>
+                <w:rFonts w:ascii="Cambria Math" w:hAnsi="Cambria Math"/>
+                <w:spacing w:val="-2"/>
+                <w:w w:val="90"/>
+                <w:lang w:val="pt-BR"/>
+              </w:rPr>
+              <m:t>u</m:t>
+            </m:r>
+          </m:e>
+          <m:sup>
+            <m:r>
+              <w:rPr>
+                <w:rFonts w:ascii="Cambria Math" w:hAnsi="Cambria Math"/>
+                <w:spacing w:val="-2"/>
+                <w:w w:val="90"/>
+                <w:lang w:val="pt-BR"/>
+              </w:rPr>
+              <m:t>2</m:t>
+            </m:r>
+          </m:sup>
+        </m:sSup>
+      </m:oMath>
+      <w:r>
+        <w:rPr>
+          <w:spacing w:val="-2"/>
+          <w:w w:val="90"/>
+          <w:lang w:val="pt-BR"/>
+        </w:rPr>
+        <w:t>), complexity scores, inter-factor correlations (</w:t>
+      </w:r>
+      <m:oMath>
+        <m:r>
+          <m:rPr>
+            <m:sty m:val="p"/>
+          </m:rPr>
+          <w:rPr>
+            <w:rFonts w:ascii="Cambria Math" w:hAnsi="Cambria Math"/>
+            <w:spacing w:val="-2"/>
+            <w:w w:val="90"/>
+            <w:lang w:val="pt-BR"/>
+          </w:rPr>
+          <m:t>Φ</m:t>
+        </m:r>
+      </m:oMath>
+      <w:r>
+        <w:rPr>
+          <w:spacing w:val="-2"/>
+          <w:w w:val="90"/>
+          <w:lang w:val="pt-BR"/>
+        </w:rPr>
+        <w:t>), and global fit indices (TLI, RMSEA, RMSR, BIC).</w:t>
+      </w:r>
+      <w:r>
+        <w:rPr>
+          <w:spacing w:val="-2"/>
+          <w:w w:val="90"/>
+          <w:lang w:val="pt-BR"/>
+        </w:rPr>
+        <w:t xml:space="preserve"> </w:t>
+      </w:r>
+    </w:p>
+    <w:p>
+      <w:pPr>
+        <w:pStyle w:val="BodyText"/>
+        <w:rPr>
+          <w:spacing w:val="-2"/>
+          <w:w w:val="90"/>
+          <w:lang w:val="pt-BR"/>
+        </w:rPr>
+      </w:pPr>
+    </w:p>
+    <w:p>
+      <w:pPr>
+        <w:pStyle w:val="BodyText"/>
+        <w:rPr>
+          <w:spacing w:val="-2"/>
+          <w:w w:val="90"/>
+          <w:lang w:val="pt-BR"/>
+        </w:rPr>
+      </w:pPr>
+    </w:p>
+    <w:p>
+      <w:pPr>
+        <w:pStyle w:val="BodyText"/>
+        <w:rPr>
+          <w:spacing w:val="-2"/>
+          <w:w w:val="90"/>
+          <w:lang w:val="pt-BR"/>
+        </w:rPr>
+      </w:pPr>
+    </w:p>
+    <w:p>
+      <w:pPr>
+        <w:pStyle w:val="Heading3"/>
+        <w:ind w:left="0" w:firstLine="0"/>
+        <w:rPr>
+          <w:w w:val="90"/>
+          <w:lang w:val="pt-BR"/>
+        </w:rPr>
+      </w:pPr>
+      <w:r>
+        <w:rPr>
+          <w:w w:val="90"/>
+          <w:lang w:val="pt-BR"/>
+        </w:rPr>
         <w:t xml:space="preserve">Input File (folder Data): </w:t>
       </w:r>
     </w:p>
     <w:p>
       <w:pPr>
         <w:pStyle w:val="BodyText"/>
-        <w:ind w:left="720"/>
-        <w:rPr>
-          <w:spacing w:val="-2"/>
-          <w:w w:val="90"/>
-          <w:lang w:val="pt-BR"/>
-        </w:rPr>
-      </w:pPr>
-      <w:r>
-        <w:rPr>
-          <w:spacing w:val="-2"/>
-          <w:w w:val="90"/>
-          <w:lang w:val="pt-BR"/>
-        </w:rPr>
-        <w:t>xxx</w:t>
-      </w:r>
-      <w:r>
-        <w:rPr>
-          <w:spacing w:val="-2"/>
-          <w:w w:val="90"/>
-          <w:lang w:val="pt-BR"/>
-        </w:rPr>
-        <w:t>.csv</w:t>
-      </w:r>
+        <w:ind w:firstLine="720"/>
+        <w:rPr>
+          <w:spacing w:val="-2"/>
+          <w:w w:val="90"/>
+          <w:lang w:val="pt-BR"/>
+        </w:rPr>
+      </w:pPr>
+      <w:r>
+        <w:rPr>
+          <w:spacing w:val="-2"/>
+          <w:w w:val="90"/>
+          <w:lang w:val="pt-BR"/>
+        </w:rPr>
+        <w:t xml:space="preserve">polychoric_correlation_matrix_r.csv — Square </w:t>
+      </w:r>
+      <w:proofErr w:type="spellStart"/>
+      <w:r>
+        <w:rPr>
+          <w:spacing w:val="-2"/>
+          <w:w w:val="90"/>
+          <w:lang w:val="pt-BR"/>
+        </w:rPr>
+        <w:t>matrix</w:t>
+      </w:r>
+      <w:proofErr w:type="spellEnd"/>
+      <w:r>
+        <w:rPr>
+          <w:spacing w:val="-2"/>
+          <w:w w:val="90"/>
+          <w:lang w:val="pt-BR"/>
+        </w:rPr>
+        <w:t xml:space="preserve"> </w:t>
+      </w:r>
+      <w:proofErr w:type="spellStart"/>
+      <w:r>
+        <w:rPr>
+          <w:spacing w:val="-2"/>
+          <w:w w:val="90"/>
+          <w:lang w:val="pt-BR"/>
+        </w:rPr>
+        <w:t>containing</w:t>
+      </w:r>
+      <w:proofErr w:type="spellEnd"/>
+      <w:r>
+        <w:rPr>
+          <w:spacing w:val="-2"/>
+          <w:w w:val="90"/>
+          <w:lang w:val="pt-BR"/>
+        </w:rPr>
+        <w:t xml:space="preserve"> </w:t>
+      </w:r>
+      <w:proofErr w:type="spellStart"/>
+      <w:r>
+        <w:rPr>
+          <w:spacing w:val="-2"/>
+          <w:w w:val="90"/>
+          <w:lang w:val="pt-BR"/>
+        </w:rPr>
+        <w:t>pairwise</w:t>
+      </w:r>
+      <w:proofErr w:type="spellEnd"/>
+      <w:r>
+        <w:rPr>
+          <w:spacing w:val="-2"/>
+          <w:w w:val="90"/>
+          <w:lang w:val="pt-BR"/>
+        </w:rPr>
+        <w:t xml:space="preserve"> </w:t>
+      </w:r>
+      <w:proofErr w:type="spellStart"/>
+      <w:r>
+        <w:rPr>
+          <w:spacing w:val="-2"/>
+          <w:w w:val="90"/>
+          <w:lang w:val="pt-BR"/>
+        </w:rPr>
+        <w:t>polychoric</w:t>
+      </w:r>
+      <w:proofErr w:type="spellEnd"/>
+      <w:r>
+        <w:rPr>
+          <w:spacing w:val="-2"/>
+          <w:w w:val="90"/>
+          <w:lang w:val="pt-BR"/>
+        </w:rPr>
+        <w:t xml:space="preserve"> </w:t>
+      </w:r>
+      <w:proofErr w:type="spellStart"/>
+      <w:r>
+        <w:rPr>
+          <w:spacing w:val="-2"/>
+          <w:w w:val="90"/>
+          <w:lang w:val="pt-BR"/>
+        </w:rPr>
+        <w:t>correlation</w:t>
+      </w:r>
+      <w:proofErr w:type="spellEnd"/>
+      <w:r>
+        <w:rPr>
+          <w:spacing w:val="-2"/>
+          <w:w w:val="90"/>
+          <w:lang w:val="pt-BR"/>
+        </w:rPr>
+        <w:t xml:space="preserve"> </w:t>
+      </w:r>
+      <w:proofErr w:type="spellStart"/>
+      <w:r>
+        <w:rPr>
+          <w:spacing w:val="-2"/>
+          <w:w w:val="90"/>
+          <w:lang w:val="pt-BR"/>
+        </w:rPr>
+        <w:t>coefficients</w:t>
+      </w:r>
+      <w:proofErr w:type="spellEnd"/>
+      <w:r>
+        <w:rPr>
+          <w:spacing w:val="-2"/>
+          <w:w w:val="90"/>
+          <w:lang w:val="pt-BR"/>
+        </w:rPr>
+        <w:t xml:space="preserve"> (</w:t>
+      </w:r>
+      <m:oMath>
+        <m:r>
+          <w:rPr>
+            <w:rFonts w:ascii="Cambria Math" w:hAnsi="Cambria Math"/>
+            <w:spacing w:val="-2"/>
+            <w:w w:val="90"/>
+            <w:lang w:val="pt-BR"/>
+          </w:rPr>
+          <m:t>r</m:t>
+        </m:r>
+      </m:oMath>
+      <w:r>
+        <w:rPr>
+          <w:spacing w:val="-2"/>
+          <w:w w:val="90"/>
+          <w:lang w:val="pt-BR"/>
+        </w:rPr>
+        <w:t>).</w:t>
+      </w:r>
+      <w:r>
+        <w:rPr>
+          <w:spacing w:val="-2"/>
+          <w:w w:val="90"/>
+          <w:lang w:val="pt-BR"/>
+        </w:rPr>
+        <w:t xml:space="preserve"> (</w:t>
+      </w:r>
+      <w:proofErr w:type="spellStart"/>
+      <w:r>
+        <w:rPr>
+          <w:spacing w:val="-2"/>
+          <w:w w:val="90"/>
+          <w:lang w:val="pt-BR"/>
+        </w:rPr>
+        <w:t>from</w:t>
+      </w:r>
+      <w:proofErr w:type="spellEnd"/>
+      <w:r>
+        <w:rPr>
+          <w:spacing w:val="-2"/>
+          <w:w w:val="90"/>
+          <w:lang w:val="pt-BR"/>
+        </w:rPr>
+        <w:t xml:space="preserve"> Reproduce3 </w:t>
+      </w:r>
+      <w:proofErr w:type="spellStart"/>
+      <w:r>
+        <w:rPr>
+          <w:spacing w:val="-2"/>
+          <w:w w:val="90"/>
+          <w:lang w:val="pt-BR"/>
+        </w:rPr>
+        <w:t>execution</w:t>
+      </w:r>
+      <w:proofErr w:type="spellEnd"/>
+      <w:r>
+        <w:rPr>
+          <w:spacing w:val="-2"/>
+          <w:w w:val="90"/>
+          <w:lang w:val="pt-BR"/>
+        </w:rPr>
+        <w:t xml:space="preserve"> for </w:t>
+      </w:r>
+      <w:proofErr w:type="spellStart"/>
+      <w:r>
+        <w:rPr>
+          <w:spacing w:val="-2"/>
+          <w:w w:val="90"/>
+          <w:lang w:val="pt-BR"/>
+        </w:rPr>
+        <w:t>items</w:t>
+      </w:r>
+      <w:proofErr w:type="spellEnd"/>
+      <w:r>
+        <w:rPr>
+          <w:spacing w:val="-2"/>
+          <w:w w:val="90"/>
+          <w:lang w:val="pt-BR"/>
+        </w:rPr>
+        <w:t xml:space="preserve"> </w:t>
+      </w:r>
+      <w:proofErr w:type="spellStart"/>
+      <w:r>
+        <w:rPr>
+          <w:spacing w:val="-2"/>
+          <w:w w:val="90"/>
+          <w:lang w:val="pt-BR"/>
+        </w:rPr>
+        <w:t>from</w:t>
+      </w:r>
+      <w:proofErr w:type="spellEnd"/>
+      <w:r>
+        <w:rPr>
+          <w:spacing w:val="-2"/>
+          <w:w w:val="90"/>
+          <w:lang w:val="pt-BR"/>
+        </w:rPr>
+        <w:t xml:space="preserve"> </w:t>
+      </w:r>
+      <w:proofErr w:type="spellStart"/>
+      <w:r>
+        <w:rPr>
+          <w:spacing w:val="-2"/>
+          <w:w w:val="90"/>
+          <w:lang w:val="pt-BR"/>
+        </w:rPr>
+        <w:t>the</w:t>
+      </w:r>
+      <w:proofErr w:type="spellEnd"/>
+      <w:r>
+        <w:rPr>
+          <w:spacing w:val="-2"/>
+          <w:w w:val="90"/>
+          <w:lang w:val="pt-BR"/>
+        </w:rPr>
+        <w:t xml:space="preserve"> </w:t>
+      </w:r>
+      <w:proofErr w:type="spellStart"/>
+      <w:r>
+        <w:rPr>
+          <w:spacing w:val="-2"/>
+          <w:w w:val="90"/>
+          <w:lang w:val="pt-BR"/>
+        </w:rPr>
+        <w:t>main</w:t>
+      </w:r>
+      <w:proofErr w:type="spellEnd"/>
+      <w:r>
+        <w:rPr>
+          <w:spacing w:val="-2"/>
+          <w:w w:val="90"/>
+          <w:lang w:val="pt-BR"/>
+        </w:rPr>
+        <w:t xml:space="preserve"> </w:t>
+      </w:r>
+      <w:proofErr w:type="spellStart"/>
+      <w:r>
+        <w:rPr>
+          <w:spacing w:val="-2"/>
+          <w:w w:val="90"/>
+          <w:lang w:val="pt-BR"/>
+        </w:rPr>
+        <w:t>scales</w:t>
+      </w:r>
+      <w:proofErr w:type="spellEnd"/>
+      <w:r>
+        <w:rPr>
+          <w:spacing w:val="-2"/>
+          <w:w w:val="90"/>
+          <w:lang w:val="pt-BR"/>
+        </w:rPr>
+        <w:t>)</w:t>
+      </w:r>
+    </w:p>
+    <w:p>
+      <w:pPr>
+        <w:pStyle w:val="BodyText"/>
+        <w:ind w:firstLine="720"/>
+        <w:rPr>
+          <w:spacing w:val="-2"/>
+          <w:w w:val="90"/>
+          <w:lang w:val="pt-BR"/>
+        </w:rPr>
+      </w:pPr>
+      <w:r>
+        <w:rPr>
+          <w:spacing w:val="-2"/>
+          <w:w w:val="90"/>
+          <w:lang w:val="pt-BR"/>
+        </w:rPr>
+        <w:lastRenderedPageBreak/>
+        <w:t xml:space="preserve">polychoric_correlation_matrix_n.csv — Matrix </w:t>
+      </w:r>
+      <w:proofErr w:type="spellStart"/>
+      <w:r>
+        <w:rPr>
+          <w:spacing w:val="-2"/>
+          <w:w w:val="90"/>
+          <w:lang w:val="pt-BR"/>
+        </w:rPr>
+        <w:t>containing</w:t>
+      </w:r>
+      <w:proofErr w:type="spellEnd"/>
+      <w:r>
+        <w:rPr>
+          <w:spacing w:val="-2"/>
+          <w:w w:val="90"/>
+          <w:lang w:val="pt-BR"/>
+        </w:rPr>
+        <w:t xml:space="preserve"> </w:t>
+      </w:r>
+      <w:proofErr w:type="spellStart"/>
+      <w:r>
+        <w:rPr>
+          <w:spacing w:val="-2"/>
+          <w:w w:val="90"/>
+          <w:lang w:val="pt-BR"/>
+        </w:rPr>
+        <w:t>pairwise</w:t>
+      </w:r>
+      <w:proofErr w:type="spellEnd"/>
+      <w:r>
+        <w:rPr>
+          <w:spacing w:val="-2"/>
+          <w:w w:val="90"/>
+          <w:lang w:val="pt-BR"/>
+        </w:rPr>
+        <w:t xml:space="preserve"> sample </w:t>
+      </w:r>
+      <w:proofErr w:type="spellStart"/>
+      <w:r>
+        <w:rPr>
+          <w:spacing w:val="-2"/>
+          <w:w w:val="90"/>
+          <w:lang w:val="pt-BR"/>
+        </w:rPr>
+        <w:t>sizes</w:t>
+      </w:r>
+      <w:proofErr w:type="spellEnd"/>
+      <w:r>
+        <w:rPr>
+          <w:spacing w:val="-2"/>
+          <w:w w:val="90"/>
+          <w:lang w:val="pt-BR"/>
+        </w:rPr>
+        <w:t xml:space="preserve"> (</w:t>
+      </w:r>
+      <m:oMath>
+        <m:r>
+          <w:rPr>
+            <w:rFonts w:ascii="Cambria Math" w:hAnsi="Cambria Math"/>
+            <w:spacing w:val="-2"/>
+            <w:w w:val="90"/>
+            <w:lang w:val="pt-BR"/>
+          </w:rPr>
+          <m:t>N</m:t>
+        </m:r>
+      </m:oMath>
+      <w:r>
+        <w:rPr>
+          <w:spacing w:val="-2"/>
+          <w:w w:val="90"/>
+          <w:lang w:val="pt-BR"/>
+        </w:rPr>
+        <w:t xml:space="preserve">) used to compute a </w:t>
+      </w:r>
+      <w:proofErr w:type="spellStart"/>
+      <w:r>
+        <w:rPr>
+          <w:spacing w:val="-2"/>
+          <w:w w:val="90"/>
+          <w:lang w:val="pt-BR"/>
+        </w:rPr>
+        <w:t>representative</w:t>
+      </w:r>
+      <w:proofErr w:type="spellEnd"/>
+      <w:r>
+        <w:rPr>
+          <w:spacing w:val="-2"/>
+          <w:w w:val="90"/>
+          <w:lang w:val="pt-BR"/>
+        </w:rPr>
+        <w:t xml:space="preserve"> sample </w:t>
+      </w:r>
+      <w:proofErr w:type="spellStart"/>
+      <w:r>
+        <w:rPr>
+          <w:spacing w:val="-2"/>
+          <w:w w:val="90"/>
+          <w:lang w:val="pt-BR"/>
+        </w:rPr>
+        <w:t>size</w:t>
+      </w:r>
+      <w:proofErr w:type="spellEnd"/>
+      <w:r>
+        <w:rPr>
+          <w:spacing w:val="-2"/>
+          <w:w w:val="90"/>
+          <w:lang w:val="pt-BR"/>
+        </w:rPr>
+        <w:t>.</w:t>
+      </w:r>
+      <w:r>
+        <w:rPr>
+          <w:spacing w:val="-2"/>
+          <w:w w:val="90"/>
+          <w:lang w:val="pt-BR"/>
+        </w:rPr>
+        <w:t xml:space="preserve"> </w:t>
+      </w:r>
+      <w:r>
+        <w:rPr>
+          <w:spacing w:val="-2"/>
+          <w:w w:val="90"/>
+          <w:lang w:val="pt-BR"/>
+        </w:rPr>
+        <w:t>(</w:t>
+      </w:r>
+      <w:proofErr w:type="spellStart"/>
+      <w:r>
+        <w:rPr>
+          <w:spacing w:val="-2"/>
+          <w:w w:val="90"/>
+          <w:lang w:val="pt-BR"/>
+        </w:rPr>
+        <w:t>from</w:t>
+      </w:r>
+      <w:proofErr w:type="spellEnd"/>
+      <w:r>
+        <w:rPr>
+          <w:spacing w:val="-2"/>
+          <w:w w:val="90"/>
+          <w:lang w:val="pt-BR"/>
+        </w:rPr>
+        <w:t xml:space="preserve"> Reproduce3 </w:t>
+      </w:r>
+      <w:proofErr w:type="spellStart"/>
+      <w:r>
+        <w:rPr>
+          <w:spacing w:val="-2"/>
+          <w:w w:val="90"/>
+          <w:lang w:val="pt-BR"/>
+        </w:rPr>
+        <w:t>execution</w:t>
+      </w:r>
+      <w:proofErr w:type="spellEnd"/>
+      <w:r>
+        <w:rPr>
+          <w:spacing w:val="-2"/>
+          <w:w w:val="90"/>
+          <w:lang w:val="pt-BR"/>
+        </w:rPr>
+        <w:t xml:space="preserve"> for </w:t>
+      </w:r>
+      <w:proofErr w:type="spellStart"/>
+      <w:r>
+        <w:rPr>
+          <w:spacing w:val="-2"/>
+          <w:w w:val="90"/>
+          <w:lang w:val="pt-BR"/>
+        </w:rPr>
+        <w:t>items</w:t>
+      </w:r>
+      <w:proofErr w:type="spellEnd"/>
+      <w:r>
+        <w:rPr>
+          <w:spacing w:val="-2"/>
+          <w:w w:val="90"/>
+          <w:lang w:val="pt-BR"/>
+        </w:rPr>
+        <w:t xml:space="preserve"> </w:t>
+      </w:r>
+      <w:proofErr w:type="spellStart"/>
+      <w:r>
+        <w:rPr>
+          <w:spacing w:val="-2"/>
+          <w:w w:val="90"/>
+          <w:lang w:val="pt-BR"/>
+        </w:rPr>
+        <w:t>from</w:t>
+      </w:r>
+      <w:proofErr w:type="spellEnd"/>
+      <w:r>
+        <w:rPr>
+          <w:spacing w:val="-2"/>
+          <w:w w:val="90"/>
+          <w:lang w:val="pt-BR"/>
+        </w:rPr>
+        <w:t xml:space="preserve"> </w:t>
+      </w:r>
+      <w:proofErr w:type="spellStart"/>
+      <w:r>
+        <w:rPr>
+          <w:spacing w:val="-2"/>
+          <w:w w:val="90"/>
+          <w:lang w:val="pt-BR"/>
+        </w:rPr>
+        <w:t>the</w:t>
+      </w:r>
+      <w:proofErr w:type="spellEnd"/>
+      <w:r>
+        <w:rPr>
+          <w:spacing w:val="-2"/>
+          <w:w w:val="90"/>
+          <w:lang w:val="pt-BR"/>
+        </w:rPr>
+        <w:t xml:space="preserve"> </w:t>
+      </w:r>
+      <w:proofErr w:type="spellStart"/>
+      <w:r>
+        <w:rPr>
+          <w:spacing w:val="-2"/>
+          <w:w w:val="90"/>
+          <w:lang w:val="pt-BR"/>
+        </w:rPr>
+        <w:t>main</w:t>
+      </w:r>
+      <w:proofErr w:type="spellEnd"/>
+      <w:r>
+        <w:rPr>
+          <w:spacing w:val="-2"/>
+          <w:w w:val="90"/>
+          <w:lang w:val="pt-BR"/>
+        </w:rPr>
+        <w:t xml:space="preserve"> </w:t>
+      </w:r>
+      <w:proofErr w:type="spellStart"/>
+      <w:r>
+        <w:rPr>
+          <w:spacing w:val="-2"/>
+          <w:w w:val="90"/>
+          <w:lang w:val="pt-BR"/>
+        </w:rPr>
+        <w:t>scales</w:t>
+      </w:r>
+      <w:proofErr w:type="spellEnd"/>
+      <w:r>
+        <w:rPr>
+          <w:spacing w:val="-2"/>
+          <w:w w:val="90"/>
+          <w:lang w:val="pt-BR"/>
+        </w:rPr>
+        <w:t>)</w:t>
+      </w:r>
+    </w:p>
+    <w:p>
+      <w:pPr>
+        <w:pStyle w:val="BodyText"/>
+        <w:rPr>
+          <w:spacing w:val="-2"/>
+          <w:w w:val="90"/>
+          <w:lang w:val="pt-BR"/>
+        </w:rPr>
+      </w:pPr>
     </w:p>
     <w:p>
       <w:pPr>
@@ -7547,6 +12375,1917 @@
           <w:lang w:val="pt-BR"/>
         </w:rPr>
       </w:pPr>
+      <w:proofErr w:type="spellStart"/>
+      <w:r>
+        <w:rPr>
+          <w:b/>
+          <w:bCs/>
+          <w:spacing w:val="-2"/>
+          <w:w w:val="90"/>
+          <w:lang w:val="pt-BR"/>
+        </w:rPr>
+        <w:t>Visualizations</w:t>
+      </w:r>
+      <w:proofErr w:type="spellEnd"/>
+      <w:r>
+        <w:rPr>
+          <w:b/>
+          <w:bCs/>
+          <w:spacing w:val="-2"/>
+          <w:w w:val="90"/>
+          <w:lang w:val="pt-BR"/>
+        </w:rPr>
+        <w:t>:</w:t>
+      </w:r>
+    </w:p>
+    <w:p>
+      <w:pPr>
+        <w:pStyle w:val="BodyText"/>
+        <w:numPr>
+          <w:ilvl w:val="0"/>
+          <w:numId w:val="18"/>
+        </w:numPr>
+        <w:rPr>
+          <w:spacing w:val="-2"/>
+          <w:w w:val="90"/>
+          <w:lang w:val="pt-BR"/>
+        </w:rPr>
+      </w:pPr>
+      <w:r>
+        <w:rPr>
+          <w:spacing w:val="-2"/>
+          <w:w w:val="90"/>
+          <w:lang w:val="pt-BR"/>
+        </w:rPr>
+        <w:t xml:space="preserve">scree_plot_parallel_analysis.pdf — </w:t>
+      </w:r>
+      <w:proofErr w:type="spellStart"/>
+      <w:r>
+        <w:rPr>
+          <w:spacing w:val="-2"/>
+          <w:w w:val="90"/>
+          <w:lang w:val="pt-BR"/>
+        </w:rPr>
+        <w:t>Scree</w:t>
+      </w:r>
+      <w:proofErr w:type="spellEnd"/>
+      <w:r>
+        <w:rPr>
+          <w:spacing w:val="-2"/>
+          <w:w w:val="90"/>
+          <w:lang w:val="pt-BR"/>
+        </w:rPr>
+        <w:t xml:space="preserve"> </w:t>
+      </w:r>
+      <w:proofErr w:type="spellStart"/>
+      <w:r>
+        <w:rPr>
+          <w:spacing w:val="-2"/>
+          <w:w w:val="90"/>
+          <w:lang w:val="pt-BR"/>
+        </w:rPr>
+        <w:t>plot</w:t>
+      </w:r>
+      <w:proofErr w:type="spellEnd"/>
+      <w:r>
+        <w:rPr>
+          <w:spacing w:val="-2"/>
+          <w:w w:val="90"/>
+          <w:lang w:val="pt-BR"/>
+        </w:rPr>
+        <w:t xml:space="preserve"> </w:t>
+      </w:r>
+      <w:proofErr w:type="spellStart"/>
+      <w:r>
+        <w:rPr>
+          <w:spacing w:val="-2"/>
+          <w:w w:val="90"/>
+          <w:lang w:val="pt-BR"/>
+        </w:rPr>
+        <w:t>generated</w:t>
+      </w:r>
+      <w:proofErr w:type="spellEnd"/>
+      <w:r>
+        <w:rPr>
+          <w:spacing w:val="-2"/>
+          <w:w w:val="90"/>
+          <w:lang w:val="pt-BR"/>
+        </w:rPr>
+        <w:t xml:space="preserve"> </w:t>
+      </w:r>
+      <w:proofErr w:type="spellStart"/>
+      <w:r>
+        <w:rPr>
+          <w:spacing w:val="-2"/>
+          <w:w w:val="90"/>
+          <w:lang w:val="pt-BR"/>
+        </w:rPr>
+        <w:t>from</w:t>
+      </w:r>
+      <w:proofErr w:type="spellEnd"/>
+      <w:r>
+        <w:rPr>
+          <w:spacing w:val="-2"/>
+          <w:w w:val="90"/>
+          <w:lang w:val="pt-BR"/>
+        </w:rPr>
+        <w:t xml:space="preserve"> </w:t>
+      </w:r>
+      <w:proofErr w:type="spellStart"/>
+      <w:r>
+        <w:rPr>
+          <w:spacing w:val="-2"/>
+          <w:w w:val="90"/>
+          <w:lang w:val="pt-BR"/>
+        </w:rPr>
+        <w:t>Horn’s</w:t>
+      </w:r>
+      <w:proofErr w:type="spellEnd"/>
+      <w:r>
+        <w:rPr>
+          <w:spacing w:val="-2"/>
+          <w:w w:val="90"/>
+          <w:lang w:val="pt-BR"/>
+        </w:rPr>
+        <w:t xml:space="preserve"> </w:t>
+      </w:r>
+      <w:proofErr w:type="spellStart"/>
+      <w:r>
+        <w:rPr>
+          <w:spacing w:val="-2"/>
+          <w:w w:val="90"/>
+          <w:lang w:val="pt-BR"/>
+        </w:rPr>
+        <w:t>Parallel</w:t>
+      </w:r>
+      <w:proofErr w:type="spellEnd"/>
+      <w:r>
+        <w:rPr>
+          <w:spacing w:val="-2"/>
+          <w:w w:val="90"/>
+          <w:lang w:val="pt-BR"/>
+        </w:rPr>
+        <w:t xml:space="preserve"> </w:t>
+      </w:r>
+      <w:proofErr w:type="spellStart"/>
+      <w:r>
+        <w:rPr>
+          <w:spacing w:val="-2"/>
+          <w:w w:val="90"/>
+          <w:lang w:val="pt-BR"/>
+        </w:rPr>
+        <w:t>Analysis</w:t>
+      </w:r>
+      <w:proofErr w:type="spellEnd"/>
+      <w:r>
+        <w:rPr>
+          <w:spacing w:val="-2"/>
+          <w:w w:val="90"/>
+          <w:lang w:val="pt-BR"/>
+        </w:rPr>
+        <w:t xml:space="preserve"> (</w:t>
+      </w:r>
+      <w:proofErr w:type="spellStart"/>
+      <w:r>
+        <w:rPr>
+          <w:spacing w:val="-2"/>
+          <w:w w:val="90"/>
+          <w:lang w:val="pt-BR"/>
+        </w:rPr>
+        <w:t>MinRes</w:t>
+      </w:r>
+      <w:proofErr w:type="spellEnd"/>
+      <w:r>
+        <w:rPr>
+          <w:spacing w:val="-2"/>
+          <w:w w:val="90"/>
+          <w:lang w:val="pt-BR"/>
+        </w:rPr>
+        <w:t>)</w:t>
+      </w:r>
+      <w:r>
+        <w:rPr>
+          <w:spacing w:val="-2"/>
+          <w:w w:val="90"/>
+          <w:lang w:val="pt-BR"/>
+        </w:rPr>
+        <w:t>.</w:t>
+      </w:r>
+    </w:p>
+    <w:p>
+      <w:pPr>
+        <w:pStyle w:val="BodyText"/>
+        <w:rPr>
+          <w:spacing w:val="-2"/>
+          <w:w w:val="90"/>
+          <w:lang w:val="pt-BR"/>
+        </w:rPr>
+      </w:pPr>
+      <w:proofErr w:type="gramStart"/>
+      <w:r>
+        <w:rPr>
+          <w:spacing w:val="-2"/>
+          <w:w w:val="90"/>
+          <w:lang w:val="pt-BR"/>
+        </w:rPr>
+        <w:t xml:space="preserve">  </w:t>
+      </w:r>
+      <w:proofErr w:type="spellStart"/>
+      <w:r>
+        <w:rPr>
+          <w:b/>
+          <w:bCs/>
+          <w:spacing w:val="-2"/>
+          <w:w w:val="90"/>
+          <w:lang w:val="pt-BR"/>
+        </w:rPr>
+        <w:t>Tables</w:t>
+      </w:r>
+      <w:proofErr w:type="spellEnd"/>
+      <w:proofErr w:type="gramEnd"/>
+      <w:r>
+        <w:rPr>
+          <w:b/>
+          <w:bCs/>
+          <w:spacing w:val="-2"/>
+          <w:w w:val="90"/>
+          <w:lang w:val="pt-BR"/>
+        </w:rPr>
+        <w:t xml:space="preserve"> / </w:t>
+      </w:r>
+      <w:proofErr w:type="spellStart"/>
+      <w:r>
+        <w:rPr>
+          <w:b/>
+          <w:bCs/>
+          <w:spacing w:val="-2"/>
+          <w:w w:val="90"/>
+          <w:lang w:val="pt-BR"/>
+        </w:rPr>
+        <w:t>CSVs</w:t>
+      </w:r>
+      <w:proofErr w:type="spellEnd"/>
+      <w:r>
+        <w:rPr>
+          <w:b/>
+          <w:bCs/>
+          <w:spacing w:val="-2"/>
+          <w:w w:val="90"/>
+          <w:lang w:val="pt-BR"/>
+        </w:rPr>
+        <w:t xml:space="preserve"> (</w:t>
+      </w:r>
+      <w:proofErr w:type="spellStart"/>
+      <w:r>
+        <w:rPr>
+          <w:b/>
+          <w:bCs/>
+          <w:spacing w:val="-2"/>
+          <w:w w:val="90"/>
+          <w:lang w:val="pt-BR"/>
+        </w:rPr>
+        <w:t>Oblimin</w:t>
+      </w:r>
+      <w:proofErr w:type="spellEnd"/>
+      <w:r>
+        <w:rPr>
+          <w:b/>
+          <w:bCs/>
+          <w:spacing w:val="-2"/>
+          <w:w w:val="90"/>
+          <w:lang w:val="pt-BR"/>
+        </w:rPr>
+        <w:t>/</w:t>
+      </w:r>
+      <w:proofErr w:type="spellStart"/>
+      <w:r>
+        <w:rPr>
+          <w:b/>
+          <w:bCs/>
+          <w:spacing w:val="-2"/>
+          <w:w w:val="90"/>
+          <w:lang w:val="pt-BR"/>
+        </w:rPr>
+        <w:t>Rotation</w:t>
+      </w:r>
+      <w:proofErr w:type="spellEnd"/>
+      <w:r>
+        <w:rPr>
+          <w:b/>
+          <w:bCs/>
+          <w:spacing w:val="-2"/>
+          <w:w w:val="90"/>
+          <w:lang w:val="pt-BR"/>
+        </w:rPr>
+        <w:t>):</w:t>
+      </w:r>
+    </w:p>
+    <w:p>
+      <w:pPr>
+        <w:pStyle w:val="BodyText"/>
+        <w:numPr>
+          <w:ilvl w:val="0"/>
+          <w:numId w:val="19"/>
+        </w:numPr>
+        <w:rPr>
+          <w:spacing w:val="-2"/>
+          <w:w w:val="90"/>
+          <w:lang w:val="pt-BR"/>
+        </w:rPr>
+      </w:pPr>
+      <w:r>
+        <w:rPr>
+          <w:spacing w:val="-2"/>
+          <w:w w:val="90"/>
+          <w:lang w:val="pt-BR"/>
+        </w:rPr>
+        <w:t>efa_factor_loadings_ordered.csv — Factor</w:t>
+      </w:r>
+      <w:r>
+        <w:rPr>
+          <w:spacing w:val="-2"/>
+          <w:w w:val="90"/>
+          <w:lang w:val="pt-BR"/>
+        </w:rPr>
+        <w:t xml:space="preserve"> </w:t>
+      </w:r>
+      <w:proofErr w:type="spellStart"/>
+      <w:r>
+        <w:rPr>
+          <w:spacing w:val="-2"/>
+          <w:w w:val="90"/>
+          <w:lang w:val="pt-BR"/>
+        </w:rPr>
+        <w:t>loadings</w:t>
+      </w:r>
+      <w:proofErr w:type="spellEnd"/>
+      <w:r>
+        <w:rPr>
+          <w:spacing w:val="-2"/>
+          <w:w w:val="90"/>
+          <w:lang w:val="pt-BR"/>
+        </w:rPr>
+        <w:t xml:space="preserve"> </w:t>
+      </w:r>
+      <w:proofErr w:type="spellStart"/>
+      <w:r>
+        <w:rPr>
+          <w:spacing w:val="-2"/>
+          <w:w w:val="90"/>
+          <w:lang w:val="pt-BR"/>
+        </w:rPr>
+        <w:t>matrix</w:t>
+      </w:r>
+      <w:proofErr w:type="spellEnd"/>
+      <w:r>
+        <w:rPr>
+          <w:spacing w:val="-2"/>
+          <w:w w:val="90"/>
+          <w:lang w:val="pt-BR"/>
+        </w:rPr>
+        <w:t xml:space="preserve"> </w:t>
+      </w:r>
+      <w:proofErr w:type="spellStart"/>
+      <w:r>
+        <w:rPr>
+          <w:spacing w:val="-2"/>
+          <w:w w:val="90"/>
+          <w:lang w:val="pt-BR"/>
+        </w:rPr>
+        <w:t>sorted</w:t>
+      </w:r>
+      <w:proofErr w:type="spellEnd"/>
+      <w:r>
+        <w:rPr>
+          <w:spacing w:val="-2"/>
+          <w:w w:val="90"/>
+          <w:lang w:val="pt-BR"/>
+        </w:rPr>
+        <w:t xml:space="preserve"> </w:t>
+      </w:r>
+      <w:proofErr w:type="spellStart"/>
+      <w:r>
+        <w:rPr>
+          <w:spacing w:val="-2"/>
+          <w:w w:val="90"/>
+          <w:lang w:val="pt-BR"/>
+        </w:rPr>
+        <w:t>by</w:t>
+      </w:r>
+      <w:proofErr w:type="spellEnd"/>
+      <w:r>
+        <w:rPr>
+          <w:spacing w:val="-2"/>
+          <w:w w:val="90"/>
+          <w:lang w:val="pt-BR"/>
+        </w:rPr>
+        <w:t xml:space="preserve"> </w:t>
+      </w:r>
+      <w:proofErr w:type="spellStart"/>
+      <w:r>
+        <w:rPr>
+          <w:spacing w:val="-2"/>
+          <w:w w:val="90"/>
+          <w:lang w:val="pt-BR"/>
+        </w:rPr>
+        <w:t>primary</w:t>
+      </w:r>
+      <w:proofErr w:type="spellEnd"/>
+      <w:r>
+        <w:rPr>
+          <w:spacing w:val="-2"/>
+          <w:w w:val="90"/>
+          <w:lang w:val="pt-BR"/>
+        </w:rPr>
+        <w:t xml:space="preserve"> </w:t>
+      </w:r>
+      <w:proofErr w:type="spellStart"/>
+      <w:r>
+        <w:rPr>
+          <w:spacing w:val="-2"/>
+          <w:w w:val="90"/>
+          <w:lang w:val="pt-BR"/>
+        </w:rPr>
+        <w:t>factor</w:t>
+      </w:r>
+      <w:proofErr w:type="spellEnd"/>
+      <w:r>
+        <w:rPr>
+          <w:spacing w:val="-2"/>
+          <w:w w:val="90"/>
+          <w:lang w:val="pt-BR"/>
+        </w:rPr>
+        <w:t xml:space="preserve"> </w:t>
+      </w:r>
+      <w:proofErr w:type="spellStart"/>
+      <w:r>
+        <w:rPr>
+          <w:spacing w:val="-2"/>
+          <w:w w:val="90"/>
+          <w:lang w:val="pt-BR"/>
+        </w:rPr>
+        <w:t>assignment</w:t>
+      </w:r>
+      <w:proofErr w:type="spellEnd"/>
+      <w:r>
+        <w:rPr>
+          <w:spacing w:val="-2"/>
+          <w:w w:val="90"/>
+          <w:lang w:val="pt-BR"/>
+        </w:rPr>
+        <w:t xml:space="preserve"> </w:t>
+      </w:r>
+      <w:proofErr w:type="spellStart"/>
+      <w:r>
+        <w:rPr>
+          <w:spacing w:val="-2"/>
+          <w:w w:val="90"/>
+          <w:lang w:val="pt-BR"/>
+        </w:rPr>
+        <w:t>and</w:t>
+      </w:r>
+      <w:proofErr w:type="spellEnd"/>
+      <w:r>
+        <w:rPr>
+          <w:spacing w:val="-2"/>
+          <w:w w:val="90"/>
+          <w:lang w:val="pt-BR"/>
+        </w:rPr>
+        <w:t xml:space="preserve"> </w:t>
+      </w:r>
+      <w:proofErr w:type="spellStart"/>
+      <w:r>
+        <w:rPr>
+          <w:spacing w:val="-2"/>
+          <w:w w:val="90"/>
+          <w:lang w:val="pt-BR"/>
+        </w:rPr>
+        <w:t>descending</w:t>
+      </w:r>
+      <w:proofErr w:type="spellEnd"/>
+      <w:r>
+        <w:rPr>
+          <w:spacing w:val="-2"/>
+          <w:w w:val="90"/>
+          <w:lang w:val="pt-BR"/>
+        </w:rPr>
+        <w:t xml:space="preserve"> </w:t>
+      </w:r>
+      <w:proofErr w:type="spellStart"/>
+      <w:r>
+        <w:rPr>
+          <w:spacing w:val="-2"/>
+          <w:w w:val="90"/>
+          <w:lang w:val="pt-BR"/>
+        </w:rPr>
+        <w:t>by</w:t>
+      </w:r>
+      <w:proofErr w:type="spellEnd"/>
+      <w:r>
+        <w:rPr>
+          <w:spacing w:val="-2"/>
+          <w:w w:val="90"/>
+          <w:lang w:val="pt-BR"/>
+        </w:rPr>
+        <w:t xml:space="preserve"> fator </w:t>
+      </w:r>
+      <w:proofErr w:type="spellStart"/>
+      <w:r>
+        <w:rPr>
+          <w:spacing w:val="-2"/>
+          <w:w w:val="90"/>
+          <w:lang w:val="pt-BR"/>
+        </w:rPr>
+        <w:t>loading</w:t>
+      </w:r>
+      <w:proofErr w:type="spellEnd"/>
+      <w:r>
+        <w:rPr>
+          <w:spacing w:val="-2"/>
+          <w:w w:val="90"/>
+          <w:lang w:val="pt-BR"/>
+        </w:rPr>
+        <w:t xml:space="preserve"> </w:t>
+      </w:r>
+      <w:proofErr w:type="spellStart"/>
+      <w:r>
+        <w:rPr>
+          <w:spacing w:val="-2"/>
+          <w:w w:val="90"/>
+          <w:lang w:val="pt-BR"/>
+        </w:rPr>
+        <w:t>value</w:t>
+      </w:r>
+      <w:proofErr w:type="spellEnd"/>
+      <w:r>
+        <w:rPr>
+          <w:spacing w:val="-2"/>
+          <w:w w:val="90"/>
+          <w:lang w:val="pt-BR"/>
+        </w:rPr>
+        <w:t>.</w:t>
+      </w:r>
+    </w:p>
+    <w:p>
+      <w:pPr>
+        <w:pStyle w:val="BodyText"/>
+        <w:numPr>
+          <w:ilvl w:val="0"/>
+          <w:numId w:val="19"/>
+        </w:numPr>
+        <w:rPr>
+          <w:spacing w:val="-2"/>
+          <w:w w:val="90"/>
+          <w:lang w:val="pt-BR"/>
+        </w:rPr>
+      </w:pPr>
+      <w:r>
+        <w:rPr>
+          <w:spacing w:val="-2"/>
+          <w:w w:val="90"/>
+          <w:lang w:val="pt-BR"/>
+        </w:rPr>
+        <w:t xml:space="preserve">efa_factor_correlations.csv — </w:t>
+      </w:r>
+      <w:proofErr w:type="spellStart"/>
+      <w:r>
+        <w:rPr>
+          <w:spacing w:val="-2"/>
+          <w:w w:val="90"/>
+          <w:lang w:val="pt-BR"/>
+        </w:rPr>
+        <w:t>Inter-factor</w:t>
+      </w:r>
+      <w:proofErr w:type="spellEnd"/>
+      <w:r>
+        <w:rPr>
+          <w:spacing w:val="-2"/>
+          <w:w w:val="90"/>
+          <w:lang w:val="pt-BR"/>
+        </w:rPr>
+        <w:t xml:space="preserve"> </w:t>
+      </w:r>
+      <w:proofErr w:type="spellStart"/>
+      <w:r>
+        <w:rPr>
+          <w:spacing w:val="-2"/>
+          <w:w w:val="90"/>
+          <w:lang w:val="pt-BR"/>
+        </w:rPr>
+        <w:t>correlation</w:t>
+      </w:r>
+      <w:proofErr w:type="spellEnd"/>
+      <w:r>
+        <w:rPr>
+          <w:spacing w:val="-2"/>
+          <w:w w:val="90"/>
+          <w:lang w:val="pt-BR"/>
+        </w:rPr>
+        <w:t xml:space="preserve"> </w:t>
+      </w:r>
+      <w:proofErr w:type="spellStart"/>
+      <w:r>
+        <w:rPr>
+          <w:spacing w:val="-2"/>
+          <w:w w:val="90"/>
+          <w:lang w:val="pt-BR"/>
+        </w:rPr>
+        <w:t>matrix</w:t>
+      </w:r>
+      <w:proofErr w:type="spellEnd"/>
+      <w:r>
+        <w:rPr>
+          <w:spacing w:val="-2"/>
+          <w:w w:val="90"/>
+          <w:lang w:val="pt-BR"/>
+        </w:rPr>
+        <w:t>.</w:t>
+      </w:r>
+    </w:p>
+    <w:p>
+      <w:pPr>
+        <w:pStyle w:val="BodyText"/>
+        <w:numPr>
+          <w:ilvl w:val="0"/>
+          <w:numId w:val="19"/>
+        </w:numPr>
+        <w:rPr>
+          <w:spacing w:val="-2"/>
+          <w:w w:val="90"/>
+          <w:lang w:val="pt-BR"/>
+        </w:rPr>
+      </w:pPr>
+      <w:r>
+        <w:rPr>
+          <w:spacing w:val="-2"/>
+          <w:w w:val="90"/>
+          <w:lang w:val="pt-BR"/>
+        </w:rPr>
+        <w:t xml:space="preserve">efa_global_fit_indices.csv — Model </w:t>
+      </w:r>
+      <w:proofErr w:type="spellStart"/>
+      <w:r>
+        <w:rPr>
+          <w:spacing w:val="-2"/>
+          <w:w w:val="90"/>
+          <w:lang w:val="pt-BR"/>
+        </w:rPr>
+        <w:t>fit</w:t>
+      </w:r>
+      <w:proofErr w:type="spellEnd"/>
+      <w:r>
+        <w:rPr>
+          <w:spacing w:val="-2"/>
+          <w:w w:val="90"/>
+          <w:lang w:val="pt-BR"/>
+        </w:rPr>
+        <w:t xml:space="preserve"> </w:t>
+      </w:r>
+      <w:proofErr w:type="spellStart"/>
+      <w:r>
+        <w:rPr>
+          <w:spacing w:val="-2"/>
+          <w:w w:val="90"/>
+          <w:lang w:val="pt-BR"/>
+        </w:rPr>
+        <w:t>indices</w:t>
+      </w:r>
+      <w:proofErr w:type="spellEnd"/>
+      <w:r>
+        <w:rPr>
+          <w:spacing w:val="-2"/>
+          <w:w w:val="90"/>
+          <w:lang w:val="pt-BR"/>
+        </w:rPr>
+        <w:t xml:space="preserve"> (TLI, RMSEA, RMSR, </w:t>
+      </w:r>
+      <w:proofErr w:type="spellStart"/>
+      <w:r>
+        <w:rPr>
+          <w:spacing w:val="-2"/>
+          <w:w w:val="90"/>
+          <w:lang w:val="pt-BR"/>
+        </w:rPr>
+        <w:t>and</w:t>
+      </w:r>
+      <w:proofErr w:type="spellEnd"/>
+      <w:r>
+        <w:rPr>
+          <w:spacing w:val="-2"/>
+          <w:w w:val="90"/>
+          <w:lang w:val="pt-BR"/>
+        </w:rPr>
+        <w:t xml:space="preserve"> BIC).</w:t>
+      </w:r>
+    </w:p>
+    <w:p>
+      <w:pPr>
+        <w:pStyle w:val="BodyText"/>
+        <w:rPr>
+          <w:spacing w:val="-2"/>
+          <w:w w:val="90"/>
+          <w:lang w:val="pt-BR"/>
+        </w:rPr>
+      </w:pPr>
+      <w:proofErr w:type="gramStart"/>
+      <w:r>
+        <w:rPr>
+          <w:spacing w:val="-2"/>
+          <w:w w:val="90"/>
+          <w:lang w:val="pt-BR"/>
+        </w:rPr>
+        <w:t xml:space="preserve">  </w:t>
+      </w:r>
+      <w:proofErr w:type="spellStart"/>
+      <w:r>
+        <w:rPr>
+          <w:b/>
+          <w:bCs/>
+          <w:spacing w:val="-2"/>
+          <w:w w:val="90"/>
+          <w:lang w:val="pt-BR"/>
+        </w:rPr>
+        <w:t>Tables</w:t>
+      </w:r>
+      <w:proofErr w:type="spellEnd"/>
+      <w:proofErr w:type="gramEnd"/>
+      <w:r>
+        <w:rPr>
+          <w:b/>
+          <w:bCs/>
+          <w:spacing w:val="-2"/>
+          <w:w w:val="90"/>
+          <w:lang w:val="pt-BR"/>
+        </w:rPr>
+        <w:t xml:space="preserve"> / </w:t>
+      </w:r>
+      <w:proofErr w:type="spellStart"/>
+      <w:r>
+        <w:rPr>
+          <w:b/>
+          <w:bCs/>
+          <w:spacing w:val="-2"/>
+          <w:w w:val="90"/>
+          <w:lang w:val="pt-BR"/>
+        </w:rPr>
+        <w:t>CSVs</w:t>
+      </w:r>
+      <w:proofErr w:type="spellEnd"/>
+      <w:r>
+        <w:rPr>
+          <w:b/>
+          <w:bCs/>
+          <w:spacing w:val="-2"/>
+          <w:w w:val="90"/>
+          <w:lang w:val="pt-BR"/>
+        </w:rPr>
+        <w:t xml:space="preserve"> (</w:t>
+      </w:r>
+      <w:proofErr w:type="spellStart"/>
+      <w:r>
+        <w:rPr>
+          <w:b/>
+          <w:bCs/>
+          <w:spacing w:val="-2"/>
+          <w:w w:val="90"/>
+          <w:lang w:val="pt-BR"/>
+        </w:rPr>
+        <w:t>Promax</w:t>
+      </w:r>
+      <w:proofErr w:type="spellEnd"/>
+      <w:r>
+        <w:rPr>
+          <w:b/>
+          <w:bCs/>
+          <w:spacing w:val="-2"/>
+          <w:w w:val="90"/>
+          <w:lang w:val="pt-BR"/>
+        </w:rPr>
+        <w:t xml:space="preserve"> </w:t>
+      </w:r>
+      <w:proofErr w:type="spellStart"/>
+      <w:r>
+        <w:rPr>
+          <w:b/>
+          <w:bCs/>
+          <w:spacing w:val="-2"/>
+          <w:w w:val="90"/>
+          <w:lang w:val="pt-BR"/>
+        </w:rPr>
+        <w:t>Rotation</w:t>
+      </w:r>
+      <w:proofErr w:type="spellEnd"/>
+      <w:r>
+        <w:rPr>
+          <w:b/>
+          <w:bCs/>
+          <w:spacing w:val="-2"/>
+          <w:w w:val="90"/>
+          <w:lang w:val="pt-BR"/>
+        </w:rPr>
+        <w:t>):</w:t>
+      </w:r>
+    </w:p>
+    <w:p>
+      <w:pPr>
+        <w:pStyle w:val="BodyText"/>
+        <w:numPr>
+          <w:ilvl w:val="0"/>
+          <w:numId w:val="20"/>
+        </w:numPr>
+        <w:rPr>
+          <w:spacing w:val="-2"/>
+          <w:w w:val="90"/>
+          <w:lang w:val="pt-BR"/>
+        </w:rPr>
+      </w:pPr>
+      <w:r>
+        <w:rPr>
+          <w:spacing w:val="-2"/>
+          <w:w w:val="90"/>
+          <w:lang w:val="pt-BR"/>
+        </w:rPr>
+        <w:t xml:space="preserve">efa_promax_factor_loadings_ordered.csv — </w:t>
+      </w:r>
+      <w:proofErr w:type="spellStart"/>
+      <w:r>
+        <w:rPr>
+          <w:spacing w:val="-2"/>
+          <w:w w:val="90"/>
+          <w:lang w:val="pt-BR"/>
+        </w:rPr>
+        <w:t>Sorted</w:t>
+      </w:r>
+      <w:proofErr w:type="spellEnd"/>
+      <w:r>
+        <w:rPr>
+          <w:spacing w:val="-2"/>
+          <w:w w:val="90"/>
+          <w:lang w:val="pt-BR"/>
+        </w:rPr>
+        <w:t xml:space="preserve"> </w:t>
+      </w:r>
+      <w:proofErr w:type="spellStart"/>
+      <w:r>
+        <w:rPr>
+          <w:spacing w:val="-2"/>
+          <w:w w:val="90"/>
+          <w:lang w:val="pt-BR"/>
+        </w:rPr>
+        <w:t>factor</w:t>
+      </w:r>
+      <w:proofErr w:type="spellEnd"/>
+      <w:r>
+        <w:rPr>
+          <w:spacing w:val="-2"/>
+          <w:w w:val="90"/>
+          <w:lang w:val="pt-BR"/>
+        </w:rPr>
+        <w:t xml:space="preserve"> </w:t>
+      </w:r>
+      <w:proofErr w:type="spellStart"/>
+      <w:r>
+        <w:rPr>
+          <w:spacing w:val="-2"/>
+          <w:w w:val="90"/>
+          <w:lang w:val="pt-BR"/>
+        </w:rPr>
+        <w:t>loadings</w:t>
+      </w:r>
+      <w:proofErr w:type="spellEnd"/>
+      <w:r>
+        <w:rPr>
+          <w:spacing w:val="-2"/>
+          <w:w w:val="90"/>
+          <w:lang w:val="pt-BR"/>
+        </w:rPr>
+        <w:t xml:space="preserve"> </w:t>
+      </w:r>
+      <w:proofErr w:type="spellStart"/>
+      <w:r>
+        <w:rPr>
+          <w:spacing w:val="-2"/>
+          <w:w w:val="90"/>
+          <w:lang w:val="pt-BR"/>
+        </w:rPr>
+        <w:t>matrix</w:t>
+      </w:r>
+      <w:proofErr w:type="spellEnd"/>
+      <w:r>
+        <w:rPr>
+          <w:spacing w:val="-2"/>
+          <w:w w:val="90"/>
+          <w:lang w:val="pt-BR"/>
+        </w:rPr>
+        <w:t xml:space="preserve"> for </w:t>
+      </w:r>
+      <w:proofErr w:type="spellStart"/>
+      <w:r>
+        <w:rPr>
+          <w:spacing w:val="-2"/>
+          <w:w w:val="90"/>
+          <w:lang w:val="pt-BR"/>
+        </w:rPr>
+        <w:t>the</w:t>
+      </w:r>
+      <w:proofErr w:type="spellEnd"/>
+      <w:r>
+        <w:rPr>
+          <w:spacing w:val="-2"/>
+          <w:w w:val="90"/>
+          <w:lang w:val="pt-BR"/>
+        </w:rPr>
+        <w:t xml:space="preserve"> </w:t>
+      </w:r>
+      <w:proofErr w:type="spellStart"/>
+      <w:r>
+        <w:rPr>
+          <w:spacing w:val="-2"/>
+          <w:w w:val="90"/>
+          <w:lang w:val="pt-BR"/>
+        </w:rPr>
+        <w:t>Promax</w:t>
+      </w:r>
+      <w:proofErr w:type="spellEnd"/>
+      <w:r>
+        <w:rPr>
+          <w:spacing w:val="-2"/>
+          <w:w w:val="90"/>
+          <w:lang w:val="pt-BR"/>
+        </w:rPr>
+        <w:t xml:space="preserve"> </w:t>
+      </w:r>
+      <w:proofErr w:type="spellStart"/>
+      <w:r>
+        <w:rPr>
+          <w:spacing w:val="-2"/>
+          <w:w w:val="90"/>
+          <w:lang w:val="pt-BR"/>
+        </w:rPr>
+        <w:t>solution</w:t>
+      </w:r>
+      <w:proofErr w:type="spellEnd"/>
+      <w:r>
+        <w:rPr>
+          <w:spacing w:val="-2"/>
+          <w:w w:val="90"/>
+          <w:lang w:val="pt-BR"/>
+        </w:rPr>
+        <w:t xml:space="preserve">, </w:t>
+      </w:r>
+    </w:p>
+    <w:p>
+      <w:pPr>
+        <w:pStyle w:val="BodyText"/>
+        <w:numPr>
+          <w:ilvl w:val="0"/>
+          <w:numId w:val="20"/>
+        </w:numPr>
+        <w:rPr>
+          <w:spacing w:val="-2"/>
+          <w:w w:val="90"/>
+          <w:lang w:val="pt-BR"/>
+        </w:rPr>
+      </w:pPr>
+      <w:r>
+        <w:rPr>
+          <w:spacing w:val="-2"/>
+          <w:w w:val="90"/>
+          <w:lang w:val="pt-BR"/>
+        </w:rPr>
+        <w:t xml:space="preserve">efa_promax_factor_correlations.csv — </w:t>
+      </w:r>
+      <w:proofErr w:type="spellStart"/>
+      <w:r>
+        <w:rPr>
+          <w:spacing w:val="-2"/>
+          <w:w w:val="90"/>
+          <w:lang w:val="pt-BR"/>
+        </w:rPr>
+        <w:t>Inter-factor</w:t>
+      </w:r>
+      <w:proofErr w:type="spellEnd"/>
+      <w:r>
+        <w:rPr>
+          <w:spacing w:val="-2"/>
+          <w:w w:val="90"/>
+          <w:lang w:val="pt-BR"/>
+        </w:rPr>
+        <w:t xml:space="preserve"> </w:t>
+      </w:r>
+      <w:proofErr w:type="spellStart"/>
+      <w:r>
+        <w:rPr>
+          <w:spacing w:val="-2"/>
+          <w:w w:val="90"/>
+          <w:lang w:val="pt-BR"/>
+        </w:rPr>
+        <w:t>correlation</w:t>
+      </w:r>
+      <w:proofErr w:type="spellEnd"/>
+      <w:r>
+        <w:rPr>
+          <w:spacing w:val="-2"/>
+          <w:w w:val="90"/>
+          <w:lang w:val="pt-BR"/>
+        </w:rPr>
+        <w:t xml:space="preserve"> </w:t>
+      </w:r>
+      <w:proofErr w:type="spellStart"/>
+      <w:r>
+        <w:rPr>
+          <w:spacing w:val="-2"/>
+          <w:w w:val="90"/>
+          <w:lang w:val="pt-BR"/>
+        </w:rPr>
+        <w:t>matrix</w:t>
+      </w:r>
+      <w:proofErr w:type="spellEnd"/>
+      <w:r>
+        <w:rPr>
+          <w:spacing w:val="-2"/>
+          <w:w w:val="90"/>
+          <w:lang w:val="pt-BR"/>
+        </w:rPr>
+        <w:t xml:space="preserve"> </w:t>
+      </w:r>
+      <w:proofErr w:type="spellStart"/>
+      <w:r>
+        <w:rPr>
+          <w:spacing w:val="-2"/>
+          <w:w w:val="90"/>
+          <w:lang w:val="pt-BR"/>
+        </w:rPr>
+        <w:t>under</w:t>
+      </w:r>
+      <w:proofErr w:type="spellEnd"/>
+      <w:r>
+        <w:rPr>
+          <w:spacing w:val="-2"/>
+          <w:w w:val="90"/>
+          <w:lang w:val="pt-BR"/>
+        </w:rPr>
+        <w:t xml:space="preserve"> </w:t>
+      </w:r>
+      <w:proofErr w:type="spellStart"/>
+      <w:r>
+        <w:rPr>
+          <w:spacing w:val="-2"/>
+          <w:w w:val="90"/>
+          <w:lang w:val="pt-BR"/>
+        </w:rPr>
+        <w:t>Promax</w:t>
+      </w:r>
+      <w:proofErr w:type="spellEnd"/>
+      <w:r>
+        <w:rPr>
+          <w:spacing w:val="-2"/>
+          <w:w w:val="90"/>
+          <w:lang w:val="pt-BR"/>
+        </w:rPr>
+        <w:t>.</w:t>
+      </w:r>
+    </w:p>
+    <w:p>
+      <w:pPr>
+        <w:pStyle w:val="BodyText"/>
+        <w:numPr>
+          <w:ilvl w:val="0"/>
+          <w:numId w:val="20"/>
+        </w:numPr>
+        <w:rPr>
+          <w:spacing w:val="-2"/>
+          <w:w w:val="90"/>
+          <w:lang w:val="pt-BR"/>
+        </w:rPr>
+      </w:pPr>
+      <w:r>
+        <w:rPr>
+          <w:spacing w:val="-2"/>
+          <w:w w:val="90"/>
+          <w:lang w:val="pt-BR"/>
+        </w:rPr>
+        <w:t xml:space="preserve">efa_promax_global_fit_indices.csv — Model </w:t>
+      </w:r>
+      <w:proofErr w:type="spellStart"/>
+      <w:r>
+        <w:rPr>
+          <w:spacing w:val="-2"/>
+          <w:w w:val="90"/>
+          <w:lang w:val="pt-BR"/>
+        </w:rPr>
+        <w:t>fit</w:t>
+      </w:r>
+      <w:proofErr w:type="spellEnd"/>
+      <w:r>
+        <w:rPr>
+          <w:spacing w:val="-2"/>
+          <w:w w:val="90"/>
+          <w:lang w:val="pt-BR"/>
+        </w:rPr>
+        <w:t xml:space="preserve"> </w:t>
+      </w:r>
+      <w:proofErr w:type="spellStart"/>
+      <w:r>
+        <w:rPr>
+          <w:spacing w:val="-2"/>
+          <w:w w:val="90"/>
+          <w:lang w:val="pt-BR"/>
+        </w:rPr>
+        <w:t>indices</w:t>
+      </w:r>
+      <w:proofErr w:type="spellEnd"/>
+      <w:r>
+        <w:rPr>
+          <w:spacing w:val="-2"/>
+          <w:w w:val="90"/>
+          <w:lang w:val="pt-BR"/>
+        </w:rPr>
+        <w:t xml:space="preserve"> for </w:t>
+      </w:r>
+      <w:proofErr w:type="spellStart"/>
+      <w:r>
+        <w:rPr>
+          <w:spacing w:val="-2"/>
+          <w:w w:val="90"/>
+          <w:lang w:val="pt-BR"/>
+        </w:rPr>
+        <w:t>the</w:t>
+      </w:r>
+      <w:proofErr w:type="spellEnd"/>
+      <w:r>
+        <w:rPr>
+          <w:spacing w:val="-2"/>
+          <w:w w:val="90"/>
+          <w:lang w:val="pt-BR"/>
+        </w:rPr>
+        <w:t xml:space="preserve"> </w:t>
+      </w:r>
+      <w:proofErr w:type="spellStart"/>
+      <w:r>
+        <w:rPr>
+          <w:spacing w:val="-2"/>
+          <w:w w:val="90"/>
+          <w:lang w:val="pt-BR"/>
+        </w:rPr>
+        <w:t>Promax</w:t>
+      </w:r>
+      <w:proofErr w:type="spellEnd"/>
+      <w:r>
+        <w:rPr>
+          <w:spacing w:val="-2"/>
+          <w:w w:val="90"/>
+          <w:lang w:val="pt-BR"/>
+        </w:rPr>
+        <w:t xml:space="preserve"> </w:t>
+      </w:r>
+      <w:proofErr w:type="spellStart"/>
+      <w:r>
+        <w:rPr>
+          <w:spacing w:val="-2"/>
+          <w:w w:val="90"/>
+          <w:lang w:val="pt-BR"/>
+        </w:rPr>
+        <w:t>solution</w:t>
+      </w:r>
+      <w:proofErr w:type="spellEnd"/>
+      <w:r>
+        <w:rPr>
+          <w:spacing w:val="-2"/>
+          <w:w w:val="90"/>
+          <w:lang w:val="pt-BR"/>
+        </w:rPr>
+        <w:t>.</w:t>
+      </w:r>
+    </w:p>
+    <w:p>
+      <w:pPr>
+        <w:pStyle w:val="BodyText"/>
+        <w:rPr>
+          <w:spacing w:val="-2"/>
+          <w:w w:val="90"/>
+          <w:lang w:val="pt-BR"/>
+        </w:rPr>
+      </w:pPr>
+    </w:p>
+    <w:p>
+      <w:pPr>
+        <w:pStyle w:val="BodyText"/>
+        <w:ind w:left="720"/>
+        <w:rPr>
+          <w:b/>
+          <w:bCs/>
+          <w:spacing w:val="-2"/>
+          <w:w w:val="90"/>
+          <w:lang w:val="pt-BR"/>
+        </w:rPr>
+      </w:pPr>
+    </w:p>
+    <w:p>
+      <w:pPr>
+        <w:pStyle w:val="BodyText"/>
+        <w:rPr>
+          <w:b/>
+          <w:bCs/>
+          <w:w w:val="90"/>
+          <w:lang w:val="pt-BR"/>
+        </w:rPr>
+      </w:pPr>
+      <w:r>
+        <w:rPr>
+          <w:b/>
+          <w:bCs/>
+          <w:w w:val="90"/>
+          <w:lang w:val="pt-BR"/>
+        </w:rPr>
+        <w:t>Processing</w:t>
+      </w:r>
+      <w:r>
+        <w:rPr>
+          <w:b/>
+          <w:bCs/>
+          <w:w w:val="90"/>
+          <w:lang w:val="pt-BR"/>
+        </w:rPr>
+        <w:t xml:space="preserve"> Details</w:t>
+      </w:r>
+    </w:p>
+    <w:p>
+      <w:pPr>
+        <w:pStyle w:val="BodyText"/>
+        <w:rPr>
+          <w:spacing w:val="-2"/>
+          <w:w w:val="90"/>
+          <w:lang w:val="pt-BR"/>
+        </w:rPr>
+      </w:pPr>
+      <w:proofErr w:type="spellStart"/>
+      <w:r>
+        <w:rPr>
+          <w:spacing w:val="-2"/>
+          <w:w w:val="90"/>
+          <w:lang w:val="pt-BR"/>
+        </w:rPr>
+        <w:t>This</w:t>
+      </w:r>
+      <w:proofErr w:type="spellEnd"/>
+      <w:r>
+        <w:rPr>
+          <w:spacing w:val="-2"/>
+          <w:w w:val="90"/>
+          <w:lang w:val="pt-BR"/>
+        </w:rPr>
+        <w:t xml:space="preserve"> script </w:t>
+      </w:r>
+      <w:proofErr w:type="spellStart"/>
+      <w:r>
+        <w:rPr>
+          <w:spacing w:val="-2"/>
+          <w:w w:val="90"/>
+          <w:lang w:val="pt-BR"/>
+        </w:rPr>
+        <w:t>was</w:t>
+      </w:r>
+      <w:proofErr w:type="spellEnd"/>
+      <w:r>
+        <w:rPr>
+          <w:spacing w:val="-2"/>
+          <w:w w:val="90"/>
+          <w:lang w:val="pt-BR"/>
+        </w:rPr>
+        <w:t xml:space="preserve"> </w:t>
+      </w:r>
+      <w:proofErr w:type="spellStart"/>
+      <w:r>
+        <w:rPr>
+          <w:spacing w:val="-2"/>
+          <w:w w:val="90"/>
+          <w:lang w:val="pt-BR"/>
+        </w:rPr>
+        <w:t>run</w:t>
+      </w:r>
+      <w:proofErr w:type="spellEnd"/>
+      <w:r>
+        <w:rPr>
+          <w:spacing w:val="-2"/>
+          <w:w w:val="90"/>
+          <w:lang w:val="pt-BR"/>
+        </w:rPr>
+        <w:t xml:space="preserve"> </w:t>
+      </w:r>
+      <w:proofErr w:type="spellStart"/>
+      <w:r>
+        <w:rPr>
+          <w:spacing w:val="-2"/>
+          <w:w w:val="90"/>
+          <w:lang w:val="pt-BR"/>
+        </w:rPr>
+        <w:t>twice</w:t>
+      </w:r>
+      <w:proofErr w:type="spellEnd"/>
+      <w:r>
+        <w:rPr>
+          <w:spacing w:val="-2"/>
+          <w:w w:val="90"/>
+          <w:lang w:val="pt-BR"/>
+        </w:rPr>
+        <w:t xml:space="preserve">: </w:t>
+      </w:r>
+      <w:proofErr w:type="spellStart"/>
+      <w:r>
+        <w:rPr>
+          <w:spacing w:val="-2"/>
+          <w:w w:val="90"/>
+          <w:lang w:val="pt-BR"/>
+        </w:rPr>
+        <w:t>once</w:t>
+      </w:r>
+      <w:proofErr w:type="spellEnd"/>
+      <w:r>
+        <w:rPr>
+          <w:spacing w:val="-2"/>
+          <w:w w:val="90"/>
+          <w:lang w:val="pt-BR"/>
+        </w:rPr>
+        <w:t xml:space="preserve"> </w:t>
+      </w:r>
+      <w:proofErr w:type="spellStart"/>
+      <w:r>
+        <w:rPr>
+          <w:spacing w:val="-2"/>
+          <w:w w:val="90"/>
+          <w:lang w:val="pt-BR"/>
+        </w:rPr>
+        <w:t>considering</w:t>
+      </w:r>
+      <w:proofErr w:type="spellEnd"/>
+      <w:r>
+        <w:rPr>
+          <w:spacing w:val="-2"/>
+          <w:w w:val="90"/>
+          <w:lang w:val="pt-BR"/>
+        </w:rPr>
+        <w:t xml:space="preserve"> 4 </w:t>
+      </w:r>
+      <w:proofErr w:type="spellStart"/>
+      <w:r>
+        <w:rPr>
+          <w:spacing w:val="-2"/>
+          <w:w w:val="90"/>
+          <w:lang w:val="pt-BR"/>
+        </w:rPr>
+        <w:t>factors</w:t>
+      </w:r>
+      <w:proofErr w:type="spellEnd"/>
+      <w:r>
+        <w:rPr>
+          <w:spacing w:val="-2"/>
+          <w:w w:val="90"/>
+          <w:lang w:val="pt-BR"/>
+        </w:rPr>
+        <w:t xml:space="preserve"> (</w:t>
+      </w:r>
+      <w:proofErr w:type="spellStart"/>
+      <w:r>
+        <w:rPr>
+          <w:spacing w:val="-2"/>
+          <w:w w:val="90"/>
+          <w:lang w:val="pt-BR"/>
+        </w:rPr>
+        <w:t>based</w:t>
+      </w:r>
+      <w:proofErr w:type="spellEnd"/>
+      <w:r>
+        <w:rPr>
+          <w:spacing w:val="-2"/>
+          <w:w w:val="90"/>
+          <w:lang w:val="pt-BR"/>
+        </w:rPr>
+        <w:t xml:space="preserve"> </w:t>
+      </w:r>
+      <w:proofErr w:type="spellStart"/>
+      <w:r>
+        <w:rPr>
+          <w:spacing w:val="-2"/>
+          <w:w w:val="90"/>
+          <w:lang w:val="pt-BR"/>
+        </w:rPr>
+        <w:t>on</w:t>
+      </w:r>
+      <w:proofErr w:type="spellEnd"/>
+      <w:r>
+        <w:rPr>
+          <w:spacing w:val="-2"/>
+          <w:w w:val="90"/>
+          <w:lang w:val="pt-BR"/>
+        </w:rPr>
+        <w:t xml:space="preserve"> </w:t>
+      </w:r>
+      <w:proofErr w:type="spellStart"/>
+      <w:r>
+        <w:rPr>
+          <w:spacing w:val="-2"/>
+          <w:w w:val="90"/>
+          <w:lang w:val="pt-BR"/>
+        </w:rPr>
+        <w:t>the</w:t>
+      </w:r>
+      <w:proofErr w:type="spellEnd"/>
+      <w:r>
+        <w:rPr>
+          <w:spacing w:val="-2"/>
+          <w:w w:val="90"/>
+          <w:lang w:val="pt-BR"/>
+        </w:rPr>
+        <w:t xml:space="preserve"> </w:t>
+      </w:r>
+      <w:proofErr w:type="spellStart"/>
+      <w:r>
+        <w:rPr>
+          <w:spacing w:val="-2"/>
+          <w:w w:val="90"/>
+          <w:lang w:val="pt-BR"/>
+        </w:rPr>
+        <w:t>scree</w:t>
+      </w:r>
+      <w:proofErr w:type="spellEnd"/>
+      <w:r>
+        <w:rPr>
+          <w:spacing w:val="-2"/>
+          <w:w w:val="90"/>
+          <w:lang w:val="pt-BR"/>
+        </w:rPr>
+        <w:t xml:space="preserve"> </w:t>
+      </w:r>
+      <w:proofErr w:type="spellStart"/>
+      <w:r>
+        <w:rPr>
+          <w:spacing w:val="-2"/>
+          <w:w w:val="90"/>
+          <w:lang w:val="pt-BR"/>
+        </w:rPr>
+        <w:t>plot</w:t>
+      </w:r>
+      <w:proofErr w:type="spellEnd"/>
+      <w:r>
+        <w:rPr>
+          <w:spacing w:val="-2"/>
+          <w:w w:val="90"/>
+          <w:lang w:val="pt-BR"/>
+        </w:rPr>
+        <w:t xml:space="preserve"> </w:t>
+      </w:r>
+      <w:proofErr w:type="spellStart"/>
+      <w:r>
+        <w:rPr>
+          <w:spacing w:val="-2"/>
+          <w:w w:val="90"/>
+          <w:lang w:val="pt-BR"/>
+        </w:rPr>
+        <w:t>result</w:t>
+      </w:r>
+      <w:proofErr w:type="spellEnd"/>
+      <w:r>
+        <w:rPr>
+          <w:spacing w:val="-2"/>
+          <w:w w:val="90"/>
+          <w:lang w:val="pt-BR"/>
+        </w:rPr>
+        <w:t xml:space="preserve">) </w:t>
+      </w:r>
+      <w:proofErr w:type="spellStart"/>
+      <w:r>
+        <w:rPr>
+          <w:spacing w:val="-2"/>
+          <w:w w:val="90"/>
+          <w:lang w:val="pt-BR"/>
+        </w:rPr>
+        <w:t>and</w:t>
+      </w:r>
+      <w:proofErr w:type="spellEnd"/>
+      <w:r>
+        <w:rPr>
+          <w:spacing w:val="-2"/>
+          <w:w w:val="90"/>
+          <w:lang w:val="pt-BR"/>
+        </w:rPr>
+        <w:t xml:space="preserve"> </w:t>
+      </w:r>
+      <w:proofErr w:type="spellStart"/>
+      <w:r>
+        <w:rPr>
+          <w:spacing w:val="-2"/>
+          <w:w w:val="90"/>
+          <w:lang w:val="pt-BR"/>
+        </w:rPr>
+        <w:t>again</w:t>
+      </w:r>
+      <w:proofErr w:type="spellEnd"/>
+      <w:r>
+        <w:rPr>
+          <w:spacing w:val="-2"/>
+          <w:w w:val="90"/>
+          <w:lang w:val="pt-BR"/>
+        </w:rPr>
+        <w:t xml:space="preserve"> </w:t>
+      </w:r>
+      <w:proofErr w:type="spellStart"/>
+      <w:r>
+        <w:rPr>
+          <w:spacing w:val="-2"/>
+          <w:w w:val="90"/>
+          <w:lang w:val="pt-BR"/>
+        </w:rPr>
+        <w:t>considering</w:t>
+      </w:r>
+      <w:proofErr w:type="spellEnd"/>
+      <w:r>
+        <w:rPr>
+          <w:spacing w:val="-2"/>
+          <w:w w:val="90"/>
+          <w:lang w:val="pt-BR"/>
+        </w:rPr>
+        <w:t xml:space="preserve"> 3 </w:t>
+      </w:r>
+      <w:proofErr w:type="spellStart"/>
+      <w:r>
+        <w:rPr>
+          <w:spacing w:val="-2"/>
+          <w:w w:val="90"/>
+          <w:lang w:val="pt-BR"/>
+        </w:rPr>
+        <w:t>factors</w:t>
+      </w:r>
+      <w:proofErr w:type="spellEnd"/>
+      <w:r>
+        <w:rPr>
+          <w:spacing w:val="-2"/>
+          <w:w w:val="90"/>
+          <w:lang w:val="pt-BR"/>
+        </w:rPr>
+        <w:t xml:space="preserve"> (</w:t>
+      </w:r>
+      <w:proofErr w:type="spellStart"/>
+      <w:r>
+        <w:rPr>
+          <w:spacing w:val="-2"/>
+          <w:w w:val="90"/>
+          <w:lang w:val="pt-BR"/>
+        </w:rPr>
+        <w:t>configured</w:t>
+      </w:r>
+      <w:proofErr w:type="spellEnd"/>
+      <w:r>
+        <w:rPr>
+          <w:spacing w:val="-2"/>
+          <w:w w:val="90"/>
+          <w:lang w:val="pt-BR"/>
+        </w:rPr>
+        <w:t xml:space="preserve"> </w:t>
+      </w:r>
+      <w:proofErr w:type="spellStart"/>
+      <w:r>
+        <w:rPr>
+          <w:spacing w:val="-2"/>
+          <w:w w:val="90"/>
+          <w:lang w:val="pt-BR"/>
+        </w:rPr>
+        <w:t>with</w:t>
+      </w:r>
+      <w:proofErr w:type="spellEnd"/>
+      <w:r>
+        <w:rPr>
+          <w:spacing w:val="-2"/>
+          <w:w w:val="90"/>
+          <w:lang w:val="pt-BR"/>
+        </w:rPr>
+        <w:t xml:space="preserve"> </w:t>
+      </w:r>
+      <w:proofErr w:type="spellStart"/>
+      <w:r>
+        <w:rPr>
+          <w:spacing w:val="-2"/>
+          <w:w w:val="90"/>
+          <w:lang w:val="pt-BR"/>
+        </w:rPr>
+        <w:t>k_factors</w:t>
+      </w:r>
+      <w:proofErr w:type="spellEnd"/>
+      <w:r>
+        <w:rPr>
+          <w:spacing w:val="-2"/>
+          <w:w w:val="90"/>
+          <w:lang w:val="pt-BR"/>
+        </w:rPr>
+        <w:t xml:space="preserve"> &lt;- 4</w:t>
+      </w:r>
+      <w:r>
+        <w:rPr>
+          <w:spacing w:val="-2"/>
+          <w:w w:val="90"/>
+          <w:lang w:val="pt-BR"/>
+        </w:rPr>
+        <w:t xml:space="preserve"> </w:t>
+      </w:r>
+      <w:proofErr w:type="spellStart"/>
+      <w:r>
+        <w:rPr>
+          <w:spacing w:val="-2"/>
+          <w:w w:val="90"/>
+          <w:lang w:val="pt-BR"/>
+        </w:rPr>
+        <w:t>or</w:t>
+      </w:r>
+      <w:proofErr w:type="spellEnd"/>
+      <w:r>
+        <w:rPr>
+          <w:spacing w:val="-2"/>
+          <w:w w:val="90"/>
+          <w:lang w:val="pt-BR"/>
+        </w:rPr>
+        <w:t xml:space="preserve"> 3 in </w:t>
+      </w:r>
+      <w:proofErr w:type="spellStart"/>
+      <w:r>
+        <w:rPr>
+          <w:spacing w:val="-2"/>
+          <w:w w:val="90"/>
+          <w:lang w:val="pt-BR"/>
+        </w:rPr>
+        <w:t>efa</w:t>
+      </w:r>
+      <w:proofErr w:type="spellEnd"/>
+      <w:r>
+        <w:rPr>
+          <w:spacing w:val="-2"/>
+          <w:w w:val="90"/>
+          <w:lang w:val="pt-BR"/>
+        </w:rPr>
+        <w:t xml:space="preserve"> </w:t>
+      </w:r>
+      <w:proofErr w:type="spellStart"/>
+      <w:r>
+        <w:rPr>
+          <w:spacing w:val="-2"/>
+          <w:w w:val="90"/>
+          <w:lang w:val="pt-BR"/>
+        </w:rPr>
+        <w:t>chunk</w:t>
+      </w:r>
+      <w:proofErr w:type="spellEnd"/>
+      <w:r>
+        <w:rPr>
+          <w:spacing w:val="-2"/>
+          <w:w w:val="90"/>
+          <w:lang w:val="pt-BR"/>
+        </w:rPr>
+        <w:t>}</w:t>
+      </w:r>
+    </w:p>
+    <w:p>
+      <w:pPr>
+        <w:pStyle w:val="BodyText"/>
+        <w:rPr>
+          <w:spacing w:val="-2"/>
+          <w:w w:val="90"/>
+          <w:lang w:val="pt-BR"/>
+        </w:rPr>
+      </w:pPr>
+    </w:p>
+    <w:p>
+      <w:pPr>
+        <w:pStyle w:val="BodyText"/>
+        <w:rPr>
+          <w:spacing w:val="-2"/>
+          <w:w w:val="90"/>
+          <w:lang w:val="pt-BR"/>
+        </w:rPr>
+      </w:pPr>
+    </w:p>
+    <w:p>
+      <w:pPr>
+        <w:pStyle w:val="BodyText"/>
+        <w:rPr>
+          <w:spacing w:val="-2"/>
+          <w:w w:val="90"/>
+          <w:lang w:val="pt-BR"/>
+        </w:rPr>
+      </w:pPr>
+    </w:p>
+    <w:p>
+      <w:pPr>
+        <w:pStyle w:val="Heading1"/>
+        <w:tabs>
+          <w:tab w:val="num" w:pos="720"/>
+        </w:tabs>
+        <w:ind w:left="862"/>
+        <w:rPr>
+          <w:b w:val="0"/>
+          <w:bCs w:val="0"/>
+          <w:spacing w:val="-2"/>
+          <w:w w:val="90"/>
+          <w:lang w:val="pt-BR"/>
+        </w:rPr>
+      </w:pPr>
+      <w:r>
+        <w:rPr>
+          <w:w w:val="90"/>
+          <w:lang w:val="pt-BR"/>
+        </w:rPr>
+        <w:t>Reproduce5 - Confirmatory factor analysis</w:t>
+      </w:r>
+    </w:p>
+    <w:p>
+      <w:pPr>
+        <w:pStyle w:val="Heading3"/>
+        <w:ind w:left="0" w:firstLine="0"/>
+        <w:rPr>
+          <w:w w:val="90"/>
+          <w:lang w:val="pt-BR"/>
+        </w:rPr>
+      </w:pPr>
+    </w:p>
+    <w:p>
+      <w:pPr>
+        <w:pStyle w:val="Heading3"/>
+        <w:ind w:left="0" w:firstLine="0"/>
+        <w:rPr>
+          <w:w w:val="90"/>
+          <w:lang w:val="pt-BR"/>
+        </w:rPr>
+      </w:pPr>
+      <w:r>
+        <w:rPr>
+          <w:w w:val="90"/>
+          <w:lang w:val="pt-BR"/>
+        </w:rPr>
+        <w:t xml:space="preserve">Notebook: </w:t>
+      </w:r>
+      <w:proofErr w:type="spellStart"/>
+      <w:r>
+        <w:rPr>
+          <w:w w:val="90"/>
+          <w:lang w:val="pt-BR"/>
+        </w:rPr>
+        <w:t>Val_</w:t>
+      </w:r>
+      <w:r>
+        <w:rPr>
+          <w:w w:val="90"/>
+          <w:lang w:val="pt-BR"/>
+        </w:rPr>
+        <w:t>x</w:t>
+      </w:r>
+      <w:proofErr w:type="spellEnd"/>
+    </w:p>
+    <w:p>
+      <w:pPr>
+        <w:pStyle w:val="Heading3"/>
+        <w:ind w:left="0" w:firstLine="0"/>
+        <w:rPr>
+          <w:w w:val="90"/>
+          <w:lang w:val="pt-BR"/>
+        </w:rPr>
+      </w:pPr>
+    </w:p>
+    <w:p>
+      <w:pPr>
+        <w:pStyle w:val="Heading3"/>
+        <w:ind w:left="0" w:firstLine="0"/>
+        <w:rPr>
+          <w:w w:val="90"/>
+          <w:lang w:val="pt-BR"/>
+        </w:rPr>
+      </w:pPr>
+      <w:proofErr w:type="spellStart"/>
+      <w:r>
+        <w:rPr>
+          <w:w w:val="90"/>
+          <w:lang w:val="pt-BR"/>
+        </w:rPr>
+        <w:t>Description</w:t>
+      </w:r>
+      <w:proofErr w:type="spellEnd"/>
+      <w:r>
+        <w:rPr>
+          <w:w w:val="90"/>
+          <w:lang w:val="pt-BR"/>
+        </w:rPr>
+        <w:t xml:space="preserve">: </w:t>
+      </w:r>
+    </w:p>
+    <w:p>
+      <w:pPr>
+        <w:pStyle w:val="BodyText"/>
+        <w:rPr>
+          <w:spacing w:val="-2"/>
+          <w:w w:val="90"/>
+          <w:lang w:val="pt-BR"/>
+        </w:rPr>
+      </w:pPr>
+      <w:proofErr w:type="spellStart"/>
+      <w:r>
+        <w:rPr>
+          <w:spacing w:val="-2"/>
+          <w:w w:val="90"/>
+          <w:lang w:val="pt-BR"/>
+        </w:rPr>
+        <w:t>This</w:t>
+      </w:r>
+      <w:proofErr w:type="spellEnd"/>
+      <w:r>
+        <w:rPr>
+          <w:spacing w:val="-2"/>
+          <w:w w:val="90"/>
+          <w:lang w:val="pt-BR"/>
+        </w:rPr>
+        <w:t xml:space="preserve"> notebook </w:t>
+      </w:r>
+    </w:p>
+    <w:p>
+      <w:pPr>
+        <w:pStyle w:val="BodyText"/>
+        <w:rPr>
+          <w:spacing w:val="-2"/>
+          <w:w w:val="90"/>
+          <w:lang w:val="pt-BR"/>
+        </w:rPr>
+      </w:pPr>
+    </w:p>
+    <w:p>
+      <w:pPr>
+        <w:pStyle w:val="Heading3"/>
+        <w:ind w:left="0" w:firstLine="0"/>
+        <w:rPr>
+          <w:w w:val="90"/>
+          <w:lang w:val="pt-BR"/>
+        </w:rPr>
+      </w:pPr>
+      <w:r>
+        <w:rPr>
+          <w:w w:val="90"/>
+          <w:lang w:val="pt-BR"/>
+        </w:rPr>
+        <w:t xml:space="preserve">Input File (folder Data): </w:t>
+      </w:r>
+    </w:p>
+    <w:p>
+      <w:pPr>
+        <w:pStyle w:val="BodyText"/>
+        <w:ind w:left="720"/>
+        <w:rPr>
+          <w:spacing w:val="-2"/>
+          <w:w w:val="90"/>
+          <w:lang w:val="pt-BR"/>
+        </w:rPr>
+      </w:pPr>
+      <w:r>
+        <w:rPr>
+          <w:spacing w:val="-2"/>
+          <w:w w:val="90"/>
+          <w:lang w:val="pt-BR"/>
+        </w:rPr>
+        <w:t>xxx</w:t>
+      </w:r>
+      <w:r>
+        <w:rPr>
+          <w:spacing w:val="-2"/>
+          <w:w w:val="90"/>
+          <w:lang w:val="pt-BR"/>
+        </w:rPr>
+        <w:t>.csv</w:t>
+      </w:r>
+    </w:p>
+    <w:p>
+      <w:pPr>
+        <w:pStyle w:val="Heading3"/>
+        <w:ind w:left="0" w:firstLine="0"/>
+        <w:rPr>
+          <w:w w:val="90"/>
+          <w:lang w:val="pt-BR"/>
+        </w:rPr>
+      </w:pPr>
+      <w:r>
+        <w:rPr>
+          <w:w w:val="90"/>
+          <w:lang w:val="pt-BR"/>
+        </w:rPr>
+        <w:t>Output File (folder Data_analysis)</w:t>
+      </w:r>
+    </w:p>
+    <w:p>
+      <w:pPr>
+        <w:pStyle w:val="BodyText"/>
+        <w:numPr>
+          <w:ilvl w:val="0"/>
+          <w:numId w:val="7"/>
+        </w:numPr>
+        <w:rPr>
+          <w:spacing w:val="-2"/>
+          <w:w w:val="90"/>
+          <w:lang w:val="pt-BR"/>
+        </w:rPr>
+      </w:pPr>
       <w:r>
         <w:rPr>
           <w:b/>
@@ -7714,7 +14453,6 @@
           <w:w w:val="90"/>
           <w:lang w:val="pt-BR"/>
         </w:rPr>
-        <w:lastRenderedPageBreak/>
         <w:t xml:space="preserve">This </w:t>
       </w:r>
       <w:r>
@@ -7725,6 +14463,16 @@
         </w:rPr>
         <w:t xml:space="preserve">script </w:t>
       </w:r>
+    </w:p>
+    <w:p>
+      <w:pPr>
+        <w:pStyle w:val="BodyText"/>
+        <w:rPr>
+          <w:spacing w:val="-2"/>
+          <w:w w:val="90"/>
+          <w:lang w:val="pt-BR"/>
+        </w:rPr>
+      </w:pPr>
     </w:p>
     <w:p>
       <w:pPr>
@@ -7766,7 +14514,39 @@
           <w:w w:val="90"/>
           <w:lang w:val="pt-BR"/>
         </w:rPr>
-        <w:t>Reproduce5 - Confirmatory factor analysis</w:t>
+        <w:t xml:space="preserve">Reproduce6 - </w:t>
+      </w:r>
+      <w:proofErr w:type="spellStart"/>
+      <w:r>
+        <w:rPr>
+          <w:w w:val="90"/>
+          <w:lang w:val="pt-BR"/>
+        </w:rPr>
+        <w:t>Analysis</w:t>
+      </w:r>
+      <w:proofErr w:type="spellEnd"/>
+      <w:r>
+        <w:rPr>
+          <w:w w:val="90"/>
+          <w:lang w:val="pt-BR"/>
+        </w:rPr>
+        <w:t xml:space="preserve"> </w:t>
+      </w:r>
+      <w:proofErr w:type="spellStart"/>
+      <w:r>
+        <w:rPr>
+          <w:w w:val="90"/>
+          <w:lang w:val="pt-BR"/>
+        </w:rPr>
+        <w:t>by</w:t>
+      </w:r>
+      <w:proofErr w:type="spellEnd"/>
+      <w:r>
+        <w:rPr>
+          <w:w w:val="90"/>
+          <w:lang w:val="pt-BR"/>
+        </w:rPr>
+        <w:t xml:space="preserve"> system</w:t>
       </w:r>
     </w:p>
     <w:p>
@@ -7781,34 +14561,6 @@
     </w:p>
     <w:p>
       <w:pPr>
-        <w:pStyle w:val="BodyText"/>
-        <w:rPr>
-          <w:spacing w:val="-2"/>
-          <w:w w:val="90"/>
-          <w:lang w:val="pt-BR"/>
-        </w:rPr>
-      </w:pPr>
-      <w:r>
-        <w:rPr>
-          <w:spacing w:val="-2"/>
-          <w:w w:val="90"/>
-          <w:lang w:val="pt-BR"/>
-        </w:rPr>
-        <w:t xml:space="preserve">This notebook </w:t>
-      </w:r>
-    </w:p>
-    <w:p>
-      <w:pPr>
-        <w:pStyle w:val="BodyText"/>
-        <w:rPr>
-          <w:spacing w:val="-2"/>
-          <w:w w:val="90"/>
-          <w:lang w:val="pt-BR"/>
-        </w:rPr>
-      </w:pPr>
-    </w:p>
-    <w:p>
-      <w:pPr>
         <w:pStyle w:val="Heading3"/>
         <w:ind w:left="0" w:firstLine="0"/>
         <w:rPr>
@@ -7821,35 +14573,24 @@
           <w:w w:val="90"/>
           <w:lang w:val="pt-BR"/>
         </w:rPr>
-        <w:t xml:space="preserve">Input File (folder Data): </w:t>
-      </w:r>
-    </w:p>
-    <w:p>
-      <w:pPr>
-        <w:pStyle w:val="BodyText"/>
-        <w:ind w:left="720"/>
-        <w:rPr>
-          <w:spacing w:val="-2"/>
-          <w:w w:val="90"/>
-          <w:lang w:val="pt-BR"/>
-        </w:rPr>
-      </w:pPr>
-      <w:r>
-        <w:rPr>
-          <w:spacing w:val="-2"/>
-          <w:w w:val="90"/>
-          <w:lang w:val="pt-BR"/>
-        </w:rPr>
-        <w:t>xxx</w:t>
-      </w:r>
-      <w:r>
-        <w:rPr>
-          <w:spacing w:val="-2"/>
-          <w:w w:val="90"/>
-          <w:lang w:val="pt-BR"/>
-        </w:rPr>
-        <w:t>.csv</w:t>
-      </w:r>
+        <w:t xml:space="preserve">Notebook: </w:t>
+      </w:r>
+      <w:proofErr w:type="spellStart"/>
+      <w:r>
+        <w:rPr>
+          <w:w w:val="90"/>
+          <w:lang w:val="pt-BR"/>
+        </w:rPr>
+        <w:t>Val_</w:t>
+      </w:r>
+      <w:r>
+        <w:rPr>
+          <w:w w:val="90"/>
+          <w:lang w:val="pt-BR"/>
+        </w:rPr>
+        <w:t>x</w:t>
+      </w:r>
+      <w:proofErr w:type="spellEnd"/>
     </w:p>
     <w:p>
       <w:pPr>
@@ -7860,289 +14601,6 @@
           <w:lang w:val="pt-BR"/>
         </w:rPr>
       </w:pPr>
-      <w:r>
-        <w:rPr>
-          <w:w w:val="90"/>
-          <w:lang w:val="pt-BR"/>
-        </w:rPr>
-        <w:t>Output File (folder Data_analysis)</w:t>
-      </w:r>
-    </w:p>
-    <w:p>
-      <w:pPr>
-        <w:pStyle w:val="BodyText"/>
-        <w:numPr>
-          <w:ilvl w:val="0"/>
-          <w:numId w:val="7"/>
-        </w:numPr>
-        <w:rPr>
-          <w:spacing w:val="-2"/>
-          <w:w w:val="90"/>
-          <w:lang w:val="pt-BR"/>
-        </w:rPr>
-      </w:pPr>
-      <w:r>
-        <w:rPr>
-          <w:b/>
-          <w:bCs/>
-          <w:spacing w:val="-2"/>
-          <w:w w:val="90"/>
-          <w:lang w:val="pt-BR"/>
-        </w:rPr>
-        <w:t>Visualizations:</w:t>
-      </w:r>
-    </w:p>
-    <w:p>
-      <w:pPr>
-        <w:pStyle w:val="BodyText"/>
-        <w:numPr>
-          <w:ilvl w:val="1"/>
-          <w:numId w:val="7"/>
-        </w:numPr>
-        <w:rPr>
-          <w:spacing w:val="-2"/>
-          <w:w w:val="90"/>
-          <w:lang w:val="pt-BR"/>
-        </w:rPr>
-      </w:pPr>
-      <w:r>
-        <w:rPr>
-          <w:spacing w:val="-2"/>
-          <w:w w:val="90"/>
-          <w:lang w:val="pt-BR"/>
-        </w:rPr>
-        <w:t>yyy</w:t>
-      </w:r>
-      <w:r>
-        <w:rPr>
-          <w:spacing w:val="-2"/>
-          <w:w w:val="90"/>
-          <w:lang w:val="pt-BR"/>
-        </w:rPr>
-        <w:t xml:space="preserve">.png:. </w:t>
-      </w:r>
-    </w:p>
-    <w:p>
-      <w:pPr>
-        <w:pStyle w:val="BodyText"/>
-        <w:numPr>
-          <w:ilvl w:val="0"/>
-          <w:numId w:val="7"/>
-        </w:numPr>
-        <w:rPr>
-          <w:spacing w:val="-2"/>
-          <w:w w:val="90"/>
-          <w:lang w:val="pt-BR"/>
-        </w:rPr>
-      </w:pPr>
-      <w:r>
-        <w:rPr>
-          <w:b/>
-          <w:bCs/>
-          <w:spacing w:val="-2"/>
-          <w:w w:val="90"/>
-          <w:lang w:val="pt-BR"/>
-        </w:rPr>
-        <w:t>Exported Data Files:</w:t>
-      </w:r>
-    </w:p>
-    <w:p>
-      <w:pPr>
-        <w:pStyle w:val="BodyText"/>
-        <w:numPr>
-          <w:ilvl w:val="1"/>
-          <w:numId w:val="7"/>
-        </w:numPr>
-        <w:rPr>
-          <w:spacing w:val="-2"/>
-          <w:w w:val="90"/>
-          <w:lang w:val="pt-BR"/>
-        </w:rPr>
-      </w:pPr>
-      <w:r>
-        <w:rPr>
-          <w:spacing w:val="-2"/>
-          <w:w w:val="90"/>
-          <w:lang w:val="pt-BR"/>
-        </w:rPr>
-        <w:t>xxx</w:t>
-      </w:r>
-      <w:r>
-        <w:rPr>
-          <w:spacing w:val="-2"/>
-          <w:w w:val="90"/>
-          <w:lang w:val="pt-BR"/>
-        </w:rPr>
-        <w:t>.csv</w:t>
-      </w:r>
-      <w:r>
-        <w:rPr>
-          <w:spacing w:val="-2"/>
-          <w:w w:val="90"/>
-          <w:lang w:val="pt-BR"/>
-        </w:rPr>
-        <w:t xml:space="preserve">: </w:t>
-      </w:r>
-      <w:r>
-        <w:rPr>
-          <w:spacing w:val="-2"/>
-          <w:w w:val="90"/>
-        </w:rPr>
-        <w:t>correlation calculated by scipy.stats.pearsonr</w:t>
-      </w:r>
-    </w:p>
-    <w:p>
-      <w:pPr>
-        <w:pStyle w:val="BodyText"/>
-        <w:ind w:left="720"/>
-        <w:rPr>
-          <w:b/>
-          <w:bCs/>
-          <w:spacing w:val="-2"/>
-          <w:w w:val="90"/>
-          <w:lang w:val="pt-BR"/>
-        </w:rPr>
-      </w:pPr>
-    </w:p>
-    <w:p>
-      <w:pPr>
-        <w:pStyle w:val="BodyText"/>
-        <w:rPr>
-          <w:b/>
-          <w:bCs/>
-          <w:w w:val="90"/>
-          <w:lang w:val="pt-BR"/>
-        </w:rPr>
-      </w:pPr>
-      <w:r>
-        <w:rPr>
-          <w:b/>
-          <w:bCs/>
-          <w:w w:val="90"/>
-          <w:lang w:val="pt-BR"/>
-        </w:rPr>
-        <w:t>Processing</w:t>
-      </w:r>
-      <w:r>
-        <w:rPr>
-          <w:b/>
-          <w:bCs/>
-          <w:w w:val="90"/>
-          <w:lang w:val="pt-BR"/>
-        </w:rPr>
-        <w:t xml:space="preserve"> Details</w:t>
-      </w:r>
-    </w:p>
-    <w:p>
-      <w:pPr>
-        <w:pStyle w:val="BodyText"/>
-        <w:rPr>
-          <w:spacing w:val="-2"/>
-          <w:w w:val="90"/>
-          <w:lang w:val="pt-BR"/>
-        </w:rPr>
-      </w:pPr>
-      <w:r>
-        <w:rPr>
-          <w:spacing w:val="-2"/>
-          <w:w w:val="90"/>
-          <w:lang w:val="pt-BR"/>
-        </w:rPr>
-        <w:t xml:space="preserve">This </w:t>
-      </w:r>
-      <w:r>
-        <w:rPr>
-          <w:spacing w:val="-2"/>
-          <w:w w:val="90"/>
-          <w:lang w:val="pt-BR"/>
-        </w:rPr>
-        <w:t xml:space="preserve">script </w:t>
-      </w:r>
-    </w:p>
-    <w:p>
-      <w:pPr>
-        <w:pStyle w:val="BodyText"/>
-        <w:rPr>
-          <w:spacing w:val="-2"/>
-          <w:w w:val="90"/>
-          <w:lang w:val="pt-BR"/>
-        </w:rPr>
-      </w:pPr>
-    </w:p>
-    <w:p>
-      <w:pPr>
-        <w:pStyle w:val="BodyText"/>
-        <w:rPr>
-          <w:spacing w:val="-2"/>
-          <w:w w:val="90"/>
-          <w:lang w:val="pt-BR"/>
-        </w:rPr>
-      </w:pPr>
-    </w:p>
-    <w:p>
-      <w:pPr>
-        <w:pStyle w:val="BodyText"/>
-        <w:rPr>
-          <w:spacing w:val="-2"/>
-          <w:w w:val="90"/>
-          <w:lang w:val="pt-BR"/>
-        </w:rPr>
-      </w:pPr>
-    </w:p>
-    <w:p>
-      <w:pPr>
-        <w:pStyle w:val="Heading1"/>
-        <w:tabs>
-          <w:tab w:val="num" w:pos="720"/>
-        </w:tabs>
-        <w:ind w:left="862"/>
-        <w:rPr>
-          <w:b w:val="0"/>
-          <w:bCs w:val="0"/>
-          <w:spacing w:val="-2"/>
-          <w:w w:val="90"/>
-          <w:lang w:val="pt-BR"/>
-        </w:rPr>
-      </w:pPr>
-      <w:r>
-        <w:rPr>
-          <w:w w:val="90"/>
-          <w:lang w:val="pt-BR"/>
-        </w:rPr>
-        <w:t xml:space="preserve">Reproduce6 - </w:t>
-      </w:r>
-      <w:proofErr w:type="spellStart"/>
-      <w:r>
-        <w:rPr>
-          <w:w w:val="90"/>
-          <w:lang w:val="pt-BR"/>
-        </w:rPr>
-        <w:t>Analysis</w:t>
-      </w:r>
-      <w:proofErr w:type="spellEnd"/>
-      <w:r>
-        <w:rPr>
-          <w:w w:val="90"/>
-          <w:lang w:val="pt-BR"/>
-        </w:rPr>
-        <w:t xml:space="preserve"> </w:t>
-      </w:r>
-      <w:proofErr w:type="spellStart"/>
-      <w:r>
-        <w:rPr>
-          <w:w w:val="90"/>
-          <w:lang w:val="pt-BR"/>
-        </w:rPr>
-        <w:t>by</w:t>
-      </w:r>
-      <w:proofErr w:type="spellEnd"/>
-      <w:r>
-        <w:rPr>
-          <w:w w:val="90"/>
-          <w:lang w:val="pt-BR"/>
-        </w:rPr>
-        <w:t xml:space="preserve"> system</w:t>
-      </w:r>
     </w:p>
     <w:p>
       <w:pPr>
@@ -8153,6 +14611,22 @@
           <w:lang w:val="pt-BR"/>
         </w:rPr>
       </w:pPr>
+      <w:proofErr w:type="spellStart"/>
+      <w:r>
+        <w:rPr>
+          <w:w w:val="90"/>
+          <w:lang w:val="pt-BR"/>
+        </w:rPr>
+        <w:t>Description</w:t>
+      </w:r>
+      <w:proofErr w:type="spellEnd"/>
+      <w:r>
+        <w:rPr>
+          <w:w w:val="90"/>
+          <w:lang w:val="pt-BR"/>
+        </w:rPr>
+        <w:t xml:space="preserve">: </w:t>
+      </w:r>
     </w:p>
     <w:p>
       <w:pPr>
@@ -8163,13 +14637,23 @@
           <w:lang w:val="pt-BR"/>
         </w:rPr>
       </w:pPr>
-      <w:r>
-        <w:rPr>
-          <w:spacing w:val="-2"/>
-          <w:w w:val="90"/>
-          <w:lang w:val="pt-BR"/>
-        </w:rPr>
-        <w:t xml:space="preserve">This notebook </w:t>
+      <w:proofErr w:type="spellStart"/>
+      <w:r>
+        <w:rPr>
+          <w:spacing w:val="-2"/>
+          <w:w w:val="90"/>
+          <w:lang w:val="pt-BR"/>
+        </w:rPr>
+        <w:t>This</w:t>
+      </w:r>
+      <w:proofErr w:type="spellEnd"/>
+      <w:r>
+        <w:rPr>
+          <w:spacing w:val="-2"/>
+          <w:w w:val="90"/>
+          <w:lang w:val="pt-BR"/>
+        </w:rPr>
+        <w:t xml:space="preserve"> notebook </w:t>
       </w:r>
     </w:p>
     <w:p>
@@ -8196,6 +14680,7 @@
           <w:w w:val="90"/>
           <w:lang w:val="pt-BR"/>
         </w:rPr>
+        <w:lastRenderedPageBreak/>
         <w:t xml:space="preserve">Input File (folder Data): </w:t>
       </w:r>
     </w:p>
@@ -8586,7 +15071,7 @@
         </mc:Choice>
         <mc:Fallback>
           <w:pict>
-            <v:shape w14:anchorId="4797E500" id="Graphic 2" o:spid="_x0000_s1026" style="position:absolute;margin-left:70.85pt;margin-top:758.75pt;width:453.55pt;height:.1pt;z-index:-251657728;visibility:visible;mso-wrap-style:square;mso-wrap-distance-left:0;mso-wrap-distance-top:0;mso-wrap-distance-right:0;mso-wrap-distance-bottom:0;mso-position-horizontal:absolute;mso-position-horizontal-relative:page;mso-position-vertical:absolute;mso-position-vertical-relative:page;v-text-anchor:top" coordsize="5760085,1270" o:gfxdata="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" path="m,l5759996,e" filled="f" strokeweight=".14039mm">
+            <v:shape w14:anchorId="6983B6F8" id="Graphic 2" o:spid="_x0000_s1026" style="position:absolute;margin-left:70.85pt;margin-top:758.75pt;width:453.55pt;height:.1pt;z-index:-251657728;visibility:visible;mso-wrap-style:square;mso-wrap-distance-left:0;mso-wrap-distance-top:0;mso-wrap-distance-right:0;mso-wrap-distance-bottom:0;mso-position-horizontal:absolute;mso-position-horizontal-relative:page;mso-position-vertical:absolute;mso-position-vertical-relative:page;v-text-anchor:top" coordsize="5760085,1270" o:gfxdata="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" path="m,l5759996,e" filled="f" strokeweight=".14039mm">
               <v:path arrowok="t"/>
               <w10:wrap anchorx="page" anchory="page"/>
             </v:shape>
@@ -8841,7 +15326,7 @@
         </mc:Choice>
         <mc:Fallback>
           <w:pict>
-            <v:shape w14:anchorId="63438842" id="Graphic 1" o:spid="_x0000_s1026" style="position:absolute;margin-left:70.85pt;margin-top:88pt;width:453.55pt;height:.1pt;z-index:-251660800;visibility:visible;mso-wrap-style:square;mso-wrap-distance-left:0;mso-wrap-distance-top:0;mso-wrap-distance-right:0;mso-wrap-distance-bottom:0;mso-position-horizontal:absolute;mso-position-horizontal-relative:page;mso-position-vertical:absolute;mso-position-vertical-relative:page;v-text-anchor:top" coordsize="5760085,1270" o:gfxdata="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" path="m,l5759996,e" filled="f" strokeweight=".14039mm">
+            <v:shape w14:anchorId="40CCE2DA" id="Graphic 1" o:spid="_x0000_s1026" style="position:absolute;margin-left:70.85pt;margin-top:88pt;width:453.55pt;height:.1pt;z-index:-251660800;visibility:visible;mso-wrap-style:square;mso-wrap-distance-left:0;mso-wrap-distance-top:0;mso-wrap-distance-right:0;mso-wrap-distance-bottom:0;mso-position-horizontal:absolute;mso-position-horizontal-relative:page;mso-position-vertical:absolute;mso-position-vertical-relative:page;v-text-anchor:top" coordsize="5760085,1270" o:gfxdata="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" path="m,l5759996,e" filled="f" strokeweight=".14039mm">
               <v:path arrowok="t"/>
               <w10:wrap anchorx="page" anchory="page"/>
             </v:shape>
@@ -9005,6 +15490,155 @@
     </w:lvl>
   </w:abstractNum>
   <w:abstractNum w:abstractNumId="1" w15:restartNumberingAfterBreak="0">
+    <w:nsid w:val="32A63817"/>
+    <w:multiLevelType w:val="multilevel"/>
+    <w:tmpl w:val="FCD2B63A"/>
+    <w:lvl w:ilvl="0">
+      <w:start w:val="1"/>
+      <w:numFmt w:val="bullet"/>
+      <w:lvlText w:val=""/>
+      <w:lvlJc w:val="left"/>
+      <w:pPr>
+        <w:tabs>
+          <w:tab w:val="num" w:pos="720"/>
+        </w:tabs>
+        <w:ind w:left="720" w:hanging="360"/>
+      </w:pPr>
+      <w:rPr>
+        <w:rFonts w:ascii="Symbol" w:hAnsi="Symbol" w:hint="default"/>
+        <w:sz w:val="20"/>
+      </w:rPr>
+    </w:lvl>
+    <w:lvl w:ilvl="1" w:tentative="1">
+      <w:start w:val="1"/>
+      <w:numFmt w:val="bullet"/>
+      <w:lvlText w:val="o"/>
+      <w:lvlJc w:val="left"/>
+      <w:pPr>
+        <w:tabs>
+          <w:tab w:val="num" w:pos="1440"/>
+        </w:tabs>
+        <w:ind w:left="1440" w:hanging="360"/>
+      </w:pPr>
+      <w:rPr>
+        <w:rFonts w:ascii="Courier New" w:hAnsi="Courier New" w:hint="default"/>
+        <w:sz w:val="20"/>
+      </w:rPr>
+    </w:lvl>
+    <w:lvl w:ilvl="2" w:tentative="1">
+      <w:start w:val="1"/>
+      <w:numFmt w:val="bullet"/>
+      <w:lvlText w:val=""/>
+      <w:lvlJc w:val="left"/>
+      <w:pPr>
+        <w:tabs>
+          <w:tab w:val="num" w:pos="2160"/>
+        </w:tabs>
+        <w:ind w:left="2160" w:hanging="360"/>
+      </w:pPr>
+      <w:rPr>
+        <w:rFonts w:ascii="Wingdings" w:hAnsi="Wingdings" w:hint="default"/>
+        <w:sz w:val="20"/>
+      </w:rPr>
+    </w:lvl>
+    <w:lvl w:ilvl="3" w:tentative="1">
+      <w:start w:val="1"/>
+      <w:numFmt w:val="bullet"/>
+      <w:lvlText w:val=""/>
+      <w:lvlJc w:val="left"/>
+      <w:pPr>
+        <w:tabs>
+          <w:tab w:val="num" w:pos="2880"/>
+        </w:tabs>
+        <w:ind w:left="2880" w:hanging="360"/>
+      </w:pPr>
+      <w:rPr>
+        <w:rFonts w:ascii="Wingdings" w:hAnsi="Wingdings" w:hint="default"/>
+        <w:sz w:val="20"/>
+      </w:rPr>
+    </w:lvl>
+    <w:lvl w:ilvl="4" w:tentative="1">
+      <w:start w:val="1"/>
+      <w:numFmt w:val="bullet"/>
+      <w:lvlText w:val=""/>
+      <w:lvlJc w:val="left"/>
+      <w:pPr>
+        <w:tabs>
+          <w:tab w:val="num" w:pos="3600"/>
+        </w:tabs>
+        <w:ind w:left="3600" w:hanging="360"/>
+      </w:pPr>
+      <w:rPr>
+        <w:rFonts w:ascii="Wingdings" w:hAnsi="Wingdings" w:hint="default"/>
+        <w:sz w:val="20"/>
+      </w:rPr>
+    </w:lvl>
+    <w:lvl w:ilvl="5" w:tentative="1">
+      <w:start w:val="1"/>
+      <w:numFmt w:val="bullet"/>
+      <w:lvlText w:val=""/>
+      <w:lvlJc w:val="left"/>
+      <w:pPr>
+        <w:tabs>
+          <w:tab w:val="num" w:pos="4320"/>
+        </w:tabs>
+        <w:ind w:left="4320" w:hanging="360"/>
+      </w:pPr>
+      <w:rPr>
+        <w:rFonts w:ascii="Wingdings" w:hAnsi="Wingdings" w:hint="default"/>
+        <w:sz w:val="20"/>
+      </w:rPr>
+    </w:lvl>
+    <w:lvl w:ilvl="6" w:tentative="1">
+      <w:start w:val="1"/>
+      <w:numFmt w:val="bullet"/>
+      <w:lvlText w:val=""/>
+      <w:lvlJc w:val="left"/>
+      <w:pPr>
+        <w:tabs>
+          <w:tab w:val="num" w:pos="5040"/>
+        </w:tabs>
+        <w:ind w:left="5040" w:hanging="360"/>
+      </w:pPr>
+      <w:rPr>
+        <w:rFonts w:ascii="Wingdings" w:hAnsi="Wingdings" w:hint="default"/>
+        <w:sz w:val="20"/>
+      </w:rPr>
+    </w:lvl>
+    <w:lvl w:ilvl="7" w:tentative="1">
+      <w:start w:val="1"/>
+      <w:numFmt w:val="bullet"/>
+      <w:lvlText w:val=""/>
+      <w:lvlJc w:val="left"/>
+      <w:pPr>
+        <w:tabs>
+          <w:tab w:val="num" w:pos="5760"/>
+        </w:tabs>
+        <w:ind w:left="5760" w:hanging="360"/>
+      </w:pPr>
+      <w:rPr>
+        <w:rFonts w:ascii="Wingdings" w:hAnsi="Wingdings" w:hint="default"/>
+        <w:sz w:val="20"/>
+      </w:rPr>
+    </w:lvl>
+    <w:lvl w:ilvl="8" w:tentative="1">
+      <w:start w:val="1"/>
+      <w:numFmt w:val="bullet"/>
+      <w:lvlText w:val=""/>
+      <w:lvlJc w:val="left"/>
+      <w:pPr>
+        <w:tabs>
+          <w:tab w:val="num" w:pos="6480"/>
+        </w:tabs>
+        <w:ind w:left="6480" w:hanging="360"/>
+      </w:pPr>
+      <w:rPr>
+        <w:rFonts w:ascii="Wingdings" w:hAnsi="Wingdings" w:hint="default"/>
+        <w:sz w:val="20"/>
+      </w:rPr>
+    </w:lvl>
+  </w:abstractNum>
+  <w:abstractNum w:abstractNumId="2" w15:restartNumberingAfterBreak="0">
     <w:nsid w:val="38AB2CD5"/>
     <w:multiLevelType w:val="multilevel"/>
     <w:tmpl w:val="3500B7AA"/>
@@ -9121,7 +15755,7 @@
       </w:pPr>
     </w:lvl>
   </w:abstractNum>
-  <w:abstractNum w:abstractNumId="2" w15:restartNumberingAfterBreak="0">
+  <w:abstractNum w:abstractNumId="3" w15:restartNumberingAfterBreak="0">
     <w:nsid w:val="3F167FF8"/>
     <w:multiLevelType w:val="hybridMultilevel"/>
     <w:tmpl w:val="91F8730C"/>
@@ -9210,7 +15844,7 @@
       </w:pPr>
     </w:lvl>
   </w:abstractNum>
-  <w:abstractNum w:abstractNumId="3" w15:restartNumberingAfterBreak="0">
+  <w:abstractNum w:abstractNumId="4" w15:restartNumberingAfterBreak="0">
     <w:nsid w:val="46A74210"/>
     <w:multiLevelType w:val="multilevel"/>
     <w:tmpl w:val="53D234C8"/>
@@ -9359,7 +15993,7 @@
       </w:rPr>
     </w:lvl>
   </w:abstractNum>
-  <w:abstractNum w:abstractNumId="4" w15:restartNumberingAfterBreak="0">
+  <w:abstractNum w:abstractNumId="5" w15:restartNumberingAfterBreak="0">
     <w:nsid w:val="48D12E70"/>
     <w:multiLevelType w:val="multilevel"/>
     <w:tmpl w:val="95D80154"/>
@@ -9508,7 +16142,156 @@
       </w:rPr>
     </w:lvl>
   </w:abstractNum>
-  <w:abstractNum w:abstractNumId="5" w15:restartNumberingAfterBreak="0">
+  <w:abstractNum w:abstractNumId="6" w15:restartNumberingAfterBreak="0">
+    <w:nsid w:val="4F0248C5"/>
+    <w:multiLevelType w:val="multilevel"/>
+    <w:tmpl w:val="D0166E8A"/>
+    <w:lvl w:ilvl="0">
+      <w:start w:val="1"/>
+      <w:numFmt w:val="bullet"/>
+      <w:lvlText w:val=""/>
+      <w:lvlJc w:val="left"/>
+      <w:pPr>
+        <w:tabs>
+          <w:tab w:val="num" w:pos="1080"/>
+        </w:tabs>
+        <w:ind w:left="1080" w:hanging="360"/>
+      </w:pPr>
+      <w:rPr>
+        <w:rFonts w:ascii="Symbol" w:hAnsi="Symbol" w:hint="default"/>
+        <w:sz w:val="20"/>
+      </w:rPr>
+    </w:lvl>
+    <w:lvl w:ilvl="1" w:tentative="1">
+      <w:start w:val="1"/>
+      <w:numFmt w:val="bullet"/>
+      <w:lvlText w:val="o"/>
+      <w:lvlJc w:val="left"/>
+      <w:pPr>
+        <w:tabs>
+          <w:tab w:val="num" w:pos="1800"/>
+        </w:tabs>
+        <w:ind w:left="1800" w:hanging="360"/>
+      </w:pPr>
+      <w:rPr>
+        <w:rFonts w:ascii="Courier New" w:hAnsi="Courier New" w:hint="default"/>
+        <w:sz w:val="20"/>
+      </w:rPr>
+    </w:lvl>
+    <w:lvl w:ilvl="2" w:tentative="1">
+      <w:start w:val="1"/>
+      <w:numFmt w:val="bullet"/>
+      <w:lvlText w:val=""/>
+      <w:lvlJc w:val="left"/>
+      <w:pPr>
+        <w:tabs>
+          <w:tab w:val="num" w:pos="2520"/>
+        </w:tabs>
+        <w:ind w:left="2520" w:hanging="360"/>
+      </w:pPr>
+      <w:rPr>
+        <w:rFonts w:ascii="Wingdings" w:hAnsi="Wingdings" w:hint="default"/>
+        <w:sz w:val="20"/>
+      </w:rPr>
+    </w:lvl>
+    <w:lvl w:ilvl="3" w:tentative="1">
+      <w:start w:val="1"/>
+      <w:numFmt w:val="bullet"/>
+      <w:lvlText w:val=""/>
+      <w:lvlJc w:val="left"/>
+      <w:pPr>
+        <w:tabs>
+          <w:tab w:val="num" w:pos="3240"/>
+        </w:tabs>
+        <w:ind w:left="3240" w:hanging="360"/>
+      </w:pPr>
+      <w:rPr>
+        <w:rFonts w:ascii="Wingdings" w:hAnsi="Wingdings" w:hint="default"/>
+        <w:sz w:val="20"/>
+      </w:rPr>
+    </w:lvl>
+    <w:lvl w:ilvl="4" w:tentative="1">
+      <w:start w:val="1"/>
+      <w:numFmt w:val="bullet"/>
+      <w:lvlText w:val=""/>
+      <w:lvlJc w:val="left"/>
+      <w:pPr>
+        <w:tabs>
+          <w:tab w:val="num" w:pos="3960"/>
+        </w:tabs>
+        <w:ind w:left="3960" w:hanging="360"/>
+      </w:pPr>
+      <w:rPr>
+        <w:rFonts w:ascii="Wingdings" w:hAnsi="Wingdings" w:hint="default"/>
+        <w:sz w:val="20"/>
+      </w:rPr>
+    </w:lvl>
+    <w:lvl w:ilvl="5" w:tentative="1">
+      <w:start w:val="1"/>
+      <w:numFmt w:val="bullet"/>
+      <w:lvlText w:val=""/>
+      <w:lvlJc w:val="left"/>
+      <w:pPr>
+        <w:tabs>
+          <w:tab w:val="num" w:pos="4680"/>
+        </w:tabs>
+        <w:ind w:left="4680" w:hanging="360"/>
+      </w:pPr>
+      <w:rPr>
+        <w:rFonts w:ascii="Wingdings" w:hAnsi="Wingdings" w:hint="default"/>
+        <w:sz w:val="20"/>
+      </w:rPr>
+    </w:lvl>
+    <w:lvl w:ilvl="6" w:tentative="1">
+      <w:start w:val="1"/>
+      <w:numFmt w:val="bullet"/>
+      <w:lvlText w:val=""/>
+      <w:lvlJc w:val="left"/>
+      <w:pPr>
+        <w:tabs>
+          <w:tab w:val="num" w:pos="5400"/>
+        </w:tabs>
+        <w:ind w:left="5400" w:hanging="360"/>
+      </w:pPr>
+      <w:rPr>
+        <w:rFonts w:ascii="Wingdings" w:hAnsi="Wingdings" w:hint="default"/>
+        <w:sz w:val="20"/>
+      </w:rPr>
+    </w:lvl>
+    <w:lvl w:ilvl="7" w:tentative="1">
+      <w:start w:val="1"/>
+      <w:numFmt w:val="bullet"/>
+      <w:lvlText w:val=""/>
+      <w:lvlJc w:val="left"/>
+      <w:pPr>
+        <w:tabs>
+          <w:tab w:val="num" w:pos="6120"/>
+        </w:tabs>
+        <w:ind w:left="6120" w:hanging="360"/>
+      </w:pPr>
+      <w:rPr>
+        <w:rFonts w:ascii="Wingdings" w:hAnsi="Wingdings" w:hint="default"/>
+        <w:sz w:val="20"/>
+      </w:rPr>
+    </w:lvl>
+    <w:lvl w:ilvl="8" w:tentative="1">
+      <w:start w:val="1"/>
+      <w:numFmt w:val="bullet"/>
+      <w:lvlText w:val=""/>
+      <w:lvlJc w:val="left"/>
+      <w:pPr>
+        <w:tabs>
+          <w:tab w:val="num" w:pos="6840"/>
+        </w:tabs>
+        <w:ind w:left="6840" w:hanging="360"/>
+      </w:pPr>
+      <w:rPr>
+        <w:rFonts w:ascii="Wingdings" w:hAnsi="Wingdings" w:hint="default"/>
+        <w:sz w:val="20"/>
+      </w:rPr>
+    </w:lvl>
+  </w:abstractNum>
+  <w:abstractNum w:abstractNumId="7" w15:restartNumberingAfterBreak="0">
     <w:nsid w:val="52722A4C"/>
     <w:multiLevelType w:val="multilevel"/>
     <w:tmpl w:val="6E54F87E"/>
@@ -9620,7 +16403,156 @@
       </w:pPr>
     </w:lvl>
   </w:abstractNum>
-  <w:abstractNum w:abstractNumId="6" w15:restartNumberingAfterBreak="0">
+  <w:abstractNum w:abstractNumId="8" w15:restartNumberingAfterBreak="0">
+    <w:nsid w:val="5B0177D2"/>
+    <w:multiLevelType w:val="multilevel"/>
+    <w:tmpl w:val="20884564"/>
+    <w:lvl w:ilvl="0">
+      <w:start w:val="1"/>
+      <w:numFmt w:val="bullet"/>
+      <w:lvlText w:val=""/>
+      <w:lvlJc w:val="left"/>
+      <w:pPr>
+        <w:tabs>
+          <w:tab w:val="num" w:pos="720"/>
+        </w:tabs>
+        <w:ind w:left="720" w:hanging="360"/>
+      </w:pPr>
+      <w:rPr>
+        <w:rFonts w:ascii="Symbol" w:hAnsi="Symbol" w:hint="default"/>
+        <w:sz w:val="20"/>
+      </w:rPr>
+    </w:lvl>
+    <w:lvl w:ilvl="1" w:tentative="1">
+      <w:start w:val="1"/>
+      <w:numFmt w:val="bullet"/>
+      <w:lvlText w:val="o"/>
+      <w:lvlJc w:val="left"/>
+      <w:pPr>
+        <w:tabs>
+          <w:tab w:val="num" w:pos="1440"/>
+        </w:tabs>
+        <w:ind w:left="1440" w:hanging="360"/>
+      </w:pPr>
+      <w:rPr>
+        <w:rFonts w:ascii="Courier New" w:hAnsi="Courier New" w:hint="default"/>
+        <w:sz w:val="20"/>
+      </w:rPr>
+    </w:lvl>
+    <w:lvl w:ilvl="2" w:tentative="1">
+      <w:start w:val="1"/>
+      <w:numFmt w:val="bullet"/>
+      <w:lvlText w:val=""/>
+      <w:lvlJc w:val="left"/>
+      <w:pPr>
+        <w:tabs>
+          <w:tab w:val="num" w:pos="2160"/>
+        </w:tabs>
+        <w:ind w:left="2160" w:hanging="360"/>
+      </w:pPr>
+      <w:rPr>
+        <w:rFonts w:ascii="Wingdings" w:hAnsi="Wingdings" w:hint="default"/>
+        <w:sz w:val="20"/>
+      </w:rPr>
+    </w:lvl>
+    <w:lvl w:ilvl="3" w:tentative="1">
+      <w:start w:val="1"/>
+      <w:numFmt w:val="bullet"/>
+      <w:lvlText w:val=""/>
+      <w:lvlJc w:val="left"/>
+      <w:pPr>
+        <w:tabs>
+          <w:tab w:val="num" w:pos="2880"/>
+        </w:tabs>
+        <w:ind w:left="2880" w:hanging="360"/>
+      </w:pPr>
+      <w:rPr>
+        <w:rFonts w:ascii="Wingdings" w:hAnsi="Wingdings" w:hint="default"/>
+        <w:sz w:val="20"/>
+      </w:rPr>
+    </w:lvl>
+    <w:lvl w:ilvl="4" w:tentative="1">
+      <w:start w:val="1"/>
+      <w:numFmt w:val="bullet"/>
+      <w:lvlText w:val=""/>
+      <w:lvlJc w:val="left"/>
+      <w:pPr>
+        <w:tabs>
+          <w:tab w:val="num" w:pos="3600"/>
+        </w:tabs>
+        <w:ind w:left="3600" w:hanging="360"/>
+      </w:pPr>
+      <w:rPr>
+        <w:rFonts w:ascii="Wingdings" w:hAnsi="Wingdings" w:hint="default"/>
+        <w:sz w:val="20"/>
+      </w:rPr>
+    </w:lvl>
+    <w:lvl w:ilvl="5" w:tentative="1">
+      <w:start w:val="1"/>
+      <w:numFmt w:val="bullet"/>
+      <w:lvlText w:val=""/>
+      <w:lvlJc w:val="left"/>
+      <w:pPr>
+        <w:tabs>
+          <w:tab w:val="num" w:pos="4320"/>
+        </w:tabs>
+        <w:ind w:left="4320" w:hanging="360"/>
+      </w:pPr>
+      <w:rPr>
+        <w:rFonts w:ascii="Wingdings" w:hAnsi="Wingdings" w:hint="default"/>
+        <w:sz w:val="20"/>
+      </w:rPr>
+    </w:lvl>
+    <w:lvl w:ilvl="6" w:tentative="1">
+      <w:start w:val="1"/>
+      <w:numFmt w:val="bullet"/>
+      <w:lvlText w:val=""/>
+      <w:lvlJc w:val="left"/>
+      <w:pPr>
+        <w:tabs>
+          <w:tab w:val="num" w:pos="5040"/>
+        </w:tabs>
+        <w:ind w:left="5040" w:hanging="360"/>
+      </w:pPr>
+      <w:rPr>
+        <w:rFonts w:ascii="Wingdings" w:hAnsi="Wingdings" w:hint="default"/>
+        <w:sz w:val="20"/>
+      </w:rPr>
+    </w:lvl>
+    <w:lvl w:ilvl="7" w:tentative="1">
+      <w:start w:val="1"/>
+      <w:numFmt w:val="bullet"/>
+      <w:lvlText w:val=""/>
+      <w:lvlJc w:val="left"/>
+      <w:pPr>
+        <w:tabs>
+          <w:tab w:val="num" w:pos="5760"/>
+        </w:tabs>
+        <w:ind w:left="5760" w:hanging="360"/>
+      </w:pPr>
+      <w:rPr>
+        <w:rFonts w:ascii="Wingdings" w:hAnsi="Wingdings" w:hint="default"/>
+        <w:sz w:val="20"/>
+      </w:rPr>
+    </w:lvl>
+    <w:lvl w:ilvl="8" w:tentative="1">
+      <w:start w:val="1"/>
+      <w:numFmt w:val="bullet"/>
+      <w:lvlText w:val=""/>
+      <w:lvlJc w:val="left"/>
+      <w:pPr>
+        <w:tabs>
+          <w:tab w:val="num" w:pos="6480"/>
+        </w:tabs>
+        <w:ind w:left="6480" w:hanging="360"/>
+      </w:pPr>
+      <w:rPr>
+        <w:rFonts w:ascii="Wingdings" w:hAnsi="Wingdings" w:hint="default"/>
+        <w:sz w:val="20"/>
+      </w:rPr>
+    </w:lvl>
+  </w:abstractNum>
+  <w:abstractNum w:abstractNumId="9" w15:restartNumberingAfterBreak="0">
     <w:nsid w:val="6AD002F4"/>
     <w:multiLevelType w:val="hybridMultilevel"/>
     <w:tmpl w:val="17DA8B20"/>
@@ -9733,7 +16665,7 @@
       </w:rPr>
     </w:lvl>
   </w:abstractNum>
-  <w:abstractNum w:abstractNumId="7" w15:restartNumberingAfterBreak="0">
+  <w:abstractNum w:abstractNumId="10" w15:restartNumberingAfterBreak="0">
     <w:nsid w:val="73BF2FDB"/>
     <w:multiLevelType w:val="hybridMultilevel"/>
     <w:tmpl w:val="00DA15F6"/>
@@ -9820,7 +16752,7 @@
       </w:pPr>
     </w:lvl>
   </w:abstractNum>
-  <w:abstractNum w:abstractNumId="8" w15:restartNumberingAfterBreak="0">
+  <w:abstractNum w:abstractNumId="11" w15:restartNumberingAfterBreak="0">
     <w:nsid w:val="7B925688"/>
     <w:multiLevelType w:val="multilevel"/>
     <w:tmpl w:val="CC383196"/>
@@ -9969,7 +16901,7 @@
       </w:rPr>
     </w:lvl>
   </w:abstractNum>
-  <w:abstractNum w:abstractNumId="9" w15:restartNumberingAfterBreak="0">
+  <w:abstractNum w:abstractNumId="12" w15:restartNumberingAfterBreak="0">
     <w:nsid w:val="7D8B003B"/>
     <w:multiLevelType w:val="multilevel"/>
     <w:tmpl w:val="155A8E60"/>
@@ -10118,7 +17050,7 @@
       </w:rPr>
     </w:lvl>
   </w:abstractNum>
-  <w:abstractNum w:abstractNumId="10" w15:restartNumberingAfterBreak="0">
+  <w:abstractNum w:abstractNumId="13" w15:restartNumberingAfterBreak="0">
     <w:nsid w:val="7EA25BF5"/>
     <w:multiLevelType w:val="hybridMultilevel"/>
     <w:tmpl w:val="FD0C3CEA"/>
@@ -10211,55 +17143,64 @@
     <w:abstractNumId w:val="0"/>
   </w:num>
   <w:num w:numId="2" w16cid:durableId="1008020004">
-    <w:abstractNumId w:val="6"/>
+    <w:abstractNumId w:val="9"/>
   </w:num>
   <w:num w:numId="3" w16cid:durableId="2058430444">
+    <w:abstractNumId w:val="7"/>
+  </w:num>
+  <w:num w:numId="4" w16cid:durableId="1045637779">
+    <w:abstractNumId w:val="10"/>
+  </w:num>
+  <w:num w:numId="5" w16cid:durableId="1758211369">
+    <w:abstractNumId w:val="11"/>
+  </w:num>
+  <w:num w:numId="6" w16cid:durableId="851988434">
+    <w:abstractNumId w:val="4"/>
+  </w:num>
+  <w:num w:numId="7" w16cid:durableId="848449241">
+    <w:abstractNumId w:val="12"/>
+  </w:num>
+  <w:num w:numId="8" w16cid:durableId="768429706">
     <w:abstractNumId w:val="5"/>
   </w:num>
-  <w:num w:numId="4" w16cid:durableId="1045637779">
-    <w:abstractNumId w:val="7"/>
+  <w:num w:numId="9" w16cid:durableId="1052776161">
+    <w:abstractNumId w:val="2"/>
   </w:num>
-  <w:num w:numId="5" w16cid:durableId="1758211369">
-    <w:abstractNumId w:val="8"/>
-  </w:num>
-  <w:num w:numId="6" w16cid:durableId="851988434">
+  <w:num w:numId="10" w16cid:durableId="570964917">
     <w:abstractNumId w:val="3"/>
   </w:num>
-  <w:num w:numId="7" w16cid:durableId="848449241">
-    <w:abstractNumId w:val="9"/>
-  </w:num>
-  <w:num w:numId="8" w16cid:durableId="768429706">
-    <w:abstractNumId w:val="4"/>
-  </w:num>
-  <w:num w:numId="9" w16cid:durableId="1052776161">
-    <w:abstractNumId w:val="1"/>
-  </w:num>
-  <w:num w:numId="10" w16cid:durableId="570964917">
-    <w:abstractNumId w:val="2"/>
-  </w:num>
   <w:num w:numId="11" w16cid:durableId="718283920">
-    <w:abstractNumId w:val="7"/>
+    <w:abstractNumId w:val="10"/>
     <w:lvlOverride w:ilvl="0">
       <w:startOverride w:val="1"/>
     </w:lvlOverride>
   </w:num>
   <w:num w:numId="12" w16cid:durableId="1614552364">
-    <w:abstractNumId w:val="7"/>
+    <w:abstractNumId w:val="10"/>
   </w:num>
   <w:num w:numId="13" w16cid:durableId="1459031990">
-    <w:abstractNumId w:val="7"/>
+    <w:abstractNumId w:val="10"/>
   </w:num>
   <w:num w:numId="14" w16cid:durableId="1635210654">
-    <w:abstractNumId w:val="7"/>
+    <w:abstractNumId w:val="10"/>
   </w:num>
   <w:num w:numId="15" w16cid:durableId="1852596941">
-    <w:abstractNumId w:val="7"/>
+    <w:abstractNumId w:val="10"/>
   </w:num>
   <w:num w:numId="16" w16cid:durableId="175585132">
-    <w:abstractNumId w:val="7"/>
+    <w:abstractNumId w:val="10"/>
   </w:num>
   <w:num w:numId="17" w16cid:durableId="2129395888">
-    <w:abstractNumId w:val="10"/>
+    <w:abstractNumId w:val="13"/>
+  </w:num>
+  <w:num w:numId="18" w16cid:durableId="262961701">
+    <w:abstractNumId w:val="6"/>
+  </w:num>
+  <w:num w:numId="19" w16cid:durableId="916019045">
+    <w:abstractNumId w:val="1"/>
+  </w:num>
+  <w:num w:numId="20" w16cid:durableId="1323586790">
+    <w:abstractNumId w:val="8"/>
   </w:num>
   <w:numIdMacAtCleanup w:val="7"/>
 </w:numbering>
@@ -10929,6 +17870,16 @@
       <w:szCs w:val="28"/>
     </w:rPr>
   </w:style>
+  <w:style w:type="character" w:styleId="PlaceholderText">
+    <w:name w:val="Placeholder Text"/>
+    <w:basedOn w:val="DefaultParagraphFont"/>
+    <w:uiPriority w:val="99"/>
+    <w:semiHidden/>
+    <w:rsid w:val="00BB7663"/>
+    <w:rPr>
+      <w:color w:val="666666"/>
+    </w:rPr>
+  </w:style>
 </w:styles>
 </file>
 

--- a/Readme - Notebooks - Validation phase.docx
+++ b/Readme - Notebooks - Validation phase.docx
@@ -1392,14 +1392,48 @@
           <w:szCs w:val="20"/>
           <w:lang w:val="pt-BR" w:eastAsia="pt-BR"/>
         </w:rPr>
-        <w:t>: “”, and SYSTEM: “</w:t>
-      </w:r>
-      <w:r>
-        <w:rPr>
-          <w:lang w:val="pt-BR"/>
-        </w:rPr>
-        <w:t>QuickSight</w:t>
-      </w:r>
+        <w:t xml:space="preserve">: “”, </w:t>
+      </w:r>
+      <w:proofErr w:type="spellStart"/>
+      <w:r>
+        <w:rPr>
+          <w:rFonts w:ascii="Arial" w:eastAsia="Times New Roman" w:hAnsi="Arial" w:cs="Arial"/>
+          <w:sz w:val="20"/>
+          <w:szCs w:val="20"/>
+          <w:lang w:val="pt-BR" w:eastAsia="pt-BR"/>
+        </w:rPr>
+        <w:t>and</w:t>
+      </w:r>
+      <w:proofErr w:type="spellEnd"/>
+      <w:r>
+        <w:rPr>
+          <w:rFonts w:ascii="Arial" w:eastAsia="Times New Roman" w:hAnsi="Arial" w:cs="Arial"/>
+          <w:sz w:val="20"/>
+          <w:szCs w:val="20"/>
+          <w:lang w:val="pt-BR" w:eastAsia="pt-BR"/>
+        </w:rPr>
+        <w:t xml:space="preserve"> SYSTEM: “</w:t>
+      </w:r>
+      <w:r>
+        <w:rPr>
+          <w:lang w:val="pt-BR"/>
+        </w:rPr>
+        <w:t>Quick</w:t>
+      </w:r>
+      <w:r>
+        <w:rPr>
+          <w:lang w:val="pt-BR"/>
+        </w:rPr>
+        <w:t xml:space="preserve"> </w:t>
+      </w:r>
+      <w:proofErr w:type="spellStart"/>
+      <w:r>
+        <w:rPr>
+          <w:lang w:val="pt-BR"/>
+        </w:rPr>
+        <w:t>Sight</w:t>
+      </w:r>
+      <w:proofErr w:type="spellEnd"/>
       <w:r>
         <w:rPr>
           <w:lang w:val="pt-BR"/>
@@ -8576,7 +8610,6 @@
           <w:lang w:val="pt-BR"/>
         </w:rPr>
       </w:pPr>
-      <w:proofErr w:type="spellStart"/>
       <w:r>
         <w:rPr>
           <w:b/>
@@ -8585,18 +8618,7 @@
           <w:w w:val="90"/>
           <w:lang w:val="pt-BR"/>
         </w:rPr>
-        <w:t>Exported</w:t>
-      </w:r>
-      <w:proofErr w:type="spellEnd"/>
-      <w:r>
-        <w:rPr>
-          <w:b/>
-          <w:bCs/>
-          <w:spacing w:val="-2"/>
-          <w:w w:val="90"/>
-          <w:lang w:val="pt-BR"/>
-        </w:rPr>
-        <w:t xml:space="preserve"> Data Files:</w:t>
+        <w:t>Data Files:</w:t>
       </w:r>
     </w:p>
     <w:p>
@@ -12365,10 +12387,6 @@
     <w:p>
       <w:pPr>
         <w:pStyle w:val="BodyText"/>
-        <w:numPr>
-          <w:ilvl w:val="0"/>
-          <w:numId w:val="7"/>
-        </w:numPr>
         <w:rPr>
           <w:spacing w:val="-2"/>
           <w:w w:val="90"/>
@@ -12581,16 +12599,6 @@
           <w:lang w:val="pt-BR"/>
         </w:rPr>
       </w:pPr>
-      <w:proofErr w:type="gramStart"/>
-      <w:r>
-        <w:rPr>
-          <w:spacing w:val="-2"/>
-          <w:w w:val="90"/>
-          <w:lang w:val="pt-BR"/>
-        </w:rPr>
-        <w:t xml:space="preserve">  </w:t>
-      </w:r>
-      <w:proofErr w:type="spellStart"/>
       <w:r>
         <w:rPr>
           <w:b/>
@@ -12599,85 +12607,7 @@
           <w:w w:val="90"/>
           <w:lang w:val="pt-BR"/>
         </w:rPr>
-        <w:t>Tables</w:t>
-      </w:r>
-      <w:proofErr w:type="spellEnd"/>
-      <w:proofErr w:type="gramEnd"/>
-      <w:r>
-        <w:rPr>
-          <w:b/>
-          <w:bCs/>
-          <w:spacing w:val="-2"/>
-          <w:w w:val="90"/>
-          <w:lang w:val="pt-BR"/>
-        </w:rPr>
-        <w:t xml:space="preserve"> / </w:t>
-      </w:r>
-      <w:proofErr w:type="spellStart"/>
-      <w:r>
-        <w:rPr>
-          <w:b/>
-          <w:bCs/>
-          <w:spacing w:val="-2"/>
-          <w:w w:val="90"/>
-          <w:lang w:val="pt-BR"/>
-        </w:rPr>
-        <w:t>CSVs</w:t>
-      </w:r>
-      <w:proofErr w:type="spellEnd"/>
-      <w:r>
-        <w:rPr>
-          <w:b/>
-          <w:bCs/>
-          <w:spacing w:val="-2"/>
-          <w:w w:val="90"/>
-          <w:lang w:val="pt-BR"/>
-        </w:rPr>
-        <w:t xml:space="preserve"> (</w:t>
-      </w:r>
-      <w:proofErr w:type="spellStart"/>
-      <w:r>
-        <w:rPr>
-          <w:b/>
-          <w:bCs/>
-          <w:spacing w:val="-2"/>
-          <w:w w:val="90"/>
-          <w:lang w:val="pt-BR"/>
-        </w:rPr>
-        <w:t>Oblimin</w:t>
-      </w:r>
-      <w:proofErr w:type="spellEnd"/>
-      <w:r>
-        <w:rPr>
-          <w:b/>
-          <w:bCs/>
-          <w:spacing w:val="-2"/>
-          <w:w w:val="90"/>
-          <w:lang w:val="pt-BR"/>
-        </w:rPr>
-        <w:t>/</w:t>
-      </w:r>
-      <w:proofErr w:type="spellStart"/>
-      <w:r>
-        <w:rPr>
-          <w:b/>
-          <w:bCs/>
-          <w:spacing w:val="-2"/>
-          <w:w w:val="90"/>
-          <w:lang w:val="pt-BR"/>
-        </w:rPr>
-        <w:t>Rotation</w:t>
-      </w:r>
-      <w:proofErr w:type="spellEnd"/>
-      <w:r>
-        <w:rPr>
-          <w:b/>
-          <w:bCs/>
-          <w:spacing w:val="-2"/>
-          <w:w w:val="90"/>
-          <w:lang w:val="pt-BR"/>
-        </w:rPr>
-        <w:t>):</w:t>
+        <w:t>Data files:</w:t>
       </w:r>
     </w:p>
     <w:p>
@@ -12693,6 +12623,64 @@
           <w:lang w:val="pt-BR"/>
         </w:rPr>
       </w:pPr>
+      <w:proofErr w:type="spellStart"/>
+      <w:r>
+        <w:rPr>
+          <w:b/>
+          <w:bCs/>
+          <w:spacing w:val="-2"/>
+          <w:w w:val="90"/>
+          <w:lang w:val="pt-BR"/>
+        </w:rPr>
+        <w:t>Oblimin</w:t>
+      </w:r>
+      <w:proofErr w:type="spellEnd"/>
+      <w:r>
+        <w:rPr>
+          <w:b/>
+          <w:bCs/>
+          <w:spacing w:val="-2"/>
+          <w:w w:val="90"/>
+          <w:lang w:val="pt-BR"/>
+        </w:rPr>
+        <w:t>/</w:t>
+      </w:r>
+      <w:proofErr w:type="spellStart"/>
+      <w:r>
+        <w:rPr>
+          <w:b/>
+          <w:bCs/>
+          <w:spacing w:val="-2"/>
+          <w:w w:val="90"/>
+          <w:lang w:val="pt-BR"/>
+        </w:rPr>
+        <w:t>Rotation</w:t>
+      </w:r>
+      <w:proofErr w:type="spellEnd"/>
+      <w:r>
+        <w:rPr>
+          <w:b/>
+          <w:bCs/>
+          <w:spacing w:val="-2"/>
+          <w:w w:val="90"/>
+          <w:lang w:val="pt-BR"/>
+        </w:rPr>
+        <w:t>:</w:t>
+      </w:r>
+    </w:p>
+    <w:p>
+      <w:pPr>
+        <w:pStyle w:val="BodyText"/>
+        <w:numPr>
+          <w:ilvl w:val="1"/>
+          <w:numId w:val="19"/>
+        </w:numPr>
+        <w:rPr>
+          <w:spacing w:val="-2"/>
+          <w:w w:val="90"/>
+          <w:lang w:val="pt-BR"/>
+        </w:rPr>
+      </w:pPr>
       <w:r>
         <w:rPr>
           <w:spacing w:val="-2"/>
@@ -12924,6 +12912,158 @@
           <w:lang w:val="pt-BR"/>
         </w:rPr>
         <w:t>.</w:t>
+      </w:r>
+    </w:p>
+    <w:p>
+      <w:pPr>
+        <w:pStyle w:val="BodyText"/>
+        <w:numPr>
+          <w:ilvl w:val="1"/>
+          <w:numId w:val="19"/>
+        </w:numPr>
+        <w:rPr>
+          <w:spacing w:val="-2"/>
+          <w:w w:val="90"/>
+          <w:lang w:val="pt-BR"/>
+        </w:rPr>
+      </w:pPr>
+      <w:r>
+        <w:rPr>
+          <w:spacing w:val="-2"/>
+          <w:w w:val="90"/>
+          <w:lang w:val="pt-BR"/>
+        </w:rPr>
+        <w:t xml:space="preserve">efa_factor_correlations.csv — </w:t>
+      </w:r>
+      <w:proofErr w:type="spellStart"/>
+      <w:r>
+        <w:rPr>
+          <w:spacing w:val="-2"/>
+          <w:w w:val="90"/>
+          <w:lang w:val="pt-BR"/>
+        </w:rPr>
+        <w:t>Inter-factor</w:t>
+      </w:r>
+      <w:proofErr w:type="spellEnd"/>
+      <w:r>
+        <w:rPr>
+          <w:spacing w:val="-2"/>
+          <w:w w:val="90"/>
+          <w:lang w:val="pt-BR"/>
+        </w:rPr>
+        <w:t xml:space="preserve"> </w:t>
+      </w:r>
+      <w:proofErr w:type="spellStart"/>
+      <w:r>
+        <w:rPr>
+          <w:spacing w:val="-2"/>
+          <w:w w:val="90"/>
+          <w:lang w:val="pt-BR"/>
+        </w:rPr>
+        <w:t>correlation</w:t>
+      </w:r>
+      <w:proofErr w:type="spellEnd"/>
+      <w:r>
+        <w:rPr>
+          <w:spacing w:val="-2"/>
+          <w:w w:val="90"/>
+          <w:lang w:val="pt-BR"/>
+        </w:rPr>
+        <w:t xml:space="preserve"> </w:t>
+      </w:r>
+      <w:proofErr w:type="spellStart"/>
+      <w:r>
+        <w:rPr>
+          <w:spacing w:val="-2"/>
+          <w:w w:val="90"/>
+          <w:lang w:val="pt-BR"/>
+        </w:rPr>
+        <w:t>matrix</w:t>
+      </w:r>
+      <w:proofErr w:type="spellEnd"/>
+      <w:r>
+        <w:rPr>
+          <w:spacing w:val="-2"/>
+          <w:w w:val="90"/>
+          <w:lang w:val="pt-BR"/>
+        </w:rPr>
+        <w:t>.</w:t>
+      </w:r>
+    </w:p>
+    <w:p>
+      <w:pPr>
+        <w:pStyle w:val="BodyText"/>
+        <w:numPr>
+          <w:ilvl w:val="1"/>
+          <w:numId w:val="19"/>
+        </w:numPr>
+        <w:rPr>
+          <w:spacing w:val="-2"/>
+          <w:w w:val="90"/>
+          <w:lang w:val="pt-BR"/>
+        </w:rPr>
+      </w:pPr>
+      <w:r>
+        <w:rPr>
+          <w:spacing w:val="-2"/>
+          <w:w w:val="90"/>
+          <w:lang w:val="pt-BR"/>
+        </w:rPr>
+        <w:t xml:space="preserve">efa_global_fit_indices.csv — Model </w:t>
+      </w:r>
+      <w:proofErr w:type="spellStart"/>
+      <w:r>
+        <w:rPr>
+          <w:spacing w:val="-2"/>
+          <w:w w:val="90"/>
+          <w:lang w:val="pt-BR"/>
+        </w:rPr>
+        <w:t>fit</w:t>
+      </w:r>
+      <w:proofErr w:type="spellEnd"/>
+      <w:r>
+        <w:rPr>
+          <w:spacing w:val="-2"/>
+          <w:w w:val="90"/>
+          <w:lang w:val="pt-BR"/>
+        </w:rPr>
+        <w:t xml:space="preserve"> </w:t>
+      </w:r>
+      <w:proofErr w:type="spellStart"/>
+      <w:r>
+        <w:rPr>
+          <w:spacing w:val="-2"/>
+          <w:w w:val="90"/>
+          <w:lang w:val="pt-BR"/>
+        </w:rPr>
+        <w:t>indices</w:t>
+      </w:r>
+      <w:proofErr w:type="spellEnd"/>
+      <w:r>
+        <w:rPr>
+          <w:spacing w:val="-2"/>
+          <w:w w:val="90"/>
+          <w:lang w:val="pt-BR"/>
+        </w:rPr>
+        <w:t xml:space="preserve"> (TLI, RMSEA, RMSR, </w:t>
+      </w:r>
+      <w:proofErr w:type="spellStart"/>
+      <w:r>
+        <w:rPr>
+          <w:spacing w:val="-2"/>
+          <w:w w:val="90"/>
+          <w:lang w:val="pt-BR"/>
+        </w:rPr>
+        <w:t>and</w:t>
+      </w:r>
+      <w:proofErr w:type="spellEnd"/>
+      <w:r>
+        <w:rPr>
+          <w:spacing w:val="-2"/>
+          <w:w w:val="90"/>
+          <w:lang w:val="pt-BR"/>
+        </w:rPr>
+        <w:t xml:space="preserve"> BIC).</w:t>
       </w:r>
     </w:p>
     <w:p>
@@ -12939,163 +13079,6 @@
           <w:lang w:val="pt-BR"/>
         </w:rPr>
       </w:pPr>
-      <w:r>
-        <w:rPr>
-          <w:spacing w:val="-2"/>
-          <w:w w:val="90"/>
-          <w:lang w:val="pt-BR"/>
-        </w:rPr>
-        <w:t xml:space="preserve">efa_factor_correlations.csv — </w:t>
-      </w:r>
-      <w:proofErr w:type="spellStart"/>
-      <w:r>
-        <w:rPr>
-          <w:spacing w:val="-2"/>
-          <w:w w:val="90"/>
-          <w:lang w:val="pt-BR"/>
-        </w:rPr>
-        <w:t>Inter-factor</w:t>
-      </w:r>
-      <w:proofErr w:type="spellEnd"/>
-      <w:r>
-        <w:rPr>
-          <w:spacing w:val="-2"/>
-          <w:w w:val="90"/>
-          <w:lang w:val="pt-BR"/>
-        </w:rPr>
-        <w:t xml:space="preserve"> </w:t>
-      </w:r>
-      <w:proofErr w:type="spellStart"/>
-      <w:r>
-        <w:rPr>
-          <w:spacing w:val="-2"/>
-          <w:w w:val="90"/>
-          <w:lang w:val="pt-BR"/>
-        </w:rPr>
-        <w:t>correlation</w:t>
-      </w:r>
-      <w:proofErr w:type="spellEnd"/>
-      <w:r>
-        <w:rPr>
-          <w:spacing w:val="-2"/>
-          <w:w w:val="90"/>
-          <w:lang w:val="pt-BR"/>
-        </w:rPr>
-        <w:t xml:space="preserve"> </w:t>
-      </w:r>
-      <w:proofErr w:type="spellStart"/>
-      <w:r>
-        <w:rPr>
-          <w:spacing w:val="-2"/>
-          <w:w w:val="90"/>
-          <w:lang w:val="pt-BR"/>
-        </w:rPr>
-        <w:t>matrix</w:t>
-      </w:r>
-      <w:proofErr w:type="spellEnd"/>
-      <w:r>
-        <w:rPr>
-          <w:spacing w:val="-2"/>
-          <w:w w:val="90"/>
-          <w:lang w:val="pt-BR"/>
-        </w:rPr>
-        <w:t>.</w:t>
-      </w:r>
-    </w:p>
-    <w:p>
-      <w:pPr>
-        <w:pStyle w:val="BodyText"/>
-        <w:numPr>
-          <w:ilvl w:val="0"/>
-          <w:numId w:val="19"/>
-        </w:numPr>
-        <w:rPr>
-          <w:spacing w:val="-2"/>
-          <w:w w:val="90"/>
-          <w:lang w:val="pt-BR"/>
-        </w:rPr>
-      </w:pPr>
-      <w:r>
-        <w:rPr>
-          <w:spacing w:val="-2"/>
-          <w:w w:val="90"/>
-          <w:lang w:val="pt-BR"/>
-        </w:rPr>
-        <w:t xml:space="preserve">efa_global_fit_indices.csv — Model </w:t>
-      </w:r>
-      <w:proofErr w:type="spellStart"/>
-      <w:r>
-        <w:rPr>
-          <w:spacing w:val="-2"/>
-          <w:w w:val="90"/>
-          <w:lang w:val="pt-BR"/>
-        </w:rPr>
-        <w:t>fit</w:t>
-      </w:r>
-      <w:proofErr w:type="spellEnd"/>
-      <w:r>
-        <w:rPr>
-          <w:spacing w:val="-2"/>
-          <w:w w:val="90"/>
-          <w:lang w:val="pt-BR"/>
-        </w:rPr>
-        <w:t xml:space="preserve"> </w:t>
-      </w:r>
-      <w:proofErr w:type="spellStart"/>
-      <w:r>
-        <w:rPr>
-          <w:spacing w:val="-2"/>
-          <w:w w:val="90"/>
-          <w:lang w:val="pt-BR"/>
-        </w:rPr>
-        <w:t>indices</w:t>
-      </w:r>
-      <w:proofErr w:type="spellEnd"/>
-      <w:r>
-        <w:rPr>
-          <w:spacing w:val="-2"/>
-          <w:w w:val="90"/>
-          <w:lang w:val="pt-BR"/>
-        </w:rPr>
-        <w:t xml:space="preserve"> (TLI, RMSEA, RMSR, </w:t>
-      </w:r>
-      <w:proofErr w:type="spellStart"/>
-      <w:r>
-        <w:rPr>
-          <w:spacing w:val="-2"/>
-          <w:w w:val="90"/>
-          <w:lang w:val="pt-BR"/>
-        </w:rPr>
-        <w:t>and</w:t>
-      </w:r>
-      <w:proofErr w:type="spellEnd"/>
-      <w:r>
-        <w:rPr>
-          <w:spacing w:val="-2"/>
-          <w:w w:val="90"/>
-          <w:lang w:val="pt-BR"/>
-        </w:rPr>
-        <w:t xml:space="preserve"> BIC).</w:t>
-      </w:r>
-    </w:p>
-    <w:p>
-      <w:pPr>
-        <w:pStyle w:val="BodyText"/>
-        <w:rPr>
-          <w:spacing w:val="-2"/>
-          <w:w w:val="90"/>
-          <w:lang w:val="pt-BR"/>
-        </w:rPr>
-      </w:pPr>
-      <w:proofErr w:type="gramStart"/>
-      <w:r>
-        <w:rPr>
-          <w:spacing w:val="-2"/>
-          <w:w w:val="90"/>
-          <w:lang w:val="pt-BR"/>
-        </w:rPr>
-        <w:t xml:space="preserve">  </w:t>
-      </w:r>
       <w:proofErr w:type="spellStart"/>
       <w:r>
         <w:rPr>
@@ -13105,10 +13088,9 @@
           <w:w w:val="90"/>
           <w:lang w:val="pt-BR"/>
         </w:rPr>
-        <w:t>Tables</w:t>
-      </w:r>
-      <w:proofErr w:type="spellEnd"/>
-      <w:proofErr w:type="gramEnd"/>
+        <w:t>Promax</w:t>
+      </w:r>
+      <w:proofErr w:type="spellEnd"/>
       <w:r>
         <w:rPr>
           <w:b/>
@@ -13117,7 +13099,7 @@
           <w:w w:val="90"/>
           <w:lang w:val="pt-BR"/>
         </w:rPr>
-        <w:t xml:space="preserve"> / </w:t>
+        <w:t xml:space="preserve"> </w:t>
       </w:r>
       <w:proofErr w:type="spellStart"/>
       <w:r>
@@ -13128,7 +13110,7 @@
           <w:w w:val="90"/>
           <w:lang w:val="pt-BR"/>
         </w:rPr>
-        <w:t>CSVs</w:t>
+        <w:t>Rotation</w:t>
       </w:r>
       <w:proofErr w:type="spellEnd"/>
       <w:r>
@@ -13139,51 +13121,7 @@
           <w:w w:val="90"/>
           <w:lang w:val="pt-BR"/>
         </w:rPr>
-        <w:t xml:space="preserve"> (</w:t>
-      </w:r>
-      <w:proofErr w:type="spellStart"/>
-      <w:r>
-        <w:rPr>
-          <w:b/>
-          <w:bCs/>
-          <w:spacing w:val="-2"/>
-          <w:w w:val="90"/>
-          <w:lang w:val="pt-BR"/>
-        </w:rPr>
-        <w:t>Promax</w:t>
-      </w:r>
-      <w:proofErr w:type="spellEnd"/>
-      <w:r>
-        <w:rPr>
-          <w:b/>
-          <w:bCs/>
-          <w:spacing w:val="-2"/>
-          <w:w w:val="90"/>
-          <w:lang w:val="pt-BR"/>
-        </w:rPr>
-        <w:t xml:space="preserve"> </w:t>
-      </w:r>
-      <w:proofErr w:type="spellStart"/>
-      <w:r>
-        <w:rPr>
-          <w:b/>
-          <w:bCs/>
-          <w:spacing w:val="-2"/>
-          <w:w w:val="90"/>
-          <w:lang w:val="pt-BR"/>
-        </w:rPr>
-        <w:t>Rotation</w:t>
-      </w:r>
-      <w:proofErr w:type="spellEnd"/>
-      <w:r>
-        <w:rPr>
-          <w:b/>
-          <w:bCs/>
-          <w:spacing w:val="-2"/>
-          <w:w w:val="90"/>
-          <w:lang w:val="pt-BR"/>
-        </w:rPr>
-        <w:t>):</w:t>
+        <w:t>:</w:t>
       </w:r>
     </w:p>
     <w:p>
@@ -14121,22 +14059,13 @@
         </w:rPr>
         <w:t xml:space="preserve">Notebook: </w:t>
       </w:r>
-      <w:proofErr w:type="spellStart"/>
-      <w:r>
-        <w:rPr>
-          <w:w w:val="90"/>
-          <w:lang w:val="pt-BR"/>
-        </w:rPr>
-        <w:t>Val_</w:t>
-      </w:r>
-      <w:r>
-        <w:rPr>
-          <w:w w:val="90"/>
-          <w:lang w:val="pt-BR"/>
-        </w:rPr>
-        <w:t>x</w:t>
-      </w:r>
-      <w:proofErr w:type="spellEnd"/>
+      <w:r>
+        <w:rPr>
+          <w:w w:val="90"/>
+          <w:lang w:val="pt-BR"/>
+        </w:rPr>
+        <w:t>Val_5-Reliability+MG-CFA</w:t>
+      </w:r>
     </w:p>
     <w:p>
       <w:pPr>
@@ -14199,13 +14128,1305 @@
           <w:w w:val="90"/>
           <w:lang w:val="pt-BR"/>
         </w:rPr>
-        <w:t xml:space="preserve"> notebook </w:t>
+        <w:t xml:space="preserve"> R </w:t>
+      </w:r>
+      <w:proofErr w:type="spellStart"/>
+      <w:r>
+        <w:rPr>
+          <w:spacing w:val="-2"/>
+          <w:w w:val="90"/>
+          <w:lang w:val="pt-BR"/>
+        </w:rPr>
+        <w:t>Markdown</w:t>
+      </w:r>
+      <w:proofErr w:type="spellEnd"/>
+      <w:r>
+        <w:rPr>
+          <w:spacing w:val="-2"/>
+          <w:w w:val="90"/>
+          <w:lang w:val="pt-BR"/>
+        </w:rPr>
+        <w:t xml:space="preserve"> script </w:t>
+      </w:r>
+      <w:proofErr w:type="spellStart"/>
+      <w:r>
+        <w:rPr>
+          <w:spacing w:val="-2"/>
+          <w:w w:val="90"/>
+          <w:lang w:val="pt-BR"/>
+        </w:rPr>
+        <w:t>performs</w:t>
+      </w:r>
+      <w:proofErr w:type="spellEnd"/>
+      <w:r>
+        <w:rPr>
+          <w:spacing w:val="-2"/>
+          <w:w w:val="90"/>
+          <w:lang w:val="pt-BR"/>
+        </w:rPr>
+        <w:t xml:space="preserve"> </w:t>
+      </w:r>
+      <w:proofErr w:type="spellStart"/>
+      <w:r>
+        <w:rPr>
+          <w:spacing w:val="-2"/>
+          <w:w w:val="90"/>
+          <w:lang w:val="pt-BR"/>
+        </w:rPr>
+        <w:t>validation</w:t>
+      </w:r>
+      <w:proofErr w:type="spellEnd"/>
+      <w:r>
+        <w:rPr>
+          <w:spacing w:val="-2"/>
+          <w:w w:val="90"/>
+          <w:lang w:val="pt-BR"/>
+        </w:rPr>
+        <w:t xml:space="preserve"> </w:t>
+      </w:r>
+      <w:proofErr w:type="spellStart"/>
+      <w:r>
+        <w:rPr>
+          <w:spacing w:val="-2"/>
+          <w:w w:val="90"/>
+          <w:lang w:val="pt-BR"/>
+        </w:rPr>
+        <w:t>on</w:t>
+      </w:r>
+      <w:proofErr w:type="spellEnd"/>
+      <w:r>
+        <w:rPr>
+          <w:spacing w:val="-2"/>
+          <w:w w:val="90"/>
+          <w:lang w:val="pt-BR"/>
+        </w:rPr>
+        <w:t xml:space="preserve"> </w:t>
+      </w:r>
+      <w:proofErr w:type="spellStart"/>
+      <w:r>
+        <w:rPr>
+          <w:spacing w:val="-2"/>
+          <w:w w:val="90"/>
+          <w:lang w:val="pt-BR"/>
+        </w:rPr>
+        <w:t>our</w:t>
+      </w:r>
+      <w:proofErr w:type="spellEnd"/>
+      <w:r>
+        <w:rPr>
+          <w:spacing w:val="-2"/>
+          <w:w w:val="90"/>
+          <w:lang w:val="pt-BR"/>
+        </w:rPr>
+        <w:t xml:space="preserve"> 13-item </w:t>
+      </w:r>
+      <w:proofErr w:type="spellStart"/>
+      <w:r>
+        <w:rPr>
+          <w:spacing w:val="-2"/>
+          <w:w w:val="90"/>
+          <w:lang w:val="pt-BR"/>
+        </w:rPr>
+        <w:t>User</w:t>
+      </w:r>
+      <w:proofErr w:type="spellEnd"/>
+      <w:r>
+        <w:rPr>
+          <w:spacing w:val="-2"/>
+          <w:w w:val="90"/>
+          <w:lang w:val="pt-BR"/>
+        </w:rPr>
+        <w:t xml:space="preserve"> Experience </w:t>
+      </w:r>
+      <w:proofErr w:type="spellStart"/>
+      <w:r>
+        <w:rPr>
+          <w:spacing w:val="-2"/>
+          <w:w w:val="90"/>
+          <w:lang w:val="pt-BR"/>
+        </w:rPr>
+        <w:t>questionnaire</w:t>
+      </w:r>
+      <w:proofErr w:type="spellEnd"/>
+      <w:r>
+        <w:rPr>
+          <w:spacing w:val="-2"/>
+          <w:w w:val="90"/>
+          <w:lang w:val="pt-BR"/>
+        </w:rPr>
+        <w:t xml:space="preserve"> </w:t>
+      </w:r>
+      <w:proofErr w:type="spellStart"/>
+      <w:r>
+        <w:rPr>
+          <w:spacing w:val="-2"/>
+          <w:w w:val="90"/>
+          <w:lang w:val="pt-BR"/>
+        </w:rPr>
+        <w:t>composed</w:t>
+      </w:r>
+      <w:proofErr w:type="spellEnd"/>
+      <w:r>
+        <w:rPr>
+          <w:spacing w:val="-2"/>
+          <w:w w:val="90"/>
+          <w:lang w:val="pt-BR"/>
+        </w:rPr>
+        <w:t xml:space="preserve"> </w:t>
+      </w:r>
+      <w:proofErr w:type="spellStart"/>
+      <w:r>
+        <w:rPr>
+          <w:spacing w:val="-2"/>
+          <w:w w:val="90"/>
+          <w:lang w:val="pt-BR"/>
+        </w:rPr>
+        <w:t>by</w:t>
+      </w:r>
+      <w:proofErr w:type="spellEnd"/>
+      <w:r>
+        <w:rPr>
+          <w:spacing w:val="-2"/>
+          <w:w w:val="90"/>
+          <w:lang w:val="pt-BR"/>
+        </w:rPr>
+        <w:t xml:space="preserve"> 3 </w:t>
+      </w:r>
+      <w:proofErr w:type="spellStart"/>
+      <w:r>
+        <w:rPr>
+          <w:spacing w:val="-2"/>
+          <w:w w:val="90"/>
+          <w:lang w:val="pt-BR"/>
+        </w:rPr>
+        <w:t>scale</w:t>
+      </w:r>
+      <w:r>
+        <w:rPr>
+          <w:spacing w:val="-2"/>
+          <w:w w:val="90"/>
+          <w:lang w:val="pt-BR"/>
+        </w:rPr>
+        <w:t>s</w:t>
+      </w:r>
+      <w:proofErr w:type="spellEnd"/>
+      <w:r>
+        <w:rPr>
+          <w:spacing w:val="-2"/>
+          <w:w w:val="90"/>
+          <w:lang w:val="pt-BR"/>
+        </w:rPr>
+        <w:t xml:space="preserve"> </w:t>
+      </w:r>
+      <w:proofErr w:type="spellStart"/>
+      <w:proofErr w:type="gramStart"/>
+      <w:r>
+        <w:rPr>
+          <w:spacing w:val="-2"/>
+          <w:w w:val="90"/>
+          <w:lang w:val="pt-BR"/>
+        </w:rPr>
+        <w:t>related</w:t>
+      </w:r>
+      <w:proofErr w:type="spellEnd"/>
+      <w:r>
+        <w:rPr>
+          <w:spacing w:val="-2"/>
+          <w:w w:val="90"/>
+          <w:lang w:val="pt-BR"/>
+        </w:rPr>
+        <w:t xml:space="preserve"> </w:t>
+      </w:r>
+      <w:r>
+        <w:rPr>
+          <w:spacing w:val="-2"/>
+          <w:w w:val="90"/>
+          <w:lang w:val="pt-BR"/>
+        </w:rPr>
+        <w:t xml:space="preserve"> </w:t>
+      </w:r>
+      <w:proofErr w:type="spellStart"/>
+      <w:r>
+        <w:rPr>
+          <w:spacing w:val="-2"/>
+          <w:w w:val="90"/>
+          <w:lang w:val="pt-BR"/>
+        </w:rPr>
+        <w:t>to</w:t>
+      </w:r>
+      <w:proofErr w:type="spellEnd"/>
+      <w:proofErr w:type="gramEnd"/>
+      <w:r>
+        <w:rPr>
+          <w:spacing w:val="-2"/>
+          <w:w w:val="90"/>
+          <w:lang w:val="pt-BR"/>
+        </w:rPr>
+        <w:t xml:space="preserve"> </w:t>
+      </w:r>
+      <w:proofErr w:type="spellStart"/>
+      <w:r>
+        <w:rPr>
+          <w:spacing w:val="-2"/>
+          <w:w w:val="90"/>
+          <w:lang w:val="pt-BR"/>
+        </w:rPr>
+        <w:t>Visualization</w:t>
+      </w:r>
+      <w:proofErr w:type="spellEnd"/>
+      <w:r>
+        <w:rPr>
+          <w:spacing w:val="-2"/>
+          <w:w w:val="90"/>
+          <w:lang w:val="pt-BR"/>
+        </w:rPr>
+        <w:t xml:space="preserve">, </w:t>
+      </w:r>
+      <w:proofErr w:type="spellStart"/>
+      <w:r>
+        <w:rPr>
+          <w:spacing w:val="-2"/>
+          <w:w w:val="90"/>
+          <w:lang w:val="pt-BR"/>
+        </w:rPr>
+        <w:t>Cognitive</w:t>
+      </w:r>
+      <w:proofErr w:type="spellEnd"/>
+      <w:r>
+        <w:rPr>
+          <w:spacing w:val="-2"/>
+          <w:w w:val="90"/>
+          <w:lang w:val="pt-BR"/>
+        </w:rPr>
+        <w:t xml:space="preserve"> </w:t>
+      </w:r>
+      <w:proofErr w:type="spellStart"/>
+      <w:r>
+        <w:rPr>
+          <w:spacing w:val="-2"/>
+          <w:w w:val="90"/>
+          <w:lang w:val="pt-BR"/>
+        </w:rPr>
+        <w:t>value</w:t>
+      </w:r>
+      <w:proofErr w:type="spellEnd"/>
+      <w:r>
+        <w:rPr>
+          <w:spacing w:val="-2"/>
+          <w:w w:val="90"/>
+          <w:lang w:val="pt-BR"/>
+        </w:rPr>
+        <w:t xml:space="preserve">, </w:t>
+      </w:r>
+      <w:proofErr w:type="spellStart"/>
+      <w:r>
+        <w:rPr>
+          <w:spacing w:val="-2"/>
+          <w:w w:val="90"/>
+          <w:lang w:val="pt-BR"/>
+        </w:rPr>
+        <w:t>and</w:t>
+      </w:r>
+      <w:proofErr w:type="spellEnd"/>
+      <w:r>
+        <w:rPr>
+          <w:spacing w:val="-2"/>
+          <w:w w:val="90"/>
+          <w:lang w:val="pt-BR"/>
+        </w:rPr>
+        <w:t xml:space="preserve"> </w:t>
+      </w:r>
+      <w:proofErr w:type="spellStart"/>
+      <w:r>
+        <w:rPr>
+          <w:spacing w:val="-2"/>
+          <w:w w:val="90"/>
+          <w:lang w:val="pt-BR"/>
+        </w:rPr>
+        <w:t>Intuitiveness</w:t>
+      </w:r>
+      <w:proofErr w:type="spellEnd"/>
+      <w:r>
+        <w:rPr>
+          <w:spacing w:val="-2"/>
+          <w:w w:val="90"/>
+          <w:lang w:val="pt-BR"/>
+        </w:rPr>
+        <w:t xml:space="preserve">. It </w:t>
+      </w:r>
+      <w:proofErr w:type="spellStart"/>
+      <w:r>
+        <w:rPr>
+          <w:spacing w:val="-2"/>
+          <w:w w:val="90"/>
+          <w:lang w:val="pt-BR"/>
+        </w:rPr>
+        <w:t>evaluates</w:t>
+      </w:r>
+      <w:proofErr w:type="spellEnd"/>
+      <w:r>
+        <w:rPr>
+          <w:spacing w:val="-2"/>
+          <w:w w:val="90"/>
+          <w:lang w:val="pt-BR"/>
+        </w:rPr>
+        <w:t xml:space="preserve"> sample </w:t>
+      </w:r>
+      <w:proofErr w:type="spellStart"/>
+      <w:r>
+        <w:rPr>
+          <w:spacing w:val="-2"/>
+          <w:w w:val="90"/>
+          <w:lang w:val="pt-BR"/>
+        </w:rPr>
+        <w:t>characteristics</w:t>
+      </w:r>
+      <w:proofErr w:type="spellEnd"/>
+      <w:r>
+        <w:rPr>
+          <w:spacing w:val="-2"/>
+          <w:w w:val="90"/>
+          <w:lang w:val="pt-BR"/>
+        </w:rPr>
+        <w:t xml:space="preserve">, </w:t>
+      </w:r>
+      <w:proofErr w:type="spellStart"/>
+      <w:r>
+        <w:rPr>
+          <w:spacing w:val="-2"/>
+          <w:w w:val="90"/>
+          <w:lang w:val="pt-BR"/>
+        </w:rPr>
+        <w:t>univariate</w:t>
+      </w:r>
+      <w:proofErr w:type="spellEnd"/>
+      <w:r>
+        <w:rPr>
+          <w:spacing w:val="-2"/>
+          <w:w w:val="90"/>
+          <w:lang w:val="pt-BR"/>
+        </w:rPr>
+        <w:t xml:space="preserve"> </w:t>
+      </w:r>
+      <w:proofErr w:type="spellStart"/>
+      <w:r>
+        <w:rPr>
+          <w:spacing w:val="-2"/>
+          <w:w w:val="90"/>
+          <w:lang w:val="pt-BR"/>
+        </w:rPr>
+        <w:t>and</w:t>
+      </w:r>
+      <w:proofErr w:type="spellEnd"/>
+      <w:r>
+        <w:rPr>
+          <w:spacing w:val="-2"/>
+          <w:w w:val="90"/>
+          <w:lang w:val="pt-BR"/>
+        </w:rPr>
+        <w:t xml:space="preserve"> </w:t>
+      </w:r>
+      <w:proofErr w:type="spellStart"/>
+      <w:r>
+        <w:rPr>
+          <w:spacing w:val="-2"/>
+          <w:w w:val="90"/>
+          <w:lang w:val="pt-BR"/>
+        </w:rPr>
+        <w:t>multivariate</w:t>
+      </w:r>
+      <w:proofErr w:type="spellEnd"/>
+      <w:r>
+        <w:rPr>
+          <w:spacing w:val="-2"/>
+          <w:w w:val="90"/>
+          <w:lang w:val="pt-BR"/>
+        </w:rPr>
+        <w:t xml:space="preserve"> </w:t>
+      </w:r>
+      <w:proofErr w:type="spellStart"/>
+      <w:r>
+        <w:rPr>
+          <w:spacing w:val="-2"/>
+          <w:w w:val="90"/>
+          <w:lang w:val="pt-BR"/>
+        </w:rPr>
+        <w:t>normality</w:t>
+      </w:r>
+      <w:proofErr w:type="spellEnd"/>
+      <w:r>
+        <w:rPr>
+          <w:spacing w:val="-2"/>
+          <w:w w:val="90"/>
+          <w:lang w:val="pt-BR"/>
+        </w:rPr>
+        <w:t xml:space="preserve"> (Shapiro-Wilk </w:t>
+      </w:r>
+      <w:proofErr w:type="spellStart"/>
+      <w:r>
+        <w:rPr>
+          <w:spacing w:val="-2"/>
+          <w:w w:val="90"/>
+          <w:lang w:val="pt-BR"/>
+        </w:rPr>
+        <w:t>and</w:t>
+      </w:r>
+      <w:proofErr w:type="spellEnd"/>
+      <w:r>
+        <w:rPr>
+          <w:spacing w:val="-2"/>
+          <w:w w:val="90"/>
+          <w:lang w:val="pt-BR"/>
+        </w:rPr>
+        <w:t xml:space="preserve"> </w:t>
+      </w:r>
+      <w:proofErr w:type="spellStart"/>
+      <w:r>
+        <w:rPr>
+          <w:spacing w:val="-2"/>
+          <w:w w:val="90"/>
+          <w:lang w:val="pt-BR"/>
+        </w:rPr>
+        <w:t>Mardia</w:t>
+      </w:r>
+      <w:proofErr w:type="spellEnd"/>
+      <w:r>
+        <w:rPr>
+          <w:spacing w:val="-2"/>
+          <w:w w:val="90"/>
+          <w:lang w:val="pt-BR"/>
+        </w:rPr>
+        <w:t xml:space="preserve"> </w:t>
+      </w:r>
+      <w:proofErr w:type="spellStart"/>
+      <w:r>
+        <w:rPr>
+          <w:spacing w:val="-2"/>
+          <w:w w:val="90"/>
+          <w:lang w:val="pt-BR"/>
+        </w:rPr>
+        <w:t>tests</w:t>
+      </w:r>
+      <w:proofErr w:type="spellEnd"/>
+      <w:r>
+        <w:rPr>
+          <w:spacing w:val="-2"/>
+          <w:w w:val="90"/>
+          <w:lang w:val="pt-BR"/>
+        </w:rPr>
+        <w:t xml:space="preserve">), </w:t>
+      </w:r>
+      <w:proofErr w:type="spellStart"/>
+      <w:r>
+        <w:rPr>
+          <w:spacing w:val="-2"/>
+          <w:w w:val="90"/>
+          <w:lang w:val="pt-BR"/>
+        </w:rPr>
+        <w:t>missing</w:t>
+      </w:r>
+      <w:proofErr w:type="spellEnd"/>
+      <w:r>
+        <w:rPr>
+          <w:spacing w:val="-2"/>
+          <w:w w:val="90"/>
+          <w:lang w:val="pt-BR"/>
+        </w:rPr>
+        <w:t xml:space="preserve"> data </w:t>
+      </w:r>
+      <w:proofErr w:type="spellStart"/>
+      <w:r>
+        <w:rPr>
+          <w:spacing w:val="-2"/>
+          <w:w w:val="90"/>
+          <w:lang w:val="pt-BR"/>
+        </w:rPr>
+        <w:t>patterns</w:t>
+      </w:r>
+      <w:proofErr w:type="spellEnd"/>
+      <w:r>
+        <w:rPr>
+          <w:spacing w:val="-2"/>
+          <w:w w:val="90"/>
+          <w:lang w:val="pt-BR"/>
+        </w:rPr>
+        <w:t xml:space="preserve"> (</w:t>
+      </w:r>
+      <w:proofErr w:type="spellStart"/>
+      <w:r>
+        <w:rPr>
+          <w:spacing w:val="-2"/>
+          <w:w w:val="90"/>
+          <w:lang w:val="pt-BR"/>
+        </w:rPr>
+        <w:t>Little’s</w:t>
+      </w:r>
+      <w:proofErr w:type="spellEnd"/>
+      <w:r>
+        <w:rPr>
+          <w:spacing w:val="-2"/>
+          <w:w w:val="90"/>
+          <w:lang w:val="pt-BR"/>
+        </w:rPr>
+        <w:t xml:space="preserve"> MCAR </w:t>
+      </w:r>
+      <w:proofErr w:type="spellStart"/>
+      <w:r>
+        <w:rPr>
+          <w:spacing w:val="-2"/>
+          <w:w w:val="90"/>
+          <w:lang w:val="pt-BR"/>
+        </w:rPr>
+        <w:t>test</w:t>
+      </w:r>
+      <w:proofErr w:type="spellEnd"/>
+      <w:r>
+        <w:rPr>
+          <w:spacing w:val="-2"/>
+          <w:w w:val="90"/>
+          <w:lang w:val="pt-BR"/>
+        </w:rPr>
+        <w:t xml:space="preserve">), </w:t>
+      </w:r>
+      <w:proofErr w:type="spellStart"/>
+      <w:r>
+        <w:rPr>
+          <w:spacing w:val="-2"/>
+          <w:w w:val="90"/>
+          <w:lang w:val="pt-BR"/>
+        </w:rPr>
+        <w:t>scale</w:t>
+      </w:r>
+      <w:proofErr w:type="spellEnd"/>
+      <w:r>
+        <w:rPr>
+          <w:spacing w:val="-2"/>
+          <w:w w:val="90"/>
+          <w:lang w:val="pt-BR"/>
+        </w:rPr>
+        <w:t xml:space="preserve"> </w:t>
+      </w:r>
+      <w:proofErr w:type="spellStart"/>
+      <w:r>
+        <w:rPr>
+          <w:spacing w:val="-2"/>
+          <w:w w:val="90"/>
+          <w:lang w:val="pt-BR"/>
+        </w:rPr>
+        <w:t>factorability</w:t>
+      </w:r>
+      <w:proofErr w:type="spellEnd"/>
+      <w:r>
+        <w:rPr>
+          <w:spacing w:val="-2"/>
+          <w:w w:val="90"/>
+          <w:lang w:val="pt-BR"/>
+        </w:rPr>
+        <w:t xml:space="preserve"> (</w:t>
+      </w:r>
+      <w:proofErr w:type="spellStart"/>
+      <w:r>
+        <w:rPr>
+          <w:spacing w:val="-2"/>
+          <w:w w:val="90"/>
+          <w:lang w:val="pt-BR"/>
+        </w:rPr>
+        <w:t>Bartlett’s</w:t>
+      </w:r>
+      <w:proofErr w:type="spellEnd"/>
+      <w:r>
+        <w:rPr>
+          <w:spacing w:val="-2"/>
+          <w:w w:val="90"/>
+          <w:lang w:val="pt-BR"/>
+        </w:rPr>
+        <w:t xml:space="preserve"> </w:t>
+      </w:r>
+      <w:proofErr w:type="spellStart"/>
+      <w:r>
+        <w:rPr>
+          <w:spacing w:val="-2"/>
+          <w:w w:val="90"/>
+          <w:lang w:val="pt-BR"/>
+        </w:rPr>
+        <w:t>sphericity</w:t>
+      </w:r>
+      <w:proofErr w:type="spellEnd"/>
+      <w:r>
+        <w:rPr>
+          <w:spacing w:val="-2"/>
+          <w:w w:val="90"/>
+          <w:lang w:val="pt-BR"/>
+        </w:rPr>
+        <w:t xml:space="preserve"> </w:t>
+      </w:r>
+      <w:proofErr w:type="spellStart"/>
+      <w:r>
+        <w:rPr>
+          <w:spacing w:val="-2"/>
+          <w:w w:val="90"/>
+          <w:lang w:val="pt-BR"/>
+        </w:rPr>
+        <w:t>and</w:t>
+      </w:r>
+      <w:proofErr w:type="spellEnd"/>
+      <w:r>
+        <w:rPr>
+          <w:spacing w:val="-2"/>
+          <w:w w:val="90"/>
+          <w:lang w:val="pt-BR"/>
+        </w:rPr>
+        <w:t xml:space="preserve"> KMO), </w:t>
+      </w:r>
+      <w:proofErr w:type="spellStart"/>
+      <w:r>
+        <w:rPr>
+          <w:spacing w:val="-2"/>
+          <w:w w:val="90"/>
+          <w:lang w:val="pt-BR"/>
+        </w:rPr>
+        <w:t>and</w:t>
+      </w:r>
+      <w:proofErr w:type="spellEnd"/>
+      <w:r>
+        <w:rPr>
+          <w:spacing w:val="-2"/>
+          <w:w w:val="90"/>
+          <w:lang w:val="pt-BR"/>
+        </w:rPr>
+        <w:t xml:space="preserve"> </w:t>
+      </w:r>
+      <w:proofErr w:type="spellStart"/>
+      <w:r>
+        <w:rPr>
+          <w:spacing w:val="-2"/>
+          <w:w w:val="90"/>
+          <w:lang w:val="pt-BR"/>
+        </w:rPr>
+        <w:t>scale</w:t>
+      </w:r>
+      <w:proofErr w:type="spellEnd"/>
+      <w:r>
+        <w:rPr>
+          <w:spacing w:val="-2"/>
+          <w:w w:val="90"/>
+          <w:lang w:val="pt-BR"/>
+        </w:rPr>
+        <w:t xml:space="preserve"> </w:t>
+      </w:r>
+      <w:proofErr w:type="spellStart"/>
+      <w:r>
+        <w:rPr>
+          <w:spacing w:val="-2"/>
+          <w:w w:val="90"/>
+          <w:lang w:val="pt-BR"/>
+        </w:rPr>
+        <w:t>reliability</w:t>
+      </w:r>
+      <w:proofErr w:type="spellEnd"/>
+      <w:r>
+        <w:rPr>
+          <w:spacing w:val="-2"/>
+          <w:w w:val="90"/>
+          <w:lang w:val="pt-BR"/>
+        </w:rPr>
+        <w:t xml:space="preserve"> (</w:t>
+      </w:r>
+      <w:proofErr w:type="spellStart"/>
+      <w:r>
+        <w:rPr>
+          <w:spacing w:val="-2"/>
+          <w:w w:val="90"/>
+          <w:lang w:val="pt-BR"/>
+        </w:rPr>
+        <w:t>Cronbach's</w:t>
+      </w:r>
+      <w:proofErr w:type="spellEnd"/>
+      <w:r>
+        <w:rPr>
+          <w:spacing w:val="-2"/>
+          <w:w w:val="90"/>
+          <w:lang w:val="pt-BR"/>
+        </w:rPr>
+        <w:t xml:space="preserve"> </w:t>
+      </w:r>
+      <m:oMath>
+        <m:r>
+          <w:rPr>
+            <w:rFonts w:ascii="Cambria Math" w:hAnsi="Cambria Math"/>
+            <w:spacing w:val="-2"/>
+            <w:w w:val="90"/>
+            <w:lang w:val="pt-BR"/>
+          </w:rPr>
+          <m:t>α</m:t>
+        </m:r>
+      </m:oMath>
+      <w:r>
+        <w:rPr>
+          <w:spacing w:val="-2"/>
+          <w:w w:val="90"/>
+          <w:lang w:val="pt-BR"/>
+        </w:rPr>
+        <w:t xml:space="preserve">, Guttman's </w:t>
+      </w:r>
+      <m:oMath>
+        <m:sSub>
+          <m:sSubPr>
+            <m:ctrlPr>
+              <w:rPr>
+                <w:rFonts w:ascii="Cambria Math" w:hAnsi="Cambria Math"/>
+                <w:spacing w:val="-2"/>
+                <w:w w:val="90"/>
+                <w:lang w:val="pt-BR"/>
+              </w:rPr>
+            </m:ctrlPr>
+          </m:sSubPr>
+          <m:e>
+            <m:r>
+              <w:rPr>
+                <w:rFonts w:ascii="Cambria Math" w:hAnsi="Cambria Math"/>
+                <w:spacing w:val="-2"/>
+                <w:w w:val="90"/>
+                <w:lang w:val="pt-BR"/>
+              </w:rPr>
+              <m:t>λ</m:t>
+            </m:r>
+          </m:e>
+          <m:sub>
+            <m:r>
+              <w:rPr>
+                <w:rFonts w:ascii="Cambria Math" w:hAnsi="Cambria Math"/>
+                <w:spacing w:val="-2"/>
+                <w:w w:val="90"/>
+                <w:lang w:val="pt-BR"/>
+              </w:rPr>
+              <m:t>6</m:t>
+            </m:r>
+          </m:sub>
+        </m:sSub>
+      </m:oMath>
+      <w:r>
+        <w:rPr>
+          <w:spacing w:val="-2"/>
+          <w:w w:val="90"/>
+          <w:lang w:val="pt-BR"/>
+        </w:rPr>
+        <w:t xml:space="preserve">, and McDonald's </w:t>
+      </w:r>
+      <m:oMath>
+        <m:r>
+          <w:rPr>
+            <w:rFonts w:ascii="Cambria Math" w:hAnsi="Cambria Math"/>
+            <w:spacing w:val="-2"/>
+            <w:w w:val="90"/>
+            <w:lang w:val="pt-BR"/>
+          </w:rPr>
+          <m:t>ω</m:t>
+        </m:r>
+      </m:oMath>
+      <w:r>
+        <w:rPr>
+          <w:spacing w:val="-2"/>
+          <w:w w:val="90"/>
+          <w:lang w:val="pt-BR"/>
+        </w:rPr>
+        <w:t>). It then fits a three-factor Confirmatory Factor Analysis (CFA) using Full Information Maximum Likelihood (fiml) on both pooled data and across five stimuli groups (</w:t>
+      </w:r>
+      <w:r>
+        <w:rPr>
+          <w:b/>
+          <w:bCs/>
+          <w:spacing w:val="-2"/>
+          <w:w w:val="90"/>
+          <w:lang w:val="pt-BR"/>
+        </w:rPr>
+        <w:t>Power BI</w:t>
+      </w:r>
+      <w:r>
+        <w:rPr>
+          <w:spacing w:val="-2"/>
+          <w:w w:val="90"/>
+          <w:lang w:val="pt-BR"/>
+        </w:rPr>
+        <w:t xml:space="preserve">, </w:t>
+      </w:r>
+      <w:r>
+        <w:rPr>
+          <w:b/>
+          <w:bCs/>
+          <w:spacing w:val="-2"/>
+          <w:w w:val="90"/>
+          <w:lang w:val="pt-BR"/>
+        </w:rPr>
+        <w:t>Tableau</w:t>
+      </w:r>
+      <w:r>
+        <w:rPr>
+          <w:spacing w:val="-2"/>
+          <w:w w:val="90"/>
+          <w:lang w:val="pt-BR"/>
+        </w:rPr>
+        <w:t xml:space="preserve">, </w:t>
+      </w:r>
+      <w:r>
+        <w:rPr>
+          <w:b/>
+          <w:bCs/>
+          <w:spacing w:val="-2"/>
+          <w:w w:val="90"/>
+          <w:lang w:val="pt-BR"/>
+        </w:rPr>
+        <w:t>JMP</w:t>
+      </w:r>
+      <w:r>
+        <w:rPr>
+          <w:spacing w:val="-2"/>
+          <w:w w:val="90"/>
+          <w:lang w:val="pt-BR"/>
+        </w:rPr>
+        <w:t xml:space="preserve">, </w:t>
+      </w:r>
+      <w:r>
+        <w:rPr>
+          <w:b/>
+          <w:bCs/>
+          <w:spacing w:val="-2"/>
+          <w:w w:val="90"/>
+          <w:lang w:val="pt-BR"/>
+        </w:rPr>
+        <w:t>Excel</w:t>
+      </w:r>
+      <w:r>
+        <w:rPr>
+          <w:spacing w:val="-2"/>
+          <w:w w:val="90"/>
+          <w:lang w:val="pt-BR"/>
+        </w:rPr>
+        <w:t xml:space="preserve">, </w:t>
+      </w:r>
+      <w:proofErr w:type="spellStart"/>
+      <w:r>
+        <w:rPr>
+          <w:spacing w:val="-2"/>
+          <w:w w:val="90"/>
+          <w:lang w:val="pt-BR"/>
+        </w:rPr>
+        <w:t>and</w:t>
+      </w:r>
+      <w:proofErr w:type="spellEnd"/>
+      <w:r>
+        <w:rPr>
+          <w:spacing w:val="-2"/>
+          <w:w w:val="90"/>
+          <w:lang w:val="pt-BR"/>
+        </w:rPr>
+        <w:t xml:space="preserve"> </w:t>
+      </w:r>
+      <w:r>
+        <w:rPr>
+          <w:b/>
+          <w:bCs/>
+          <w:spacing w:val="-2"/>
+          <w:w w:val="90"/>
+          <w:lang w:val="pt-BR"/>
+        </w:rPr>
+        <w:t>Data Studio</w:t>
+      </w:r>
+      <w:r>
+        <w:rPr>
+          <w:spacing w:val="-2"/>
+          <w:w w:val="90"/>
+          <w:lang w:val="pt-BR"/>
+        </w:rPr>
+        <w:t xml:space="preserve">). </w:t>
+      </w:r>
+      <w:proofErr w:type="spellStart"/>
+      <w:r>
+        <w:rPr>
+          <w:spacing w:val="-2"/>
+          <w:w w:val="90"/>
+          <w:highlight w:val="yellow"/>
+          <w:lang w:val="pt-BR"/>
+        </w:rPr>
+        <w:t>Finally</w:t>
+      </w:r>
+      <w:proofErr w:type="spellEnd"/>
+      <w:r>
+        <w:rPr>
+          <w:spacing w:val="-2"/>
+          <w:w w:val="90"/>
+          <w:highlight w:val="yellow"/>
+          <w:lang w:val="pt-BR"/>
+        </w:rPr>
+        <w:t xml:space="preserve">, it </w:t>
+      </w:r>
+      <w:proofErr w:type="spellStart"/>
+      <w:r>
+        <w:rPr>
+          <w:spacing w:val="-2"/>
+          <w:w w:val="90"/>
+          <w:highlight w:val="yellow"/>
+          <w:lang w:val="pt-BR"/>
+        </w:rPr>
+        <w:t>tests</w:t>
+      </w:r>
+      <w:proofErr w:type="spellEnd"/>
+      <w:r>
+        <w:rPr>
+          <w:spacing w:val="-2"/>
+          <w:w w:val="90"/>
+          <w:highlight w:val="yellow"/>
+          <w:lang w:val="pt-BR"/>
+        </w:rPr>
+        <w:t xml:space="preserve"> </w:t>
+      </w:r>
+      <w:proofErr w:type="spellStart"/>
+      <w:r>
+        <w:rPr>
+          <w:spacing w:val="-2"/>
+          <w:w w:val="90"/>
+          <w:highlight w:val="yellow"/>
+          <w:lang w:val="pt-BR"/>
+        </w:rPr>
+        <w:t>measurement</w:t>
+      </w:r>
+      <w:proofErr w:type="spellEnd"/>
+      <w:r>
+        <w:rPr>
+          <w:spacing w:val="-2"/>
+          <w:w w:val="90"/>
+          <w:highlight w:val="yellow"/>
+          <w:lang w:val="pt-BR"/>
+        </w:rPr>
+        <w:t xml:space="preserve"> </w:t>
+      </w:r>
+      <w:proofErr w:type="spellStart"/>
+      <w:r>
+        <w:rPr>
+          <w:spacing w:val="-2"/>
+          <w:w w:val="90"/>
+          <w:highlight w:val="yellow"/>
+          <w:lang w:val="pt-BR"/>
+        </w:rPr>
+        <w:t>invariance</w:t>
+      </w:r>
+      <w:proofErr w:type="spellEnd"/>
+      <w:r>
+        <w:rPr>
+          <w:spacing w:val="-2"/>
+          <w:w w:val="90"/>
+          <w:highlight w:val="yellow"/>
+          <w:lang w:val="pt-BR"/>
+        </w:rPr>
+        <w:t xml:space="preserve"> (</w:t>
+      </w:r>
+      <w:proofErr w:type="spellStart"/>
+      <w:r>
+        <w:rPr>
+          <w:spacing w:val="-2"/>
+          <w:w w:val="90"/>
+          <w:highlight w:val="yellow"/>
+          <w:lang w:val="pt-BR"/>
+        </w:rPr>
+        <w:t>configural</w:t>
+      </w:r>
+      <w:proofErr w:type="spellEnd"/>
+      <w:r>
+        <w:rPr>
+          <w:spacing w:val="-2"/>
+          <w:w w:val="90"/>
+          <w:highlight w:val="yellow"/>
+          <w:lang w:val="pt-BR"/>
+        </w:rPr>
+        <w:t xml:space="preserve">, </w:t>
+      </w:r>
+      <w:proofErr w:type="spellStart"/>
+      <w:r>
+        <w:rPr>
+          <w:spacing w:val="-2"/>
+          <w:w w:val="90"/>
+          <w:highlight w:val="yellow"/>
+          <w:lang w:val="pt-BR"/>
+        </w:rPr>
+        <w:t>metric</w:t>
+      </w:r>
+      <w:proofErr w:type="spellEnd"/>
+      <w:r>
+        <w:rPr>
+          <w:spacing w:val="-2"/>
+          <w:w w:val="90"/>
+          <w:highlight w:val="yellow"/>
+          <w:lang w:val="pt-BR"/>
+        </w:rPr>
+        <w:t xml:space="preserve">, </w:t>
+      </w:r>
+      <w:proofErr w:type="spellStart"/>
+      <w:r>
+        <w:rPr>
+          <w:spacing w:val="-2"/>
+          <w:w w:val="90"/>
+          <w:highlight w:val="yellow"/>
+          <w:lang w:val="pt-BR"/>
+        </w:rPr>
+        <w:t>and</w:t>
+      </w:r>
+      <w:proofErr w:type="spellEnd"/>
+      <w:r>
+        <w:rPr>
+          <w:spacing w:val="-2"/>
+          <w:w w:val="90"/>
+          <w:highlight w:val="yellow"/>
+          <w:lang w:val="pt-BR"/>
+        </w:rPr>
+        <w:t xml:space="preserve"> </w:t>
+      </w:r>
+      <w:proofErr w:type="spellStart"/>
+      <w:r>
+        <w:rPr>
+          <w:spacing w:val="-2"/>
+          <w:w w:val="90"/>
+          <w:highlight w:val="yellow"/>
+          <w:lang w:val="pt-BR"/>
+        </w:rPr>
+        <w:t>scalar</w:t>
+      </w:r>
+      <w:proofErr w:type="spellEnd"/>
+      <w:r>
+        <w:rPr>
+          <w:spacing w:val="-2"/>
+          <w:w w:val="90"/>
+          <w:highlight w:val="yellow"/>
+          <w:lang w:val="pt-BR"/>
+        </w:rPr>
+        <w:t xml:space="preserve">) </w:t>
+      </w:r>
+      <w:proofErr w:type="spellStart"/>
+      <w:r>
+        <w:rPr>
+          <w:spacing w:val="-2"/>
+          <w:w w:val="90"/>
+          <w:highlight w:val="yellow"/>
+          <w:lang w:val="pt-BR"/>
+        </w:rPr>
+        <w:t>across</w:t>
+      </w:r>
+      <w:proofErr w:type="spellEnd"/>
+      <w:r>
+        <w:rPr>
+          <w:spacing w:val="-2"/>
+          <w:w w:val="90"/>
+          <w:highlight w:val="yellow"/>
+          <w:lang w:val="pt-BR"/>
+        </w:rPr>
+        <w:t xml:space="preserve"> </w:t>
+      </w:r>
+      <w:proofErr w:type="spellStart"/>
+      <w:r>
+        <w:rPr>
+          <w:spacing w:val="-2"/>
+          <w:w w:val="90"/>
+          <w:highlight w:val="yellow"/>
+          <w:lang w:val="pt-BR"/>
+        </w:rPr>
+        <w:t>stimuli</w:t>
+      </w:r>
+      <w:proofErr w:type="spellEnd"/>
+      <w:r>
+        <w:rPr>
+          <w:spacing w:val="-2"/>
+          <w:w w:val="90"/>
+          <w:highlight w:val="yellow"/>
+          <w:lang w:val="pt-BR"/>
+        </w:rPr>
+        <w:t xml:space="preserve"> </w:t>
+      </w:r>
+      <w:proofErr w:type="spellStart"/>
+      <w:r>
+        <w:rPr>
+          <w:spacing w:val="-2"/>
+          <w:w w:val="90"/>
+          <w:highlight w:val="yellow"/>
+          <w:lang w:val="pt-BR"/>
+        </w:rPr>
+        <w:t>and</w:t>
+      </w:r>
+      <w:proofErr w:type="spellEnd"/>
+      <w:r>
+        <w:rPr>
+          <w:spacing w:val="-2"/>
+          <w:w w:val="90"/>
+          <w:highlight w:val="yellow"/>
+          <w:lang w:val="pt-BR"/>
+        </w:rPr>
+        <w:t xml:space="preserve"> </w:t>
+      </w:r>
+      <w:proofErr w:type="spellStart"/>
+      <w:r>
+        <w:rPr>
+          <w:spacing w:val="-2"/>
+          <w:w w:val="90"/>
+          <w:highlight w:val="yellow"/>
+          <w:lang w:val="pt-BR"/>
+        </w:rPr>
+        <w:t>provides</w:t>
+      </w:r>
+      <w:proofErr w:type="spellEnd"/>
+      <w:r>
+        <w:rPr>
+          <w:spacing w:val="-2"/>
+          <w:w w:val="90"/>
+          <w:highlight w:val="yellow"/>
+          <w:lang w:val="pt-BR"/>
+        </w:rPr>
+        <w:t xml:space="preserve"> </w:t>
+      </w:r>
+      <w:proofErr w:type="spellStart"/>
+      <w:r>
+        <w:rPr>
+          <w:spacing w:val="-2"/>
+          <w:w w:val="90"/>
+          <w:highlight w:val="yellow"/>
+          <w:lang w:val="pt-BR"/>
+        </w:rPr>
+        <w:t>optional</w:t>
+      </w:r>
+      <w:proofErr w:type="spellEnd"/>
+      <w:r>
+        <w:rPr>
+          <w:spacing w:val="-2"/>
+          <w:w w:val="90"/>
+          <w:highlight w:val="yellow"/>
+          <w:lang w:val="pt-BR"/>
+        </w:rPr>
+        <w:t xml:space="preserve"> </w:t>
+      </w:r>
+      <w:proofErr w:type="spellStart"/>
+      <w:r>
+        <w:rPr>
+          <w:spacing w:val="-2"/>
+          <w:w w:val="90"/>
+          <w:highlight w:val="yellow"/>
+          <w:lang w:val="pt-BR"/>
+        </w:rPr>
+        <w:t>bifactor</w:t>
+      </w:r>
+      <w:proofErr w:type="spellEnd"/>
+      <w:r>
+        <w:rPr>
+          <w:spacing w:val="-2"/>
+          <w:w w:val="90"/>
+          <w:highlight w:val="yellow"/>
+          <w:lang w:val="pt-BR"/>
+        </w:rPr>
+        <w:t xml:space="preserve"> </w:t>
+      </w:r>
+      <w:proofErr w:type="spellStart"/>
+      <w:r>
+        <w:rPr>
+          <w:spacing w:val="-2"/>
+          <w:w w:val="90"/>
+          <w:highlight w:val="yellow"/>
+          <w:lang w:val="pt-BR"/>
+        </w:rPr>
+        <w:t>modeling</w:t>
+      </w:r>
+      <w:proofErr w:type="spellEnd"/>
+      <w:r>
+        <w:rPr>
+          <w:spacing w:val="-2"/>
+          <w:w w:val="90"/>
+          <w:highlight w:val="yellow"/>
+          <w:lang w:val="pt-BR"/>
+        </w:rPr>
+        <w:t xml:space="preserve"> via </w:t>
+      </w:r>
+      <w:proofErr w:type="spellStart"/>
+      <w:r>
+        <w:rPr>
+          <w:spacing w:val="-2"/>
+          <w:w w:val="90"/>
+          <w:highlight w:val="yellow"/>
+          <w:lang w:val="pt-BR"/>
+        </w:rPr>
+        <w:t>structural</w:t>
+      </w:r>
+      <w:proofErr w:type="spellEnd"/>
+      <w:r>
+        <w:rPr>
+          <w:spacing w:val="-2"/>
+          <w:w w:val="90"/>
+          <w:highlight w:val="yellow"/>
+          <w:lang w:val="pt-BR"/>
+        </w:rPr>
+        <w:t xml:space="preserve"> </w:t>
+      </w:r>
+      <w:proofErr w:type="spellStart"/>
+      <w:r>
+        <w:rPr>
+          <w:spacing w:val="-2"/>
+          <w:w w:val="90"/>
+          <w:highlight w:val="yellow"/>
+          <w:lang w:val="pt-BR"/>
+        </w:rPr>
+        <w:t>equation</w:t>
+      </w:r>
+      <w:proofErr w:type="spellEnd"/>
+      <w:r>
+        <w:rPr>
+          <w:spacing w:val="-2"/>
+          <w:w w:val="90"/>
+          <w:highlight w:val="yellow"/>
+          <w:lang w:val="pt-BR"/>
+        </w:rPr>
+        <w:t xml:space="preserve"> </w:t>
+      </w:r>
+      <w:proofErr w:type="spellStart"/>
+      <w:r>
+        <w:rPr>
+          <w:spacing w:val="-2"/>
+          <w:w w:val="90"/>
+          <w:highlight w:val="yellow"/>
+          <w:lang w:val="pt-BR"/>
+        </w:rPr>
+        <w:t>modeling</w:t>
+      </w:r>
+      <w:proofErr w:type="spellEnd"/>
+      <w:r>
+        <w:rPr>
+          <w:spacing w:val="-2"/>
+          <w:w w:val="90"/>
+          <w:highlight w:val="yellow"/>
+          <w:lang w:val="pt-BR"/>
+        </w:rPr>
+        <w:t xml:space="preserve"> (</w:t>
+      </w:r>
+      <w:proofErr w:type="spellStart"/>
+      <w:r>
+        <w:rPr>
+          <w:spacing w:val="-2"/>
+          <w:w w:val="90"/>
+          <w:highlight w:val="yellow"/>
+          <w:lang w:val="pt-BR"/>
+        </w:rPr>
+        <w:t>omegaFromSem</w:t>
+      </w:r>
+      <w:proofErr w:type="spellEnd"/>
+      <w:r>
+        <w:rPr>
+          <w:spacing w:val="-2"/>
+          <w:w w:val="90"/>
+          <w:highlight w:val="yellow"/>
+          <w:lang w:val="pt-BR"/>
+        </w:rPr>
+        <w:t>).</w:t>
       </w:r>
     </w:p>
     <w:p>
       <w:pPr>
         <w:pStyle w:val="BodyText"/>
         <w:rPr>
+          <w:b/>
+          <w:bCs/>
           <w:spacing w:val="-2"/>
           <w:w w:val="90"/>
           <w:lang w:val="pt-BR"/>
@@ -14232,29 +15453,148 @@
     <w:p>
       <w:pPr>
         <w:pStyle w:val="BodyText"/>
-        <w:ind w:left="720"/>
-        <w:rPr>
-          <w:spacing w:val="-2"/>
-          <w:w w:val="90"/>
-          <w:lang w:val="pt-BR"/>
-        </w:rPr>
-      </w:pPr>
-      <w:r>
-        <w:rPr>
-          <w:spacing w:val="-2"/>
-          <w:w w:val="90"/>
-          <w:lang w:val="pt-BR"/>
-        </w:rPr>
-        <w:t>xxx</w:t>
-      </w:r>
-      <w:r>
-        <w:rPr>
-          <w:spacing w:val="-2"/>
-          <w:w w:val="90"/>
-          <w:lang w:val="pt-BR"/>
-        </w:rPr>
-        <w:t>.csv</w:t>
-      </w:r>
+        <w:ind w:firstLine="720"/>
+        <w:rPr>
+          <w:spacing w:val="-2"/>
+          <w:w w:val="90"/>
+        </w:rPr>
+      </w:pPr>
+      <w:r>
+        <w:rPr>
+          <w:spacing w:val="-2"/>
+          <w:w w:val="90"/>
+          <w:highlight w:val="red"/>
+        </w:rPr>
+        <w:t>multigroup_ratings.csv</w:t>
+      </w:r>
+      <w:r>
+        <w:rPr>
+          <w:spacing w:val="-2"/>
+          <w:w w:val="90"/>
+        </w:rPr>
+        <w:t xml:space="preserve"> — Full participant ratings dataset containing </w:t>
+      </w:r>
+      <w:r>
+        <w:rPr>
+          <w:spacing w:val="-2"/>
+          <w:w w:val="90"/>
+        </w:rPr>
+        <w:t>main scale (UX)</w:t>
+      </w:r>
+      <w:r>
+        <w:rPr>
+          <w:spacing w:val="-2"/>
+          <w:w w:val="90"/>
+        </w:rPr>
+        <w:t xml:space="preserve"> item responses and the grouping variable</w:t>
+      </w:r>
+      <w:r>
+        <w:rPr>
+          <w:spacing w:val="-2"/>
+          <w:w w:val="90"/>
+        </w:rPr>
+        <w:t xml:space="preserve"> – Copy of </w:t>
+      </w:r>
+      <w:proofErr w:type="spellStart"/>
+      <w:r>
+        <w:rPr>
+          <w:spacing w:val="-2"/>
+          <w:w w:val="90"/>
+          <w:lang w:val="pt-BR"/>
+        </w:rPr>
+        <w:t>ux_ratings_lowfreqcollapsed</w:t>
+      </w:r>
+      <w:proofErr w:type="spellEnd"/>
+      <w:r>
+        <w:rPr>
+          <w:spacing w:val="-2"/>
+          <w:w w:val="90"/>
+          <w:lang w:val="pt-BR"/>
+        </w:rPr>
+        <w:t xml:space="preserve"> – </w:t>
+      </w:r>
+      <w:proofErr w:type="spellStart"/>
+      <w:r>
+        <w:rPr>
+          <w:spacing w:val="-2"/>
+          <w:w w:val="90"/>
+          <w:lang w:val="pt-BR"/>
+        </w:rPr>
+        <w:t>from</w:t>
+      </w:r>
+      <w:proofErr w:type="spellEnd"/>
+      <w:r>
+        <w:rPr>
+          <w:spacing w:val="-2"/>
+          <w:w w:val="90"/>
+          <w:lang w:val="pt-BR"/>
+        </w:rPr>
+        <w:t xml:space="preserve"> Reproduce0 – </w:t>
+      </w:r>
+      <w:proofErr w:type="spellStart"/>
+      <w:r>
+        <w:rPr>
+          <w:spacing w:val="-2"/>
+          <w:w w:val="90"/>
+          <w:lang w:val="pt-BR"/>
+        </w:rPr>
+        <w:t>renamed</w:t>
+      </w:r>
+      <w:proofErr w:type="spellEnd"/>
+      <w:r>
+        <w:rPr>
+          <w:spacing w:val="-2"/>
+          <w:w w:val="90"/>
+          <w:lang w:val="pt-BR"/>
+        </w:rPr>
+        <w:t xml:space="preserve"> </w:t>
+      </w:r>
+      <w:proofErr w:type="spellStart"/>
+      <w:r>
+        <w:rPr>
+          <w:spacing w:val="-2"/>
+          <w:w w:val="90"/>
+          <w:lang w:val="pt-BR"/>
+        </w:rPr>
+        <w:t>to</w:t>
+      </w:r>
+      <w:proofErr w:type="spellEnd"/>
+      <w:r>
+        <w:rPr>
+          <w:spacing w:val="-2"/>
+          <w:w w:val="90"/>
+          <w:lang w:val="pt-BR"/>
+        </w:rPr>
+        <w:t xml:space="preserve"> </w:t>
+      </w:r>
+      <w:proofErr w:type="spellStart"/>
+      <w:r>
+        <w:rPr>
+          <w:spacing w:val="-2"/>
+          <w:w w:val="90"/>
+          <w:lang w:val="pt-BR"/>
+        </w:rPr>
+        <w:t>multigroup_ratings</w:t>
+      </w:r>
+      <w:proofErr w:type="spellEnd"/>
+      <w:r>
+        <w:rPr>
+          <w:spacing w:val="-2"/>
+          <w:w w:val="90"/>
+          <w:lang w:val="pt-BR"/>
+        </w:rPr>
+        <w:t xml:space="preserve">. </w:t>
+      </w:r>
+    </w:p>
+    <w:p>
+      <w:pPr>
+        <w:pStyle w:val="BodyText"/>
+        <w:rPr>
+          <w:spacing w:val="-2"/>
+          <w:w w:val="90"/>
+          <w:lang w:val="pt-BR"/>
+        </w:rPr>
+      </w:pPr>
     </w:p>
     <w:p>
       <w:pPr>
@@ -14294,7 +15634,7 @@
           <w:w w:val="90"/>
           <w:lang w:val="pt-BR"/>
         </w:rPr>
-        <w:t>Visualizations:</w:t>
+        <w:t>Data files:</w:t>
       </w:r>
     </w:p>
     <w:p>
@@ -14316,15 +15656,1028 @@
           <w:w w:val="90"/>
           <w:lang w:val="pt-BR"/>
         </w:rPr>
-        <w:t>yyy</w:t>
-      </w:r>
-      <w:r>
-        <w:rPr>
-          <w:spacing w:val="-2"/>
-          <w:w w:val="90"/>
-          <w:lang w:val="pt-BR"/>
-        </w:rPr>
-        <w:t xml:space="preserve">.png:. </w:t>
+        <w:t xml:space="preserve">subscales-correlation.csv — </w:t>
+      </w:r>
+      <w:proofErr w:type="spellStart"/>
+      <w:r>
+        <w:rPr>
+          <w:spacing w:val="-2"/>
+          <w:w w:val="90"/>
+          <w:lang w:val="pt-BR"/>
+        </w:rPr>
+        <w:t>Pairwise</w:t>
+      </w:r>
+      <w:proofErr w:type="spellEnd"/>
+      <w:r>
+        <w:rPr>
+          <w:spacing w:val="-2"/>
+          <w:w w:val="90"/>
+          <w:lang w:val="pt-BR"/>
+        </w:rPr>
+        <w:t xml:space="preserve"> </w:t>
+      </w:r>
+      <w:proofErr w:type="spellStart"/>
+      <w:r>
+        <w:rPr>
+          <w:spacing w:val="-2"/>
+          <w:w w:val="90"/>
+          <w:lang w:val="pt-BR"/>
+        </w:rPr>
+        <w:t>polychoric</w:t>
+      </w:r>
+      <w:proofErr w:type="spellEnd"/>
+      <w:r>
+        <w:rPr>
+          <w:spacing w:val="-2"/>
+          <w:w w:val="90"/>
+          <w:lang w:val="pt-BR"/>
+        </w:rPr>
+        <w:t xml:space="preserve"> </w:t>
+      </w:r>
+      <w:proofErr w:type="spellStart"/>
+      <w:r>
+        <w:rPr>
+          <w:spacing w:val="-2"/>
+          <w:w w:val="90"/>
+          <w:lang w:val="pt-BR"/>
+        </w:rPr>
+        <w:t>correlation</w:t>
+      </w:r>
+      <w:proofErr w:type="spellEnd"/>
+      <w:r>
+        <w:rPr>
+          <w:spacing w:val="-2"/>
+          <w:w w:val="90"/>
+          <w:lang w:val="pt-BR"/>
+        </w:rPr>
+        <w:t xml:space="preserve"> </w:t>
+      </w:r>
+      <w:proofErr w:type="spellStart"/>
+      <w:r>
+        <w:rPr>
+          <w:spacing w:val="-2"/>
+          <w:w w:val="90"/>
+          <w:lang w:val="pt-BR"/>
+        </w:rPr>
+        <w:t>matrix</w:t>
+      </w:r>
+      <w:proofErr w:type="spellEnd"/>
+      <w:r>
+        <w:rPr>
+          <w:spacing w:val="-2"/>
+          <w:w w:val="90"/>
+          <w:lang w:val="pt-BR"/>
+        </w:rPr>
+        <w:t xml:space="preserve"> </w:t>
+      </w:r>
+      <w:proofErr w:type="spellStart"/>
+      <w:r>
+        <w:rPr>
+          <w:spacing w:val="-2"/>
+          <w:w w:val="90"/>
+          <w:lang w:val="pt-BR"/>
+        </w:rPr>
+        <w:t>calculated</w:t>
+      </w:r>
+      <w:proofErr w:type="spellEnd"/>
+      <w:r>
+        <w:rPr>
+          <w:spacing w:val="-2"/>
+          <w:w w:val="90"/>
+          <w:lang w:val="pt-BR"/>
+        </w:rPr>
+        <w:t xml:space="preserve"> for </w:t>
+      </w:r>
+      <w:proofErr w:type="spellStart"/>
+      <w:r>
+        <w:rPr>
+          <w:spacing w:val="-2"/>
+          <w:w w:val="90"/>
+          <w:lang w:val="pt-BR"/>
+        </w:rPr>
+        <w:t>the</w:t>
+      </w:r>
+      <w:proofErr w:type="spellEnd"/>
+      <w:r>
+        <w:rPr>
+          <w:spacing w:val="-2"/>
+          <w:w w:val="90"/>
+          <w:lang w:val="pt-BR"/>
+        </w:rPr>
+        <w:t xml:space="preserve"> 13 </w:t>
+      </w:r>
+      <w:proofErr w:type="spellStart"/>
+      <w:r>
+        <w:rPr>
+          <w:spacing w:val="-2"/>
+          <w:w w:val="90"/>
+          <w:lang w:val="pt-BR"/>
+        </w:rPr>
+        <w:t>selected</w:t>
+      </w:r>
+      <w:proofErr w:type="spellEnd"/>
+      <w:r>
+        <w:rPr>
+          <w:spacing w:val="-2"/>
+          <w:w w:val="90"/>
+          <w:lang w:val="pt-BR"/>
+        </w:rPr>
+        <w:t xml:space="preserve"> </w:t>
+      </w:r>
+      <w:proofErr w:type="spellStart"/>
+      <w:r>
+        <w:rPr>
+          <w:spacing w:val="-2"/>
+          <w:w w:val="90"/>
+          <w:lang w:val="pt-BR"/>
+        </w:rPr>
+        <w:t>scale</w:t>
+      </w:r>
+      <w:proofErr w:type="spellEnd"/>
+      <w:r>
+        <w:rPr>
+          <w:spacing w:val="-2"/>
+          <w:w w:val="90"/>
+          <w:lang w:val="pt-BR"/>
+        </w:rPr>
+        <w:t xml:space="preserve"> </w:t>
+      </w:r>
+      <w:proofErr w:type="spellStart"/>
+      <w:r>
+        <w:rPr>
+          <w:spacing w:val="-2"/>
+          <w:w w:val="90"/>
+          <w:lang w:val="pt-BR"/>
+        </w:rPr>
+        <w:t>items</w:t>
+      </w:r>
+      <w:proofErr w:type="spellEnd"/>
+      <w:r>
+        <w:rPr>
+          <w:spacing w:val="-2"/>
+          <w:w w:val="90"/>
+          <w:lang w:val="pt-BR"/>
+        </w:rPr>
+        <w:t>.</w:t>
+      </w:r>
+    </w:p>
+    <w:p>
+      <w:pPr>
+        <w:pStyle w:val="BodyText"/>
+        <w:numPr>
+          <w:ilvl w:val="1"/>
+          <w:numId w:val="7"/>
+        </w:numPr>
+        <w:rPr>
+          <w:spacing w:val="-2"/>
+          <w:w w:val="90"/>
+          <w:lang w:val="pt-BR"/>
+        </w:rPr>
+      </w:pPr>
+      <w:r>
+        <w:rPr>
+          <w:spacing w:val="-2"/>
+          <w:w w:val="90"/>
+          <w:lang w:val="pt-BR"/>
+        </w:rPr>
+        <w:t xml:space="preserve">reliability-subscales.csv — </w:t>
+      </w:r>
+      <w:proofErr w:type="spellStart"/>
+      <w:r>
+        <w:rPr>
+          <w:spacing w:val="-2"/>
+          <w:w w:val="90"/>
+          <w:lang w:val="pt-BR"/>
+        </w:rPr>
+        <w:t>Consolidated</w:t>
+      </w:r>
+      <w:proofErr w:type="spellEnd"/>
+      <w:r>
+        <w:rPr>
+          <w:spacing w:val="-2"/>
+          <w:w w:val="90"/>
+          <w:lang w:val="pt-BR"/>
+        </w:rPr>
+        <w:t xml:space="preserve"> </w:t>
+      </w:r>
+      <w:proofErr w:type="spellStart"/>
+      <w:r>
+        <w:rPr>
+          <w:spacing w:val="-2"/>
+          <w:w w:val="90"/>
+          <w:lang w:val="pt-BR"/>
+        </w:rPr>
+        <w:t>scale</w:t>
+      </w:r>
+      <w:proofErr w:type="spellEnd"/>
+      <w:r>
+        <w:rPr>
+          <w:spacing w:val="-2"/>
+          <w:w w:val="90"/>
+          <w:lang w:val="pt-BR"/>
+        </w:rPr>
+        <w:t xml:space="preserve"> </w:t>
+      </w:r>
+      <w:proofErr w:type="spellStart"/>
+      <w:r>
+        <w:rPr>
+          <w:spacing w:val="-2"/>
+          <w:w w:val="90"/>
+          <w:lang w:val="pt-BR"/>
+        </w:rPr>
+        <w:t>reliability</w:t>
+      </w:r>
+      <w:proofErr w:type="spellEnd"/>
+      <w:r>
+        <w:rPr>
+          <w:spacing w:val="-2"/>
+          <w:w w:val="90"/>
+          <w:lang w:val="pt-BR"/>
+        </w:rPr>
+        <w:t xml:space="preserve"> </w:t>
+      </w:r>
+      <w:proofErr w:type="spellStart"/>
+      <w:r>
+        <w:rPr>
+          <w:spacing w:val="-2"/>
+          <w:w w:val="90"/>
+          <w:lang w:val="pt-BR"/>
+        </w:rPr>
+        <w:t>coefficients</w:t>
+      </w:r>
+      <w:proofErr w:type="spellEnd"/>
+      <w:r>
+        <w:rPr>
+          <w:spacing w:val="-2"/>
+          <w:w w:val="90"/>
+          <w:lang w:val="pt-BR"/>
+        </w:rPr>
+        <w:t xml:space="preserve"> (</w:t>
+      </w:r>
+      <m:oMath>
+        <m:r>
+          <w:rPr>
+            <w:rFonts w:ascii="Cambria Math" w:hAnsi="Cambria Math"/>
+            <w:spacing w:val="-2"/>
+            <w:w w:val="90"/>
+            <w:lang w:val="pt-BR"/>
+          </w:rPr>
+          <m:t>α</m:t>
+        </m:r>
+      </m:oMath>
+      <w:r>
+        <w:rPr>
+          <w:spacing w:val="-2"/>
+          <w:w w:val="90"/>
+          <w:lang w:val="pt-BR"/>
+        </w:rPr>
+        <w:t xml:space="preserve">, standardized </w:t>
+      </w:r>
+      <m:oMath>
+        <m:r>
+          <w:rPr>
+            <w:rFonts w:ascii="Cambria Math" w:hAnsi="Cambria Math"/>
+            <w:spacing w:val="-2"/>
+            <w:w w:val="90"/>
+            <w:lang w:val="pt-BR"/>
+          </w:rPr>
+          <m:t>α</m:t>
+        </m:r>
+      </m:oMath>
+      <w:r>
+        <w:rPr>
+          <w:spacing w:val="-2"/>
+          <w:w w:val="90"/>
+          <w:lang w:val="pt-BR"/>
+        </w:rPr>
+        <w:t xml:space="preserve">, and </w:t>
+      </w:r>
+      <m:oMath>
+        <m:sSub>
+          <m:sSubPr>
+            <m:ctrlPr>
+              <w:rPr>
+                <w:rFonts w:ascii="Cambria Math" w:hAnsi="Cambria Math"/>
+                <w:spacing w:val="-2"/>
+                <w:w w:val="90"/>
+                <w:lang w:val="pt-BR"/>
+              </w:rPr>
+            </m:ctrlPr>
+          </m:sSubPr>
+          <m:e>
+            <m:r>
+              <w:rPr>
+                <w:rFonts w:ascii="Cambria Math" w:hAnsi="Cambria Math"/>
+                <w:spacing w:val="-2"/>
+                <w:w w:val="90"/>
+                <w:lang w:val="pt-BR"/>
+              </w:rPr>
+              <m:t>ω</m:t>
+            </m:r>
+          </m:e>
+          <m:sub>
+            <m:r>
+              <w:rPr>
+                <w:rFonts w:ascii="Cambria Math" w:hAnsi="Cambria Math"/>
+                <w:spacing w:val="-2"/>
+                <w:w w:val="90"/>
+                <w:lang w:val="pt-BR"/>
+              </w:rPr>
+              <m:t>t</m:t>
+            </m:r>
+          </m:sub>
+        </m:sSub>
+      </m:oMath>
+      <w:r>
+        <w:rPr>
+          <w:spacing w:val="-2"/>
+          <w:w w:val="90"/>
+          <w:lang w:val="pt-BR"/>
+        </w:rPr>
+        <w:t>) across constructs for the pooled sample and broken down by stimulus.</w:t>
+      </w:r>
+    </w:p>
+    <w:p>
+      <w:pPr>
+        <w:pStyle w:val="BodyText"/>
+        <w:numPr>
+          <w:ilvl w:val="1"/>
+          <w:numId w:val="7"/>
+        </w:numPr>
+        <w:rPr>
+          <w:spacing w:val="-2"/>
+          <w:w w:val="90"/>
+          <w:lang w:val="pt-BR"/>
+        </w:rPr>
+      </w:pPr>
+      <w:r>
+        <w:rPr>
+          <w:spacing w:val="-2"/>
+          <w:w w:val="90"/>
+          <w:lang w:val="pt-BR"/>
+        </w:rPr>
+        <w:lastRenderedPageBreak/>
+        <w:t xml:space="preserve">reliability-global-by-stimuli.csv — </w:t>
+      </w:r>
+      <w:proofErr w:type="spellStart"/>
+      <w:r>
+        <w:rPr>
+          <w:spacing w:val="-2"/>
+          <w:w w:val="90"/>
+          <w:lang w:val="pt-BR"/>
+        </w:rPr>
+        <w:t>Summary</w:t>
+      </w:r>
+      <w:proofErr w:type="spellEnd"/>
+      <w:r>
+        <w:rPr>
+          <w:spacing w:val="-2"/>
+          <w:w w:val="90"/>
+          <w:lang w:val="pt-BR"/>
+        </w:rPr>
+        <w:t xml:space="preserve"> </w:t>
+      </w:r>
+      <w:proofErr w:type="spellStart"/>
+      <w:r>
+        <w:rPr>
+          <w:spacing w:val="-2"/>
+          <w:w w:val="90"/>
+          <w:lang w:val="pt-BR"/>
+        </w:rPr>
+        <w:t>table</w:t>
+      </w:r>
+      <w:proofErr w:type="spellEnd"/>
+      <w:r>
+        <w:rPr>
+          <w:spacing w:val="-2"/>
+          <w:w w:val="90"/>
+          <w:lang w:val="pt-BR"/>
+        </w:rPr>
+        <w:t xml:space="preserve"> </w:t>
+      </w:r>
+      <w:proofErr w:type="spellStart"/>
+      <w:r>
+        <w:rPr>
+          <w:spacing w:val="-2"/>
+          <w:w w:val="90"/>
+          <w:lang w:val="pt-BR"/>
+        </w:rPr>
+        <w:t>of</w:t>
+      </w:r>
+      <w:proofErr w:type="spellEnd"/>
+      <w:r>
+        <w:rPr>
+          <w:spacing w:val="-2"/>
+          <w:w w:val="90"/>
+          <w:lang w:val="pt-BR"/>
+        </w:rPr>
+        <w:t xml:space="preserve"> </w:t>
+      </w:r>
+      <w:proofErr w:type="spellStart"/>
+      <w:r>
+        <w:rPr>
+          <w:spacing w:val="-2"/>
+          <w:w w:val="90"/>
+          <w:lang w:val="pt-BR"/>
+        </w:rPr>
+        <w:t>scale</w:t>
+      </w:r>
+      <w:proofErr w:type="spellEnd"/>
+      <w:r>
+        <w:rPr>
+          <w:spacing w:val="-2"/>
+          <w:w w:val="90"/>
+          <w:lang w:val="pt-BR"/>
+        </w:rPr>
+        <w:t xml:space="preserve"> </w:t>
+      </w:r>
+      <w:proofErr w:type="spellStart"/>
+      <w:r>
+        <w:rPr>
+          <w:spacing w:val="-2"/>
+          <w:w w:val="90"/>
+          <w:lang w:val="pt-BR"/>
+        </w:rPr>
+        <w:t>reliability</w:t>
+      </w:r>
+      <w:proofErr w:type="spellEnd"/>
+      <w:r>
+        <w:rPr>
+          <w:spacing w:val="-2"/>
+          <w:w w:val="90"/>
+          <w:lang w:val="pt-BR"/>
+        </w:rPr>
+        <w:t xml:space="preserve"> (</w:t>
+      </w:r>
+      <m:oMath>
+        <m:r>
+          <w:rPr>
+            <w:rFonts w:ascii="Cambria Math" w:hAnsi="Cambria Math"/>
+            <w:spacing w:val="-2"/>
+            <w:w w:val="90"/>
+            <w:lang w:val="pt-BR"/>
+          </w:rPr>
+          <m:t>α</m:t>
+        </m:r>
+      </m:oMath>
+      <w:r>
+        <w:rPr>
+          <w:spacing w:val="-2"/>
+          <w:w w:val="90"/>
+          <w:lang w:val="pt-BR"/>
+        </w:rPr>
+        <w:t xml:space="preserve"> and </w:t>
+      </w:r>
+      <m:oMath>
+        <m:sSub>
+          <m:sSubPr>
+            <m:ctrlPr>
+              <w:rPr>
+                <w:rFonts w:ascii="Cambria Math" w:hAnsi="Cambria Math"/>
+                <w:spacing w:val="-2"/>
+                <w:w w:val="90"/>
+                <w:lang w:val="pt-BR"/>
+              </w:rPr>
+            </m:ctrlPr>
+          </m:sSubPr>
+          <m:e>
+            <m:r>
+              <w:rPr>
+                <w:rFonts w:ascii="Cambria Math" w:hAnsi="Cambria Math"/>
+                <w:spacing w:val="-2"/>
+                <w:w w:val="90"/>
+                <w:lang w:val="pt-BR"/>
+              </w:rPr>
+              <m:t>ω</m:t>
+            </m:r>
+          </m:e>
+          <m:sub>
+            <m:r>
+              <w:rPr>
+                <w:rFonts w:ascii="Cambria Math" w:hAnsi="Cambria Math"/>
+                <w:spacing w:val="-2"/>
+                <w:w w:val="90"/>
+                <w:lang w:val="pt-BR"/>
+              </w:rPr>
+              <m:t>t</m:t>
+            </m:r>
+          </m:sub>
+        </m:sSub>
+      </m:oMath>
+      <w:r>
+        <w:rPr>
+          <w:spacing w:val="-2"/>
+          <w:w w:val="90"/>
+          <w:lang w:val="pt-BR"/>
+        </w:rPr>
+        <w:t xml:space="preserve"> </w:t>
+      </w:r>
+      <w:proofErr w:type="spellStart"/>
+      <w:r>
+        <w:rPr>
+          <w:spacing w:val="-2"/>
+          <w:w w:val="90"/>
+          <w:lang w:val="pt-BR"/>
+        </w:rPr>
+        <w:t>under</w:t>
+      </w:r>
+      <w:proofErr w:type="spellEnd"/>
+      <w:r>
+        <w:rPr>
+          <w:spacing w:val="-2"/>
+          <w:w w:val="90"/>
+          <w:lang w:val="pt-BR"/>
+        </w:rPr>
+        <w:t xml:space="preserve"> 1-factor </w:t>
+      </w:r>
+      <w:proofErr w:type="spellStart"/>
+      <w:r>
+        <w:rPr>
+          <w:spacing w:val="-2"/>
+          <w:w w:val="90"/>
+          <w:lang w:val="pt-BR"/>
+        </w:rPr>
+        <w:t>and</w:t>
+      </w:r>
+      <w:proofErr w:type="spellEnd"/>
+      <w:r>
+        <w:rPr>
+          <w:spacing w:val="-2"/>
+          <w:w w:val="90"/>
+          <w:lang w:val="pt-BR"/>
+        </w:rPr>
+        <w:t xml:space="preserve"> 3-factor </w:t>
+      </w:r>
+      <w:proofErr w:type="spellStart"/>
+      <w:r>
+        <w:rPr>
+          <w:spacing w:val="-2"/>
+          <w:w w:val="90"/>
+          <w:lang w:val="pt-BR"/>
+        </w:rPr>
+        <w:t>solutions</w:t>
+      </w:r>
+      <w:proofErr w:type="spellEnd"/>
+      <w:r>
+        <w:rPr>
+          <w:spacing w:val="-2"/>
+          <w:w w:val="90"/>
+          <w:lang w:val="pt-BR"/>
+        </w:rPr>
+        <w:t xml:space="preserve">) </w:t>
+      </w:r>
+      <w:proofErr w:type="spellStart"/>
+      <w:r>
+        <w:rPr>
+          <w:spacing w:val="-2"/>
+          <w:w w:val="90"/>
+          <w:lang w:val="pt-BR"/>
+        </w:rPr>
+        <w:t>computed</w:t>
+      </w:r>
+      <w:proofErr w:type="spellEnd"/>
+      <w:r>
+        <w:rPr>
+          <w:spacing w:val="-2"/>
+          <w:w w:val="90"/>
+          <w:lang w:val="pt-BR"/>
+        </w:rPr>
+        <w:t xml:space="preserve"> per </w:t>
+      </w:r>
+      <w:proofErr w:type="spellStart"/>
+      <w:r>
+        <w:rPr>
+          <w:spacing w:val="-2"/>
+          <w:w w:val="90"/>
+          <w:lang w:val="pt-BR"/>
+        </w:rPr>
+        <w:t>stimulus</w:t>
+      </w:r>
+      <w:proofErr w:type="spellEnd"/>
+      <w:r>
+        <w:rPr>
+          <w:spacing w:val="-2"/>
+          <w:w w:val="90"/>
+          <w:lang w:val="pt-BR"/>
+        </w:rPr>
+        <w:t xml:space="preserve"> </w:t>
+      </w:r>
+      <w:proofErr w:type="spellStart"/>
+      <w:r>
+        <w:rPr>
+          <w:spacing w:val="-2"/>
+          <w:w w:val="90"/>
+          <w:lang w:val="pt-BR"/>
+        </w:rPr>
+        <w:t>group</w:t>
+      </w:r>
+      <w:proofErr w:type="spellEnd"/>
+      <w:r>
+        <w:rPr>
+          <w:spacing w:val="-2"/>
+          <w:w w:val="90"/>
+          <w:lang w:val="pt-BR"/>
+        </w:rPr>
+        <w:t>.</w:t>
+      </w:r>
+    </w:p>
+    <w:p>
+      <w:pPr>
+        <w:pStyle w:val="BodyText"/>
+        <w:numPr>
+          <w:ilvl w:val="1"/>
+          <w:numId w:val="7"/>
+        </w:numPr>
+        <w:rPr>
+          <w:spacing w:val="-2"/>
+          <w:w w:val="90"/>
+          <w:lang w:val="pt-BR"/>
+        </w:rPr>
+      </w:pPr>
+      <w:r>
+        <w:rPr>
+          <w:spacing w:val="-2"/>
+          <w:w w:val="90"/>
+          <w:lang w:val="pt-BR"/>
+        </w:rPr>
+        <w:t xml:space="preserve">fit_indices-Tested_model-POOLED_OVERALL.csv — Global CFA </w:t>
+      </w:r>
+      <w:proofErr w:type="spellStart"/>
+      <w:r>
+        <w:rPr>
+          <w:spacing w:val="-2"/>
+          <w:w w:val="90"/>
+          <w:lang w:val="pt-BR"/>
+        </w:rPr>
+        <w:t>fit</w:t>
+      </w:r>
+      <w:proofErr w:type="spellEnd"/>
+      <w:r>
+        <w:rPr>
+          <w:spacing w:val="-2"/>
+          <w:w w:val="90"/>
+          <w:lang w:val="pt-BR"/>
+        </w:rPr>
+        <w:t xml:space="preserve"> </w:t>
+      </w:r>
+      <w:proofErr w:type="spellStart"/>
+      <w:r>
+        <w:rPr>
+          <w:spacing w:val="-2"/>
+          <w:w w:val="90"/>
+          <w:lang w:val="pt-BR"/>
+        </w:rPr>
+        <w:t>indices</w:t>
+      </w:r>
+      <w:proofErr w:type="spellEnd"/>
+      <w:r>
+        <w:rPr>
+          <w:spacing w:val="-2"/>
+          <w:w w:val="90"/>
+          <w:lang w:val="pt-BR"/>
+        </w:rPr>
+        <w:t xml:space="preserve"> (</w:t>
+      </w:r>
+      <m:oMath>
+        <m:r>
+          <w:rPr>
+            <w:rFonts w:ascii="Cambria Math" w:hAnsi="Cambria Math"/>
+            <w:spacing w:val="-2"/>
+            <w:w w:val="90"/>
+            <w:lang w:val="pt-BR"/>
+          </w:rPr>
+          <m:t>df</m:t>
+        </m:r>
+      </m:oMath>
+      <w:r>
+        <w:rPr>
+          <w:spacing w:val="-2"/>
+          <w:w w:val="90"/>
+          <w:lang w:val="pt-BR"/>
+        </w:rPr>
+        <w:t xml:space="preserve">, </w:t>
+      </w:r>
+      <m:oMath>
+        <m:sSup>
+          <m:sSupPr>
+            <m:ctrlPr>
+              <w:rPr>
+                <w:rFonts w:ascii="Cambria Math" w:hAnsi="Cambria Math"/>
+                <w:spacing w:val="-2"/>
+                <w:w w:val="90"/>
+                <w:lang w:val="pt-BR"/>
+              </w:rPr>
+            </m:ctrlPr>
+          </m:sSupPr>
+          <m:e>
+            <m:r>
+              <w:rPr>
+                <w:rFonts w:ascii="Cambria Math" w:hAnsi="Cambria Math"/>
+                <w:spacing w:val="-2"/>
+                <w:w w:val="90"/>
+                <w:lang w:val="pt-BR"/>
+              </w:rPr>
+              <m:t>χ</m:t>
+            </m:r>
+          </m:e>
+          <m:sup>
+            <m:r>
+              <w:rPr>
+                <w:rFonts w:ascii="Cambria Math" w:hAnsi="Cambria Math"/>
+                <w:spacing w:val="-2"/>
+                <w:w w:val="90"/>
+                <w:lang w:val="pt-BR"/>
+              </w:rPr>
+              <m:t>2</m:t>
+            </m:r>
+          </m:sup>
+        </m:sSup>
+      </m:oMath>
+      <w:r>
+        <w:rPr>
+          <w:spacing w:val="-2"/>
+          <w:w w:val="90"/>
+          <w:lang w:val="pt-BR"/>
+        </w:rPr>
+        <w:t xml:space="preserve">, CFI, TLI, RMSEA, SRMR, AIC, </w:t>
+      </w:r>
+      <w:proofErr w:type="gramStart"/>
+      <w:r>
+        <w:rPr>
+          <w:spacing w:val="-2"/>
+          <w:w w:val="90"/>
+          <w:lang w:val="pt-BR"/>
+        </w:rPr>
+        <w:t>BIC, etc.</w:t>
+      </w:r>
+      <w:proofErr w:type="gramEnd"/>
+      <w:r>
+        <w:rPr>
+          <w:spacing w:val="-2"/>
+          <w:w w:val="90"/>
+          <w:lang w:val="pt-BR"/>
+        </w:rPr>
+        <w:t>) for the pooled sample across all stimuli.</w:t>
+      </w:r>
+    </w:p>
+    <w:p>
+      <w:pPr>
+        <w:pStyle w:val="BodyText"/>
+        <w:numPr>
+          <w:ilvl w:val="1"/>
+          <w:numId w:val="7"/>
+        </w:numPr>
+        <w:rPr>
+          <w:spacing w:val="-2"/>
+          <w:w w:val="90"/>
+          <w:lang w:val="pt-BR"/>
+        </w:rPr>
+      </w:pPr>
+      <w:r>
+        <w:rPr>
+          <w:spacing w:val="-2"/>
+          <w:w w:val="90"/>
+          <w:lang w:val="pt-BR"/>
+        </w:rPr>
+        <w:t xml:space="preserve">fit_indices-Tested_model-full_data.csv — </w:t>
+      </w:r>
+      <w:proofErr w:type="spellStart"/>
+      <w:r>
+        <w:rPr>
+          <w:spacing w:val="-2"/>
+          <w:w w:val="90"/>
+          <w:lang w:val="pt-BR"/>
+        </w:rPr>
+        <w:t>Multi-group</w:t>
+      </w:r>
+      <w:proofErr w:type="spellEnd"/>
+      <w:r>
+        <w:rPr>
+          <w:spacing w:val="-2"/>
+          <w:w w:val="90"/>
+          <w:lang w:val="pt-BR"/>
+        </w:rPr>
+        <w:t xml:space="preserve"> CFA </w:t>
+      </w:r>
+      <w:proofErr w:type="spellStart"/>
+      <w:r>
+        <w:rPr>
+          <w:spacing w:val="-2"/>
+          <w:w w:val="90"/>
+          <w:lang w:val="pt-BR"/>
+        </w:rPr>
+        <w:t>fit</w:t>
+      </w:r>
+      <w:proofErr w:type="spellEnd"/>
+      <w:r>
+        <w:rPr>
+          <w:spacing w:val="-2"/>
+          <w:w w:val="90"/>
+          <w:lang w:val="pt-BR"/>
+        </w:rPr>
+        <w:t xml:space="preserve"> </w:t>
+      </w:r>
+      <w:proofErr w:type="spellStart"/>
+      <w:r>
+        <w:rPr>
+          <w:spacing w:val="-2"/>
+          <w:w w:val="90"/>
+          <w:lang w:val="pt-BR"/>
+        </w:rPr>
+        <w:t>indices</w:t>
+      </w:r>
+      <w:proofErr w:type="spellEnd"/>
+      <w:r>
+        <w:rPr>
+          <w:spacing w:val="-2"/>
+          <w:w w:val="90"/>
+          <w:lang w:val="pt-BR"/>
+        </w:rPr>
+        <w:t xml:space="preserve"> </w:t>
+      </w:r>
+      <w:proofErr w:type="spellStart"/>
+      <w:r>
+        <w:rPr>
+          <w:spacing w:val="-2"/>
+          <w:w w:val="90"/>
+          <w:lang w:val="pt-BR"/>
+        </w:rPr>
+        <w:t>across</w:t>
+      </w:r>
+      <w:proofErr w:type="spellEnd"/>
+      <w:r>
+        <w:rPr>
+          <w:spacing w:val="-2"/>
+          <w:w w:val="90"/>
+          <w:lang w:val="pt-BR"/>
+        </w:rPr>
+        <w:t xml:space="preserve"> </w:t>
+      </w:r>
+      <w:proofErr w:type="spellStart"/>
+      <w:r>
+        <w:rPr>
+          <w:spacing w:val="-2"/>
+          <w:w w:val="90"/>
+          <w:lang w:val="pt-BR"/>
+        </w:rPr>
+        <w:t>all</w:t>
+      </w:r>
+      <w:proofErr w:type="spellEnd"/>
+      <w:r>
+        <w:rPr>
+          <w:spacing w:val="-2"/>
+          <w:w w:val="90"/>
+          <w:lang w:val="pt-BR"/>
+        </w:rPr>
+        <w:t xml:space="preserve"> </w:t>
+      </w:r>
+      <w:proofErr w:type="spellStart"/>
+      <w:r>
+        <w:rPr>
+          <w:spacing w:val="-2"/>
+          <w:w w:val="90"/>
+          <w:lang w:val="pt-BR"/>
+        </w:rPr>
+        <w:t>five</w:t>
+      </w:r>
+      <w:proofErr w:type="spellEnd"/>
+      <w:r>
+        <w:rPr>
+          <w:spacing w:val="-2"/>
+          <w:w w:val="90"/>
+          <w:lang w:val="pt-BR"/>
+        </w:rPr>
+        <w:t xml:space="preserve"> </w:t>
+      </w:r>
+      <w:proofErr w:type="spellStart"/>
+      <w:r>
+        <w:rPr>
+          <w:spacing w:val="-2"/>
+          <w:w w:val="90"/>
+          <w:lang w:val="pt-BR"/>
+        </w:rPr>
+        <w:t>stimuli</w:t>
+      </w:r>
+      <w:proofErr w:type="spellEnd"/>
+      <w:r>
+        <w:rPr>
+          <w:spacing w:val="-2"/>
+          <w:w w:val="90"/>
+          <w:lang w:val="pt-BR"/>
+        </w:rPr>
+        <w:t xml:space="preserve"> </w:t>
+      </w:r>
+      <w:proofErr w:type="spellStart"/>
+      <w:r>
+        <w:rPr>
+          <w:spacing w:val="-2"/>
+          <w:w w:val="90"/>
+          <w:lang w:val="pt-BR"/>
+        </w:rPr>
+        <w:t>groups</w:t>
+      </w:r>
+      <w:proofErr w:type="spellEnd"/>
+      <w:r>
+        <w:rPr>
+          <w:spacing w:val="-2"/>
+          <w:w w:val="90"/>
+          <w:lang w:val="pt-BR"/>
+        </w:rPr>
+        <w:t>.</w:t>
+      </w:r>
+    </w:p>
+    <w:p>
+      <w:pPr>
+        <w:pStyle w:val="BodyText"/>
+        <w:numPr>
+          <w:ilvl w:val="1"/>
+          <w:numId w:val="7"/>
+        </w:numPr>
+        <w:rPr>
+          <w:spacing w:val="-2"/>
+          <w:w w:val="90"/>
+          <w:lang w:val="pt-BR"/>
+        </w:rPr>
+      </w:pPr>
+      <w:r>
+        <w:rPr>
+          <w:spacing w:val="-2"/>
+          <w:w w:val="90"/>
+          <w:lang w:val="pt-BR"/>
+        </w:rPr>
+        <w:t xml:space="preserve">fit_indices-Tested_model-[stimulus].csv — Individual CFA model </w:t>
+      </w:r>
+      <w:proofErr w:type="spellStart"/>
+      <w:r>
+        <w:rPr>
+          <w:spacing w:val="-2"/>
+          <w:w w:val="90"/>
+          <w:lang w:val="pt-BR"/>
+        </w:rPr>
+        <w:t>fit</w:t>
+      </w:r>
+      <w:proofErr w:type="spellEnd"/>
+      <w:r>
+        <w:rPr>
+          <w:spacing w:val="-2"/>
+          <w:w w:val="90"/>
+          <w:lang w:val="pt-BR"/>
+        </w:rPr>
+        <w:t xml:space="preserve"> index files </w:t>
+      </w:r>
+      <w:proofErr w:type="spellStart"/>
+      <w:r>
+        <w:rPr>
+          <w:spacing w:val="-2"/>
+          <w:w w:val="90"/>
+          <w:lang w:val="pt-BR"/>
+        </w:rPr>
+        <w:t>generated</w:t>
+      </w:r>
+      <w:proofErr w:type="spellEnd"/>
+      <w:r>
+        <w:rPr>
+          <w:spacing w:val="-2"/>
+          <w:w w:val="90"/>
+          <w:lang w:val="pt-BR"/>
+        </w:rPr>
+        <w:t xml:space="preserve"> </w:t>
+      </w:r>
+      <w:proofErr w:type="spellStart"/>
+      <w:r>
+        <w:rPr>
+          <w:spacing w:val="-2"/>
+          <w:w w:val="90"/>
+          <w:lang w:val="pt-BR"/>
+        </w:rPr>
+        <w:t>separately</w:t>
+      </w:r>
+      <w:proofErr w:type="spellEnd"/>
+      <w:r>
+        <w:rPr>
+          <w:spacing w:val="-2"/>
+          <w:w w:val="90"/>
+          <w:lang w:val="pt-BR"/>
+        </w:rPr>
+        <w:t xml:space="preserve"> for </w:t>
+      </w:r>
+      <w:proofErr w:type="spellStart"/>
+      <w:r>
+        <w:rPr>
+          <w:spacing w:val="-2"/>
+          <w:w w:val="90"/>
+          <w:lang w:val="pt-BR"/>
+        </w:rPr>
+        <w:t>each</w:t>
+      </w:r>
+      <w:proofErr w:type="spellEnd"/>
+      <w:r>
+        <w:rPr>
+          <w:spacing w:val="-2"/>
+          <w:w w:val="90"/>
+          <w:lang w:val="pt-BR"/>
+        </w:rPr>
+        <w:t xml:space="preserve"> tool (e.g., fit_indices-Tested_model-Tableau.csv, ...-Power BI.csv, ...-JMP.csv, ...-Excel.csv, ...-Data Studio.csv).</w:t>
       </w:r>
     </w:p>
     <w:p>
@@ -14340,6 +16693,7 @@
           <w:lang w:val="pt-BR"/>
         </w:rPr>
       </w:pPr>
+      <w:proofErr w:type="spellStart"/>
       <w:r>
         <w:rPr>
           <w:b/>
@@ -14348,7 +16702,18 @@
           <w:w w:val="90"/>
           <w:lang w:val="pt-BR"/>
         </w:rPr>
-        <w:t>Exported Data Files:</w:t>
+        <w:t>Visualizations</w:t>
+      </w:r>
+      <w:proofErr w:type="spellEnd"/>
+      <w:r>
+        <w:rPr>
+          <w:b/>
+          <w:bCs/>
+          <w:spacing w:val="-2"/>
+          <w:w w:val="90"/>
+          <w:lang w:val="pt-BR"/>
+        </w:rPr>
+        <w:t>:</w:t>
       </w:r>
     </w:p>
     <w:p>
@@ -14370,31 +16735,359 @@
           <w:w w:val="90"/>
           <w:lang w:val="pt-BR"/>
         </w:rPr>
-        <w:t>xxx</w:t>
-      </w:r>
-      <w:r>
-        <w:rPr>
-          <w:spacing w:val="-2"/>
-          <w:w w:val="90"/>
-          <w:lang w:val="pt-BR"/>
-        </w:rPr>
-        <w:t>.csv</w:t>
-      </w:r>
-      <w:r>
-        <w:rPr>
-          <w:spacing w:val="-2"/>
-          <w:w w:val="90"/>
-          <w:lang w:val="pt-BR"/>
-        </w:rPr>
-        <w:t xml:space="preserve">: </w:t>
-      </w:r>
-      <w:r>
-        <w:rPr>
-          <w:spacing w:val="-2"/>
-          <w:w w:val="90"/>
-        </w:rPr>
-        <w:t>correlation calculated by scipy.stats.pearsonr</w:t>
-      </w:r>
+        <w:t>subscales-corr.pdf — Color-</w:t>
+      </w:r>
+      <w:proofErr w:type="spellStart"/>
+      <w:r>
+        <w:rPr>
+          <w:spacing w:val="-2"/>
+          <w:w w:val="90"/>
+          <w:lang w:val="pt-BR"/>
+        </w:rPr>
+        <w:t>coded</w:t>
+      </w:r>
+      <w:proofErr w:type="spellEnd"/>
+      <w:r>
+        <w:rPr>
+          <w:spacing w:val="-2"/>
+          <w:w w:val="90"/>
+          <w:lang w:val="pt-BR"/>
+        </w:rPr>
+        <w:t xml:space="preserve"> </w:t>
+      </w:r>
+      <w:proofErr w:type="spellStart"/>
+      <w:r>
+        <w:rPr>
+          <w:spacing w:val="-2"/>
+          <w:w w:val="90"/>
+          <w:lang w:val="pt-BR"/>
+        </w:rPr>
+        <w:t>correlation</w:t>
+      </w:r>
+      <w:proofErr w:type="spellEnd"/>
+      <w:r>
+        <w:rPr>
+          <w:spacing w:val="-2"/>
+          <w:w w:val="90"/>
+          <w:lang w:val="pt-BR"/>
+        </w:rPr>
+        <w:t xml:space="preserve"> </w:t>
+      </w:r>
+      <w:proofErr w:type="spellStart"/>
+      <w:r>
+        <w:rPr>
+          <w:spacing w:val="-2"/>
+          <w:w w:val="90"/>
+          <w:lang w:val="pt-BR"/>
+        </w:rPr>
+        <w:t>heatmap</w:t>
+      </w:r>
+      <w:proofErr w:type="spellEnd"/>
+      <w:r>
+        <w:rPr>
+          <w:spacing w:val="-2"/>
+          <w:w w:val="90"/>
+          <w:lang w:val="pt-BR"/>
+        </w:rPr>
+        <w:t xml:space="preserve"> </w:t>
+      </w:r>
+      <w:proofErr w:type="spellStart"/>
+      <w:r>
+        <w:rPr>
+          <w:spacing w:val="-2"/>
+          <w:w w:val="90"/>
+          <w:lang w:val="pt-BR"/>
+        </w:rPr>
+        <w:t>plot</w:t>
+      </w:r>
+      <w:proofErr w:type="spellEnd"/>
+      <w:r>
+        <w:rPr>
+          <w:spacing w:val="-2"/>
+          <w:w w:val="90"/>
+          <w:lang w:val="pt-BR"/>
+        </w:rPr>
+        <w:t xml:space="preserve"> (</w:t>
+      </w:r>
+      <w:proofErr w:type="spellStart"/>
+      <w:r>
+        <w:rPr>
+          <w:spacing w:val="-2"/>
+          <w:w w:val="90"/>
+          <w:lang w:val="pt-BR"/>
+        </w:rPr>
+        <w:t>corrplot</w:t>
+      </w:r>
+      <w:proofErr w:type="spellEnd"/>
+      <w:r>
+        <w:rPr>
+          <w:spacing w:val="-2"/>
+          <w:w w:val="90"/>
+          <w:lang w:val="pt-BR"/>
+        </w:rPr>
+        <w:t xml:space="preserve">) </w:t>
+      </w:r>
+      <w:proofErr w:type="spellStart"/>
+      <w:r>
+        <w:rPr>
+          <w:spacing w:val="-2"/>
+          <w:w w:val="90"/>
+          <w:lang w:val="pt-BR"/>
+        </w:rPr>
+        <w:t>of</w:t>
+      </w:r>
+      <w:proofErr w:type="spellEnd"/>
+      <w:r>
+        <w:rPr>
+          <w:spacing w:val="-2"/>
+          <w:w w:val="90"/>
+          <w:lang w:val="pt-BR"/>
+        </w:rPr>
+        <w:t xml:space="preserve"> </w:t>
+      </w:r>
+      <w:proofErr w:type="spellStart"/>
+      <w:r>
+        <w:rPr>
+          <w:spacing w:val="-2"/>
+          <w:w w:val="90"/>
+          <w:lang w:val="pt-BR"/>
+        </w:rPr>
+        <w:t>the</w:t>
+      </w:r>
+      <w:proofErr w:type="spellEnd"/>
+      <w:r>
+        <w:rPr>
+          <w:spacing w:val="-2"/>
+          <w:w w:val="90"/>
+          <w:lang w:val="pt-BR"/>
+        </w:rPr>
+        <w:t xml:space="preserve"> 13 </w:t>
+      </w:r>
+      <w:proofErr w:type="spellStart"/>
+      <w:r>
+        <w:rPr>
+          <w:spacing w:val="-2"/>
+          <w:w w:val="90"/>
+          <w:lang w:val="pt-BR"/>
+        </w:rPr>
+        <w:t>selected</w:t>
+      </w:r>
+      <w:proofErr w:type="spellEnd"/>
+      <w:r>
+        <w:rPr>
+          <w:spacing w:val="-2"/>
+          <w:w w:val="90"/>
+          <w:lang w:val="pt-BR"/>
+        </w:rPr>
+        <w:t xml:space="preserve"> UX </w:t>
+      </w:r>
+      <w:proofErr w:type="spellStart"/>
+      <w:r>
+        <w:rPr>
+          <w:spacing w:val="-2"/>
+          <w:w w:val="90"/>
+          <w:lang w:val="pt-BR"/>
+        </w:rPr>
+        <w:t>items</w:t>
+      </w:r>
+      <w:proofErr w:type="spellEnd"/>
+      <w:r>
+        <w:rPr>
+          <w:spacing w:val="-2"/>
+          <w:w w:val="90"/>
+          <w:lang w:val="pt-BR"/>
+        </w:rPr>
+        <w:t>.</w:t>
+      </w:r>
+    </w:p>
+    <w:p>
+      <w:pPr>
+        <w:pStyle w:val="BodyText"/>
+        <w:numPr>
+          <w:ilvl w:val="1"/>
+          <w:numId w:val="7"/>
+        </w:numPr>
+        <w:rPr>
+          <w:spacing w:val="-2"/>
+          <w:w w:val="90"/>
+          <w:lang w:val="pt-BR"/>
+        </w:rPr>
+      </w:pPr>
+      <w:r>
+        <w:rPr>
+          <w:spacing w:val="-2"/>
+          <w:w w:val="90"/>
+          <w:lang w:val="pt-BR"/>
+        </w:rPr>
+        <w:t xml:space="preserve">ScreePlot-All.pdf — </w:t>
+      </w:r>
+      <w:proofErr w:type="spellStart"/>
+      <w:r>
+        <w:rPr>
+          <w:spacing w:val="-2"/>
+          <w:w w:val="90"/>
+          <w:lang w:val="pt-BR"/>
+        </w:rPr>
+        <w:t>Scree</w:t>
+      </w:r>
+      <w:proofErr w:type="spellEnd"/>
+      <w:r>
+        <w:rPr>
+          <w:spacing w:val="-2"/>
+          <w:w w:val="90"/>
+          <w:lang w:val="pt-BR"/>
+        </w:rPr>
+        <w:t xml:space="preserve"> </w:t>
+      </w:r>
+      <w:proofErr w:type="spellStart"/>
+      <w:r>
+        <w:rPr>
+          <w:spacing w:val="-2"/>
+          <w:w w:val="90"/>
+          <w:lang w:val="pt-BR"/>
+        </w:rPr>
+        <w:t>plots</w:t>
+      </w:r>
+      <w:proofErr w:type="spellEnd"/>
+      <w:r>
+        <w:rPr>
+          <w:spacing w:val="-2"/>
+          <w:w w:val="90"/>
+          <w:lang w:val="pt-BR"/>
+        </w:rPr>
+        <w:t xml:space="preserve"> </w:t>
+      </w:r>
+      <w:proofErr w:type="spellStart"/>
+      <w:r>
+        <w:rPr>
+          <w:spacing w:val="-2"/>
+          <w:w w:val="90"/>
+          <w:lang w:val="pt-BR"/>
+        </w:rPr>
+        <w:t>with</w:t>
+      </w:r>
+      <w:proofErr w:type="spellEnd"/>
+      <w:r>
+        <w:rPr>
+          <w:spacing w:val="-2"/>
+          <w:w w:val="90"/>
+          <w:lang w:val="pt-BR"/>
+        </w:rPr>
+        <w:t xml:space="preserve"> </w:t>
+      </w:r>
+      <w:proofErr w:type="spellStart"/>
+      <w:r>
+        <w:rPr>
+          <w:spacing w:val="-2"/>
+          <w:w w:val="90"/>
+          <w:lang w:val="pt-BR"/>
+        </w:rPr>
+        <w:t>Horn's</w:t>
+      </w:r>
+      <w:proofErr w:type="spellEnd"/>
+      <w:r>
+        <w:rPr>
+          <w:spacing w:val="-2"/>
+          <w:w w:val="90"/>
+          <w:lang w:val="pt-BR"/>
+        </w:rPr>
+        <w:t xml:space="preserve"> </w:t>
+      </w:r>
+      <w:proofErr w:type="spellStart"/>
+      <w:r>
+        <w:rPr>
+          <w:spacing w:val="-2"/>
+          <w:w w:val="90"/>
+          <w:lang w:val="pt-BR"/>
+        </w:rPr>
+        <w:t>Parallel</w:t>
+      </w:r>
+      <w:proofErr w:type="spellEnd"/>
+      <w:r>
+        <w:rPr>
+          <w:spacing w:val="-2"/>
+          <w:w w:val="90"/>
+          <w:lang w:val="pt-BR"/>
+        </w:rPr>
+        <w:t xml:space="preserve"> </w:t>
+      </w:r>
+      <w:proofErr w:type="spellStart"/>
+      <w:r>
+        <w:rPr>
+          <w:spacing w:val="-2"/>
+          <w:w w:val="90"/>
+          <w:lang w:val="pt-BR"/>
+        </w:rPr>
+        <w:t>Analysis</w:t>
+      </w:r>
+      <w:proofErr w:type="spellEnd"/>
+      <w:r>
+        <w:rPr>
+          <w:spacing w:val="-2"/>
+          <w:w w:val="90"/>
+          <w:lang w:val="pt-BR"/>
+        </w:rPr>
+        <w:t xml:space="preserve"> </w:t>
+      </w:r>
+      <w:proofErr w:type="spellStart"/>
+      <w:r>
+        <w:rPr>
+          <w:spacing w:val="-2"/>
+          <w:w w:val="90"/>
+          <w:lang w:val="pt-BR"/>
+        </w:rPr>
+        <w:t>generated</w:t>
+      </w:r>
+      <w:proofErr w:type="spellEnd"/>
+      <w:r>
+        <w:rPr>
+          <w:spacing w:val="-2"/>
+          <w:w w:val="90"/>
+          <w:lang w:val="pt-BR"/>
+        </w:rPr>
+        <w:t xml:space="preserve"> for individual </w:t>
+      </w:r>
+      <w:proofErr w:type="spellStart"/>
+      <w:r>
+        <w:rPr>
+          <w:spacing w:val="-2"/>
+          <w:w w:val="90"/>
+          <w:lang w:val="pt-BR"/>
+        </w:rPr>
+        <w:t>stimulus</w:t>
+      </w:r>
+      <w:proofErr w:type="spellEnd"/>
+      <w:r>
+        <w:rPr>
+          <w:spacing w:val="-2"/>
+          <w:w w:val="90"/>
+          <w:lang w:val="pt-BR"/>
+        </w:rPr>
+        <w:t xml:space="preserve"> assessments.</w:t>
+      </w:r>
+    </w:p>
+    <w:p>
+      <w:pPr>
+        <w:pStyle w:val="BodyText"/>
+        <w:numPr>
+          <w:ilvl w:val="1"/>
+          <w:numId w:val="7"/>
+        </w:numPr>
+        <w:rPr>
+          <w:spacing w:val="-2"/>
+          <w:w w:val="90"/>
+          <w:lang w:val="pt-BR"/>
+        </w:rPr>
+      </w:pPr>
+      <w:proofErr w:type="spellStart"/>
+      <w:r>
+        <w:rPr>
+          <w:spacing w:val="-2"/>
+          <w:w w:val="90"/>
+        </w:rPr>
+        <w:t>pearsonr</w:t>
+      </w:r>
+      <w:proofErr w:type="spellEnd"/>
     </w:p>
     <w:p>
       <w:pPr>
@@ -14408,61 +17101,6 @@
           <w:lang w:val="pt-BR"/>
         </w:rPr>
       </w:pPr>
-    </w:p>
-    <w:p>
-      <w:pPr>
-        <w:pStyle w:val="BodyText"/>
-        <w:rPr>
-          <w:b/>
-          <w:bCs/>
-          <w:w w:val="90"/>
-          <w:lang w:val="pt-BR"/>
-        </w:rPr>
-      </w:pPr>
-      <w:r>
-        <w:rPr>
-          <w:b/>
-          <w:bCs/>
-          <w:w w:val="90"/>
-          <w:lang w:val="pt-BR"/>
-        </w:rPr>
-        <w:t>Processing</w:t>
-      </w:r>
-      <w:r>
-        <w:rPr>
-          <w:b/>
-          <w:bCs/>
-          <w:w w:val="90"/>
-          <w:lang w:val="pt-BR"/>
-        </w:rPr>
-        <w:t xml:space="preserve"> Details</w:t>
-      </w:r>
-    </w:p>
-    <w:p>
-      <w:pPr>
-        <w:pStyle w:val="BodyText"/>
-        <w:rPr>
-          <w:spacing w:val="-2"/>
-          <w:w w:val="90"/>
-          <w:lang w:val="pt-BR"/>
-        </w:rPr>
-      </w:pPr>
-      <w:r>
-        <w:rPr>
-          <w:spacing w:val="-2"/>
-          <w:w w:val="90"/>
-          <w:lang w:val="pt-BR"/>
-        </w:rPr>
-        <w:t xml:space="preserve">This </w:t>
-      </w:r>
-      <w:r>
-        <w:rPr>
-          <w:spacing w:val="-2"/>
-          <w:w w:val="90"/>
-          <w:lang w:val="pt-BR"/>
-        </w:rPr>
-        <w:t xml:space="preserve">script </w:t>
-      </w:r>
     </w:p>
     <w:p>
       <w:pPr>
@@ -14680,7 +17318,6 @@
           <w:w w:val="90"/>
           <w:lang w:val="pt-BR"/>
         </w:rPr>
-        <w:lastRenderedPageBreak/>
         <w:t xml:space="preserve">Input File (folder Data): </w:t>
       </w:r>
     </w:p>
@@ -15071,7 +17708,7 @@
         </mc:Choice>
         <mc:Fallback>
           <w:pict>
-            <v:shape w14:anchorId="6983B6F8" id="Graphic 2" o:spid="_x0000_s1026" style="position:absolute;margin-left:70.85pt;margin-top:758.75pt;width:453.55pt;height:.1pt;z-index:-251657728;visibility:visible;mso-wrap-style:square;mso-wrap-distance-left:0;mso-wrap-distance-top:0;mso-wrap-distance-right:0;mso-wrap-distance-bottom:0;mso-position-horizontal:absolute;mso-position-horizontal-relative:page;mso-position-vertical:absolute;mso-position-vertical-relative:page;v-text-anchor:top" coordsize="5760085,1270" o:gfxdata="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" path="m,l5759996,e" filled="f" strokeweight=".14039mm">
+            <v:shape w14:anchorId="0AF960CE" id="Graphic 2" o:spid="_x0000_s1026" style="position:absolute;margin-left:70.85pt;margin-top:758.75pt;width:453.55pt;height:.1pt;z-index:-251657728;visibility:visible;mso-wrap-style:square;mso-wrap-distance-left:0;mso-wrap-distance-top:0;mso-wrap-distance-right:0;mso-wrap-distance-bottom:0;mso-position-horizontal:absolute;mso-position-horizontal-relative:page;mso-position-vertical:absolute;mso-position-vertical-relative:page;v-text-anchor:top" coordsize="5760085,1270" o:gfxdata="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" path="m,l5759996,e" filled="f" strokeweight=".14039mm">
               <v:path arrowok="t"/>
               <w10:wrap anchorx="page" anchory="page"/>
             </v:shape>
@@ -15326,7 +17963,7 @@
         </mc:Choice>
         <mc:Fallback>
           <w:pict>
-            <v:shape w14:anchorId="40CCE2DA" id="Graphic 1" o:spid="_x0000_s1026" style="position:absolute;margin-left:70.85pt;margin-top:88pt;width:453.55pt;height:.1pt;z-index:-251660800;visibility:visible;mso-wrap-style:square;mso-wrap-distance-left:0;mso-wrap-distance-top:0;mso-wrap-distance-right:0;mso-wrap-distance-bottom:0;mso-position-horizontal:absolute;mso-position-horizontal-relative:page;mso-position-vertical:absolute;mso-position-vertical-relative:page;v-text-anchor:top" coordsize="5760085,1270" o:gfxdata="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" path="m,l5759996,e" filled="f" strokeweight=".14039mm">
+            <v:shape w14:anchorId="01C95A73" id="Graphic 1" o:spid="_x0000_s1026" style="position:absolute;margin-left:70.85pt;margin-top:88pt;width:453.55pt;height:.1pt;z-index:-251660800;visibility:visible;mso-wrap-style:square;mso-wrap-distance-left:0;mso-wrap-distance-top:0;mso-wrap-distance-right:0;mso-wrap-distance-bottom:0;mso-position-horizontal:absolute;mso-position-horizontal-relative:page;mso-position-vertical:absolute;mso-position-vertical-relative:page;v-text-anchor:top" coordsize="5760085,1270" o:gfxdata="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" path="m,l5759996,e" filled="f" strokeweight=".14039mm">
               <v:path arrowok="t"/>
               <w10:wrap anchorx="page" anchory="page"/>
             </v:shape>
@@ -15341,6 +17978,155 @@
 <file path=word/numbering.xml><?xml version="1.0" encoding="utf-8"?>
 <w:numbering xmlns:wpc="http://schemas.microsoft.com/office/word/2010/wordprocessingCanvas" xmlns:cx="http://schemas.microsoft.com/office/drawing/2014/chartex" xmlns:cx1="http://schemas.microsoft.com/office/drawing/2015/9/8/chartex" xmlns:cx2="http://schemas.microsoft.com/office/drawing/2015/10/21/chartex" xmlns:cx3="http://schemas.microsoft.com/office/drawing/2016/5/9/chartex" xmlns:cx4="http://schemas.microsoft.com/office/drawing/2016/5/10/chartex" xmlns:cx5="http://schemas.microsoft.com/office/drawing/2016/5/11/chartex" xmlns:cx6="http://schemas.microsoft.com/office/drawing/2016/5/12/chartex" xmlns:cx7="http://schemas.microsoft.com/office/drawing/2016/5/13/chartex" xmlns:cx8="http://schemas.microsoft.com/office/drawing/2016/5/14/chartex" xmlns:mc="http://schemas.openxmlformats.org/markup-compatibility/2006" xmlns:aink="http://schemas.microsoft.com/office/drawing/2016/ink" xmlns:am3d="http://schemas.microsoft.com/office/drawing/2017/model3d" xmlns:o="urn:schemas-microsoft-com:office:office" xmlns:oel="http://schemas.microsoft.com/office/2019/extlst" xmlns:r="http://schemas.openxmlformats.org/officeDocument/2006/relationships" xmlns:m="http://schemas.openxmlformats.org/officeDocument/2006/math" xmlns:v="urn:schemas-microsoft-com:vml" xmlns:wp14="http://schemas.microsoft.com/office/word/2010/wordprocessingDrawing" xmlns:wp="http://schemas.openxmlformats.org/drawingml/2006/wordprocessingDrawing" xmlns:w10="urn:schemas-microsoft-com:office:word" xmlns:w="http://schemas.openxmlformats.org/wordprocessingml/2006/main" xmlns:w14="http://schemas.microsoft.com/office/word/2010/wordml" xmlns:w15="http://schemas.microsoft.com/office/word/2012/wordml" xmlns:w16cex="http://schemas.microsoft.com/office/word/2018/wordml/cex" xmlns:w16cid="http://schemas.microsoft.com/office/word/2016/wordml/cid" xmlns:w16="http://schemas.microsoft.com/office/word/2018/wordml" xmlns:w16du="http://schemas.microsoft.com/office/word/2023/wordml/word16du" xmlns:w16sdtdh="http://schemas.microsoft.com/office/word/2020/wordml/sdtdatahash" xmlns:w16sdtfl="http://schemas.microsoft.com/office/word/2024/wordml/sdtformatlock" xmlns:w16se="http://schemas.microsoft.com/office/word/2015/wordml/symex" xmlns:wpg="http://schemas.microsoft.com/office/word/2010/wordprocessingGroup" xmlns:wpi="http://schemas.microsoft.com/office/word/2010/wordprocessingInk" xmlns:wne="http://schemas.microsoft.com/office/word/2006/wordml" xmlns:wps="http://schemas.microsoft.com/office/word/2010/wordprocessingShape" mc:Ignorable="w14 w15 w16se w16cid w16 w16cex w16sdtdh w16sdtfl w16du wp14">
   <w:abstractNum w:abstractNumId="0" w15:restartNumberingAfterBreak="0">
+    <w:nsid w:val="0CB10C0E"/>
+    <w:multiLevelType w:val="multilevel"/>
+    <w:tmpl w:val="72489740"/>
+    <w:lvl w:ilvl="0">
+      <w:start w:val="1"/>
+      <w:numFmt w:val="bullet"/>
+      <w:lvlText w:val=""/>
+      <w:lvlJc w:val="left"/>
+      <w:pPr>
+        <w:tabs>
+          <w:tab w:val="num" w:pos="720"/>
+        </w:tabs>
+        <w:ind w:left="720" w:hanging="360"/>
+      </w:pPr>
+      <w:rPr>
+        <w:rFonts w:ascii="Symbol" w:hAnsi="Symbol" w:hint="default"/>
+        <w:sz w:val="20"/>
+      </w:rPr>
+    </w:lvl>
+    <w:lvl w:ilvl="1" w:tentative="1">
+      <w:start w:val="1"/>
+      <w:numFmt w:val="bullet"/>
+      <w:lvlText w:val="o"/>
+      <w:lvlJc w:val="left"/>
+      <w:pPr>
+        <w:tabs>
+          <w:tab w:val="num" w:pos="1440"/>
+        </w:tabs>
+        <w:ind w:left="1440" w:hanging="360"/>
+      </w:pPr>
+      <w:rPr>
+        <w:rFonts w:ascii="Courier New" w:hAnsi="Courier New" w:hint="default"/>
+        <w:sz w:val="20"/>
+      </w:rPr>
+    </w:lvl>
+    <w:lvl w:ilvl="2" w:tentative="1">
+      <w:start w:val="1"/>
+      <w:numFmt w:val="bullet"/>
+      <w:lvlText w:val=""/>
+      <w:lvlJc w:val="left"/>
+      <w:pPr>
+        <w:tabs>
+          <w:tab w:val="num" w:pos="2160"/>
+        </w:tabs>
+        <w:ind w:left="2160" w:hanging="360"/>
+      </w:pPr>
+      <w:rPr>
+        <w:rFonts w:ascii="Wingdings" w:hAnsi="Wingdings" w:hint="default"/>
+        <w:sz w:val="20"/>
+      </w:rPr>
+    </w:lvl>
+    <w:lvl w:ilvl="3" w:tentative="1">
+      <w:start w:val="1"/>
+      <w:numFmt w:val="bullet"/>
+      <w:lvlText w:val=""/>
+      <w:lvlJc w:val="left"/>
+      <w:pPr>
+        <w:tabs>
+          <w:tab w:val="num" w:pos="2880"/>
+        </w:tabs>
+        <w:ind w:left="2880" w:hanging="360"/>
+      </w:pPr>
+      <w:rPr>
+        <w:rFonts w:ascii="Wingdings" w:hAnsi="Wingdings" w:hint="default"/>
+        <w:sz w:val="20"/>
+      </w:rPr>
+    </w:lvl>
+    <w:lvl w:ilvl="4" w:tentative="1">
+      <w:start w:val="1"/>
+      <w:numFmt w:val="bullet"/>
+      <w:lvlText w:val=""/>
+      <w:lvlJc w:val="left"/>
+      <w:pPr>
+        <w:tabs>
+          <w:tab w:val="num" w:pos="3600"/>
+        </w:tabs>
+        <w:ind w:left="3600" w:hanging="360"/>
+      </w:pPr>
+      <w:rPr>
+        <w:rFonts w:ascii="Wingdings" w:hAnsi="Wingdings" w:hint="default"/>
+        <w:sz w:val="20"/>
+      </w:rPr>
+    </w:lvl>
+    <w:lvl w:ilvl="5" w:tentative="1">
+      <w:start w:val="1"/>
+      <w:numFmt w:val="bullet"/>
+      <w:lvlText w:val=""/>
+      <w:lvlJc w:val="left"/>
+      <w:pPr>
+        <w:tabs>
+          <w:tab w:val="num" w:pos="4320"/>
+        </w:tabs>
+        <w:ind w:left="4320" w:hanging="360"/>
+      </w:pPr>
+      <w:rPr>
+        <w:rFonts w:ascii="Wingdings" w:hAnsi="Wingdings" w:hint="default"/>
+        <w:sz w:val="20"/>
+      </w:rPr>
+    </w:lvl>
+    <w:lvl w:ilvl="6" w:tentative="1">
+      <w:start w:val="1"/>
+      <w:numFmt w:val="bullet"/>
+      <w:lvlText w:val=""/>
+      <w:lvlJc w:val="left"/>
+      <w:pPr>
+        <w:tabs>
+          <w:tab w:val="num" w:pos="5040"/>
+        </w:tabs>
+        <w:ind w:left="5040" w:hanging="360"/>
+      </w:pPr>
+      <w:rPr>
+        <w:rFonts w:ascii="Wingdings" w:hAnsi="Wingdings" w:hint="default"/>
+        <w:sz w:val="20"/>
+      </w:rPr>
+    </w:lvl>
+    <w:lvl w:ilvl="7" w:tentative="1">
+      <w:start w:val="1"/>
+      <w:numFmt w:val="bullet"/>
+      <w:lvlText w:val=""/>
+      <w:lvlJc w:val="left"/>
+      <w:pPr>
+        <w:tabs>
+          <w:tab w:val="num" w:pos="5760"/>
+        </w:tabs>
+        <w:ind w:left="5760" w:hanging="360"/>
+      </w:pPr>
+      <w:rPr>
+        <w:rFonts w:ascii="Wingdings" w:hAnsi="Wingdings" w:hint="default"/>
+        <w:sz w:val="20"/>
+      </w:rPr>
+    </w:lvl>
+    <w:lvl w:ilvl="8" w:tentative="1">
+      <w:start w:val="1"/>
+      <w:numFmt w:val="bullet"/>
+      <w:lvlText w:val=""/>
+      <w:lvlJc w:val="left"/>
+      <w:pPr>
+        <w:tabs>
+          <w:tab w:val="num" w:pos="6480"/>
+        </w:tabs>
+        <w:ind w:left="6480" w:hanging="360"/>
+      </w:pPr>
+      <w:rPr>
+        <w:rFonts w:ascii="Wingdings" w:hAnsi="Wingdings" w:hint="default"/>
+        <w:sz w:val="20"/>
+      </w:rPr>
+    </w:lvl>
+  </w:abstractNum>
+  <w:abstractNum w:abstractNumId="1" w15:restartNumberingAfterBreak="0">
     <w:nsid w:val="178208EB"/>
     <w:multiLevelType w:val="multilevel"/>
     <w:tmpl w:val="AD7AC9BC"/>
@@ -15489,10 +18275,514 @@
       </w:rPr>
     </w:lvl>
   </w:abstractNum>
-  <w:abstractNum w:abstractNumId="1" w15:restartNumberingAfterBreak="0">
+  <w:abstractNum w:abstractNumId="2" w15:restartNumberingAfterBreak="0">
     <w:nsid w:val="32A63817"/>
     <w:multiLevelType w:val="multilevel"/>
     <w:tmpl w:val="FCD2B63A"/>
+    <w:lvl w:ilvl="0">
+      <w:start w:val="1"/>
+      <w:numFmt w:val="bullet"/>
+      <w:lvlText w:val=""/>
+      <w:lvlJc w:val="left"/>
+      <w:pPr>
+        <w:tabs>
+          <w:tab w:val="num" w:pos="720"/>
+        </w:tabs>
+        <w:ind w:left="720" w:hanging="360"/>
+      </w:pPr>
+      <w:rPr>
+        <w:rFonts w:ascii="Symbol" w:hAnsi="Symbol" w:hint="default"/>
+        <w:sz w:val="20"/>
+      </w:rPr>
+    </w:lvl>
+    <w:lvl w:ilvl="1">
+      <w:start w:val="1"/>
+      <w:numFmt w:val="bullet"/>
+      <w:lvlText w:val="o"/>
+      <w:lvlJc w:val="left"/>
+      <w:pPr>
+        <w:tabs>
+          <w:tab w:val="num" w:pos="1440"/>
+        </w:tabs>
+        <w:ind w:left="1440" w:hanging="360"/>
+      </w:pPr>
+      <w:rPr>
+        <w:rFonts w:ascii="Courier New" w:hAnsi="Courier New" w:hint="default"/>
+        <w:sz w:val="20"/>
+      </w:rPr>
+    </w:lvl>
+    <w:lvl w:ilvl="2" w:tentative="1">
+      <w:start w:val="1"/>
+      <w:numFmt w:val="bullet"/>
+      <w:lvlText w:val=""/>
+      <w:lvlJc w:val="left"/>
+      <w:pPr>
+        <w:tabs>
+          <w:tab w:val="num" w:pos="2160"/>
+        </w:tabs>
+        <w:ind w:left="2160" w:hanging="360"/>
+      </w:pPr>
+      <w:rPr>
+        <w:rFonts w:ascii="Wingdings" w:hAnsi="Wingdings" w:hint="default"/>
+        <w:sz w:val="20"/>
+      </w:rPr>
+    </w:lvl>
+    <w:lvl w:ilvl="3" w:tentative="1">
+      <w:start w:val="1"/>
+      <w:numFmt w:val="bullet"/>
+      <w:lvlText w:val=""/>
+      <w:lvlJc w:val="left"/>
+      <w:pPr>
+        <w:tabs>
+          <w:tab w:val="num" w:pos="2880"/>
+        </w:tabs>
+        <w:ind w:left="2880" w:hanging="360"/>
+      </w:pPr>
+      <w:rPr>
+        <w:rFonts w:ascii="Wingdings" w:hAnsi="Wingdings" w:hint="default"/>
+        <w:sz w:val="20"/>
+      </w:rPr>
+    </w:lvl>
+    <w:lvl w:ilvl="4" w:tentative="1">
+      <w:start w:val="1"/>
+      <w:numFmt w:val="bullet"/>
+      <w:lvlText w:val=""/>
+      <w:lvlJc w:val="left"/>
+      <w:pPr>
+        <w:tabs>
+          <w:tab w:val="num" w:pos="3600"/>
+        </w:tabs>
+        <w:ind w:left="3600" w:hanging="360"/>
+      </w:pPr>
+      <w:rPr>
+        <w:rFonts w:ascii="Wingdings" w:hAnsi="Wingdings" w:hint="default"/>
+        <w:sz w:val="20"/>
+      </w:rPr>
+    </w:lvl>
+    <w:lvl w:ilvl="5" w:tentative="1">
+      <w:start w:val="1"/>
+      <w:numFmt w:val="bullet"/>
+      <w:lvlText w:val=""/>
+      <w:lvlJc w:val="left"/>
+      <w:pPr>
+        <w:tabs>
+          <w:tab w:val="num" w:pos="4320"/>
+        </w:tabs>
+        <w:ind w:left="4320" w:hanging="360"/>
+      </w:pPr>
+      <w:rPr>
+        <w:rFonts w:ascii="Wingdings" w:hAnsi="Wingdings" w:hint="default"/>
+        <w:sz w:val="20"/>
+      </w:rPr>
+    </w:lvl>
+    <w:lvl w:ilvl="6" w:tentative="1">
+      <w:start w:val="1"/>
+      <w:numFmt w:val="bullet"/>
+      <w:lvlText w:val=""/>
+      <w:lvlJc w:val="left"/>
+      <w:pPr>
+        <w:tabs>
+          <w:tab w:val="num" w:pos="5040"/>
+        </w:tabs>
+        <w:ind w:left="5040" w:hanging="360"/>
+      </w:pPr>
+      <w:rPr>
+        <w:rFonts w:ascii="Wingdings" w:hAnsi="Wingdings" w:hint="default"/>
+        <w:sz w:val="20"/>
+      </w:rPr>
+    </w:lvl>
+    <w:lvl w:ilvl="7" w:tentative="1">
+      <w:start w:val="1"/>
+      <w:numFmt w:val="bullet"/>
+      <w:lvlText w:val=""/>
+      <w:lvlJc w:val="left"/>
+      <w:pPr>
+        <w:tabs>
+          <w:tab w:val="num" w:pos="5760"/>
+        </w:tabs>
+        <w:ind w:left="5760" w:hanging="360"/>
+      </w:pPr>
+      <w:rPr>
+        <w:rFonts w:ascii="Wingdings" w:hAnsi="Wingdings" w:hint="default"/>
+        <w:sz w:val="20"/>
+      </w:rPr>
+    </w:lvl>
+    <w:lvl w:ilvl="8" w:tentative="1">
+      <w:start w:val="1"/>
+      <w:numFmt w:val="bullet"/>
+      <w:lvlText w:val=""/>
+      <w:lvlJc w:val="left"/>
+      <w:pPr>
+        <w:tabs>
+          <w:tab w:val="num" w:pos="6480"/>
+        </w:tabs>
+        <w:ind w:left="6480" w:hanging="360"/>
+      </w:pPr>
+      <w:rPr>
+        <w:rFonts w:ascii="Wingdings" w:hAnsi="Wingdings" w:hint="default"/>
+        <w:sz w:val="20"/>
+      </w:rPr>
+    </w:lvl>
+  </w:abstractNum>
+  <w:abstractNum w:abstractNumId="3" w15:restartNumberingAfterBreak="0">
+    <w:nsid w:val="38AB2CD5"/>
+    <w:multiLevelType w:val="multilevel"/>
+    <w:tmpl w:val="3500B7AA"/>
+    <w:lvl w:ilvl="0">
+      <w:start w:val="1"/>
+      <w:numFmt w:val="decimal"/>
+      <w:lvlText w:val="%1."/>
+      <w:lvlJc w:val="left"/>
+      <w:pPr>
+        <w:tabs>
+          <w:tab w:val="num" w:pos="720"/>
+        </w:tabs>
+        <w:ind w:left="720" w:hanging="360"/>
+      </w:pPr>
+    </w:lvl>
+    <w:lvl w:ilvl="1">
+      <w:start w:val="1"/>
+      <w:numFmt w:val="bullet"/>
+      <w:lvlText w:val="o"/>
+      <w:lvlJc w:val="left"/>
+      <w:pPr>
+        <w:tabs>
+          <w:tab w:val="num" w:pos="1440"/>
+        </w:tabs>
+        <w:ind w:left="1440" w:hanging="360"/>
+      </w:pPr>
+      <w:rPr>
+        <w:rFonts w:ascii="Courier New" w:hAnsi="Courier New" w:hint="default"/>
+        <w:sz w:val="20"/>
+      </w:rPr>
+    </w:lvl>
+    <w:lvl w:ilvl="2" w:tentative="1">
+      <w:start w:val="1"/>
+      <w:numFmt w:val="decimal"/>
+      <w:lvlText w:val="%3."/>
+      <w:lvlJc w:val="left"/>
+      <w:pPr>
+        <w:tabs>
+          <w:tab w:val="num" w:pos="2160"/>
+        </w:tabs>
+        <w:ind w:left="2160" w:hanging="360"/>
+      </w:pPr>
+    </w:lvl>
+    <w:lvl w:ilvl="3" w:tentative="1">
+      <w:start w:val="1"/>
+      <w:numFmt w:val="decimal"/>
+      <w:lvlText w:val="%4."/>
+      <w:lvlJc w:val="left"/>
+      <w:pPr>
+        <w:tabs>
+          <w:tab w:val="num" w:pos="2880"/>
+        </w:tabs>
+        <w:ind w:left="2880" w:hanging="360"/>
+      </w:pPr>
+    </w:lvl>
+    <w:lvl w:ilvl="4" w:tentative="1">
+      <w:start w:val="1"/>
+      <w:numFmt w:val="decimal"/>
+      <w:lvlText w:val="%5."/>
+      <w:lvlJc w:val="left"/>
+      <w:pPr>
+        <w:tabs>
+          <w:tab w:val="num" w:pos="3600"/>
+        </w:tabs>
+        <w:ind w:left="3600" w:hanging="360"/>
+      </w:pPr>
+    </w:lvl>
+    <w:lvl w:ilvl="5" w:tentative="1">
+      <w:start w:val="1"/>
+      <w:numFmt w:val="decimal"/>
+      <w:lvlText w:val="%6."/>
+      <w:lvlJc w:val="left"/>
+      <w:pPr>
+        <w:tabs>
+          <w:tab w:val="num" w:pos="4320"/>
+        </w:tabs>
+        <w:ind w:left="4320" w:hanging="360"/>
+      </w:pPr>
+    </w:lvl>
+    <w:lvl w:ilvl="6" w:tentative="1">
+      <w:start w:val="1"/>
+      <w:numFmt w:val="decimal"/>
+      <w:lvlText w:val="%7."/>
+      <w:lvlJc w:val="left"/>
+      <w:pPr>
+        <w:tabs>
+          <w:tab w:val="num" w:pos="5040"/>
+        </w:tabs>
+        <w:ind w:left="5040" w:hanging="360"/>
+      </w:pPr>
+    </w:lvl>
+    <w:lvl w:ilvl="7" w:tentative="1">
+      <w:start w:val="1"/>
+      <w:numFmt w:val="decimal"/>
+      <w:lvlText w:val="%8."/>
+      <w:lvlJc w:val="left"/>
+      <w:pPr>
+        <w:tabs>
+          <w:tab w:val="num" w:pos="5760"/>
+        </w:tabs>
+        <w:ind w:left="5760" w:hanging="360"/>
+      </w:pPr>
+    </w:lvl>
+    <w:lvl w:ilvl="8" w:tentative="1">
+      <w:start w:val="1"/>
+      <w:numFmt w:val="decimal"/>
+      <w:lvlText w:val="%9."/>
+      <w:lvlJc w:val="left"/>
+      <w:pPr>
+        <w:tabs>
+          <w:tab w:val="num" w:pos="6480"/>
+        </w:tabs>
+        <w:ind w:left="6480" w:hanging="360"/>
+      </w:pPr>
+    </w:lvl>
+  </w:abstractNum>
+  <w:abstractNum w:abstractNumId="4" w15:restartNumberingAfterBreak="0">
+    <w:nsid w:val="3F167FF8"/>
+    <w:multiLevelType w:val="hybridMultilevel"/>
+    <w:tmpl w:val="91F8730C"/>
+    <w:lvl w:ilvl="0" w:tplc="04160011">
+      <w:start w:val="1"/>
+      <w:numFmt w:val="decimal"/>
+      <w:lvlText w:val="%1)"/>
+      <w:lvlJc w:val="left"/>
+      <w:pPr>
+        <w:ind w:left="720" w:hanging="360"/>
+      </w:pPr>
+      <w:rPr>
+        <w:rFonts w:hint="default"/>
+      </w:rPr>
+    </w:lvl>
+    <w:lvl w:ilvl="1" w:tplc="04160019" w:tentative="1">
+      <w:start w:val="1"/>
+      <w:numFmt w:val="lowerLetter"/>
+      <w:lvlText w:val="%2."/>
+      <w:lvlJc w:val="left"/>
+      <w:pPr>
+        <w:ind w:left="1440" w:hanging="360"/>
+      </w:pPr>
+    </w:lvl>
+    <w:lvl w:ilvl="2" w:tplc="0416001B" w:tentative="1">
+      <w:start w:val="1"/>
+      <w:numFmt w:val="lowerRoman"/>
+      <w:lvlText w:val="%3."/>
+      <w:lvlJc w:val="right"/>
+      <w:pPr>
+        <w:ind w:left="2160" w:hanging="180"/>
+      </w:pPr>
+    </w:lvl>
+    <w:lvl w:ilvl="3" w:tplc="0416000F" w:tentative="1">
+      <w:start w:val="1"/>
+      <w:numFmt w:val="decimal"/>
+      <w:lvlText w:val="%4."/>
+      <w:lvlJc w:val="left"/>
+      <w:pPr>
+        <w:ind w:left="2880" w:hanging="360"/>
+      </w:pPr>
+    </w:lvl>
+    <w:lvl w:ilvl="4" w:tplc="04160019" w:tentative="1">
+      <w:start w:val="1"/>
+      <w:numFmt w:val="lowerLetter"/>
+      <w:lvlText w:val="%5."/>
+      <w:lvlJc w:val="left"/>
+      <w:pPr>
+        <w:ind w:left="3600" w:hanging="360"/>
+      </w:pPr>
+    </w:lvl>
+    <w:lvl w:ilvl="5" w:tplc="0416001B" w:tentative="1">
+      <w:start w:val="1"/>
+      <w:numFmt w:val="lowerRoman"/>
+      <w:lvlText w:val="%6."/>
+      <w:lvlJc w:val="right"/>
+      <w:pPr>
+        <w:ind w:left="4320" w:hanging="180"/>
+      </w:pPr>
+    </w:lvl>
+    <w:lvl w:ilvl="6" w:tplc="0416000F" w:tentative="1">
+      <w:start w:val="1"/>
+      <w:numFmt w:val="decimal"/>
+      <w:lvlText w:val="%7."/>
+      <w:lvlJc w:val="left"/>
+      <w:pPr>
+        <w:ind w:left="5040" w:hanging="360"/>
+      </w:pPr>
+    </w:lvl>
+    <w:lvl w:ilvl="7" w:tplc="04160019" w:tentative="1">
+      <w:start w:val="1"/>
+      <w:numFmt w:val="lowerLetter"/>
+      <w:lvlText w:val="%8."/>
+      <w:lvlJc w:val="left"/>
+      <w:pPr>
+        <w:ind w:left="5760" w:hanging="360"/>
+      </w:pPr>
+    </w:lvl>
+    <w:lvl w:ilvl="8" w:tplc="0416001B" w:tentative="1">
+      <w:start w:val="1"/>
+      <w:numFmt w:val="lowerRoman"/>
+      <w:lvlText w:val="%9."/>
+      <w:lvlJc w:val="right"/>
+      <w:pPr>
+        <w:ind w:left="6480" w:hanging="180"/>
+      </w:pPr>
+    </w:lvl>
+  </w:abstractNum>
+  <w:abstractNum w:abstractNumId="5" w15:restartNumberingAfterBreak="0">
+    <w:nsid w:val="46A74210"/>
+    <w:multiLevelType w:val="multilevel"/>
+    <w:tmpl w:val="53D234C8"/>
+    <w:lvl w:ilvl="0">
+      <w:start w:val="1"/>
+      <w:numFmt w:val="bullet"/>
+      <w:lvlText w:val=""/>
+      <w:lvlJc w:val="left"/>
+      <w:pPr>
+        <w:tabs>
+          <w:tab w:val="num" w:pos="720"/>
+        </w:tabs>
+        <w:ind w:left="720" w:hanging="360"/>
+      </w:pPr>
+      <w:rPr>
+        <w:rFonts w:ascii="Symbol" w:hAnsi="Symbol" w:hint="default"/>
+        <w:sz w:val="20"/>
+      </w:rPr>
+    </w:lvl>
+    <w:lvl w:ilvl="1">
+      <w:start w:val="1"/>
+      <w:numFmt w:val="bullet"/>
+      <w:lvlText w:val="o"/>
+      <w:lvlJc w:val="left"/>
+      <w:pPr>
+        <w:tabs>
+          <w:tab w:val="num" w:pos="1440"/>
+        </w:tabs>
+        <w:ind w:left="1440" w:hanging="360"/>
+      </w:pPr>
+      <w:rPr>
+        <w:rFonts w:ascii="Courier New" w:hAnsi="Courier New" w:hint="default"/>
+        <w:sz w:val="20"/>
+      </w:rPr>
+    </w:lvl>
+    <w:lvl w:ilvl="2">
+      <w:start w:val="1"/>
+      <w:numFmt w:val="bullet"/>
+      <w:lvlText w:val=""/>
+      <w:lvlJc w:val="left"/>
+      <w:pPr>
+        <w:tabs>
+          <w:tab w:val="num" w:pos="2160"/>
+        </w:tabs>
+        <w:ind w:left="2160" w:hanging="360"/>
+      </w:pPr>
+      <w:rPr>
+        <w:rFonts w:ascii="Wingdings" w:hAnsi="Wingdings" w:hint="default"/>
+        <w:sz w:val="20"/>
+      </w:rPr>
+    </w:lvl>
+    <w:lvl w:ilvl="3" w:tentative="1">
+      <w:start w:val="1"/>
+      <w:numFmt w:val="bullet"/>
+      <w:lvlText w:val=""/>
+      <w:lvlJc w:val="left"/>
+      <w:pPr>
+        <w:tabs>
+          <w:tab w:val="num" w:pos="2880"/>
+        </w:tabs>
+        <w:ind w:left="2880" w:hanging="360"/>
+      </w:pPr>
+      <w:rPr>
+        <w:rFonts w:ascii="Wingdings" w:hAnsi="Wingdings" w:hint="default"/>
+        <w:sz w:val="20"/>
+      </w:rPr>
+    </w:lvl>
+    <w:lvl w:ilvl="4" w:tentative="1">
+      <w:start w:val="1"/>
+      <w:numFmt w:val="bullet"/>
+      <w:lvlText w:val=""/>
+      <w:lvlJc w:val="left"/>
+      <w:pPr>
+        <w:tabs>
+          <w:tab w:val="num" w:pos="3600"/>
+        </w:tabs>
+        <w:ind w:left="3600" w:hanging="360"/>
+      </w:pPr>
+      <w:rPr>
+        <w:rFonts w:ascii="Wingdings" w:hAnsi="Wingdings" w:hint="default"/>
+        <w:sz w:val="20"/>
+      </w:rPr>
+    </w:lvl>
+    <w:lvl w:ilvl="5" w:tentative="1">
+      <w:start w:val="1"/>
+      <w:numFmt w:val="bullet"/>
+      <w:lvlText w:val=""/>
+      <w:lvlJc w:val="left"/>
+      <w:pPr>
+        <w:tabs>
+          <w:tab w:val="num" w:pos="4320"/>
+        </w:tabs>
+        <w:ind w:left="4320" w:hanging="360"/>
+      </w:pPr>
+      <w:rPr>
+        <w:rFonts w:ascii="Wingdings" w:hAnsi="Wingdings" w:hint="default"/>
+        <w:sz w:val="20"/>
+      </w:rPr>
+    </w:lvl>
+    <w:lvl w:ilvl="6" w:tentative="1">
+      <w:start w:val="1"/>
+      <w:numFmt w:val="bullet"/>
+      <w:lvlText w:val=""/>
+      <w:lvlJc w:val="left"/>
+      <w:pPr>
+        <w:tabs>
+          <w:tab w:val="num" w:pos="5040"/>
+        </w:tabs>
+        <w:ind w:left="5040" w:hanging="360"/>
+      </w:pPr>
+      <w:rPr>
+        <w:rFonts w:ascii="Wingdings" w:hAnsi="Wingdings" w:hint="default"/>
+        <w:sz w:val="20"/>
+      </w:rPr>
+    </w:lvl>
+    <w:lvl w:ilvl="7" w:tentative="1">
+      <w:start w:val="1"/>
+      <w:numFmt w:val="bullet"/>
+      <w:lvlText w:val=""/>
+      <w:lvlJc w:val="left"/>
+      <w:pPr>
+        <w:tabs>
+          <w:tab w:val="num" w:pos="5760"/>
+        </w:tabs>
+        <w:ind w:left="5760" w:hanging="360"/>
+      </w:pPr>
+      <w:rPr>
+        <w:rFonts w:ascii="Wingdings" w:hAnsi="Wingdings" w:hint="default"/>
+        <w:sz w:val="20"/>
+      </w:rPr>
+    </w:lvl>
+    <w:lvl w:ilvl="8" w:tentative="1">
+      <w:start w:val="1"/>
+      <w:numFmt w:val="bullet"/>
+      <w:lvlText w:val=""/>
+      <w:lvlJc w:val="left"/>
+      <w:pPr>
+        <w:tabs>
+          <w:tab w:val="num" w:pos="6480"/>
+        </w:tabs>
+        <w:ind w:left="6480" w:hanging="360"/>
+      </w:pPr>
+      <w:rPr>
+        <w:rFonts w:ascii="Wingdings" w:hAnsi="Wingdings" w:hint="default"/>
+        <w:sz w:val="20"/>
+      </w:rPr>
+    </w:lvl>
+  </w:abstractNum>
+  <w:abstractNum w:abstractNumId="6" w15:restartNumberingAfterBreak="0">
+    <w:nsid w:val="48D12E70"/>
+    <w:multiLevelType w:val="multilevel"/>
+    <w:tmpl w:val="95D80154"/>
     <w:lvl w:ilvl="0">
       <w:start w:val="1"/>
       <w:numFmt w:val="bullet"/>
@@ -15638,32 +18928,36 @@
       </w:rPr>
     </w:lvl>
   </w:abstractNum>
-  <w:abstractNum w:abstractNumId="2" w15:restartNumberingAfterBreak="0">
-    <w:nsid w:val="38AB2CD5"/>
+  <w:abstractNum w:abstractNumId="7" w15:restartNumberingAfterBreak="0">
+    <w:nsid w:val="4F0248C5"/>
     <w:multiLevelType w:val="multilevel"/>
-    <w:tmpl w:val="3500B7AA"/>
+    <w:tmpl w:val="D0166E8A"/>
     <w:lvl w:ilvl="0">
       <w:start w:val="1"/>
-      <w:numFmt w:val="decimal"/>
-      <w:lvlText w:val="%1."/>
+      <w:numFmt w:val="bullet"/>
+      <w:lvlText w:val=""/>
       <w:lvlJc w:val="left"/>
       <w:pPr>
         <w:tabs>
-          <w:tab w:val="num" w:pos="720"/>
+          <w:tab w:val="num" w:pos="1080"/>
         </w:tabs>
-        <w:ind w:left="720" w:hanging="360"/>
-      </w:pPr>
+        <w:ind w:left="1080" w:hanging="360"/>
+      </w:pPr>
+      <w:rPr>
+        <w:rFonts w:ascii="Symbol" w:hAnsi="Symbol" w:hint="default"/>
+        <w:sz w:val="20"/>
+      </w:rPr>
     </w:lvl>
-    <w:lvl w:ilvl="1">
+    <w:lvl w:ilvl="1" w:tentative="1">
       <w:start w:val="1"/>
       <w:numFmt w:val="bullet"/>
       <w:lvlText w:val="o"/>
       <w:lvlJc w:val="left"/>
       <w:pPr>
         <w:tabs>
-          <w:tab w:val="num" w:pos="1440"/>
+          <w:tab w:val="num" w:pos="1800"/>
         </w:tabs>
-        <w:ind w:left="1440" w:hanging="360"/>
+        <w:ind w:left="1800" w:hanging="360"/>
       </w:pPr>
       <w:rPr>
         <w:rFonts w:ascii="Courier New" w:hAnsi="Courier New" w:hint="default"/>
@@ -15672,6 +18966,146 @@
     </w:lvl>
     <w:lvl w:ilvl="2" w:tentative="1">
       <w:start w:val="1"/>
+      <w:numFmt w:val="bullet"/>
+      <w:lvlText w:val=""/>
+      <w:lvlJc w:val="left"/>
+      <w:pPr>
+        <w:tabs>
+          <w:tab w:val="num" w:pos="2520"/>
+        </w:tabs>
+        <w:ind w:left="2520" w:hanging="360"/>
+      </w:pPr>
+      <w:rPr>
+        <w:rFonts w:ascii="Wingdings" w:hAnsi="Wingdings" w:hint="default"/>
+        <w:sz w:val="20"/>
+      </w:rPr>
+    </w:lvl>
+    <w:lvl w:ilvl="3" w:tentative="1">
+      <w:start w:val="1"/>
+      <w:numFmt w:val="bullet"/>
+      <w:lvlText w:val=""/>
+      <w:lvlJc w:val="left"/>
+      <w:pPr>
+        <w:tabs>
+          <w:tab w:val="num" w:pos="3240"/>
+        </w:tabs>
+        <w:ind w:left="3240" w:hanging="360"/>
+      </w:pPr>
+      <w:rPr>
+        <w:rFonts w:ascii="Wingdings" w:hAnsi="Wingdings" w:hint="default"/>
+        <w:sz w:val="20"/>
+      </w:rPr>
+    </w:lvl>
+    <w:lvl w:ilvl="4" w:tentative="1">
+      <w:start w:val="1"/>
+      <w:numFmt w:val="bullet"/>
+      <w:lvlText w:val=""/>
+      <w:lvlJc w:val="left"/>
+      <w:pPr>
+        <w:tabs>
+          <w:tab w:val="num" w:pos="3960"/>
+        </w:tabs>
+        <w:ind w:left="3960" w:hanging="360"/>
+      </w:pPr>
+      <w:rPr>
+        <w:rFonts w:ascii="Wingdings" w:hAnsi="Wingdings" w:hint="default"/>
+        <w:sz w:val="20"/>
+      </w:rPr>
+    </w:lvl>
+    <w:lvl w:ilvl="5" w:tentative="1">
+      <w:start w:val="1"/>
+      <w:numFmt w:val="bullet"/>
+      <w:lvlText w:val=""/>
+      <w:lvlJc w:val="left"/>
+      <w:pPr>
+        <w:tabs>
+          <w:tab w:val="num" w:pos="4680"/>
+        </w:tabs>
+        <w:ind w:left="4680" w:hanging="360"/>
+      </w:pPr>
+      <w:rPr>
+        <w:rFonts w:ascii="Wingdings" w:hAnsi="Wingdings" w:hint="default"/>
+        <w:sz w:val="20"/>
+      </w:rPr>
+    </w:lvl>
+    <w:lvl w:ilvl="6" w:tentative="1">
+      <w:start w:val="1"/>
+      <w:numFmt w:val="bullet"/>
+      <w:lvlText w:val=""/>
+      <w:lvlJc w:val="left"/>
+      <w:pPr>
+        <w:tabs>
+          <w:tab w:val="num" w:pos="5400"/>
+        </w:tabs>
+        <w:ind w:left="5400" w:hanging="360"/>
+      </w:pPr>
+      <w:rPr>
+        <w:rFonts w:ascii="Wingdings" w:hAnsi="Wingdings" w:hint="default"/>
+        <w:sz w:val="20"/>
+      </w:rPr>
+    </w:lvl>
+    <w:lvl w:ilvl="7" w:tentative="1">
+      <w:start w:val="1"/>
+      <w:numFmt w:val="bullet"/>
+      <w:lvlText w:val=""/>
+      <w:lvlJc w:val="left"/>
+      <w:pPr>
+        <w:tabs>
+          <w:tab w:val="num" w:pos="6120"/>
+        </w:tabs>
+        <w:ind w:left="6120" w:hanging="360"/>
+      </w:pPr>
+      <w:rPr>
+        <w:rFonts w:ascii="Wingdings" w:hAnsi="Wingdings" w:hint="default"/>
+        <w:sz w:val="20"/>
+      </w:rPr>
+    </w:lvl>
+    <w:lvl w:ilvl="8" w:tentative="1">
+      <w:start w:val="1"/>
+      <w:numFmt w:val="bullet"/>
+      <w:lvlText w:val=""/>
+      <w:lvlJc w:val="left"/>
+      <w:pPr>
+        <w:tabs>
+          <w:tab w:val="num" w:pos="6840"/>
+        </w:tabs>
+        <w:ind w:left="6840" w:hanging="360"/>
+      </w:pPr>
+      <w:rPr>
+        <w:rFonts w:ascii="Wingdings" w:hAnsi="Wingdings" w:hint="default"/>
+        <w:sz w:val="20"/>
+      </w:rPr>
+    </w:lvl>
+  </w:abstractNum>
+  <w:abstractNum w:abstractNumId="8" w15:restartNumberingAfterBreak="0">
+    <w:nsid w:val="52722A4C"/>
+    <w:multiLevelType w:val="multilevel"/>
+    <w:tmpl w:val="6E54F87E"/>
+    <w:lvl w:ilvl="0">
+      <w:start w:val="1"/>
+      <w:numFmt w:val="decimal"/>
+      <w:lvlText w:val="%1."/>
+      <w:lvlJc w:val="left"/>
+      <w:pPr>
+        <w:tabs>
+          <w:tab w:val="num" w:pos="720"/>
+        </w:tabs>
+        <w:ind w:left="720" w:hanging="360"/>
+      </w:pPr>
+    </w:lvl>
+    <w:lvl w:ilvl="1">
+      <w:numFmt w:val="bullet"/>
+      <w:lvlText w:val=""/>
+      <w:lvlJc w:val="left"/>
+      <w:pPr>
+        <w:ind w:left="1440" w:hanging="360"/>
+      </w:pPr>
+      <w:rPr>
+        <w:rFonts w:ascii="Wingdings" w:eastAsia="Trebuchet MS" w:hAnsi="Wingdings" w:cs="Trebuchet MS" w:hint="default"/>
+      </w:rPr>
+    </w:lvl>
+    <w:lvl w:ilvl="2" w:tentative="1">
+      <w:start w:val="1"/>
       <w:numFmt w:val="decimal"/>
       <w:lvlText w:val="%3."/>
       <w:lvlJc w:val="left"/>
@@ -15755,21 +19189,430 @@
       </w:pPr>
     </w:lvl>
   </w:abstractNum>
-  <w:abstractNum w:abstractNumId="3" w15:restartNumberingAfterBreak="0">
-    <w:nsid w:val="3F167FF8"/>
+  <w:abstractNum w:abstractNumId="9" w15:restartNumberingAfterBreak="0">
+    <w:nsid w:val="5B0177D2"/>
+    <w:multiLevelType w:val="multilevel"/>
+    <w:tmpl w:val="20884564"/>
+    <w:lvl w:ilvl="0">
+      <w:start w:val="1"/>
+      <w:numFmt w:val="bullet"/>
+      <w:lvlText w:val=""/>
+      <w:lvlJc w:val="left"/>
+      <w:pPr>
+        <w:tabs>
+          <w:tab w:val="num" w:pos="1080"/>
+        </w:tabs>
+        <w:ind w:left="1080" w:hanging="360"/>
+      </w:pPr>
+      <w:rPr>
+        <w:rFonts w:ascii="Symbol" w:hAnsi="Symbol" w:hint="default"/>
+        <w:sz w:val="20"/>
+      </w:rPr>
+    </w:lvl>
+    <w:lvl w:ilvl="1" w:tentative="1">
+      <w:start w:val="1"/>
+      <w:numFmt w:val="bullet"/>
+      <w:lvlText w:val="o"/>
+      <w:lvlJc w:val="left"/>
+      <w:pPr>
+        <w:tabs>
+          <w:tab w:val="num" w:pos="1800"/>
+        </w:tabs>
+        <w:ind w:left="1800" w:hanging="360"/>
+      </w:pPr>
+      <w:rPr>
+        <w:rFonts w:ascii="Courier New" w:hAnsi="Courier New" w:hint="default"/>
+        <w:sz w:val="20"/>
+      </w:rPr>
+    </w:lvl>
+    <w:lvl w:ilvl="2" w:tentative="1">
+      <w:start w:val="1"/>
+      <w:numFmt w:val="bullet"/>
+      <w:lvlText w:val=""/>
+      <w:lvlJc w:val="left"/>
+      <w:pPr>
+        <w:tabs>
+          <w:tab w:val="num" w:pos="2520"/>
+        </w:tabs>
+        <w:ind w:left="2520" w:hanging="360"/>
+      </w:pPr>
+      <w:rPr>
+        <w:rFonts w:ascii="Wingdings" w:hAnsi="Wingdings" w:hint="default"/>
+        <w:sz w:val="20"/>
+      </w:rPr>
+    </w:lvl>
+    <w:lvl w:ilvl="3" w:tentative="1">
+      <w:start w:val="1"/>
+      <w:numFmt w:val="bullet"/>
+      <w:lvlText w:val=""/>
+      <w:lvlJc w:val="left"/>
+      <w:pPr>
+        <w:tabs>
+          <w:tab w:val="num" w:pos="3240"/>
+        </w:tabs>
+        <w:ind w:left="3240" w:hanging="360"/>
+      </w:pPr>
+      <w:rPr>
+        <w:rFonts w:ascii="Wingdings" w:hAnsi="Wingdings" w:hint="default"/>
+        <w:sz w:val="20"/>
+      </w:rPr>
+    </w:lvl>
+    <w:lvl w:ilvl="4" w:tentative="1">
+      <w:start w:val="1"/>
+      <w:numFmt w:val="bullet"/>
+      <w:lvlText w:val=""/>
+      <w:lvlJc w:val="left"/>
+      <w:pPr>
+        <w:tabs>
+          <w:tab w:val="num" w:pos="3960"/>
+        </w:tabs>
+        <w:ind w:left="3960" w:hanging="360"/>
+      </w:pPr>
+      <w:rPr>
+        <w:rFonts w:ascii="Wingdings" w:hAnsi="Wingdings" w:hint="default"/>
+        <w:sz w:val="20"/>
+      </w:rPr>
+    </w:lvl>
+    <w:lvl w:ilvl="5" w:tentative="1">
+      <w:start w:val="1"/>
+      <w:numFmt w:val="bullet"/>
+      <w:lvlText w:val=""/>
+      <w:lvlJc w:val="left"/>
+      <w:pPr>
+        <w:tabs>
+          <w:tab w:val="num" w:pos="4680"/>
+        </w:tabs>
+        <w:ind w:left="4680" w:hanging="360"/>
+      </w:pPr>
+      <w:rPr>
+        <w:rFonts w:ascii="Wingdings" w:hAnsi="Wingdings" w:hint="default"/>
+        <w:sz w:val="20"/>
+      </w:rPr>
+    </w:lvl>
+    <w:lvl w:ilvl="6" w:tentative="1">
+      <w:start w:val="1"/>
+      <w:numFmt w:val="bullet"/>
+      <w:lvlText w:val=""/>
+      <w:lvlJc w:val="left"/>
+      <w:pPr>
+        <w:tabs>
+          <w:tab w:val="num" w:pos="5400"/>
+        </w:tabs>
+        <w:ind w:left="5400" w:hanging="360"/>
+      </w:pPr>
+      <w:rPr>
+        <w:rFonts w:ascii="Wingdings" w:hAnsi="Wingdings" w:hint="default"/>
+        <w:sz w:val="20"/>
+      </w:rPr>
+    </w:lvl>
+    <w:lvl w:ilvl="7" w:tentative="1">
+      <w:start w:val="1"/>
+      <w:numFmt w:val="bullet"/>
+      <w:lvlText w:val=""/>
+      <w:lvlJc w:val="left"/>
+      <w:pPr>
+        <w:tabs>
+          <w:tab w:val="num" w:pos="6120"/>
+        </w:tabs>
+        <w:ind w:left="6120" w:hanging="360"/>
+      </w:pPr>
+      <w:rPr>
+        <w:rFonts w:ascii="Wingdings" w:hAnsi="Wingdings" w:hint="default"/>
+        <w:sz w:val="20"/>
+      </w:rPr>
+    </w:lvl>
+    <w:lvl w:ilvl="8" w:tentative="1">
+      <w:start w:val="1"/>
+      <w:numFmt w:val="bullet"/>
+      <w:lvlText w:val=""/>
+      <w:lvlJc w:val="left"/>
+      <w:pPr>
+        <w:tabs>
+          <w:tab w:val="num" w:pos="6840"/>
+        </w:tabs>
+        <w:ind w:left="6840" w:hanging="360"/>
+      </w:pPr>
+      <w:rPr>
+        <w:rFonts w:ascii="Wingdings" w:hAnsi="Wingdings" w:hint="default"/>
+        <w:sz w:val="20"/>
+      </w:rPr>
+    </w:lvl>
+  </w:abstractNum>
+  <w:abstractNum w:abstractNumId="10" w15:restartNumberingAfterBreak="0">
+    <w:nsid w:val="68846AC9"/>
+    <w:multiLevelType w:val="multilevel"/>
+    <w:tmpl w:val="C3C01E72"/>
+    <w:lvl w:ilvl="0">
+      <w:start w:val="1"/>
+      <w:numFmt w:val="bullet"/>
+      <w:lvlText w:val=""/>
+      <w:lvlJc w:val="left"/>
+      <w:pPr>
+        <w:tabs>
+          <w:tab w:val="num" w:pos="720"/>
+        </w:tabs>
+        <w:ind w:left="720" w:hanging="360"/>
+      </w:pPr>
+      <w:rPr>
+        <w:rFonts w:ascii="Symbol" w:hAnsi="Symbol" w:hint="default"/>
+        <w:sz w:val="20"/>
+      </w:rPr>
+    </w:lvl>
+    <w:lvl w:ilvl="1" w:tentative="1">
+      <w:start w:val="1"/>
+      <w:numFmt w:val="bullet"/>
+      <w:lvlText w:val="o"/>
+      <w:lvlJc w:val="left"/>
+      <w:pPr>
+        <w:tabs>
+          <w:tab w:val="num" w:pos="1440"/>
+        </w:tabs>
+        <w:ind w:left="1440" w:hanging="360"/>
+      </w:pPr>
+      <w:rPr>
+        <w:rFonts w:ascii="Courier New" w:hAnsi="Courier New" w:hint="default"/>
+        <w:sz w:val="20"/>
+      </w:rPr>
+    </w:lvl>
+    <w:lvl w:ilvl="2" w:tentative="1">
+      <w:start w:val="1"/>
+      <w:numFmt w:val="bullet"/>
+      <w:lvlText w:val=""/>
+      <w:lvlJc w:val="left"/>
+      <w:pPr>
+        <w:tabs>
+          <w:tab w:val="num" w:pos="2160"/>
+        </w:tabs>
+        <w:ind w:left="2160" w:hanging="360"/>
+      </w:pPr>
+      <w:rPr>
+        <w:rFonts w:ascii="Wingdings" w:hAnsi="Wingdings" w:hint="default"/>
+        <w:sz w:val="20"/>
+      </w:rPr>
+    </w:lvl>
+    <w:lvl w:ilvl="3" w:tentative="1">
+      <w:start w:val="1"/>
+      <w:numFmt w:val="bullet"/>
+      <w:lvlText w:val=""/>
+      <w:lvlJc w:val="left"/>
+      <w:pPr>
+        <w:tabs>
+          <w:tab w:val="num" w:pos="2880"/>
+        </w:tabs>
+        <w:ind w:left="2880" w:hanging="360"/>
+      </w:pPr>
+      <w:rPr>
+        <w:rFonts w:ascii="Wingdings" w:hAnsi="Wingdings" w:hint="default"/>
+        <w:sz w:val="20"/>
+      </w:rPr>
+    </w:lvl>
+    <w:lvl w:ilvl="4" w:tentative="1">
+      <w:start w:val="1"/>
+      <w:numFmt w:val="bullet"/>
+      <w:lvlText w:val=""/>
+      <w:lvlJc w:val="left"/>
+      <w:pPr>
+        <w:tabs>
+          <w:tab w:val="num" w:pos="3600"/>
+        </w:tabs>
+        <w:ind w:left="3600" w:hanging="360"/>
+      </w:pPr>
+      <w:rPr>
+        <w:rFonts w:ascii="Wingdings" w:hAnsi="Wingdings" w:hint="default"/>
+        <w:sz w:val="20"/>
+      </w:rPr>
+    </w:lvl>
+    <w:lvl w:ilvl="5" w:tentative="1">
+      <w:start w:val="1"/>
+      <w:numFmt w:val="bullet"/>
+      <w:lvlText w:val=""/>
+      <w:lvlJc w:val="left"/>
+      <w:pPr>
+        <w:tabs>
+          <w:tab w:val="num" w:pos="4320"/>
+        </w:tabs>
+        <w:ind w:left="4320" w:hanging="360"/>
+      </w:pPr>
+      <w:rPr>
+        <w:rFonts w:ascii="Wingdings" w:hAnsi="Wingdings" w:hint="default"/>
+        <w:sz w:val="20"/>
+      </w:rPr>
+    </w:lvl>
+    <w:lvl w:ilvl="6" w:tentative="1">
+      <w:start w:val="1"/>
+      <w:numFmt w:val="bullet"/>
+      <w:lvlText w:val=""/>
+      <w:lvlJc w:val="left"/>
+      <w:pPr>
+        <w:tabs>
+          <w:tab w:val="num" w:pos="5040"/>
+        </w:tabs>
+        <w:ind w:left="5040" w:hanging="360"/>
+      </w:pPr>
+      <w:rPr>
+        <w:rFonts w:ascii="Wingdings" w:hAnsi="Wingdings" w:hint="default"/>
+        <w:sz w:val="20"/>
+      </w:rPr>
+    </w:lvl>
+    <w:lvl w:ilvl="7" w:tentative="1">
+      <w:start w:val="1"/>
+      <w:numFmt w:val="bullet"/>
+      <w:lvlText w:val=""/>
+      <w:lvlJc w:val="left"/>
+      <w:pPr>
+        <w:tabs>
+          <w:tab w:val="num" w:pos="5760"/>
+        </w:tabs>
+        <w:ind w:left="5760" w:hanging="360"/>
+      </w:pPr>
+      <w:rPr>
+        <w:rFonts w:ascii="Wingdings" w:hAnsi="Wingdings" w:hint="default"/>
+        <w:sz w:val="20"/>
+      </w:rPr>
+    </w:lvl>
+    <w:lvl w:ilvl="8" w:tentative="1">
+      <w:start w:val="1"/>
+      <w:numFmt w:val="bullet"/>
+      <w:lvlText w:val=""/>
+      <w:lvlJc w:val="left"/>
+      <w:pPr>
+        <w:tabs>
+          <w:tab w:val="num" w:pos="6480"/>
+        </w:tabs>
+        <w:ind w:left="6480" w:hanging="360"/>
+      </w:pPr>
+      <w:rPr>
+        <w:rFonts w:ascii="Wingdings" w:hAnsi="Wingdings" w:hint="default"/>
+        <w:sz w:val="20"/>
+      </w:rPr>
+    </w:lvl>
+  </w:abstractNum>
+  <w:abstractNum w:abstractNumId="11" w15:restartNumberingAfterBreak="0">
+    <w:nsid w:val="6AD002F4"/>
     <w:multiLevelType w:val="hybridMultilevel"/>
-    <w:tmpl w:val="91F8730C"/>
-    <w:lvl w:ilvl="0" w:tplc="04160011">
+    <w:tmpl w:val="17DA8B20"/>
+    <w:lvl w:ilvl="0" w:tplc="04160001">
+      <w:start w:val="1"/>
+      <w:numFmt w:val="bullet"/>
+      <w:lvlText w:val=""/>
+      <w:lvlJc w:val="left"/>
+      <w:pPr>
+        <w:ind w:left="1440" w:hanging="360"/>
+      </w:pPr>
+      <w:rPr>
+        <w:rFonts w:ascii="Symbol" w:hAnsi="Symbol" w:hint="default"/>
+      </w:rPr>
+    </w:lvl>
+    <w:lvl w:ilvl="1" w:tplc="04160003" w:tentative="1">
+      <w:start w:val="1"/>
+      <w:numFmt w:val="bullet"/>
+      <w:lvlText w:val="o"/>
+      <w:lvlJc w:val="left"/>
+      <w:pPr>
+        <w:ind w:left="2160" w:hanging="360"/>
+      </w:pPr>
+      <w:rPr>
+        <w:rFonts w:ascii="Courier New" w:hAnsi="Courier New" w:cs="Courier New" w:hint="default"/>
+      </w:rPr>
+    </w:lvl>
+    <w:lvl w:ilvl="2" w:tplc="04160005" w:tentative="1">
+      <w:start w:val="1"/>
+      <w:numFmt w:val="bullet"/>
+      <w:lvlText w:val=""/>
+      <w:lvlJc w:val="left"/>
+      <w:pPr>
+        <w:ind w:left="2880" w:hanging="360"/>
+      </w:pPr>
+      <w:rPr>
+        <w:rFonts w:ascii="Wingdings" w:hAnsi="Wingdings" w:hint="default"/>
+      </w:rPr>
+    </w:lvl>
+    <w:lvl w:ilvl="3" w:tplc="04160001" w:tentative="1">
+      <w:start w:val="1"/>
+      <w:numFmt w:val="bullet"/>
+      <w:lvlText w:val=""/>
+      <w:lvlJc w:val="left"/>
+      <w:pPr>
+        <w:ind w:left="3600" w:hanging="360"/>
+      </w:pPr>
+      <w:rPr>
+        <w:rFonts w:ascii="Symbol" w:hAnsi="Symbol" w:hint="default"/>
+      </w:rPr>
+    </w:lvl>
+    <w:lvl w:ilvl="4" w:tplc="04160003" w:tentative="1">
+      <w:start w:val="1"/>
+      <w:numFmt w:val="bullet"/>
+      <w:lvlText w:val="o"/>
+      <w:lvlJc w:val="left"/>
+      <w:pPr>
+        <w:ind w:left="4320" w:hanging="360"/>
+      </w:pPr>
+      <w:rPr>
+        <w:rFonts w:ascii="Courier New" w:hAnsi="Courier New" w:cs="Courier New" w:hint="default"/>
+      </w:rPr>
+    </w:lvl>
+    <w:lvl w:ilvl="5" w:tplc="04160005" w:tentative="1">
+      <w:start w:val="1"/>
+      <w:numFmt w:val="bullet"/>
+      <w:lvlText w:val=""/>
+      <w:lvlJc w:val="left"/>
+      <w:pPr>
+        <w:ind w:left="5040" w:hanging="360"/>
+      </w:pPr>
+      <w:rPr>
+        <w:rFonts w:ascii="Wingdings" w:hAnsi="Wingdings" w:hint="default"/>
+      </w:rPr>
+    </w:lvl>
+    <w:lvl w:ilvl="6" w:tplc="04160001" w:tentative="1">
+      <w:start w:val="1"/>
+      <w:numFmt w:val="bullet"/>
+      <w:lvlText w:val=""/>
+      <w:lvlJc w:val="left"/>
+      <w:pPr>
+        <w:ind w:left="5760" w:hanging="360"/>
+      </w:pPr>
+      <w:rPr>
+        <w:rFonts w:ascii="Symbol" w:hAnsi="Symbol" w:hint="default"/>
+      </w:rPr>
+    </w:lvl>
+    <w:lvl w:ilvl="7" w:tplc="04160003" w:tentative="1">
+      <w:start w:val="1"/>
+      <w:numFmt w:val="bullet"/>
+      <w:lvlText w:val="o"/>
+      <w:lvlJc w:val="left"/>
+      <w:pPr>
+        <w:ind w:left="6480" w:hanging="360"/>
+      </w:pPr>
+      <w:rPr>
+        <w:rFonts w:ascii="Courier New" w:hAnsi="Courier New" w:cs="Courier New" w:hint="default"/>
+      </w:rPr>
+    </w:lvl>
+    <w:lvl w:ilvl="8" w:tplc="04160005" w:tentative="1">
+      <w:start w:val="1"/>
+      <w:numFmt w:val="bullet"/>
+      <w:lvlText w:val=""/>
+      <w:lvlJc w:val="left"/>
+      <w:pPr>
+        <w:ind w:left="7200" w:hanging="360"/>
+      </w:pPr>
+      <w:rPr>
+        <w:rFonts w:ascii="Wingdings" w:hAnsi="Wingdings" w:hint="default"/>
+      </w:rPr>
+    </w:lvl>
+  </w:abstractNum>
+  <w:abstractNum w:abstractNumId="12" w15:restartNumberingAfterBreak="0">
+    <w:nsid w:val="73BF2FDB"/>
+    <w:multiLevelType w:val="hybridMultilevel"/>
+    <w:tmpl w:val="00DA15F6"/>
+    <w:lvl w:ilvl="0" w:tplc="D2F249B6">
       <w:start w:val="1"/>
       <w:numFmt w:val="decimal"/>
-      <w:lvlText w:val="%1)"/>
+      <w:pStyle w:val="Heading1"/>
+      <w:lvlText w:val="%1."/>
       <w:lvlJc w:val="left"/>
       <w:pPr>
-        <w:ind w:left="720" w:hanging="360"/>
-      </w:pPr>
-      <w:rPr>
-        <w:rFonts w:hint="default"/>
-      </w:rPr>
+        <w:ind w:left="1778" w:hanging="360"/>
+      </w:pPr>
     </w:lvl>
     <w:lvl w:ilvl="1" w:tplc="04160019" w:tentative="1">
       <w:start w:val="1"/>
@@ -15777,7 +19620,7 @@
       <w:lvlText w:val="%2."/>
       <w:lvlJc w:val="left"/>
       <w:pPr>
-        <w:ind w:left="1440" w:hanging="360"/>
+        <w:ind w:left="1582" w:hanging="360"/>
       </w:pPr>
     </w:lvl>
     <w:lvl w:ilvl="2" w:tplc="0416001B" w:tentative="1">
@@ -15786,7 +19629,7 @@
       <w:lvlText w:val="%3."/>
       <w:lvlJc w:val="right"/>
       <w:pPr>
-        <w:ind w:left="2160" w:hanging="180"/>
+        <w:ind w:left="2302" w:hanging="180"/>
       </w:pPr>
     </w:lvl>
     <w:lvl w:ilvl="3" w:tplc="0416000F" w:tentative="1">
@@ -15795,7 +19638,7 @@
       <w:lvlText w:val="%4."/>
       <w:lvlJc w:val="left"/>
       <w:pPr>
-        <w:ind w:left="2880" w:hanging="360"/>
+        <w:ind w:left="3022" w:hanging="360"/>
       </w:pPr>
     </w:lvl>
     <w:lvl w:ilvl="4" w:tplc="04160019" w:tentative="1">
@@ -15804,7 +19647,7 @@
       <w:lvlText w:val="%5."/>
       <w:lvlJc w:val="left"/>
       <w:pPr>
-        <w:ind w:left="3600" w:hanging="360"/>
+        <w:ind w:left="3742" w:hanging="360"/>
       </w:pPr>
     </w:lvl>
     <w:lvl w:ilvl="5" w:tplc="0416001B" w:tentative="1">
@@ -15813,7 +19656,7 @@
       <w:lvlText w:val="%6."/>
       <w:lvlJc w:val="right"/>
       <w:pPr>
-        <w:ind w:left="4320" w:hanging="180"/>
+        <w:ind w:left="4462" w:hanging="180"/>
       </w:pPr>
     </w:lvl>
     <w:lvl w:ilvl="6" w:tplc="0416000F" w:tentative="1">
@@ -15822,7 +19665,7 @@
       <w:lvlText w:val="%7."/>
       <w:lvlJc w:val="left"/>
       <w:pPr>
-        <w:ind w:left="5040" w:hanging="360"/>
+        <w:ind w:left="5182" w:hanging="360"/>
       </w:pPr>
     </w:lvl>
     <w:lvl w:ilvl="7" w:tplc="04160019" w:tentative="1">
@@ -15831,7 +19674,7 @@
       <w:lvlText w:val="%8."/>
       <w:lvlJc w:val="left"/>
       <w:pPr>
-        <w:ind w:left="5760" w:hanging="360"/>
+        <w:ind w:left="5902" w:hanging="360"/>
       </w:pPr>
     </w:lvl>
     <w:lvl w:ilvl="8" w:tplc="0416001B" w:tentative="1">
@@ -15840,14 +19683,14 @@
       <w:lvlText w:val="%9."/>
       <w:lvlJc w:val="right"/>
       <w:pPr>
-        <w:ind w:left="6480" w:hanging="180"/>
+        <w:ind w:left="6622" w:hanging="180"/>
       </w:pPr>
     </w:lvl>
   </w:abstractNum>
-  <w:abstractNum w:abstractNumId="4" w15:restartNumberingAfterBreak="0">
-    <w:nsid w:val="46A74210"/>
+  <w:abstractNum w:abstractNumId="13" w15:restartNumberingAfterBreak="0">
+    <w:nsid w:val="7B925688"/>
     <w:multiLevelType w:val="multilevel"/>
-    <w:tmpl w:val="53D234C8"/>
+    <w:tmpl w:val="CC383196"/>
     <w:lvl w:ilvl="0">
       <w:start w:val="1"/>
       <w:numFmt w:val="bullet"/>
@@ -15880,7 +19723,7 @@
         <w:sz w:val="20"/>
       </w:rPr>
     </w:lvl>
-    <w:lvl w:ilvl="2">
+    <w:lvl w:ilvl="2" w:tentative="1">
       <w:start w:val="1"/>
       <w:numFmt w:val="bullet"/>
       <w:lvlText w:val=""/>
@@ -15993,10 +19836,10 @@
       </w:rPr>
     </w:lvl>
   </w:abstractNum>
-  <w:abstractNum w:abstractNumId="5" w15:restartNumberingAfterBreak="0">
-    <w:nsid w:val="48D12E70"/>
+  <w:abstractNum w:abstractNumId="14" w15:restartNumberingAfterBreak="0">
+    <w:nsid w:val="7D8B003B"/>
     <w:multiLevelType w:val="multilevel"/>
-    <w:tmpl w:val="95D80154"/>
+    <w:tmpl w:val="155A8E60"/>
     <w:lvl w:ilvl="0">
       <w:start w:val="1"/>
       <w:numFmt w:val="bullet"/>
@@ -16013,7 +19856,7 @@
         <w:sz w:val="20"/>
       </w:rPr>
     </w:lvl>
-    <w:lvl w:ilvl="1" w:tentative="1">
+    <w:lvl w:ilvl="1">
       <w:start w:val="1"/>
       <w:numFmt w:val="bullet"/>
       <w:lvlText w:val="o"/>
@@ -16142,915 +19985,7 @@
       </w:rPr>
     </w:lvl>
   </w:abstractNum>
-  <w:abstractNum w:abstractNumId="6" w15:restartNumberingAfterBreak="0">
-    <w:nsid w:val="4F0248C5"/>
-    <w:multiLevelType w:val="multilevel"/>
-    <w:tmpl w:val="D0166E8A"/>
-    <w:lvl w:ilvl="0">
-      <w:start w:val="1"/>
-      <w:numFmt w:val="bullet"/>
-      <w:lvlText w:val=""/>
-      <w:lvlJc w:val="left"/>
-      <w:pPr>
-        <w:tabs>
-          <w:tab w:val="num" w:pos="1080"/>
-        </w:tabs>
-        <w:ind w:left="1080" w:hanging="360"/>
-      </w:pPr>
-      <w:rPr>
-        <w:rFonts w:ascii="Symbol" w:hAnsi="Symbol" w:hint="default"/>
-        <w:sz w:val="20"/>
-      </w:rPr>
-    </w:lvl>
-    <w:lvl w:ilvl="1" w:tentative="1">
-      <w:start w:val="1"/>
-      <w:numFmt w:val="bullet"/>
-      <w:lvlText w:val="o"/>
-      <w:lvlJc w:val="left"/>
-      <w:pPr>
-        <w:tabs>
-          <w:tab w:val="num" w:pos="1800"/>
-        </w:tabs>
-        <w:ind w:left="1800" w:hanging="360"/>
-      </w:pPr>
-      <w:rPr>
-        <w:rFonts w:ascii="Courier New" w:hAnsi="Courier New" w:hint="default"/>
-        <w:sz w:val="20"/>
-      </w:rPr>
-    </w:lvl>
-    <w:lvl w:ilvl="2" w:tentative="1">
-      <w:start w:val="1"/>
-      <w:numFmt w:val="bullet"/>
-      <w:lvlText w:val=""/>
-      <w:lvlJc w:val="left"/>
-      <w:pPr>
-        <w:tabs>
-          <w:tab w:val="num" w:pos="2520"/>
-        </w:tabs>
-        <w:ind w:left="2520" w:hanging="360"/>
-      </w:pPr>
-      <w:rPr>
-        <w:rFonts w:ascii="Wingdings" w:hAnsi="Wingdings" w:hint="default"/>
-        <w:sz w:val="20"/>
-      </w:rPr>
-    </w:lvl>
-    <w:lvl w:ilvl="3" w:tentative="1">
-      <w:start w:val="1"/>
-      <w:numFmt w:val="bullet"/>
-      <w:lvlText w:val=""/>
-      <w:lvlJc w:val="left"/>
-      <w:pPr>
-        <w:tabs>
-          <w:tab w:val="num" w:pos="3240"/>
-        </w:tabs>
-        <w:ind w:left="3240" w:hanging="360"/>
-      </w:pPr>
-      <w:rPr>
-        <w:rFonts w:ascii="Wingdings" w:hAnsi="Wingdings" w:hint="default"/>
-        <w:sz w:val="20"/>
-      </w:rPr>
-    </w:lvl>
-    <w:lvl w:ilvl="4" w:tentative="1">
-      <w:start w:val="1"/>
-      <w:numFmt w:val="bullet"/>
-      <w:lvlText w:val=""/>
-      <w:lvlJc w:val="left"/>
-      <w:pPr>
-        <w:tabs>
-          <w:tab w:val="num" w:pos="3960"/>
-        </w:tabs>
-        <w:ind w:left="3960" w:hanging="360"/>
-      </w:pPr>
-      <w:rPr>
-        <w:rFonts w:ascii="Wingdings" w:hAnsi="Wingdings" w:hint="default"/>
-        <w:sz w:val="20"/>
-      </w:rPr>
-    </w:lvl>
-    <w:lvl w:ilvl="5" w:tentative="1">
-      <w:start w:val="1"/>
-      <w:numFmt w:val="bullet"/>
-      <w:lvlText w:val=""/>
-      <w:lvlJc w:val="left"/>
-      <w:pPr>
-        <w:tabs>
-          <w:tab w:val="num" w:pos="4680"/>
-        </w:tabs>
-        <w:ind w:left="4680" w:hanging="360"/>
-      </w:pPr>
-      <w:rPr>
-        <w:rFonts w:ascii="Wingdings" w:hAnsi="Wingdings" w:hint="default"/>
-        <w:sz w:val="20"/>
-      </w:rPr>
-    </w:lvl>
-    <w:lvl w:ilvl="6" w:tentative="1">
-      <w:start w:val="1"/>
-      <w:numFmt w:val="bullet"/>
-      <w:lvlText w:val=""/>
-      <w:lvlJc w:val="left"/>
-      <w:pPr>
-        <w:tabs>
-          <w:tab w:val="num" w:pos="5400"/>
-        </w:tabs>
-        <w:ind w:left="5400" w:hanging="360"/>
-      </w:pPr>
-      <w:rPr>
-        <w:rFonts w:ascii="Wingdings" w:hAnsi="Wingdings" w:hint="default"/>
-        <w:sz w:val="20"/>
-      </w:rPr>
-    </w:lvl>
-    <w:lvl w:ilvl="7" w:tentative="1">
-      <w:start w:val="1"/>
-      <w:numFmt w:val="bullet"/>
-      <w:lvlText w:val=""/>
-      <w:lvlJc w:val="left"/>
-      <w:pPr>
-        <w:tabs>
-          <w:tab w:val="num" w:pos="6120"/>
-        </w:tabs>
-        <w:ind w:left="6120" w:hanging="360"/>
-      </w:pPr>
-      <w:rPr>
-        <w:rFonts w:ascii="Wingdings" w:hAnsi="Wingdings" w:hint="default"/>
-        <w:sz w:val="20"/>
-      </w:rPr>
-    </w:lvl>
-    <w:lvl w:ilvl="8" w:tentative="1">
-      <w:start w:val="1"/>
-      <w:numFmt w:val="bullet"/>
-      <w:lvlText w:val=""/>
-      <w:lvlJc w:val="left"/>
-      <w:pPr>
-        <w:tabs>
-          <w:tab w:val="num" w:pos="6840"/>
-        </w:tabs>
-        <w:ind w:left="6840" w:hanging="360"/>
-      </w:pPr>
-      <w:rPr>
-        <w:rFonts w:ascii="Wingdings" w:hAnsi="Wingdings" w:hint="default"/>
-        <w:sz w:val="20"/>
-      </w:rPr>
-    </w:lvl>
-  </w:abstractNum>
-  <w:abstractNum w:abstractNumId="7" w15:restartNumberingAfterBreak="0">
-    <w:nsid w:val="52722A4C"/>
-    <w:multiLevelType w:val="multilevel"/>
-    <w:tmpl w:val="6E54F87E"/>
-    <w:lvl w:ilvl="0">
-      <w:start w:val="1"/>
-      <w:numFmt w:val="decimal"/>
-      <w:lvlText w:val="%1."/>
-      <w:lvlJc w:val="left"/>
-      <w:pPr>
-        <w:tabs>
-          <w:tab w:val="num" w:pos="720"/>
-        </w:tabs>
-        <w:ind w:left="720" w:hanging="360"/>
-      </w:pPr>
-    </w:lvl>
-    <w:lvl w:ilvl="1">
-      <w:numFmt w:val="bullet"/>
-      <w:lvlText w:val=""/>
-      <w:lvlJc w:val="left"/>
-      <w:pPr>
-        <w:ind w:left="1440" w:hanging="360"/>
-      </w:pPr>
-      <w:rPr>
-        <w:rFonts w:ascii="Wingdings" w:eastAsia="Trebuchet MS" w:hAnsi="Wingdings" w:cs="Trebuchet MS" w:hint="default"/>
-      </w:rPr>
-    </w:lvl>
-    <w:lvl w:ilvl="2" w:tentative="1">
-      <w:start w:val="1"/>
-      <w:numFmt w:val="decimal"/>
-      <w:lvlText w:val="%3."/>
-      <w:lvlJc w:val="left"/>
-      <w:pPr>
-        <w:tabs>
-          <w:tab w:val="num" w:pos="2160"/>
-        </w:tabs>
-        <w:ind w:left="2160" w:hanging="360"/>
-      </w:pPr>
-    </w:lvl>
-    <w:lvl w:ilvl="3" w:tentative="1">
-      <w:start w:val="1"/>
-      <w:numFmt w:val="decimal"/>
-      <w:lvlText w:val="%4."/>
-      <w:lvlJc w:val="left"/>
-      <w:pPr>
-        <w:tabs>
-          <w:tab w:val="num" w:pos="2880"/>
-        </w:tabs>
-        <w:ind w:left="2880" w:hanging="360"/>
-      </w:pPr>
-    </w:lvl>
-    <w:lvl w:ilvl="4" w:tentative="1">
-      <w:start w:val="1"/>
-      <w:numFmt w:val="decimal"/>
-      <w:lvlText w:val="%5."/>
-      <w:lvlJc w:val="left"/>
-      <w:pPr>
-        <w:tabs>
-          <w:tab w:val="num" w:pos="3600"/>
-        </w:tabs>
-        <w:ind w:left="3600" w:hanging="360"/>
-      </w:pPr>
-    </w:lvl>
-    <w:lvl w:ilvl="5" w:tentative="1">
-      <w:start w:val="1"/>
-      <w:numFmt w:val="decimal"/>
-      <w:lvlText w:val="%6."/>
-      <w:lvlJc w:val="left"/>
-      <w:pPr>
-        <w:tabs>
-          <w:tab w:val="num" w:pos="4320"/>
-        </w:tabs>
-        <w:ind w:left="4320" w:hanging="360"/>
-      </w:pPr>
-    </w:lvl>
-    <w:lvl w:ilvl="6" w:tentative="1">
-      <w:start w:val="1"/>
-      <w:numFmt w:val="decimal"/>
-      <w:lvlText w:val="%7."/>
-      <w:lvlJc w:val="left"/>
-      <w:pPr>
-        <w:tabs>
-          <w:tab w:val="num" w:pos="5040"/>
-        </w:tabs>
-        <w:ind w:left="5040" w:hanging="360"/>
-      </w:pPr>
-    </w:lvl>
-    <w:lvl w:ilvl="7" w:tentative="1">
-      <w:start w:val="1"/>
-      <w:numFmt w:val="decimal"/>
-      <w:lvlText w:val="%8."/>
-      <w:lvlJc w:val="left"/>
-      <w:pPr>
-        <w:tabs>
-          <w:tab w:val="num" w:pos="5760"/>
-        </w:tabs>
-        <w:ind w:left="5760" w:hanging="360"/>
-      </w:pPr>
-    </w:lvl>
-    <w:lvl w:ilvl="8" w:tentative="1">
-      <w:start w:val="1"/>
-      <w:numFmt w:val="decimal"/>
-      <w:lvlText w:val="%9."/>
-      <w:lvlJc w:val="left"/>
-      <w:pPr>
-        <w:tabs>
-          <w:tab w:val="num" w:pos="6480"/>
-        </w:tabs>
-        <w:ind w:left="6480" w:hanging="360"/>
-      </w:pPr>
-    </w:lvl>
-  </w:abstractNum>
-  <w:abstractNum w:abstractNumId="8" w15:restartNumberingAfterBreak="0">
-    <w:nsid w:val="5B0177D2"/>
-    <w:multiLevelType w:val="multilevel"/>
-    <w:tmpl w:val="20884564"/>
-    <w:lvl w:ilvl="0">
-      <w:start w:val="1"/>
-      <w:numFmt w:val="bullet"/>
-      <w:lvlText w:val=""/>
-      <w:lvlJc w:val="left"/>
-      <w:pPr>
-        <w:tabs>
-          <w:tab w:val="num" w:pos="720"/>
-        </w:tabs>
-        <w:ind w:left="720" w:hanging="360"/>
-      </w:pPr>
-      <w:rPr>
-        <w:rFonts w:ascii="Symbol" w:hAnsi="Symbol" w:hint="default"/>
-        <w:sz w:val="20"/>
-      </w:rPr>
-    </w:lvl>
-    <w:lvl w:ilvl="1" w:tentative="1">
-      <w:start w:val="1"/>
-      <w:numFmt w:val="bullet"/>
-      <w:lvlText w:val="o"/>
-      <w:lvlJc w:val="left"/>
-      <w:pPr>
-        <w:tabs>
-          <w:tab w:val="num" w:pos="1440"/>
-        </w:tabs>
-        <w:ind w:left="1440" w:hanging="360"/>
-      </w:pPr>
-      <w:rPr>
-        <w:rFonts w:ascii="Courier New" w:hAnsi="Courier New" w:hint="default"/>
-        <w:sz w:val="20"/>
-      </w:rPr>
-    </w:lvl>
-    <w:lvl w:ilvl="2" w:tentative="1">
-      <w:start w:val="1"/>
-      <w:numFmt w:val="bullet"/>
-      <w:lvlText w:val=""/>
-      <w:lvlJc w:val="left"/>
-      <w:pPr>
-        <w:tabs>
-          <w:tab w:val="num" w:pos="2160"/>
-        </w:tabs>
-        <w:ind w:left="2160" w:hanging="360"/>
-      </w:pPr>
-      <w:rPr>
-        <w:rFonts w:ascii="Wingdings" w:hAnsi="Wingdings" w:hint="default"/>
-        <w:sz w:val="20"/>
-      </w:rPr>
-    </w:lvl>
-    <w:lvl w:ilvl="3" w:tentative="1">
-      <w:start w:val="1"/>
-      <w:numFmt w:val="bullet"/>
-      <w:lvlText w:val=""/>
-      <w:lvlJc w:val="left"/>
-      <w:pPr>
-        <w:tabs>
-          <w:tab w:val="num" w:pos="2880"/>
-        </w:tabs>
-        <w:ind w:left="2880" w:hanging="360"/>
-      </w:pPr>
-      <w:rPr>
-        <w:rFonts w:ascii="Wingdings" w:hAnsi="Wingdings" w:hint="default"/>
-        <w:sz w:val="20"/>
-      </w:rPr>
-    </w:lvl>
-    <w:lvl w:ilvl="4" w:tentative="1">
-      <w:start w:val="1"/>
-      <w:numFmt w:val="bullet"/>
-      <w:lvlText w:val=""/>
-      <w:lvlJc w:val="left"/>
-      <w:pPr>
-        <w:tabs>
-          <w:tab w:val="num" w:pos="3600"/>
-        </w:tabs>
-        <w:ind w:left="3600" w:hanging="360"/>
-      </w:pPr>
-      <w:rPr>
-        <w:rFonts w:ascii="Wingdings" w:hAnsi="Wingdings" w:hint="default"/>
-        <w:sz w:val="20"/>
-      </w:rPr>
-    </w:lvl>
-    <w:lvl w:ilvl="5" w:tentative="1">
-      <w:start w:val="1"/>
-      <w:numFmt w:val="bullet"/>
-      <w:lvlText w:val=""/>
-      <w:lvlJc w:val="left"/>
-      <w:pPr>
-        <w:tabs>
-          <w:tab w:val="num" w:pos="4320"/>
-        </w:tabs>
-        <w:ind w:left="4320" w:hanging="360"/>
-      </w:pPr>
-      <w:rPr>
-        <w:rFonts w:ascii="Wingdings" w:hAnsi="Wingdings" w:hint="default"/>
-        <w:sz w:val="20"/>
-      </w:rPr>
-    </w:lvl>
-    <w:lvl w:ilvl="6" w:tentative="1">
-      <w:start w:val="1"/>
-      <w:numFmt w:val="bullet"/>
-      <w:lvlText w:val=""/>
-      <w:lvlJc w:val="left"/>
-      <w:pPr>
-        <w:tabs>
-          <w:tab w:val="num" w:pos="5040"/>
-        </w:tabs>
-        <w:ind w:left="5040" w:hanging="360"/>
-      </w:pPr>
-      <w:rPr>
-        <w:rFonts w:ascii="Wingdings" w:hAnsi="Wingdings" w:hint="default"/>
-        <w:sz w:val="20"/>
-      </w:rPr>
-    </w:lvl>
-    <w:lvl w:ilvl="7" w:tentative="1">
-      <w:start w:val="1"/>
-      <w:numFmt w:val="bullet"/>
-      <w:lvlText w:val=""/>
-      <w:lvlJc w:val="left"/>
-      <w:pPr>
-        <w:tabs>
-          <w:tab w:val="num" w:pos="5760"/>
-        </w:tabs>
-        <w:ind w:left="5760" w:hanging="360"/>
-      </w:pPr>
-      <w:rPr>
-        <w:rFonts w:ascii="Wingdings" w:hAnsi="Wingdings" w:hint="default"/>
-        <w:sz w:val="20"/>
-      </w:rPr>
-    </w:lvl>
-    <w:lvl w:ilvl="8" w:tentative="1">
-      <w:start w:val="1"/>
-      <w:numFmt w:val="bullet"/>
-      <w:lvlText w:val=""/>
-      <w:lvlJc w:val="left"/>
-      <w:pPr>
-        <w:tabs>
-          <w:tab w:val="num" w:pos="6480"/>
-        </w:tabs>
-        <w:ind w:left="6480" w:hanging="360"/>
-      </w:pPr>
-      <w:rPr>
-        <w:rFonts w:ascii="Wingdings" w:hAnsi="Wingdings" w:hint="default"/>
-        <w:sz w:val="20"/>
-      </w:rPr>
-    </w:lvl>
-  </w:abstractNum>
-  <w:abstractNum w:abstractNumId="9" w15:restartNumberingAfterBreak="0">
-    <w:nsid w:val="6AD002F4"/>
-    <w:multiLevelType w:val="hybridMultilevel"/>
-    <w:tmpl w:val="17DA8B20"/>
-    <w:lvl w:ilvl="0" w:tplc="04160001">
-      <w:start w:val="1"/>
-      <w:numFmt w:val="bullet"/>
-      <w:lvlText w:val=""/>
-      <w:lvlJc w:val="left"/>
-      <w:pPr>
-        <w:ind w:left="1440" w:hanging="360"/>
-      </w:pPr>
-      <w:rPr>
-        <w:rFonts w:ascii="Symbol" w:hAnsi="Symbol" w:hint="default"/>
-      </w:rPr>
-    </w:lvl>
-    <w:lvl w:ilvl="1" w:tplc="04160003" w:tentative="1">
-      <w:start w:val="1"/>
-      <w:numFmt w:val="bullet"/>
-      <w:lvlText w:val="o"/>
-      <w:lvlJc w:val="left"/>
-      <w:pPr>
-        <w:ind w:left="2160" w:hanging="360"/>
-      </w:pPr>
-      <w:rPr>
-        <w:rFonts w:ascii="Courier New" w:hAnsi="Courier New" w:cs="Courier New" w:hint="default"/>
-      </w:rPr>
-    </w:lvl>
-    <w:lvl w:ilvl="2" w:tplc="04160005" w:tentative="1">
-      <w:start w:val="1"/>
-      <w:numFmt w:val="bullet"/>
-      <w:lvlText w:val=""/>
-      <w:lvlJc w:val="left"/>
-      <w:pPr>
-        <w:ind w:left="2880" w:hanging="360"/>
-      </w:pPr>
-      <w:rPr>
-        <w:rFonts w:ascii="Wingdings" w:hAnsi="Wingdings" w:hint="default"/>
-      </w:rPr>
-    </w:lvl>
-    <w:lvl w:ilvl="3" w:tplc="04160001" w:tentative="1">
-      <w:start w:val="1"/>
-      <w:numFmt w:val="bullet"/>
-      <w:lvlText w:val=""/>
-      <w:lvlJc w:val="left"/>
-      <w:pPr>
-        <w:ind w:left="3600" w:hanging="360"/>
-      </w:pPr>
-      <w:rPr>
-        <w:rFonts w:ascii="Symbol" w:hAnsi="Symbol" w:hint="default"/>
-      </w:rPr>
-    </w:lvl>
-    <w:lvl w:ilvl="4" w:tplc="04160003" w:tentative="1">
-      <w:start w:val="1"/>
-      <w:numFmt w:val="bullet"/>
-      <w:lvlText w:val="o"/>
-      <w:lvlJc w:val="left"/>
-      <w:pPr>
-        <w:ind w:left="4320" w:hanging="360"/>
-      </w:pPr>
-      <w:rPr>
-        <w:rFonts w:ascii="Courier New" w:hAnsi="Courier New" w:cs="Courier New" w:hint="default"/>
-      </w:rPr>
-    </w:lvl>
-    <w:lvl w:ilvl="5" w:tplc="04160005" w:tentative="1">
-      <w:start w:val="1"/>
-      <w:numFmt w:val="bullet"/>
-      <w:lvlText w:val=""/>
-      <w:lvlJc w:val="left"/>
-      <w:pPr>
-        <w:ind w:left="5040" w:hanging="360"/>
-      </w:pPr>
-      <w:rPr>
-        <w:rFonts w:ascii="Wingdings" w:hAnsi="Wingdings" w:hint="default"/>
-      </w:rPr>
-    </w:lvl>
-    <w:lvl w:ilvl="6" w:tplc="04160001" w:tentative="1">
-      <w:start w:val="1"/>
-      <w:numFmt w:val="bullet"/>
-      <w:lvlText w:val=""/>
-      <w:lvlJc w:val="left"/>
-      <w:pPr>
-        <w:ind w:left="5760" w:hanging="360"/>
-      </w:pPr>
-      <w:rPr>
-        <w:rFonts w:ascii="Symbol" w:hAnsi="Symbol" w:hint="default"/>
-      </w:rPr>
-    </w:lvl>
-    <w:lvl w:ilvl="7" w:tplc="04160003" w:tentative="1">
-      <w:start w:val="1"/>
-      <w:numFmt w:val="bullet"/>
-      <w:lvlText w:val="o"/>
-      <w:lvlJc w:val="left"/>
-      <w:pPr>
-        <w:ind w:left="6480" w:hanging="360"/>
-      </w:pPr>
-      <w:rPr>
-        <w:rFonts w:ascii="Courier New" w:hAnsi="Courier New" w:cs="Courier New" w:hint="default"/>
-      </w:rPr>
-    </w:lvl>
-    <w:lvl w:ilvl="8" w:tplc="04160005" w:tentative="1">
-      <w:start w:val="1"/>
-      <w:numFmt w:val="bullet"/>
-      <w:lvlText w:val=""/>
-      <w:lvlJc w:val="left"/>
-      <w:pPr>
-        <w:ind w:left="7200" w:hanging="360"/>
-      </w:pPr>
-      <w:rPr>
-        <w:rFonts w:ascii="Wingdings" w:hAnsi="Wingdings" w:hint="default"/>
-      </w:rPr>
-    </w:lvl>
-  </w:abstractNum>
-  <w:abstractNum w:abstractNumId="10" w15:restartNumberingAfterBreak="0">
-    <w:nsid w:val="73BF2FDB"/>
-    <w:multiLevelType w:val="hybridMultilevel"/>
-    <w:tmpl w:val="00DA15F6"/>
-    <w:lvl w:ilvl="0" w:tplc="D2F249B6">
-      <w:start w:val="1"/>
-      <w:numFmt w:val="decimal"/>
-      <w:pStyle w:val="Heading1"/>
-      <w:lvlText w:val="%1."/>
-      <w:lvlJc w:val="left"/>
-      <w:pPr>
-        <w:ind w:left="1778" w:hanging="360"/>
-      </w:pPr>
-    </w:lvl>
-    <w:lvl w:ilvl="1" w:tplc="04160019" w:tentative="1">
-      <w:start w:val="1"/>
-      <w:numFmt w:val="lowerLetter"/>
-      <w:lvlText w:val="%2."/>
-      <w:lvlJc w:val="left"/>
-      <w:pPr>
-        <w:ind w:left="1582" w:hanging="360"/>
-      </w:pPr>
-    </w:lvl>
-    <w:lvl w:ilvl="2" w:tplc="0416001B" w:tentative="1">
-      <w:start w:val="1"/>
-      <w:numFmt w:val="lowerRoman"/>
-      <w:lvlText w:val="%3."/>
-      <w:lvlJc w:val="right"/>
-      <w:pPr>
-        <w:ind w:left="2302" w:hanging="180"/>
-      </w:pPr>
-    </w:lvl>
-    <w:lvl w:ilvl="3" w:tplc="0416000F" w:tentative="1">
-      <w:start w:val="1"/>
-      <w:numFmt w:val="decimal"/>
-      <w:lvlText w:val="%4."/>
-      <w:lvlJc w:val="left"/>
-      <w:pPr>
-        <w:ind w:left="3022" w:hanging="360"/>
-      </w:pPr>
-    </w:lvl>
-    <w:lvl w:ilvl="4" w:tplc="04160019" w:tentative="1">
-      <w:start w:val="1"/>
-      <w:numFmt w:val="lowerLetter"/>
-      <w:lvlText w:val="%5."/>
-      <w:lvlJc w:val="left"/>
-      <w:pPr>
-        <w:ind w:left="3742" w:hanging="360"/>
-      </w:pPr>
-    </w:lvl>
-    <w:lvl w:ilvl="5" w:tplc="0416001B" w:tentative="1">
-      <w:start w:val="1"/>
-      <w:numFmt w:val="lowerRoman"/>
-      <w:lvlText w:val="%6."/>
-      <w:lvlJc w:val="right"/>
-      <w:pPr>
-        <w:ind w:left="4462" w:hanging="180"/>
-      </w:pPr>
-    </w:lvl>
-    <w:lvl w:ilvl="6" w:tplc="0416000F" w:tentative="1">
-      <w:start w:val="1"/>
-      <w:numFmt w:val="decimal"/>
-      <w:lvlText w:val="%7."/>
-      <w:lvlJc w:val="left"/>
-      <w:pPr>
-        <w:ind w:left="5182" w:hanging="360"/>
-      </w:pPr>
-    </w:lvl>
-    <w:lvl w:ilvl="7" w:tplc="04160019" w:tentative="1">
-      <w:start w:val="1"/>
-      <w:numFmt w:val="lowerLetter"/>
-      <w:lvlText w:val="%8."/>
-      <w:lvlJc w:val="left"/>
-      <w:pPr>
-        <w:ind w:left="5902" w:hanging="360"/>
-      </w:pPr>
-    </w:lvl>
-    <w:lvl w:ilvl="8" w:tplc="0416001B" w:tentative="1">
-      <w:start w:val="1"/>
-      <w:numFmt w:val="lowerRoman"/>
-      <w:lvlText w:val="%9."/>
-      <w:lvlJc w:val="right"/>
-      <w:pPr>
-        <w:ind w:left="6622" w:hanging="180"/>
-      </w:pPr>
-    </w:lvl>
-  </w:abstractNum>
-  <w:abstractNum w:abstractNumId="11" w15:restartNumberingAfterBreak="0">
-    <w:nsid w:val="7B925688"/>
-    <w:multiLevelType w:val="multilevel"/>
-    <w:tmpl w:val="CC383196"/>
-    <w:lvl w:ilvl="0">
-      <w:start w:val="1"/>
-      <w:numFmt w:val="bullet"/>
-      <w:lvlText w:val=""/>
-      <w:lvlJc w:val="left"/>
-      <w:pPr>
-        <w:tabs>
-          <w:tab w:val="num" w:pos="720"/>
-        </w:tabs>
-        <w:ind w:left="720" w:hanging="360"/>
-      </w:pPr>
-      <w:rPr>
-        <w:rFonts w:ascii="Symbol" w:hAnsi="Symbol" w:hint="default"/>
-        <w:sz w:val="20"/>
-      </w:rPr>
-    </w:lvl>
-    <w:lvl w:ilvl="1">
-      <w:start w:val="1"/>
-      <w:numFmt w:val="bullet"/>
-      <w:lvlText w:val="o"/>
-      <w:lvlJc w:val="left"/>
-      <w:pPr>
-        <w:tabs>
-          <w:tab w:val="num" w:pos="1440"/>
-        </w:tabs>
-        <w:ind w:left="1440" w:hanging="360"/>
-      </w:pPr>
-      <w:rPr>
-        <w:rFonts w:ascii="Courier New" w:hAnsi="Courier New" w:hint="default"/>
-        <w:sz w:val="20"/>
-      </w:rPr>
-    </w:lvl>
-    <w:lvl w:ilvl="2" w:tentative="1">
-      <w:start w:val="1"/>
-      <w:numFmt w:val="bullet"/>
-      <w:lvlText w:val=""/>
-      <w:lvlJc w:val="left"/>
-      <w:pPr>
-        <w:tabs>
-          <w:tab w:val="num" w:pos="2160"/>
-        </w:tabs>
-        <w:ind w:left="2160" w:hanging="360"/>
-      </w:pPr>
-      <w:rPr>
-        <w:rFonts w:ascii="Wingdings" w:hAnsi="Wingdings" w:hint="default"/>
-        <w:sz w:val="20"/>
-      </w:rPr>
-    </w:lvl>
-    <w:lvl w:ilvl="3" w:tentative="1">
-      <w:start w:val="1"/>
-      <w:numFmt w:val="bullet"/>
-      <w:lvlText w:val=""/>
-      <w:lvlJc w:val="left"/>
-      <w:pPr>
-        <w:tabs>
-          <w:tab w:val="num" w:pos="2880"/>
-        </w:tabs>
-        <w:ind w:left="2880" w:hanging="360"/>
-      </w:pPr>
-      <w:rPr>
-        <w:rFonts w:ascii="Wingdings" w:hAnsi="Wingdings" w:hint="default"/>
-        <w:sz w:val="20"/>
-      </w:rPr>
-    </w:lvl>
-    <w:lvl w:ilvl="4" w:tentative="1">
-      <w:start w:val="1"/>
-      <w:numFmt w:val="bullet"/>
-      <w:lvlText w:val=""/>
-      <w:lvlJc w:val="left"/>
-      <w:pPr>
-        <w:tabs>
-          <w:tab w:val="num" w:pos="3600"/>
-        </w:tabs>
-        <w:ind w:left="3600" w:hanging="360"/>
-      </w:pPr>
-      <w:rPr>
-        <w:rFonts w:ascii="Wingdings" w:hAnsi="Wingdings" w:hint="default"/>
-        <w:sz w:val="20"/>
-      </w:rPr>
-    </w:lvl>
-    <w:lvl w:ilvl="5" w:tentative="1">
-      <w:start w:val="1"/>
-      <w:numFmt w:val="bullet"/>
-      <w:lvlText w:val=""/>
-      <w:lvlJc w:val="left"/>
-      <w:pPr>
-        <w:tabs>
-          <w:tab w:val="num" w:pos="4320"/>
-        </w:tabs>
-        <w:ind w:left="4320" w:hanging="360"/>
-      </w:pPr>
-      <w:rPr>
-        <w:rFonts w:ascii="Wingdings" w:hAnsi="Wingdings" w:hint="default"/>
-        <w:sz w:val="20"/>
-      </w:rPr>
-    </w:lvl>
-    <w:lvl w:ilvl="6" w:tentative="1">
-      <w:start w:val="1"/>
-      <w:numFmt w:val="bullet"/>
-      <w:lvlText w:val=""/>
-      <w:lvlJc w:val="left"/>
-      <w:pPr>
-        <w:tabs>
-          <w:tab w:val="num" w:pos="5040"/>
-        </w:tabs>
-        <w:ind w:left="5040" w:hanging="360"/>
-      </w:pPr>
-      <w:rPr>
-        <w:rFonts w:ascii="Wingdings" w:hAnsi="Wingdings" w:hint="default"/>
-        <w:sz w:val="20"/>
-      </w:rPr>
-    </w:lvl>
-    <w:lvl w:ilvl="7" w:tentative="1">
-      <w:start w:val="1"/>
-      <w:numFmt w:val="bullet"/>
-      <w:lvlText w:val=""/>
-      <w:lvlJc w:val="left"/>
-      <w:pPr>
-        <w:tabs>
-          <w:tab w:val="num" w:pos="5760"/>
-        </w:tabs>
-        <w:ind w:left="5760" w:hanging="360"/>
-      </w:pPr>
-      <w:rPr>
-        <w:rFonts w:ascii="Wingdings" w:hAnsi="Wingdings" w:hint="default"/>
-        <w:sz w:val="20"/>
-      </w:rPr>
-    </w:lvl>
-    <w:lvl w:ilvl="8" w:tentative="1">
-      <w:start w:val="1"/>
-      <w:numFmt w:val="bullet"/>
-      <w:lvlText w:val=""/>
-      <w:lvlJc w:val="left"/>
-      <w:pPr>
-        <w:tabs>
-          <w:tab w:val="num" w:pos="6480"/>
-        </w:tabs>
-        <w:ind w:left="6480" w:hanging="360"/>
-      </w:pPr>
-      <w:rPr>
-        <w:rFonts w:ascii="Wingdings" w:hAnsi="Wingdings" w:hint="default"/>
-        <w:sz w:val="20"/>
-      </w:rPr>
-    </w:lvl>
-  </w:abstractNum>
-  <w:abstractNum w:abstractNumId="12" w15:restartNumberingAfterBreak="0">
-    <w:nsid w:val="7D8B003B"/>
-    <w:multiLevelType w:val="multilevel"/>
-    <w:tmpl w:val="155A8E60"/>
-    <w:lvl w:ilvl="0">
-      <w:start w:val="1"/>
-      <w:numFmt w:val="bullet"/>
-      <w:lvlText w:val=""/>
-      <w:lvlJc w:val="left"/>
-      <w:pPr>
-        <w:tabs>
-          <w:tab w:val="num" w:pos="720"/>
-        </w:tabs>
-        <w:ind w:left="720" w:hanging="360"/>
-      </w:pPr>
-      <w:rPr>
-        <w:rFonts w:ascii="Symbol" w:hAnsi="Symbol" w:hint="default"/>
-        <w:sz w:val="20"/>
-      </w:rPr>
-    </w:lvl>
-    <w:lvl w:ilvl="1">
-      <w:start w:val="1"/>
-      <w:numFmt w:val="bullet"/>
-      <w:lvlText w:val="o"/>
-      <w:lvlJc w:val="left"/>
-      <w:pPr>
-        <w:tabs>
-          <w:tab w:val="num" w:pos="1440"/>
-        </w:tabs>
-        <w:ind w:left="1440" w:hanging="360"/>
-      </w:pPr>
-      <w:rPr>
-        <w:rFonts w:ascii="Courier New" w:hAnsi="Courier New" w:hint="default"/>
-        <w:sz w:val="20"/>
-      </w:rPr>
-    </w:lvl>
-    <w:lvl w:ilvl="2" w:tentative="1">
-      <w:start w:val="1"/>
-      <w:numFmt w:val="bullet"/>
-      <w:lvlText w:val=""/>
-      <w:lvlJc w:val="left"/>
-      <w:pPr>
-        <w:tabs>
-          <w:tab w:val="num" w:pos="2160"/>
-        </w:tabs>
-        <w:ind w:left="2160" w:hanging="360"/>
-      </w:pPr>
-      <w:rPr>
-        <w:rFonts w:ascii="Wingdings" w:hAnsi="Wingdings" w:hint="default"/>
-        <w:sz w:val="20"/>
-      </w:rPr>
-    </w:lvl>
-    <w:lvl w:ilvl="3" w:tentative="1">
-      <w:start w:val="1"/>
-      <w:numFmt w:val="bullet"/>
-      <w:lvlText w:val=""/>
-      <w:lvlJc w:val="left"/>
-      <w:pPr>
-        <w:tabs>
-          <w:tab w:val="num" w:pos="2880"/>
-        </w:tabs>
-        <w:ind w:left="2880" w:hanging="360"/>
-      </w:pPr>
-      <w:rPr>
-        <w:rFonts w:ascii="Wingdings" w:hAnsi="Wingdings" w:hint="default"/>
-        <w:sz w:val="20"/>
-      </w:rPr>
-    </w:lvl>
-    <w:lvl w:ilvl="4" w:tentative="1">
-      <w:start w:val="1"/>
-      <w:numFmt w:val="bullet"/>
-      <w:lvlText w:val=""/>
-      <w:lvlJc w:val="left"/>
-      <w:pPr>
-        <w:tabs>
-          <w:tab w:val="num" w:pos="3600"/>
-        </w:tabs>
-        <w:ind w:left="3600" w:hanging="360"/>
-      </w:pPr>
-      <w:rPr>
-        <w:rFonts w:ascii="Wingdings" w:hAnsi="Wingdings" w:hint="default"/>
-        <w:sz w:val="20"/>
-      </w:rPr>
-    </w:lvl>
-    <w:lvl w:ilvl="5" w:tentative="1">
-      <w:start w:val="1"/>
-      <w:numFmt w:val="bullet"/>
-      <w:lvlText w:val=""/>
-      <w:lvlJc w:val="left"/>
-      <w:pPr>
-        <w:tabs>
-          <w:tab w:val="num" w:pos="4320"/>
-        </w:tabs>
-        <w:ind w:left="4320" w:hanging="360"/>
-      </w:pPr>
-      <w:rPr>
-        <w:rFonts w:ascii="Wingdings" w:hAnsi="Wingdings" w:hint="default"/>
-        <w:sz w:val="20"/>
-      </w:rPr>
-    </w:lvl>
-    <w:lvl w:ilvl="6" w:tentative="1">
-      <w:start w:val="1"/>
-      <w:numFmt w:val="bullet"/>
-      <w:lvlText w:val=""/>
-      <w:lvlJc w:val="left"/>
-      <w:pPr>
-        <w:tabs>
-          <w:tab w:val="num" w:pos="5040"/>
-        </w:tabs>
-        <w:ind w:left="5040" w:hanging="360"/>
-      </w:pPr>
-      <w:rPr>
-        <w:rFonts w:ascii="Wingdings" w:hAnsi="Wingdings" w:hint="default"/>
-        <w:sz w:val="20"/>
-      </w:rPr>
-    </w:lvl>
-    <w:lvl w:ilvl="7" w:tentative="1">
-      <w:start w:val="1"/>
-      <w:numFmt w:val="bullet"/>
-      <w:lvlText w:val=""/>
-      <w:lvlJc w:val="left"/>
-      <w:pPr>
-        <w:tabs>
-          <w:tab w:val="num" w:pos="5760"/>
-        </w:tabs>
-        <w:ind w:left="5760" w:hanging="360"/>
-      </w:pPr>
-      <w:rPr>
-        <w:rFonts w:ascii="Wingdings" w:hAnsi="Wingdings" w:hint="default"/>
-        <w:sz w:val="20"/>
-      </w:rPr>
-    </w:lvl>
-    <w:lvl w:ilvl="8" w:tentative="1">
-      <w:start w:val="1"/>
-      <w:numFmt w:val="bullet"/>
-      <w:lvlText w:val=""/>
-      <w:lvlJc w:val="left"/>
-      <w:pPr>
-        <w:tabs>
-          <w:tab w:val="num" w:pos="6480"/>
-        </w:tabs>
-        <w:ind w:left="6480" w:hanging="360"/>
-      </w:pPr>
-      <w:rPr>
-        <w:rFonts w:ascii="Wingdings" w:hAnsi="Wingdings" w:hint="default"/>
-        <w:sz w:val="20"/>
-      </w:rPr>
-    </w:lvl>
-  </w:abstractNum>
-  <w:abstractNum w:abstractNumId="13" w15:restartNumberingAfterBreak="0">
+  <w:abstractNum w:abstractNumId="15" w15:restartNumberingAfterBreak="0">
     <w:nsid w:val="7EA25BF5"/>
     <w:multiLevelType w:val="hybridMultilevel"/>
     <w:tmpl w:val="FD0C3CEA"/>
@@ -17140,67 +20075,73 @@
     </w:lvl>
   </w:abstractNum>
   <w:num w:numId="1" w16cid:durableId="1704745947">
-    <w:abstractNumId w:val="0"/>
+    <w:abstractNumId w:val="1"/>
   </w:num>
   <w:num w:numId="2" w16cid:durableId="1008020004">
-    <w:abstractNumId w:val="9"/>
+    <w:abstractNumId w:val="11"/>
   </w:num>
   <w:num w:numId="3" w16cid:durableId="2058430444">
-    <w:abstractNumId w:val="7"/>
+    <w:abstractNumId w:val="8"/>
   </w:num>
   <w:num w:numId="4" w16cid:durableId="1045637779">
-    <w:abstractNumId w:val="10"/>
+    <w:abstractNumId w:val="12"/>
   </w:num>
   <w:num w:numId="5" w16cid:durableId="1758211369">
-    <w:abstractNumId w:val="11"/>
+    <w:abstractNumId w:val="13"/>
   </w:num>
   <w:num w:numId="6" w16cid:durableId="851988434">
+    <w:abstractNumId w:val="5"/>
+  </w:num>
+  <w:num w:numId="7" w16cid:durableId="848449241">
+    <w:abstractNumId w:val="14"/>
+  </w:num>
+  <w:num w:numId="8" w16cid:durableId="768429706">
+    <w:abstractNumId w:val="6"/>
+  </w:num>
+  <w:num w:numId="9" w16cid:durableId="1052776161">
+    <w:abstractNumId w:val="3"/>
+  </w:num>
+  <w:num w:numId="10" w16cid:durableId="570964917">
     <w:abstractNumId w:val="4"/>
   </w:num>
-  <w:num w:numId="7" w16cid:durableId="848449241">
+  <w:num w:numId="11" w16cid:durableId="718283920">
     <w:abstractNumId w:val="12"/>
-  </w:num>
-  <w:num w:numId="8" w16cid:durableId="768429706">
-    <w:abstractNumId w:val="5"/>
-  </w:num>
-  <w:num w:numId="9" w16cid:durableId="1052776161">
-    <w:abstractNumId w:val="2"/>
-  </w:num>
-  <w:num w:numId="10" w16cid:durableId="570964917">
-    <w:abstractNumId w:val="3"/>
-  </w:num>
-  <w:num w:numId="11" w16cid:durableId="718283920">
-    <w:abstractNumId w:val="10"/>
     <w:lvlOverride w:ilvl="0">
       <w:startOverride w:val="1"/>
     </w:lvlOverride>
   </w:num>
   <w:num w:numId="12" w16cid:durableId="1614552364">
-    <w:abstractNumId w:val="10"/>
+    <w:abstractNumId w:val="12"/>
   </w:num>
   <w:num w:numId="13" w16cid:durableId="1459031990">
-    <w:abstractNumId w:val="10"/>
+    <w:abstractNumId w:val="12"/>
   </w:num>
   <w:num w:numId="14" w16cid:durableId="1635210654">
-    <w:abstractNumId w:val="10"/>
+    <w:abstractNumId w:val="12"/>
   </w:num>
   <w:num w:numId="15" w16cid:durableId="1852596941">
-    <w:abstractNumId w:val="10"/>
+    <w:abstractNumId w:val="12"/>
   </w:num>
   <w:num w:numId="16" w16cid:durableId="175585132">
-    <w:abstractNumId w:val="10"/>
+    <w:abstractNumId w:val="12"/>
   </w:num>
   <w:num w:numId="17" w16cid:durableId="2129395888">
-    <w:abstractNumId w:val="13"/>
+    <w:abstractNumId w:val="15"/>
   </w:num>
   <w:num w:numId="18" w16cid:durableId="262961701">
-    <w:abstractNumId w:val="6"/>
+    <w:abstractNumId w:val="7"/>
   </w:num>
   <w:num w:numId="19" w16cid:durableId="916019045">
-    <w:abstractNumId w:val="1"/>
+    <w:abstractNumId w:val="2"/>
   </w:num>
   <w:num w:numId="20" w16cid:durableId="1323586790">
-    <w:abstractNumId w:val="8"/>
+    <w:abstractNumId w:val="9"/>
+  </w:num>
+  <w:num w:numId="21" w16cid:durableId="1794132561">
+    <w:abstractNumId w:val="0"/>
+  </w:num>
+  <w:num w:numId="22" w16cid:durableId="1045984541">
+    <w:abstractNumId w:val="10"/>
   </w:num>
   <w:numIdMacAtCleanup w:val="7"/>
 </w:numbering>

--- a/Readme - Notebooks - Validation phase.docx
+++ b/Readme - Notebooks - Validation phase.docx
@@ -14055,6 +14055,7 @@
       <w:r>
         <w:rPr>
           <w:w w:val="90"/>
+          <w:highlight w:val="red"/>
           <w:lang w:val="pt-BR"/>
         </w:rPr>
         <w:t xml:space="preserve">Notebook: </w:t>
@@ -14062,6 +14063,7 @@
       <w:r>
         <w:rPr>
           <w:w w:val="90"/>
+          <w:highlight w:val="red"/>
           <w:lang w:val="pt-BR"/>
         </w:rPr>
         <w:t>Val_5-Reliability+MG-CFA</w:t>
@@ -15045,77 +15047,147 @@
         <w:rPr>
           <w:spacing w:val="-2"/>
           <w:w w:val="90"/>
-          <w:highlight w:val="yellow"/>
-          <w:lang w:val="pt-BR"/>
-        </w:rPr>
-        <w:t>Finally</w:t>
-      </w:r>
-      <w:proofErr w:type="spellEnd"/>
-      <w:r>
-        <w:rPr>
-          <w:spacing w:val="-2"/>
-          <w:w w:val="90"/>
-          <w:highlight w:val="yellow"/>
-          <w:lang w:val="pt-BR"/>
-        </w:rPr>
-        <w:t xml:space="preserve">, it </w:t>
-      </w:r>
-      <w:proofErr w:type="spellStart"/>
-      <w:r>
-        <w:rPr>
-          <w:spacing w:val="-2"/>
-          <w:w w:val="90"/>
-          <w:highlight w:val="yellow"/>
-          <w:lang w:val="pt-BR"/>
-        </w:rPr>
-        <w:t>tests</w:t>
-      </w:r>
-      <w:proofErr w:type="spellEnd"/>
-      <w:r>
-        <w:rPr>
-          <w:spacing w:val="-2"/>
-          <w:w w:val="90"/>
-          <w:highlight w:val="yellow"/>
-          <w:lang w:val="pt-BR"/>
-        </w:rPr>
-        <w:t xml:space="preserve"> </w:t>
-      </w:r>
-      <w:proofErr w:type="spellStart"/>
-      <w:r>
-        <w:rPr>
-          <w:spacing w:val="-2"/>
-          <w:w w:val="90"/>
-          <w:highlight w:val="yellow"/>
-          <w:lang w:val="pt-BR"/>
-        </w:rPr>
-        <w:t>measurement</w:t>
-      </w:r>
-      <w:proofErr w:type="spellEnd"/>
-      <w:r>
-        <w:rPr>
-          <w:spacing w:val="-2"/>
-          <w:w w:val="90"/>
-          <w:highlight w:val="yellow"/>
-          <w:lang w:val="pt-BR"/>
-        </w:rPr>
-        <w:t xml:space="preserve"> </w:t>
-      </w:r>
-      <w:proofErr w:type="spellStart"/>
-      <w:r>
-        <w:rPr>
-          <w:spacing w:val="-2"/>
-          <w:w w:val="90"/>
-          <w:highlight w:val="yellow"/>
-          <w:lang w:val="pt-BR"/>
-        </w:rPr>
-        <w:t>invariance</w:t>
-      </w:r>
-      <w:proofErr w:type="spellEnd"/>
-      <w:r>
-        <w:rPr>
-          <w:spacing w:val="-2"/>
-          <w:w w:val="90"/>
-          <w:highlight w:val="yellow"/>
+          <w:lang w:val="pt-BR"/>
+        </w:rPr>
+        <w:t>Summarizing</w:t>
+      </w:r>
+      <w:proofErr w:type="spellEnd"/>
+      <w:r>
+        <w:rPr>
+          <w:spacing w:val="-2"/>
+          <w:w w:val="90"/>
+          <w:lang w:val="pt-BR"/>
+        </w:rPr>
+        <w:t>, it</w:t>
+      </w:r>
+      <w:r>
+        <w:rPr>
+          <w:spacing w:val="-2"/>
+          <w:w w:val="90"/>
+          <w:lang w:val="pt-BR"/>
+        </w:rPr>
+        <w:t xml:space="preserve"> i</w:t>
+      </w:r>
+      <w:proofErr w:type="spellStart"/>
+      <w:r>
+        <w:rPr>
+          <w:spacing w:val="-2"/>
+          <w:w w:val="90"/>
+          <w:lang w:val="pt-BR"/>
+        </w:rPr>
+        <w:t>s</w:t>
+      </w:r>
+      <w:proofErr w:type="spellEnd"/>
+      <w:r>
+        <w:rPr>
+          <w:spacing w:val="-2"/>
+          <w:w w:val="90"/>
+          <w:lang w:val="pt-BR"/>
+        </w:rPr>
+        <w:t xml:space="preserve"> </w:t>
+      </w:r>
+      <w:proofErr w:type="spellStart"/>
+      <w:r>
+        <w:rPr>
+          <w:spacing w:val="-2"/>
+          <w:w w:val="90"/>
+          <w:lang w:val="pt-BR"/>
+        </w:rPr>
+        <w:t>used</w:t>
+      </w:r>
+      <w:proofErr w:type="spellEnd"/>
+      <w:r>
+        <w:rPr>
+          <w:spacing w:val="-2"/>
+          <w:w w:val="90"/>
+          <w:lang w:val="pt-BR"/>
+        </w:rPr>
+        <w:t xml:space="preserve"> </w:t>
+      </w:r>
+      <w:proofErr w:type="spellStart"/>
+      <w:r>
+        <w:rPr>
+          <w:spacing w:val="-2"/>
+          <w:w w:val="90"/>
+          <w:lang w:val="pt-BR"/>
+        </w:rPr>
+        <w:t>to</w:t>
+      </w:r>
+      <w:proofErr w:type="spellEnd"/>
+      <w:r>
+        <w:rPr>
+          <w:spacing w:val="-2"/>
+          <w:w w:val="90"/>
+          <w:lang w:val="pt-BR"/>
+        </w:rPr>
+        <w:t xml:space="preserve"> </w:t>
+      </w:r>
+      <w:proofErr w:type="spellStart"/>
+      <w:r>
+        <w:rPr>
+          <w:spacing w:val="-2"/>
+          <w:w w:val="90"/>
+          <w:lang w:val="pt-BR"/>
+        </w:rPr>
+        <w:t>audit</w:t>
+      </w:r>
+      <w:proofErr w:type="spellEnd"/>
+      <w:r>
+        <w:rPr>
+          <w:spacing w:val="-2"/>
+          <w:w w:val="90"/>
+          <w:lang w:val="pt-BR"/>
+        </w:rPr>
+        <w:t xml:space="preserve"> </w:t>
+      </w:r>
+      <w:proofErr w:type="spellStart"/>
+      <w:r>
+        <w:rPr>
+          <w:spacing w:val="-2"/>
+          <w:w w:val="90"/>
+          <w:lang w:val="pt-BR"/>
+        </w:rPr>
+        <w:t>the</w:t>
+      </w:r>
+      <w:proofErr w:type="spellEnd"/>
+      <w:r>
+        <w:rPr>
+          <w:spacing w:val="-2"/>
+          <w:w w:val="90"/>
+          <w:lang w:val="pt-BR"/>
+        </w:rPr>
+        <w:t xml:space="preserve"> local data for </w:t>
+      </w:r>
+      <w:proofErr w:type="spellStart"/>
+      <w:r>
+        <w:rPr>
+          <w:spacing w:val="-2"/>
+          <w:w w:val="90"/>
+          <w:lang w:val="pt-BR"/>
+        </w:rPr>
+        <w:t>each</w:t>
+      </w:r>
+      <w:proofErr w:type="spellEnd"/>
+      <w:r>
+        <w:rPr>
+          <w:spacing w:val="-2"/>
+          <w:w w:val="90"/>
+          <w:lang w:val="pt-BR"/>
+        </w:rPr>
+        <w:t xml:space="preserve"> </w:t>
+      </w:r>
+      <w:r>
+        <w:rPr>
+          <w:spacing w:val="-2"/>
+          <w:w w:val="90"/>
+          <w:lang w:val="pt-BR"/>
+        </w:rPr>
+        <w:t>system</w:t>
+      </w:r>
+      <w:r>
+        <w:rPr>
+          <w:spacing w:val="-2"/>
+          <w:w w:val="90"/>
           <w:lang w:val="pt-BR"/>
         </w:rPr>
         <w:t xml:space="preserve"> (</w:t>
@@ -15125,47 +15197,78 @@
         <w:rPr>
           <w:spacing w:val="-2"/>
           <w:w w:val="90"/>
-          <w:highlight w:val="yellow"/>
-          <w:lang w:val="pt-BR"/>
-        </w:rPr>
-        <w:t>configural</w:t>
-      </w:r>
-      <w:proofErr w:type="spellEnd"/>
-      <w:r>
-        <w:rPr>
-          <w:spacing w:val="-2"/>
-          <w:w w:val="90"/>
-          <w:highlight w:val="yellow"/>
-          <w:lang w:val="pt-BR"/>
-        </w:rPr>
-        <w:t xml:space="preserve">, </w:t>
-      </w:r>
-      <w:proofErr w:type="spellStart"/>
-      <w:r>
-        <w:rPr>
-          <w:spacing w:val="-2"/>
-          <w:w w:val="90"/>
-          <w:highlight w:val="yellow"/>
-          <w:lang w:val="pt-BR"/>
-        </w:rPr>
-        <w:t>metric</w:t>
-      </w:r>
-      <w:proofErr w:type="spellEnd"/>
-      <w:r>
-        <w:rPr>
-          <w:spacing w:val="-2"/>
-          <w:w w:val="90"/>
-          <w:highlight w:val="yellow"/>
-          <w:lang w:val="pt-BR"/>
-        </w:rPr>
-        <w:t xml:space="preserve">, </w:t>
-      </w:r>
-      <w:proofErr w:type="spellStart"/>
-      <w:r>
-        <w:rPr>
-          <w:spacing w:val="-2"/>
-          <w:w w:val="90"/>
-          <w:highlight w:val="yellow"/>
+          <w:lang w:val="pt-BR"/>
+        </w:rPr>
+        <w:t>checking</w:t>
+      </w:r>
+      <w:proofErr w:type="spellEnd"/>
+      <w:r>
+        <w:rPr>
+          <w:spacing w:val="-2"/>
+          <w:w w:val="90"/>
+          <w:lang w:val="pt-BR"/>
+        </w:rPr>
+        <w:t xml:space="preserve"> for </w:t>
+      </w:r>
+      <w:proofErr w:type="spellStart"/>
+      <w:r>
+        <w:rPr>
+          <w:spacing w:val="-2"/>
+          <w:w w:val="90"/>
+          <w:lang w:val="pt-BR"/>
+        </w:rPr>
+        <w:t>deviations</w:t>
+      </w:r>
+      <w:proofErr w:type="spellEnd"/>
+      <w:r>
+        <w:rPr>
+          <w:spacing w:val="-2"/>
+          <w:w w:val="90"/>
+          <w:lang w:val="pt-BR"/>
+        </w:rPr>
+        <w:t xml:space="preserve"> </w:t>
+      </w:r>
+      <w:proofErr w:type="spellStart"/>
+      <w:r>
+        <w:rPr>
+          <w:spacing w:val="-2"/>
+          <w:w w:val="90"/>
+          <w:lang w:val="pt-BR"/>
+        </w:rPr>
+        <w:t>from</w:t>
+      </w:r>
+      <w:proofErr w:type="spellEnd"/>
+      <w:r>
+        <w:rPr>
+          <w:spacing w:val="-2"/>
+          <w:w w:val="90"/>
+          <w:lang w:val="pt-BR"/>
+        </w:rPr>
+        <w:t xml:space="preserve"> </w:t>
+      </w:r>
+      <w:proofErr w:type="spellStart"/>
+      <w:r>
+        <w:rPr>
+          <w:spacing w:val="-2"/>
+          <w:w w:val="90"/>
+          <w:lang w:val="pt-BR"/>
+        </w:rPr>
+        <w:t>normality</w:t>
+      </w:r>
+      <w:proofErr w:type="spellEnd"/>
+      <w:r>
+        <w:rPr>
+          <w:spacing w:val="-2"/>
+          <w:w w:val="90"/>
+          <w:lang w:val="pt-BR"/>
+        </w:rPr>
+        <w:t xml:space="preserve"> </w:t>
+      </w:r>
+      <w:proofErr w:type="spellStart"/>
+      <w:r>
+        <w:rPr>
+          <w:spacing w:val="-2"/>
+          <w:w w:val="90"/>
           <w:lang w:val="pt-BR"/>
         </w:rPr>
         <w:t>and</w:t>
@@ -15175,37 +15278,211 @@
         <w:rPr>
           <w:spacing w:val="-2"/>
           <w:w w:val="90"/>
-          <w:highlight w:val="yellow"/>
-          <w:lang w:val="pt-BR"/>
-        </w:rPr>
-        <w:t xml:space="preserve"> </w:t>
-      </w:r>
-      <w:proofErr w:type="spellStart"/>
-      <w:r>
-        <w:rPr>
-          <w:spacing w:val="-2"/>
-          <w:w w:val="90"/>
-          <w:highlight w:val="yellow"/>
-          <w:lang w:val="pt-BR"/>
-        </w:rPr>
-        <w:t>scalar</w:t>
-      </w:r>
-      <w:proofErr w:type="spellEnd"/>
-      <w:r>
-        <w:rPr>
-          <w:spacing w:val="-2"/>
-          <w:w w:val="90"/>
-          <w:highlight w:val="yellow"/>
-          <w:lang w:val="pt-BR"/>
-        </w:rPr>
-        <w:t xml:space="preserve">) </w:t>
-      </w:r>
-      <w:proofErr w:type="spellStart"/>
-      <w:r>
-        <w:rPr>
-          <w:spacing w:val="-2"/>
-          <w:w w:val="90"/>
-          <w:highlight w:val="yellow"/>
+          <w:lang w:val="pt-BR"/>
+        </w:rPr>
+        <w:t xml:space="preserve"> </w:t>
+      </w:r>
+      <w:proofErr w:type="spellStart"/>
+      <w:r>
+        <w:rPr>
+          <w:spacing w:val="-2"/>
+          <w:w w:val="90"/>
+          <w:lang w:val="pt-BR"/>
+        </w:rPr>
+        <w:t>patterns</w:t>
+      </w:r>
+      <w:proofErr w:type="spellEnd"/>
+      <w:r>
+        <w:rPr>
+          <w:spacing w:val="-2"/>
+          <w:w w:val="90"/>
+          <w:lang w:val="pt-BR"/>
+        </w:rPr>
+        <w:t xml:space="preserve"> </w:t>
+      </w:r>
+      <w:proofErr w:type="spellStart"/>
+      <w:r>
+        <w:rPr>
+          <w:spacing w:val="-2"/>
+          <w:w w:val="90"/>
+          <w:lang w:val="pt-BR"/>
+        </w:rPr>
+        <w:t>of</w:t>
+      </w:r>
+      <w:proofErr w:type="spellEnd"/>
+      <w:r>
+        <w:rPr>
+          <w:spacing w:val="-2"/>
+          <w:w w:val="90"/>
+          <w:lang w:val="pt-BR"/>
+        </w:rPr>
+        <w:t xml:space="preserve"> </w:t>
+      </w:r>
+      <w:proofErr w:type="spellStart"/>
+      <w:r>
+        <w:rPr>
+          <w:spacing w:val="-2"/>
+          <w:w w:val="90"/>
+          <w:lang w:val="pt-BR"/>
+        </w:rPr>
+        <w:t>missing</w:t>
+      </w:r>
+      <w:proofErr w:type="spellEnd"/>
+      <w:r>
+        <w:rPr>
+          <w:spacing w:val="-2"/>
+          <w:w w:val="90"/>
+          <w:lang w:val="pt-BR"/>
+        </w:rPr>
+        <w:t xml:space="preserve"> data) </w:t>
+      </w:r>
+      <w:proofErr w:type="spellStart"/>
+      <w:r>
+        <w:rPr>
+          <w:spacing w:val="-2"/>
+          <w:w w:val="90"/>
+          <w:lang w:val="pt-BR"/>
+        </w:rPr>
+        <w:t>and</w:t>
+      </w:r>
+      <w:proofErr w:type="spellEnd"/>
+      <w:r>
+        <w:rPr>
+          <w:spacing w:val="-2"/>
+          <w:w w:val="90"/>
+          <w:lang w:val="pt-BR"/>
+        </w:rPr>
+        <w:t xml:space="preserve"> </w:t>
+      </w:r>
+      <w:proofErr w:type="spellStart"/>
+      <w:r>
+        <w:rPr>
+          <w:spacing w:val="-2"/>
+          <w:w w:val="90"/>
+          <w:lang w:val="pt-BR"/>
+        </w:rPr>
+        <w:t>to</w:t>
+      </w:r>
+      <w:proofErr w:type="spellEnd"/>
+      <w:r>
+        <w:rPr>
+          <w:spacing w:val="-2"/>
+          <w:w w:val="90"/>
+          <w:lang w:val="pt-BR"/>
+        </w:rPr>
+        <w:t xml:space="preserve"> </w:t>
+      </w:r>
+      <w:proofErr w:type="spellStart"/>
+      <w:r>
+        <w:rPr>
+          <w:spacing w:val="-2"/>
+          <w:w w:val="90"/>
+          <w:lang w:val="pt-BR"/>
+        </w:rPr>
+        <w:t>demonstrate</w:t>
+      </w:r>
+      <w:proofErr w:type="spellEnd"/>
+      <w:r>
+        <w:rPr>
+          <w:spacing w:val="-2"/>
+          <w:w w:val="90"/>
+          <w:lang w:val="pt-BR"/>
+        </w:rPr>
+        <w:t xml:space="preserve"> </w:t>
+      </w:r>
+      <w:proofErr w:type="spellStart"/>
+      <w:r>
+        <w:rPr>
+          <w:spacing w:val="-2"/>
+          <w:w w:val="90"/>
+          <w:lang w:val="pt-BR"/>
+        </w:rPr>
+        <w:t>that</w:t>
+      </w:r>
+      <w:proofErr w:type="spellEnd"/>
+      <w:r>
+        <w:rPr>
+          <w:spacing w:val="-2"/>
+          <w:w w:val="90"/>
+          <w:lang w:val="pt-BR"/>
+        </w:rPr>
+        <w:t xml:space="preserve"> </w:t>
+      </w:r>
+      <w:r>
+        <w:rPr>
+          <w:spacing w:val="-2"/>
+          <w:w w:val="90"/>
+          <w:lang w:val="pt-BR"/>
+        </w:rPr>
+        <w:t>3</w:t>
+      </w:r>
+      <w:r>
+        <w:rPr>
+          <w:spacing w:val="-2"/>
+          <w:w w:val="90"/>
+          <w:lang w:val="pt-BR"/>
+        </w:rPr>
+        <w:t xml:space="preserve">-factor model </w:t>
+      </w:r>
+      <w:proofErr w:type="spellStart"/>
+      <w:r>
+        <w:rPr>
+          <w:spacing w:val="-2"/>
+          <w:w w:val="90"/>
+          <w:lang w:val="pt-BR"/>
+        </w:rPr>
+        <w:t>is</w:t>
+      </w:r>
+      <w:proofErr w:type="spellEnd"/>
+      <w:r>
+        <w:rPr>
+          <w:spacing w:val="-2"/>
+          <w:w w:val="90"/>
+          <w:lang w:val="pt-BR"/>
+        </w:rPr>
+        <w:t xml:space="preserve"> </w:t>
+      </w:r>
+      <w:proofErr w:type="spellStart"/>
+      <w:r>
+        <w:rPr>
+          <w:spacing w:val="-2"/>
+          <w:w w:val="90"/>
+          <w:lang w:val="pt-BR"/>
+        </w:rPr>
+        <w:t>statistically</w:t>
+      </w:r>
+      <w:proofErr w:type="spellEnd"/>
+      <w:r>
+        <w:rPr>
+          <w:spacing w:val="-2"/>
+          <w:w w:val="90"/>
+          <w:lang w:val="pt-BR"/>
+        </w:rPr>
+        <w:t xml:space="preserve"> </w:t>
+      </w:r>
+      <w:proofErr w:type="spellStart"/>
+      <w:r>
+        <w:rPr>
+          <w:spacing w:val="-2"/>
+          <w:w w:val="90"/>
+          <w:lang w:val="pt-BR"/>
+        </w:rPr>
+        <w:t>invariant</w:t>
+      </w:r>
+      <w:proofErr w:type="spellEnd"/>
+      <w:r>
+        <w:rPr>
+          <w:spacing w:val="-2"/>
+          <w:w w:val="90"/>
+          <w:lang w:val="pt-BR"/>
+        </w:rPr>
+        <w:t xml:space="preserve"> </w:t>
+      </w:r>
+      <w:proofErr w:type="spellStart"/>
+      <w:r>
+        <w:rPr>
+          <w:spacing w:val="-2"/>
+          <w:w w:val="90"/>
           <w:lang w:val="pt-BR"/>
         </w:rPr>
         <w:t>across</w:t>
@@ -15215,210 +15492,27 @@
         <w:rPr>
           <w:spacing w:val="-2"/>
           <w:w w:val="90"/>
-          <w:highlight w:val="yellow"/>
-          <w:lang w:val="pt-BR"/>
-        </w:rPr>
-        <w:t xml:space="preserve"> </w:t>
-      </w:r>
-      <w:proofErr w:type="spellStart"/>
-      <w:r>
-        <w:rPr>
-          <w:spacing w:val="-2"/>
-          <w:w w:val="90"/>
-          <w:highlight w:val="yellow"/>
-          <w:lang w:val="pt-BR"/>
-        </w:rPr>
-        <w:t>stimuli</w:t>
-      </w:r>
-      <w:proofErr w:type="spellEnd"/>
-      <w:r>
-        <w:rPr>
-          <w:spacing w:val="-2"/>
-          <w:w w:val="90"/>
-          <w:highlight w:val="yellow"/>
-          <w:lang w:val="pt-BR"/>
-        </w:rPr>
-        <w:t xml:space="preserve"> </w:t>
-      </w:r>
-      <w:proofErr w:type="spellStart"/>
-      <w:r>
-        <w:rPr>
-          <w:spacing w:val="-2"/>
-          <w:w w:val="90"/>
-          <w:highlight w:val="yellow"/>
-          <w:lang w:val="pt-BR"/>
-        </w:rPr>
-        <w:t>and</w:t>
-      </w:r>
-      <w:proofErr w:type="spellEnd"/>
-      <w:r>
-        <w:rPr>
-          <w:spacing w:val="-2"/>
-          <w:w w:val="90"/>
-          <w:highlight w:val="yellow"/>
-          <w:lang w:val="pt-BR"/>
-        </w:rPr>
-        <w:t xml:space="preserve"> </w:t>
-      </w:r>
-      <w:proofErr w:type="spellStart"/>
-      <w:r>
-        <w:rPr>
-          <w:spacing w:val="-2"/>
-          <w:w w:val="90"/>
-          <w:highlight w:val="yellow"/>
-          <w:lang w:val="pt-BR"/>
-        </w:rPr>
-        <w:t>provides</w:t>
-      </w:r>
-      <w:proofErr w:type="spellEnd"/>
-      <w:r>
-        <w:rPr>
-          <w:spacing w:val="-2"/>
-          <w:w w:val="90"/>
-          <w:highlight w:val="yellow"/>
-          <w:lang w:val="pt-BR"/>
-        </w:rPr>
-        <w:t xml:space="preserve"> </w:t>
-      </w:r>
-      <w:proofErr w:type="spellStart"/>
-      <w:r>
-        <w:rPr>
-          <w:spacing w:val="-2"/>
-          <w:w w:val="90"/>
-          <w:highlight w:val="yellow"/>
-          <w:lang w:val="pt-BR"/>
-        </w:rPr>
-        <w:t>optional</w:t>
-      </w:r>
-      <w:proofErr w:type="spellEnd"/>
-      <w:r>
-        <w:rPr>
-          <w:spacing w:val="-2"/>
-          <w:w w:val="90"/>
-          <w:highlight w:val="yellow"/>
-          <w:lang w:val="pt-BR"/>
-        </w:rPr>
-        <w:t xml:space="preserve"> </w:t>
-      </w:r>
-      <w:proofErr w:type="spellStart"/>
-      <w:r>
-        <w:rPr>
-          <w:spacing w:val="-2"/>
-          <w:w w:val="90"/>
-          <w:highlight w:val="yellow"/>
-          <w:lang w:val="pt-BR"/>
-        </w:rPr>
-        <w:t>bifactor</w:t>
-      </w:r>
-      <w:proofErr w:type="spellEnd"/>
-      <w:r>
-        <w:rPr>
-          <w:spacing w:val="-2"/>
-          <w:w w:val="90"/>
-          <w:highlight w:val="yellow"/>
-          <w:lang w:val="pt-BR"/>
-        </w:rPr>
-        <w:t xml:space="preserve"> </w:t>
-      </w:r>
-      <w:proofErr w:type="spellStart"/>
-      <w:r>
-        <w:rPr>
-          <w:spacing w:val="-2"/>
-          <w:w w:val="90"/>
-          <w:highlight w:val="yellow"/>
-          <w:lang w:val="pt-BR"/>
-        </w:rPr>
-        <w:t>modeling</w:t>
-      </w:r>
-      <w:proofErr w:type="spellEnd"/>
-      <w:r>
-        <w:rPr>
-          <w:spacing w:val="-2"/>
-          <w:w w:val="90"/>
-          <w:highlight w:val="yellow"/>
-          <w:lang w:val="pt-BR"/>
-        </w:rPr>
-        <w:t xml:space="preserve"> via </w:t>
-      </w:r>
-      <w:proofErr w:type="spellStart"/>
-      <w:r>
-        <w:rPr>
-          <w:spacing w:val="-2"/>
-          <w:w w:val="90"/>
-          <w:highlight w:val="yellow"/>
-          <w:lang w:val="pt-BR"/>
-        </w:rPr>
-        <w:t>structural</w:t>
-      </w:r>
-      <w:proofErr w:type="spellEnd"/>
-      <w:r>
-        <w:rPr>
-          <w:spacing w:val="-2"/>
-          <w:w w:val="90"/>
-          <w:highlight w:val="yellow"/>
-          <w:lang w:val="pt-BR"/>
-        </w:rPr>
-        <w:t xml:space="preserve"> </w:t>
-      </w:r>
-      <w:proofErr w:type="spellStart"/>
-      <w:r>
-        <w:rPr>
-          <w:spacing w:val="-2"/>
-          <w:w w:val="90"/>
-          <w:highlight w:val="yellow"/>
-          <w:lang w:val="pt-BR"/>
-        </w:rPr>
-        <w:t>equation</w:t>
-      </w:r>
-      <w:proofErr w:type="spellEnd"/>
-      <w:r>
-        <w:rPr>
-          <w:spacing w:val="-2"/>
-          <w:w w:val="90"/>
-          <w:highlight w:val="yellow"/>
-          <w:lang w:val="pt-BR"/>
-        </w:rPr>
-        <w:t xml:space="preserve"> </w:t>
-      </w:r>
-      <w:proofErr w:type="spellStart"/>
-      <w:r>
-        <w:rPr>
-          <w:spacing w:val="-2"/>
-          <w:w w:val="90"/>
-          <w:highlight w:val="yellow"/>
-          <w:lang w:val="pt-BR"/>
-        </w:rPr>
-        <w:t>modeling</w:t>
-      </w:r>
-      <w:proofErr w:type="spellEnd"/>
-      <w:r>
-        <w:rPr>
-          <w:spacing w:val="-2"/>
-          <w:w w:val="90"/>
-          <w:highlight w:val="yellow"/>
-          <w:lang w:val="pt-BR"/>
-        </w:rPr>
-        <w:t xml:space="preserve"> (</w:t>
-      </w:r>
-      <w:proofErr w:type="spellStart"/>
-      <w:r>
-        <w:rPr>
-          <w:spacing w:val="-2"/>
-          <w:w w:val="90"/>
-          <w:highlight w:val="yellow"/>
-          <w:lang w:val="pt-BR"/>
-        </w:rPr>
-        <w:t>omegaFromSem</w:t>
-      </w:r>
-      <w:proofErr w:type="spellEnd"/>
-      <w:r>
-        <w:rPr>
-          <w:spacing w:val="-2"/>
-          <w:w w:val="90"/>
-          <w:highlight w:val="yellow"/>
-          <w:lang w:val="pt-BR"/>
-        </w:rPr>
-        <w:t>).</w:t>
+          <w:lang w:val="pt-BR"/>
+        </w:rPr>
+        <w:t xml:space="preserve"> </w:t>
+      </w:r>
+      <w:proofErr w:type="spellStart"/>
+      <w:r>
+        <w:rPr>
+          <w:spacing w:val="-2"/>
+          <w:w w:val="90"/>
+          <w:lang w:val="pt-BR"/>
+        </w:rPr>
+        <w:t>the</w:t>
+      </w:r>
+      <w:proofErr w:type="spellEnd"/>
+      <w:r>
+        <w:rPr>
+          <w:spacing w:val="-2"/>
+          <w:w w:val="90"/>
+          <w:lang w:val="pt-BR"/>
+        </w:rPr>
+        <w:t xml:space="preserve"> tools.</w:t>
       </w:r>
     </w:p>
     <w:p>
@@ -15457,22 +15551,22 @@
         <w:rPr>
           <w:spacing w:val="-2"/>
           <w:w w:val="90"/>
-        </w:rPr>
-      </w:pPr>
-      <w:r>
-        <w:rPr>
-          <w:spacing w:val="-2"/>
-          <w:w w:val="90"/>
-          <w:highlight w:val="red"/>
-        </w:rPr>
-        <w:t>multigroup_ratings.csv</w:t>
-      </w:r>
-      <w:r>
-        <w:rPr>
-          <w:spacing w:val="-2"/>
-          <w:w w:val="90"/>
-        </w:rPr>
-        <w:t xml:space="preserve"> — Full participant ratings dataset containing </w:t>
+          <w:lang w:val="pt-BR"/>
+        </w:rPr>
+      </w:pPr>
+      <w:r>
+        <w:rPr>
+          <w:spacing w:val="-2"/>
+          <w:w w:val="90"/>
+        </w:rPr>
+        <w:t>multigroup_ratings.csv — Full</w:t>
+      </w:r>
+      <w:r>
+        <w:rPr>
+          <w:spacing w:val="-2"/>
+          <w:w w:val="90"/>
+        </w:rPr>
+        <w:t xml:space="preserve"> participant ratings dataset containing </w:t>
       </w:r>
       <w:r>
         <w:rPr>
@@ -15585,6 +15679,615 @@
         </w:rPr>
         <w:t xml:space="preserve">. </w:t>
       </w:r>
+    </w:p>
+    <w:p>
+      <w:pPr>
+        <w:pStyle w:val="BodyText"/>
+        <w:ind w:firstLine="720"/>
+        <w:rPr>
+          <w:spacing w:val="-2"/>
+          <w:w w:val="90"/>
+          <w:lang w:val="pt-BR"/>
+        </w:rPr>
+      </w:pPr>
+      <w:r>
+        <w:rPr>
+          <w:spacing w:val="-2"/>
+          <w:w w:val="90"/>
+          <w:lang w:val="pt-BR"/>
+        </w:rPr>
+        <w:t xml:space="preserve">The </w:t>
+      </w:r>
+      <w:proofErr w:type="spellStart"/>
+      <w:r>
+        <w:rPr>
+          <w:spacing w:val="-2"/>
+          <w:w w:val="90"/>
+          <w:lang w:val="pt-BR"/>
+        </w:rPr>
+        <w:t>items</w:t>
+      </w:r>
+      <w:proofErr w:type="spellEnd"/>
+      <w:r>
+        <w:rPr>
+          <w:spacing w:val="-2"/>
+          <w:w w:val="90"/>
+          <w:lang w:val="pt-BR"/>
+        </w:rPr>
+        <w:t xml:space="preserve"> </w:t>
+      </w:r>
+      <w:proofErr w:type="spellStart"/>
+      <w:r>
+        <w:rPr>
+          <w:spacing w:val="-2"/>
+          <w:w w:val="90"/>
+          <w:lang w:val="pt-BR"/>
+        </w:rPr>
+        <w:t>were</w:t>
+      </w:r>
+      <w:proofErr w:type="spellEnd"/>
+      <w:r>
+        <w:rPr>
+          <w:spacing w:val="-2"/>
+          <w:w w:val="90"/>
+          <w:lang w:val="pt-BR"/>
+        </w:rPr>
+        <w:t xml:space="preserve"> </w:t>
+      </w:r>
+      <w:proofErr w:type="spellStart"/>
+      <w:r>
+        <w:rPr>
+          <w:spacing w:val="-2"/>
+          <w:w w:val="90"/>
+          <w:lang w:val="pt-BR"/>
+        </w:rPr>
+        <w:t>renamed</w:t>
+      </w:r>
+      <w:proofErr w:type="spellEnd"/>
+      <w:r>
+        <w:rPr>
+          <w:spacing w:val="-2"/>
+          <w:w w:val="90"/>
+          <w:lang w:val="pt-BR"/>
+        </w:rPr>
+        <w:t xml:space="preserve"> </w:t>
+      </w:r>
+      <w:proofErr w:type="spellStart"/>
+      <w:r>
+        <w:rPr>
+          <w:spacing w:val="-2"/>
+          <w:w w:val="90"/>
+          <w:lang w:val="pt-BR"/>
+        </w:rPr>
+        <w:t>to</w:t>
+      </w:r>
+      <w:proofErr w:type="spellEnd"/>
+      <w:r>
+        <w:rPr>
+          <w:spacing w:val="-2"/>
+          <w:w w:val="90"/>
+          <w:lang w:val="pt-BR"/>
+        </w:rPr>
+        <w:t xml:space="preserve"> </w:t>
+      </w:r>
+      <w:proofErr w:type="spellStart"/>
+      <w:r>
+        <w:rPr>
+          <w:spacing w:val="-2"/>
+          <w:w w:val="90"/>
+          <w:lang w:val="pt-BR"/>
+        </w:rPr>
+        <w:t>acronyms</w:t>
+      </w:r>
+      <w:proofErr w:type="spellEnd"/>
+      <w:r>
+        <w:rPr>
+          <w:spacing w:val="-2"/>
+          <w:w w:val="90"/>
+          <w:lang w:val="pt-BR"/>
+        </w:rPr>
+        <w:t xml:space="preserve"> </w:t>
+      </w:r>
+      <w:proofErr w:type="spellStart"/>
+      <w:r>
+        <w:rPr>
+          <w:spacing w:val="-2"/>
+          <w:w w:val="90"/>
+          <w:lang w:val="pt-BR"/>
+        </w:rPr>
+        <w:t>according</w:t>
+      </w:r>
+      <w:proofErr w:type="spellEnd"/>
+      <w:r>
+        <w:rPr>
+          <w:spacing w:val="-2"/>
+          <w:w w:val="90"/>
+          <w:lang w:val="pt-BR"/>
+        </w:rPr>
+        <w:t xml:space="preserve"> </w:t>
+      </w:r>
+      <w:proofErr w:type="spellStart"/>
+      <w:r>
+        <w:rPr>
+          <w:spacing w:val="-2"/>
+          <w:w w:val="90"/>
+          <w:lang w:val="pt-BR"/>
+        </w:rPr>
+        <w:t>the</w:t>
+      </w:r>
+      <w:proofErr w:type="spellEnd"/>
+      <w:r>
+        <w:rPr>
+          <w:spacing w:val="-2"/>
+          <w:w w:val="90"/>
+          <w:lang w:val="pt-BR"/>
+        </w:rPr>
+        <w:t xml:space="preserve"> </w:t>
+      </w:r>
+      <w:proofErr w:type="spellStart"/>
+      <w:r>
+        <w:rPr>
+          <w:spacing w:val="-2"/>
+          <w:w w:val="90"/>
+          <w:lang w:val="pt-BR"/>
+        </w:rPr>
+        <w:t>following</w:t>
+      </w:r>
+      <w:proofErr w:type="spellEnd"/>
+      <w:r>
+        <w:rPr>
+          <w:spacing w:val="-2"/>
+          <w:w w:val="90"/>
+          <w:lang w:val="pt-BR"/>
+        </w:rPr>
+        <w:t xml:space="preserve"> mapping: (</w:t>
+      </w:r>
+      <w:r>
+        <w:rPr>
+          <w:spacing w:val="-2"/>
+          <w:w w:val="90"/>
+          <w:lang w:val="pt-BR"/>
+        </w:rPr>
+        <w:t>ItemsCodeSig</w:t>
+      </w:r>
+      <w:r>
+        <w:rPr>
+          <w:spacing w:val="-2"/>
+          <w:w w:val="90"/>
+          <w:lang w:val="pt-BR"/>
+        </w:rPr>
+        <w:t>.xlsx)</w:t>
+      </w:r>
+    </w:p>
+    <w:p>
+      <w:pPr>
+        <w:pStyle w:val="BodyText"/>
+        <w:ind w:firstLine="720"/>
+        <w:rPr>
+          <w:spacing w:val="-2"/>
+          <w:w w:val="90"/>
+        </w:rPr>
+      </w:pPr>
+      <w:r>
+        <w:rPr>
+          <w:spacing w:val="-2"/>
+          <w:w w:val="90"/>
+        </w:rPr>
+        <w:t>P064</w:t>
+      </w:r>
+      <w:r>
+        <w:rPr>
+          <w:spacing w:val="-2"/>
+          <w:w w:val="90"/>
+        </w:rPr>
+        <w:tab/>
+      </w:r>
+      <w:proofErr w:type="spellStart"/>
+      <w:r>
+        <w:rPr>
+          <w:spacing w:val="-2"/>
+          <w:w w:val="90"/>
+        </w:rPr>
+        <w:t>CogSysThinkDeep</w:t>
+      </w:r>
+      <w:proofErr w:type="spellEnd"/>
+    </w:p>
+    <w:p>
+      <w:pPr>
+        <w:pStyle w:val="BodyText"/>
+        <w:ind w:firstLine="720"/>
+        <w:rPr>
+          <w:spacing w:val="-2"/>
+          <w:w w:val="90"/>
+        </w:rPr>
+      </w:pPr>
+      <w:r>
+        <w:rPr>
+          <w:spacing w:val="-2"/>
+          <w:w w:val="90"/>
+        </w:rPr>
+        <w:t>P027</w:t>
+      </w:r>
+      <w:r>
+        <w:rPr>
+          <w:spacing w:val="-2"/>
+          <w:w w:val="90"/>
+        </w:rPr>
+        <w:tab/>
+      </w:r>
+      <w:proofErr w:type="spellStart"/>
+      <w:r>
+        <w:rPr>
+          <w:spacing w:val="-2"/>
+          <w:w w:val="90"/>
+        </w:rPr>
+        <w:t>CogTaskComplete</w:t>
+      </w:r>
+      <w:proofErr w:type="spellEnd"/>
+    </w:p>
+    <w:p>
+      <w:pPr>
+        <w:pStyle w:val="BodyText"/>
+        <w:ind w:firstLine="720"/>
+        <w:rPr>
+          <w:spacing w:val="-2"/>
+          <w:w w:val="90"/>
+        </w:rPr>
+      </w:pPr>
+      <w:r>
+        <w:rPr>
+          <w:spacing w:val="-2"/>
+          <w:w w:val="90"/>
+        </w:rPr>
+        <w:t>P060</w:t>
+      </w:r>
+      <w:r>
+        <w:rPr>
+          <w:spacing w:val="-2"/>
+          <w:w w:val="90"/>
+        </w:rPr>
+        <w:tab/>
+      </w:r>
+      <w:proofErr w:type="spellStart"/>
+      <w:r>
+        <w:rPr>
+          <w:spacing w:val="-2"/>
+          <w:w w:val="90"/>
+        </w:rPr>
+        <w:t>CogSysEnjoy</w:t>
+      </w:r>
+      <w:proofErr w:type="spellEnd"/>
+    </w:p>
+    <w:p>
+      <w:pPr>
+        <w:pStyle w:val="BodyText"/>
+        <w:ind w:firstLine="720"/>
+        <w:rPr>
+          <w:spacing w:val="-2"/>
+          <w:w w:val="90"/>
+        </w:rPr>
+      </w:pPr>
+      <w:r>
+        <w:rPr>
+          <w:spacing w:val="-2"/>
+          <w:w w:val="90"/>
+        </w:rPr>
+        <w:t>P301</w:t>
+      </w:r>
+      <w:r>
+        <w:rPr>
+          <w:spacing w:val="-2"/>
+          <w:w w:val="90"/>
+        </w:rPr>
+        <w:tab/>
+      </w:r>
+      <w:proofErr w:type="spellStart"/>
+      <w:r>
+        <w:rPr>
+          <w:spacing w:val="-2"/>
+          <w:w w:val="90"/>
+        </w:rPr>
+        <w:t>CogSysUseful</w:t>
+      </w:r>
+      <w:proofErr w:type="spellEnd"/>
+    </w:p>
+    <w:p>
+      <w:pPr>
+        <w:pStyle w:val="BodyText"/>
+        <w:ind w:firstLine="720"/>
+        <w:rPr>
+          <w:spacing w:val="-2"/>
+          <w:w w:val="90"/>
+        </w:rPr>
+      </w:pPr>
+      <w:r>
+        <w:rPr>
+          <w:spacing w:val="-2"/>
+          <w:w w:val="90"/>
+        </w:rPr>
+        <w:t>P026</w:t>
+      </w:r>
+      <w:r>
+        <w:rPr>
+          <w:spacing w:val="-2"/>
+          <w:w w:val="90"/>
+        </w:rPr>
+        <w:tab/>
+      </w:r>
+      <w:proofErr w:type="spellStart"/>
+      <w:r>
+        <w:rPr>
+          <w:spacing w:val="-2"/>
+          <w:w w:val="90"/>
+        </w:rPr>
+        <w:t>IntSysEasyStart</w:t>
+      </w:r>
+      <w:proofErr w:type="spellEnd"/>
+    </w:p>
+    <w:p>
+      <w:pPr>
+        <w:pStyle w:val="BodyText"/>
+        <w:ind w:firstLine="720"/>
+        <w:rPr>
+          <w:spacing w:val="-2"/>
+          <w:w w:val="90"/>
+        </w:rPr>
+      </w:pPr>
+      <w:r>
+        <w:rPr>
+          <w:spacing w:val="-2"/>
+          <w:w w:val="90"/>
+        </w:rPr>
+        <w:lastRenderedPageBreak/>
+        <w:t>P4026A</w:t>
+      </w:r>
+      <w:r>
+        <w:rPr>
+          <w:spacing w:val="-2"/>
+          <w:w w:val="90"/>
+        </w:rPr>
+        <w:tab/>
+      </w:r>
+      <w:proofErr w:type="spellStart"/>
+      <w:r>
+        <w:rPr>
+          <w:spacing w:val="-2"/>
+          <w:w w:val="90"/>
+        </w:rPr>
+        <w:t>IntAnalysisConfigure</w:t>
+      </w:r>
+      <w:proofErr w:type="spellEnd"/>
+    </w:p>
+    <w:p>
+      <w:pPr>
+        <w:pStyle w:val="BodyText"/>
+        <w:ind w:firstLine="720"/>
+        <w:rPr>
+          <w:spacing w:val="-2"/>
+          <w:w w:val="90"/>
+        </w:rPr>
+      </w:pPr>
+      <w:r>
+        <w:rPr>
+          <w:spacing w:val="-2"/>
+          <w:w w:val="90"/>
+        </w:rPr>
+        <w:t>P088</w:t>
+      </w:r>
+      <w:r>
+        <w:rPr>
+          <w:spacing w:val="-2"/>
+          <w:w w:val="90"/>
+        </w:rPr>
+        <w:tab/>
+      </w:r>
+      <w:proofErr w:type="spellStart"/>
+      <w:r>
+        <w:rPr>
+          <w:spacing w:val="-2"/>
+          <w:w w:val="90"/>
+        </w:rPr>
+        <w:t>IntSysSimpleUnderstand</w:t>
+      </w:r>
+      <w:proofErr w:type="spellEnd"/>
+    </w:p>
+    <w:p>
+      <w:pPr>
+        <w:pStyle w:val="BodyText"/>
+        <w:ind w:firstLine="720"/>
+        <w:rPr>
+          <w:spacing w:val="-2"/>
+          <w:w w:val="90"/>
+        </w:rPr>
+      </w:pPr>
+      <w:r>
+        <w:rPr>
+          <w:spacing w:val="-2"/>
+          <w:w w:val="90"/>
+        </w:rPr>
+        <w:t>P089</w:t>
+      </w:r>
+      <w:r>
+        <w:rPr>
+          <w:spacing w:val="-2"/>
+          <w:w w:val="90"/>
+        </w:rPr>
+        <w:tab/>
+      </w:r>
+      <w:proofErr w:type="spellStart"/>
+      <w:r>
+        <w:rPr>
+          <w:spacing w:val="-2"/>
+          <w:w w:val="90"/>
+        </w:rPr>
+        <w:t>VisSimpleUnderstand</w:t>
+      </w:r>
+      <w:proofErr w:type="spellEnd"/>
+    </w:p>
+    <w:p>
+      <w:pPr>
+        <w:pStyle w:val="BodyText"/>
+        <w:ind w:firstLine="720"/>
+        <w:rPr>
+          <w:spacing w:val="-2"/>
+          <w:w w:val="90"/>
+        </w:rPr>
+      </w:pPr>
+      <w:r>
+        <w:rPr>
+          <w:spacing w:val="-2"/>
+          <w:w w:val="90"/>
+        </w:rPr>
+        <w:t>P022A</w:t>
+      </w:r>
+      <w:r>
+        <w:rPr>
+          <w:spacing w:val="-2"/>
+          <w:w w:val="90"/>
+        </w:rPr>
+        <w:tab/>
+      </w:r>
+      <w:proofErr w:type="spellStart"/>
+      <w:r>
+        <w:rPr>
+          <w:spacing w:val="-2"/>
+          <w:w w:val="90"/>
+        </w:rPr>
+        <w:t>VisRemember</w:t>
+      </w:r>
+      <w:proofErr w:type="spellEnd"/>
+    </w:p>
+    <w:p>
+      <w:pPr>
+        <w:pStyle w:val="BodyText"/>
+        <w:ind w:firstLine="720"/>
+        <w:rPr>
+          <w:spacing w:val="-2"/>
+          <w:w w:val="90"/>
+        </w:rPr>
+      </w:pPr>
+      <w:r>
+        <w:rPr>
+          <w:spacing w:val="-2"/>
+          <w:w w:val="90"/>
+        </w:rPr>
+        <w:t>P067</w:t>
+      </w:r>
+      <w:r>
+        <w:rPr>
+          <w:spacing w:val="-2"/>
+          <w:w w:val="90"/>
+        </w:rPr>
+        <w:tab/>
+      </w:r>
+      <w:proofErr w:type="spellStart"/>
+      <w:r>
+        <w:rPr>
+          <w:spacing w:val="-2"/>
+          <w:w w:val="90"/>
+        </w:rPr>
+        <w:t>VisTrialError</w:t>
+      </w:r>
+      <w:proofErr w:type="spellEnd"/>
+    </w:p>
+    <w:p>
+      <w:pPr>
+        <w:pStyle w:val="BodyText"/>
+        <w:ind w:firstLine="720"/>
+        <w:rPr>
+          <w:spacing w:val="-2"/>
+          <w:w w:val="90"/>
+        </w:rPr>
+      </w:pPr>
+      <w:r>
+        <w:rPr>
+          <w:spacing w:val="-2"/>
+          <w:w w:val="90"/>
+        </w:rPr>
+        <w:t>P097</w:t>
+      </w:r>
+      <w:r>
+        <w:rPr>
+          <w:spacing w:val="-2"/>
+          <w:w w:val="90"/>
+        </w:rPr>
+        <w:tab/>
+      </w:r>
+      <w:proofErr w:type="spellStart"/>
+      <w:r>
+        <w:rPr>
+          <w:spacing w:val="-2"/>
+          <w:w w:val="90"/>
+        </w:rPr>
+        <w:t>VisSysRetrieveInfo</w:t>
+      </w:r>
+      <w:proofErr w:type="spellEnd"/>
+    </w:p>
+    <w:p>
+      <w:pPr>
+        <w:pStyle w:val="BodyText"/>
+        <w:ind w:firstLine="720"/>
+        <w:rPr>
+          <w:spacing w:val="-2"/>
+          <w:w w:val="90"/>
+        </w:rPr>
+      </w:pPr>
+      <w:r>
+        <w:rPr>
+          <w:spacing w:val="-2"/>
+          <w:w w:val="90"/>
+        </w:rPr>
+        <w:t>P098</w:t>
+      </w:r>
+      <w:r>
+        <w:rPr>
+          <w:spacing w:val="-2"/>
+          <w:w w:val="90"/>
+        </w:rPr>
+        <w:tab/>
+      </w:r>
+      <w:proofErr w:type="spellStart"/>
+      <w:r>
+        <w:rPr>
+          <w:spacing w:val="-2"/>
+          <w:w w:val="90"/>
+        </w:rPr>
+        <w:t>VisAppropriate</w:t>
+      </w:r>
+      <w:proofErr w:type="spellEnd"/>
+    </w:p>
+    <w:p>
+      <w:pPr>
+        <w:pStyle w:val="BodyText"/>
+        <w:ind w:firstLine="720"/>
+        <w:rPr>
+          <w:spacing w:val="-2"/>
+          <w:w w:val="90"/>
+        </w:rPr>
+      </w:pPr>
+      <w:r>
+        <w:rPr>
+          <w:spacing w:val="-2"/>
+          <w:w w:val="90"/>
+        </w:rPr>
+        <w:t>P106</w:t>
+      </w:r>
+      <w:r>
+        <w:rPr>
+          <w:spacing w:val="-2"/>
+          <w:w w:val="90"/>
+        </w:rPr>
+        <w:tab/>
+      </w:r>
+      <w:proofErr w:type="spellStart"/>
+      <w:r>
+        <w:rPr>
+          <w:spacing w:val="-2"/>
+          <w:w w:val="90"/>
+        </w:rPr>
+        <w:t>VisFaithful</w:t>
+      </w:r>
+      <w:proofErr w:type="spellEnd"/>
     </w:p>
     <w:p>
       <w:pPr>
@@ -15650,40 +16353,56 @@
           <w:lang w:val="pt-BR"/>
         </w:rPr>
       </w:pPr>
-      <w:r>
-        <w:rPr>
-          <w:spacing w:val="-2"/>
-          <w:w w:val="90"/>
-          <w:lang w:val="pt-BR"/>
-        </w:rPr>
-        <w:t xml:space="preserve">subscales-correlation.csv — </w:t>
-      </w:r>
-      <w:proofErr w:type="spellStart"/>
-      <w:r>
-        <w:rPr>
-          <w:spacing w:val="-2"/>
-          <w:w w:val="90"/>
-          <w:lang w:val="pt-BR"/>
-        </w:rPr>
-        <w:t>Pairwise</w:t>
-      </w:r>
-      <w:proofErr w:type="spellEnd"/>
-      <w:r>
-        <w:rPr>
-          <w:spacing w:val="-2"/>
-          <w:w w:val="90"/>
-          <w:lang w:val="pt-BR"/>
-        </w:rPr>
-        <w:t xml:space="preserve"> </w:t>
-      </w:r>
-      <w:proofErr w:type="spellStart"/>
-      <w:r>
-        <w:rPr>
-          <w:spacing w:val="-2"/>
-          <w:w w:val="90"/>
-          <w:lang w:val="pt-BR"/>
-        </w:rPr>
-        <w:t>polychoric</w:t>
+      <w:proofErr w:type="spellStart"/>
+      <w:r>
+        <w:rPr>
+          <w:spacing w:val="-2"/>
+          <w:w w:val="90"/>
+        </w:rPr>
+        <w:t>items_correlation</w:t>
+      </w:r>
+      <w:r>
+        <w:rPr>
+          <w:spacing w:val="-2"/>
+          <w:w w:val="90"/>
+        </w:rPr>
+        <w:t>s</w:t>
+      </w:r>
+      <w:proofErr w:type="spellEnd"/>
+      <w:r>
+        <w:rPr>
+          <w:spacing w:val="-2"/>
+          <w:w w:val="90"/>
+          <w:lang w:val="pt-BR"/>
+        </w:rPr>
+        <w:t>.</w:t>
+      </w:r>
+      <w:proofErr w:type="spellStart"/>
+      <w:r>
+        <w:rPr>
+          <w:spacing w:val="-2"/>
+          <w:w w:val="90"/>
+          <w:lang w:val="pt-BR"/>
+        </w:rPr>
+        <w:t>csv</w:t>
+      </w:r>
+      <w:proofErr w:type="spellEnd"/>
+      <w:r>
+        <w:rPr>
+          <w:spacing w:val="-2"/>
+          <w:w w:val="90"/>
+          <w:lang w:val="pt-BR"/>
+        </w:rPr>
+        <w:t xml:space="preserve"> — </w:t>
+      </w:r>
+      <w:proofErr w:type="spellStart"/>
+      <w:r>
+        <w:rPr>
+          <w:spacing w:val="-2"/>
+          <w:w w:val="90"/>
+          <w:lang w:val="pt-BR"/>
+        </w:rPr>
+        <w:t>Polychoric</w:t>
       </w:r>
       <w:proofErr w:type="spellEnd"/>
       <w:r>
@@ -15994,7 +16713,15 @@
           <w:w w:val="90"/>
           <w:lang w:val="pt-BR"/>
         </w:rPr>
-        <w:t>) across constructs for the pooled sample and broken down by stimulus.</w:t>
+        <w:t>) across constructs</w:t>
+      </w:r>
+      <w:r>
+        <w:rPr>
+          <w:spacing w:val="-2"/>
+          <w:w w:val="90"/>
+          <w:lang w:val="pt-BR"/>
+        </w:rPr>
+        <w:t xml:space="preserve"> for the pooled sample and broken down by stimulus.</w:t>
       </w:r>
     </w:p>
     <w:p>
@@ -16016,7 +16743,6 @@
           <w:w w:val="90"/>
           <w:lang w:val="pt-BR"/>
         </w:rPr>
-        <w:lastRenderedPageBreak/>
         <w:t xml:space="preserve">reliability-global-by-stimuli.csv — </w:t>
       </w:r>
       <w:proofErr w:type="spellStart"/>
@@ -16684,7 +17410,7 @@
       <w:pPr>
         <w:pStyle w:val="BodyText"/>
         <w:numPr>
-          <w:ilvl w:val="0"/>
+          <w:ilvl w:val="1"/>
           <w:numId w:val="7"/>
         </w:numPr>
         <w:rPr>
@@ -16693,27 +17419,93 @@
           <w:lang w:val="pt-BR"/>
         </w:rPr>
       </w:pPr>
-      <w:proofErr w:type="spellStart"/>
-      <w:r>
-        <w:rPr>
-          <w:b/>
-          <w:bCs/>
-          <w:spacing w:val="-2"/>
-          <w:w w:val="90"/>
-          <w:lang w:val="pt-BR"/>
-        </w:rPr>
-        <w:t>Visualizations</w:t>
-      </w:r>
-      <w:proofErr w:type="spellEnd"/>
-      <w:r>
-        <w:rPr>
-          <w:b/>
-          <w:bCs/>
-          <w:spacing w:val="-2"/>
-          <w:w w:val="90"/>
-          <w:lang w:val="pt-BR"/>
-        </w:rPr>
-        <w:t>:</w:t>
+      <w:r>
+        <w:rPr>
+          <w:spacing w:val="-2"/>
+          <w:w w:val="90"/>
+          <w:lang w:val="pt-BR"/>
+        </w:rPr>
+        <w:t>corr_matrix</w:t>
+      </w:r>
+      <w:r>
+        <w:rPr>
+          <w:spacing w:val="-2"/>
+          <w:w w:val="90"/>
+          <w:lang w:val="pt-BR"/>
+        </w:rPr>
+        <w:t xml:space="preserve">-[stimulus].csv — Individual </w:t>
+      </w:r>
+      <w:proofErr w:type="spellStart"/>
+      <w:r>
+        <w:rPr>
+          <w:spacing w:val="-2"/>
+          <w:w w:val="90"/>
+          <w:lang w:val="pt-BR"/>
+        </w:rPr>
+        <w:t>correlation</w:t>
+      </w:r>
+      <w:proofErr w:type="spellEnd"/>
+      <w:r>
+        <w:rPr>
+          <w:spacing w:val="-2"/>
+          <w:w w:val="90"/>
+          <w:lang w:val="pt-BR"/>
+        </w:rPr>
+        <w:t xml:space="preserve"> files </w:t>
+      </w:r>
+      <w:proofErr w:type="spellStart"/>
+      <w:r>
+        <w:rPr>
+          <w:spacing w:val="-2"/>
+          <w:w w:val="90"/>
+          <w:lang w:val="pt-BR"/>
+        </w:rPr>
+        <w:t>generated</w:t>
+      </w:r>
+      <w:proofErr w:type="spellEnd"/>
+      <w:r>
+        <w:rPr>
+          <w:spacing w:val="-2"/>
+          <w:w w:val="90"/>
+          <w:lang w:val="pt-BR"/>
+        </w:rPr>
+        <w:t xml:space="preserve"> </w:t>
+      </w:r>
+      <w:proofErr w:type="spellStart"/>
+      <w:r>
+        <w:rPr>
+          <w:spacing w:val="-2"/>
+          <w:w w:val="90"/>
+          <w:lang w:val="pt-BR"/>
+        </w:rPr>
+        <w:t>separately</w:t>
+      </w:r>
+      <w:proofErr w:type="spellEnd"/>
+      <w:r>
+        <w:rPr>
+          <w:spacing w:val="-2"/>
+          <w:w w:val="90"/>
+          <w:lang w:val="pt-BR"/>
+        </w:rPr>
+        <w:t xml:space="preserve"> for </w:t>
+      </w:r>
+      <w:proofErr w:type="spellStart"/>
+      <w:r>
+        <w:rPr>
+          <w:spacing w:val="-2"/>
+          <w:w w:val="90"/>
+          <w:lang w:val="pt-BR"/>
+        </w:rPr>
+        <w:t>each</w:t>
+      </w:r>
+      <w:proofErr w:type="spellEnd"/>
+      <w:r>
+        <w:rPr>
+          <w:spacing w:val="-2"/>
+          <w:w w:val="90"/>
+          <w:lang w:val="pt-BR"/>
+        </w:rPr>
+        <w:t xml:space="preserve"> tool.</w:t>
       </w:r>
     </w:p>
     <w:p>
@@ -16729,175 +17521,41 @@
           <w:lang w:val="pt-BR"/>
         </w:rPr>
       </w:pPr>
-      <w:r>
-        <w:rPr>
-          <w:spacing w:val="-2"/>
-          <w:w w:val="90"/>
-          <w:lang w:val="pt-BR"/>
-        </w:rPr>
-        <w:t>subscales-corr.pdf — Color-</w:t>
-      </w:r>
-      <w:proofErr w:type="spellStart"/>
-      <w:r>
-        <w:rPr>
-          <w:spacing w:val="-2"/>
-          <w:w w:val="90"/>
-          <w:lang w:val="pt-BR"/>
-        </w:rPr>
-        <w:t>coded</w:t>
-      </w:r>
-      <w:proofErr w:type="spellEnd"/>
-      <w:r>
-        <w:rPr>
-          <w:spacing w:val="-2"/>
-          <w:w w:val="90"/>
-          <w:lang w:val="pt-BR"/>
-        </w:rPr>
-        <w:t xml:space="preserve"> </w:t>
-      </w:r>
-      <w:proofErr w:type="spellStart"/>
-      <w:r>
-        <w:rPr>
-          <w:spacing w:val="-2"/>
-          <w:w w:val="90"/>
-          <w:lang w:val="pt-BR"/>
-        </w:rPr>
-        <w:t>correlation</w:t>
-      </w:r>
-      <w:proofErr w:type="spellEnd"/>
-      <w:r>
-        <w:rPr>
-          <w:spacing w:val="-2"/>
-          <w:w w:val="90"/>
-          <w:lang w:val="pt-BR"/>
-        </w:rPr>
-        <w:t xml:space="preserve"> </w:t>
-      </w:r>
-      <w:proofErr w:type="spellStart"/>
-      <w:r>
-        <w:rPr>
-          <w:spacing w:val="-2"/>
-          <w:w w:val="90"/>
-          <w:lang w:val="pt-BR"/>
-        </w:rPr>
-        <w:t>heatmap</w:t>
-      </w:r>
-      <w:proofErr w:type="spellEnd"/>
-      <w:r>
-        <w:rPr>
-          <w:spacing w:val="-2"/>
-          <w:w w:val="90"/>
-          <w:lang w:val="pt-BR"/>
-        </w:rPr>
-        <w:t xml:space="preserve"> </w:t>
-      </w:r>
-      <w:proofErr w:type="spellStart"/>
-      <w:r>
-        <w:rPr>
-          <w:spacing w:val="-2"/>
-          <w:w w:val="90"/>
-          <w:lang w:val="pt-BR"/>
-        </w:rPr>
-        <w:t>plot</w:t>
-      </w:r>
-      <w:proofErr w:type="spellEnd"/>
-      <w:r>
-        <w:rPr>
-          <w:spacing w:val="-2"/>
-          <w:w w:val="90"/>
-          <w:lang w:val="pt-BR"/>
-        </w:rPr>
-        <w:t xml:space="preserve"> (</w:t>
-      </w:r>
-      <w:proofErr w:type="spellStart"/>
-      <w:r>
-        <w:rPr>
-          <w:spacing w:val="-2"/>
-          <w:w w:val="90"/>
-          <w:lang w:val="pt-BR"/>
-        </w:rPr>
-        <w:t>corrplot</w:t>
-      </w:r>
-      <w:proofErr w:type="spellEnd"/>
-      <w:r>
-        <w:rPr>
-          <w:spacing w:val="-2"/>
-          <w:w w:val="90"/>
-          <w:lang w:val="pt-BR"/>
-        </w:rPr>
-        <w:t xml:space="preserve">) </w:t>
-      </w:r>
-      <w:proofErr w:type="spellStart"/>
-      <w:r>
-        <w:rPr>
-          <w:spacing w:val="-2"/>
-          <w:w w:val="90"/>
-          <w:lang w:val="pt-BR"/>
-        </w:rPr>
-        <w:t>of</w:t>
-      </w:r>
-      <w:proofErr w:type="spellEnd"/>
-      <w:r>
-        <w:rPr>
-          <w:spacing w:val="-2"/>
-          <w:w w:val="90"/>
-          <w:lang w:val="pt-BR"/>
-        </w:rPr>
-        <w:t xml:space="preserve"> </w:t>
-      </w:r>
-      <w:proofErr w:type="spellStart"/>
-      <w:r>
-        <w:rPr>
-          <w:spacing w:val="-2"/>
-          <w:w w:val="90"/>
-          <w:lang w:val="pt-BR"/>
-        </w:rPr>
-        <w:t>the</w:t>
-      </w:r>
-      <w:proofErr w:type="spellEnd"/>
-      <w:r>
-        <w:rPr>
-          <w:spacing w:val="-2"/>
-          <w:w w:val="90"/>
-          <w:lang w:val="pt-BR"/>
-        </w:rPr>
-        <w:t xml:space="preserve"> 13 </w:t>
-      </w:r>
-      <w:proofErr w:type="spellStart"/>
-      <w:r>
-        <w:rPr>
-          <w:spacing w:val="-2"/>
-          <w:w w:val="90"/>
-          <w:lang w:val="pt-BR"/>
-        </w:rPr>
-        <w:t>selected</w:t>
-      </w:r>
-      <w:proofErr w:type="spellEnd"/>
-      <w:r>
-        <w:rPr>
-          <w:spacing w:val="-2"/>
-          <w:w w:val="90"/>
-          <w:lang w:val="pt-BR"/>
-        </w:rPr>
-        <w:t xml:space="preserve"> UX </w:t>
-      </w:r>
-      <w:proofErr w:type="spellStart"/>
-      <w:r>
-        <w:rPr>
-          <w:spacing w:val="-2"/>
-          <w:w w:val="90"/>
-          <w:lang w:val="pt-BR"/>
-        </w:rPr>
-        <w:t>items</w:t>
-      </w:r>
-      <w:proofErr w:type="spellEnd"/>
-      <w:r>
-        <w:rPr>
-          <w:spacing w:val="-2"/>
-          <w:w w:val="90"/>
-          <w:lang w:val="pt-BR"/>
-        </w:rPr>
-        <w:t>.</w:t>
+    </w:p>
+    <w:p>
+      <w:pPr>
+        <w:pStyle w:val="BodyText"/>
+        <w:numPr>
+          <w:ilvl w:val="0"/>
+          <w:numId w:val="7"/>
+        </w:numPr>
+        <w:rPr>
+          <w:spacing w:val="-2"/>
+          <w:w w:val="90"/>
+          <w:lang w:val="pt-BR"/>
+        </w:rPr>
+      </w:pPr>
+      <w:proofErr w:type="spellStart"/>
+      <w:r>
+        <w:rPr>
+          <w:b/>
+          <w:bCs/>
+          <w:spacing w:val="-2"/>
+          <w:w w:val="90"/>
+          <w:lang w:val="pt-BR"/>
+        </w:rPr>
+        <w:t>Visualizations</w:t>
+      </w:r>
+      <w:proofErr w:type="spellEnd"/>
+      <w:r>
+        <w:rPr>
+          <w:b/>
+          <w:bCs/>
+          <w:spacing w:val="-2"/>
+          <w:w w:val="90"/>
+          <w:lang w:val="pt-BR"/>
+        </w:rPr>
+        <w:t>:</w:t>
       </w:r>
     </w:p>
     <w:p>
@@ -16917,18 +17575,1602 @@
         <w:rPr>
           <w:spacing w:val="-2"/>
           <w:w w:val="90"/>
-          <w:lang w:val="pt-BR"/>
-        </w:rPr>
-        <w:t xml:space="preserve">ScreePlot-All.pdf — </w:t>
-      </w:r>
-      <w:proofErr w:type="spellStart"/>
-      <w:r>
-        <w:rPr>
-          <w:spacing w:val="-2"/>
-          <w:w w:val="90"/>
-          <w:lang w:val="pt-BR"/>
-        </w:rPr>
-        <w:t>Scree</w:t>
+        </w:rPr>
+        <w:t>items-correlation-plot</w:t>
+      </w:r>
+      <w:r>
+        <w:rPr>
+          <w:spacing w:val="-2"/>
+          <w:w w:val="90"/>
+          <w:lang w:val="pt-BR"/>
+        </w:rPr>
+        <w:t>.</w:t>
+      </w:r>
+      <w:proofErr w:type="spellStart"/>
+      <w:r>
+        <w:rPr>
+          <w:spacing w:val="-2"/>
+          <w:w w:val="90"/>
+          <w:lang w:val="pt-BR"/>
+        </w:rPr>
+        <w:t>pdf</w:t>
+      </w:r>
+      <w:proofErr w:type="spellEnd"/>
+      <w:r>
+        <w:rPr>
+          <w:spacing w:val="-2"/>
+          <w:w w:val="90"/>
+          <w:lang w:val="pt-BR"/>
+        </w:rPr>
+        <w:t xml:space="preserve"> — Color-</w:t>
+      </w:r>
+      <w:proofErr w:type="spellStart"/>
+      <w:r>
+        <w:rPr>
+          <w:spacing w:val="-2"/>
+          <w:w w:val="90"/>
+          <w:lang w:val="pt-BR"/>
+        </w:rPr>
+        <w:t>coded</w:t>
+      </w:r>
+      <w:proofErr w:type="spellEnd"/>
+      <w:r>
+        <w:rPr>
+          <w:spacing w:val="-2"/>
+          <w:w w:val="90"/>
+          <w:lang w:val="pt-BR"/>
+        </w:rPr>
+        <w:t xml:space="preserve"> </w:t>
+      </w:r>
+      <w:proofErr w:type="spellStart"/>
+      <w:r>
+        <w:rPr>
+          <w:spacing w:val="-2"/>
+          <w:w w:val="90"/>
+          <w:lang w:val="pt-BR"/>
+        </w:rPr>
+        <w:t>correlation</w:t>
+      </w:r>
+      <w:proofErr w:type="spellEnd"/>
+      <w:r>
+        <w:rPr>
+          <w:spacing w:val="-2"/>
+          <w:w w:val="90"/>
+          <w:lang w:val="pt-BR"/>
+        </w:rPr>
+        <w:t xml:space="preserve"> </w:t>
+      </w:r>
+      <w:proofErr w:type="spellStart"/>
+      <w:r>
+        <w:rPr>
+          <w:spacing w:val="-2"/>
+          <w:w w:val="90"/>
+          <w:lang w:val="pt-BR"/>
+        </w:rPr>
+        <w:t>heatmap</w:t>
+      </w:r>
+      <w:proofErr w:type="spellEnd"/>
+      <w:r>
+        <w:rPr>
+          <w:spacing w:val="-2"/>
+          <w:w w:val="90"/>
+          <w:lang w:val="pt-BR"/>
+        </w:rPr>
+        <w:t xml:space="preserve"> </w:t>
+      </w:r>
+      <w:proofErr w:type="spellStart"/>
+      <w:r>
+        <w:rPr>
+          <w:spacing w:val="-2"/>
+          <w:w w:val="90"/>
+          <w:lang w:val="pt-BR"/>
+        </w:rPr>
+        <w:t>plot</w:t>
+      </w:r>
+      <w:proofErr w:type="spellEnd"/>
+      <w:r>
+        <w:rPr>
+          <w:spacing w:val="-2"/>
+          <w:w w:val="90"/>
+          <w:lang w:val="pt-BR"/>
+        </w:rPr>
+        <w:t xml:space="preserve"> (</w:t>
+      </w:r>
+      <w:proofErr w:type="spellStart"/>
+      <w:r>
+        <w:rPr>
+          <w:spacing w:val="-2"/>
+          <w:w w:val="90"/>
+          <w:lang w:val="pt-BR"/>
+        </w:rPr>
+        <w:t>corrplot</w:t>
+      </w:r>
+      <w:proofErr w:type="spellEnd"/>
+      <w:r>
+        <w:rPr>
+          <w:spacing w:val="-2"/>
+          <w:w w:val="90"/>
+          <w:lang w:val="pt-BR"/>
+        </w:rPr>
+        <w:t xml:space="preserve">) </w:t>
+      </w:r>
+      <w:proofErr w:type="spellStart"/>
+      <w:r>
+        <w:rPr>
+          <w:spacing w:val="-2"/>
+          <w:w w:val="90"/>
+          <w:lang w:val="pt-BR"/>
+        </w:rPr>
+        <w:t>of</w:t>
+      </w:r>
+      <w:proofErr w:type="spellEnd"/>
+      <w:r>
+        <w:rPr>
+          <w:spacing w:val="-2"/>
+          <w:w w:val="90"/>
+          <w:lang w:val="pt-BR"/>
+        </w:rPr>
+        <w:t xml:space="preserve"> </w:t>
+      </w:r>
+      <w:proofErr w:type="spellStart"/>
+      <w:r>
+        <w:rPr>
+          <w:spacing w:val="-2"/>
+          <w:w w:val="90"/>
+          <w:lang w:val="pt-BR"/>
+        </w:rPr>
+        <w:t>the</w:t>
+      </w:r>
+      <w:proofErr w:type="spellEnd"/>
+      <w:r>
+        <w:rPr>
+          <w:spacing w:val="-2"/>
+          <w:w w:val="90"/>
+          <w:lang w:val="pt-BR"/>
+        </w:rPr>
+        <w:t xml:space="preserve"> 13 </w:t>
+      </w:r>
+      <w:proofErr w:type="spellStart"/>
+      <w:r>
+        <w:rPr>
+          <w:spacing w:val="-2"/>
+          <w:w w:val="90"/>
+          <w:lang w:val="pt-BR"/>
+        </w:rPr>
+        <w:t>selected</w:t>
+      </w:r>
+      <w:proofErr w:type="spellEnd"/>
+      <w:r>
+        <w:rPr>
+          <w:spacing w:val="-2"/>
+          <w:w w:val="90"/>
+          <w:lang w:val="pt-BR"/>
+        </w:rPr>
+        <w:t xml:space="preserve"> UX </w:t>
+      </w:r>
+      <w:proofErr w:type="spellStart"/>
+      <w:r>
+        <w:rPr>
+          <w:spacing w:val="-2"/>
+          <w:w w:val="90"/>
+          <w:lang w:val="pt-BR"/>
+        </w:rPr>
+        <w:t>items</w:t>
+      </w:r>
+      <w:proofErr w:type="spellEnd"/>
+      <w:r>
+        <w:rPr>
+          <w:spacing w:val="-2"/>
+          <w:w w:val="90"/>
+          <w:lang w:val="pt-BR"/>
+        </w:rPr>
+        <w:t>.</w:t>
+      </w:r>
+    </w:p>
+    <w:p>
+      <w:pPr>
+        <w:pStyle w:val="BodyText"/>
+        <w:rPr>
+          <w:spacing w:val="-2"/>
+          <w:w w:val="90"/>
+          <w:lang w:val="pt-BR"/>
+        </w:rPr>
+      </w:pPr>
+    </w:p>
+    <w:p>
+      <w:pPr>
+        <w:pStyle w:val="BodyText"/>
+        <w:rPr>
+          <w:spacing w:val="-2"/>
+          <w:w w:val="90"/>
+          <w:lang w:val="pt-BR"/>
+        </w:rPr>
+      </w:pPr>
+    </w:p>
+    <w:p>
+      <w:pPr>
+        <w:pStyle w:val="BodyText"/>
+        <w:rPr>
+          <w:spacing w:val="-2"/>
+          <w:w w:val="90"/>
+          <w:lang w:val="pt-BR"/>
+        </w:rPr>
+      </w:pPr>
+    </w:p>
+    <w:p>
+      <w:pPr>
+        <w:pStyle w:val="Heading1"/>
+        <w:tabs>
+          <w:tab w:val="num" w:pos="720"/>
+        </w:tabs>
+        <w:ind w:left="862"/>
+        <w:rPr>
+          <w:b w:val="0"/>
+          <w:bCs w:val="0"/>
+          <w:spacing w:val="-2"/>
+          <w:w w:val="90"/>
+          <w:lang w:val="pt-BR"/>
+        </w:rPr>
+      </w:pPr>
+      <w:r>
+        <w:rPr>
+          <w:w w:val="90"/>
+          <w:lang w:val="pt-BR"/>
+        </w:rPr>
+        <w:t xml:space="preserve">Reproduce6 - </w:t>
+      </w:r>
+      <w:proofErr w:type="spellStart"/>
+      <w:r>
+        <w:rPr>
+          <w:w w:val="90"/>
+          <w:lang w:val="pt-BR"/>
+        </w:rPr>
+        <w:t>Alternative</w:t>
+      </w:r>
+      <w:proofErr w:type="spellEnd"/>
+      <w:r>
+        <w:rPr>
+          <w:w w:val="90"/>
+          <w:lang w:val="pt-BR"/>
+        </w:rPr>
+        <w:t xml:space="preserve"> </w:t>
+      </w:r>
+      <w:proofErr w:type="spellStart"/>
+      <w:r>
+        <w:rPr>
+          <w:w w:val="90"/>
+          <w:lang w:val="pt-BR"/>
+        </w:rPr>
+        <w:t>structures</w:t>
+      </w:r>
+      <w:proofErr w:type="spellEnd"/>
+      <w:r>
+        <w:rPr>
+          <w:w w:val="90"/>
+          <w:lang w:val="pt-BR"/>
+        </w:rPr>
+        <w:t xml:space="preserve"> </w:t>
+      </w:r>
+      <w:proofErr w:type="spellStart"/>
+      <w:r>
+        <w:rPr>
+          <w:w w:val="90"/>
+          <w:lang w:val="pt-BR"/>
+        </w:rPr>
+        <w:t>analysis</w:t>
+      </w:r>
+      <w:proofErr w:type="spellEnd"/>
+    </w:p>
+    <w:p>
+      <w:pPr>
+        <w:pStyle w:val="Heading3"/>
+        <w:ind w:left="0" w:firstLine="0"/>
+        <w:rPr>
+          <w:w w:val="90"/>
+          <w:lang w:val="pt-BR"/>
+        </w:rPr>
+      </w:pPr>
+    </w:p>
+    <w:p>
+      <w:pPr>
+        <w:pStyle w:val="Heading3"/>
+        <w:ind w:left="0" w:firstLine="0"/>
+        <w:rPr>
+          <w:w w:val="90"/>
+          <w:lang w:val="pt-BR"/>
+        </w:rPr>
+      </w:pPr>
+      <w:r>
+        <w:rPr>
+          <w:w w:val="90"/>
+          <w:lang w:val="pt-BR"/>
+        </w:rPr>
+        <w:t xml:space="preserve">Notebook: </w:t>
+      </w:r>
+      <w:proofErr w:type="spellStart"/>
+      <w:r>
+        <w:rPr>
+          <w:w w:val="90"/>
+          <w:lang w:val="pt-BR"/>
+        </w:rPr>
+        <w:t>Val_</w:t>
+      </w:r>
+      <w:r>
+        <w:rPr>
+          <w:w w:val="90"/>
+          <w:lang w:val="pt-BR"/>
+        </w:rPr>
+        <w:t>x</w:t>
+      </w:r>
+      <w:proofErr w:type="spellEnd"/>
+    </w:p>
+    <w:p>
+      <w:pPr>
+        <w:pStyle w:val="Heading3"/>
+        <w:ind w:left="0" w:firstLine="0"/>
+        <w:rPr>
+          <w:w w:val="90"/>
+          <w:lang w:val="pt-BR"/>
+        </w:rPr>
+      </w:pPr>
+    </w:p>
+    <w:p>
+      <w:pPr>
+        <w:pStyle w:val="Heading3"/>
+        <w:ind w:left="0" w:firstLine="0"/>
+        <w:rPr>
+          <w:w w:val="90"/>
+          <w:lang w:val="pt-BR"/>
+        </w:rPr>
+      </w:pPr>
+      <w:proofErr w:type="spellStart"/>
+      <w:r>
+        <w:rPr>
+          <w:w w:val="90"/>
+          <w:lang w:val="pt-BR"/>
+        </w:rPr>
+        <w:t>Description</w:t>
+      </w:r>
+      <w:proofErr w:type="spellEnd"/>
+      <w:r>
+        <w:rPr>
+          <w:w w:val="90"/>
+          <w:lang w:val="pt-BR"/>
+        </w:rPr>
+        <w:t xml:space="preserve">: </w:t>
+      </w:r>
+    </w:p>
+    <w:p>
+      <w:pPr>
+        <w:pStyle w:val="BodyText"/>
+        <w:rPr>
+          <w:b/>
+          <w:bCs/>
+          <w:spacing w:val="-2"/>
+          <w:w w:val="90"/>
+          <w:lang w:val="pt-BR"/>
+        </w:rPr>
+      </w:pPr>
+      <w:r>
+        <w:rPr>
+          <w:spacing w:val="-2"/>
+          <w:w w:val="90"/>
+          <w:lang w:val="pt-BR"/>
+        </w:rPr>
+        <w:t>.</w:t>
+      </w:r>
+      <w:r>
+        <w:rPr>
+          <w:spacing w:val="-2"/>
+          <w:w w:val="90"/>
+          <w:lang w:val="pt-BR"/>
+        </w:rPr>
+        <w:t xml:space="preserve"> </w:t>
+      </w:r>
+      <w:proofErr w:type="spellStart"/>
+      <w:r>
+        <w:rPr>
+          <w:b/>
+          <w:bCs/>
+          <w:spacing w:val="-2"/>
+          <w:w w:val="90"/>
+          <w:lang w:val="pt-BR"/>
+        </w:rPr>
+        <w:t>Description</w:t>
+      </w:r>
+      <w:proofErr w:type="spellEnd"/>
+    </w:p>
+    <w:p>
+      <w:pPr>
+        <w:pStyle w:val="BodyText"/>
+        <w:rPr>
+          <w:spacing w:val="-2"/>
+          <w:w w:val="90"/>
+          <w:lang w:val="pt-BR"/>
+        </w:rPr>
+      </w:pPr>
+      <w:proofErr w:type="spellStart"/>
+      <w:r>
+        <w:rPr>
+          <w:b/>
+          <w:bCs/>
+          <w:spacing w:val="-2"/>
+          <w:w w:val="90"/>
+          <w:lang w:val="pt-BR"/>
+        </w:rPr>
+        <w:t>Summary</w:t>
+      </w:r>
+      <w:proofErr w:type="spellEnd"/>
+      <w:r>
+        <w:rPr>
+          <w:b/>
+          <w:bCs/>
+          <w:spacing w:val="-2"/>
+          <w:w w:val="90"/>
+          <w:lang w:val="pt-BR"/>
+        </w:rPr>
+        <w:t>:</w:t>
+      </w:r>
+    </w:p>
+    <w:p>
+      <w:pPr>
+        <w:pStyle w:val="BodyText"/>
+        <w:rPr>
+          <w:spacing w:val="-2"/>
+          <w:w w:val="90"/>
+          <w:lang w:val="pt-BR"/>
+        </w:rPr>
+      </w:pPr>
+      <w:proofErr w:type="spellStart"/>
+      <w:r>
+        <w:rPr>
+          <w:spacing w:val="-2"/>
+          <w:w w:val="90"/>
+          <w:lang w:val="pt-BR"/>
+        </w:rPr>
+        <w:t>This</w:t>
+      </w:r>
+      <w:proofErr w:type="spellEnd"/>
+      <w:r>
+        <w:rPr>
+          <w:spacing w:val="-2"/>
+          <w:w w:val="90"/>
+          <w:lang w:val="pt-BR"/>
+        </w:rPr>
+        <w:t xml:space="preserve"> R </w:t>
+      </w:r>
+      <w:proofErr w:type="spellStart"/>
+      <w:r>
+        <w:rPr>
+          <w:spacing w:val="-2"/>
+          <w:w w:val="90"/>
+          <w:lang w:val="pt-BR"/>
+        </w:rPr>
+        <w:t>Markdown</w:t>
+      </w:r>
+      <w:proofErr w:type="spellEnd"/>
+      <w:r>
+        <w:rPr>
+          <w:spacing w:val="-2"/>
+          <w:w w:val="90"/>
+          <w:lang w:val="pt-BR"/>
+        </w:rPr>
+        <w:t xml:space="preserve"> script executes a </w:t>
+      </w:r>
+      <w:proofErr w:type="spellStart"/>
+      <w:r>
+        <w:rPr>
+          <w:spacing w:val="-2"/>
+          <w:w w:val="90"/>
+          <w:lang w:val="pt-BR"/>
+        </w:rPr>
+        <w:t>comprehensive</w:t>
+      </w:r>
+      <w:proofErr w:type="spellEnd"/>
+      <w:r>
+        <w:rPr>
+          <w:spacing w:val="-2"/>
+          <w:w w:val="90"/>
+          <w:lang w:val="pt-BR"/>
+        </w:rPr>
+        <w:t xml:space="preserve"> </w:t>
+      </w:r>
+      <w:proofErr w:type="spellStart"/>
+      <w:r>
+        <w:rPr>
+          <w:spacing w:val="-2"/>
+          <w:w w:val="90"/>
+          <w:lang w:val="pt-BR"/>
+        </w:rPr>
+        <w:t>psychometric</w:t>
+      </w:r>
+      <w:proofErr w:type="spellEnd"/>
+      <w:r>
+        <w:rPr>
+          <w:spacing w:val="-2"/>
+          <w:w w:val="90"/>
+          <w:lang w:val="pt-BR"/>
+        </w:rPr>
+        <w:t xml:space="preserve"> benchmark </w:t>
+      </w:r>
+      <w:proofErr w:type="spellStart"/>
+      <w:r>
+        <w:rPr>
+          <w:spacing w:val="-2"/>
+          <w:w w:val="90"/>
+          <w:lang w:val="pt-BR"/>
+        </w:rPr>
+        <w:t>comparing</w:t>
+      </w:r>
+      <w:proofErr w:type="spellEnd"/>
+      <w:r>
+        <w:rPr>
+          <w:spacing w:val="-2"/>
+          <w:w w:val="90"/>
+          <w:lang w:val="pt-BR"/>
+        </w:rPr>
+        <w:t xml:space="preserve"> 11 </w:t>
+      </w:r>
+      <w:proofErr w:type="spellStart"/>
+      <w:r>
+        <w:rPr>
+          <w:spacing w:val="-2"/>
+          <w:w w:val="90"/>
+          <w:lang w:val="pt-BR"/>
+        </w:rPr>
+        <w:t>competing</w:t>
+      </w:r>
+      <w:proofErr w:type="spellEnd"/>
+      <w:r>
+        <w:rPr>
+          <w:spacing w:val="-2"/>
+          <w:w w:val="90"/>
+          <w:lang w:val="pt-BR"/>
+        </w:rPr>
+        <w:t xml:space="preserve"> </w:t>
+      </w:r>
+      <w:proofErr w:type="spellStart"/>
+      <w:r>
+        <w:rPr>
+          <w:spacing w:val="-2"/>
+          <w:w w:val="90"/>
+          <w:lang w:val="pt-BR"/>
+        </w:rPr>
+        <w:t>factor</w:t>
+      </w:r>
+      <w:proofErr w:type="spellEnd"/>
+      <w:r>
+        <w:rPr>
+          <w:spacing w:val="-2"/>
+          <w:w w:val="90"/>
+          <w:lang w:val="pt-BR"/>
+        </w:rPr>
+        <w:t xml:space="preserve"> </w:t>
+      </w:r>
+      <w:proofErr w:type="spellStart"/>
+      <w:r>
+        <w:rPr>
+          <w:spacing w:val="-2"/>
+          <w:w w:val="90"/>
+          <w:lang w:val="pt-BR"/>
+        </w:rPr>
+        <w:t>structures</w:t>
+      </w:r>
+      <w:proofErr w:type="spellEnd"/>
+      <w:r>
+        <w:rPr>
+          <w:spacing w:val="-2"/>
+          <w:w w:val="90"/>
+          <w:lang w:val="pt-BR"/>
+        </w:rPr>
+        <w:t xml:space="preserve"> (</w:t>
+      </w:r>
+      <w:proofErr w:type="spellStart"/>
+      <w:r>
+        <w:rPr>
+          <w:spacing w:val="-2"/>
+          <w:w w:val="90"/>
+          <w:lang w:val="pt-BR"/>
+        </w:rPr>
+        <w:t>ranging</w:t>
+      </w:r>
+      <w:proofErr w:type="spellEnd"/>
+      <w:r>
+        <w:rPr>
+          <w:spacing w:val="-2"/>
+          <w:w w:val="90"/>
+          <w:lang w:val="pt-BR"/>
+        </w:rPr>
+        <w:t xml:space="preserve"> </w:t>
+      </w:r>
+      <w:proofErr w:type="spellStart"/>
+      <w:r>
+        <w:rPr>
+          <w:spacing w:val="-2"/>
+          <w:w w:val="90"/>
+          <w:lang w:val="pt-BR"/>
+        </w:rPr>
+        <w:t>from</w:t>
+      </w:r>
+      <w:proofErr w:type="spellEnd"/>
+      <w:r>
+        <w:rPr>
+          <w:spacing w:val="-2"/>
+          <w:w w:val="90"/>
+          <w:lang w:val="pt-BR"/>
+        </w:rPr>
+        <w:t xml:space="preserve"> 1 </w:t>
+      </w:r>
+      <w:proofErr w:type="spellStart"/>
+      <w:r>
+        <w:rPr>
+          <w:spacing w:val="-2"/>
+          <w:w w:val="90"/>
+          <w:lang w:val="pt-BR"/>
+        </w:rPr>
+        <w:t>to</w:t>
+      </w:r>
+      <w:proofErr w:type="spellEnd"/>
+      <w:r>
+        <w:rPr>
+          <w:spacing w:val="-2"/>
+          <w:w w:val="90"/>
+          <w:lang w:val="pt-BR"/>
+        </w:rPr>
+        <w:t xml:space="preserve"> 4 </w:t>
+      </w:r>
+      <w:proofErr w:type="spellStart"/>
+      <w:r>
+        <w:rPr>
+          <w:spacing w:val="-2"/>
+          <w:w w:val="90"/>
+          <w:lang w:val="pt-BR"/>
+        </w:rPr>
+        <w:t>factors</w:t>
+      </w:r>
+      <w:proofErr w:type="spellEnd"/>
+      <w:r>
+        <w:rPr>
+          <w:spacing w:val="-2"/>
+          <w:w w:val="90"/>
+          <w:lang w:val="pt-BR"/>
+        </w:rPr>
+        <w:t xml:space="preserve">) for a </w:t>
+      </w:r>
+      <w:proofErr w:type="spellStart"/>
+      <w:r>
+        <w:rPr>
+          <w:spacing w:val="-2"/>
+          <w:w w:val="90"/>
+          <w:lang w:val="pt-BR"/>
+        </w:rPr>
+        <w:t>User</w:t>
+      </w:r>
+      <w:proofErr w:type="spellEnd"/>
+      <w:r>
+        <w:rPr>
+          <w:spacing w:val="-2"/>
+          <w:w w:val="90"/>
+          <w:lang w:val="pt-BR"/>
+        </w:rPr>
+        <w:t xml:space="preserve"> Experience </w:t>
+      </w:r>
+      <w:proofErr w:type="spellStart"/>
+      <w:r>
+        <w:rPr>
+          <w:spacing w:val="-2"/>
+          <w:w w:val="90"/>
+          <w:lang w:val="pt-BR"/>
+        </w:rPr>
+        <w:t>scale</w:t>
+      </w:r>
+      <w:proofErr w:type="spellEnd"/>
+      <w:r>
+        <w:rPr>
+          <w:spacing w:val="-2"/>
+          <w:w w:val="90"/>
+          <w:lang w:val="pt-BR"/>
+        </w:rPr>
+        <w:t xml:space="preserve">. It </w:t>
+      </w:r>
+      <w:proofErr w:type="spellStart"/>
+      <w:r>
+        <w:rPr>
+          <w:spacing w:val="-2"/>
+          <w:w w:val="90"/>
+          <w:lang w:val="pt-BR"/>
+        </w:rPr>
+        <w:t>evaluates</w:t>
+      </w:r>
+      <w:proofErr w:type="spellEnd"/>
+      <w:r>
+        <w:rPr>
+          <w:spacing w:val="-2"/>
+          <w:w w:val="90"/>
+          <w:lang w:val="pt-BR"/>
+        </w:rPr>
+        <w:t xml:space="preserve"> </w:t>
+      </w:r>
+      <w:proofErr w:type="spellStart"/>
+      <w:r>
+        <w:rPr>
+          <w:spacing w:val="-2"/>
+          <w:w w:val="90"/>
+          <w:lang w:val="pt-BR"/>
+        </w:rPr>
+        <w:t>the</w:t>
+      </w:r>
+      <w:proofErr w:type="spellEnd"/>
+      <w:r>
+        <w:rPr>
+          <w:spacing w:val="-2"/>
+          <w:w w:val="90"/>
+          <w:lang w:val="pt-BR"/>
+        </w:rPr>
+        <w:t xml:space="preserve"> models </w:t>
+      </w:r>
+      <w:proofErr w:type="spellStart"/>
+      <w:r>
+        <w:rPr>
+          <w:spacing w:val="-2"/>
+          <w:w w:val="90"/>
+          <w:lang w:val="pt-BR"/>
+        </w:rPr>
+        <w:t>across</w:t>
+      </w:r>
+      <w:proofErr w:type="spellEnd"/>
+      <w:r>
+        <w:rPr>
+          <w:spacing w:val="-2"/>
+          <w:w w:val="90"/>
+          <w:lang w:val="pt-BR"/>
+        </w:rPr>
+        <w:t xml:space="preserve"> </w:t>
+      </w:r>
+      <w:proofErr w:type="spellStart"/>
+      <w:r>
+        <w:rPr>
+          <w:spacing w:val="-2"/>
+          <w:w w:val="90"/>
+          <w:lang w:val="pt-BR"/>
+        </w:rPr>
+        <w:t>both</w:t>
+      </w:r>
+      <w:proofErr w:type="spellEnd"/>
+      <w:r>
+        <w:rPr>
+          <w:spacing w:val="-2"/>
+          <w:w w:val="90"/>
+          <w:lang w:val="pt-BR"/>
+        </w:rPr>
+        <w:t xml:space="preserve"> </w:t>
+      </w:r>
+      <w:proofErr w:type="spellStart"/>
+      <w:r>
+        <w:rPr>
+          <w:spacing w:val="-2"/>
+          <w:w w:val="90"/>
+          <w:lang w:val="pt-BR"/>
+        </w:rPr>
+        <w:t>pooled</w:t>
+      </w:r>
+      <w:proofErr w:type="spellEnd"/>
+      <w:r>
+        <w:rPr>
+          <w:spacing w:val="-2"/>
+          <w:w w:val="90"/>
+          <w:lang w:val="pt-BR"/>
+        </w:rPr>
+        <w:t xml:space="preserve"> data </w:t>
+      </w:r>
+      <w:proofErr w:type="spellStart"/>
+      <w:r>
+        <w:rPr>
+          <w:spacing w:val="-2"/>
+          <w:w w:val="90"/>
+          <w:lang w:val="pt-BR"/>
+        </w:rPr>
+        <w:t>and</w:t>
+      </w:r>
+      <w:proofErr w:type="spellEnd"/>
+      <w:r>
+        <w:rPr>
+          <w:spacing w:val="-2"/>
+          <w:w w:val="90"/>
+          <w:lang w:val="pt-BR"/>
+        </w:rPr>
+        <w:t xml:space="preserve"> </w:t>
+      </w:r>
+      <w:proofErr w:type="spellStart"/>
+      <w:r>
+        <w:rPr>
+          <w:spacing w:val="-2"/>
+          <w:w w:val="90"/>
+          <w:lang w:val="pt-BR"/>
+        </w:rPr>
+        <w:t>five</w:t>
+      </w:r>
+      <w:proofErr w:type="spellEnd"/>
+      <w:r>
+        <w:rPr>
+          <w:spacing w:val="-2"/>
+          <w:w w:val="90"/>
+          <w:lang w:val="pt-BR"/>
+        </w:rPr>
+        <w:t xml:space="preserve"> </w:t>
+      </w:r>
+      <w:r>
+        <w:rPr>
+          <w:spacing w:val="-2"/>
+          <w:w w:val="90"/>
+          <w:lang w:val="pt-BR"/>
+        </w:rPr>
+        <w:t xml:space="preserve">visual </w:t>
+      </w:r>
+      <w:proofErr w:type="spellStart"/>
+      <w:r>
+        <w:rPr>
+          <w:spacing w:val="-2"/>
+          <w:w w:val="90"/>
+          <w:lang w:val="pt-BR"/>
+        </w:rPr>
+        <w:t>analytics</w:t>
+      </w:r>
+      <w:proofErr w:type="spellEnd"/>
+      <w:r>
+        <w:rPr>
+          <w:spacing w:val="-2"/>
+          <w:w w:val="90"/>
+          <w:lang w:val="pt-BR"/>
+        </w:rPr>
+        <w:t xml:space="preserve"> systems/</w:t>
+      </w:r>
+      <w:proofErr w:type="spellStart"/>
+      <w:r>
+        <w:rPr>
+          <w:spacing w:val="-2"/>
+          <w:w w:val="90"/>
+          <w:lang w:val="pt-BR"/>
+        </w:rPr>
+        <w:t>stimuli</w:t>
+      </w:r>
+      <w:proofErr w:type="spellEnd"/>
+      <w:r>
+        <w:rPr>
+          <w:spacing w:val="-2"/>
+          <w:w w:val="90"/>
+          <w:lang w:val="pt-BR"/>
+        </w:rPr>
+        <w:t xml:space="preserve"> </w:t>
+      </w:r>
+      <w:proofErr w:type="spellStart"/>
+      <w:r>
+        <w:rPr>
+          <w:spacing w:val="-2"/>
+          <w:w w:val="90"/>
+          <w:lang w:val="pt-BR"/>
+        </w:rPr>
+        <w:t>groups</w:t>
+      </w:r>
+      <w:proofErr w:type="spellEnd"/>
+      <w:r>
+        <w:rPr>
+          <w:spacing w:val="-2"/>
+          <w:w w:val="90"/>
+          <w:lang w:val="pt-BR"/>
+        </w:rPr>
+        <w:t xml:space="preserve"> (</w:t>
+      </w:r>
+      <w:r>
+        <w:rPr>
+          <w:b/>
+          <w:bCs/>
+          <w:spacing w:val="-2"/>
+          <w:w w:val="90"/>
+          <w:lang w:val="pt-BR"/>
+        </w:rPr>
+        <w:t>Tableau</w:t>
+      </w:r>
+      <w:r>
+        <w:rPr>
+          <w:spacing w:val="-2"/>
+          <w:w w:val="90"/>
+          <w:lang w:val="pt-BR"/>
+        </w:rPr>
+        <w:t xml:space="preserve">, </w:t>
+      </w:r>
+      <w:r>
+        <w:rPr>
+          <w:b/>
+          <w:bCs/>
+          <w:spacing w:val="-2"/>
+          <w:w w:val="90"/>
+          <w:lang w:val="pt-BR"/>
+        </w:rPr>
+        <w:t>JMP</w:t>
+      </w:r>
+      <w:r>
+        <w:rPr>
+          <w:spacing w:val="-2"/>
+          <w:w w:val="90"/>
+          <w:lang w:val="pt-BR"/>
+        </w:rPr>
+        <w:t xml:space="preserve">, </w:t>
+      </w:r>
+      <w:r>
+        <w:rPr>
+          <w:b/>
+          <w:bCs/>
+          <w:spacing w:val="-2"/>
+          <w:w w:val="90"/>
+          <w:lang w:val="pt-BR"/>
+        </w:rPr>
+        <w:t>Excel</w:t>
+      </w:r>
+      <w:r>
+        <w:rPr>
+          <w:spacing w:val="-2"/>
+          <w:w w:val="90"/>
+          <w:lang w:val="pt-BR"/>
+        </w:rPr>
+        <w:t xml:space="preserve">, </w:t>
+      </w:r>
+      <w:r>
+        <w:rPr>
+          <w:b/>
+          <w:bCs/>
+          <w:spacing w:val="-2"/>
+          <w:w w:val="90"/>
+          <w:lang w:val="pt-BR"/>
+        </w:rPr>
+        <w:t>Data Studio</w:t>
+      </w:r>
+      <w:r>
+        <w:rPr>
+          <w:spacing w:val="-2"/>
+          <w:w w:val="90"/>
+          <w:lang w:val="pt-BR"/>
+        </w:rPr>
+        <w:t xml:space="preserve">, </w:t>
+      </w:r>
+      <w:proofErr w:type="spellStart"/>
+      <w:r>
+        <w:rPr>
+          <w:spacing w:val="-2"/>
+          <w:w w:val="90"/>
+          <w:lang w:val="pt-BR"/>
+        </w:rPr>
+        <w:t>and</w:t>
+      </w:r>
+      <w:proofErr w:type="spellEnd"/>
+      <w:r>
+        <w:rPr>
+          <w:spacing w:val="-2"/>
+          <w:w w:val="90"/>
+          <w:lang w:val="pt-BR"/>
+        </w:rPr>
+        <w:t xml:space="preserve"> </w:t>
+      </w:r>
+      <w:r>
+        <w:rPr>
+          <w:b/>
+          <w:bCs/>
+          <w:spacing w:val="-2"/>
+          <w:w w:val="90"/>
+          <w:lang w:val="pt-BR"/>
+        </w:rPr>
+        <w:t>Power BI</w:t>
+      </w:r>
+      <w:r>
+        <w:rPr>
+          <w:spacing w:val="-2"/>
+          <w:w w:val="90"/>
+          <w:lang w:val="pt-BR"/>
+        </w:rPr>
+        <w:t xml:space="preserve">). The pipeline </w:t>
+      </w:r>
+      <w:proofErr w:type="spellStart"/>
+      <w:r>
+        <w:rPr>
+          <w:spacing w:val="-2"/>
+          <w:w w:val="90"/>
+          <w:lang w:val="pt-BR"/>
+        </w:rPr>
+        <w:t>estimates</w:t>
+      </w:r>
+      <w:proofErr w:type="spellEnd"/>
+      <w:r>
+        <w:rPr>
+          <w:spacing w:val="-2"/>
+          <w:w w:val="90"/>
+          <w:lang w:val="pt-BR"/>
+        </w:rPr>
+        <w:t xml:space="preserve"> </w:t>
+      </w:r>
+      <w:proofErr w:type="spellStart"/>
+      <w:r>
+        <w:rPr>
+          <w:spacing w:val="-2"/>
+          <w:w w:val="90"/>
+          <w:lang w:val="pt-BR"/>
+        </w:rPr>
+        <w:t>smoothed</w:t>
+      </w:r>
+      <w:proofErr w:type="spellEnd"/>
+      <w:r>
+        <w:rPr>
+          <w:spacing w:val="-2"/>
+          <w:w w:val="90"/>
+          <w:lang w:val="pt-BR"/>
+        </w:rPr>
+        <w:t xml:space="preserve"> </w:t>
+      </w:r>
+      <w:proofErr w:type="spellStart"/>
+      <w:r>
+        <w:rPr>
+          <w:spacing w:val="-2"/>
+          <w:w w:val="90"/>
+          <w:lang w:val="pt-BR"/>
+        </w:rPr>
+        <w:t>polychoric</w:t>
+      </w:r>
+      <w:proofErr w:type="spellEnd"/>
+      <w:r>
+        <w:rPr>
+          <w:spacing w:val="-2"/>
+          <w:w w:val="90"/>
+          <w:lang w:val="pt-BR"/>
+        </w:rPr>
+        <w:t xml:space="preserve"> </w:t>
+      </w:r>
+      <w:proofErr w:type="spellStart"/>
+      <w:r>
+        <w:rPr>
+          <w:spacing w:val="-2"/>
+          <w:w w:val="90"/>
+          <w:lang w:val="pt-BR"/>
+        </w:rPr>
+        <w:t>correlation</w:t>
+      </w:r>
+      <w:proofErr w:type="spellEnd"/>
+      <w:r>
+        <w:rPr>
+          <w:spacing w:val="-2"/>
+          <w:w w:val="90"/>
+          <w:lang w:val="pt-BR"/>
+        </w:rPr>
+        <w:t xml:space="preserve"> </w:t>
+      </w:r>
+      <w:proofErr w:type="spellStart"/>
+      <w:r>
+        <w:rPr>
+          <w:spacing w:val="-2"/>
+          <w:w w:val="90"/>
+          <w:lang w:val="pt-BR"/>
+        </w:rPr>
+        <w:t>matrices</w:t>
+      </w:r>
+      <w:proofErr w:type="spellEnd"/>
+      <w:r>
+        <w:rPr>
+          <w:spacing w:val="-2"/>
+          <w:w w:val="90"/>
+          <w:lang w:val="pt-BR"/>
+        </w:rPr>
+        <w:t xml:space="preserve">, </w:t>
+      </w:r>
+      <w:proofErr w:type="spellStart"/>
+      <w:r>
+        <w:rPr>
+          <w:spacing w:val="-2"/>
+          <w:w w:val="90"/>
+          <w:lang w:val="pt-BR"/>
+        </w:rPr>
+        <w:t>performs</w:t>
+      </w:r>
+      <w:proofErr w:type="spellEnd"/>
+      <w:r>
+        <w:rPr>
+          <w:spacing w:val="-2"/>
+          <w:w w:val="90"/>
+          <w:lang w:val="pt-BR"/>
+        </w:rPr>
+        <w:t xml:space="preserve"> </w:t>
+      </w:r>
+      <w:proofErr w:type="spellStart"/>
+      <w:r>
+        <w:rPr>
+          <w:spacing w:val="-2"/>
+          <w:w w:val="90"/>
+          <w:lang w:val="pt-BR"/>
+        </w:rPr>
+        <w:t>Horn’s</w:t>
+      </w:r>
+      <w:proofErr w:type="spellEnd"/>
+      <w:r>
+        <w:rPr>
+          <w:spacing w:val="-2"/>
+          <w:w w:val="90"/>
+          <w:lang w:val="pt-BR"/>
+        </w:rPr>
+        <w:t xml:space="preserve"> </w:t>
+      </w:r>
+      <w:proofErr w:type="spellStart"/>
+      <w:r>
+        <w:rPr>
+          <w:spacing w:val="-2"/>
+          <w:w w:val="90"/>
+          <w:lang w:val="pt-BR"/>
+        </w:rPr>
+        <w:t>Parallel</w:t>
+      </w:r>
+      <w:proofErr w:type="spellEnd"/>
+      <w:r>
+        <w:rPr>
+          <w:spacing w:val="-2"/>
+          <w:w w:val="90"/>
+          <w:lang w:val="pt-BR"/>
+        </w:rPr>
+        <w:t xml:space="preserve"> </w:t>
+      </w:r>
+      <w:proofErr w:type="spellStart"/>
+      <w:r>
+        <w:rPr>
+          <w:spacing w:val="-2"/>
+          <w:w w:val="90"/>
+          <w:lang w:val="pt-BR"/>
+        </w:rPr>
+        <w:t>Analysis</w:t>
+      </w:r>
+      <w:proofErr w:type="spellEnd"/>
+      <w:r>
+        <w:rPr>
+          <w:spacing w:val="-2"/>
+          <w:w w:val="90"/>
+          <w:lang w:val="pt-BR"/>
+        </w:rPr>
+        <w:t xml:space="preserve">, </w:t>
+      </w:r>
+      <w:proofErr w:type="spellStart"/>
+      <w:r>
+        <w:rPr>
+          <w:spacing w:val="-2"/>
+          <w:w w:val="90"/>
+          <w:lang w:val="pt-BR"/>
+        </w:rPr>
+        <w:t>fits</w:t>
+      </w:r>
+      <w:proofErr w:type="spellEnd"/>
+      <w:r>
+        <w:rPr>
+          <w:spacing w:val="-2"/>
+          <w:w w:val="90"/>
+          <w:lang w:val="pt-BR"/>
+        </w:rPr>
+        <w:t xml:space="preserve"> </w:t>
+      </w:r>
+      <w:proofErr w:type="spellStart"/>
+      <w:r>
+        <w:rPr>
+          <w:spacing w:val="-2"/>
+          <w:w w:val="90"/>
+          <w:lang w:val="pt-BR"/>
+        </w:rPr>
+        <w:t>Exploratory</w:t>
+      </w:r>
+      <w:proofErr w:type="spellEnd"/>
+      <w:r>
+        <w:rPr>
+          <w:spacing w:val="-2"/>
+          <w:w w:val="90"/>
+          <w:lang w:val="pt-BR"/>
+        </w:rPr>
+        <w:t xml:space="preserve"> Factor </w:t>
+      </w:r>
+      <w:proofErr w:type="spellStart"/>
+      <w:r>
+        <w:rPr>
+          <w:spacing w:val="-2"/>
+          <w:w w:val="90"/>
+          <w:lang w:val="pt-BR"/>
+        </w:rPr>
+        <w:t>Analysis</w:t>
+      </w:r>
+      <w:proofErr w:type="spellEnd"/>
+      <w:r>
+        <w:rPr>
+          <w:spacing w:val="-2"/>
+          <w:w w:val="90"/>
+          <w:lang w:val="pt-BR"/>
+        </w:rPr>
+        <w:t xml:space="preserve"> models (</w:t>
+      </w:r>
+      <w:proofErr w:type="spellStart"/>
+      <w:r>
+        <w:rPr>
+          <w:spacing w:val="-2"/>
+          <w:w w:val="90"/>
+          <w:lang w:val="pt-BR"/>
+        </w:rPr>
+        <w:t>MinRes</w:t>
+      </w:r>
+      <w:proofErr w:type="spellEnd"/>
+      <w:r>
+        <w:rPr>
+          <w:spacing w:val="-2"/>
+          <w:w w:val="90"/>
+          <w:lang w:val="pt-BR"/>
+        </w:rPr>
+        <w:t xml:space="preserve"> </w:t>
+      </w:r>
+      <w:proofErr w:type="spellStart"/>
+      <w:r>
+        <w:rPr>
+          <w:spacing w:val="-2"/>
+          <w:w w:val="90"/>
+          <w:lang w:val="pt-BR"/>
+        </w:rPr>
+        <w:t>with</w:t>
+      </w:r>
+      <w:proofErr w:type="spellEnd"/>
+      <w:r>
+        <w:rPr>
+          <w:spacing w:val="-2"/>
+          <w:w w:val="90"/>
+          <w:lang w:val="pt-BR"/>
+        </w:rPr>
+        <w:t xml:space="preserve"> </w:t>
+      </w:r>
+      <w:proofErr w:type="spellStart"/>
+      <w:r>
+        <w:rPr>
+          <w:spacing w:val="-2"/>
+          <w:w w:val="90"/>
+          <w:lang w:val="pt-BR"/>
+        </w:rPr>
+        <w:t>Promax</w:t>
+      </w:r>
+      <w:proofErr w:type="spellEnd"/>
+      <w:r>
+        <w:rPr>
+          <w:spacing w:val="-2"/>
+          <w:w w:val="90"/>
+          <w:lang w:val="pt-BR"/>
+        </w:rPr>
+        <w:t xml:space="preserve"> </w:t>
+      </w:r>
+      <w:proofErr w:type="spellStart"/>
+      <w:r>
+        <w:rPr>
+          <w:spacing w:val="-2"/>
+          <w:w w:val="90"/>
+          <w:lang w:val="pt-BR"/>
+        </w:rPr>
+        <w:t>rotation</w:t>
+      </w:r>
+      <w:proofErr w:type="spellEnd"/>
+      <w:r>
+        <w:rPr>
+          <w:spacing w:val="-2"/>
+          <w:w w:val="90"/>
+          <w:lang w:val="pt-BR"/>
+        </w:rPr>
+        <w:t xml:space="preserve">, 1–4 </w:t>
+      </w:r>
+      <w:proofErr w:type="spellStart"/>
+      <w:r>
+        <w:rPr>
+          <w:spacing w:val="-2"/>
+          <w:w w:val="90"/>
+          <w:lang w:val="pt-BR"/>
+        </w:rPr>
+        <w:t>factors</w:t>
+      </w:r>
+      <w:proofErr w:type="spellEnd"/>
+      <w:r>
+        <w:rPr>
+          <w:spacing w:val="-2"/>
+          <w:w w:val="90"/>
+          <w:lang w:val="pt-BR"/>
+        </w:rPr>
+        <w:t xml:space="preserve">) </w:t>
+      </w:r>
+      <w:proofErr w:type="spellStart"/>
+      <w:r>
+        <w:rPr>
+          <w:spacing w:val="-2"/>
+          <w:w w:val="90"/>
+          <w:lang w:val="pt-BR"/>
+        </w:rPr>
+        <w:t>with</w:t>
+      </w:r>
+      <w:proofErr w:type="spellEnd"/>
+      <w:r>
+        <w:rPr>
+          <w:spacing w:val="-2"/>
+          <w:w w:val="90"/>
+          <w:lang w:val="pt-BR"/>
+        </w:rPr>
+        <w:t xml:space="preserve"> </w:t>
+      </w:r>
+      <w:proofErr w:type="spellStart"/>
+      <w:r>
+        <w:rPr>
+          <w:spacing w:val="-2"/>
+          <w:w w:val="90"/>
+          <w:lang w:val="pt-BR"/>
+        </w:rPr>
+        <w:t>variance</w:t>
+      </w:r>
+      <w:proofErr w:type="spellEnd"/>
+      <w:r>
+        <w:rPr>
+          <w:spacing w:val="-2"/>
+          <w:w w:val="90"/>
+          <w:lang w:val="pt-BR"/>
+        </w:rPr>
+        <w:t xml:space="preserve"> </w:t>
+      </w:r>
+      <w:proofErr w:type="spellStart"/>
+      <w:r>
+        <w:rPr>
+          <w:spacing w:val="-2"/>
+          <w:w w:val="90"/>
+          <w:lang w:val="pt-BR"/>
+        </w:rPr>
+        <w:t>decomposition</w:t>
+      </w:r>
+      <w:proofErr w:type="spellEnd"/>
+      <w:r>
+        <w:rPr>
+          <w:spacing w:val="-2"/>
+          <w:w w:val="90"/>
+          <w:lang w:val="pt-BR"/>
+        </w:rPr>
+        <w:t xml:space="preserve">, </w:t>
+      </w:r>
+      <w:proofErr w:type="spellStart"/>
+      <w:r>
+        <w:rPr>
+          <w:spacing w:val="-2"/>
+          <w:w w:val="90"/>
+          <w:lang w:val="pt-BR"/>
+        </w:rPr>
+        <w:t>and</w:t>
+      </w:r>
+      <w:proofErr w:type="spellEnd"/>
+      <w:r>
+        <w:rPr>
+          <w:spacing w:val="-2"/>
+          <w:w w:val="90"/>
+          <w:lang w:val="pt-BR"/>
+        </w:rPr>
+        <w:t xml:space="preserve"> runs </w:t>
+      </w:r>
+      <w:proofErr w:type="spellStart"/>
+      <w:r>
+        <w:rPr>
+          <w:spacing w:val="-2"/>
+          <w:w w:val="90"/>
+          <w:lang w:val="pt-BR"/>
+        </w:rPr>
+        <w:t>Confirmatory</w:t>
+      </w:r>
+      <w:proofErr w:type="spellEnd"/>
+      <w:r>
+        <w:rPr>
+          <w:spacing w:val="-2"/>
+          <w:w w:val="90"/>
+          <w:lang w:val="pt-BR"/>
+        </w:rPr>
+        <w:t xml:space="preserve"> Factor </w:t>
+      </w:r>
+      <w:proofErr w:type="spellStart"/>
+      <w:r>
+        <w:rPr>
+          <w:spacing w:val="-2"/>
+          <w:w w:val="90"/>
+          <w:lang w:val="pt-BR"/>
+        </w:rPr>
+        <w:t>Analysis</w:t>
+      </w:r>
+      <w:proofErr w:type="spellEnd"/>
+      <w:r>
+        <w:rPr>
+          <w:spacing w:val="-2"/>
+          <w:w w:val="90"/>
+          <w:lang w:val="pt-BR"/>
+        </w:rPr>
+        <w:t xml:space="preserve"> (CFA) </w:t>
+      </w:r>
+      <w:proofErr w:type="spellStart"/>
+      <w:r>
+        <w:rPr>
+          <w:spacing w:val="-2"/>
+          <w:w w:val="90"/>
+          <w:lang w:val="pt-BR"/>
+        </w:rPr>
+        <w:t>using</w:t>
+      </w:r>
+      <w:proofErr w:type="spellEnd"/>
+      <w:r>
+        <w:rPr>
+          <w:spacing w:val="-2"/>
+          <w:w w:val="90"/>
+          <w:lang w:val="pt-BR"/>
+        </w:rPr>
+        <w:t xml:space="preserve"> Full </w:t>
+      </w:r>
+      <w:proofErr w:type="spellStart"/>
+      <w:r>
+        <w:rPr>
+          <w:spacing w:val="-2"/>
+          <w:w w:val="90"/>
+          <w:lang w:val="pt-BR"/>
+        </w:rPr>
+        <w:t>Information</w:t>
+      </w:r>
+      <w:proofErr w:type="spellEnd"/>
+      <w:r>
+        <w:rPr>
+          <w:spacing w:val="-2"/>
+          <w:w w:val="90"/>
+          <w:lang w:val="pt-BR"/>
+        </w:rPr>
+        <w:t xml:space="preserve"> </w:t>
+      </w:r>
+      <w:proofErr w:type="spellStart"/>
+      <w:r>
+        <w:rPr>
+          <w:spacing w:val="-2"/>
+          <w:w w:val="90"/>
+          <w:lang w:val="pt-BR"/>
+        </w:rPr>
+        <w:t>Maximum</w:t>
+      </w:r>
+      <w:proofErr w:type="spellEnd"/>
+      <w:r>
+        <w:rPr>
+          <w:spacing w:val="-2"/>
+          <w:w w:val="90"/>
+          <w:lang w:val="pt-BR"/>
+        </w:rPr>
+        <w:t xml:space="preserve"> </w:t>
+      </w:r>
+      <w:proofErr w:type="spellStart"/>
+      <w:r>
+        <w:rPr>
+          <w:spacing w:val="-2"/>
+          <w:w w:val="90"/>
+          <w:lang w:val="pt-BR"/>
+        </w:rPr>
+        <w:t>Likelihood</w:t>
+      </w:r>
+      <w:proofErr w:type="spellEnd"/>
+      <w:r>
+        <w:rPr>
+          <w:spacing w:val="-2"/>
+          <w:w w:val="90"/>
+          <w:lang w:val="pt-BR"/>
+        </w:rPr>
+        <w:t xml:space="preserve"> (</w:t>
+      </w:r>
+      <w:proofErr w:type="spellStart"/>
+      <w:r>
+        <w:rPr>
+          <w:spacing w:val="-2"/>
+          <w:w w:val="90"/>
+          <w:lang w:val="pt-BR"/>
+        </w:rPr>
+        <w:t>fiml</w:t>
+      </w:r>
+      <w:proofErr w:type="spellEnd"/>
+      <w:r>
+        <w:rPr>
+          <w:spacing w:val="-2"/>
+          <w:w w:val="90"/>
+          <w:lang w:val="pt-BR"/>
+        </w:rPr>
+        <w:t xml:space="preserve">). The outputs are </w:t>
+      </w:r>
+      <w:proofErr w:type="spellStart"/>
+      <w:r>
+        <w:rPr>
+          <w:spacing w:val="-2"/>
+          <w:w w:val="90"/>
+          <w:lang w:val="pt-BR"/>
+        </w:rPr>
+        <w:t>organized</w:t>
+      </w:r>
+      <w:proofErr w:type="spellEnd"/>
+      <w:r>
+        <w:rPr>
+          <w:spacing w:val="-2"/>
+          <w:w w:val="90"/>
+          <w:lang w:val="pt-BR"/>
+        </w:rPr>
+        <w:t xml:space="preserve"> </w:t>
+      </w:r>
+      <w:proofErr w:type="spellStart"/>
+      <w:r>
+        <w:rPr>
+          <w:spacing w:val="-2"/>
+          <w:w w:val="90"/>
+          <w:lang w:val="pt-BR"/>
+        </w:rPr>
+        <w:t>into</w:t>
+      </w:r>
+      <w:proofErr w:type="spellEnd"/>
+      <w:r>
+        <w:rPr>
+          <w:spacing w:val="-2"/>
+          <w:w w:val="90"/>
+          <w:lang w:val="pt-BR"/>
+        </w:rPr>
+        <w:t xml:space="preserve"> </w:t>
+      </w:r>
+      <w:proofErr w:type="spellStart"/>
+      <w:r>
+        <w:rPr>
+          <w:spacing w:val="-2"/>
+          <w:w w:val="90"/>
+          <w:lang w:val="pt-BR"/>
+        </w:rPr>
+        <w:t>consolidated</w:t>
+      </w:r>
+      <w:proofErr w:type="spellEnd"/>
+      <w:r>
+        <w:rPr>
+          <w:spacing w:val="-2"/>
+          <w:w w:val="90"/>
+          <w:lang w:val="pt-BR"/>
+        </w:rPr>
+        <w:t xml:space="preserve"> </w:t>
+      </w:r>
+      <w:proofErr w:type="spellStart"/>
+      <w:r>
+        <w:rPr>
+          <w:spacing w:val="-2"/>
+          <w:w w:val="90"/>
+          <w:lang w:val="pt-BR"/>
+        </w:rPr>
+        <w:t>correlation</w:t>
+      </w:r>
+      <w:proofErr w:type="spellEnd"/>
+      <w:r>
+        <w:rPr>
+          <w:spacing w:val="-2"/>
+          <w:w w:val="90"/>
+          <w:lang w:val="pt-BR"/>
+        </w:rPr>
+        <w:t xml:space="preserve"> </w:t>
+      </w:r>
+      <w:proofErr w:type="spellStart"/>
+      <w:r>
+        <w:rPr>
+          <w:spacing w:val="-2"/>
+          <w:w w:val="90"/>
+          <w:lang w:val="pt-BR"/>
+        </w:rPr>
+        <w:t>heatmaps</w:t>
+      </w:r>
+      <w:proofErr w:type="spellEnd"/>
+      <w:r>
+        <w:rPr>
+          <w:spacing w:val="-2"/>
+          <w:w w:val="90"/>
+          <w:lang w:val="pt-BR"/>
+        </w:rPr>
+        <w:t xml:space="preserve">, individual </w:t>
+      </w:r>
+      <w:proofErr w:type="spellStart"/>
+      <w:r>
+        <w:rPr>
+          <w:spacing w:val="-2"/>
+          <w:w w:val="90"/>
+          <w:lang w:val="pt-BR"/>
+        </w:rPr>
+        <w:t>scree</w:t>
       </w:r>
       <w:proofErr w:type="spellEnd"/>
       <w:r>
@@ -16955,115 +19197,935 @@
           <w:w w:val="90"/>
           <w:lang w:val="pt-BR"/>
         </w:rPr>
-        <w:t xml:space="preserve"> </w:t>
-      </w:r>
-      <w:proofErr w:type="spellStart"/>
-      <w:r>
-        <w:rPr>
-          <w:spacing w:val="-2"/>
-          <w:w w:val="90"/>
-          <w:lang w:val="pt-BR"/>
-        </w:rPr>
-        <w:t>with</w:t>
-      </w:r>
-      <w:proofErr w:type="spellEnd"/>
-      <w:r>
-        <w:rPr>
-          <w:spacing w:val="-2"/>
-          <w:w w:val="90"/>
-          <w:lang w:val="pt-BR"/>
-        </w:rPr>
-        <w:t xml:space="preserve"> </w:t>
-      </w:r>
-      <w:proofErr w:type="spellStart"/>
-      <w:r>
-        <w:rPr>
-          <w:spacing w:val="-2"/>
-          <w:w w:val="90"/>
-          <w:lang w:val="pt-BR"/>
-        </w:rPr>
-        <w:t>Horn's</w:t>
-      </w:r>
-      <w:proofErr w:type="spellEnd"/>
-      <w:r>
-        <w:rPr>
-          <w:spacing w:val="-2"/>
-          <w:w w:val="90"/>
-          <w:lang w:val="pt-BR"/>
-        </w:rPr>
-        <w:t xml:space="preserve"> </w:t>
-      </w:r>
-      <w:proofErr w:type="spellStart"/>
-      <w:r>
-        <w:rPr>
-          <w:spacing w:val="-2"/>
-          <w:w w:val="90"/>
-          <w:lang w:val="pt-BR"/>
-        </w:rPr>
-        <w:t>Parallel</w:t>
-      </w:r>
-      <w:proofErr w:type="spellEnd"/>
-      <w:r>
-        <w:rPr>
-          <w:spacing w:val="-2"/>
-          <w:w w:val="90"/>
-          <w:lang w:val="pt-BR"/>
-        </w:rPr>
-        <w:t xml:space="preserve"> </w:t>
-      </w:r>
-      <w:proofErr w:type="spellStart"/>
-      <w:r>
-        <w:rPr>
-          <w:spacing w:val="-2"/>
-          <w:w w:val="90"/>
-          <w:lang w:val="pt-BR"/>
-        </w:rPr>
-        <w:t>Analysis</w:t>
-      </w:r>
-      <w:proofErr w:type="spellEnd"/>
-      <w:r>
-        <w:rPr>
-          <w:spacing w:val="-2"/>
-          <w:w w:val="90"/>
-          <w:lang w:val="pt-BR"/>
-        </w:rPr>
-        <w:t xml:space="preserve"> </w:t>
-      </w:r>
-      <w:proofErr w:type="spellStart"/>
-      <w:r>
-        <w:rPr>
-          <w:spacing w:val="-2"/>
-          <w:w w:val="90"/>
-          <w:lang w:val="pt-BR"/>
-        </w:rPr>
-        <w:t>generated</w:t>
-      </w:r>
-      <w:proofErr w:type="spellEnd"/>
-      <w:r>
-        <w:rPr>
-          <w:spacing w:val="-2"/>
-          <w:w w:val="90"/>
-          <w:lang w:val="pt-BR"/>
-        </w:rPr>
-        <w:t xml:space="preserve"> for individual </w:t>
-      </w:r>
-      <w:proofErr w:type="spellStart"/>
-      <w:r>
-        <w:rPr>
-          <w:spacing w:val="-2"/>
-          <w:w w:val="90"/>
-          <w:lang w:val="pt-BR"/>
-        </w:rPr>
-        <w:t>stimulus</w:t>
-      </w:r>
-      <w:proofErr w:type="spellEnd"/>
-      <w:r>
-        <w:rPr>
-          <w:spacing w:val="-2"/>
-          <w:w w:val="90"/>
-          <w:lang w:val="pt-BR"/>
-        </w:rPr>
-        <w:t xml:space="preserve"> assessments.</w:t>
+        <w:t xml:space="preserve">, a </w:t>
+      </w:r>
+      <w:proofErr w:type="spellStart"/>
+      <w:r>
+        <w:rPr>
+          <w:spacing w:val="-2"/>
+          <w:w w:val="90"/>
+          <w:lang w:val="pt-BR"/>
+        </w:rPr>
+        <w:t>multi-tab</w:t>
+      </w:r>
+      <w:proofErr w:type="spellEnd"/>
+      <w:r>
+        <w:rPr>
+          <w:spacing w:val="-2"/>
+          <w:w w:val="90"/>
+          <w:lang w:val="pt-BR"/>
+        </w:rPr>
+        <w:t xml:space="preserve"> EFA Excel </w:t>
+      </w:r>
+      <w:proofErr w:type="spellStart"/>
+      <w:r>
+        <w:rPr>
+          <w:spacing w:val="-2"/>
+          <w:w w:val="90"/>
+          <w:lang w:val="pt-BR"/>
+        </w:rPr>
+        <w:t>workbook</w:t>
+      </w:r>
+      <w:proofErr w:type="spellEnd"/>
+      <w:r>
+        <w:rPr>
+          <w:spacing w:val="-2"/>
+          <w:w w:val="90"/>
+          <w:lang w:val="pt-BR"/>
+        </w:rPr>
+        <w:t xml:space="preserve">, </w:t>
+      </w:r>
+      <w:proofErr w:type="spellStart"/>
+      <w:r>
+        <w:rPr>
+          <w:spacing w:val="-2"/>
+          <w:w w:val="90"/>
+          <w:lang w:val="pt-BR"/>
+        </w:rPr>
+        <w:t>and</w:t>
+      </w:r>
+      <w:proofErr w:type="spellEnd"/>
+      <w:r>
+        <w:rPr>
+          <w:spacing w:val="-2"/>
+          <w:w w:val="90"/>
+          <w:lang w:val="pt-BR"/>
+        </w:rPr>
+        <w:t xml:space="preserve"> a </w:t>
+      </w:r>
+      <w:proofErr w:type="spellStart"/>
+      <w:r>
+        <w:rPr>
+          <w:spacing w:val="-2"/>
+          <w:w w:val="90"/>
+          <w:lang w:val="pt-BR"/>
+        </w:rPr>
+        <w:t>multi-tab</w:t>
+      </w:r>
+      <w:proofErr w:type="spellEnd"/>
+      <w:r>
+        <w:rPr>
+          <w:spacing w:val="-2"/>
+          <w:w w:val="90"/>
+          <w:lang w:val="pt-BR"/>
+        </w:rPr>
+        <w:t xml:space="preserve"> CFA </w:t>
+      </w:r>
+      <w:proofErr w:type="spellStart"/>
+      <w:r>
+        <w:rPr>
+          <w:spacing w:val="-2"/>
+          <w:w w:val="90"/>
+          <w:lang w:val="pt-BR"/>
+        </w:rPr>
+        <w:t>comparison</w:t>
+      </w:r>
+      <w:proofErr w:type="spellEnd"/>
+      <w:r>
+        <w:rPr>
+          <w:spacing w:val="-2"/>
+          <w:w w:val="90"/>
+          <w:lang w:val="pt-BR"/>
+        </w:rPr>
+        <w:t xml:space="preserve"> </w:t>
+      </w:r>
+      <w:proofErr w:type="spellStart"/>
+      <w:r>
+        <w:rPr>
+          <w:spacing w:val="-2"/>
+          <w:w w:val="90"/>
+          <w:lang w:val="pt-BR"/>
+        </w:rPr>
+        <w:t>workbook</w:t>
+      </w:r>
+      <w:proofErr w:type="spellEnd"/>
+      <w:r>
+        <w:rPr>
+          <w:spacing w:val="-2"/>
+          <w:w w:val="90"/>
+          <w:lang w:val="pt-BR"/>
+        </w:rPr>
+        <w:t xml:space="preserve"> </w:t>
+      </w:r>
+      <w:proofErr w:type="spellStart"/>
+      <w:r>
+        <w:rPr>
+          <w:spacing w:val="-2"/>
+          <w:w w:val="90"/>
+          <w:lang w:val="pt-BR"/>
+        </w:rPr>
+        <w:t>containing</w:t>
+      </w:r>
+      <w:proofErr w:type="spellEnd"/>
+      <w:r>
+        <w:rPr>
+          <w:spacing w:val="-2"/>
+          <w:w w:val="90"/>
+          <w:lang w:val="pt-BR"/>
+        </w:rPr>
+        <w:t xml:space="preserve"> </w:t>
+      </w:r>
+      <w:proofErr w:type="spellStart"/>
+      <w:r>
+        <w:rPr>
+          <w:spacing w:val="-2"/>
+          <w:w w:val="90"/>
+          <w:lang w:val="pt-BR"/>
+        </w:rPr>
+        <w:t>goodness-of-fit</w:t>
+      </w:r>
+      <w:proofErr w:type="spellEnd"/>
+      <w:r>
+        <w:rPr>
+          <w:spacing w:val="-2"/>
+          <w:w w:val="90"/>
+          <w:lang w:val="pt-BR"/>
+        </w:rPr>
+        <w:t xml:space="preserve"> </w:t>
+      </w:r>
+      <w:proofErr w:type="spellStart"/>
+      <w:r>
+        <w:rPr>
+          <w:spacing w:val="-2"/>
+          <w:w w:val="90"/>
+          <w:lang w:val="pt-BR"/>
+        </w:rPr>
+        <w:t>indices</w:t>
+      </w:r>
+      <w:proofErr w:type="spellEnd"/>
+      <w:r>
+        <w:rPr>
+          <w:spacing w:val="-2"/>
+          <w:w w:val="90"/>
+          <w:lang w:val="pt-BR"/>
+        </w:rPr>
+        <w:t xml:space="preserve">, </w:t>
+      </w:r>
+      <w:proofErr w:type="spellStart"/>
+      <w:r>
+        <w:rPr>
+          <w:spacing w:val="-2"/>
+          <w:w w:val="90"/>
+          <w:lang w:val="pt-BR"/>
+        </w:rPr>
+        <w:t>construct</w:t>
+      </w:r>
+      <w:proofErr w:type="spellEnd"/>
+      <w:r>
+        <w:rPr>
+          <w:spacing w:val="-2"/>
+          <w:w w:val="90"/>
+          <w:lang w:val="pt-BR"/>
+        </w:rPr>
+        <w:t xml:space="preserve"> </w:t>
+      </w:r>
+      <w:proofErr w:type="spellStart"/>
+      <w:r>
+        <w:rPr>
+          <w:spacing w:val="-2"/>
+          <w:w w:val="90"/>
+          <w:lang w:val="pt-BR"/>
+        </w:rPr>
+        <w:t>reliability</w:t>
+      </w:r>
+      <w:proofErr w:type="spellEnd"/>
+      <w:r>
+        <w:rPr>
+          <w:spacing w:val="-2"/>
+          <w:w w:val="90"/>
+          <w:lang w:val="pt-BR"/>
+        </w:rPr>
+        <w:t xml:space="preserve"> (</w:t>
+      </w:r>
+      <m:oMath>
+        <m:r>
+          <w:rPr>
+            <w:rFonts w:ascii="Cambria Math" w:hAnsi="Cambria Math"/>
+            <w:spacing w:val="-2"/>
+            <w:w w:val="90"/>
+            <w:lang w:val="pt-BR"/>
+          </w:rPr>
+          <m:t>α</m:t>
+        </m:r>
+      </m:oMath>
+      <w:r>
+        <w:rPr>
+          <w:spacing w:val="-2"/>
+          <w:w w:val="90"/>
+          <w:lang w:val="pt-BR"/>
+        </w:rPr>
+        <w:t xml:space="preserve">, </w:t>
+      </w:r>
+      <m:oMath>
+        <m:r>
+          <w:rPr>
+            <w:rFonts w:ascii="Cambria Math" w:hAnsi="Cambria Math"/>
+            <w:spacing w:val="-2"/>
+            <w:w w:val="90"/>
+            <w:lang w:val="pt-BR"/>
+          </w:rPr>
+          <m:t>ω</m:t>
+        </m:r>
+      </m:oMath>
+      <w:r>
+        <w:rPr>
+          <w:spacing w:val="-2"/>
+          <w:w w:val="90"/>
+          <w:lang w:val="pt-BR"/>
+        </w:rPr>
+        <w:t xml:space="preserve">, AVE), and </w:t>
+      </w:r>
+      <w:proofErr w:type="spellStart"/>
+      <w:r>
+        <w:rPr>
+          <w:spacing w:val="-2"/>
+          <w:w w:val="90"/>
+          <w:lang w:val="pt-BR"/>
+        </w:rPr>
+        <w:t>standardized</w:t>
+      </w:r>
+      <w:proofErr w:type="spellEnd"/>
+      <w:r>
+        <w:rPr>
+          <w:spacing w:val="-2"/>
+          <w:w w:val="90"/>
+          <w:lang w:val="pt-BR"/>
+        </w:rPr>
+        <w:t xml:space="preserve"> item </w:t>
+      </w:r>
+      <w:proofErr w:type="spellStart"/>
+      <w:r>
+        <w:rPr>
+          <w:spacing w:val="-2"/>
+          <w:w w:val="90"/>
+          <w:lang w:val="pt-BR"/>
+        </w:rPr>
+        <w:t>loadings</w:t>
+      </w:r>
+      <w:proofErr w:type="spellEnd"/>
+      <w:r>
+        <w:rPr>
+          <w:spacing w:val="-2"/>
+          <w:w w:val="90"/>
+          <w:lang w:val="pt-BR"/>
+        </w:rPr>
+        <w:t xml:space="preserve"> (</w:t>
+      </w:r>
+      <m:oMath>
+        <m:r>
+          <w:rPr>
+            <w:rFonts w:ascii="Cambria Math" w:hAnsi="Cambria Math"/>
+            <w:spacing w:val="-2"/>
+            <w:w w:val="90"/>
+            <w:lang w:val="pt-BR"/>
+          </w:rPr>
+          <m:t>λ</m:t>
+        </m:r>
+      </m:oMath>
+      <w:r>
+        <w:rPr>
+          <w:spacing w:val="-2"/>
+          <w:w w:val="90"/>
+          <w:lang w:val="pt-BR"/>
+        </w:rPr>
+        <w:t>).</w:t>
+      </w:r>
+      <w:r>
+        <w:rPr>
+          <w:spacing w:val="-2"/>
+          <w:w w:val="90"/>
+          <w:lang w:val="pt-BR"/>
+        </w:rPr>
+        <w:t xml:space="preserve"> </w:t>
+      </w:r>
+      <w:proofErr w:type="spellStart"/>
+      <w:r>
+        <w:rPr>
+          <w:spacing w:val="-2"/>
+          <w:w w:val="90"/>
+          <w:lang w:val="pt-BR"/>
+        </w:rPr>
+        <w:t>Summarizing</w:t>
+      </w:r>
+      <w:proofErr w:type="spellEnd"/>
+      <w:r>
+        <w:rPr>
+          <w:spacing w:val="-2"/>
+          <w:w w:val="90"/>
+          <w:lang w:val="pt-BR"/>
+        </w:rPr>
+        <w:t xml:space="preserve">, </w:t>
+      </w:r>
+      <w:proofErr w:type="spellStart"/>
+      <w:r>
+        <w:rPr>
+          <w:spacing w:val="-2"/>
+          <w:w w:val="90"/>
+          <w:lang w:val="pt-BR"/>
+        </w:rPr>
+        <w:t>t</w:t>
+      </w:r>
+      <w:r>
+        <w:rPr>
+          <w:spacing w:val="-2"/>
+          <w:w w:val="90"/>
+          <w:lang w:val="pt-BR"/>
+        </w:rPr>
+        <w:t>his</w:t>
+      </w:r>
+      <w:proofErr w:type="spellEnd"/>
+      <w:r>
+        <w:rPr>
+          <w:spacing w:val="-2"/>
+          <w:w w:val="90"/>
+          <w:lang w:val="pt-BR"/>
+        </w:rPr>
+        <w:t xml:space="preserve"> script </w:t>
+      </w:r>
+      <w:proofErr w:type="spellStart"/>
+      <w:r>
+        <w:rPr>
+          <w:spacing w:val="-2"/>
+          <w:w w:val="90"/>
+          <w:lang w:val="pt-BR"/>
+        </w:rPr>
+        <w:t>performs</w:t>
+      </w:r>
+      <w:proofErr w:type="spellEnd"/>
+      <w:r>
+        <w:rPr>
+          <w:spacing w:val="-2"/>
+          <w:w w:val="90"/>
+          <w:lang w:val="pt-BR"/>
+        </w:rPr>
+        <w:t xml:space="preserve"> a </w:t>
+      </w:r>
+      <w:proofErr w:type="spellStart"/>
+      <w:r>
+        <w:rPr>
+          <w:spacing w:val="-2"/>
+          <w:w w:val="90"/>
+          <w:lang w:val="pt-BR"/>
+        </w:rPr>
+        <w:t>comparative</w:t>
+      </w:r>
+      <w:proofErr w:type="spellEnd"/>
+      <w:r>
+        <w:rPr>
+          <w:spacing w:val="-2"/>
+          <w:w w:val="90"/>
+          <w:lang w:val="pt-BR"/>
+        </w:rPr>
+        <w:t xml:space="preserve"> </w:t>
+      </w:r>
+      <w:proofErr w:type="spellStart"/>
+      <w:r>
+        <w:rPr>
+          <w:spacing w:val="-2"/>
+          <w:w w:val="90"/>
+          <w:lang w:val="pt-BR"/>
+        </w:rPr>
+        <w:t>synthesis</w:t>
+      </w:r>
+      <w:proofErr w:type="spellEnd"/>
+      <w:r>
+        <w:rPr>
+          <w:spacing w:val="-2"/>
+          <w:w w:val="90"/>
+          <w:lang w:val="pt-BR"/>
+        </w:rPr>
+        <w:t xml:space="preserve"> </w:t>
+      </w:r>
+      <w:proofErr w:type="spellStart"/>
+      <w:r>
+        <w:rPr>
+          <w:spacing w:val="-2"/>
+          <w:w w:val="90"/>
+          <w:lang w:val="pt-BR"/>
+        </w:rPr>
+        <w:t>of</w:t>
+      </w:r>
+      <w:proofErr w:type="spellEnd"/>
+      <w:r>
+        <w:rPr>
+          <w:spacing w:val="-2"/>
+          <w:w w:val="90"/>
+          <w:lang w:val="pt-BR"/>
+        </w:rPr>
+        <w:t xml:space="preserve"> </w:t>
+      </w:r>
+      <w:proofErr w:type="spellStart"/>
+      <w:r>
+        <w:rPr>
+          <w:spacing w:val="-2"/>
+          <w:w w:val="90"/>
+          <w:lang w:val="pt-BR"/>
+        </w:rPr>
+        <w:t>the</w:t>
+      </w:r>
+      <w:proofErr w:type="spellEnd"/>
+      <w:r>
+        <w:rPr>
+          <w:spacing w:val="-2"/>
+          <w:w w:val="90"/>
+          <w:lang w:val="pt-BR"/>
+        </w:rPr>
+        <w:t xml:space="preserve"> </w:t>
+      </w:r>
+      <w:proofErr w:type="spellStart"/>
+      <w:r>
+        <w:rPr>
+          <w:spacing w:val="-2"/>
+          <w:w w:val="90"/>
+          <w:lang w:val="pt-BR"/>
+        </w:rPr>
+        <w:t>obtained</w:t>
+      </w:r>
+      <w:proofErr w:type="spellEnd"/>
+      <w:r>
+        <w:rPr>
+          <w:spacing w:val="-2"/>
+          <w:w w:val="90"/>
+          <w:lang w:val="pt-BR"/>
+        </w:rPr>
+        <w:t xml:space="preserve"> </w:t>
+      </w:r>
+      <w:proofErr w:type="spellStart"/>
+      <w:r>
+        <w:rPr>
+          <w:spacing w:val="-2"/>
+          <w:w w:val="90"/>
+          <w:lang w:val="pt-BR"/>
+        </w:rPr>
+        <w:t>results</w:t>
+      </w:r>
+      <w:proofErr w:type="spellEnd"/>
+      <w:r>
+        <w:rPr>
+          <w:spacing w:val="-2"/>
+          <w:w w:val="90"/>
+          <w:lang w:val="pt-BR"/>
+        </w:rPr>
+        <w:t xml:space="preserve">. It </w:t>
+      </w:r>
+      <w:proofErr w:type="spellStart"/>
+      <w:r>
+        <w:rPr>
+          <w:spacing w:val="-2"/>
+          <w:w w:val="90"/>
+          <w:lang w:val="pt-BR"/>
+        </w:rPr>
+        <w:t>tests</w:t>
+      </w:r>
+      <w:proofErr w:type="spellEnd"/>
+      <w:r>
+        <w:rPr>
+          <w:spacing w:val="-2"/>
+          <w:w w:val="90"/>
+          <w:lang w:val="pt-BR"/>
+        </w:rPr>
+        <w:t xml:space="preserve"> </w:t>
+      </w:r>
+      <w:proofErr w:type="spellStart"/>
+      <w:r>
+        <w:rPr>
+          <w:spacing w:val="-2"/>
+          <w:w w:val="90"/>
+          <w:lang w:val="pt-BR"/>
+        </w:rPr>
+        <w:t>various</w:t>
+      </w:r>
+      <w:proofErr w:type="spellEnd"/>
+      <w:r>
+        <w:rPr>
+          <w:spacing w:val="-2"/>
+          <w:w w:val="90"/>
+          <w:lang w:val="pt-BR"/>
+        </w:rPr>
+        <w:t xml:space="preserve"> </w:t>
+      </w:r>
+      <w:proofErr w:type="spellStart"/>
+      <w:r>
+        <w:rPr>
+          <w:spacing w:val="-2"/>
+          <w:w w:val="90"/>
+          <w:lang w:val="pt-BR"/>
+        </w:rPr>
+        <w:t>alternative</w:t>
+      </w:r>
+      <w:proofErr w:type="spellEnd"/>
+      <w:r>
+        <w:rPr>
+          <w:spacing w:val="-2"/>
+          <w:w w:val="90"/>
+          <w:lang w:val="pt-BR"/>
+        </w:rPr>
+        <w:t xml:space="preserve"> </w:t>
+      </w:r>
+      <w:proofErr w:type="spellStart"/>
+      <w:r>
+        <w:rPr>
+          <w:spacing w:val="-2"/>
+          <w:w w:val="90"/>
+          <w:lang w:val="pt-BR"/>
+        </w:rPr>
+        <w:t>factor</w:t>
+      </w:r>
+      <w:proofErr w:type="spellEnd"/>
+      <w:r>
+        <w:rPr>
+          <w:spacing w:val="-2"/>
+          <w:w w:val="90"/>
+          <w:lang w:val="pt-BR"/>
+        </w:rPr>
+        <w:t xml:space="preserve"> </w:t>
+      </w:r>
+      <w:proofErr w:type="spellStart"/>
+      <w:r>
+        <w:rPr>
+          <w:spacing w:val="-2"/>
+          <w:w w:val="90"/>
+          <w:lang w:val="pt-BR"/>
+        </w:rPr>
+        <w:t>structures</w:t>
+      </w:r>
+      <w:proofErr w:type="spellEnd"/>
+      <w:r>
+        <w:rPr>
+          <w:spacing w:val="-2"/>
+          <w:w w:val="90"/>
+          <w:lang w:val="pt-BR"/>
+        </w:rPr>
+        <w:t xml:space="preserve"> </w:t>
+      </w:r>
+      <w:proofErr w:type="spellStart"/>
+      <w:r>
+        <w:rPr>
+          <w:spacing w:val="-2"/>
+          <w:w w:val="90"/>
+          <w:lang w:val="pt-BR"/>
+        </w:rPr>
+        <w:t>and</w:t>
+      </w:r>
+      <w:proofErr w:type="spellEnd"/>
+      <w:r>
+        <w:rPr>
+          <w:spacing w:val="-2"/>
+          <w:w w:val="90"/>
+          <w:lang w:val="pt-BR"/>
+        </w:rPr>
+        <w:t xml:space="preserve"> displays, in </w:t>
+      </w:r>
+      <w:proofErr w:type="spellStart"/>
+      <w:r>
+        <w:rPr>
+          <w:spacing w:val="-2"/>
+          <w:w w:val="90"/>
+          <w:lang w:val="pt-BR"/>
+        </w:rPr>
+        <w:t>comprehensive</w:t>
+      </w:r>
+      <w:proofErr w:type="spellEnd"/>
+      <w:r>
+        <w:rPr>
+          <w:spacing w:val="-2"/>
+          <w:w w:val="90"/>
+          <w:lang w:val="pt-BR"/>
+        </w:rPr>
+        <w:t xml:space="preserve"> </w:t>
+      </w:r>
+      <w:proofErr w:type="spellStart"/>
+      <w:r>
+        <w:rPr>
+          <w:spacing w:val="-2"/>
+          <w:w w:val="90"/>
+          <w:lang w:val="pt-BR"/>
+        </w:rPr>
+        <w:t>spreadsheets</w:t>
+      </w:r>
+      <w:proofErr w:type="spellEnd"/>
+      <w:r>
+        <w:rPr>
+          <w:spacing w:val="-2"/>
+          <w:w w:val="90"/>
+          <w:lang w:val="pt-BR"/>
+        </w:rPr>
+        <w:t xml:space="preserve">, </w:t>
+      </w:r>
+      <w:proofErr w:type="spellStart"/>
+      <w:r>
+        <w:rPr>
+          <w:spacing w:val="-2"/>
+          <w:w w:val="90"/>
+          <w:lang w:val="pt-BR"/>
+        </w:rPr>
+        <w:t>how</w:t>
+      </w:r>
+      <w:proofErr w:type="spellEnd"/>
+      <w:r>
+        <w:rPr>
+          <w:spacing w:val="-2"/>
+          <w:w w:val="90"/>
+          <w:lang w:val="pt-BR"/>
+        </w:rPr>
+        <w:t xml:space="preserve"> </w:t>
+      </w:r>
+      <w:proofErr w:type="spellStart"/>
+      <w:r>
+        <w:rPr>
+          <w:spacing w:val="-2"/>
+          <w:w w:val="90"/>
+          <w:lang w:val="pt-BR"/>
+        </w:rPr>
+        <w:t>each</w:t>
+      </w:r>
+      <w:proofErr w:type="spellEnd"/>
+      <w:r>
+        <w:rPr>
+          <w:spacing w:val="-2"/>
+          <w:w w:val="90"/>
+          <w:lang w:val="pt-BR"/>
+        </w:rPr>
+        <w:t xml:space="preserve"> </w:t>
+      </w:r>
+      <w:proofErr w:type="spellStart"/>
+      <w:r>
+        <w:rPr>
+          <w:spacing w:val="-2"/>
+          <w:w w:val="90"/>
+          <w:lang w:val="pt-BR"/>
+        </w:rPr>
+        <w:t>one</w:t>
+      </w:r>
+      <w:proofErr w:type="spellEnd"/>
+      <w:r>
+        <w:rPr>
+          <w:spacing w:val="-2"/>
+          <w:w w:val="90"/>
+          <w:lang w:val="pt-BR"/>
+        </w:rPr>
+        <w:t xml:space="preserve"> </w:t>
+      </w:r>
+      <w:proofErr w:type="spellStart"/>
+      <w:r>
+        <w:rPr>
+          <w:spacing w:val="-2"/>
+          <w:w w:val="90"/>
+          <w:lang w:val="pt-BR"/>
+        </w:rPr>
+        <w:t>performs</w:t>
+      </w:r>
+      <w:proofErr w:type="spellEnd"/>
+      <w:r>
+        <w:rPr>
+          <w:spacing w:val="-2"/>
+          <w:w w:val="90"/>
+          <w:lang w:val="pt-BR"/>
+        </w:rPr>
+        <w:t xml:space="preserve"> </w:t>
+      </w:r>
+      <w:proofErr w:type="spellStart"/>
+      <w:r>
+        <w:rPr>
+          <w:spacing w:val="-2"/>
+          <w:w w:val="90"/>
+          <w:lang w:val="pt-BR"/>
+        </w:rPr>
+        <w:t>both</w:t>
+      </w:r>
+      <w:proofErr w:type="spellEnd"/>
+      <w:r>
+        <w:rPr>
+          <w:spacing w:val="-2"/>
+          <w:w w:val="90"/>
+          <w:lang w:val="pt-BR"/>
+        </w:rPr>
+        <w:t xml:space="preserve"> in </w:t>
+      </w:r>
+      <w:proofErr w:type="spellStart"/>
+      <w:r>
+        <w:rPr>
+          <w:spacing w:val="-2"/>
+          <w:w w:val="90"/>
+          <w:lang w:val="pt-BR"/>
+        </w:rPr>
+        <w:t>the</w:t>
+      </w:r>
+      <w:proofErr w:type="spellEnd"/>
+      <w:r>
+        <w:rPr>
+          <w:spacing w:val="-2"/>
+          <w:w w:val="90"/>
+          <w:lang w:val="pt-BR"/>
+        </w:rPr>
+        <w:t xml:space="preserve"> overall sample </w:t>
+      </w:r>
+      <w:proofErr w:type="spellStart"/>
+      <w:r>
+        <w:rPr>
+          <w:spacing w:val="-2"/>
+          <w:w w:val="90"/>
+          <w:lang w:val="pt-BR"/>
+        </w:rPr>
+        <w:t>and</w:t>
+      </w:r>
+      <w:proofErr w:type="spellEnd"/>
+      <w:r>
+        <w:rPr>
+          <w:spacing w:val="-2"/>
+          <w:w w:val="90"/>
+          <w:lang w:val="pt-BR"/>
+        </w:rPr>
+        <w:t xml:space="preserve"> </w:t>
+      </w:r>
+      <w:proofErr w:type="spellStart"/>
+      <w:r>
+        <w:rPr>
+          <w:spacing w:val="-2"/>
+          <w:w w:val="90"/>
+          <w:lang w:val="pt-BR"/>
+        </w:rPr>
+        <w:t>within</w:t>
+      </w:r>
+      <w:proofErr w:type="spellEnd"/>
+      <w:r>
+        <w:rPr>
+          <w:spacing w:val="-2"/>
+          <w:w w:val="90"/>
+          <w:lang w:val="pt-BR"/>
+        </w:rPr>
+        <w:t xml:space="preserve"> </w:t>
+      </w:r>
+      <w:proofErr w:type="spellStart"/>
+      <w:r>
+        <w:rPr>
+          <w:spacing w:val="-2"/>
+          <w:w w:val="90"/>
+          <w:lang w:val="pt-BR"/>
+        </w:rPr>
+        <w:t>each</w:t>
+      </w:r>
+      <w:proofErr w:type="spellEnd"/>
+      <w:r>
+        <w:rPr>
+          <w:spacing w:val="-2"/>
+          <w:w w:val="90"/>
+          <w:lang w:val="pt-BR"/>
+        </w:rPr>
+        <w:t xml:space="preserve"> individual </w:t>
+      </w:r>
+      <w:r>
+        <w:rPr>
+          <w:spacing w:val="-2"/>
+          <w:w w:val="90"/>
+          <w:lang w:val="pt-BR"/>
+        </w:rPr>
+        <w:lastRenderedPageBreak/>
+        <w:t>s</w:t>
+      </w:r>
+      <w:r>
+        <w:rPr>
+          <w:spacing w:val="-2"/>
+          <w:w w:val="90"/>
+          <w:lang w:val="pt-BR"/>
+        </w:rPr>
+        <w:t>ystem</w:t>
+      </w:r>
+    </w:p>
+    <w:p>
+      <w:pPr>
+        <w:pStyle w:val="BodyText"/>
+        <w:rPr>
+          <w:spacing w:val="-2"/>
+          <w:w w:val="90"/>
+          <w:lang w:val="pt-BR"/>
+        </w:rPr>
+      </w:pPr>
+    </w:p>
+    <w:p>
+      <w:pPr>
+        <w:pStyle w:val="Heading3"/>
+        <w:ind w:left="0" w:firstLine="0"/>
+        <w:rPr>
+          <w:w w:val="90"/>
+          <w:lang w:val="pt-BR"/>
+        </w:rPr>
+      </w:pPr>
+      <w:r>
+        <w:rPr>
+          <w:w w:val="90"/>
+          <w:lang w:val="pt-BR"/>
+        </w:rPr>
+        <w:t xml:space="preserve">Input File (folder Data): </w:t>
+      </w:r>
+    </w:p>
+    <w:p>
+      <w:pPr>
+        <w:pStyle w:val="BodyText"/>
+        <w:ind w:left="720"/>
+        <w:rPr>
+          <w:spacing w:val="-2"/>
+          <w:w w:val="90"/>
+          <w:lang w:val="pt-BR"/>
+        </w:rPr>
+      </w:pPr>
+      <w:r>
+        <w:rPr>
+          <w:spacing w:val="-2"/>
+          <w:w w:val="90"/>
+        </w:rPr>
+        <w:t xml:space="preserve">multigroup_ratings.csv — </w:t>
+      </w:r>
+      <w:proofErr w:type="gramStart"/>
+      <w:r>
+        <w:rPr>
+          <w:spacing w:val="-2"/>
+          <w:w w:val="90"/>
+        </w:rPr>
+        <w:t>Multi-group</w:t>
+      </w:r>
+      <w:proofErr w:type="gramEnd"/>
+      <w:r>
+        <w:rPr>
+          <w:spacing w:val="-2"/>
+          <w:w w:val="90"/>
+        </w:rPr>
+        <w:t xml:space="preserve"> survey ratings dataset containing individual item responses across constructs alongside the stimulus grouping variable.</w:t>
+      </w:r>
+    </w:p>
+    <w:p>
+      <w:pPr>
+        <w:pStyle w:val="BodyText"/>
+        <w:ind w:left="720"/>
+        <w:rPr>
+          <w:spacing w:val="-2"/>
+          <w:w w:val="90"/>
+          <w:lang w:val="pt-BR"/>
+        </w:rPr>
+      </w:pPr>
+    </w:p>
+    <w:p>
+      <w:pPr>
+        <w:pStyle w:val="BodyText"/>
+        <w:ind w:left="720"/>
+        <w:rPr>
+          <w:spacing w:val="-2"/>
+          <w:w w:val="90"/>
+          <w:lang w:val="pt-BR"/>
+        </w:rPr>
+      </w:pPr>
+    </w:p>
+    <w:p>
+      <w:pPr>
+        <w:pStyle w:val="Heading3"/>
+        <w:ind w:left="0" w:firstLine="0"/>
+        <w:rPr>
+          <w:w w:val="90"/>
+          <w:lang w:val="pt-BR"/>
+        </w:rPr>
+      </w:pPr>
+      <w:r>
+        <w:rPr>
+          <w:w w:val="90"/>
+          <w:lang w:val="pt-BR"/>
+        </w:rPr>
+        <w:t>Output File (folder Data_analysis)</w:t>
+      </w:r>
+    </w:p>
+    <w:p>
+      <w:pPr>
+        <w:pStyle w:val="BodyText"/>
+        <w:numPr>
+          <w:ilvl w:val="0"/>
+          <w:numId w:val="7"/>
+        </w:numPr>
+        <w:rPr>
+          <w:spacing w:val="-2"/>
+          <w:w w:val="90"/>
+          <w:lang w:val="pt-BR"/>
+        </w:rPr>
+      </w:pPr>
+      <w:proofErr w:type="spellStart"/>
+      <w:r>
+        <w:rPr>
+          <w:b/>
+          <w:bCs/>
+          <w:spacing w:val="-2"/>
+          <w:w w:val="90"/>
+          <w:lang w:val="pt-BR"/>
+        </w:rPr>
+        <w:t>Exported</w:t>
+      </w:r>
+      <w:proofErr w:type="spellEnd"/>
+      <w:r>
+        <w:rPr>
+          <w:b/>
+          <w:bCs/>
+          <w:spacing w:val="-2"/>
+          <w:w w:val="90"/>
+          <w:lang w:val="pt-BR"/>
+        </w:rPr>
+        <w:t xml:space="preserve"> Data Files:</w:t>
       </w:r>
     </w:p>
     <w:p>
@@ -17079,26 +20141,62 @@
           <w:lang w:val="pt-BR"/>
         </w:rPr>
       </w:pPr>
-      <w:proofErr w:type="spellStart"/>
-      <w:r>
-        <w:rPr>
-          <w:spacing w:val="-2"/>
-          <w:w w:val="90"/>
-        </w:rPr>
-        <w:t>pearsonr</w:t>
+      <w:r>
+        <w:rPr>
+          <w:spacing w:val="-2"/>
+          <w:w w:val="90"/>
+          <w:lang w:val="pt-BR"/>
+        </w:rPr>
+        <w:t>xxx</w:t>
+      </w:r>
+      <w:r>
+        <w:rPr>
+          <w:spacing w:val="-2"/>
+          <w:w w:val="90"/>
+          <w:lang w:val="pt-BR"/>
+        </w:rPr>
+        <w:t>.csv</w:t>
+      </w:r>
+      <w:r>
+        <w:rPr>
+          <w:spacing w:val="-2"/>
+          <w:w w:val="90"/>
+          <w:lang w:val="pt-BR"/>
+        </w:rPr>
+        <w:t xml:space="preserve">: </w:t>
+      </w:r>
+      <w:r>
+        <w:rPr>
+          <w:spacing w:val="-2"/>
+          <w:w w:val="90"/>
+        </w:rPr>
+        <w:t xml:space="preserve">correlation calculated by </w:t>
+      </w:r>
+      <w:proofErr w:type="spellStart"/>
+      <w:proofErr w:type="gramStart"/>
+      <w:r>
+        <w:rPr>
+          <w:spacing w:val="-2"/>
+          <w:w w:val="90"/>
+        </w:rPr>
+        <w:t>scipy.stats</w:t>
+      </w:r>
+      <w:proofErr w:type="gramEnd"/>
+      <w:r>
+        <w:rPr>
+          <w:spacing w:val="-2"/>
+          <w:w w:val="90"/>
+        </w:rPr>
+        <w:t>.pearsonr</w:t>
       </w:r>
       <w:proofErr w:type="spellEnd"/>
     </w:p>
     <w:p>
       <w:pPr>
         <w:pStyle w:val="BodyText"/>
-        <w:ind w:left="720"/>
-        <w:rPr>
-          <w:b/>
-          <w:bCs/>
-          <w:spacing w:val="-2"/>
-          <w:w w:val="90"/>
-          <w:lang w:val="pt-BR"/>
+        <w:rPr>
+          <w:spacing w:val="-2"/>
+          <w:w w:val="90"/>
         </w:rPr>
       </w:pPr>
     </w:p>
@@ -17108,262 +20206,8 @@
         <w:rPr>
           <w:spacing w:val="-2"/>
           <w:w w:val="90"/>
-          <w:lang w:val="pt-BR"/>
-        </w:rPr>
-      </w:pPr>
-    </w:p>
-    <w:p>
-      <w:pPr>
-        <w:pStyle w:val="BodyText"/>
-        <w:rPr>
-          <w:spacing w:val="-2"/>
-          <w:w w:val="90"/>
-          <w:lang w:val="pt-BR"/>
-        </w:rPr>
-      </w:pPr>
-    </w:p>
-    <w:p>
-      <w:pPr>
-        <w:pStyle w:val="BodyText"/>
-        <w:rPr>
-          <w:spacing w:val="-2"/>
-          <w:w w:val="90"/>
-          <w:lang w:val="pt-BR"/>
-        </w:rPr>
-      </w:pPr>
-    </w:p>
-    <w:p>
-      <w:pPr>
-        <w:pStyle w:val="Heading1"/>
-        <w:tabs>
-          <w:tab w:val="num" w:pos="720"/>
-        </w:tabs>
-        <w:ind w:left="862"/>
-        <w:rPr>
-          <w:b w:val="0"/>
-          <w:bCs w:val="0"/>
-          <w:spacing w:val="-2"/>
-          <w:w w:val="90"/>
-          <w:lang w:val="pt-BR"/>
-        </w:rPr>
-      </w:pPr>
-      <w:r>
-        <w:rPr>
-          <w:w w:val="90"/>
-          <w:lang w:val="pt-BR"/>
-        </w:rPr>
-        <w:t xml:space="preserve">Reproduce6 - </w:t>
-      </w:r>
-      <w:proofErr w:type="spellStart"/>
-      <w:r>
-        <w:rPr>
-          <w:w w:val="90"/>
-          <w:lang w:val="pt-BR"/>
-        </w:rPr>
-        <w:t>Analysis</w:t>
-      </w:r>
-      <w:proofErr w:type="spellEnd"/>
-      <w:r>
-        <w:rPr>
-          <w:w w:val="90"/>
-          <w:lang w:val="pt-BR"/>
-        </w:rPr>
-        <w:t xml:space="preserve"> </w:t>
-      </w:r>
-      <w:proofErr w:type="spellStart"/>
-      <w:r>
-        <w:rPr>
-          <w:w w:val="90"/>
-          <w:lang w:val="pt-BR"/>
-        </w:rPr>
-        <w:t>by</w:t>
-      </w:r>
-      <w:proofErr w:type="spellEnd"/>
-      <w:r>
-        <w:rPr>
-          <w:w w:val="90"/>
-          <w:lang w:val="pt-BR"/>
-        </w:rPr>
-        <w:t xml:space="preserve"> system</w:t>
-      </w:r>
-    </w:p>
-    <w:p>
-      <w:pPr>
-        <w:pStyle w:val="Heading3"/>
-        <w:ind w:left="0" w:firstLine="0"/>
-        <w:rPr>
-          <w:w w:val="90"/>
-          <w:lang w:val="pt-BR"/>
-        </w:rPr>
-      </w:pPr>
-    </w:p>
-    <w:p>
-      <w:pPr>
-        <w:pStyle w:val="Heading3"/>
-        <w:ind w:left="0" w:firstLine="0"/>
-        <w:rPr>
-          <w:w w:val="90"/>
-          <w:lang w:val="pt-BR"/>
-        </w:rPr>
-      </w:pPr>
-      <w:r>
-        <w:rPr>
-          <w:w w:val="90"/>
-          <w:lang w:val="pt-BR"/>
-        </w:rPr>
-        <w:t xml:space="preserve">Notebook: </w:t>
-      </w:r>
-      <w:proofErr w:type="spellStart"/>
-      <w:r>
-        <w:rPr>
-          <w:w w:val="90"/>
-          <w:lang w:val="pt-BR"/>
-        </w:rPr>
-        <w:t>Val_</w:t>
-      </w:r>
-      <w:r>
-        <w:rPr>
-          <w:w w:val="90"/>
-          <w:lang w:val="pt-BR"/>
-        </w:rPr>
-        <w:t>x</w:t>
-      </w:r>
-      <w:proofErr w:type="spellEnd"/>
-    </w:p>
-    <w:p>
-      <w:pPr>
-        <w:pStyle w:val="Heading3"/>
-        <w:ind w:left="0" w:firstLine="0"/>
-        <w:rPr>
-          <w:w w:val="90"/>
-          <w:lang w:val="pt-BR"/>
-        </w:rPr>
-      </w:pPr>
-    </w:p>
-    <w:p>
-      <w:pPr>
-        <w:pStyle w:val="Heading3"/>
-        <w:ind w:left="0" w:firstLine="0"/>
-        <w:rPr>
-          <w:w w:val="90"/>
-          <w:lang w:val="pt-BR"/>
-        </w:rPr>
-      </w:pPr>
-      <w:proofErr w:type="spellStart"/>
-      <w:r>
-        <w:rPr>
-          <w:w w:val="90"/>
-          <w:lang w:val="pt-BR"/>
-        </w:rPr>
-        <w:t>Description</w:t>
-      </w:r>
-      <w:proofErr w:type="spellEnd"/>
-      <w:r>
-        <w:rPr>
-          <w:w w:val="90"/>
-          <w:lang w:val="pt-BR"/>
-        </w:rPr>
-        <w:t xml:space="preserve">: </w:t>
-      </w:r>
-    </w:p>
-    <w:p>
-      <w:pPr>
-        <w:pStyle w:val="BodyText"/>
-        <w:rPr>
-          <w:spacing w:val="-2"/>
-          <w:w w:val="90"/>
-          <w:lang w:val="pt-BR"/>
-        </w:rPr>
-      </w:pPr>
-      <w:proofErr w:type="spellStart"/>
-      <w:r>
-        <w:rPr>
-          <w:spacing w:val="-2"/>
-          <w:w w:val="90"/>
-          <w:lang w:val="pt-BR"/>
-        </w:rPr>
-        <w:t>This</w:t>
-      </w:r>
-      <w:proofErr w:type="spellEnd"/>
-      <w:r>
-        <w:rPr>
-          <w:spacing w:val="-2"/>
-          <w:w w:val="90"/>
-          <w:lang w:val="pt-BR"/>
-        </w:rPr>
-        <w:t xml:space="preserve"> notebook </w:t>
-      </w:r>
-    </w:p>
-    <w:p>
-      <w:pPr>
-        <w:pStyle w:val="BodyText"/>
-        <w:rPr>
-          <w:spacing w:val="-2"/>
-          <w:w w:val="90"/>
-          <w:lang w:val="pt-BR"/>
-        </w:rPr>
-      </w:pPr>
-    </w:p>
-    <w:p>
-      <w:pPr>
-        <w:pStyle w:val="Heading3"/>
-        <w:ind w:left="0" w:firstLine="0"/>
-        <w:rPr>
-          <w:w w:val="90"/>
-          <w:lang w:val="pt-BR"/>
-        </w:rPr>
-      </w:pPr>
-      <w:r>
-        <w:rPr>
-          <w:w w:val="90"/>
-          <w:lang w:val="pt-BR"/>
-        </w:rPr>
-        <w:t xml:space="preserve">Input File (folder Data): </w:t>
-      </w:r>
-    </w:p>
-    <w:p>
-      <w:pPr>
-        <w:pStyle w:val="BodyText"/>
-        <w:ind w:left="720"/>
-        <w:rPr>
-          <w:spacing w:val="-2"/>
-          <w:w w:val="90"/>
-          <w:lang w:val="pt-BR"/>
-        </w:rPr>
-      </w:pPr>
-      <w:r>
-        <w:rPr>
-          <w:spacing w:val="-2"/>
-          <w:w w:val="90"/>
-          <w:lang w:val="pt-BR"/>
-        </w:rPr>
-        <w:t>xxx</w:t>
-      </w:r>
-      <w:r>
-        <w:rPr>
-          <w:spacing w:val="-2"/>
-          <w:w w:val="90"/>
-          <w:lang w:val="pt-BR"/>
-        </w:rPr>
-        <w:t>.csv</w:t>
-      </w:r>
-    </w:p>
-    <w:p>
-      <w:pPr>
-        <w:pStyle w:val="Heading3"/>
-        <w:ind w:left="0" w:firstLine="0"/>
-        <w:rPr>
-          <w:w w:val="90"/>
-          <w:lang w:val="pt-BR"/>
-        </w:rPr>
-      </w:pPr>
-      <w:r>
-        <w:rPr>
-          <w:w w:val="90"/>
-          <w:lang w:val="pt-BR"/>
-        </w:rPr>
-        <w:t>Output File (folder Data_analysis)</w:t>
-      </w:r>
+        </w:rPr>
+      </w:pPr>
     </w:p>
     <w:p>
       <w:pPr>
@@ -17378,6 +20222,7 @@
           <w:lang w:val="pt-BR"/>
         </w:rPr>
       </w:pPr>
+      <w:proofErr w:type="spellStart"/>
       <w:r>
         <w:rPr>
           <w:b/>
@@ -17386,7 +20231,58 @@
           <w:w w:val="90"/>
           <w:lang w:val="pt-BR"/>
         </w:rPr>
-        <w:t>Visualizations:</w:t>
+        <w:t>Visualizations</w:t>
+      </w:r>
+      <w:proofErr w:type="spellEnd"/>
+      <w:r>
+        <w:rPr>
+          <w:b/>
+          <w:bCs/>
+          <w:spacing w:val="-2"/>
+          <w:w w:val="90"/>
+          <w:lang w:val="pt-BR"/>
+        </w:rPr>
+        <w:t>:</w:t>
+      </w:r>
+      <w:r>
+        <w:rPr>
+          <w:spacing w:val="-2"/>
+          <w:w w:val="90"/>
+          <w:lang w:val="pt-BR"/>
+        </w:rPr>
+        <w:t xml:space="preserve"> </w:t>
+      </w:r>
+      <w:r>
+        <w:rPr>
+          <w:b/>
+          <w:bCs/>
+          <w:spacing w:val="-2"/>
+          <w:w w:val="90"/>
+          <w:lang w:val="pt-BR"/>
+        </w:rPr>
+        <w:t xml:space="preserve">(folder </w:t>
+      </w:r>
+      <w:proofErr w:type="spellStart"/>
+      <w:r>
+        <w:rPr>
+          <w:b/>
+          <w:bCs/>
+          <w:spacing w:val="-2"/>
+          <w:w w:val="90"/>
+          <w:lang w:val="pt-BR"/>
+        </w:rPr>
+        <w:t>generatedPlots</w:t>
+      </w:r>
+      <w:proofErr w:type="spellEnd"/>
+      <w:r>
+        <w:rPr>
+          <w:b/>
+          <w:bCs/>
+          <w:spacing w:val="-2"/>
+          <w:w w:val="90"/>
+          <w:lang w:val="pt-BR"/>
+        </w:rPr>
+        <w:t>)</w:t>
       </w:r>
     </w:p>
     <w:p>
@@ -17394,7 +20290,7 @@
         <w:pStyle w:val="BodyText"/>
         <w:numPr>
           <w:ilvl w:val="1"/>
-          <w:numId w:val="7"/>
+          <w:numId w:val="23"/>
         </w:numPr>
         <w:rPr>
           <w:spacing w:val="-2"/>
@@ -17408,15 +20304,497 @@
           <w:w w:val="90"/>
           <w:lang w:val="pt-BR"/>
         </w:rPr>
-        <w:t>yyy</w:t>
-      </w:r>
-      <w:r>
-        <w:rPr>
-          <w:spacing w:val="-2"/>
-          <w:w w:val="90"/>
-          <w:lang w:val="pt-BR"/>
-        </w:rPr>
-        <w:t xml:space="preserve">.png:. </w:t>
+        <w:t>Polychoric_Correlations_Consolidated.pdf —</w:t>
+      </w:r>
+      <w:r>
+        <w:rPr>
+          <w:spacing w:val="-2"/>
+          <w:w w:val="90"/>
+          <w:lang w:val="pt-BR"/>
+        </w:rPr>
+        <w:t>C</w:t>
+      </w:r>
+      <w:r>
+        <w:rPr>
+          <w:spacing w:val="-2"/>
+          <w:w w:val="90"/>
+          <w:lang w:val="pt-BR"/>
+        </w:rPr>
+        <w:t>omplete</w:t>
+      </w:r>
+      <w:r>
+        <w:rPr>
+          <w:spacing w:val="-2"/>
+          <w:w w:val="90"/>
+          <w:lang w:val="pt-BR"/>
+        </w:rPr>
+        <w:t xml:space="preserve"> set </w:t>
+      </w:r>
+      <w:proofErr w:type="spellStart"/>
+      <w:r>
+        <w:rPr>
+          <w:spacing w:val="-2"/>
+          <w:w w:val="90"/>
+          <w:lang w:val="pt-BR"/>
+        </w:rPr>
+        <w:t>of</w:t>
+      </w:r>
+      <w:proofErr w:type="spellEnd"/>
+      <w:r>
+        <w:rPr>
+          <w:spacing w:val="-2"/>
+          <w:w w:val="90"/>
+          <w:lang w:val="pt-BR"/>
+        </w:rPr>
+        <w:t xml:space="preserve"> </w:t>
+      </w:r>
+      <w:proofErr w:type="spellStart"/>
+      <w:r>
+        <w:rPr>
+          <w:spacing w:val="-2"/>
+          <w:w w:val="90"/>
+          <w:lang w:val="pt-BR"/>
+        </w:rPr>
+        <w:t>polychoric</w:t>
+      </w:r>
+      <w:proofErr w:type="spellEnd"/>
+      <w:r>
+        <w:rPr>
+          <w:spacing w:val="-2"/>
+          <w:w w:val="90"/>
+          <w:lang w:val="pt-BR"/>
+        </w:rPr>
+        <w:t xml:space="preserve"> </w:t>
+      </w:r>
+      <w:proofErr w:type="spellStart"/>
+      <w:r>
+        <w:rPr>
+          <w:spacing w:val="-2"/>
+          <w:w w:val="90"/>
+          <w:lang w:val="pt-BR"/>
+        </w:rPr>
+        <w:t>correlation</w:t>
+      </w:r>
+      <w:proofErr w:type="spellEnd"/>
+      <w:r>
+        <w:rPr>
+          <w:spacing w:val="-2"/>
+          <w:w w:val="90"/>
+          <w:lang w:val="pt-BR"/>
+        </w:rPr>
+        <w:t xml:space="preserve"> </w:t>
+      </w:r>
+      <w:proofErr w:type="spellStart"/>
+      <w:r>
+        <w:rPr>
+          <w:spacing w:val="-2"/>
+          <w:w w:val="90"/>
+          <w:lang w:val="pt-BR"/>
+        </w:rPr>
+        <w:t>heatmaps</w:t>
+      </w:r>
+      <w:proofErr w:type="spellEnd"/>
+      <w:r>
+        <w:rPr>
+          <w:spacing w:val="-2"/>
+          <w:w w:val="90"/>
+          <w:lang w:val="pt-BR"/>
+        </w:rPr>
+        <w:t xml:space="preserve"> (</w:t>
+      </w:r>
+      <w:proofErr w:type="spellStart"/>
+      <w:r>
+        <w:rPr>
+          <w:spacing w:val="-2"/>
+          <w:w w:val="90"/>
+          <w:lang w:val="pt-BR"/>
+        </w:rPr>
+        <w:t>corrplot</w:t>
+      </w:r>
+      <w:proofErr w:type="spellEnd"/>
+      <w:r>
+        <w:rPr>
+          <w:spacing w:val="-2"/>
+          <w:w w:val="90"/>
+          <w:lang w:val="pt-BR"/>
+        </w:rPr>
+        <w:t xml:space="preserve">) for </w:t>
+      </w:r>
+      <w:proofErr w:type="spellStart"/>
+      <w:r>
+        <w:rPr>
+          <w:spacing w:val="-2"/>
+          <w:w w:val="90"/>
+          <w:lang w:val="pt-BR"/>
+        </w:rPr>
+        <w:t>the</w:t>
+      </w:r>
+      <w:proofErr w:type="spellEnd"/>
+      <w:r>
+        <w:rPr>
+          <w:spacing w:val="-2"/>
+          <w:w w:val="90"/>
+          <w:lang w:val="pt-BR"/>
+        </w:rPr>
+        <w:t xml:space="preserve"> </w:t>
+      </w:r>
+      <w:proofErr w:type="spellStart"/>
+      <w:r>
+        <w:rPr>
+          <w:spacing w:val="-2"/>
+          <w:w w:val="90"/>
+          <w:lang w:val="pt-BR"/>
+        </w:rPr>
+        <w:t>pooled</w:t>
+      </w:r>
+      <w:proofErr w:type="spellEnd"/>
+      <w:r>
+        <w:rPr>
+          <w:spacing w:val="-2"/>
+          <w:w w:val="90"/>
+          <w:lang w:val="pt-BR"/>
+        </w:rPr>
+        <w:t xml:space="preserve"> sample </w:t>
+      </w:r>
+      <w:proofErr w:type="spellStart"/>
+      <w:r>
+        <w:rPr>
+          <w:spacing w:val="-2"/>
+          <w:w w:val="90"/>
+          <w:lang w:val="pt-BR"/>
+        </w:rPr>
+        <w:t>and</w:t>
+      </w:r>
+      <w:proofErr w:type="spellEnd"/>
+      <w:r>
+        <w:rPr>
+          <w:spacing w:val="-2"/>
+          <w:w w:val="90"/>
+          <w:lang w:val="pt-BR"/>
+        </w:rPr>
+        <w:t xml:space="preserve"> </w:t>
+      </w:r>
+      <w:proofErr w:type="spellStart"/>
+      <w:r>
+        <w:rPr>
+          <w:spacing w:val="-2"/>
+          <w:w w:val="90"/>
+          <w:lang w:val="pt-BR"/>
+        </w:rPr>
+        <w:t>each</w:t>
+      </w:r>
+      <w:proofErr w:type="spellEnd"/>
+      <w:r>
+        <w:rPr>
+          <w:spacing w:val="-2"/>
+          <w:w w:val="90"/>
+          <w:lang w:val="pt-BR"/>
+        </w:rPr>
+        <w:t xml:space="preserve"> </w:t>
+      </w:r>
+      <w:proofErr w:type="spellStart"/>
+      <w:r>
+        <w:rPr>
+          <w:spacing w:val="-2"/>
+          <w:w w:val="90"/>
+          <w:lang w:val="pt-BR"/>
+        </w:rPr>
+        <w:t>of</w:t>
+      </w:r>
+      <w:proofErr w:type="spellEnd"/>
+      <w:r>
+        <w:rPr>
+          <w:spacing w:val="-2"/>
+          <w:w w:val="90"/>
+          <w:lang w:val="pt-BR"/>
+        </w:rPr>
+        <w:t xml:space="preserve"> </w:t>
+      </w:r>
+      <w:proofErr w:type="spellStart"/>
+      <w:r>
+        <w:rPr>
+          <w:spacing w:val="-2"/>
+          <w:w w:val="90"/>
+          <w:lang w:val="pt-BR"/>
+        </w:rPr>
+        <w:t>the</w:t>
+      </w:r>
+      <w:proofErr w:type="spellEnd"/>
+      <w:r>
+        <w:rPr>
+          <w:spacing w:val="-2"/>
+          <w:w w:val="90"/>
+          <w:lang w:val="pt-BR"/>
+        </w:rPr>
+        <w:t xml:space="preserve"> </w:t>
+      </w:r>
+      <w:proofErr w:type="spellStart"/>
+      <w:r>
+        <w:rPr>
+          <w:spacing w:val="-2"/>
+          <w:w w:val="90"/>
+          <w:lang w:val="pt-BR"/>
+        </w:rPr>
+        <w:t>five</w:t>
+      </w:r>
+      <w:proofErr w:type="spellEnd"/>
+      <w:r>
+        <w:rPr>
+          <w:spacing w:val="-2"/>
+          <w:w w:val="90"/>
+          <w:lang w:val="pt-BR"/>
+        </w:rPr>
+        <w:t xml:space="preserve"> </w:t>
+      </w:r>
+      <w:proofErr w:type="spellStart"/>
+      <w:r>
+        <w:rPr>
+          <w:spacing w:val="-2"/>
+          <w:w w:val="90"/>
+          <w:lang w:val="pt-BR"/>
+        </w:rPr>
+        <w:t>stimuli</w:t>
+      </w:r>
+      <w:proofErr w:type="spellEnd"/>
+      <w:r>
+        <w:rPr>
+          <w:spacing w:val="-2"/>
+          <w:w w:val="90"/>
+          <w:lang w:val="pt-BR"/>
+        </w:rPr>
+        <w:t>/system.</w:t>
+      </w:r>
+    </w:p>
+    <w:p>
+      <w:pPr>
+        <w:pStyle w:val="BodyText"/>
+        <w:numPr>
+          <w:ilvl w:val="1"/>
+          <w:numId w:val="23"/>
+        </w:numPr>
+        <w:rPr>
+          <w:spacing w:val="-2"/>
+          <w:w w:val="90"/>
+          <w:lang w:val="pt-BR"/>
+        </w:rPr>
+      </w:pPr>
+      <w:r>
+        <w:rPr>
+          <w:spacing w:val="-2"/>
+          <w:w w:val="90"/>
+          <w:lang w:val="pt-BR"/>
+        </w:rPr>
+        <w:t xml:space="preserve">ScreePlot_PA-Pooled_All_Systems.pdf — </w:t>
+      </w:r>
+      <w:proofErr w:type="spellStart"/>
+      <w:r>
+        <w:rPr>
+          <w:spacing w:val="-2"/>
+          <w:w w:val="90"/>
+          <w:lang w:val="pt-BR"/>
+        </w:rPr>
+        <w:t>Scree</w:t>
+      </w:r>
+      <w:proofErr w:type="spellEnd"/>
+      <w:r>
+        <w:rPr>
+          <w:spacing w:val="-2"/>
+          <w:w w:val="90"/>
+          <w:lang w:val="pt-BR"/>
+        </w:rPr>
+        <w:t xml:space="preserve"> </w:t>
+      </w:r>
+      <w:proofErr w:type="spellStart"/>
+      <w:r>
+        <w:rPr>
+          <w:spacing w:val="-2"/>
+          <w:w w:val="90"/>
+          <w:lang w:val="pt-BR"/>
+        </w:rPr>
+        <w:t>plot</w:t>
+      </w:r>
+      <w:proofErr w:type="spellEnd"/>
+      <w:r>
+        <w:rPr>
+          <w:spacing w:val="-2"/>
+          <w:w w:val="90"/>
+          <w:lang w:val="pt-BR"/>
+        </w:rPr>
+        <w:t xml:space="preserve"> for </w:t>
+      </w:r>
+      <w:proofErr w:type="spellStart"/>
+      <w:r>
+        <w:rPr>
+          <w:spacing w:val="-2"/>
+          <w:w w:val="90"/>
+          <w:lang w:val="pt-BR"/>
+        </w:rPr>
+        <w:t>the</w:t>
+      </w:r>
+      <w:proofErr w:type="spellEnd"/>
+      <w:r>
+        <w:rPr>
+          <w:spacing w:val="-2"/>
+          <w:w w:val="90"/>
+          <w:lang w:val="pt-BR"/>
+        </w:rPr>
+        <w:t xml:space="preserve"> </w:t>
+      </w:r>
+      <w:proofErr w:type="spellStart"/>
+      <w:r>
+        <w:rPr>
+          <w:spacing w:val="-2"/>
+          <w:w w:val="90"/>
+          <w:lang w:val="pt-BR"/>
+        </w:rPr>
+        <w:t>pooled</w:t>
+      </w:r>
+      <w:proofErr w:type="spellEnd"/>
+      <w:r>
+        <w:rPr>
+          <w:spacing w:val="-2"/>
+          <w:w w:val="90"/>
+          <w:lang w:val="pt-BR"/>
+        </w:rPr>
+        <w:t xml:space="preserve"> </w:t>
+      </w:r>
+      <w:proofErr w:type="spellStart"/>
+      <w:r>
+        <w:rPr>
+          <w:spacing w:val="-2"/>
+          <w:w w:val="90"/>
+          <w:lang w:val="pt-BR"/>
+        </w:rPr>
+        <w:t>dataset</w:t>
+      </w:r>
+      <w:proofErr w:type="spellEnd"/>
+      <w:r>
+        <w:rPr>
+          <w:spacing w:val="-2"/>
+          <w:w w:val="90"/>
+          <w:lang w:val="pt-BR"/>
+        </w:rPr>
+        <w:t>.</w:t>
+      </w:r>
+    </w:p>
+    <w:p>
+      <w:pPr>
+        <w:pStyle w:val="BodyText"/>
+        <w:numPr>
+          <w:ilvl w:val="1"/>
+          <w:numId w:val="23"/>
+        </w:numPr>
+        <w:rPr>
+          <w:spacing w:val="-2"/>
+          <w:w w:val="90"/>
+          <w:lang w:val="pt-BR"/>
+        </w:rPr>
+      </w:pPr>
+      <w:r>
+        <w:rPr>
+          <w:spacing w:val="-2"/>
+          <w:w w:val="90"/>
+          <w:lang w:val="pt-BR"/>
+        </w:rPr>
+        <w:t xml:space="preserve">ScreePlot_PA-[stimulus].pdf — Individual </w:t>
+      </w:r>
+      <w:proofErr w:type="spellStart"/>
+      <w:r>
+        <w:rPr>
+          <w:spacing w:val="-2"/>
+          <w:w w:val="90"/>
+          <w:lang w:val="pt-BR"/>
+        </w:rPr>
+        <w:t>scree</w:t>
+      </w:r>
+      <w:proofErr w:type="spellEnd"/>
+      <w:r>
+        <w:rPr>
+          <w:spacing w:val="-2"/>
+          <w:w w:val="90"/>
+          <w:lang w:val="pt-BR"/>
+        </w:rPr>
+        <w:t xml:space="preserve"> </w:t>
+      </w:r>
+      <w:proofErr w:type="spellStart"/>
+      <w:r>
+        <w:rPr>
+          <w:spacing w:val="-2"/>
+          <w:w w:val="90"/>
+          <w:lang w:val="pt-BR"/>
+        </w:rPr>
+        <w:t>plots</w:t>
+      </w:r>
+      <w:proofErr w:type="spellEnd"/>
+      <w:r>
+        <w:rPr>
+          <w:spacing w:val="-2"/>
+          <w:w w:val="90"/>
+          <w:lang w:val="pt-BR"/>
+        </w:rPr>
+        <w:t xml:space="preserve"> for </w:t>
+      </w:r>
+      <w:proofErr w:type="spellStart"/>
+      <w:r>
+        <w:rPr>
+          <w:spacing w:val="-2"/>
+          <w:w w:val="90"/>
+          <w:lang w:val="pt-BR"/>
+        </w:rPr>
+        <w:t>each</w:t>
+      </w:r>
+      <w:proofErr w:type="spellEnd"/>
+      <w:r>
+        <w:rPr>
+          <w:spacing w:val="-2"/>
+          <w:w w:val="90"/>
+          <w:lang w:val="pt-BR"/>
+        </w:rPr>
+        <w:t xml:space="preserve"> </w:t>
+      </w:r>
+      <w:proofErr w:type="spellStart"/>
+      <w:r>
+        <w:rPr>
+          <w:spacing w:val="-2"/>
+          <w:w w:val="90"/>
+          <w:lang w:val="pt-BR"/>
+        </w:rPr>
+        <w:t>stimulus</w:t>
+      </w:r>
+      <w:proofErr w:type="spellEnd"/>
+      <w:r>
+        <w:rPr>
+          <w:spacing w:val="-2"/>
+          <w:w w:val="90"/>
+          <w:lang w:val="pt-BR"/>
+        </w:rPr>
+        <w:t xml:space="preserve"> </w:t>
+      </w:r>
+      <w:proofErr w:type="spellStart"/>
+      <w:r>
+        <w:rPr>
+          <w:spacing w:val="-2"/>
+          <w:w w:val="90"/>
+          <w:lang w:val="pt-BR"/>
+        </w:rPr>
+        <w:t>group</w:t>
+      </w:r>
+      <w:proofErr w:type="spellEnd"/>
+      <w:r>
+        <w:rPr>
+          <w:spacing w:val="-2"/>
+          <w:w w:val="90"/>
+          <w:lang w:val="pt-BR"/>
+        </w:rPr>
+        <w:t>/system</w:t>
+      </w:r>
+      <w:r>
+        <w:rPr>
+          <w:spacing w:val="-2"/>
+          <w:w w:val="90"/>
+          <w:lang w:val="pt-BR"/>
+        </w:rPr>
+        <w:t>.</w:t>
       </w:r>
     </w:p>
     <w:p>
@@ -17424,7 +20802,7 @@
         <w:pStyle w:val="BodyText"/>
         <w:numPr>
           <w:ilvl w:val="0"/>
-          <w:numId w:val="7"/>
+          <w:numId w:val="23"/>
         </w:numPr>
         <w:rPr>
           <w:spacing w:val="-2"/>
@@ -17432,6 +20810,7 @@
           <w:lang w:val="pt-BR"/>
         </w:rPr>
       </w:pPr>
+      <w:proofErr w:type="spellStart"/>
       <w:r>
         <w:rPr>
           <w:b/>
@@ -17440,7 +20819,84 @@
           <w:w w:val="90"/>
           <w:lang w:val="pt-BR"/>
         </w:rPr>
-        <w:t>Exported Data Files:</w:t>
+        <w:t>Directory</w:t>
+      </w:r>
+      <w:proofErr w:type="spellEnd"/>
+      <w:r>
+        <w:rPr>
+          <w:b/>
+          <w:bCs/>
+          <w:spacing w:val="-2"/>
+          <w:w w:val="90"/>
+          <w:lang w:val="pt-BR"/>
+        </w:rPr>
+        <w:t>:</w:t>
+      </w:r>
+      <w:proofErr w:type="gramStart"/>
+      <w:r>
+        <w:rPr>
+          <w:b/>
+          <w:bCs/>
+          <w:spacing w:val="-2"/>
+          <w:w w:val="90"/>
+          <w:lang w:val="pt-BR"/>
+        </w:rPr>
+        <w:t xml:space="preserve"> ..</w:t>
+      </w:r>
+      <w:proofErr w:type="gramEnd"/>
+      <w:r>
+        <w:rPr>
+          <w:b/>
+          <w:bCs/>
+          <w:spacing w:val="-2"/>
+          <w:w w:val="90"/>
+          <w:lang w:val="pt-BR"/>
+        </w:rPr>
+        <w:t>/</w:t>
+      </w:r>
+      <w:proofErr w:type="spellStart"/>
+      <w:r>
+        <w:rPr>
+          <w:b/>
+          <w:bCs/>
+          <w:spacing w:val="-2"/>
+          <w:w w:val="90"/>
+          <w:lang w:val="pt-BR"/>
+        </w:rPr>
+        <w:t>Data_Analysis</w:t>
+      </w:r>
+      <w:proofErr w:type="spellEnd"/>
+      <w:r>
+        <w:rPr>
+          <w:b/>
+          <w:bCs/>
+          <w:spacing w:val="-2"/>
+          <w:w w:val="90"/>
+          <w:lang w:val="pt-BR"/>
+        </w:rPr>
+        <w:t>/</w:t>
+      </w:r>
+      <w:proofErr w:type="spellStart"/>
+      <w:r>
+        <w:rPr>
+          <w:b/>
+          <w:bCs/>
+          <w:spacing w:val="-2"/>
+          <w:w w:val="90"/>
+          <w:lang w:val="pt-BR"/>
+        </w:rPr>
+        <w:t>generatedData</w:t>
+      </w:r>
+      <w:proofErr w:type="spellEnd"/>
+      <w:r>
+        <w:rPr>
+          <w:b/>
+          <w:bCs/>
+          <w:spacing w:val="-2"/>
+          <w:w w:val="90"/>
+          <w:lang w:val="pt-BR"/>
+        </w:rPr>
+        <w:t>/</w:t>
       </w:r>
     </w:p>
     <w:p>
@@ -17448,7 +20904,7 @@
         <w:pStyle w:val="BodyText"/>
         <w:numPr>
           <w:ilvl w:val="1"/>
-          <w:numId w:val="7"/>
+          <w:numId w:val="23"/>
         </w:numPr>
         <w:rPr>
           <w:spacing w:val="-2"/>
@@ -17462,16 +20918,1520 @@
           <w:w w:val="90"/>
           <w:lang w:val="pt-BR"/>
         </w:rPr>
-        <w:t>xxx</w:t>
-      </w:r>
-      <w:r>
-        <w:rPr>
-          <w:spacing w:val="-2"/>
-          <w:w w:val="90"/>
-          <w:lang w:val="pt-BR"/>
-        </w:rPr>
-        <w:t>.csv</w:t>
-      </w:r>
+        <w:t xml:space="preserve">efa_promax_factor_loadings_ordered.csv — </w:t>
+      </w:r>
+      <w:proofErr w:type="spellStart"/>
+      <w:r>
+        <w:rPr>
+          <w:spacing w:val="-2"/>
+          <w:w w:val="90"/>
+          <w:lang w:val="pt-BR"/>
+        </w:rPr>
+        <w:t>S</w:t>
+      </w:r>
+      <w:r>
+        <w:rPr>
+          <w:spacing w:val="-2"/>
+          <w:w w:val="90"/>
+          <w:lang w:val="pt-BR"/>
+        </w:rPr>
+        <w:t>orted</w:t>
+      </w:r>
+      <w:proofErr w:type="spellEnd"/>
+      <w:r>
+        <w:rPr>
+          <w:spacing w:val="-2"/>
+          <w:w w:val="90"/>
+          <w:lang w:val="pt-BR"/>
+        </w:rPr>
+        <w:t xml:space="preserve"> </w:t>
+      </w:r>
+      <w:proofErr w:type="spellStart"/>
+      <w:r>
+        <w:rPr>
+          <w:spacing w:val="-2"/>
+          <w:w w:val="90"/>
+          <w:lang w:val="pt-BR"/>
+        </w:rPr>
+        <w:t>factor</w:t>
+      </w:r>
+      <w:proofErr w:type="spellEnd"/>
+      <w:r>
+        <w:rPr>
+          <w:spacing w:val="-2"/>
+          <w:w w:val="90"/>
+          <w:lang w:val="pt-BR"/>
+        </w:rPr>
+        <w:t xml:space="preserve"> </w:t>
+      </w:r>
+      <w:proofErr w:type="spellStart"/>
+      <w:r>
+        <w:rPr>
+          <w:spacing w:val="-2"/>
+          <w:w w:val="90"/>
+          <w:lang w:val="pt-BR"/>
+        </w:rPr>
+        <w:t>loadings</w:t>
+      </w:r>
+      <w:proofErr w:type="spellEnd"/>
+      <w:r>
+        <w:rPr>
+          <w:spacing w:val="-2"/>
+          <w:w w:val="90"/>
+          <w:lang w:val="pt-BR"/>
+        </w:rPr>
+        <w:t xml:space="preserve">, </w:t>
+      </w:r>
+      <w:proofErr w:type="spellStart"/>
+      <w:r>
+        <w:rPr>
+          <w:spacing w:val="-2"/>
+          <w:w w:val="90"/>
+          <w:lang w:val="pt-BR"/>
+        </w:rPr>
+        <w:t>communalities</w:t>
+      </w:r>
+      <w:proofErr w:type="spellEnd"/>
+      <w:r>
+        <w:rPr>
+          <w:spacing w:val="-2"/>
+          <w:w w:val="90"/>
+          <w:lang w:val="pt-BR"/>
+        </w:rPr>
+        <w:t xml:space="preserve"> (</w:t>
+      </w:r>
+      <m:oMath>
+        <m:sSup>
+          <m:sSupPr>
+            <m:ctrlPr>
+              <w:rPr>
+                <w:rFonts w:ascii="Cambria Math" w:hAnsi="Cambria Math"/>
+                <w:spacing w:val="-2"/>
+                <w:w w:val="90"/>
+                <w:lang w:val="pt-BR"/>
+              </w:rPr>
+            </m:ctrlPr>
+          </m:sSupPr>
+          <m:e>
+            <m:r>
+              <w:rPr>
+                <w:rFonts w:ascii="Cambria Math" w:hAnsi="Cambria Math"/>
+                <w:spacing w:val="-2"/>
+                <w:w w:val="90"/>
+                <w:lang w:val="pt-BR"/>
+              </w:rPr>
+              <m:t>h</m:t>
+            </m:r>
+          </m:e>
+          <m:sup>
+            <m:r>
+              <w:rPr>
+                <w:rFonts w:ascii="Cambria Math" w:hAnsi="Cambria Math"/>
+                <w:spacing w:val="-2"/>
+                <w:w w:val="90"/>
+                <w:lang w:val="pt-BR"/>
+              </w:rPr>
+              <m:t>2</m:t>
+            </m:r>
+          </m:sup>
+        </m:sSup>
+      </m:oMath>
+      <w:r>
+        <w:rPr>
+          <w:spacing w:val="-2"/>
+          <w:w w:val="90"/>
+          <w:lang w:val="pt-BR"/>
+        </w:rPr>
+        <w:t>), uniquenesses (</w:t>
+      </w:r>
+      <m:oMath>
+        <m:sSup>
+          <m:sSupPr>
+            <m:ctrlPr>
+              <w:rPr>
+                <w:rFonts w:ascii="Cambria Math" w:hAnsi="Cambria Math"/>
+                <w:spacing w:val="-2"/>
+                <w:w w:val="90"/>
+                <w:lang w:val="pt-BR"/>
+              </w:rPr>
+            </m:ctrlPr>
+          </m:sSupPr>
+          <m:e>
+            <m:r>
+              <w:rPr>
+                <w:rFonts w:ascii="Cambria Math" w:hAnsi="Cambria Math"/>
+                <w:spacing w:val="-2"/>
+                <w:w w:val="90"/>
+                <w:lang w:val="pt-BR"/>
+              </w:rPr>
+              <m:t>u</m:t>
+            </m:r>
+          </m:e>
+          <m:sup>
+            <m:r>
+              <w:rPr>
+                <w:rFonts w:ascii="Cambria Math" w:hAnsi="Cambria Math"/>
+                <w:spacing w:val="-2"/>
+                <w:w w:val="90"/>
+                <w:lang w:val="pt-BR"/>
+              </w:rPr>
+              <m:t>2</m:t>
+            </m:r>
+          </m:sup>
+        </m:sSup>
+      </m:oMath>
+      <w:r>
+        <w:rPr>
+          <w:spacing w:val="-2"/>
+          <w:w w:val="90"/>
+          <w:lang w:val="pt-BR"/>
+        </w:rPr>
+        <w:t>), and complexity for the pooled 3-factor Promax solution.</w:t>
+      </w:r>
+    </w:p>
+    <w:p>
+      <w:pPr>
+        <w:pStyle w:val="BodyText"/>
+        <w:numPr>
+          <w:ilvl w:val="1"/>
+          <w:numId w:val="23"/>
+        </w:numPr>
+        <w:rPr>
+          <w:spacing w:val="-2"/>
+          <w:w w:val="90"/>
+          <w:lang w:val="pt-BR"/>
+        </w:rPr>
+      </w:pPr>
+      <w:r>
+        <w:rPr>
+          <w:spacing w:val="-2"/>
+          <w:w w:val="90"/>
+          <w:lang w:val="pt-BR"/>
+        </w:rPr>
+        <w:t xml:space="preserve">EFA_Summary_Consolidated.xlsx — </w:t>
+      </w:r>
+      <w:proofErr w:type="spellStart"/>
+      <w:r>
+        <w:rPr>
+          <w:spacing w:val="-2"/>
+          <w:w w:val="90"/>
+          <w:lang w:val="pt-BR"/>
+        </w:rPr>
+        <w:t>Multi-tab</w:t>
+      </w:r>
+      <w:proofErr w:type="spellEnd"/>
+      <w:r>
+        <w:rPr>
+          <w:spacing w:val="-2"/>
+          <w:w w:val="90"/>
+          <w:lang w:val="pt-BR"/>
+        </w:rPr>
+        <w:t xml:space="preserve"> </w:t>
+      </w:r>
+      <w:proofErr w:type="spellStart"/>
+      <w:r>
+        <w:rPr>
+          <w:spacing w:val="-2"/>
+          <w:w w:val="90"/>
+          <w:lang w:val="pt-BR"/>
+        </w:rPr>
+        <w:t>workbook</w:t>
+      </w:r>
+      <w:proofErr w:type="spellEnd"/>
+      <w:r>
+        <w:rPr>
+          <w:spacing w:val="-2"/>
+          <w:w w:val="90"/>
+          <w:lang w:val="pt-BR"/>
+        </w:rPr>
+        <w:t xml:space="preserve"> </w:t>
+      </w:r>
+      <w:proofErr w:type="spellStart"/>
+      <w:r>
+        <w:rPr>
+          <w:spacing w:val="-2"/>
+          <w:w w:val="90"/>
+          <w:lang w:val="pt-BR"/>
+        </w:rPr>
+        <w:t>containing</w:t>
+      </w:r>
+      <w:proofErr w:type="spellEnd"/>
+      <w:r>
+        <w:rPr>
+          <w:spacing w:val="-2"/>
+          <w:w w:val="90"/>
+          <w:lang w:val="pt-BR"/>
+        </w:rPr>
+        <w:t>:</w:t>
+      </w:r>
+    </w:p>
+    <w:p>
+      <w:pPr>
+        <w:pStyle w:val="BodyText"/>
+        <w:numPr>
+          <w:ilvl w:val="2"/>
+          <w:numId w:val="23"/>
+        </w:numPr>
+        <w:rPr>
+          <w:spacing w:val="-2"/>
+          <w:w w:val="90"/>
+          <w:lang w:val="pt-BR"/>
+        </w:rPr>
+      </w:pPr>
+      <w:proofErr w:type="spellStart"/>
+      <w:r>
+        <w:rPr>
+          <w:spacing w:val="-2"/>
+          <w:w w:val="90"/>
+          <w:lang w:val="pt-BR"/>
+        </w:rPr>
+        <w:t>Summary</w:t>
+      </w:r>
+      <w:proofErr w:type="spellEnd"/>
+      <w:r>
+        <w:rPr>
+          <w:spacing w:val="-2"/>
+          <w:w w:val="90"/>
+          <w:lang w:val="pt-BR"/>
+        </w:rPr>
+        <w:t xml:space="preserve"> </w:t>
+      </w:r>
+      <w:proofErr w:type="spellStart"/>
+      <w:r>
+        <w:rPr>
+          <w:spacing w:val="-2"/>
+          <w:w w:val="90"/>
+          <w:lang w:val="pt-BR"/>
+        </w:rPr>
+        <w:t>of</w:t>
+      </w:r>
+      <w:proofErr w:type="spellEnd"/>
+      <w:r>
+        <w:rPr>
+          <w:spacing w:val="-2"/>
+          <w:w w:val="90"/>
+          <w:lang w:val="pt-BR"/>
+        </w:rPr>
+        <w:t xml:space="preserve"> </w:t>
+      </w:r>
+      <w:proofErr w:type="spellStart"/>
+      <w:r>
+        <w:rPr>
+          <w:spacing w:val="-2"/>
+          <w:w w:val="90"/>
+          <w:lang w:val="pt-BR"/>
+        </w:rPr>
+        <w:t>Parallel_Analysis</w:t>
+      </w:r>
+      <w:proofErr w:type="spellEnd"/>
+      <w:r>
+        <w:rPr>
+          <w:spacing w:val="-2"/>
+          <w:w w:val="90"/>
+          <w:lang w:val="pt-BR"/>
+        </w:rPr>
+        <w:t xml:space="preserve">: Real vs. </w:t>
+      </w:r>
+      <w:proofErr w:type="spellStart"/>
+      <w:r>
+        <w:rPr>
+          <w:spacing w:val="-2"/>
+          <w:w w:val="90"/>
+          <w:lang w:val="pt-BR"/>
+        </w:rPr>
+        <w:t>simulated</w:t>
+      </w:r>
+      <w:proofErr w:type="spellEnd"/>
+      <w:r>
+        <w:rPr>
+          <w:spacing w:val="-2"/>
+          <w:w w:val="90"/>
+          <w:lang w:val="pt-BR"/>
+        </w:rPr>
+        <w:t xml:space="preserve"> </w:t>
+      </w:r>
+      <w:proofErr w:type="spellStart"/>
+      <w:r>
+        <w:rPr>
+          <w:spacing w:val="-2"/>
+          <w:w w:val="90"/>
+          <w:lang w:val="pt-BR"/>
+        </w:rPr>
+        <w:t>eigenvalues</w:t>
+      </w:r>
+      <w:proofErr w:type="spellEnd"/>
+      <w:r>
+        <w:rPr>
+          <w:spacing w:val="-2"/>
+          <w:w w:val="90"/>
+          <w:lang w:val="pt-BR"/>
+        </w:rPr>
+        <w:t xml:space="preserve"> </w:t>
+      </w:r>
+      <w:proofErr w:type="spellStart"/>
+      <w:r>
+        <w:rPr>
+          <w:spacing w:val="-2"/>
+          <w:w w:val="90"/>
+          <w:lang w:val="pt-BR"/>
+        </w:rPr>
+        <w:t>and</w:t>
+      </w:r>
+      <w:proofErr w:type="spellEnd"/>
+      <w:r>
+        <w:rPr>
+          <w:spacing w:val="-2"/>
+          <w:w w:val="90"/>
+          <w:lang w:val="pt-BR"/>
+        </w:rPr>
+        <w:t xml:space="preserve"> </w:t>
+      </w:r>
+      <w:proofErr w:type="spellStart"/>
+      <w:r>
+        <w:rPr>
+          <w:spacing w:val="-2"/>
+          <w:w w:val="90"/>
+          <w:lang w:val="pt-BR"/>
+        </w:rPr>
+        <w:t>suggested</w:t>
+      </w:r>
+      <w:proofErr w:type="spellEnd"/>
+      <w:r>
+        <w:rPr>
+          <w:spacing w:val="-2"/>
+          <w:w w:val="90"/>
+          <w:lang w:val="pt-BR"/>
+        </w:rPr>
+        <w:t xml:space="preserve"> </w:t>
+      </w:r>
+      <w:proofErr w:type="spellStart"/>
+      <w:r>
+        <w:rPr>
+          <w:spacing w:val="-2"/>
+          <w:w w:val="90"/>
+          <w:lang w:val="pt-BR"/>
+        </w:rPr>
+        <w:t>factor</w:t>
+      </w:r>
+      <w:proofErr w:type="spellEnd"/>
+      <w:r>
+        <w:rPr>
+          <w:spacing w:val="-2"/>
+          <w:w w:val="90"/>
+          <w:lang w:val="pt-BR"/>
+        </w:rPr>
+        <w:t xml:space="preserve"> </w:t>
+      </w:r>
+      <w:proofErr w:type="spellStart"/>
+      <w:r>
+        <w:rPr>
+          <w:spacing w:val="-2"/>
+          <w:w w:val="90"/>
+          <w:lang w:val="pt-BR"/>
+        </w:rPr>
+        <w:t>retention</w:t>
+      </w:r>
+      <w:proofErr w:type="spellEnd"/>
+      <w:r>
+        <w:rPr>
+          <w:spacing w:val="-2"/>
+          <w:w w:val="90"/>
+          <w:lang w:val="pt-BR"/>
+        </w:rPr>
+        <w:t xml:space="preserve"> </w:t>
+      </w:r>
+      <w:proofErr w:type="spellStart"/>
+      <w:r>
+        <w:rPr>
+          <w:spacing w:val="-2"/>
+          <w:w w:val="90"/>
+          <w:lang w:val="pt-BR"/>
+        </w:rPr>
+        <w:t>numbers</w:t>
+      </w:r>
+      <w:proofErr w:type="spellEnd"/>
+      <w:r>
+        <w:rPr>
+          <w:spacing w:val="-2"/>
+          <w:w w:val="90"/>
+          <w:lang w:val="pt-BR"/>
+        </w:rPr>
+        <w:t>.</w:t>
+      </w:r>
+    </w:p>
+    <w:p>
+      <w:pPr>
+        <w:pStyle w:val="BodyText"/>
+        <w:numPr>
+          <w:ilvl w:val="2"/>
+          <w:numId w:val="23"/>
+        </w:numPr>
+        <w:rPr>
+          <w:spacing w:val="-2"/>
+          <w:w w:val="90"/>
+          <w:lang w:val="pt-BR"/>
+        </w:rPr>
+      </w:pPr>
+      <w:proofErr w:type="spellStart"/>
+      <w:r>
+        <w:rPr>
+          <w:spacing w:val="-2"/>
+          <w:w w:val="90"/>
+          <w:lang w:val="pt-BR"/>
+        </w:rPr>
+        <w:t>Summary</w:t>
+      </w:r>
+      <w:proofErr w:type="spellEnd"/>
+      <w:r>
+        <w:rPr>
+          <w:spacing w:val="-2"/>
+          <w:w w:val="90"/>
+          <w:lang w:val="pt-BR"/>
+        </w:rPr>
+        <w:t xml:space="preserve"> </w:t>
+      </w:r>
+      <w:proofErr w:type="spellStart"/>
+      <w:r>
+        <w:rPr>
+          <w:spacing w:val="-2"/>
+          <w:w w:val="90"/>
+          <w:lang w:val="pt-BR"/>
+        </w:rPr>
+        <w:t>of</w:t>
+      </w:r>
+      <w:proofErr w:type="spellEnd"/>
+      <w:r>
+        <w:rPr>
+          <w:spacing w:val="-2"/>
+          <w:w w:val="90"/>
+          <w:lang w:val="pt-BR"/>
+        </w:rPr>
+        <w:t xml:space="preserve"> </w:t>
+      </w:r>
+      <w:proofErr w:type="spellStart"/>
+      <w:r>
+        <w:rPr>
+          <w:spacing w:val="-2"/>
+          <w:w w:val="90"/>
+          <w:lang w:val="pt-BR"/>
+        </w:rPr>
+        <w:t>Variance_Explained</w:t>
+      </w:r>
+      <w:proofErr w:type="spellEnd"/>
+      <w:r>
+        <w:rPr>
+          <w:spacing w:val="-2"/>
+          <w:w w:val="90"/>
+          <w:lang w:val="pt-BR"/>
+        </w:rPr>
+        <w:t xml:space="preserve">: Sum </w:t>
+      </w:r>
+      <w:proofErr w:type="spellStart"/>
+      <w:r>
+        <w:rPr>
+          <w:spacing w:val="-2"/>
+          <w:w w:val="90"/>
+          <w:lang w:val="pt-BR"/>
+        </w:rPr>
+        <w:t>of</w:t>
+      </w:r>
+      <w:proofErr w:type="spellEnd"/>
+      <w:r>
+        <w:rPr>
+          <w:spacing w:val="-2"/>
+          <w:w w:val="90"/>
+          <w:lang w:val="pt-BR"/>
+        </w:rPr>
+        <w:t xml:space="preserve"> </w:t>
+      </w:r>
+      <w:proofErr w:type="spellStart"/>
+      <w:r>
+        <w:rPr>
+          <w:spacing w:val="-2"/>
+          <w:w w:val="90"/>
+          <w:lang w:val="pt-BR"/>
+        </w:rPr>
+        <w:t>squared</w:t>
+      </w:r>
+      <w:proofErr w:type="spellEnd"/>
+      <w:r>
+        <w:rPr>
+          <w:spacing w:val="-2"/>
+          <w:w w:val="90"/>
+          <w:lang w:val="pt-BR"/>
+        </w:rPr>
+        <w:t xml:space="preserve"> </w:t>
+      </w:r>
+      <w:proofErr w:type="spellStart"/>
+      <w:r>
+        <w:rPr>
+          <w:spacing w:val="-2"/>
+          <w:w w:val="90"/>
+          <w:lang w:val="pt-BR"/>
+        </w:rPr>
+        <w:t>loadings</w:t>
+      </w:r>
+      <w:proofErr w:type="spellEnd"/>
+      <w:r>
+        <w:rPr>
+          <w:spacing w:val="-2"/>
+          <w:w w:val="90"/>
+          <w:lang w:val="pt-BR"/>
+        </w:rPr>
+        <w:t xml:space="preserve">, </w:t>
+      </w:r>
+      <w:proofErr w:type="spellStart"/>
+      <w:r>
+        <w:rPr>
+          <w:spacing w:val="-2"/>
+          <w:w w:val="90"/>
+          <w:lang w:val="pt-BR"/>
+        </w:rPr>
+        <w:t>proportional</w:t>
+      </w:r>
+      <w:proofErr w:type="spellEnd"/>
+      <w:r>
+        <w:rPr>
+          <w:spacing w:val="-2"/>
+          <w:w w:val="90"/>
+          <w:lang w:val="pt-BR"/>
+        </w:rPr>
+        <w:t xml:space="preserve">, </w:t>
+      </w:r>
+      <w:proofErr w:type="spellStart"/>
+      <w:r>
+        <w:rPr>
+          <w:spacing w:val="-2"/>
+          <w:w w:val="90"/>
+          <w:lang w:val="pt-BR"/>
+        </w:rPr>
+        <w:t>and</w:t>
+      </w:r>
+      <w:proofErr w:type="spellEnd"/>
+      <w:r>
+        <w:rPr>
+          <w:spacing w:val="-2"/>
+          <w:w w:val="90"/>
+          <w:lang w:val="pt-BR"/>
+        </w:rPr>
+        <w:t xml:space="preserve"> </w:t>
+      </w:r>
+      <w:proofErr w:type="spellStart"/>
+      <w:r>
+        <w:rPr>
+          <w:spacing w:val="-2"/>
+          <w:w w:val="90"/>
+          <w:lang w:val="pt-BR"/>
+        </w:rPr>
+        <w:t>cumulative</w:t>
+      </w:r>
+      <w:proofErr w:type="spellEnd"/>
+      <w:r>
+        <w:rPr>
+          <w:spacing w:val="-2"/>
+          <w:w w:val="90"/>
+          <w:lang w:val="pt-BR"/>
+        </w:rPr>
+        <w:t xml:space="preserve"> </w:t>
+      </w:r>
+      <w:proofErr w:type="spellStart"/>
+      <w:r>
+        <w:rPr>
+          <w:spacing w:val="-2"/>
+          <w:w w:val="90"/>
+          <w:lang w:val="pt-BR"/>
+        </w:rPr>
+        <w:t>variance</w:t>
+      </w:r>
+      <w:proofErr w:type="spellEnd"/>
+      <w:r>
+        <w:rPr>
+          <w:spacing w:val="-2"/>
+          <w:w w:val="90"/>
+          <w:lang w:val="pt-BR"/>
+        </w:rPr>
+        <w:t xml:space="preserve"> </w:t>
+      </w:r>
+      <w:proofErr w:type="spellStart"/>
+      <w:r>
+        <w:rPr>
+          <w:spacing w:val="-2"/>
+          <w:w w:val="90"/>
+          <w:lang w:val="pt-BR"/>
+        </w:rPr>
+        <w:t>across</w:t>
+      </w:r>
+      <w:proofErr w:type="spellEnd"/>
+      <w:r>
+        <w:rPr>
+          <w:spacing w:val="-2"/>
+          <w:w w:val="90"/>
+          <w:lang w:val="pt-BR"/>
+        </w:rPr>
+        <w:t xml:space="preserve"> </w:t>
+      </w:r>
+      <w:proofErr w:type="spellStart"/>
+      <w:r>
+        <w:rPr>
+          <w:spacing w:val="-2"/>
+          <w:w w:val="90"/>
+          <w:lang w:val="pt-BR"/>
+        </w:rPr>
+        <w:t>solutions</w:t>
+      </w:r>
+      <w:proofErr w:type="spellEnd"/>
+      <w:r>
+        <w:rPr>
+          <w:spacing w:val="-2"/>
+          <w:w w:val="90"/>
+          <w:lang w:val="pt-BR"/>
+        </w:rPr>
+        <w:t>.</w:t>
+      </w:r>
+    </w:p>
+    <w:p>
+      <w:pPr>
+        <w:pStyle w:val="BodyText"/>
+        <w:numPr>
+          <w:ilvl w:val="2"/>
+          <w:numId w:val="23"/>
+        </w:numPr>
+        <w:rPr>
+          <w:spacing w:val="-2"/>
+          <w:w w:val="90"/>
+          <w:lang w:val="pt-BR"/>
+        </w:rPr>
+      </w:pPr>
+      <w:proofErr w:type="spellStart"/>
+      <w:r>
+        <w:rPr>
+          <w:spacing w:val="-2"/>
+          <w:w w:val="90"/>
+          <w:lang w:val="pt-BR"/>
+        </w:rPr>
+        <w:t>Multiple</w:t>
+      </w:r>
+      <w:proofErr w:type="spellEnd"/>
+      <w:r>
+        <w:rPr>
+          <w:spacing w:val="-2"/>
+          <w:w w:val="90"/>
+          <w:lang w:val="pt-BR"/>
+        </w:rPr>
+        <w:t xml:space="preserve"> </w:t>
+      </w:r>
+      <w:proofErr w:type="spellStart"/>
+      <w:r>
+        <w:rPr>
+          <w:spacing w:val="-2"/>
+          <w:w w:val="90"/>
+          <w:lang w:val="pt-BR"/>
+        </w:rPr>
+        <w:t>tabs</w:t>
+      </w:r>
+      <w:proofErr w:type="spellEnd"/>
+      <w:r>
+        <w:rPr>
+          <w:spacing w:val="-2"/>
+          <w:w w:val="90"/>
+          <w:lang w:val="pt-BR"/>
+        </w:rPr>
+        <w:t xml:space="preserve"> ([1-</w:t>
+      </w:r>
+      <w:proofErr w:type="gramStart"/>
+      <w:r>
+        <w:rPr>
+          <w:spacing w:val="-2"/>
+          <w:w w:val="90"/>
+          <w:lang w:val="pt-BR"/>
+        </w:rPr>
+        <w:t>4]</w:t>
+      </w:r>
+      <w:proofErr w:type="spellStart"/>
+      <w:r>
+        <w:rPr>
+          <w:spacing w:val="-2"/>
+          <w:w w:val="90"/>
+          <w:lang w:val="pt-BR"/>
+        </w:rPr>
+        <w:t>F</w:t>
+      </w:r>
+      <w:proofErr w:type="gramEnd"/>
+      <w:r>
+        <w:rPr>
+          <w:spacing w:val="-2"/>
+          <w:w w:val="90"/>
+          <w:lang w:val="pt-BR"/>
+        </w:rPr>
+        <w:t>_Pooled</w:t>
+      </w:r>
+      <w:proofErr w:type="spellEnd"/>
+      <w:r>
+        <w:rPr>
+          <w:spacing w:val="-2"/>
+          <w:w w:val="90"/>
+          <w:lang w:val="pt-BR"/>
+        </w:rPr>
+        <w:t>, [1-</w:t>
+      </w:r>
+      <w:proofErr w:type="gramStart"/>
+      <w:r>
+        <w:rPr>
+          <w:spacing w:val="-2"/>
+          <w:w w:val="90"/>
+          <w:lang w:val="pt-BR"/>
+        </w:rPr>
+        <w:t>4]F</w:t>
+      </w:r>
+      <w:proofErr w:type="gramEnd"/>
+      <w:r>
+        <w:rPr>
+          <w:spacing w:val="-2"/>
+          <w:w w:val="90"/>
+          <w:lang w:val="pt-BR"/>
+        </w:rPr>
+        <w:t>_[</w:t>
+      </w:r>
+      <w:proofErr w:type="spellStart"/>
+      <w:r>
+        <w:rPr>
+          <w:spacing w:val="-2"/>
+          <w:w w:val="90"/>
+          <w:lang w:val="pt-BR"/>
+        </w:rPr>
+        <w:t>stimulus</w:t>
+      </w:r>
+      <w:proofErr w:type="spellEnd"/>
+      <w:r>
+        <w:rPr>
+          <w:spacing w:val="-2"/>
+          <w:w w:val="90"/>
+          <w:lang w:val="pt-BR"/>
+        </w:rPr>
+        <w:t xml:space="preserve">]): Factor </w:t>
+      </w:r>
+      <w:proofErr w:type="spellStart"/>
+      <w:r>
+        <w:rPr>
+          <w:spacing w:val="-2"/>
+          <w:w w:val="90"/>
+          <w:lang w:val="pt-BR"/>
+        </w:rPr>
+        <w:t>loadings</w:t>
+      </w:r>
+      <w:proofErr w:type="spellEnd"/>
+      <w:r>
+        <w:rPr>
+          <w:spacing w:val="-2"/>
+          <w:w w:val="90"/>
+          <w:lang w:val="pt-BR"/>
+        </w:rPr>
+        <w:t xml:space="preserve"> </w:t>
+      </w:r>
+      <w:proofErr w:type="spellStart"/>
+      <w:r>
+        <w:rPr>
+          <w:spacing w:val="-2"/>
+          <w:w w:val="90"/>
+          <w:lang w:val="pt-BR"/>
+        </w:rPr>
+        <w:t>matrices</w:t>
+      </w:r>
+      <w:proofErr w:type="spellEnd"/>
+      <w:r>
+        <w:rPr>
+          <w:spacing w:val="-2"/>
+          <w:w w:val="90"/>
+          <w:lang w:val="pt-BR"/>
+        </w:rPr>
+        <w:t xml:space="preserve"> for 1- </w:t>
+      </w:r>
+      <w:proofErr w:type="spellStart"/>
+      <w:r>
+        <w:rPr>
+          <w:spacing w:val="-2"/>
+          <w:w w:val="90"/>
+          <w:lang w:val="pt-BR"/>
+        </w:rPr>
+        <w:t>to</w:t>
+      </w:r>
+      <w:proofErr w:type="spellEnd"/>
+      <w:r>
+        <w:rPr>
+          <w:spacing w:val="-2"/>
+          <w:w w:val="90"/>
+          <w:lang w:val="pt-BR"/>
+        </w:rPr>
+        <w:t xml:space="preserve"> 4-factor </w:t>
+      </w:r>
+      <w:proofErr w:type="spellStart"/>
+      <w:r>
+        <w:rPr>
+          <w:spacing w:val="-2"/>
+          <w:w w:val="90"/>
+          <w:lang w:val="pt-BR"/>
+        </w:rPr>
+        <w:t>solutions</w:t>
+      </w:r>
+      <w:proofErr w:type="spellEnd"/>
+      <w:r>
+        <w:rPr>
+          <w:spacing w:val="-2"/>
+          <w:w w:val="90"/>
+          <w:lang w:val="pt-BR"/>
+        </w:rPr>
+        <w:t>.</w:t>
+      </w:r>
+    </w:p>
+    <w:p>
+      <w:pPr>
+        <w:pStyle w:val="BodyText"/>
+        <w:numPr>
+          <w:ilvl w:val="1"/>
+          <w:numId w:val="23"/>
+        </w:numPr>
+        <w:rPr>
+          <w:spacing w:val="-2"/>
+          <w:w w:val="90"/>
+          <w:lang w:val="pt-BR"/>
+        </w:rPr>
+      </w:pPr>
+      <w:r>
+        <w:rPr>
+          <w:spacing w:val="-2"/>
+          <w:w w:val="90"/>
+          <w:lang w:val="pt-BR"/>
+        </w:rPr>
+        <w:t xml:space="preserve">CFA_Model_Fit_Comparison.xlsx — </w:t>
+      </w:r>
+      <w:proofErr w:type="spellStart"/>
+      <w:r>
+        <w:rPr>
+          <w:spacing w:val="-2"/>
+          <w:w w:val="90"/>
+          <w:lang w:val="pt-BR"/>
+        </w:rPr>
+        <w:t>Multi-tab</w:t>
+      </w:r>
+      <w:proofErr w:type="spellEnd"/>
+      <w:r>
+        <w:rPr>
+          <w:spacing w:val="-2"/>
+          <w:w w:val="90"/>
+          <w:lang w:val="pt-BR"/>
+        </w:rPr>
+        <w:t xml:space="preserve"> </w:t>
+      </w:r>
+      <w:proofErr w:type="spellStart"/>
+      <w:r>
+        <w:rPr>
+          <w:spacing w:val="-2"/>
+          <w:w w:val="90"/>
+          <w:lang w:val="pt-BR"/>
+        </w:rPr>
+        <w:t>workbook</w:t>
+      </w:r>
+      <w:proofErr w:type="spellEnd"/>
+      <w:r>
+        <w:rPr>
+          <w:spacing w:val="-2"/>
+          <w:w w:val="90"/>
+          <w:lang w:val="pt-BR"/>
+        </w:rPr>
+        <w:t xml:space="preserve"> </w:t>
+      </w:r>
+      <w:proofErr w:type="spellStart"/>
+      <w:r>
+        <w:rPr>
+          <w:spacing w:val="-2"/>
+          <w:w w:val="90"/>
+          <w:lang w:val="pt-BR"/>
+        </w:rPr>
+        <w:t>containing</w:t>
+      </w:r>
+      <w:proofErr w:type="spellEnd"/>
+      <w:r>
+        <w:rPr>
+          <w:spacing w:val="-2"/>
+          <w:w w:val="90"/>
+          <w:lang w:val="pt-BR"/>
+        </w:rPr>
+        <w:t>:</w:t>
+      </w:r>
+    </w:p>
+    <w:p>
+      <w:pPr>
+        <w:pStyle w:val="BodyText"/>
+        <w:numPr>
+          <w:ilvl w:val="2"/>
+          <w:numId w:val="23"/>
+        </w:numPr>
+        <w:rPr>
+          <w:spacing w:val="-2"/>
+          <w:w w:val="90"/>
+          <w:lang w:val="pt-BR"/>
+        </w:rPr>
+      </w:pPr>
+      <w:proofErr w:type="spellStart"/>
+      <w:r>
+        <w:rPr>
+          <w:spacing w:val="-2"/>
+          <w:w w:val="90"/>
+          <w:lang w:val="pt-BR"/>
+        </w:rPr>
+        <w:t>Summary</w:t>
+      </w:r>
+      <w:proofErr w:type="spellEnd"/>
+      <w:r>
+        <w:rPr>
+          <w:spacing w:val="-2"/>
+          <w:w w:val="90"/>
+          <w:lang w:val="pt-BR"/>
+        </w:rPr>
+        <w:t xml:space="preserve"> </w:t>
+      </w:r>
+      <w:proofErr w:type="spellStart"/>
+      <w:r>
+        <w:rPr>
+          <w:spacing w:val="-2"/>
+          <w:w w:val="90"/>
+          <w:lang w:val="pt-BR"/>
+        </w:rPr>
+        <w:t>of</w:t>
+      </w:r>
+      <w:proofErr w:type="spellEnd"/>
+      <w:r>
+        <w:rPr>
+          <w:spacing w:val="-2"/>
+          <w:w w:val="90"/>
+          <w:lang w:val="pt-BR"/>
+        </w:rPr>
+        <w:t xml:space="preserve"> model </w:t>
+      </w:r>
+      <w:proofErr w:type="spellStart"/>
+      <w:r>
+        <w:rPr>
+          <w:spacing w:val="-2"/>
+          <w:w w:val="90"/>
+          <w:lang w:val="pt-BR"/>
+        </w:rPr>
+        <w:t>fit</w:t>
+      </w:r>
+      <w:proofErr w:type="spellEnd"/>
+      <w:r>
+        <w:rPr>
+          <w:spacing w:val="-2"/>
+          <w:w w:val="90"/>
+          <w:lang w:val="pt-BR"/>
+        </w:rPr>
+        <w:t xml:space="preserve"> - </w:t>
+      </w:r>
+      <w:proofErr w:type="spellStart"/>
+      <w:r>
+        <w:rPr>
+          <w:spacing w:val="-2"/>
+          <w:w w:val="90"/>
+          <w:lang w:val="pt-BR"/>
+        </w:rPr>
+        <w:t>Pooled_Fit</w:t>
+      </w:r>
+      <w:proofErr w:type="spellEnd"/>
+      <w:r>
+        <w:rPr>
+          <w:spacing w:val="-2"/>
+          <w:w w:val="90"/>
+          <w:lang w:val="pt-BR"/>
+        </w:rPr>
+        <w:t>:</w:t>
+      </w:r>
+      <w:r>
+        <w:rPr>
+          <w:spacing w:val="-2"/>
+          <w:w w:val="90"/>
+          <w:lang w:val="pt-BR"/>
+        </w:rPr>
+        <w:t xml:space="preserve"> Fit</w:t>
+      </w:r>
+      <w:r>
+        <w:rPr>
+          <w:spacing w:val="-2"/>
+          <w:w w:val="90"/>
+          <w:lang w:val="pt-BR"/>
+        </w:rPr>
+        <w:t xml:space="preserve"> </w:t>
+      </w:r>
+      <w:proofErr w:type="spellStart"/>
+      <w:r>
+        <w:rPr>
+          <w:spacing w:val="-2"/>
+          <w:w w:val="90"/>
+          <w:lang w:val="pt-BR"/>
+        </w:rPr>
+        <w:t>statistics</w:t>
+      </w:r>
+      <w:proofErr w:type="spellEnd"/>
+      <w:r>
+        <w:rPr>
+          <w:spacing w:val="-2"/>
+          <w:w w:val="90"/>
+          <w:lang w:val="pt-BR"/>
+        </w:rPr>
+        <w:t xml:space="preserve"> (</w:t>
+      </w:r>
+      <m:oMath>
+        <m:sSup>
+          <m:sSupPr>
+            <m:ctrlPr>
+              <w:rPr>
+                <w:rFonts w:ascii="Cambria Math" w:hAnsi="Cambria Math"/>
+                <w:spacing w:val="-2"/>
+                <w:w w:val="90"/>
+                <w:lang w:val="pt-BR"/>
+              </w:rPr>
+            </m:ctrlPr>
+          </m:sSupPr>
+          <m:e>
+            <m:r>
+              <w:rPr>
+                <w:rFonts w:ascii="Cambria Math" w:hAnsi="Cambria Math"/>
+                <w:spacing w:val="-2"/>
+                <w:w w:val="90"/>
+                <w:lang w:val="pt-BR"/>
+              </w:rPr>
+              <m:t>χ</m:t>
+            </m:r>
+          </m:e>
+          <m:sup>
+            <m:r>
+              <w:rPr>
+                <w:rFonts w:ascii="Cambria Math" w:hAnsi="Cambria Math"/>
+                <w:spacing w:val="-2"/>
+                <w:w w:val="90"/>
+                <w:lang w:val="pt-BR"/>
+              </w:rPr>
+              <m:t>2</m:t>
+            </m:r>
+          </m:sup>
+        </m:sSup>
+      </m:oMath>
+      <w:r>
+        <w:rPr>
+          <w:spacing w:val="-2"/>
+          <w:w w:val="90"/>
+          <w:lang w:val="pt-BR"/>
+        </w:rPr>
+        <w:t xml:space="preserve">, </w:t>
+      </w:r>
+      <m:oMath>
+        <m:r>
+          <w:rPr>
+            <w:rFonts w:ascii="Cambria Math" w:hAnsi="Cambria Math"/>
+            <w:spacing w:val="-2"/>
+            <w:w w:val="90"/>
+            <w:lang w:val="pt-BR"/>
+          </w:rPr>
+          <m:t>df</m:t>
+        </m:r>
+      </m:oMath>
+      <w:r>
+        <w:rPr>
+          <w:spacing w:val="-2"/>
+          <w:w w:val="90"/>
+          <w:lang w:val="pt-BR"/>
+        </w:rPr>
+        <w:t xml:space="preserve">, </w:t>
+      </w:r>
+      <m:oMath>
+        <m:r>
+          <w:rPr>
+            <w:rFonts w:ascii="Cambria Math" w:hAnsi="Cambria Math"/>
+            <w:spacing w:val="-2"/>
+            <w:w w:val="90"/>
+            <w:lang w:val="pt-BR"/>
+          </w:rPr>
+          <m:t>p</m:t>
+        </m:r>
+      </m:oMath>
+      <w:r>
+        <w:rPr>
+          <w:spacing w:val="-2"/>
+          <w:w w:val="90"/>
+          <w:lang w:val="pt-BR"/>
+        </w:rPr>
+        <w:t>, CFI, TLI, RMSEA, SRMR, AIC, BIC) for all 11 model specifications on pooled data.</w:t>
+      </w:r>
+    </w:p>
+    <w:p>
+      <w:pPr>
+        <w:pStyle w:val="BodyText"/>
+        <w:numPr>
+          <w:ilvl w:val="2"/>
+          <w:numId w:val="23"/>
+        </w:numPr>
+        <w:rPr>
+          <w:spacing w:val="-2"/>
+          <w:w w:val="90"/>
+          <w:lang w:val="pt-BR"/>
+        </w:rPr>
+      </w:pPr>
+      <w:proofErr w:type="spellStart"/>
+      <w:r>
+        <w:rPr>
+          <w:spacing w:val="-2"/>
+          <w:w w:val="90"/>
+          <w:lang w:val="pt-BR"/>
+        </w:rPr>
+        <w:t>Summary</w:t>
+      </w:r>
+      <w:proofErr w:type="spellEnd"/>
+      <w:r>
+        <w:rPr>
+          <w:spacing w:val="-2"/>
+          <w:w w:val="90"/>
+          <w:lang w:val="pt-BR"/>
+        </w:rPr>
+        <w:t xml:space="preserve"> </w:t>
+      </w:r>
+      <w:proofErr w:type="spellStart"/>
+      <w:r>
+        <w:rPr>
+          <w:spacing w:val="-2"/>
+          <w:w w:val="90"/>
+          <w:lang w:val="pt-BR"/>
+        </w:rPr>
+        <w:t>of</w:t>
+      </w:r>
+      <w:proofErr w:type="spellEnd"/>
+      <w:r>
+        <w:rPr>
+          <w:spacing w:val="-2"/>
+          <w:w w:val="90"/>
+          <w:lang w:val="pt-BR"/>
+        </w:rPr>
+        <w:t xml:space="preserve"> </w:t>
+      </w:r>
+      <w:proofErr w:type="spellStart"/>
+      <w:r>
+        <w:rPr>
+          <w:spacing w:val="-2"/>
+          <w:w w:val="90"/>
+          <w:lang w:val="pt-BR"/>
+        </w:rPr>
+        <w:t>reliability</w:t>
+      </w:r>
+      <w:proofErr w:type="spellEnd"/>
+      <w:r>
+        <w:rPr>
+          <w:spacing w:val="-2"/>
+          <w:w w:val="90"/>
+          <w:lang w:val="pt-BR"/>
+        </w:rPr>
+        <w:t xml:space="preserve"> - </w:t>
+      </w:r>
+      <w:proofErr w:type="spellStart"/>
+      <w:r>
+        <w:rPr>
+          <w:spacing w:val="-2"/>
+          <w:w w:val="90"/>
+          <w:lang w:val="pt-BR"/>
+        </w:rPr>
+        <w:t>Pooled_Reliability_AVE</w:t>
+      </w:r>
+      <w:proofErr w:type="spellEnd"/>
+      <w:r>
+        <w:rPr>
+          <w:spacing w:val="-2"/>
+          <w:w w:val="90"/>
+          <w:lang w:val="pt-BR"/>
+        </w:rPr>
+        <w:t>: Su</w:t>
+      </w:r>
+      <w:proofErr w:type="spellStart"/>
+      <w:r>
+        <w:rPr>
+          <w:spacing w:val="-2"/>
+          <w:w w:val="90"/>
+          <w:lang w:val="pt-BR"/>
+        </w:rPr>
+        <w:t>bscale</w:t>
+      </w:r>
+      <w:proofErr w:type="spellEnd"/>
+      <w:r>
+        <w:rPr>
+          <w:spacing w:val="-2"/>
+          <w:w w:val="90"/>
+          <w:lang w:val="pt-BR"/>
+        </w:rPr>
+        <w:t xml:space="preserve"> </w:t>
+      </w:r>
+      <w:proofErr w:type="spellStart"/>
+      <w:r>
+        <w:rPr>
+          <w:spacing w:val="-2"/>
+          <w:w w:val="90"/>
+          <w:lang w:val="pt-BR"/>
+        </w:rPr>
+        <w:t>Cronbach's</w:t>
+      </w:r>
+      <w:proofErr w:type="spellEnd"/>
+      <w:r>
+        <w:rPr>
+          <w:spacing w:val="-2"/>
+          <w:w w:val="90"/>
+          <w:lang w:val="pt-BR"/>
+        </w:rPr>
+        <w:t xml:space="preserve"> </w:t>
+      </w:r>
+      <m:oMath>
+        <m:r>
+          <w:rPr>
+            <w:rFonts w:ascii="Cambria Math" w:hAnsi="Cambria Math"/>
+            <w:spacing w:val="-2"/>
+            <w:w w:val="90"/>
+            <w:lang w:val="pt-BR"/>
+          </w:rPr>
+          <m:t>α</m:t>
+        </m:r>
+      </m:oMath>
+      <w:r>
+        <w:rPr>
+          <w:spacing w:val="-2"/>
+          <w:w w:val="90"/>
+          <w:lang w:val="pt-BR"/>
+        </w:rPr>
+        <w:t xml:space="preserve">, McDonald's </w:t>
+      </w:r>
+      <m:oMath>
+        <m:r>
+          <w:rPr>
+            <w:rFonts w:ascii="Cambria Math" w:hAnsi="Cambria Math"/>
+            <w:spacing w:val="-2"/>
+            <w:w w:val="90"/>
+            <w:lang w:val="pt-BR"/>
+          </w:rPr>
+          <m:t>ω</m:t>
+        </m:r>
+      </m:oMath>
+      <w:r>
+        <w:rPr>
+          <w:spacing w:val="-2"/>
+          <w:w w:val="90"/>
+          <w:lang w:val="pt-BR"/>
+        </w:rPr>
+        <w:t xml:space="preserve">, and Average Variance </w:t>
+      </w:r>
+      <w:proofErr w:type="spellStart"/>
+      <w:r>
+        <w:rPr>
+          <w:spacing w:val="-2"/>
+          <w:w w:val="90"/>
+          <w:lang w:val="pt-BR"/>
+        </w:rPr>
+        <w:t>Extracted</w:t>
+      </w:r>
+      <w:proofErr w:type="spellEnd"/>
+      <w:r>
+        <w:rPr>
+          <w:spacing w:val="-2"/>
+          <w:w w:val="90"/>
+          <w:lang w:val="pt-BR"/>
+        </w:rPr>
+        <w:t xml:space="preserve"> (AVE) for </w:t>
+      </w:r>
+      <w:proofErr w:type="spellStart"/>
+      <w:r>
+        <w:rPr>
+          <w:spacing w:val="-2"/>
+          <w:w w:val="90"/>
+          <w:lang w:val="pt-BR"/>
+        </w:rPr>
+        <w:t>each</w:t>
+      </w:r>
+      <w:proofErr w:type="spellEnd"/>
+      <w:r>
+        <w:rPr>
+          <w:spacing w:val="-2"/>
+          <w:w w:val="90"/>
+          <w:lang w:val="pt-BR"/>
+        </w:rPr>
+        <w:t xml:space="preserve"> fator </w:t>
+      </w:r>
+      <w:proofErr w:type="spellStart"/>
+      <w:r>
+        <w:rPr>
+          <w:spacing w:val="-2"/>
+          <w:w w:val="90"/>
+          <w:lang w:val="pt-BR"/>
+        </w:rPr>
+        <w:t>of</w:t>
+      </w:r>
+      <w:proofErr w:type="spellEnd"/>
+      <w:r>
+        <w:rPr>
+          <w:spacing w:val="-2"/>
+          <w:w w:val="90"/>
+          <w:lang w:val="pt-BR"/>
+        </w:rPr>
+        <w:t xml:space="preserve"> </w:t>
+      </w:r>
+      <w:proofErr w:type="spellStart"/>
+      <w:r>
+        <w:rPr>
+          <w:spacing w:val="-2"/>
+          <w:w w:val="90"/>
+          <w:lang w:val="pt-BR"/>
+        </w:rPr>
+        <w:t>each</w:t>
+      </w:r>
+      <w:proofErr w:type="spellEnd"/>
+      <w:r>
+        <w:rPr>
+          <w:spacing w:val="-2"/>
+          <w:w w:val="90"/>
+          <w:lang w:val="pt-BR"/>
+        </w:rPr>
+        <w:t xml:space="preserve"> model</w:t>
+      </w:r>
+      <w:r>
+        <w:rPr>
+          <w:spacing w:val="-2"/>
+          <w:w w:val="90"/>
+          <w:lang w:val="pt-BR"/>
+        </w:rPr>
+        <w:t>.</w:t>
+      </w:r>
+    </w:p>
+    <w:p>
+      <w:pPr>
+        <w:pStyle w:val="BodyText"/>
+        <w:numPr>
+          <w:ilvl w:val="2"/>
+          <w:numId w:val="23"/>
+        </w:numPr>
+        <w:rPr>
+          <w:spacing w:val="-2"/>
+          <w:w w:val="90"/>
+          <w:lang w:val="pt-BR"/>
+        </w:rPr>
+      </w:pPr>
+      <w:proofErr w:type="spellStart"/>
+      <w:r>
+        <w:rPr>
+          <w:spacing w:val="-2"/>
+          <w:w w:val="90"/>
+          <w:lang w:val="pt-BR"/>
+        </w:rPr>
+        <w:t>Summary</w:t>
+      </w:r>
+      <w:proofErr w:type="spellEnd"/>
+      <w:r>
+        <w:rPr>
+          <w:spacing w:val="-2"/>
+          <w:w w:val="90"/>
+          <w:lang w:val="pt-BR"/>
+        </w:rPr>
+        <w:t xml:space="preserve"> </w:t>
+      </w:r>
+      <w:proofErr w:type="spellStart"/>
+      <w:r>
+        <w:rPr>
+          <w:spacing w:val="-2"/>
+          <w:w w:val="90"/>
+          <w:lang w:val="pt-BR"/>
+        </w:rPr>
+        <w:t>of</w:t>
+      </w:r>
+      <w:proofErr w:type="spellEnd"/>
+      <w:r>
+        <w:rPr>
+          <w:spacing w:val="-2"/>
+          <w:w w:val="90"/>
+          <w:lang w:val="pt-BR"/>
+        </w:rPr>
+        <w:t xml:space="preserve"> </w:t>
+      </w:r>
+      <w:proofErr w:type="spellStart"/>
+      <w:r>
+        <w:rPr>
+          <w:spacing w:val="-2"/>
+          <w:w w:val="90"/>
+          <w:lang w:val="pt-BR"/>
+        </w:rPr>
+        <w:t>loadings</w:t>
+      </w:r>
+      <w:proofErr w:type="spellEnd"/>
+      <w:r>
+        <w:rPr>
+          <w:spacing w:val="-2"/>
+          <w:w w:val="90"/>
+          <w:lang w:val="pt-BR"/>
+        </w:rPr>
+        <w:t xml:space="preserve"> </w:t>
+      </w:r>
+      <w:proofErr w:type="spellStart"/>
+      <w:r>
+        <w:rPr>
+          <w:spacing w:val="-2"/>
+          <w:w w:val="90"/>
+          <w:lang w:val="pt-BR"/>
+        </w:rPr>
+        <w:t>by</w:t>
+      </w:r>
+      <w:proofErr w:type="spellEnd"/>
+      <w:r>
+        <w:rPr>
+          <w:spacing w:val="-2"/>
+          <w:w w:val="90"/>
+          <w:lang w:val="pt-BR"/>
+        </w:rPr>
+        <w:t xml:space="preserve"> </w:t>
+      </w:r>
+      <w:proofErr w:type="spellStart"/>
+      <w:r>
+        <w:rPr>
+          <w:spacing w:val="-2"/>
+          <w:w w:val="90"/>
+          <w:lang w:val="pt-BR"/>
+        </w:rPr>
+        <w:t>items</w:t>
+      </w:r>
+      <w:proofErr w:type="spellEnd"/>
+      <w:r>
+        <w:rPr>
+          <w:spacing w:val="-2"/>
+          <w:w w:val="90"/>
+          <w:lang w:val="pt-BR"/>
+        </w:rPr>
+        <w:t xml:space="preserve"> </w:t>
+      </w:r>
+      <w:proofErr w:type="spellStart"/>
+      <w:r>
+        <w:rPr>
+          <w:spacing w:val="-2"/>
+          <w:w w:val="90"/>
+          <w:lang w:val="pt-BR"/>
+        </w:rPr>
+        <w:t>and</w:t>
+      </w:r>
+      <w:proofErr w:type="spellEnd"/>
+      <w:r>
+        <w:rPr>
+          <w:spacing w:val="-2"/>
+          <w:w w:val="90"/>
+          <w:lang w:val="pt-BR"/>
+        </w:rPr>
+        <w:t xml:space="preserve"> models. </w:t>
+      </w:r>
+      <w:proofErr w:type="spellStart"/>
+      <w:r>
+        <w:rPr>
+          <w:spacing w:val="-2"/>
+          <w:w w:val="90"/>
+          <w:lang w:val="pt-BR"/>
+        </w:rPr>
+        <w:t>Pooled_CFA_Loadings</w:t>
+      </w:r>
+      <w:proofErr w:type="spellEnd"/>
       <w:r>
         <w:rPr>
           <w:spacing w:val="-2"/>
@@ -17480,81 +22440,1078 @@
         </w:rPr>
         <w:t xml:space="preserve">: </w:t>
       </w:r>
-      <w:r>
-        <w:rPr>
-          <w:spacing w:val="-2"/>
-          <w:w w:val="90"/>
-        </w:rPr>
-        <w:t>correlation calculated by scipy.stats.pearsonr</w:t>
+      <w:proofErr w:type="spellStart"/>
+      <w:r>
+        <w:rPr>
+          <w:spacing w:val="-2"/>
+          <w:w w:val="90"/>
+          <w:lang w:val="pt-BR"/>
+        </w:rPr>
+        <w:t>Standardized</w:t>
+      </w:r>
+      <w:proofErr w:type="spellEnd"/>
+      <w:r>
+        <w:rPr>
+          <w:spacing w:val="-2"/>
+          <w:w w:val="90"/>
+          <w:lang w:val="pt-BR"/>
+        </w:rPr>
+        <w:t xml:space="preserve"> </w:t>
+      </w:r>
+      <w:proofErr w:type="spellStart"/>
+      <w:r>
+        <w:rPr>
+          <w:spacing w:val="-2"/>
+          <w:w w:val="90"/>
+          <w:lang w:val="pt-BR"/>
+        </w:rPr>
+        <w:t>loadings</w:t>
+      </w:r>
+      <w:proofErr w:type="spellEnd"/>
+      <w:r>
+        <w:rPr>
+          <w:spacing w:val="-2"/>
+          <w:w w:val="90"/>
+          <w:lang w:val="pt-BR"/>
+        </w:rPr>
+        <w:t xml:space="preserve"> (</w:t>
+      </w:r>
+      <w:proofErr w:type="spellStart"/>
+      <m:oMath>
+        <m:r>
+          <m:rPr>
+            <m:nor/>
+          </m:rPr>
+          <w:rPr>
+            <w:spacing w:val="-2"/>
+            <w:w w:val="90"/>
+            <w:lang w:val="pt-BR"/>
+          </w:rPr>
+          <m:t>Std.all</m:t>
+        </m:r>
+        <w:proofErr w:type="spellEnd"/>
+        <m:r>
+          <w:rPr>
+            <w:rFonts w:ascii="Cambria Math" w:hAnsi="Cambria Math"/>
+            <w:spacing w:val="-2"/>
+            <w:w w:val="90"/>
+            <w:lang w:val="pt-BR"/>
+          </w:rPr>
+          <m:t>/λ</m:t>
+        </m:r>
+      </m:oMath>
+      <w:r>
+        <w:rPr>
+          <w:spacing w:val="-2"/>
+          <w:w w:val="90"/>
+          <w:lang w:val="pt-BR"/>
+        </w:rPr>
+        <w:t xml:space="preserve">), </w:t>
+      </w:r>
+      <m:oMath>
+        <m:sSup>
+          <m:sSupPr>
+            <m:ctrlPr>
+              <w:rPr>
+                <w:rFonts w:ascii="Cambria Math" w:hAnsi="Cambria Math"/>
+                <w:spacing w:val="-2"/>
+                <w:w w:val="90"/>
+                <w:lang w:val="pt-BR"/>
+              </w:rPr>
+            </m:ctrlPr>
+          </m:sSupPr>
+          <m:e>
+            <m:r>
+              <w:rPr>
+                <w:rFonts w:ascii="Cambria Math" w:hAnsi="Cambria Math"/>
+                <w:spacing w:val="-2"/>
+                <w:w w:val="90"/>
+                <w:lang w:val="pt-BR"/>
+              </w:rPr>
+              <m:t>R</m:t>
+            </m:r>
+          </m:e>
+          <m:sup>
+            <m:r>
+              <w:rPr>
+                <w:rFonts w:ascii="Cambria Math" w:hAnsi="Cambria Math"/>
+                <w:spacing w:val="-2"/>
+                <w:w w:val="90"/>
+                <w:lang w:val="pt-BR"/>
+              </w:rPr>
+              <m:t>2</m:t>
+            </m:r>
+          </m:sup>
+        </m:sSup>
+      </m:oMath>
+      <w:r>
+        <w:rPr>
+          <w:spacing w:val="-2"/>
+          <w:w w:val="90"/>
+          <w:lang w:val="pt-BR"/>
+        </w:rPr>
+        <w:t xml:space="preserve">, standard errors, and </w:t>
+      </w:r>
+      <m:oMath>
+        <m:r>
+          <w:rPr>
+            <w:rFonts w:ascii="Cambria Math" w:hAnsi="Cambria Math"/>
+            <w:spacing w:val="-2"/>
+            <w:w w:val="90"/>
+            <w:lang w:val="pt-BR"/>
+          </w:rPr>
+          <m:t>p</m:t>
+        </m:r>
+      </m:oMath>
+      <w:r>
+        <w:rPr>
+          <w:spacing w:val="-2"/>
+          <w:w w:val="90"/>
+          <w:lang w:val="pt-BR"/>
+        </w:rPr>
+        <w:t xml:space="preserve">-values for </w:t>
+      </w:r>
+      <w:proofErr w:type="spellStart"/>
+      <w:r>
+        <w:rPr>
+          <w:spacing w:val="-2"/>
+          <w:w w:val="90"/>
+          <w:lang w:val="pt-BR"/>
+        </w:rPr>
+        <w:t>each</w:t>
+      </w:r>
+      <w:proofErr w:type="spellEnd"/>
+      <w:r>
+        <w:rPr>
+          <w:spacing w:val="-2"/>
+          <w:w w:val="90"/>
+          <w:lang w:val="pt-BR"/>
+        </w:rPr>
+        <w:t xml:space="preserve"> item in </w:t>
+      </w:r>
+      <w:proofErr w:type="spellStart"/>
+      <w:r>
+        <w:rPr>
+          <w:spacing w:val="-2"/>
+          <w:w w:val="90"/>
+          <w:lang w:val="pt-BR"/>
+        </w:rPr>
+        <w:t>each</w:t>
+      </w:r>
+      <w:proofErr w:type="spellEnd"/>
+      <w:r>
+        <w:rPr>
+          <w:spacing w:val="-2"/>
+          <w:w w:val="90"/>
+          <w:lang w:val="pt-BR"/>
+        </w:rPr>
+        <w:t xml:space="preserve"> models</w:t>
+      </w:r>
+      <w:r>
+        <w:rPr>
+          <w:spacing w:val="-2"/>
+          <w:w w:val="90"/>
+          <w:lang w:val="pt-BR"/>
+        </w:rPr>
+        <w:t>.</w:t>
       </w:r>
     </w:p>
     <w:p>
       <w:pPr>
         <w:pStyle w:val="BodyText"/>
-        <w:ind w:left="720"/>
-        <w:rPr>
-          <w:b/>
-          <w:bCs/>
-          <w:spacing w:val="-2"/>
-          <w:w w:val="90"/>
-          <w:lang w:val="pt-BR"/>
-        </w:rPr>
-      </w:pPr>
+        <w:numPr>
+          <w:ilvl w:val="2"/>
+          <w:numId w:val="23"/>
+        </w:numPr>
+        <w:rPr>
+          <w:spacing w:val="-2"/>
+          <w:w w:val="90"/>
+          <w:lang w:val="pt-BR"/>
+        </w:rPr>
+      </w:pPr>
+      <w:proofErr w:type="spellStart"/>
+      <w:r>
+        <w:rPr>
+          <w:spacing w:val="-2"/>
+          <w:w w:val="90"/>
+          <w:lang w:val="pt-BR"/>
+        </w:rPr>
+        <w:t>Summary</w:t>
+      </w:r>
+      <w:proofErr w:type="spellEnd"/>
+      <w:r>
+        <w:rPr>
+          <w:spacing w:val="-2"/>
+          <w:w w:val="90"/>
+          <w:lang w:val="pt-BR"/>
+        </w:rPr>
+        <w:t xml:space="preserve"> </w:t>
+      </w:r>
+      <w:proofErr w:type="spellStart"/>
+      <w:r>
+        <w:rPr>
+          <w:spacing w:val="-2"/>
+          <w:w w:val="90"/>
+          <w:lang w:val="pt-BR"/>
+        </w:rPr>
+        <w:t>of</w:t>
+      </w:r>
+      <w:proofErr w:type="spellEnd"/>
+      <w:r>
+        <w:rPr>
+          <w:spacing w:val="-2"/>
+          <w:w w:val="90"/>
+          <w:lang w:val="pt-BR"/>
+        </w:rPr>
+        <w:t xml:space="preserve"> </w:t>
+      </w:r>
+      <w:proofErr w:type="spellStart"/>
+      <w:r>
+        <w:rPr>
+          <w:spacing w:val="-2"/>
+          <w:w w:val="90"/>
+          <w:lang w:val="pt-BR"/>
+        </w:rPr>
+        <w:t>Multigroup_Fit</w:t>
+      </w:r>
+      <w:proofErr w:type="spellEnd"/>
+      <w:r>
+        <w:rPr>
+          <w:spacing w:val="-2"/>
+          <w:w w:val="90"/>
+          <w:lang w:val="pt-BR"/>
+        </w:rPr>
+        <w:t xml:space="preserve">: </w:t>
+      </w:r>
+      <w:proofErr w:type="spellStart"/>
+      <w:r>
+        <w:rPr>
+          <w:spacing w:val="-2"/>
+          <w:w w:val="90"/>
+          <w:lang w:val="pt-BR"/>
+        </w:rPr>
+        <w:t>Unconstrained</w:t>
+      </w:r>
+      <w:proofErr w:type="spellEnd"/>
+      <w:r>
+        <w:rPr>
+          <w:spacing w:val="-2"/>
+          <w:w w:val="90"/>
+          <w:lang w:val="pt-BR"/>
+        </w:rPr>
+        <w:t xml:space="preserve"> </w:t>
+      </w:r>
+      <w:proofErr w:type="spellStart"/>
+      <w:r>
+        <w:rPr>
+          <w:spacing w:val="-2"/>
+          <w:w w:val="90"/>
+          <w:lang w:val="pt-BR"/>
+        </w:rPr>
+        <w:t>multi-group</w:t>
+      </w:r>
+      <w:proofErr w:type="spellEnd"/>
+      <w:r>
+        <w:rPr>
+          <w:spacing w:val="-2"/>
+          <w:w w:val="90"/>
+          <w:lang w:val="pt-BR"/>
+        </w:rPr>
+        <w:t xml:space="preserve"> CFA </w:t>
+      </w:r>
+      <w:proofErr w:type="spellStart"/>
+      <w:r>
+        <w:rPr>
+          <w:spacing w:val="-2"/>
+          <w:w w:val="90"/>
+          <w:lang w:val="pt-BR"/>
+        </w:rPr>
+        <w:t>fit</w:t>
+      </w:r>
+      <w:proofErr w:type="spellEnd"/>
+      <w:r>
+        <w:rPr>
+          <w:spacing w:val="-2"/>
+          <w:w w:val="90"/>
+          <w:lang w:val="pt-BR"/>
+        </w:rPr>
+        <w:t xml:space="preserve"> </w:t>
+      </w:r>
+      <w:proofErr w:type="spellStart"/>
+      <w:r>
+        <w:rPr>
+          <w:spacing w:val="-2"/>
+          <w:w w:val="90"/>
+          <w:lang w:val="pt-BR"/>
+        </w:rPr>
+        <w:t>metrics</w:t>
+      </w:r>
+      <w:proofErr w:type="spellEnd"/>
+      <w:r>
+        <w:rPr>
+          <w:spacing w:val="-2"/>
+          <w:w w:val="90"/>
+          <w:lang w:val="pt-BR"/>
+        </w:rPr>
+        <w:t xml:space="preserve"> </w:t>
+      </w:r>
+      <w:proofErr w:type="spellStart"/>
+      <w:r>
+        <w:rPr>
+          <w:spacing w:val="-2"/>
+          <w:w w:val="90"/>
+          <w:lang w:val="pt-BR"/>
+        </w:rPr>
+        <w:t>across</w:t>
+      </w:r>
+      <w:proofErr w:type="spellEnd"/>
+      <w:r>
+        <w:rPr>
+          <w:spacing w:val="-2"/>
+          <w:w w:val="90"/>
+          <w:lang w:val="pt-BR"/>
+        </w:rPr>
+        <w:t xml:space="preserve"> </w:t>
+      </w:r>
+      <w:proofErr w:type="spellStart"/>
+      <w:r>
+        <w:rPr>
+          <w:spacing w:val="-2"/>
+          <w:w w:val="90"/>
+          <w:lang w:val="pt-BR"/>
+        </w:rPr>
+        <w:t>all</w:t>
+      </w:r>
+      <w:proofErr w:type="spellEnd"/>
+      <w:r>
+        <w:rPr>
+          <w:spacing w:val="-2"/>
+          <w:w w:val="90"/>
+          <w:lang w:val="pt-BR"/>
+        </w:rPr>
+        <w:t xml:space="preserve"> 11 models.</w:t>
+      </w:r>
     </w:p>
     <w:p>
       <w:pPr>
         <w:pStyle w:val="BodyText"/>
-        <w:rPr>
-          <w:b/>
-          <w:bCs/>
-          <w:w w:val="90"/>
-          <w:lang w:val="pt-BR"/>
-        </w:rPr>
-      </w:pPr>
-      <w:r>
-        <w:rPr>
-          <w:b/>
-          <w:bCs/>
-          <w:w w:val="90"/>
-          <w:lang w:val="pt-BR"/>
-        </w:rPr>
-        <w:t>Processing</w:t>
-      </w:r>
-      <w:r>
-        <w:rPr>
-          <w:b/>
-          <w:bCs/>
-          <w:w w:val="90"/>
-          <w:lang w:val="pt-BR"/>
-        </w:rPr>
-        <w:t xml:space="preserve"> Details</w:t>
+        <w:numPr>
+          <w:ilvl w:val="2"/>
+          <w:numId w:val="23"/>
+        </w:numPr>
+        <w:rPr>
+          <w:spacing w:val="-2"/>
+          <w:w w:val="90"/>
+          <w:lang w:val="pt-BR"/>
+        </w:rPr>
+      </w:pPr>
+      <w:proofErr w:type="spellStart"/>
+      <w:r>
+        <w:rPr>
+          <w:spacing w:val="-2"/>
+          <w:w w:val="90"/>
+          <w:lang w:val="pt-BR"/>
+        </w:rPr>
+        <w:t>Summary</w:t>
+      </w:r>
+      <w:proofErr w:type="spellEnd"/>
+      <w:r>
+        <w:rPr>
+          <w:spacing w:val="-2"/>
+          <w:w w:val="90"/>
+          <w:lang w:val="pt-BR"/>
+        </w:rPr>
+        <w:t xml:space="preserve"> </w:t>
+      </w:r>
+      <w:proofErr w:type="spellStart"/>
+      <w:r>
+        <w:rPr>
+          <w:spacing w:val="-2"/>
+          <w:w w:val="90"/>
+          <w:lang w:val="pt-BR"/>
+        </w:rPr>
+        <w:t>By_Stimulus_</w:t>
+      </w:r>
+      <w:r>
+        <w:rPr>
+          <w:spacing w:val="-2"/>
+          <w:w w:val="90"/>
+          <w:lang w:val="pt-BR"/>
+        </w:rPr>
+        <w:t>of</w:t>
+      </w:r>
+      <w:proofErr w:type="spellEnd"/>
+      <w:r>
+        <w:rPr>
+          <w:spacing w:val="-2"/>
+          <w:w w:val="90"/>
+          <w:lang w:val="pt-BR"/>
+        </w:rPr>
+        <w:t xml:space="preserve"> model </w:t>
+      </w:r>
+      <w:r>
+        <w:rPr>
+          <w:spacing w:val="-2"/>
+          <w:w w:val="90"/>
+          <w:lang w:val="pt-BR"/>
+        </w:rPr>
+        <w:t xml:space="preserve">Fit: CFA </w:t>
+      </w:r>
+      <w:proofErr w:type="spellStart"/>
+      <w:r>
+        <w:rPr>
+          <w:spacing w:val="-2"/>
+          <w:w w:val="90"/>
+          <w:lang w:val="pt-BR"/>
+        </w:rPr>
+        <w:t>fit</w:t>
+      </w:r>
+      <w:proofErr w:type="spellEnd"/>
+      <w:r>
+        <w:rPr>
+          <w:spacing w:val="-2"/>
+          <w:w w:val="90"/>
+          <w:lang w:val="pt-BR"/>
+        </w:rPr>
+        <w:t xml:space="preserve"> </w:t>
+      </w:r>
+      <w:proofErr w:type="spellStart"/>
+      <w:r>
+        <w:rPr>
+          <w:spacing w:val="-2"/>
+          <w:w w:val="90"/>
+          <w:lang w:val="pt-BR"/>
+        </w:rPr>
+        <w:t>statistics</w:t>
+      </w:r>
+      <w:proofErr w:type="spellEnd"/>
+      <w:r>
+        <w:rPr>
+          <w:spacing w:val="-2"/>
+          <w:w w:val="90"/>
+          <w:lang w:val="pt-BR"/>
+        </w:rPr>
+        <w:t xml:space="preserve"> </w:t>
+      </w:r>
+      <w:proofErr w:type="spellStart"/>
+      <w:r>
+        <w:rPr>
+          <w:spacing w:val="-2"/>
+          <w:w w:val="90"/>
+          <w:lang w:val="pt-BR"/>
+        </w:rPr>
+        <w:t>estimated</w:t>
+      </w:r>
+      <w:proofErr w:type="spellEnd"/>
+      <w:r>
+        <w:rPr>
+          <w:spacing w:val="-2"/>
+          <w:w w:val="90"/>
+          <w:lang w:val="pt-BR"/>
+        </w:rPr>
+        <w:t xml:space="preserve"> </w:t>
+      </w:r>
+      <w:proofErr w:type="spellStart"/>
+      <w:r>
+        <w:rPr>
+          <w:spacing w:val="-2"/>
+          <w:w w:val="90"/>
+          <w:lang w:val="pt-BR"/>
+        </w:rPr>
+        <w:t>separately</w:t>
+      </w:r>
+      <w:proofErr w:type="spellEnd"/>
+      <w:r>
+        <w:rPr>
+          <w:spacing w:val="-2"/>
+          <w:w w:val="90"/>
+          <w:lang w:val="pt-BR"/>
+        </w:rPr>
+        <w:t xml:space="preserve"> for </w:t>
+      </w:r>
+      <w:proofErr w:type="spellStart"/>
+      <w:r>
+        <w:rPr>
+          <w:spacing w:val="-2"/>
+          <w:w w:val="90"/>
+          <w:lang w:val="pt-BR"/>
+        </w:rPr>
+        <w:t>each</w:t>
+      </w:r>
+      <w:proofErr w:type="spellEnd"/>
+      <w:r>
+        <w:rPr>
+          <w:spacing w:val="-2"/>
+          <w:w w:val="90"/>
+          <w:lang w:val="pt-BR"/>
+        </w:rPr>
+        <w:t xml:space="preserve"> software </w:t>
+      </w:r>
+      <w:proofErr w:type="spellStart"/>
+      <w:r>
+        <w:rPr>
+          <w:spacing w:val="-2"/>
+          <w:w w:val="90"/>
+          <w:lang w:val="pt-BR"/>
+        </w:rPr>
+        <w:t>stimulus</w:t>
+      </w:r>
+      <w:proofErr w:type="spellEnd"/>
+      <w:r>
+        <w:rPr>
+          <w:spacing w:val="-2"/>
+          <w:w w:val="90"/>
+          <w:lang w:val="pt-BR"/>
+        </w:rPr>
+        <w:t>/system</w:t>
+      </w:r>
+      <w:r>
+        <w:rPr>
+          <w:spacing w:val="-2"/>
+          <w:w w:val="90"/>
+          <w:lang w:val="pt-BR"/>
+        </w:rPr>
+        <w:t xml:space="preserve"> </w:t>
+      </w:r>
+      <w:proofErr w:type="spellStart"/>
+      <w:r>
+        <w:rPr>
+          <w:spacing w:val="-2"/>
+          <w:w w:val="90"/>
+          <w:lang w:val="pt-BR"/>
+        </w:rPr>
+        <w:t>across</w:t>
+      </w:r>
+      <w:proofErr w:type="spellEnd"/>
+      <w:r>
+        <w:rPr>
+          <w:spacing w:val="-2"/>
+          <w:w w:val="90"/>
+          <w:lang w:val="pt-BR"/>
+        </w:rPr>
+        <w:t xml:space="preserve"> </w:t>
+      </w:r>
+      <w:proofErr w:type="spellStart"/>
+      <w:r>
+        <w:rPr>
+          <w:spacing w:val="-2"/>
+          <w:w w:val="90"/>
+          <w:lang w:val="pt-BR"/>
+        </w:rPr>
+        <w:t>all</w:t>
+      </w:r>
+      <w:proofErr w:type="spellEnd"/>
+      <w:r>
+        <w:rPr>
+          <w:spacing w:val="-2"/>
+          <w:w w:val="90"/>
+          <w:lang w:val="pt-BR"/>
+        </w:rPr>
+        <w:t xml:space="preserve"> models.</w:t>
       </w:r>
     </w:p>
     <w:p>
       <w:pPr>
         <w:pStyle w:val="BodyText"/>
-        <w:rPr>
-          <w:spacing w:val="-2"/>
-          <w:w w:val="90"/>
-          <w:lang w:val="pt-BR"/>
-        </w:rPr>
-      </w:pPr>
-      <w:r>
-        <w:rPr>
-          <w:spacing w:val="-2"/>
-          <w:w w:val="90"/>
-          <w:lang w:val="pt-BR"/>
-        </w:rPr>
-        <w:t xml:space="preserve">This </w:t>
-      </w:r>
-      <w:r>
-        <w:rPr>
-          <w:spacing w:val="-2"/>
-          <w:w w:val="90"/>
-          <w:lang w:val="pt-BR"/>
-        </w:rPr>
-        <w:t xml:space="preserve">script </w:t>
-      </w:r>
+        <w:numPr>
+          <w:ilvl w:val="2"/>
+          <w:numId w:val="23"/>
+        </w:numPr>
+        <w:rPr>
+          <w:spacing w:val="-2"/>
+          <w:w w:val="90"/>
+          <w:lang w:val="pt-BR"/>
+        </w:rPr>
+      </w:pPr>
+      <w:proofErr w:type="spellStart"/>
+      <w:r>
+        <w:rPr>
+          <w:spacing w:val="-2"/>
+          <w:w w:val="90"/>
+          <w:lang w:val="pt-BR"/>
+        </w:rPr>
+        <w:t>Summary</w:t>
+      </w:r>
+      <w:proofErr w:type="spellEnd"/>
+      <w:r>
+        <w:rPr>
+          <w:spacing w:val="-2"/>
+          <w:w w:val="90"/>
+          <w:lang w:val="pt-BR"/>
+        </w:rPr>
+        <w:t xml:space="preserve"> </w:t>
+      </w:r>
+      <w:proofErr w:type="spellStart"/>
+      <w:r>
+        <w:rPr>
+          <w:spacing w:val="-2"/>
+          <w:w w:val="90"/>
+          <w:lang w:val="pt-BR"/>
+        </w:rPr>
+        <w:t>By_</w:t>
+      </w:r>
+      <w:r>
+        <w:rPr>
+          <w:spacing w:val="-2"/>
+          <w:w w:val="90"/>
+          <w:lang w:val="pt-BR"/>
+        </w:rPr>
+        <w:t>Factor</w:t>
+      </w:r>
+      <w:proofErr w:type="spellEnd"/>
+      <w:r>
+        <w:rPr>
+          <w:spacing w:val="-2"/>
+          <w:w w:val="90"/>
+          <w:lang w:val="pt-BR"/>
+        </w:rPr>
+        <w:t xml:space="preserve"> </w:t>
+      </w:r>
+      <w:proofErr w:type="spellStart"/>
+      <w:r>
+        <w:rPr>
+          <w:spacing w:val="-2"/>
+          <w:w w:val="90"/>
+          <w:lang w:val="pt-BR"/>
+        </w:rPr>
+        <w:t>and</w:t>
+      </w:r>
+      <w:proofErr w:type="spellEnd"/>
+      <w:r>
+        <w:rPr>
+          <w:spacing w:val="-2"/>
+          <w:w w:val="90"/>
+          <w:lang w:val="pt-BR"/>
+        </w:rPr>
+        <w:t xml:space="preserve"> </w:t>
+      </w:r>
+      <w:proofErr w:type="spellStart"/>
+      <w:r>
+        <w:rPr>
+          <w:spacing w:val="-2"/>
+          <w:w w:val="90"/>
+          <w:lang w:val="pt-BR"/>
+        </w:rPr>
+        <w:t>Stimulus_Reliability</w:t>
+      </w:r>
+      <w:proofErr w:type="spellEnd"/>
+      <w:r>
+        <w:rPr>
+          <w:spacing w:val="-2"/>
+          <w:w w:val="90"/>
+          <w:lang w:val="pt-BR"/>
+        </w:rPr>
+        <w:t xml:space="preserve">: </w:t>
+      </w:r>
+      <w:proofErr w:type="spellStart"/>
+      <w:r>
+        <w:rPr>
+          <w:spacing w:val="-2"/>
+          <w:w w:val="90"/>
+          <w:lang w:val="pt-BR"/>
+        </w:rPr>
+        <w:t>Reliability</w:t>
+      </w:r>
+      <w:proofErr w:type="spellEnd"/>
+      <w:r>
+        <w:rPr>
+          <w:spacing w:val="-2"/>
+          <w:w w:val="90"/>
+          <w:lang w:val="pt-BR"/>
+        </w:rPr>
+        <w:t xml:space="preserve"> (</w:t>
+      </w:r>
+      <m:oMath>
+        <m:r>
+          <w:rPr>
+            <w:rFonts w:ascii="Cambria Math" w:hAnsi="Cambria Math"/>
+            <w:spacing w:val="-2"/>
+            <w:w w:val="90"/>
+            <w:lang w:val="pt-BR"/>
+          </w:rPr>
+          <m:t>α</m:t>
+        </m:r>
+      </m:oMath>
+      <w:r>
+        <w:rPr>
+          <w:spacing w:val="-2"/>
+          <w:w w:val="90"/>
+          <w:lang w:val="pt-BR"/>
+        </w:rPr>
+        <w:t xml:space="preserve">, </w:t>
+      </w:r>
+      <m:oMath>
+        <m:r>
+          <w:rPr>
+            <w:rFonts w:ascii="Cambria Math" w:hAnsi="Cambria Math"/>
+            <w:spacing w:val="-2"/>
+            <w:w w:val="90"/>
+            <w:lang w:val="pt-BR"/>
+          </w:rPr>
+          <m:t>ω</m:t>
+        </m:r>
+      </m:oMath>
+      <w:r>
+        <w:rPr>
+          <w:spacing w:val="-2"/>
+          <w:w w:val="90"/>
+          <w:lang w:val="pt-BR"/>
+        </w:rPr>
+        <w:t xml:space="preserve">) and AVE </w:t>
+      </w:r>
+      <w:proofErr w:type="spellStart"/>
+      <w:r>
+        <w:rPr>
+          <w:spacing w:val="-2"/>
+          <w:w w:val="90"/>
+          <w:lang w:val="pt-BR"/>
+        </w:rPr>
+        <w:t>estimates</w:t>
+      </w:r>
+      <w:proofErr w:type="spellEnd"/>
+      <w:r>
+        <w:rPr>
+          <w:spacing w:val="-2"/>
+          <w:w w:val="90"/>
+          <w:lang w:val="pt-BR"/>
+        </w:rPr>
+        <w:t xml:space="preserve"> </w:t>
+      </w:r>
+      <w:proofErr w:type="spellStart"/>
+      <w:r>
+        <w:rPr>
+          <w:spacing w:val="-2"/>
+          <w:w w:val="90"/>
+          <w:lang w:val="pt-BR"/>
+        </w:rPr>
+        <w:t>calculated</w:t>
+      </w:r>
+      <w:proofErr w:type="spellEnd"/>
+      <w:r>
+        <w:rPr>
+          <w:spacing w:val="-2"/>
+          <w:w w:val="90"/>
+          <w:lang w:val="pt-BR"/>
+        </w:rPr>
+        <w:t xml:space="preserve"> per </w:t>
+      </w:r>
+      <w:proofErr w:type="spellStart"/>
+      <w:r>
+        <w:rPr>
+          <w:spacing w:val="-2"/>
+          <w:w w:val="90"/>
+          <w:lang w:val="pt-BR"/>
+        </w:rPr>
+        <w:t>stimulus</w:t>
+      </w:r>
+      <w:proofErr w:type="spellEnd"/>
+      <w:r>
+        <w:rPr>
+          <w:spacing w:val="-2"/>
+          <w:w w:val="90"/>
+          <w:lang w:val="pt-BR"/>
+        </w:rPr>
+        <w:t xml:space="preserve"> in </w:t>
+      </w:r>
+      <w:proofErr w:type="spellStart"/>
+      <w:r>
+        <w:rPr>
+          <w:spacing w:val="-2"/>
+          <w:w w:val="90"/>
+          <w:lang w:val="pt-BR"/>
+        </w:rPr>
+        <w:t>each</w:t>
+      </w:r>
+      <w:proofErr w:type="spellEnd"/>
+      <w:r>
+        <w:rPr>
+          <w:spacing w:val="-2"/>
+          <w:w w:val="90"/>
+          <w:lang w:val="pt-BR"/>
+        </w:rPr>
+        <w:t xml:space="preserve"> model</w:t>
+      </w:r>
+      <w:r>
+        <w:rPr>
+          <w:spacing w:val="-2"/>
+          <w:w w:val="90"/>
+          <w:lang w:val="pt-BR"/>
+        </w:rPr>
+        <w:t>.</w:t>
+      </w:r>
+    </w:p>
+    <w:p>
+      <w:pPr>
+        <w:pStyle w:val="BodyText"/>
+        <w:numPr>
+          <w:ilvl w:val="2"/>
+          <w:numId w:val="23"/>
+        </w:numPr>
+        <w:rPr>
+          <w:spacing w:val="-2"/>
+          <w:w w:val="90"/>
+          <w:lang w:val="pt-BR"/>
+        </w:rPr>
+      </w:pPr>
+      <w:proofErr w:type="spellStart"/>
+      <w:r>
+        <w:rPr>
+          <w:spacing w:val="-2"/>
+          <w:w w:val="90"/>
+          <w:lang w:val="pt-BR"/>
+        </w:rPr>
+        <w:t>Summary</w:t>
+      </w:r>
+      <w:proofErr w:type="spellEnd"/>
+      <w:r>
+        <w:rPr>
+          <w:spacing w:val="-2"/>
+          <w:w w:val="90"/>
+          <w:lang w:val="pt-BR"/>
+        </w:rPr>
+        <w:t xml:space="preserve"> </w:t>
+      </w:r>
+      <w:proofErr w:type="spellStart"/>
+      <w:r>
+        <w:rPr>
+          <w:spacing w:val="-2"/>
+          <w:w w:val="90"/>
+          <w:lang w:val="pt-BR"/>
+        </w:rPr>
+        <w:t>By_</w:t>
+      </w:r>
+      <w:r>
+        <w:rPr>
+          <w:spacing w:val="-2"/>
+          <w:w w:val="90"/>
+          <w:lang w:val="pt-BR"/>
+        </w:rPr>
+        <w:t>Item</w:t>
+      </w:r>
+      <w:proofErr w:type="spellEnd"/>
+      <w:r>
+        <w:rPr>
+          <w:spacing w:val="-2"/>
+          <w:w w:val="90"/>
+          <w:lang w:val="pt-BR"/>
+        </w:rPr>
+        <w:t xml:space="preserve"> </w:t>
+      </w:r>
+      <w:proofErr w:type="spellStart"/>
+      <w:r>
+        <w:rPr>
+          <w:spacing w:val="-2"/>
+          <w:w w:val="90"/>
+          <w:lang w:val="pt-BR"/>
+        </w:rPr>
+        <w:t>and</w:t>
+      </w:r>
+      <w:proofErr w:type="spellEnd"/>
+      <w:r>
+        <w:rPr>
+          <w:spacing w:val="-2"/>
+          <w:w w:val="90"/>
+          <w:lang w:val="pt-BR"/>
+        </w:rPr>
+        <w:t xml:space="preserve"> </w:t>
+      </w:r>
+      <w:proofErr w:type="spellStart"/>
+      <w:r>
+        <w:rPr>
+          <w:spacing w:val="-2"/>
+          <w:w w:val="90"/>
+          <w:lang w:val="pt-BR"/>
+        </w:rPr>
+        <w:t>Stimulus_CFA_Loadings</w:t>
+      </w:r>
+      <w:proofErr w:type="spellEnd"/>
+      <w:r>
+        <w:rPr>
+          <w:spacing w:val="-2"/>
+          <w:w w:val="90"/>
+          <w:lang w:val="pt-BR"/>
+        </w:rPr>
+        <w:t xml:space="preserve">: </w:t>
+      </w:r>
+      <w:proofErr w:type="spellStart"/>
+      <w:r>
+        <w:rPr>
+          <w:spacing w:val="-2"/>
+          <w:w w:val="90"/>
+          <w:lang w:val="pt-BR"/>
+        </w:rPr>
+        <w:t>Standardized</w:t>
+      </w:r>
+      <w:proofErr w:type="spellEnd"/>
+      <w:r>
+        <w:rPr>
+          <w:spacing w:val="-2"/>
+          <w:w w:val="90"/>
+          <w:lang w:val="pt-BR"/>
+        </w:rPr>
+        <w:t xml:space="preserve"> item </w:t>
+      </w:r>
+      <w:proofErr w:type="spellStart"/>
+      <w:r>
+        <w:rPr>
+          <w:spacing w:val="-2"/>
+          <w:w w:val="90"/>
+          <w:lang w:val="pt-BR"/>
+        </w:rPr>
+        <w:t>loadings</w:t>
+      </w:r>
+      <w:proofErr w:type="spellEnd"/>
+      <w:r>
+        <w:rPr>
+          <w:spacing w:val="-2"/>
+          <w:w w:val="90"/>
+          <w:lang w:val="pt-BR"/>
+        </w:rPr>
+        <w:t xml:space="preserve"> </w:t>
+      </w:r>
+      <w:proofErr w:type="spellStart"/>
+      <w:r>
+        <w:rPr>
+          <w:spacing w:val="-2"/>
+          <w:w w:val="90"/>
+          <w:lang w:val="pt-BR"/>
+        </w:rPr>
+        <w:t>and</w:t>
+      </w:r>
+      <w:proofErr w:type="spellEnd"/>
+      <w:r>
+        <w:rPr>
+          <w:spacing w:val="-2"/>
+          <w:w w:val="90"/>
+          <w:lang w:val="pt-BR"/>
+        </w:rPr>
+        <w:t xml:space="preserve"> </w:t>
+      </w:r>
+      <w:proofErr w:type="spellStart"/>
+      <w:r>
+        <w:rPr>
+          <w:spacing w:val="-2"/>
+          <w:w w:val="90"/>
+          <w:lang w:val="pt-BR"/>
+        </w:rPr>
+        <w:t>parameter</w:t>
+      </w:r>
+      <w:proofErr w:type="spellEnd"/>
+      <w:r>
+        <w:rPr>
+          <w:spacing w:val="-2"/>
+          <w:w w:val="90"/>
+          <w:lang w:val="pt-BR"/>
+        </w:rPr>
+        <w:t xml:space="preserve"> </w:t>
+      </w:r>
+      <w:proofErr w:type="spellStart"/>
+      <w:r>
+        <w:rPr>
+          <w:spacing w:val="-2"/>
+          <w:w w:val="90"/>
+          <w:lang w:val="pt-BR"/>
+        </w:rPr>
+        <w:t>estimates</w:t>
+      </w:r>
+      <w:proofErr w:type="spellEnd"/>
+      <w:r>
+        <w:rPr>
+          <w:spacing w:val="-2"/>
+          <w:w w:val="90"/>
+          <w:lang w:val="pt-BR"/>
+        </w:rPr>
+        <w:t xml:space="preserve"> per </w:t>
+      </w:r>
+      <w:proofErr w:type="spellStart"/>
+      <w:r>
+        <w:rPr>
+          <w:spacing w:val="-2"/>
+          <w:w w:val="90"/>
+          <w:lang w:val="pt-BR"/>
+        </w:rPr>
+        <w:t>stimulus</w:t>
+      </w:r>
+      <w:proofErr w:type="spellEnd"/>
+      <w:r>
+        <w:rPr>
+          <w:spacing w:val="-2"/>
+          <w:w w:val="90"/>
+          <w:lang w:val="pt-BR"/>
+        </w:rPr>
+        <w:t>/</w:t>
+      </w:r>
+      <w:proofErr w:type="spellStart"/>
+      <w:r>
+        <w:rPr>
+          <w:spacing w:val="-2"/>
+          <w:w w:val="90"/>
+          <w:lang w:val="pt-BR"/>
+        </w:rPr>
+        <w:t>syestem</w:t>
+      </w:r>
+      <w:proofErr w:type="spellEnd"/>
+      <w:r>
+        <w:rPr>
+          <w:spacing w:val="-2"/>
+          <w:w w:val="90"/>
+          <w:lang w:val="pt-BR"/>
+        </w:rPr>
+        <w:t xml:space="preserve"> for </w:t>
+      </w:r>
+      <w:proofErr w:type="spellStart"/>
+      <w:r>
+        <w:rPr>
+          <w:spacing w:val="-2"/>
+          <w:w w:val="90"/>
+          <w:lang w:val="pt-BR"/>
+        </w:rPr>
+        <w:t>each</w:t>
+      </w:r>
+      <w:proofErr w:type="spellEnd"/>
+      <w:r>
+        <w:rPr>
+          <w:spacing w:val="-2"/>
+          <w:w w:val="90"/>
+          <w:lang w:val="pt-BR"/>
+        </w:rPr>
+        <w:t xml:space="preserve"> item in </w:t>
+      </w:r>
+      <w:proofErr w:type="spellStart"/>
+      <w:r>
+        <w:rPr>
+          <w:spacing w:val="-2"/>
+          <w:w w:val="90"/>
+          <w:lang w:val="pt-BR"/>
+        </w:rPr>
+        <w:t>each</w:t>
+      </w:r>
+      <w:proofErr w:type="spellEnd"/>
+      <w:r>
+        <w:rPr>
+          <w:spacing w:val="-2"/>
+          <w:w w:val="90"/>
+          <w:lang w:val="pt-BR"/>
+        </w:rPr>
+        <w:t xml:space="preserve"> model</w:t>
+      </w:r>
+      <w:r>
+        <w:rPr>
+          <w:spacing w:val="-2"/>
+          <w:w w:val="90"/>
+          <w:lang w:val="pt-BR"/>
+        </w:rPr>
+        <w:t>.</w:t>
+      </w:r>
+    </w:p>
+    <w:p>
+      <w:pPr>
+        <w:pStyle w:val="BodyText"/>
+        <w:rPr>
+          <w:spacing w:val="-2"/>
+          <w:w w:val="90"/>
+        </w:rPr>
+      </w:pPr>
     </w:p>
     <w:p>
       <w:pPr>
@@ -17708,7 +23665,7 @@
         </mc:Choice>
         <mc:Fallback>
           <w:pict>
-            <v:shape w14:anchorId="0AF960CE" id="Graphic 2" o:spid="_x0000_s1026" style="position:absolute;margin-left:70.85pt;margin-top:758.75pt;width:453.55pt;height:.1pt;z-index:-251657728;visibility:visible;mso-wrap-style:square;mso-wrap-distance-left:0;mso-wrap-distance-top:0;mso-wrap-distance-right:0;mso-wrap-distance-bottom:0;mso-position-horizontal:absolute;mso-position-horizontal-relative:page;mso-position-vertical:absolute;mso-position-vertical-relative:page;v-text-anchor:top" coordsize="5760085,1270" o:gfxdata="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" path="m,l5759996,e" filled="f" strokeweight=".14039mm">
+            <v:shape w14:anchorId="18F6CE87" id="Graphic 2" o:spid="_x0000_s1026" style="position:absolute;margin-left:70.85pt;margin-top:758.75pt;width:453.55pt;height:.1pt;z-index:-251657728;visibility:visible;mso-wrap-style:square;mso-wrap-distance-left:0;mso-wrap-distance-top:0;mso-wrap-distance-right:0;mso-wrap-distance-bottom:0;mso-position-horizontal:absolute;mso-position-horizontal-relative:page;mso-position-vertical:absolute;mso-position-vertical-relative:page;v-text-anchor:top" coordsize="5760085,1270" o:gfxdata="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" path="m,l5759996,e" filled="f" strokeweight=".14039mm">
               <v:path arrowok="t"/>
               <w10:wrap anchorx="page" anchory="page"/>
             </v:shape>
@@ -17963,7 +23920,7 @@
         </mc:Choice>
         <mc:Fallback>
           <w:pict>
-            <v:shape w14:anchorId="01C95A73" id="Graphic 1" o:spid="_x0000_s1026" style="position:absolute;margin-left:70.85pt;margin-top:88pt;width:453.55pt;height:.1pt;z-index:-251660800;visibility:visible;mso-wrap-style:square;mso-wrap-distance-left:0;mso-wrap-distance-top:0;mso-wrap-distance-right:0;mso-wrap-distance-bottom:0;mso-position-horizontal:absolute;mso-position-horizontal-relative:page;mso-position-vertical:absolute;mso-position-vertical-relative:page;v-text-anchor:top" coordsize="5760085,1270" o:gfxdata="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" path="m,l5759996,e" filled="f" strokeweight=".14039mm">
+            <v:shape w14:anchorId="45EBF2EA" id="Graphic 1" o:spid="_x0000_s1026" style="position:absolute;margin-left:70.85pt;margin-top:88pt;width:453.55pt;height:.1pt;z-index:-251660800;visibility:visible;mso-wrap-style:square;mso-wrap-distance-left:0;mso-wrap-distance-top:0;mso-wrap-distance-right:0;mso-wrap-distance-bottom:0;mso-position-horizontal:absolute;mso-position-horizontal-relative:page;mso-position-vertical:absolute;mso-position-vertical-relative:page;v-text-anchor:top" coordsize="5760085,1270" o:gfxdata="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" path="m,l5759996,e" filled="f" strokeweight=".14039mm">
               <v:path arrowok="t"/>
               <w10:wrap anchorx="page" anchory="page"/>
             </v:shape>
@@ -18276,7 +24233,7 @@
     </w:lvl>
   </w:abstractNum>
   <w:abstractNum w:abstractNumId="2" w15:restartNumberingAfterBreak="0">
-    <w:nsid w:val="32A63817"/>
+    <w:nsid w:val="1A7A7171"/>
     <w:multiLevelType w:val="multilevel"/>
     <w:tmpl w:val="FCD2B63A"/>
     <w:lvl w:ilvl="0">
@@ -18311,7 +24268,7 @@
         <w:sz w:val="20"/>
       </w:rPr>
     </w:lvl>
-    <w:lvl w:ilvl="2" w:tentative="1">
+    <w:lvl w:ilvl="2">
       <w:start w:val="1"/>
       <w:numFmt w:val="bullet"/>
       <w:lvlText w:val=""/>
@@ -18425,6 +24382,155 @@
     </w:lvl>
   </w:abstractNum>
   <w:abstractNum w:abstractNumId="3" w15:restartNumberingAfterBreak="0">
+    <w:nsid w:val="32A63817"/>
+    <w:multiLevelType w:val="multilevel"/>
+    <w:tmpl w:val="FCD2B63A"/>
+    <w:lvl w:ilvl="0">
+      <w:start w:val="1"/>
+      <w:numFmt w:val="bullet"/>
+      <w:lvlText w:val=""/>
+      <w:lvlJc w:val="left"/>
+      <w:pPr>
+        <w:tabs>
+          <w:tab w:val="num" w:pos="720"/>
+        </w:tabs>
+        <w:ind w:left="720" w:hanging="360"/>
+      </w:pPr>
+      <w:rPr>
+        <w:rFonts w:ascii="Symbol" w:hAnsi="Symbol" w:hint="default"/>
+        <w:sz w:val="20"/>
+      </w:rPr>
+    </w:lvl>
+    <w:lvl w:ilvl="1">
+      <w:start w:val="1"/>
+      <w:numFmt w:val="bullet"/>
+      <w:lvlText w:val="o"/>
+      <w:lvlJc w:val="left"/>
+      <w:pPr>
+        <w:tabs>
+          <w:tab w:val="num" w:pos="1440"/>
+        </w:tabs>
+        <w:ind w:left="1440" w:hanging="360"/>
+      </w:pPr>
+      <w:rPr>
+        <w:rFonts w:ascii="Courier New" w:hAnsi="Courier New" w:hint="default"/>
+        <w:sz w:val="20"/>
+      </w:rPr>
+    </w:lvl>
+    <w:lvl w:ilvl="2" w:tentative="1">
+      <w:start w:val="1"/>
+      <w:numFmt w:val="bullet"/>
+      <w:lvlText w:val=""/>
+      <w:lvlJc w:val="left"/>
+      <w:pPr>
+        <w:tabs>
+          <w:tab w:val="num" w:pos="2160"/>
+        </w:tabs>
+        <w:ind w:left="2160" w:hanging="360"/>
+      </w:pPr>
+      <w:rPr>
+        <w:rFonts w:ascii="Wingdings" w:hAnsi="Wingdings" w:hint="default"/>
+        <w:sz w:val="20"/>
+      </w:rPr>
+    </w:lvl>
+    <w:lvl w:ilvl="3" w:tentative="1">
+      <w:start w:val="1"/>
+      <w:numFmt w:val="bullet"/>
+      <w:lvlText w:val=""/>
+      <w:lvlJc w:val="left"/>
+      <w:pPr>
+        <w:tabs>
+          <w:tab w:val="num" w:pos="2880"/>
+        </w:tabs>
+        <w:ind w:left="2880" w:hanging="360"/>
+      </w:pPr>
+      <w:rPr>
+        <w:rFonts w:ascii="Wingdings" w:hAnsi="Wingdings" w:hint="default"/>
+        <w:sz w:val="20"/>
+      </w:rPr>
+    </w:lvl>
+    <w:lvl w:ilvl="4" w:tentative="1">
+      <w:start w:val="1"/>
+      <w:numFmt w:val="bullet"/>
+      <w:lvlText w:val=""/>
+      <w:lvlJc w:val="left"/>
+      <w:pPr>
+        <w:tabs>
+          <w:tab w:val="num" w:pos="3600"/>
+        </w:tabs>
+        <w:ind w:left="3600" w:hanging="360"/>
+      </w:pPr>
+      <w:rPr>
+        <w:rFonts w:ascii="Wingdings" w:hAnsi="Wingdings" w:hint="default"/>
+        <w:sz w:val="20"/>
+      </w:rPr>
+    </w:lvl>
+    <w:lvl w:ilvl="5" w:tentative="1">
+      <w:start w:val="1"/>
+      <w:numFmt w:val="bullet"/>
+      <w:lvlText w:val=""/>
+      <w:lvlJc w:val="left"/>
+      <w:pPr>
+        <w:tabs>
+          <w:tab w:val="num" w:pos="4320"/>
+        </w:tabs>
+        <w:ind w:left="4320" w:hanging="360"/>
+      </w:pPr>
+      <w:rPr>
+        <w:rFonts w:ascii="Wingdings" w:hAnsi="Wingdings" w:hint="default"/>
+        <w:sz w:val="20"/>
+      </w:rPr>
+    </w:lvl>
+    <w:lvl w:ilvl="6" w:tentative="1">
+      <w:start w:val="1"/>
+      <w:numFmt w:val="bullet"/>
+      <w:lvlText w:val=""/>
+      <w:lvlJc w:val="left"/>
+      <w:pPr>
+        <w:tabs>
+          <w:tab w:val="num" w:pos="5040"/>
+        </w:tabs>
+        <w:ind w:left="5040" w:hanging="360"/>
+      </w:pPr>
+      <w:rPr>
+        <w:rFonts w:ascii="Wingdings" w:hAnsi="Wingdings" w:hint="default"/>
+        <w:sz w:val="20"/>
+      </w:rPr>
+    </w:lvl>
+    <w:lvl w:ilvl="7" w:tentative="1">
+      <w:start w:val="1"/>
+      <w:numFmt w:val="bullet"/>
+      <w:lvlText w:val=""/>
+      <w:lvlJc w:val="left"/>
+      <w:pPr>
+        <w:tabs>
+          <w:tab w:val="num" w:pos="5760"/>
+        </w:tabs>
+        <w:ind w:left="5760" w:hanging="360"/>
+      </w:pPr>
+      <w:rPr>
+        <w:rFonts w:ascii="Wingdings" w:hAnsi="Wingdings" w:hint="default"/>
+        <w:sz w:val="20"/>
+      </w:rPr>
+    </w:lvl>
+    <w:lvl w:ilvl="8" w:tentative="1">
+      <w:start w:val="1"/>
+      <w:numFmt w:val="bullet"/>
+      <w:lvlText w:val=""/>
+      <w:lvlJc w:val="left"/>
+      <w:pPr>
+        <w:tabs>
+          <w:tab w:val="num" w:pos="6480"/>
+        </w:tabs>
+        <w:ind w:left="6480" w:hanging="360"/>
+      </w:pPr>
+      <w:rPr>
+        <w:rFonts w:ascii="Wingdings" w:hAnsi="Wingdings" w:hint="default"/>
+        <w:sz w:val="20"/>
+      </w:rPr>
+    </w:lvl>
+  </w:abstractNum>
+  <w:abstractNum w:abstractNumId="4" w15:restartNumberingAfterBreak="0">
     <w:nsid w:val="38AB2CD5"/>
     <w:multiLevelType w:val="multilevel"/>
     <w:tmpl w:val="3500B7AA"/>
@@ -18541,7 +24647,7 @@
       </w:pPr>
     </w:lvl>
   </w:abstractNum>
-  <w:abstractNum w:abstractNumId="4" w15:restartNumberingAfterBreak="0">
+  <w:abstractNum w:abstractNumId="5" w15:restartNumberingAfterBreak="0">
     <w:nsid w:val="3F167FF8"/>
     <w:multiLevelType w:val="hybridMultilevel"/>
     <w:tmpl w:val="91F8730C"/>
@@ -18630,7 +24736,7 @@
       </w:pPr>
     </w:lvl>
   </w:abstractNum>
-  <w:abstractNum w:abstractNumId="5" w15:restartNumberingAfterBreak="0">
+  <w:abstractNum w:abstractNumId="6" w15:restartNumberingAfterBreak="0">
     <w:nsid w:val="46A74210"/>
     <w:multiLevelType w:val="multilevel"/>
     <w:tmpl w:val="53D234C8"/>
@@ -18779,7 +24885,7 @@
       </w:rPr>
     </w:lvl>
   </w:abstractNum>
-  <w:abstractNum w:abstractNumId="6" w15:restartNumberingAfterBreak="0">
+  <w:abstractNum w:abstractNumId="7" w15:restartNumberingAfterBreak="0">
     <w:nsid w:val="48D12E70"/>
     <w:multiLevelType w:val="multilevel"/>
     <w:tmpl w:val="95D80154"/>
@@ -18928,7 +25034,7 @@
       </w:rPr>
     </w:lvl>
   </w:abstractNum>
-  <w:abstractNum w:abstractNumId="7" w15:restartNumberingAfterBreak="0">
+  <w:abstractNum w:abstractNumId="8" w15:restartNumberingAfterBreak="0">
     <w:nsid w:val="4F0248C5"/>
     <w:multiLevelType w:val="multilevel"/>
     <w:tmpl w:val="D0166E8A"/>
@@ -19077,7 +25183,7 @@
       </w:rPr>
     </w:lvl>
   </w:abstractNum>
-  <w:abstractNum w:abstractNumId="8" w15:restartNumberingAfterBreak="0">
+  <w:abstractNum w:abstractNumId="9" w15:restartNumberingAfterBreak="0">
     <w:nsid w:val="52722A4C"/>
     <w:multiLevelType w:val="multilevel"/>
     <w:tmpl w:val="6E54F87E"/>
@@ -19189,7 +25295,7 @@
       </w:pPr>
     </w:lvl>
   </w:abstractNum>
-  <w:abstractNum w:abstractNumId="9" w15:restartNumberingAfterBreak="0">
+  <w:abstractNum w:abstractNumId="10" w15:restartNumberingAfterBreak="0">
     <w:nsid w:val="5B0177D2"/>
     <w:multiLevelType w:val="multilevel"/>
     <w:tmpl w:val="20884564"/>
@@ -19338,7 +25444,7 @@
       </w:rPr>
     </w:lvl>
   </w:abstractNum>
-  <w:abstractNum w:abstractNumId="10" w15:restartNumberingAfterBreak="0">
+  <w:abstractNum w:abstractNumId="11" w15:restartNumberingAfterBreak="0">
     <w:nsid w:val="68846AC9"/>
     <w:multiLevelType w:val="multilevel"/>
     <w:tmpl w:val="C3C01E72"/>
@@ -19487,7 +25593,7 @@
       </w:rPr>
     </w:lvl>
   </w:abstractNum>
-  <w:abstractNum w:abstractNumId="11" w15:restartNumberingAfterBreak="0">
+  <w:abstractNum w:abstractNumId="12" w15:restartNumberingAfterBreak="0">
     <w:nsid w:val="6AD002F4"/>
     <w:multiLevelType w:val="hybridMultilevel"/>
     <w:tmpl w:val="17DA8B20"/>
@@ -19600,7 +25706,7 @@
       </w:rPr>
     </w:lvl>
   </w:abstractNum>
-  <w:abstractNum w:abstractNumId="12" w15:restartNumberingAfterBreak="0">
+  <w:abstractNum w:abstractNumId="13" w15:restartNumberingAfterBreak="0">
     <w:nsid w:val="73BF2FDB"/>
     <w:multiLevelType w:val="hybridMultilevel"/>
     <w:tmpl w:val="00DA15F6"/>
@@ -19687,7 +25793,7 @@
       </w:pPr>
     </w:lvl>
   </w:abstractNum>
-  <w:abstractNum w:abstractNumId="13" w15:restartNumberingAfterBreak="0">
+  <w:abstractNum w:abstractNumId="14" w15:restartNumberingAfterBreak="0">
     <w:nsid w:val="7B925688"/>
     <w:multiLevelType w:val="multilevel"/>
     <w:tmpl w:val="CC383196"/>
@@ -19836,7 +25942,7 @@
       </w:rPr>
     </w:lvl>
   </w:abstractNum>
-  <w:abstractNum w:abstractNumId="14" w15:restartNumberingAfterBreak="0">
+  <w:abstractNum w:abstractNumId="15" w15:restartNumberingAfterBreak="0">
     <w:nsid w:val="7D8B003B"/>
     <w:multiLevelType w:val="multilevel"/>
     <w:tmpl w:val="155A8E60"/>
@@ -19985,7 +26091,7 @@
       </w:rPr>
     </w:lvl>
   </w:abstractNum>
-  <w:abstractNum w:abstractNumId="15" w15:restartNumberingAfterBreak="0">
+  <w:abstractNum w:abstractNumId="16" w15:restartNumberingAfterBreak="0">
     <w:nsid w:val="7EA25BF5"/>
     <w:multiLevelType w:val="hybridMultilevel"/>
     <w:tmpl w:val="FD0C3CEA"/>
@@ -20078,70 +26184,73 @@
     <w:abstractNumId w:val="1"/>
   </w:num>
   <w:num w:numId="2" w16cid:durableId="1008020004">
-    <w:abstractNumId w:val="11"/>
+    <w:abstractNumId w:val="12"/>
   </w:num>
   <w:num w:numId="3" w16cid:durableId="2058430444">
-    <w:abstractNumId w:val="8"/>
+    <w:abstractNumId w:val="9"/>
   </w:num>
   <w:num w:numId="4" w16cid:durableId="1045637779">
-    <w:abstractNumId w:val="12"/>
+    <w:abstractNumId w:val="13"/>
   </w:num>
   <w:num w:numId="5" w16cid:durableId="1758211369">
-    <w:abstractNumId w:val="13"/>
+    <w:abstractNumId w:val="14"/>
   </w:num>
   <w:num w:numId="6" w16cid:durableId="851988434">
+    <w:abstractNumId w:val="6"/>
+  </w:num>
+  <w:num w:numId="7" w16cid:durableId="848449241">
+    <w:abstractNumId w:val="15"/>
+  </w:num>
+  <w:num w:numId="8" w16cid:durableId="768429706">
+    <w:abstractNumId w:val="7"/>
+  </w:num>
+  <w:num w:numId="9" w16cid:durableId="1052776161">
+    <w:abstractNumId w:val="4"/>
+  </w:num>
+  <w:num w:numId="10" w16cid:durableId="570964917">
     <w:abstractNumId w:val="5"/>
   </w:num>
-  <w:num w:numId="7" w16cid:durableId="848449241">
-    <w:abstractNumId w:val="14"/>
-  </w:num>
-  <w:num w:numId="8" w16cid:durableId="768429706">
-    <w:abstractNumId w:val="6"/>
-  </w:num>
-  <w:num w:numId="9" w16cid:durableId="1052776161">
-    <w:abstractNumId w:val="3"/>
-  </w:num>
-  <w:num w:numId="10" w16cid:durableId="570964917">
-    <w:abstractNumId w:val="4"/>
-  </w:num>
   <w:num w:numId="11" w16cid:durableId="718283920">
-    <w:abstractNumId w:val="12"/>
+    <w:abstractNumId w:val="13"/>
     <w:lvlOverride w:ilvl="0">
       <w:startOverride w:val="1"/>
     </w:lvlOverride>
   </w:num>
   <w:num w:numId="12" w16cid:durableId="1614552364">
-    <w:abstractNumId w:val="12"/>
+    <w:abstractNumId w:val="13"/>
   </w:num>
   <w:num w:numId="13" w16cid:durableId="1459031990">
-    <w:abstractNumId w:val="12"/>
+    <w:abstractNumId w:val="13"/>
   </w:num>
   <w:num w:numId="14" w16cid:durableId="1635210654">
-    <w:abstractNumId w:val="12"/>
+    <w:abstractNumId w:val="13"/>
   </w:num>
   <w:num w:numId="15" w16cid:durableId="1852596941">
-    <w:abstractNumId w:val="12"/>
+    <w:abstractNumId w:val="13"/>
   </w:num>
   <w:num w:numId="16" w16cid:durableId="175585132">
-    <w:abstractNumId w:val="12"/>
+    <w:abstractNumId w:val="13"/>
   </w:num>
   <w:num w:numId="17" w16cid:durableId="2129395888">
-    <w:abstractNumId w:val="15"/>
+    <w:abstractNumId w:val="16"/>
   </w:num>
   <w:num w:numId="18" w16cid:durableId="262961701">
-    <w:abstractNumId w:val="7"/>
+    <w:abstractNumId w:val="8"/>
   </w:num>
   <w:num w:numId="19" w16cid:durableId="916019045">
-    <w:abstractNumId w:val="2"/>
+    <w:abstractNumId w:val="3"/>
   </w:num>
   <w:num w:numId="20" w16cid:durableId="1323586790">
-    <w:abstractNumId w:val="9"/>
+    <w:abstractNumId w:val="10"/>
   </w:num>
   <w:num w:numId="21" w16cid:durableId="1794132561">
     <w:abstractNumId w:val="0"/>
   </w:num>
   <w:num w:numId="22" w16cid:durableId="1045984541">
-    <w:abstractNumId w:val="10"/>
+    <w:abstractNumId w:val="11"/>
+  </w:num>
+  <w:num w:numId="23" w16cid:durableId="1259289584">
+    <w:abstractNumId w:val="2"/>
   </w:num>
   <w:numIdMacAtCleanup w:val="7"/>
 </w:numbering>
